--- a/docs/CS599_大作业报告.docx
+++ b/docs/CS599_大作业报告.docx
@@ -4,7 +4,7 @@
   <w:body>
     <w:p>
       <w:pPr>
-        <w:spacing w:beforeLines="50" w:before="156" w:afterLines="50" w:after="156" w:line="720" w:lineRule="auto"/>
+        <w:spacing w:beforeLines="50" w:before="156" w:after="156" w:line="720" w:lineRule="auto"/>
         <w:ind w:left="240" w:right="240" w:firstLine="1040"/>
         <w:jc w:val="center"/>
         <w:rPr>
@@ -32,7 +32,7 @@
     </w:p>
     <w:p>
       <w:pPr>
-        <w:spacing w:beforeLines="50" w:before="156" w:afterLines="50" w:after="156" w:line="360" w:lineRule="auto"/>
+        <w:spacing w:beforeLines="50" w:before="156" w:after="156" w:line="360" w:lineRule="auto"/>
         <w:ind w:left="240" w:right="240" w:firstLine="883"/>
         <w:jc w:val="center"/>
         <w:rPr>
@@ -45,7 +45,7 @@
     </w:p>
     <w:p>
       <w:pPr>
-        <w:spacing w:beforeLines="50" w:before="156" w:afterLines="50" w:after="156" w:line="360" w:lineRule="auto"/>
+        <w:spacing w:beforeLines="50" w:before="156" w:after="156" w:line="360" w:lineRule="auto"/>
         <w:ind w:left="240" w:right="240" w:firstLine="883"/>
         <w:jc w:val="center"/>
         <w:rPr>
@@ -58,11 +58,11 @@
     </w:p>
     <w:p>
       <w:pPr>
-        <w:spacing w:beforeLines="50" w:before="156" w:afterLines="50" w:after="156" w:line="360" w:lineRule="auto"/>
+        <w:spacing w:beforeLines="50" w:before="156" w:after="156" w:line="360" w:lineRule="auto"/>
         <w:ind w:left="240" w:right="240" w:firstLine="883"/>
         <w:jc w:val="center"/>
         <w:rPr>
-          <w:rFonts w:ascii="黑体" w:eastAsia="黑体" w:hint="eastAsia"/>
+          <w:rFonts w:ascii="黑体" w:eastAsia="黑体"/>
           <w:b/>
           <w:sz w:val="44"/>
           <w:szCs w:val="44"/>
@@ -102,6 +102,7 @@
               <w:tabs>
                 <w:tab w:val="left" w:pos="5850"/>
               </w:tabs>
+              <w:spacing w:after="156"/>
               <w:rPr>
                 <w:rFonts w:ascii="华文中宋" w:eastAsia="华文中宋" w:hAnsi="华文中宋" w:hint="eastAsia"/>
                 <w:sz w:val="32"/>
@@ -138,9 +139,9 @@
               <w:tabs>
                 <w:tab w:val="left" w:pos="5850"/>
               </w:tabs>
+              <w:spacing w:after="156"/>
               <w:jc w:val="center"/>
               <w:rPr>
-                <w:rFonts w:hint="eastAsia"/>
                 <w:sz w:val="32"/>
                 <w:szCs w:val="32"/>
               </w:rPr>
@@ -170,6 +171,7 @@
               <w:tabs>
                 <w:tab w:val="left" w:pos="5850"/>
               </w:tabs>
+              <w:spacing w:after="156"/>
               <w:rPr>
                 <w:rFonts w:ascii="华文中宋" w:eastAsia="华文中宋" w:hAnsi="华文中宋" w:hint="eastAsia"/>
                 <w:sz w:val="32"/>
@@ -207,9 +209,9 @@
               <w:tabs>
                 <w:tab w:val="left" w:pos="5850"/>
               </w:tabs>
+              <w:spacing w:after="156"/>
               <w:jc w:val="center"/>
               <w:rPr>
-                <w:rFonts w:hint="eastAsia"/>
                 <w:sz w:val="32"/>
                 <w:szCs w:val="32"/>
               </w:rPr>
@@ -247,6 +249,7 @@
               <w:tabs>
                 <w:tab w:val="left" w:pos="5850"/>
               </w:tabs>
+              <w:spacing w:after="156"/>
               <w:rPr>
                 <w:rFonts w:ascii="华文中宋" w:eastAsia="华文中宋" w:hAnsi="华文中宋" w:hint="eastAsia"/>
                 <w:sz w:val="32"/>
@@ -284,9 +287,9 @@
               <w:tabs>
                 <w:tab w:val="left" w:pos="5850"/>
               </w:tabs>
+              <w:spacing w:after="156"/>
               <w:jc w:val="center"/>
               <w:rPr>
-                <w:rFonts w:hint="eastAsia"/>
                 <w:sz w:val="32"/>
                 <w:szCs w:val="32"/>
               </w:rPr>
@@ -350,6 +353,7 @@
               <w:tabs>
                 <w:tab w:val="left" w:pos="5850"/>
               </w:tabs>
+              <w:spacing w:after="156"/>
               <w:rPr>
                 <w:rFonts w:ascii="华文中宋" w:eastAsia="华文中宋" w:hAnsi="华文中宋" w:hint="eastAsia"/>
                 <w:sz w:val="32"/>
@@ -387,9 +391,9 @@
               <w:tabs>
                 <w:tab w:val="left" w:pos="5850"/>
               </w:tabs>
+              <w:spacing w:after="156"/>
               <w:jc w:val="center"/>
               <w:rPr>
-                <w:rFonts w:hint="eastAsia"/>
                 <w:sz w:val="32"/>
                 <w:szCs w:val="32"/>
               </w:rPr>
@@ -419,6 +423,7 @@
               <w:tabs>
                 <w:tab w:val="left" w:pos="5850"/>
               </w:tabs>
+              <w:spacing w:after="156"/>
               <w:rPr>
                 <w:rFonts w:ascii="华文中宋" w:eastAsia="华文中宋" w:hAnsi="华文中宋" w:hint="eastAsia"/>
                 <w:sz w:val="32"/>
@@ -456,9 +461,9 @@
               <w:tabs>
                 <w:tab w:val="left" w:pos="5850"/>
               </w:tabs>
+              <w:spacing w:after="156"/>
               <w:jc w:val="center"/>
               <w:rPr>
-                <w:rFonts w:hint="eastAsia"/>
                 <w:sz w:val="32"/>
                 <w:szCs w:val="32"/>
               </w:rPr>
@@ -488,6 +493,7 @@
               <w:tabs>
                 <w:tab w:val="left" w:pos="5850"/>
               </w:tabs>
+              <w:spacing w:after="156"/>
               <w:rPr>
                 <w:rFonts w:ascii="华文中宋" w:eastAsia="华文中宋" w:hAnsi="华文中宋" w:hint="eastAsia"/>
                 <w:sz w:val="32"/>
@@ -525,9 +531,9 @@
               <w:tabs>
                 <w:tab w:val="left" w:pos="5850"/>
               </w:tabs>
+              <w:spacing w:after="156"/>
               <w:jc w:val="center"/>
               <w:rPr>
-                <w:rFonts w:hint="eastAsia"/>
                 <w:sz w:val="32"/>
                 <w:szCs w:val="32"/>
               </w:rPr>
@@ -557,6 +563,7 @@
               <w:tabs>
                 <w:tab w:val="left" w:pos="5850"/>
               </w:tabs>
+              <w:spacing w:after="156"/>
               <w:rPr>
                 <w:rFonts w:ascii="华文中宋" w:eastAsia="华文中宋" w:hAnsi="华文中宋" w:hint="eastAsia"/>
                 <w:sz w:val="32"/>
@@ -594,9 +601,9 @@
               <w:tabs>
                 <w:tab w:val="left" w:pos="5850"/>
               </w:tabs>
+              <w:spacing w:after="156"/>
               <w:jc w:val="center"/>
               <w:rPr>
-                <w:rFonts w:hint="eastAsia"/>
                 <w:sz w:val="32"/>
                 <w:szCs w:val="32"/>
               </w:rPr>
@@ -628,6 +635,7 @@
               <w:tabs>
                 <w:tab w:val="left" w:pos="5850"/>
               </w:tabs>
+              <w:spacing w:after="156"/>
               <w:rPr>
                 <w:rFonts w:ascii="华文中宋" w:eastAsia="华文中宋" w:hAnsi="华文中宋" w:hint="eastAsia"/>
                 <w:sz w:val="32"/>
@@ -665,9 +673,9 @@
               <w:tabs>
                 <w:tab w:val="left" w:pos="5850"/>
               </w:tabs>
+              <w:spacing w:after="156"/>
               <w:jc w:val="center"/>
               <w:rPr>
-                <w:rFonts w:hint="eastAsia"/>
                 <w:sz w:val="32"/>
                 <w:szCs w:val="32"/>
               </w:rPr>
@@ -729,12 +737,13 @@
         <w:tabs>
           <w:tab w:val="left" w:pos="5850"/>
         </w:tabs>
+        <w:spacing w:after="156"/>
         <w:ind w:left="560"/>
       </w:pPr>
     </w:p>
     <w:p>
       <w:pPr>
-        <w:spacing w:after="160" w:line="278" w:lineRule="auto"/>
+        <w:spacing w:after="156" w:line="278" w:lineRule="auto"/>
       </w:pPr>
       <w:r>
         <w:br w:type="page"/>
@@ -747,6 +756,7 @@
           <w:ilvl w:val="0"/>
           <w:numId w:val="1"/>
         </w:numPr>
+        <w:spacing w:after="156"/>
       </w:pPr>
       <w:r>
         <w:rPr>
@@ -757,11 +767,464 @@
       </w:r>
     </w:p>
     <w:p>
-      <w:r>
+      <w:pPr>
+        <w:pStyle w:val="2"/>
         <w:rPr>
           <w:rFonts w:hint="eastAsia"/>
         </w:rPr>
-        <w:t>问题定义、现有方案不足（或原始系统分析）、项目价值、技术路线</w:t>
+      </w:pPr>
+      <w:r>
+        <w:rPr>
+          <w:rFonts w:hint="eastAsia"/>
+        </w:rPr>
+        <w:t>1.1</w:t>
+      </w:r>
+      <w:r>
+        <w:rPr>
+          <w:rFonts w:hint="eastAsia"/>
+        </w:rPr>
+        <w:t>痛点分析</w:t>
+      </w:r>
+    </w:p>
+    <w:p>
+      <w:pPr>
+        <w:spacing w:after="156"/>
+      </w:pPr>
+      <w:r>
+        <w:t>每天出门前思考</w:t>
+      </w:r>
+      <w:r>
+        <w:t>“</w:t>
+      </w:r>
+      <w:r>
+        <w:t>今天穿什么</w:t>
+      </w:r>
+      <w:r>
+        <w:t>”</w:t>
+      </w:r>
+      <w:r>
+        <w:t>是一个看似简单却长期未被很好解决的生活问题。这个决策过程虽然日常，却涉及多个维度的信息整合与判断，给用户带来不少隐性负担。</w:t>
+      </w:r>
+    </w:p>
+    <w:p>
+      <w:pPr>
+        <w:spacing w:after="156"/>
+      </w:pPr>
+      <w:r>
+        <w:t>首先是信息割裂的问题。用户如果想做一个合理</w:t>
+      </w:r>
+      <w:proofErr w:type="gramStart"/>
+      <w:r>
+        <w:t>的穿搭决策</w:t>
+      </w:r>
+      <w:proofErr w:type="gramEnd"/>
+      <w:r>
+        <w:t>，通常需要先打开天气类应用程序查看当天的温度、降水、风速和紫外线情况，再根据自己的记忆回想衣橱里有哪些可穿的衣物，同时还要结合当天的日程安排判断是否有重要会议、约会或者运动计划。这些信息分散在不同的渠道和大脑记忆的不同区域，用户需要在多个应用之间切换，同时还要依赖自己并不完全可靠的记忆。</w:t>
+      </w:r>
+    </w:p>
+    <w:p>
+      <w:pPr>
+        <w:spacing w:after="156"/>
+      </w:pPr>
+      <w:r>
+        <w:t>其次是决策疲劳的问题。</w:t>
+      </w:r>
+      <w:proofErr w:type="gramStart"/>
+      <w:r>
+        <w:t>穿搭决策</w:t>
+      </w:r>
+      <w:proofErr w:type="gramEnd"/>
+      <w:r>
+        <w:t>虽然单次看似不重要，但每天都要做，累积起来消耗了大量的认知资源。尤其是对于每天通勤的上班族或者课业繁重的学生来说，早上时间本就紧张，还要在有限的几分钟内做出一个既舒适又得体</w:t>
+      </w:r>
+      <w:proofErr w:type="gramStart"/>
+      <w:r>
+        <w:t>的穿搭决定</w:t>
+      </w:r>
+      <w:proofErr w:type="gramEnd"/>
+      <w:r>
+        <w:t>，这本身就是一种不必要的负担。</w:t>
+      </w:r>
+    </w:p>
+    <w:p>
+      <w:pPr>
+        <w:spacing w:after="156"/>
+      </w:pPr>
+      <w:r>
+        <w:t>再次是缺乏个性化的问题。现有的穿搭建议来源，无论是时尚博主的推荐还是网站的搭配指南，都是面向大众的通用方案。这些建议不会知道用户的衣橱里具体有什么衣服，不会知道用户不喜欢穿某一种颜色或者某一种材质，也不会知道用户的体型特点和风格偏好。因此这些建议往往看起来很好，实际却不适用于具体的个人。</w:t>
+      </w:r>
+    </w:p>
+    <w:p>
+      <w:pPr>
+        <w:spacing w:after="156"/>
+      </w:pPr>
+      <w:r>
+        <w:t>最后是经验难以沉淀的问题。每次</w:t>
+      </w:r>
+      <w:proofErr w:type="gramStart"/>
+      <w:r>
+        <w:t>穿搭决策</w:t>
+      </w:r>
+      <w:proofErr w:type="gramEnd"/>
+      <w:r>
+        <w:t>都是独立的，用户今天觉得不错的搭配，可能过几天就忘记了。好的</w:t>
+      </w:r>
+      <w:proofErr w:type="gramStart"/>
+      <w:r>
+        <w:t>穿搭经验</w:t>
+      </w:r>
+      <w:proofErr w:type="gramEnd"/>
+      <w:r>
+        <w:t>无法被系统记录和复用，导致用户每次都要从头开始思考，无法在过往经验的基础上不断优化。</w:t>
+      </w:r>
+    </w:p>
+    <w:p>
+      <w:pPr>
+        <w:pStyle w:val="2"/>
+        <w:rPr>
+          <w:rFonts w:hint="eastAsia"/>
+        </w:rPr>
+      </w:pPr>
+      <w:r>
+        <w:rPr>
+          <w:rFonts w:hint="eastAsia"/>
+        </w:rPr>
+        <w:t>1.</w:t>
+      </w:r>
+      <w:r>
+        <w:rPr>
+          <w:rFonts w:hint="eastAsia"/>
+        </w:rPr>
+        <w:t>2</w:t>
+      </w:r>
+      <w:r>
+        <w:rPr>
+          <w:rFonts w:hint="eastAsia"/>
+        </w:rPr>
+        <w:t>项目价值</w:t>
+      </w:r>
+    </w:p>
+    <w:p>
+      <w:pPr>
+        <w:spacing w:after="156"/>
+      </w:pPr>
+      <w:r>
+        <w:t>针对上述痛点，本项目设计并实现一个</w:t>
+      </w:r>
+      <w:proofErr w:type="gramStart"/>
+      <w:r>
+        <w:t>智能穿搭助手</w:t>
+      </w:r>
+      <w:proofErr w:type="gramEnd"/>
+      <w:r>
+        <w:t>智能体，其价值体现在以下几个层面。</w:t>
+      </w:r>
+    </w:p>
+    <w:p>
+      <w:pPr>
+        <w:spacing w:after="156"/>
+      </w:pPr>
+      <w:r>
+        <w:t>对个人用户而言，首先是效率的提升。用户只需要用自然语言说一句</w:t>
+      </w:r>
+      <w:r>
+        <w:t>“</w:t>
+      </w:r>
+      <w:r>
+        <w:t>今天穿什么</w:t>
+      </w:r>
+      <w:r>
+        <w:t>”</w:t>
+      </w:r>
+      <w:r>
+        <w:t>，智能体就能自动完成天气查询、衣橱检索、场合适配和搭配推理等一系列工作，将</w:t>
+      </w:r>
+      <w:proofErr w:type="gramStart"/>
+      <w:r>
+        <w:t>穿搭决策</w:t>
+      </w:r>
+      <w:proofErr w:type="gramEnd"/>
+      <w:r>
+        <w:t>的时间从几分钟压缩到几秒钟。</w:t>
+      </w:r>
+    </w:p>
+    <w:p>
+      <w:pPr>
+        <w:spacing w:after="156"/>
+      </w:pPr>
+      <w:r>
+        <w:lastRenderedPageBreak/>
+        <w:t>其次是决策质量的提升。智能体基于实时天气数据、用户真实衣橱信息和明确的搭配规则给出建议，比用户凭感觉做出的选择更加可靠和一致。</w:t>
+      </w:r>
+    </w:p>
+    <w:p>
+      <w:pPr>
+        <w:spacing w:after="156"/>
+      </w:pPr>
+      <w:r>
+        <w:t>第三是学习能力。智能体可以记住用户不喜欢穿什么、喜欢什么风格，随着使用次数的增加，推荐结果会越来越贴合用户的真实偏好，真正做到越用越懂你。</w:t>
+      </w:r>
+    </w:p>
+    <w:p>
+      <w:pPr>
+        <w:spacing w:after="156"/>
+      </w:pPr>
+      <w:r>
+        <w:t>第四是趣味性，智能体可以给</w:t>
+      </w:r>
+      <w:proofErr w:type="gramStart"/>
+      <w:r>
+        <w:t>穿搭过程</w:t>
+      </w:r>
+      <w:proofErr w:type="gramEnd"/>
+      <w:r>
+        <w:t>增加一些探索和惊喜感，帮助用户发现自己衣橱中原本被忽略的搭配可能。</w:t>
+      </w:r>
+    </w:p>
+    <w:p>
+      <w:pPr>
+        <w:pStyle w:val="2"/>
+      </w:pPr>
+      <w:r>
+        <w:rPr>
+          <w:rFonts w:hint="eastAsia"/>
+        </w:rPr>
+        <w:t>1.</w:t>
+      </w:r>
+      <w:r>
+        <w:rPr>
+          <w:rFonts w:hint="eastAsia"/>
+        </w:rPr>
+        <w:t>3</w:t>
+      </w:r>
+      <w:r>
+        <w:rPr>
+          <w:rFonts w:hint="eastAsia"/>
+        </w:rPr>
+        <w:t>技术路线</w:t>
+      </w:r>
+    </w:p>
+    <w:p>
+      <w:pPr>
+        <w:spacing w:after="156"/>
+      </w:pPr>
+      <w:r>
+        <w:t>本项目的技术路线围绕智能</w:t>
+      </w:r>
+      <w:proofErr w:type="gramStart"/>
+      <w:r>
+        <w:t>体核心</w:t>
+      </w:r>
+      <w:proofErr w:type="gramEnd"/>
+      <w:r>
+        <w:t>能力展开，整体架构采用主从式智能体架构。</w:t>
+      </w:r>
+    </w:p>
+    <w:p>
+      <w:pPr>
+        <w:spacing w:after="156"/>
+      </w:pPr>
+      <w:r>
+        <w:t>在智能体框架选择上，本项目使用</w:t>
+      </w:r>
+      <w:r>
+        <w:t xml:space="preserve"> </w:t>
+      </w:r>
+      <w:proofErr w:type="spellStart"/>
+      <w:r>
+        <w:t>LangGraph</w:t>
+      </w:r>
+      <w:proofErr w:type="spellEnd"/>
+      <w:r>
+        <w:t xml:space="preserve"> </w:t>
+      </w:r>
+      <w:r>
+        <w:t>作为核心开发框架。</w:t>
+      </w:r>
+      <w:proofErr w:type="spellStart"/>
+      <w:r>
+        <w:t>LangGraph</w:t>
+      </w:r>
+      <w:proofErr w:type="spellEnd"/>
+      <w:r>
+        <w:t xml:space="preserve"> </w:t>
+      </w:r>
+      <w:r>
+        <w:t>提供了基于</w:t>
+      </w:r>
+      <w:proofErr w:type="gramStart"/>
+      <w:r>
+        <w:t>图结构</w:t>
+      </w:r>
+      <w:proofErr w:type="gramEnd"/>
+      <w:r>
+        <w:t>的状态管理能力，可以清晰定义智能体处理用户请求的每一个步骤，包括意图识别、数据获取、推理决策和结果生成，同时</w:t>
+      </w:r>
+      <w:proofErr w:type="gramStart"/>
+      <w:r>
+        <w:t>天然支持</w:t>
+      </w:r>
+      <w:proofErr w:type="gramEnd"/>
+      <w:r>
+        <w:t>多轮对话中的状态保持和流程分支控制。</w:t>
+      </w:r>
+    </w:p>
+    <w:p>
+      <w:pPr>
+        <w:spacing w:after="156"/>
+      </w:pPr>
+      <w:r>
+        <w:t>在工具调用方面，智能</w:t>
+      </w:r>
+      <w:proofErr w:type="gramStart"/>
+      <w:r>
+        <w:t>体需要</w:t>
+      </w:r>
+      <w:proofErr w:type="gramEnd"/>
+      <w:r>
+        <w:t>具备调用</w:t>
+      </w:r>
+      <w:proofErr w:type="gramStart"/>
+      <w:r>
+        <w:t>外部能力</w:t>
+      </w:r>
+      <w:proofErr w:type="gramEnd"/>
+      <w:r>
+        <w:t>的能力。具体来说，智能体将定义两个核心工具：天气查询工具用于调用天气应用程序编程接口获取实时天气数据并做初步解读，衣橱检索工具用于从用户衣橱中查找符合当前天气和场合条件的衣物。</w:t>
+      </w:r>
+    </w:p>
+    <w:p>
+      <w:pPr>
+        <w:spacing w:after="156"/>
+      </w:pPr>
+      <w:r>
+        <w:t>在记忆机制方面，本项目采用分层记忆设计。对话窗口记忆用于维持当前会话的上下文，让智能体能够理解用户在当前对话中的连续提问。衣橱数据以</w:t>
+      </w:r>
+      <w:r>
+        <w:t xml:space="preserve"> JSON </w:t>
+      </w:r>
+      <w:proofErr w:type="gramStart"/>
+      <w:r>
+        <w:t>格式本地</w:t>
+      </w:r>
+      <w:proofErr w:type="gramEnd"/>
+      <w:r>
+        <w:t>存储，检索采用规则过滤（温度范围匹配</w:t>
+      </w:r>
+      <w:r>
+        <w:t xml:space="preserve"> + </w:t>
+      </w:r>
+      <w:r>
+        <w:t>场合标签匹配）。</w:t>
+      </w:r>
+    </w:p>
+    <w:p>
+      <w:pPr>
+        <w:spacing w:after="156"/>
+      </w:pPr>
+      <w:r>
+        <w:t>在检索增强生成方面，衣橱检索模块采用规则过滤技术。当用户询问穿搭建议时，智能体会将当前的天气条件和场合类型组合成过滤条件，在衣橱中筛选符合条件的衣物，然后将检索结果作为上下文传递给大语言模型，让模型基于真实存在的衣物生成建议，而不是凭空编造。</w:t>
+      </w:r>
+    </w:p>
+    <w:p>
+      <w:pPr>
+        <w:spacing w:after="156"/>
+      </w:pPr>
+      <w:r>
+        <w:t>在智能体架构设计上，本项目采用主从式结构，以</w:t>
+      </w:r>
+      <w:r>
+        <w:t xml:space="preserve"> </w:t>
+      </w:r>
+      <w:proofErr w:type="spellStart"/>
+      <w:r>
+        <w:t>LangGraph</w:t>
+      </w:r>
+      <w:proofErr w:type="spellEnd"/>
+      <w:r>
+        <w:t xml:space="preserve"> </w:t>
+      </w:r>
+      <w:r>
+        <w:t>作为编排框架。核心只有一个主控智能体，负责整个对话流程的编排和执行；天气工具和衣橱工具作为</w:t>
+      </w:r>
+      <w:r>
+        <w:t>“</w:t>
+      </w:r>
+      <w:r>
+        <w:t>从属</w:t>
+      </w:r>
+      <w:r>
+        <w:t>”</w:t>
+      </w:r>
+      <w:r>
+        <w:t>组件，由主控智能体按需调用。主控智能</w:t>
+      </w:r>
+      <w:proofErr w:type="gramStart"/>
+      <w:r>
+        <w:t>体首先</w:t>
+      </w:r>
+      <w:proofErr w:type="gramEnd"/>
+      <w:r>
+        <w:t>对用户输入进行意图分类，识别出用户是想问穿搭、查天气还是管理衣橱。根据意图类型，主控智能体依次调用相应的工具函数完成子任务：当需要穿搭建议时，先调用</w:t>
+      </w:r>
+      <w:r>
+        <w:lastRenderedPageBreak/>
+        <w:t>天气工具获取实时天气数据，再调用衣橱工具检索符合条件的衣物，最后将天气数据和衣橱候选整合到提示词中，调用大语言模型生成最终的穿搭建议。这种设计的优势在于架构简洁，所有状态由主控智能体统</w:t>
+      </w:r>
+      <w:proofErr w:type="gramStart"/>
+      <w:r>
+        <w:t>一</w:t>
+      </w:r>
+      <w:proofErr w:type="gramEnd"/>
+      <w:r>
+        <w:t>管理，避免了多智能体之间复杂的通信和协调开销。工具函数作为智能体的</w:t>
+      </w:r>
+      <w:r>
+        <w:t>“</w:t>
+      </w:r>
+      <w:r>
+        <w:t>从属组件</w:t>
+      </w:r>
+      <w:r>
+        <w:t>”</w:t>
+      </w:r>
+      <w:r>
+        <w:t>独立封装，便于单独测试和替换。</w:t>
+      </w:r>
+    </w:p>
+    <w:p>
+      <w:pPr>
+        <w:spacing w:after="156"/>
+      </w:pPr>
+      <w:r>
+        <w:t>在开发流程上，本项目遵循规格驱动开发方法论，先完成产品规格、架构规格和接口规格的设计文档，再进行代码实现。在交付节奏上，第一周完成最小可行产品版本，实现天气查询</w:t>
+      </w:r>
+      <w:proofErr w:type="gramStart"/>
+      <w:r>
+        <w:t>加固定</w:t>
+      </w:r>
+      <w:proofErr w:type="gramEnd"/>
+      <w:r>
+        <w:t>建议的基础功能，第二周完成增强版本，加入衣橱检索和个性化推荐，最终完成完整的系统演示和文档撰写。</w:t>
+      </w:r>
+    </w:p>
+    <w:p>
+      <w:pPr>
+        <w:spacing w:after="156"/>
+        <w:rPr>
+          <w:rFonts w:hint="eastAsia"/>
+        </w:rPr>
+      </w:pPr>
+      <w:r>
+        <w:t>在部署和评估方面，项目支持本地命令行运行和简单的网页界面两种使用方式。评估将包括功能测试验证各个工具是否正确工作，效果评估对比智能</w:t>
+      </w:r>
+      <w:proofErr w:type="gramStart"/>
+      <w:r>
+        <w:t>体建议</w:t>
+      </w:r>
+      <w:proofErr w:type="gramEnd"/>
+      <w:r>
+        <w:t>与人工建议的质量差异，以及性能测试记录每次请求的耗时和令牌消耗。可观测性方面将通过日志记录智能体的每一步决策过程，便于调试和改进。</w:t>
       </w:r>
     </w:p>
     <w:p>
@@ -771,6 +1234,7 @@
           <w:ilvl w:val="0"/>
           <w:numId w:val="1"/>
         </w:numPr>
+        <w:spacing w:after="156"/>
       </w:pPr>
       <w:r>
         <w:rPr>
@@ -787,86 +1251,5495 @@
     </w:p>
     <w:p>
       <w:pPr>
+        <w:pStyle w:val="2"/>
         <w:rPr>
           <w:rFonts w:hint="eastAsia"/>
         </w:rPr>
       </w:pPr>
       <w:r>
+        <w:t>2.1 Product Spec</w:t>
+      </w:r>
+      <w:r>
+        <w:t>（产品规格）</w:t>
+      </w:r>
+    </w:p>
+    <w:p>
+      <w:pPr>
+        <w:pStyle w:val="3"/>
+        <w:spacing w:after="156"/>
+      </w:pPr>
+      <w:r>
+        <w:t xml:space="preserve">2.1.1 </w:t>
+      </w:r>
+      <w:r>
+        <w:t>用户角色</w:t>
+      </w:r>
+    </w:p>
+    <w:p>
+      <w:pPr>
+        <w:spacing w:after="156"/>
+      </w:pPr>
+      <w:r>
+        <w:t>本项目定义以下用户角色：</w:t>
+      </w:r>
+    </w:p>
+    <w:p>
+      <w:pPr>
+        <w:spacing w:after="156"/>
+      </w:pPr>
+      <w:r>
+        <w:rPr>
+          <w:b/>
+          <w:bCs/>
+        </w:rPr>
+        <w:t>普通用户</w:t>
+      </w:r>
+      <w:r>
+        <w:t>：已完成衣橱初始化的用户，可以使用完整</w:t>
+      </w:r>
+      <w:proofErr w:type="gramStart"/>
+      <w:r>
+        <w:t>的穿搭推荐</w:t>
+      </w:r>
+      <w:proofErr w:type="gramEnd"/>
+      <w:r>
+        <w:t>、衣橱管理和偏好学习功能。</w:t>
+      </w:r>
+    </w:p>
+    <w:p>
+      <w:pPr>
+        <w:spacing w:after="156"/>
+      </w:pPr>
+      <w:r>
+        <w:rPr>
+          <w:b/>
+          <w:bCs/>
+        </w:rPr>
+        <w:t>访客</w:t>
+      </w:r>
+      <w:r>
+        <w:t>：尚未初始化衣橱的用户，仅可使用基于天气的基础穿搭建议，无法获得个性化推荐。</w:t>
+      </w:r>
+    </w:p>
+    <w:p>
+      <w:pPr>
+        <w:pStyle w:val="3"/>
+        <w:spacing w:after="156"/>
+      </w:pPr>
+      <w:r>
+        <w:t xml:space="preserve">2.1.2 </w:t>
+      </w:r>
+      <w:r>
+        <w:t>用户故事</w:t>
+      </w:r>
+    </w:p>
+    <w:p>
+      <w:pPr>
+        <w:spacing w:after="156"/>
+      </w:pPr>
+      <w:r>
+        <w:t>以下是本系统支持的用户故事，按功能模块组织。</w:t>
+      </w:r>
+    </w:p>
+    <w:p>
+      <w:pPr>
+        <w:spacing w:after="156"/>
+      </w:pPr>
+      <w:proofErr w:type="gramStart"/>
+      <w:r>
+        <w:rPr>
+          <w:b/>
+          <w:bCs/>
+        </w:rPr>
+        <w:t>穿搭推荐</w:t>
+      </w:r>
+      <w:proofErr w:type="gramEnd"/>
+      <w:r>
+        <w:rPr>
+          <w:b/>
+          <w:bCs/>
+        </w:rPr>
+        <w:t>模块</w:t>
+      </w:r>
+    </w:p>
+    <w:p>
+      <w:pPr>
+        <w:spacing w:after="156"/>
+      </w:pPr>
+      <w:r>
+        <w:t>作为一个普通用户，我希望用自然语言提问</w:t>
+      </w:r>
+      <w:r>
+        <w:t>“</w:t>
+      </w:r>
+      <w:r>
+        <w:t>今天穿什么</w:t>
+      </w:r>
+      <w:r>
+        <w:t>”</w:t>
+      </w:r>
+      <w:r>
+        <w:t>，系统能够自动结合天气和我的衣橱给出建议，以便我不需要手动查询多个信息源。</w:t>
+      </w:r>
+    </w:p>
+    <w:p>
+      <w:pPr>
+        <w:spacing w:after="156"/>
+      </w:pPr>
+      <w:r>
+        <w:lastRenderedPageBreak/>
+        <w:t>作为一个普通用户，我希望系统能根据当天的日程场合（如会议、约会、运动）调整推荐结果，以便我在不同场景下都能穿着得体。</w:t>
+      </w:r>
+    </w:p>
+    <w:p>
+      <w:pPr>
+        <w:spacing w:after="156"/>
+      </w:pPr>
+      <w:r>
+        <w:t>作为一个普通用户，我希望系统在给出建议的同时说明推荐理由，例如</w:t>
+      </w:r>
+      <w:r>
+        <w:t>“</w:t>
+      </w:r>
+      <w:r>
+        <w:t>因为今天降温且有雨，推荐你穿防水外套</w:t>
+      </w:r>
+      <w:r>
+        <w:t>”</w:t>
+      </w:r>
+      <w:r>
+        <w:t>，以便我理解并信任系统的判断。</w:t>
+      </w:r>
+    </w:p>
+    <w:p>
+      <w:pPr>
+        <w:spacing w:after="156"/>
+      </w:pPr>
+      <w:r>
+        <w:rPr>
+          <w:b/>
+          <w:bCs/>
+        </w:rPr>
+        <w:t>衣橱管理模块</w:t>
+      </w:r>
+    </w:p>
+    <w:p>
+      <w:pPr>
+        <w:spacing w:after="156"/>
+      </w:pPr>
+      <w:r>
+        <w:t>作为一个普通用户，我希望能够查看当前衣橱中的所有衣物，以便了解自己拥有什么。</w:t>
+      </w:r>
+    </w:p>
+    <w:p>
+      <w:pPr>
+        <w:spacing w:after="156"/>
+      </w:pPr>
+      <w:r>
+        <w:t>作为一个普通用户，我希望能够添加新衣物到衣橱，包括填写衣物的名称、类别、颜色、材质和适宜温度范围，以便衣橱数据保持完整。</w:t>
+      </w:r>
+    </w:p>
+    <w:p>
+      <w:pPr>
+        <w:spacing w:after="156"/>
+      </w:pPr>
+      <w:r>
+        <w:t>作为一个普通用户，我希望能够删除不再拥有的衣物，以便衣橱数据保持准确。</w:t>
+      </w:r>
+    </w:p>
+    <w:p>
+      <w:pPr>
+        <w:spacing w:after="156"/>
+      </w:pPr>
+      <w:r>
+        <w:t>作为一个普通用户，我希望能够更新衣物的信息，例如修改衣物的颜色或材质，以便纠正录入错误。</w:t>
+      </w:r>
+    </w:p>
+    <w:p>
+      <w:pPr>
+        <w:spacing w:after="156"/>
+      </w:pPr>
+      <w:r>
+        <w:rPr>
+          <w:b/>
+          <w:bCs/>
+        </w:rPr>
+        <w:t>偏好学习模块</w:t>
+      </w:r>
+    </w:p>
+    <w:p>
+      <w:pPr>
+        <w:spacing w:after="156"/>
+      </w:pPr>
+      <w:r>
+        <w:t>作为一个普通用户，我希望系统能记住我不喜欢的颜色和材质，例如我不喜欢穿红色或者不喜欢羊毛材质，以便后续推荐自动避开这些衣物。</w:t>
+      </w:r>
+    </w:p>
+    <w:p>
+      <w:pPr>
+        <w:spacing w:after="156"/>
+      </w:pPr>
+      <w:r>
+        <w:t>作为一个普通用户，我希望系统能记住我偏好的风格，例如我更喜欢休闲风格而不是正式风格，以便推荐结果更贴合我的审美。</w:t>
+      </w:r>
+    </w:p>
+    <w:p>
+      <w:pPr>
+        <w:spacing w:after="156"/>
+      </w:pPr>
+      <w:r>
+        <w:t>作为一个普通用户，我希望能够查看和手动删除已记录的偏好，以便纠正系统错误记忆的偏好。</w:t>
+      </w:r>
+    </w:p>
+    <w:p>
+      <w:pPr>
+        <w:spacing w:after="156"/>
+      </w:pPr>
+      <w:r>
+        <w:rPr>
+          <w:b/>
+          <w:bCs/>
+        </w:rPr>
+        <w:t>基础功能模块</w:t>
+      </w:r>
+    </w:p>
+    <w:p>
+      <w:pPr>
+        <w:spacing w:after="156"/>
+      </w:pPr>
+      <w:r>
+        <w:t>作为一个访客，我希望在不注册和初始化衣橱的情况下也能获得基于天气的基础穿搭建议，以便快速体验系统功能。</w:t>
+      </w:r>
+    </w:p>
+    <w:p>
+      <w:pPr>
+        <w:spacing w:after="156"/>
+      </w:pPr>
+      <w:r>
+        <w:t>作为一个用户，我希望能够获得当日天气的简要信息，包括温度、天气状况、湿度和风速，以便了解室外环境。</w:t>
+      </w:r>
+    </w:p>
+    <w:p>
+      <w:pPr>
+        <w:pStyle w:val="3"/>
+        <w:spacing w:after="156"/>
+      </w:pPr>
+      <w:r>
+        <w:t xml:space="preserve">2.1.3 </w:t>
+      </w:r>
+      <w:r>
+        <w:t>功能列表</w:t>
+      </w:r>
+    </w:p>
+    <w:p>
+      <w:pPr>
+        <w:spacing w:after="156"/>
+      </w:pPr>
+      <w:r>
+        <w:t>本节采用</w:t>
+      </w:r>
+      <w:r>
+        <w:t xml:space="preserve"> </w:t>
+      </w:r>
+      <w:proofErr w:type="spellStart"/>
+      <w:r>
+        <w:t>MoSCoW</w:t>
+      </w:r>
+      <w:proofErr w:type="spellEnd"/>
+      <w:r>
+        <w:t xml:space="preserve"> </w:t>
+      </w:r>
+      <w:r>
+        <w:t>方法对功能进行优先级划分。</w:t>
+      </w:r>
+    </w:p>
+    <w:p>
+      <w:pPr>
+        <w:spacing w:after="156"/>
+      </w:pPr>
+      <w:r>
+        <w:rPr>
+          <w:b/>
+          <w:bCs/>
+        </w:rPr>
+        <w:t>Must Have</w:t>
+      </w:r>
+      <w:r>
+        <w:rPr>
+          <w:b/>
+          <w:bCs/>
+        </w:rPr>
+        <w:t>（必须实现，</w:t>
+      </w:r>
+      <w:r>
+        <w:rPr>
+          <w:b/>
+          <w:bCs/>
+        </w:rPr>
+        <w:t xml:space="preserve">MVP </w:t>
+      </w:r>
+      <w:r>
+        <w:rPr>
+          <w:b/>
+          <w:bCs/>
+        </w:rPr>
+        <w:t>必备）</w:t>
+      </w:r>
+    </w:p>
+    <w:p>
+      <w:pPr>
+        <w:spacing w:after="156"/>
+      </w:pPr>
+      <w:r>
+        <w:lastRenderedPageBreak/>
+        <w:t>天气查询功能：系统能够调用外部天气应用程序编程接口，获取指定城市的实时温度、天气状况、湿度、风速和紫外线指数。</w:t>
+      </w:r>
+    </w:p>
+    <w:p>
+      <w:pPr>
+        <w:spacing w:after="156"/>
+      </w:pPr>
+      <w:r>
+        <w:t>基于天气的基础穿搭建议：系统能够根据温度区间给出通用的穿衣建议，例如温度低于十度建议穿羽绒服，温度在十度到二十度之间建议穿薄外套。</w:t>
+      </w:r>
+    </w:p>
+    <w:p>
+      <w:pPr>
+        <w:spacing w:after="156"/>
+      </w:pPr>
+      <w:r>
+        <w:t>自然语言对话交互：用户可以通过命令行或简单的网页界面输入自然语言问题，系统能够理解并响应。</w:t>
+      </w:r>
+    </w:p>
+    <w:p>
+      <w:pPr>
+        <w:spacing w:after="156"/>
+      </w:pPr>
+      <w:r>
+        <w:t>环境变量配置：所有应用程序编程接口密钥必须通过环境变量配置，不得硬编码在代码中。</w:t>
+      </w:r>
+    </w:p>
+    <w:p>
+      <w:pPr>
+        <w:spacing w:after="156"/>
+      </w:pPr>
+      <w:r>
+        <w:rPr>
+          <w:b/>
+          <w:bCs/>
+        </w:rPr>
+        <w:t>Should Have</w:t>
+      </w:r>
+      <w:r>
+        <w:rPr>
+          <w:b/>
+          <w:bCs/>
+        </w:rPr>
+        <w:t>（应该实现，增强版包含）</w:t>
+      </w:r>
+    </w:p>
+    <w:p>
+      <w:pPr>
+        <w:spacing w:after="156"/>
+      </w:pPr>
+      <w:r>
+        <w:t>衣橱管理功能：用户能够查看、添加、删除和更新衣橱中的衣物，数据存储在本地的</w:t>
+      </w:r>
+      <w:r>
+        <w:t xml:space="preserve"> JSON </w:t>
+      </w:r>
+      <w:r>
+        <w:t>文件或轻量级数据库中。</w:t>
+      </w:r>
+    </w:p>
+    <w:p>
+      <w:pPr>
+        <w:spacing w:after="156"/>
+      </w:pPr>
+      <w:r>
+        <w:t>基于衣橱的个性化推荐：系统能够从用户衣橱中检索符合条件的衣物，并基于真实存在的衣物生成推荐，而非凭空编造。</w:t>
+      </w:r>
+    </w:p>
+    <w:p>
+      <w:pPr>
+        <w:spacing w:after="156"/>
+      </w:pPr>
+      <w:r>
+        <w:t>场合适配功能：系统能够识别用户提问中隐含的场合信息，例如</w:t>
+      </w:r>
+      <w:r>
+        <w:t>“</w:t>
+      </w:r>
+      <w:r>
+        <w:t>面试</w:t>
+      </w:r>
+      <w:r>
+        <w:t>”“</w:t>
+      </w:r>
+      <w:r>
+        <w:t>约会</w:t>
+      </w:r>
+      <w:r>
+        <w:t>”“</w:t>
+      </w:r>
+      <w:r>
+        <w:t>运动</w:t>
+      </w:r>
+      <w:r>
+        <w:t>”</w:t>
+      </w:r>
+      <w:r>
+        <w:t>，并根据场合调整推荐策略。</w:t>
+      </w:r>
+    </w:p>
+    <w:p>
+      <w:pPr>
+        <w:spacing w:after="156"/>
+      </w:pPr>
+      <w:r>
+        <w:t>多轮对话上下文：系统能够记住当前对话中用户之前的提问和回答，支持连续追问，例如用户问</w:t>
+      </w:r>
+      <w:r>
+        <w:t>“</w:t>
+      </w:r>
+      <w:r>
+        <w:t>那明天呢</w:t>
+      </w:r>
+      <w:r>
+        <w:t>”</w:t>
+      </w:r>
+      <w:r>
+        <w:t>时自动基于明天的天气推荐。</w:t>
+      </w:r>
+    </w:p>
+    <w:p>
+      <w:pPr>
+        <w:spacing w:after="156"/>
+      </w:pPr>
+      <w:r>
+        <w:rPr>
+          <w:b/>
+          <w:bCs/>
+        </w:rPr>
+        <w:t>Could Have</w:t>
+      </w:r>
+      <w:r>
+        <w:rPr>
+          <w:b/>
+          <w:bCs/>
+        </w:rPr>
+        <w:t>（可以实现，时间充裕时加入）</w:t>
+      </w:r>
+    </w:p>
+    <w:p>
+      <w:pPr>
+        <w:spacing w:after="156"/>
+      </w:pPr>
+      <w:r>
+        <w:t>偏好记忆功能：系统能够记录用户明确表达的不喜欢信息，并在后续推荐中自动排除相关衣物。</w:t>
+      </w:r>
+    </w:p>
+    <w:p>
+      <w:pPr>
+        <w:spacing w:after="156"/>
+      </w:pPr>
+      <w:r>
+        <w:t>历史搭配记录：系统能够保存用户确认过的搭配方案，并支持查看和复用历史搭配。</w:t>
+      </w:r>
+    </w:p>
+    <w:p>
+      <w:pPr>
+        <w:spacing w:after="156"/>
+      </w:pPr>
+      <w:r>
+        <w:t>推荐结果反馈：用户可以对推荐结果</w:t>
+      </w:r>
+      <w:proofErr w:type="gramStart"/>
+      <w:r>
+        <w:t>进行点赞或</w:t>
+      </w:r>
+      <w:proofErr w:type="gramEnd"/>
+      <w:r>
+        <w:t>点踩，系统据此调整后续推荐的权重。</w:t>
+      </w:r>
+    </w:p>
+    <w:p>
+      <w:pPr>
+        <w:spacing w:after="156"/>
+      </w:pPr>
+      <w:r>
+        <w:rPr>
+          <w:b/>
+          <w:bCs/>
+        </w:rPr>
+        <w:t>Won't Have</w:t>
+      </w:r>
+      <w:r>
+        <w:rPr>
+          <w:b/>
+          <w:bCs/>
+        </w:rPr>
+        <w:t>（本次不做）</w:t>
+      </w:r>
+    </w:p>
+    <w:p>
+      <w:pPr>
+        <w:spacing w:after="156"/>
+      </w:pPr>
+      <w:r>
+        <w:t>社交分享功能：用户可以将搭配分享到社交媒体。</w:t>
+      </w:r>
+    </w:p>
+    <w:p>
+      <w:pPr>
+        <w:spacing w:after="156"/>
+      </w:pPr>
+      <w:r>
+        <w:t>多用户系统：本次仅支持单用户，用户身份通过固定的配置文件识别。</w:t>
+      </w:r>
+    </w:p>
+    <w:p>
+      <w:pPr>
+        <w:spacing w:after="156"/>
+      </w:pPr>
+      <w:r>
+        <w:t>图像识别录入：用户拍照自动识别衣物信息并录入衣橱。</w:t>
+      </w:r>
+    </w:p>
+    <w:p>
+      <w:pPr>
+        <w:spacing w:after="156"/>
+      </w:pPr>
+      <w:r>
+        <w:lastRenderedPageBreak/>
+        <w:t>移动端应用程序：本次仅支持命令行和网页界面。</w:t>
+      </w:r>
+    </w:p>
+    <w:p>
+      <w:pPr>
+        <w:pStyle w:val="3"/>
+        <w:spacing w:after="156"/>
+      </w:pPr>
+      <w:r>
+        <w:t xml:space="preserve">2.1.4 </w:t>
+      </w:r>
+      <w:r>
+        <w:t>非功能需求</w:t>
+      </w:r>
+    </w:p>
+    <w:p>
+      <w:pPr>
+        <w:spacing w:after="156"/>
+      </w:pPr>
+      <w:r>
+        <w:rPr>
+          <w:b/>
+          <w:bCs/>
+        </w:rPr>
+        <w:t>性能需求</w:t>
+      </w:r>
+    </w:p>
+    <w:p>
+      <w:pPr>
+        <w:spacing w:after="156"/>
+      </w:pPr>
+      <w:r>
+        <w:t>单次请求的端到端响应时间应</w:t>
+      </w:r>
+      <w:r>
         <w:rPr>
           <w:rFonts w:hint="eastAsia"/>
         </w:rPr>
-        <w:t>Product Spec / Architecture Spec / API Spec</w:t>
+        <w:t>控制在</w:t>
+      </w:r>
+      <w:r>
+        <w:t>简单查询</w:t>
+      </w:r>
+      <w:r>
+        <w:t xml:space="preserve"> 5 </w:t>
+      </w:r>
+      <w:r>
+        <w:t>秒内，复杂查询</w:t>
+      </w:r>
+      <w:r>
+        <w:t xml:space="preserve"> 10 </w:t>
+      </w:r>
+      <w:r>
+        <w:t>秒内</w:t>
+      </w:r>
+      <w:r>
+        <w:t>，其中</w:t>
       </w:r>
       <w:r>
         <w:rPr>
           <w:rFonts w:hint="eastAsia"/>
         </w:rPr>
+        <w:t>单次</w:t>
+      </w:r>
+      <w:r>
+        <w:t>大语言模型推理部分不超过三秒。衣橱检索的响应时间应在五百毫秒以内。</w:t>
+      </w:r>
+    </w:p>
+    <w:p>
+      <w:pPr>
+        <w:spacing w:after="156"/>
+      </w:pPr>
+      <w:r>
+        <w:rPr>
+          <w:b/>
+          <w:bCs/>
+        </w:rPr>
+        <w:t>可用性需求</w:t>
+      </w:r>
+    </w:p>
+    <w:p>
+      <w:pPr>
+        <w:spacing w:after="156"/>
+      </w:pPr>
+      <w:r>
+        <w:t>系统应提供清晰的错误提示，当天气应用程序编程接口调用失败或大语言模型服务</w:t>
+      </w:r>
+      <w:proofErr w:type="gramStart"/>
+      <w:r>
+        <w:t>不</w:t>
+      </w:r>
+      <w:proofErr w:type="gramEnd"/>
+      <w:r>
+        <w:t>可用时，应给出友好的错误信息而非直接崩溃。</w:t>
+      </w:r>
+    </w:p>
+    <w:p>
+      <w:pPr>
+        <w:spacing w:after="156"/>
+      </w:pPr>
+      <w:r>
+        <w:rPr>
+          <w:b/>
+          <w:bCs/>
+        </w:rPr>
+        <w:t>安全需求</w:t>
+      </w:r>
+    </w:p>
+    <w:p>
+      <w:pPr>
+        <w:spacing w:after="156"/>
+      </w:pPr>
+      <w:r>
+        <w:t>所有应用程序编程接口密钥必须通过环境变量配置，严禁硬编码。系统不收集用户的敏感个人信息，衣橱数据仅存储在本地。</w:t>
+      </w:r>
+    </w:p>
+    <w:p>
+      <w:pPr>
+        <w:spacing w:after="156"/>
+      </w:pPr>
+      <w:r>
+        <w:rPr>
+          <w:b/>
+          <w:bCs/>
+        </w:rPr>
+        <w:t>可扩展性需求</w:t>
+      </w:r>
+    </w:p>
+    <w:p>
+      <w:pPr>
+        <w:spacing w:after="156"/>
+      </w:pPr>
+      <w:r>
+        <w:t>衣橱存储模块应设计为可替换的接口，初期使用</w:t>
+      </w:r>
+      <w:r>
+        <w:t xml:space="preserve"> JSON </w:t>
+      </w:r>
+      <w:r>
+        <w:t>文件，后续可无缝迁移到向量数据库或关系型数据库。工具函数的定义应遵循统一规范，便于新增或修改工具。</w:t>
+      </w:r>
+    </w:p>
+    <w:p>
+      <w:pPr>
+        <w:spacing w:after="156"/>
+      </w:pPr>
+      <w:r>
+        <w:rPr>
+          <w:b/>
+          <w:bCs/>
+        </w:rPr>
+        <w:t>可观测性需求</w:t>
+      </w:r>
+    </w:p>
+    <w:p>
+      <w:pPr>
+        <w:spacing w:after="156"/>
+      </w:pPr>
+      <w:r>
+        <w:t>系统应记录每次请求的关键步骤耗时，包括天气接口调用耗时、衣橱检索耗时和大语言模型调用耗时，便于性能分析和问题定位。</w:t>
+      </w:r>
+    </w:p>
+    <w:p>
+      <w:pPr>
+        <w:pStyle w:val="2"/>
+        <w:rPr>
+          <w:rFonts w:hint="eastAsia"/>
+        </w:rPr>
+      </w:pPr>
+      <w:r>
+        <w:t>2.2 Architecture Spec</w:t>
+      </w:r>
+      <w:r>
+        <w:t>（架构规格）</w:t>
+      </w:r>
+    </w:p>
+    <w:p>
+      <w:pPr>
+        <w:pStyle w:val="3"/>
+        <w:spacing w:after="156"/>
+      </w:pPr>
+      <w:r>
+        <w:t xml:space="preserve">2.2.1 </w:t>
+      </w:r>
+      <w:r>
+        <w:t>整体架构</w:t>
+      </w:r>
+    </w:p>
+    <w:p>
+      <w:pPr>
+        <w:spacing w:after="156"/>
+      </w:pPr>
+      <w:r>
+        <w:t>本系统采用</w:t>
+      </w:r>
+      <w:r>
+        <w:rPr>
+          <w:b/>
+          <w:bCs/>
+        </w:rPr>
+        <w:t>主从式智能体架构</w:t>
+      </w:r>
+      <w:r>
+        <w:t>，以</w:t>
+      </w:r>
+      <w:r>
+        <w:t xml:space="preserve"> </w:t>
+      </w:r>
+      <w:proofErr w:type="spellStart"/>
+      <w:r>
+        <w:t>LangGraph</w:t>
+      </w:r>
+      <w:proofErr w:type="spellEnd"/>
+      <w:r>
+        <w:t xml:space="preserve"> </w:t>
+      </w:r>
+      <w:r>
+        <w:t>作为核心编排框架。整体上分为五个层次：用户交互层、智能体编排层、智能</w:t>
+      </w:r>
+      <w:proofErr w:type="gramStart"/>
+      <w:r>
+        <w:t>体执行</w:t>
+      </w:r>
+      <w:proofErr w:type="gramEnd"/>
+      <w:r>
+        <w:t>层、工具服务层和数据存储层。</w:t>
+      </w:r>
+    </w:p>
+    <w:p>
+      <w:pPr>
+        <w:spacing w:after="156"/>
+      </w:pPr>
+      <w:r>
+        <w:rPr>
+          <w:b/>
+          <w:bCs/>
+        </w:rPr>
+        <w:t>用户交互</w:t>
+      </w:r>
+      <w:proofErr w:type="gramStart"/>
+      <w:r>
+        <w:rPr>
+          <w:b/>
+          <w:bCs/>
+        </w:rPr>
+        <w:t>层</w:t>
+      </w:r>
+      <w:r>
+        <w:t>负责</w:t>
+      </w:r>
+      <w:proofErr w:type="gramEnd"/>
+      <w:r>
+        <w:t>接收用户的自然语言输入并展示系统的回复结果。</w:t>
+      </w:r>
+      <w:r>
+        <w:t xml:space="preserve">MVP </w:t>
+      </w:r>
+      <w:r>
+        <w:t>阶段采用命令行界面，增强版本升级为基于</w:t>
+      </w:r>
+      <w:r>
+        <w:t xml:space="preserve"> </w:t>
+      </w:r>
+      <w:proofErr w:type="spellStart"/>
+      <w:r>
+        <w:t>Streamlit</w:t>
+      </w:r>
+      <w:proofErr w:type="spellEnd"/>
+      <w:r>
+        <w:t xml:space="preserve"> </w:t>
+      </w:r>
+      <w:r>
+        <w:t>的简单网页界面。</w:t>
+      </w:r>
+    </w:p>
+    <w:p>
+      <w:pPr>
+        <w:spacing w:after="156"/>
+      </w:pPr>
+      <w:r>
+        <w:rPr>
+          <w:b/>
+          <w:bCs/>
+        </w:rPr>
+        <w:lastRenderedPageBreak/>
+        <w:t>智能体编排层</w:t>
+      </w:r>
+      <w:r>
+        <w:t>是系统的核心调度中枢，基于</w:t>
+      </w:r>
+      <w:r>
+        <w:t xml:space="preserve"> </w:t>
+      </w:r>
+      <w:proofErr w:type="spellStart"/>
+      <w:r>
+        <w:t>LangGraph</w:t>
+      </w:r>
+      <w:proofErr w:type="spellEnd"/>
+      <w:r>
+        <w:t xml:space="preserve"> </w:t>
+      </w:r>
+      <w:r>
+        <w:t>构建。该层维护整个对话的状态，根据用户输入识别意图，决定调用哪个智能体或工具，并协调数据流转。</w:t>
+      </w:r>
+    </w:p>
+    <w:p>
+      <w:pPr>
+        <w:spacing w:after="156"/>
+      </w:pPr>
+      <w:r>
+        <w:rPr>
+          <w:b/>
+          <w:bCs/>
+        </w:rPr>
+        <w:t>智能</w:t>
+      </w:r>
+      <w:proofErr w:type="gramStart"/>
+      <w:r>
+        <w:rPr>
+          <w:b/>
+          <w:bCs/>
+        </w:rPr>
+        <w:t>体执行</w:t>
+      </w:r>
+      <w:proofErr w:type="gramEnd"/>
+      <w:r>
+        <w:rPr>
+          <w:b/>
+          <w:bCs/>
+        </w:rPr>
+        <w:t>层</w:t>
+      </w:r>
+      <w:r>
+        <w:t>包含两个核心智能体：</w:t>
+      </w:r>
+    </w:p>
+    <w:p>
+      <w:pPr>
+        <w:numPr>
+          <w:ilvl w:val="0"/>
+          <w:numId w:val="2"/>
+        </w:numPr>
+        <w:spacing w:after="156"/>
+      </w:pPr>
+      <w:r>
+        <w:rPr>
+          <w:b/>
+          <w:bCs/>
+        </w:rPr>
+        <w:t>主控智能体</w:t>
+      </w:r>
+      <w:r>
+        <w:t>：负责意图分类、路由调度、状态管理和工具调用。</w:t>
+      </w:r>
+    </w:p>
+    <w:p>
+      <w:pPr>
+        <w:numPr>
+          <w:ilvl w:val="0"/>
+          <w:numId w:val="2"/>
+        </w:numPr>
+        <w:spacing w:after="156"/>
+      </w:pPr>
+      <w:r>
+        <w:rPr>
+          <w:b/>
+          <w:bCs/>
+        </w:rPr>
+        <w:t>时尚顾问智能体</w:t>
+      </w:r>
+      <w:r>
+        <w:t>：负责综合天气数据、衣橱</w:t>
+      </w:r>
+      <w:proofErr w:type="gramStart"/>
+      <w:r>
+        <w:t>候选和</w:t>
+      </w:r>
+      <w:proofErr w:type="gramEnd"/>
+      <w:r>
+        <w:t>用户偏好，生成最终的穿搭建议。</w:t>
+      </w:r>
+    </w:p>
+    <w:p>
+      <w:pPr>
+        <w:spacing w:after="156"/>
+      </w:pPr>
+      <w:r>
+        <w:rPr>
+          <w:b/>
+          <w:bCs/>
+        </w:rPr>
+        <w:t>工具服务层</w:t>
+      </w:r>
+      <w:r>
+        <w:t>封装了智能体可调用的具体工具函数：</w:t>
+      </w:r>
+    </w:p>
+    <w:p>
+      <w:pPr>
+        <w:numPr>
+          <w:ilvl w:val="0"/>
+          <w:numId w:val="3"/>
+        </w:numPr>
+        <w:spacing w:after="156"/>
+      </w:pPr>
+      <w:r>
+        <w:rPr>
+          <w:b/>
+          <w:bCs/>
+        </w:rPr>
+        <w:t>天气工具</w:t>
+      </w:r>
+      <w:r>
+        <w:t>：封装对和风天气</w:t>
+      </w:r>
+      <w:r>
+        <w:t xml:space="preserve"> API </w:t>
+      </w:r>
+      <w:r>
+        <w:t>的调用，返回结构化天气数据。</w:t>
+      </w:r>
+    </w:p>
+    <w:p>
+      <w:pPr>
+        <w:numPr>
+          <w:ilvl w:val="0"/>
+          <w:numId w:val="3"/>
+        </w:numPr>
+        <w:spacing w:after="156"/>
+      </w:pPr>
+      <w:r>
+        <w:rPr>
+          <w:b/>
+          <w:bCs/>
+        </w:rPr>
+        <w:t>衣橱工具</w:t>
+      </w:r>
+      <w:r>
+        <w:t>：封装对衣橱数据的</w:t>
+      </w:r>
+      <w:proofErr w:type="gramStart"/>
+      <w:r>
+        <w:t>增删改查和</w:t>
+      </w:r>
+      <w:proofErr w:type="gramEnd"/>
+      <w:r>
+        <w:t>规则过滤检索。</w:t>
+      </w:r>
+    </w:p>
+    <w:p>
+      <w:pPr>
+        <w:spacing w:after="156"/>
+      </w:pPr>
+      <w:r>
+        <w:rPr>
+          <w:b/>
+          <w:bCs/>
+        </w:rPr>
+        <w:t>数据存储</w:t>
+      </w:r>
+      <w:proofErr w:type="gramStart"/>
+      <w:r>
+        <w:rPr>
+          <w:b/>
+          <w:bCs/>
+        </w:rPr>
+        <w:t>层</w:t>
+      </w:r>
+      <w:r>
+        <w:t>负责</w:t>
+      </w:r>
+      <w:proofErr w:type="gramEnd"/>
+      <w:r>
+        <w:t>持久化数据：</w:t>
+      </w:r>
+    </w:p>
+    <w:p>
+      <w:pPr>
+        <w:numPr>
+          <w:ilvl w:val="0"/>
+          <w:numId w:val="4"/>
+        </w:numPr>
+        <w:spacing w:after="156"/>
+      </w:pPr>
+      <w:r>
+        <w:t>衣橱数据以</w:t>
+      </w:r>
+      <w:r>
+        <w:t xml:space="preserve"> JSON </w:t>
+      </w:r>
+      <w:r>
+        <w:t>文件或</w:t>
+      </w:r>
+      <w:r>
+        <w:t xml:space="preserve"> SQLite </w:t>
+      </w:r>
+      <w:r>
+        <w:t>数据库存储。</w:t>
+      </w:r>
+    </w:p>
+    <w:p>
+      <w:pPr>
+        <w:numPr>
+          <w:ilvl w:val="0"/>
+          <w:numId w:val="4"/>
+        </w:numPr>
+        <w:spacing w:after="156"/>
+      </w:pPr>
+      <w:r>
+        <w:t>对话状态由</w:t>
+      </w:r>
+      <w:r>
+        <w:t xml:space="preserve"> </w:t>
+      </w:r>
+      <w:proofErr w:type="spellStart"/>
+      <w:r>
+        <w:t>LangGraph</w:t>
+      </w:r>
+      <w:proofErr w:type="spellEnd"/>
+      <w:r>
+        <w:t xml:space="preserve"> </w:t>
+      </w:r>
+      <w:r>
+        <w:t>在内存中维护（支持多轮对话）。</w:t>
+      </w:r>
+    </w:p>
+    <w:p>
+      <w:pPr>
+        <w:pStyle w:val="3"/>
+        <w:spacing w:after="156"/>
+      </w:pPr>
+      <w:r>
+        <w:t xml:space="preserve">2.2.2 </w:t>
+      </w:r>
+      <w:r>
+        <w:t>模块职责</w:t>
+      </w:r>
+    </w:p>
+    <w:p>
+      <w:pPr>
+        <w:spacing w:after="156"/>
+      </w:pPr>
+      <w:r>
+        <w:rPr>
+          <w:b/>
+          <w:bCs/>
+        </w:rPr>
+        <w:t>主控</w:t>
+      </w:r>
+      <w:r>
+        <w:rPr>
+          <w:b/>
+          <w:bCs/>
+        </w:rPr>
+        <w:t xml:space="preserve"> Agent</w:t>
+      </w:r>
+      <w:r>
+        <w:rPr>
+          <w:b/>
+          <w:bCs/>
+        </w:rPr>
         <w:t>（</w:t>
       </w:r>
       <w:r>
         <w:rPr>
+          <w:b/>
+          <w:bCs/>
+        </w:rPr>
+        <w:t>Main Controller</w:t>
+      </w:r>
+      <w:r>
+        <w:rPr>
+          <w:b/>
+          <w:bCs/>
+        </w:rPr>
+        <w:t>）</w:t>
+      </w:r>
+    </w:p>
+    <w:p>
+      <w:pPr>
+        <w:spacing w:after="156"/>
+      </w:pPr>
+      <w:r>
+        <w:t>主控智能</w:t>
+      </w:r>
+      <w:proofErr w:type="gramStart"/>
+      <w:r>
+        <w:t>体负责</w:t>
+      </w:r>
+      <w:proofErr w:type="gramEnd"/>
+      <w:r>
+        <w:t>整个对话流程的编排。它接收用户的原始输入，通过大语言模型进行意图分类，识别出用户是想问穿搭、查天气、管理衣橱还是记录偏好。根据意图类型，主控智能</w:t>
+      </w:r>
+      <w:proofErr w:type="gramStart"/>
+      <w:r>
+        <w:t>体执行</w:t>
+      </w:r>
+      <w:proofErr w:type="gramEnd"/>
+      <w:r>
+        <w:t>以下动作：</w:t>
+      </w:r>
+    </w:p>
+    <w:p>
+      <w:pPr>
+        <w:numPr>
+          <w:ilvl w:val="0"/>
+          <w:numId w:val="5"/>
+        </w:numPr>
+        <w:spacing w:after="156"/>
+      </w:pPr>
+      <w:r>
+        <w:rPr>
+          <w:b/>
+          <w:bCs/>
+        </w:rPr>
+        <w:t>穿搭建议意图</w:t>
+      </w:r>
+      <w:r>
+        <w:t>：调用天气工具获取天气数据</w:t>
+      </w:r>
+      <w:r>
+        <w:t xml:space="preserve"> → </w:t>
+      </w:r>
+      <w:r>
+        <w:t>调用衣橱工具检索候选衣物</w:t>
+      </w:r>
+      <w:r>
+        <w:t xml:space="preserve"> → </w:t>
+      </w:r>
+      <w:r>
+        <w:t>调用时尚顾问智能体生成建议。</w:t>
+      </w:r>
+    </w:p>
+    <w:p>
+      <w:pPr>
+        <w:numPr>
+          <w:ilvl w:val="0"/>
+          <w:numId w:val="5"/>
+        </w:numPr>
+        <w:spacing w:after="156"/>
+      </w:pPr>
+      <w:r>
+        <w:rPr>
+          <w:b/>
+          <w:bCs/>
+        </w:rPr>
+        <w:t>天气查询意图</w:t>
+      </w:r>
+      <w:r>
+        <w:t>：直接调用天气工具，将结果格式化后返回。</w:t>
+      </w:r>
+    </w:p>
+    <w:p>
+      <w:pPr>
+        <w:numPr>
+          <w:ilvl w:val="0"/>
+          <w:numId w:val="5"/>
+        </w:numPr>
+        <w:spacing w:after="156"/>
+      </w:pPr>
+      <w:r>
+        <w:rPr>
+          <w:b/>
+          <w:bCs/>
+        </w:rPr>
+        <w:t>衣橱管理意图</w:t>
+      </w:r>
+      <w:r>
+        <w:t>：直接调用衣橱工具（增删改查），将操作结果返回。</w:t>
+      </w:r>
+    </w:p>
+    <w:p>
+      <w:pPr>
+        <w:spacing w:after="156"/>
+      </w:pPr>
+      <w:r>
+        <w:t>主控智能体还负责维护</w:t>
+      </w:r>
+      <w:r>
+        <w:t xml:space="preserve"> </w:t>
+      </w:r>
+      <w:proofErr w:type="spellStart"/>
+      <w:r>
+        <w:t>LangGraph</w:t>
+      </w:r>
+      <w:proofErr w:type="spellEnd"/>
+      <w:r>
+        <w:t xml:space="preserve"> </w:t>
+      </w:r>
+      <w:r>
+        <w:t>中的状态对象，确保数据在节点之间正确传递，并管理多轮对话的上下文历史。</w:t>
+      </w:r>
+    </w:p>
+    <w:p>
+      <w:pPr>
+        <w:spacing w:after="156"/>
+      </w:pPr>
+      <w:r>
+        <w:rPr>
+          <w:b/>
+          <w:bCs/>
+        </w:rPr>
+        <w:t>时尚顾问</w:t>
+      </w:r>
+      <w:r>
+        <w:rPr>
+          <w:b/>
+          <w:bCs/>
+        </w:rPr>
+        <w:t xml:space="preserve"> Agent</w:t>
+      </w:r>
+      <w:r>
+        <w:rPr>
+          <w:b/>
+          <w:bCs/>
+        </w:rPr>
+        <w:t>（</w:t>
+      </w:r>
+      <w:r>
+        <w:rPr>
+          <w:b/>
+          <w:bCs/>
+        </w:rPr>
+        <w:t>Fashion Advisor Agent</w:t>
+      </w:r>
+      <w:r>
+        <w:rPr>
+          <w:b/>
+          <w:bCs/>
+        </w:rPr>
+        <w:t>）</w:t>
+      </w:r>
+    </w:p>
+    <w:p>
+      <w:pPr>
+        <w:spacing w:after="156"/>
+      </w:pPr>
+      <w:r>
+        <w:t>时尚顾问智能</w:t>
+      </w:r>
+      <w:proofErr w:type="gramStart"/>
+      <w:r>
+        <w:t>体负责</w:t>
+      </w:r>
+      <w:proofErr w:type="gramEnd"/>
+      <w:r>
+        <w:t>最终的推荐生成。它接收主控智能体传递的天气数据、衣橱候选列表和场合信息，结合用户偏好，调用大语言模型</w:t>
+      </w:r>
+      <w:proofErr w:type="gramStart"/>
+      <w:r>
+        <w:t>生成穿搭建</w:t>
+      </w:r>
+      <w:proofErr w:type="gramEnd"/>
+      <w:r>
+        <w:t>议。时尚</w:t>
+      </w:r>
+      <w:r>
+        <w:lastRenderedPageBreak/>
+        <w:t>顾问智能体还需要进行冲突检测，例如检查推荐的衣物组合是否存在明显的搭配问题，或者推荐的衣物是否与用户明确表达的不喜欢冲突。</w:t>
+      </w:r>
+    </w:p>
+    <w:p>
+      <w:pPr>
+        <w:spacing w:after="156"/>
+      </w:pPr>
+      <w:r>
+        <w:rPr>
+          <w:b/>
+          <w:bCs/>
+        </w:rPr>
+        <w:t>天气工具（</w:t>
+      </w:r>
+      <w:r>
+        <w:rPr>
+          <w:b/>
+          <w:bCs/>
+        </w:rPr>
+        <w:t>Weather Tool</w:t>
+      </w:r>
+      <w:r>
+        <w:rPr>
+          <w:b/>
+          <w:bCs/>
+        </w:rPr>
+        <w:t>）</w:t>
+      </w:r>
+    </w:p>
+    <w:p>
+      <w:pPr>
+        <w:spacing w:after="156"/>
+      </w:pPr>
+      <w:r>
+        <w:t>天气工具专门负责与天气相关的任务。它接收城市名称作为输入，调用和风天气</w:t>
+      </w:r>
+      <w:r>
+        <w:t xml:space="preserve"> API </w:t>
+      </w:r>
+      <w:r>
+        <w:t>获取实时天气数据，并对数据进行初步解读。例如当温度为二十二度时，标注为</w:t>
+      </w:r>
+      <w:r>
+        <w:t>"</w:t>
+      </w:r>
+      <w:r>
+        <w:t>舒适温度</w:t>
+      </w:r>
+      <w:r>
+        <w:t>"</w:t>
+      </w:r>
+      <w:r>
+        <w:t>；当紫外线指数大于五时，标注为</w:t>
+      </w:r>
+      <w:r>
+        <w:t>"</w:t>
+      </w:r>
+      <w:r>
+        <w:t>需要注意防晒</w:t>
+      </w:r>
+      <w:r>
+        <w:t>"</w:t>
+      </w:r>
+      <w:r>
+        <w:t>。天气工具的输出是结构化的天气信息加上解读标签，供时尚顾问智能体使用。</w:t>
+      </w:r>
+    </w:p>
+    <w:p>
+      <w:pPr>
+        <w:spacing w:after="156"/>
+      </w:pPr>
+      <w:r>
+        <w:rPr>
+          <w:b/>
+          <w:bCs/>
+        </w:rPr>
+        <w:t>衣橱工具（</w:t>
+      </w:r>
+      <w:r>
+        <w:rPr>
+          <w:b/>
+          <w:bCs/>
+        </w:rPr>
+        <w:t>Wardrobe Tool</w:t>
+      </w:r>
+      <w:r>
+        <w:rPr>
+          <w:b/>
+          <w:bCs/>
+        </w:rPr>
+        <w:t>）</w:t>
+      </w:r>
+    </w:p>
+    <w:p>
+      <w:pPr>
+        <w:spacing w:after="156"/>
+      </w:pPr>
+      <w:r>
+        <w:t>衣橱工具负责衣橱的所有操作。它支持四种类型的任务：查询衣物列表、添加新衣物、删除衣物、更新衣物信息。其中</w:t>
+      </w:r>
+      <w:proofErr w:type="gramStart"/>
+      <w:r>
+        <w:t>最</w:t>
+      </w:r>
+      <w:proofErr w:type="gramEnd"/>
+      <w:r>
+        <w:t>核心的是检索任务：衣橱工具接收天气条件、场合类型和用户偏好作为查询条件，基于规则过滤（温度范围匹配</w:t>
+      </w:r>
+      <w:r>
+        <w:t xml:space="preserve"> + </w:t>
+      </w:r>
+      <w:r>
+        <w:t>场合标签匹配</w:t>
+      </w:r>
+      <w:r>
+        <w:t xml:space="preserve"> + </w:t>
+      </w:r>
+      <w:r>
+        <w:t>偏好排除）返回符合条件的衣物列表。</w:t>
+      </w:r>
+    </w:p>
+    <w:p>
+      <w:pPr>
+        <w:pStyle w:val="3"/>
+        <w:spacing w:after="156"/>
+      </w:pPr>
+      <w:r>
+        <w:t xml:space="preserve">2.2.3 </w:t>
+      </w:r>
+      <w:r>
+        <w:t>数据流设计</w:t>
+      </w:r>
+    </w:p>
+    <w:p>
+      <w:pPr>
+        <w:spacing w:after="156"/>
+      </w:pPr>
+      <w:r>
+        <w:t>以用户提问</w:t>
+      </w:r>
+      <w:r>
+        <w:t>"</w:t>
+      </w:r>
+      <w:r>
+        <w:t>今天下午有个面试，帮我看看穿什么</w:t>
+      </w:r>
+      <w:r>
+        <w:t>"</w:t>
+      </w:r>
+      <w:r>
+        <w:t>为例，数据流如下：</w:t>
+      </w:r>
+    </w:p>
+    <w:p>
+      <w:pPr>
+        <w:spacing w:after="156"/>
+      </w:pPr>
+      <w:r>
+        <w:rPr>
+          <w:b/>
+          <w:bCs/>
+        </w:rPr>
+        <w:t>第一步</w:t>
+      </w:r>
+      <w:r>
+        <w:t>，用户输入进入主控智能体，主控智能体将输入传递给意图分类器，识别出意图为</w:t>
+      </w:r>
+      <w:r>
+        <w:t>"</w:t>
+      </w:r>
+      <w:r>
+        <w:t>穿搭建议</w:t>
+      </w:r>
+      <w:r>
+        <w:t>"</w:t>
+      </w:r>
+      <w:r>
+        <w:t>且隐含场合信息</w:t>
+      </w:r>
+      <w:r>
+        <w:t>"</w:t>
+      </w:r>
+      <w:r>
+        <w:t>面试</w:t>
+      </w:r>
+      <w:r>
+        <w:t>"</w:t>
+      </w:r>
+      <w:r>
+        <w:t>。</w:t>
+      </w:r>
+    </w:p>
+    <w:p>
+      <w:pPr>
+        <w:spacing w:after="156"/>
+      </w:pPr>
+      <w:r>
+        <w:rPr>
+          <w:b/>
+          <w:bCs/>
+        </w:rPr>
+        <w:t>第二步</w:t>
+      </w:r>
+      <w:r>
+        <w:t>，主控智能体调用天气工具，传入默认城市或用户之前设置的城市。天气工具调用和风天气</w:t>
+      </w:r>
+      <w:r>
+        <w:t xml:space="preserve"> API</w:t>
+      </w:r>
+      <w:r>
+        <w:t>，获取实时天气数据，返回温度二十五度、晴天、湿度百分之四十、微风，以及解读标签</w:t>
+      </w:r>
+      <w:r>
+        <w:t>"</w:t>
+      </w:r>
+      <w:r>
+        <w:t>舒适温度，注意防晒</w:t>
+      </w:r>
+      <w:r>
+        <w:t>"</w:t>
+      </w:r>
+      <w:r>
+        <w:t>。</w:t>
+      </w:r>
+    </w:p>
+    <w:p>
+      <w:pPr>
+        <w:spacing w:after="156"/>
+      </w:pPr>
+      <w:r>
+        <w:rPr>
+          <w:b/>
+          <w:bCs/>
+        </w:rPr>
+        <w:t>第三步</w:t>
+      </w:r>
+      <w:r>
+        <w:t>，</w:t>
+      </w:r>
+      <w:r>
+        <w:t>主控智能体调用衣橱工具，传入天气数据（温度二十五度、晴天）和场合信息（面试）。衣橱工具构建查询条件：适宜温度覆盖二十五度，场合标签包含</w:t>
+      </w:r>
+      <w:r>
+        <w:t>“</w:t>
+      </w:r>
+      <w:r>
+        <w:t>正式</w:t>
+      </w:r>
+      <w:r>
+        <w:t>”</w:t>
+      </w:r>
+      <w:r>
+        <w:t>或</w:t>
+      </w:r>
+      <w:r>
+        <w:t>“</w:t>
+      </w:r>
+      <w:r>
+        <w:t>面试</w:t>
+      </w:r>
+      <w:r>
+        <w:t>”</w:t>
+      </w:r>
+      <w:r>
+        <w:t>，执行规则过滤，返回候选衣物列表：白色衬衫、深蓝色西裤、黑色皮鞋。</w:t>
+      </w:r>
+    </w:p>
+    <w:p>
+      <w:pPr>
+        <w:spacing w:after="156"/>
+      </w:pPr>
+      <w:r>
+        <w:rPr>
+          <w:b/>
+          <w:bCs/>
+        </w:rPr>
+        <w:t>第四步</w:t>
+      </w:r>
+      <w:r>
+        <w:t>，主控智能体调用时尚顾问智能体，传入天气数据、候选衣物列表和面试场合信息。时尚顾问智能体调用大语言模型，综合所有信息生成建议：</w:t>
+      </w:r>
+      <w:r>
+        <w:t>"</w:t>
+      </w:r>
+      <w:r>
+        <w:t>今天二十五度晴天，建议穿白色衬衫搭配深蓝色西裤和黑色皮鞋，既正式又不会太热。</w:t>
+      </w:r>
+      <w:r>
+        <w:t>"</w:t>
+      </w:r>
+      <w:r>
+        <w:t>同时给出推荐理由。</w:t>
+      </w:r>
+    </w:p>
+    <w:p>
+      <w:pPr>
+        <w:spacing w:after="156"/>
+      </w:pPr>
+      <w:r>
+        <w:rPr>
+          <w:b/>
+          <w:bCs/>
+        </w:rPr>
+        <w:t>第五步</w:t>
+      </w:r>
+      <w:r>
+        <w:t>，时尚顾问智能体的输出返回给主控智能体，主控智能体将其作为最终回复返回给用户。</w:t>
+      </w:r>
+    </w:p>
+    <w:p>
+      <w:pPr>
+        <w:spacing w:after="156"/>
+      </w:pPr>
+      <w:r>
+        <w:rPr>
+          <w:b/>
+          <w:bCs/>
+        </w:rPr>
+        <w:lastRenderedPageBreak/>
+        <w:t>第六步</w:t>
+      </w:r>
+      <w:r>
+        <w:t>，对话结束后，主控智能体将本次交互记录到对话历史中，用于支持多轮对话上下文。</w:t>
+      </w:r>
+    </w:p>
+    <w:p>
+      <w:pPr>
+        <w:pStyle w:val="3"/>
+        <w:spacing w:after="156"/>
+      </w:pPr>
+      <w:r>
+        <w:t xml:space="preserve">2.2.4 </w:t>
+      </w:r>
+      <w:r>
+        <w:t>状态管理</w:t>
+      </w:r>
+    </w:p>
+    <w:p>
+      <w:pPr>
+        <w:spacing w:after="156"/>
+      </w:pPr>
+      <w:proofErr w:type="spellStart"/>
+      <w:r>
+        <w:t>LangGraph</w:t>
+      </w:r>
+      <w:proofErr w:type="spellEnd"/>
+      <w:r>
+        <w:t xml:space="preserve"> </w:t>
+      </w:r>
+      <w:r>
+        <w:t>中维护的状态对象包含以下字段：</w:t>
+      </w:r>
+    </w:p>
+    <w:p>
+      <w:pPr>
+        <w:spacing w:after="156"/>
+      </w:pPr>
+      <w:r>
+        <w:t>用户原始输入字段保存用户本次提问的原始文本。</w:t>
+      </w:r>
+    </w:p>
+    <w:p>
+      <w:pPr>
+        <w:spacing w:after="156"/>
+      </w:pPr>
+      <w:r>
+        <w:t>意图字段保存意图分类器的识别结果，可能的值包括穿搭建议、天气查询、衣橱管理、偏好设置。</w:t>
+      </w:r>
+    </w:p>
+    <w:p>
+      <w:pPr>
+        <w:spacing w:after="156"/>
+      </w:pPr>
+      <w:r>
+        <w:t>天气数据字段保存天气智能体返回的结构化天气信息，包含温度、天气状况、湿度、风速、紫外线指数和解读标签。</w:t>
+      </w:r>
+    </w:p>
+    <w:p>
+      <w:pPr>
+        <w:spacing w:after="156"/>
+      </w:pPr>
+      <w:r>
+        <w:t>衣橱候选项字段保存衣橱智能体检索返回的衣物列表，每个衣物包含名称、类别、颜色、材质、适宜温度范围等属性。</w:t>
+      </w:r>
+    </w:p>
+    <w:p>
+      <w:pPr>
+        <w:spacing w:after="156"/>
+      </w:pPr>
+      <w:r>
+        <w:t>最终输出字段保存时尚顾问智能体生成的最终回复文本。</w:t>
+      </w:r>
+    </w:p>
+    <w:p>
+      <w:pPr>
+        <w:spacing w:after="156"/>
+      </w:pPr>
+      <w:r>
+        <w:t>对话历史字段保存当前会话中用户和系统的所有交互记录，用于支持多轮对话中的上下文理解。</w:t>
+      </w:r>
+    </w:p>
+    <w:p>
+      <w:pPr>
+        <w:spacing w:after="156"/>
+      </w:pPr>
+      <w:r>
+        <w:t>错误信息字段保存执行过程中出现的错误信息，用于异常处理和用户提示。</w:t>
+      </w:r>
+    </w:p>
+    <w:tbl>
+      <w:tblPr>
+        <w:tblStyle w:val="ae"/>
+        <w:tblW w:w="0" w:type="auto"/>
+        <w:tblLook w:val="04A0" w:firstRow="1" w:lastRow="0" w:firstColumn="1" w:lastColumn="0" w:noHBand="0" w:noVBand="1"/>
+      </w:tblPr>
+      <w:tblGrid>
+        <w:gridCol w:w="2374"/>
+        <w:gridCol w:w="5922"/>
+      </w:tblGrid>
+      <w:tr>
+        <w:tc>
+          <w:tcPr>
+            <w:tcW w:w="2374" w:type="dxa"/>
+          </w:tcPr>
+          <w:p>
+            <w:pPr>
+              <w:spacing w:after="156"/>
+              <w:rPr>
+                <w:rFonts w:ascii="Segoe UI" w:hAnsi="Segoe UI" w:cs="Segoe UI"/>
+                <w:color w:val="0F1115"/>
+                <w:kern w:val="0"/>
+                <w:sz w:val="23"/>
+                <w:szCs w:val="23"/>
+              </w:rPr>
+            </w:pPr>
+            <w:r>
+              <w:rPr>
+                <w:rFonts w:ascii="Segoe UI" w:hAnsi="Segoe UI" w:cs="Segoe UI" w:hint="eastAsia"/>
+                <w:color w:val="0F1115"/>
+                <w:kern w:val="0"/>
+                <w:sz w:val="23"/>
+                <w:szCs w:val="23"/>
+              </w:rPr>
+              <w:t>字段</w:t>
+            </w:r>
+          </w:p>
+        </w:tc>
+        <w:tc>
+          <w:tcPr>
+            <w:tcW w:w="5922" w:type="dxa"/>
+          </w:tcPr>
+          <w:p>
+            <w:pPr>
+              <w:spacing w:after="156"/>
+              <w:rPr>
+                <w:rFonts w:ascii="Segoe UI" w:hAnsi="Segoe UI" w:cs="Segoe UI"/>
+                <w:color w:val="0F1115"/>
+                <w:kern w:val="0"/>
+                <w:sz w:val="23"/>
+                <w:szCs w:val="23"/>
+              </w:rPr>
+            </w:pPr>
+            <w:r>
+              <w:rPr>
+                <w:rFonts w:ascii="Segoe UI" w:hAnsi="Segoe UI" w:cs="Segoe UI" w:hint="eastAsia"/>
+                <w:color w:val="0F1115"/>
+                <w:kern w:val="0"/>
+                <w:sz w:val="23"/>
+                <w:szCs w:val="23"/>
+              </w:rPr>
+              <w:t>说明</w:t>
+            </w:r>
+          </w:p>
+        </w:tc>
+      </w:tr>
+      <w:tr>
+        <w:tc>
+          <w:tcPr>
+            <w:tcW w:w="2374" w:type="dxa"/>
+          </w:tcPr>
+          <w:p>
+            <w:pPr>
+              <w:spacing w:after="156"/>
+            </w:pPr>
+            <w:proofErr w:type="spellStart"/>
+            <w:r>
+              <w:rPr>
+                <w:rFonts w:ascii="Segoe UI" w:hAnsi="Segoe UI" w:cs="Segoe UI"/>
+                <w:color w:val="0F1115"/>
+                <w:kern w:val="0"/>
+                <w:sz w:val="23"/>
+                <w:szCs w:val="23"/>
+              </w:rPr>
+              <w:t>user_input</w:t>
+            </w:r>
+            <w:proofErr w:type="spellEnd"/>
+          </w:p>
+        </w:tc>
+        <w:tc>
+          <w:tcPr>
+            <w:tcW w:w="5922" w:type="dxa"/>
+          </w:tcPr>
+          <w:p>
+            <w:pPr>
+              <w:spacing w:after="156"/>
+            </w:pPr>
+            <w:r>
+              <w:rPr>
+                <w:rFonts w:ascii="Segoe UI" w:hAnsi="Segoe UI" w:cs="Segoe UI"/>
+                <w:color w:val="0F1115"/>
+                <w:kern w:val="0"/>
+                <w:sz w:val="23"/>
+                <w:szCs w:val="23"/>
+              </w:rPr>
+              <w:t>用户原始输入</w:t>
+            </w:r>
+          </w:p>
+        </w:tc>
+      </w:tr>
+      <w:tr>
+        <w:tc>
+          <w:tcPr>
+            <w:tcW w:w="2374" w:type="dxa"/>
+          </w:tcPr>
+          <w:p>
+            <w:pPr>
+              <w:spacing w:after="156"/>
+            </w:pPr>
+            <w:r>
+              <w:rPr>
+                <w:rFonts w:ascii="Segoe UI" w:hAnsi="Segoe UI" w:cs="Segoe UI"/>
+                <w:color w:val="0F1115"/>
+                <w:kern w:val="0"/>
+                <w:sz w:val="23"/>
+                <w:szCs w:val="23"/>
+              </w:rPr>
+              <w:t>intent</w:t>
+            </w:r>
+          </w:p>
+        </w:tc>
+        <w:tc>
+          <w:tcPr>
+            <w:tcW w:w="5922" w:type="dxa"/>
+          </w:tcPr>
+          <w:p>
+            <w:pPr>
+              <w:spacing w:after="156"/>
+            </w:pPr>
+            <w:r>
+              <w:rPr>
+                <w:rFonts w:ascii="Segoe UI" w:hAnsi="Segoe UI" w:cs="Segoe UI"/>
+                <w:color w:val="0F1115"/>
+                <w:kern w:val="0"/>
+                <w:sz w:val="23"/>
+                <w:szCs w:val="23"/>
+              </w:rPr>
+              <w:t>意图类型（</w:t>
+            </w:r>
+            <w:r>
+              <w:rPr>
+                <w:rFonts w:ascii="Segoe UI" w:hAnsi="Segoe UI" w:cs="Segoe UI"/>
+                <w:color w:val="0F1115"/>
+                <w:kern w:val="0"/>
+                <w:sz w:val="23"/>
+                <w:szCs w:val="23"/>
+              </w:rPr>
+              <w:t>outfit/weather/wardrobe</w:t>
+            </w:r>
+            <w:r>
+              <w:rPr>
+                <w:rFonts w:ascii="Segoe UI" w:hAnsi="Segoe UI" w:cs="Segoe UI"/>
+                <w:color w:val="0F1115"/>
+                <w:kern w:val="0"/>
+                <w:sz w:val="23"/>
+                <w:szCs w:val="23"/>
+              </w:rPr>
+              <w:t>）</w:t>
+            </w:r>
+          </w:p>
+        </w:tc>
+      </w:tr>
+      <w:tr>
+        <w:tc>
+          <w:tcPr>
+            <w:tcW w:w="2374" w:type="dxa"/>
+          </w:tcPr>
+          <w:p>
+            <w:pPr>
+              <w:spacing w:after="156"/>
+            </w:pPr>
+            <w:proofErr w:type="spellStart"/>
+            <w:r>
+              <w:rPr>
+                <w:rFonts w:ascii="Segoe UI" w:hAnsi="Segoe UI" w:cs="Segoe UI"/>
+                <w:color w:val="0F1115"/>
+                <w:kern w:val="0"/>
+                <w:sz w:val="23"/>
+                <w:szCs w:val="23"/>
+              </w:rPr>
+              <w:t>weather_data</w:t>
+            </w:r>
+            <w:proofErr w:type="spellEnd"/>
+          </w:p>
+        </w:tc>
+        <w:tc>
+          <w:tcPr>
+            <w:tcW w:w="5922" w:type="dxa"/>
+          </w:tcPr>
+          <w:p>
+            <w:pPr>
+              <w:spacing w:after="156"/>
+            </w:pPr>
+            <w:r>
+              <w:rPr>
+                <w:rFonts w:ascii="Segoe UI" w:hAnsi="Segoe UI" w:cs="Segoe UI"/>
+                <w:color w:val="0F1115"/>
+                <w:kern w:val="0"/>
+                <w:sz w:val="23"/>
+                <w:szCs w:val="23"/>
+              </w:rPr>
+              <w:t>天气数据</w:t>
+            </w:r>
+          </w:p>
+        </w:tc>
+      </w:tr>
+      <w:tr>
+        <w:tc>
+          <w:tcPr>
+            <w:tcW w:w="2374" w:type="dxa"/>
+          </w:tcPr>
+          <w:p>
+            <w:pPr>
+              <w:spacing w:after="156"/>
+              <w:rPr>
+                <w:rFonts w:ascii="Segoe UI" w:hAnsi="Segoe UI" w:cs="Segoe UI"/>
+                <w:color w:val="0F1115"/>
+                <w:kern w:val="0"/>
+                <w:sz w:val="23"/>
+                <w:szCs w:val="23"/>
+              </w:rPr>
+            </w:pPr>
+            <w:r>
+              <w:rPr>
+                <w:rFonts w:ascii="Segoe UI" w:hAnsi="Segoe UI" w:cs="Segoe UI"/>
+                <w:color w:val="0F1115"/>
+                <w:kern w:val="0"/>
+                <w:sz w:val="23"/>
+                <w:szCs w:val="23"/>
+              </w:rPr>
+              <w:t>occasion</w:t>
+            </w:r>
+          </w:p>
+        </w:tc>
+        <w:tc>
+          <w:tcPr>
+            <w:tcW w:w="5922" w:type="dxa"/>
+          </w:tcPr>
+          <w:p>
+            <w:pPr>
+              <w:spacing w:after="156"/>
+              <w:rPr>
+                <w:rFonts w:ascii="Segoe UI" w:hAnsi="Segoe UI" w:cs="Segoe UI"/>
+                <w:color w:val="0F1115"/>
+                <w:kern w:val="0"/>
+                <w:sz w:val="23"/>
+                <w:szCs w:val="23"/>
+              </w:rPr>
+            </w:pPr>
+            <w:r>
+              <w:rPr>
+                <w:rFonts w:ascii="Segoe UI" w:hAnsi="Segoe UI" w:cs="Segoe UI"/>
+                <w:color w:val="0F1115"/>
+                <w:kern w:val="0"/>
+                <w:sz w:val="23"/>
+                <w:szCs w:val="23"/>
+              </w:rPr>
+              <w:t>提取的场合信息</w:t>
+            </w:r>
+          </w:p>
+        </w:tc>
+      </w:tr>
+      <w:tr>
+        <w:tc>
+          <w:tcPr>
+            <w:tcW w:w="2374" w:type="dxa"/>
+          </w:tcPr>
+          <w:p>
+            <w:pPr>
+              <w:spacing w:after="156"/>
+            </w:pPr>
+            <w:proofErr w:type="spellStart"/>
+            <w:r>
+              <w:rPr>
+                <w:rFonts w:ascii="Segoe UI" w:hAnsi="Segoe UI" w:cs="Segoe UI"/>
+                <w:color w:val="0F1115"/>
+                <w:kern w:val="0"/>
+                <w:sz w:val="23"/>
+                <w:szCs w:val="23"/>
+              </w:rPr>
+              <w:t>wardrobe_candidates</w:t>
+            </w:r>
+            <w:proofErr w:type="spellEnd"/>
+          </w:p>
+        </w:tc>
+        <w:tc>
+          <w:tcPr>
+            <w:tcW w:w="5922" w:type="dxa"/>
+          </w:tcPr>
+          <w:p>
+            <w:pPr>
+              <w:spacing w:after="156"/>
+            </w:pPr>
+            <w:r>
+              <w:rPr>
+                <w:rFonts w:ascii="Segoe UI" w:hAnsi="Segoe UI" w:cs="Segoe UI"/>
+                <w:color w:val="0F1115"/>
+                <w:kern w:val="0"/>
+                <w:sz w:val="23"/>
+                <w:szCs w:val="23"/>
+              </w:rPr>
+              <w:t>衣橱候选列表</w:t>
+            </w:r>
+          </w:p>
+        </w:tc>
+      </w:tr>
+      <w:tr>
+        <w:tc>
+          <w:tcPr>
+            <w:tcW w:w="2374" w:type="dxa"/>
+          </w:tcPr>
+          <w:p>
+            <w:pPr>
+              <w:spacing w:after="156"/>
+            </w:pPr>
+            <w:proofErr w:type="spellStart"/>
+            <w:r>
+              <w:rPr>
+                <w:rFonts w:ascii="Segoe UI" w:hAnsi="Segoe UI" w:cs="Segoe UI"/>
+                <w:color w:val="0F1115"/>
+                <w:kern w:val="0"/>
+                <w:sz w:val="23"/>
+                <w:szCs w:val="23"/>
+              </w:rPr>
+              <w:t>final_output</w:t>
+            </w:r>
+            <w:proofErr w:type="spellEnd"/>
+          </w:p>
+        </w:tc>
+        <w:tc>
+          <w:tcPr>
+            <w:tcW w:w="5922" w:type="dxa"/>
+          </w:tcPr>
+          <w:p>
+            <w:pPr>
+              <w:spacing w:after="156"/>
+            </w:pPr>
+            <w:r>
+              <w:rPr>
+                <w:rFonts w:ascii="Segoe UI" w:hAnsi="Segoe UI" w:cs="Segoe UI"/>
+                <w:color w:val="0F1115"/>
+                <w:kern w:val="0"/>
+                <w:sz w:val="23"/>
+                <w:szCs w:val="23"/>
+              </w:rPr>
+              <w:t>最终回复</w:t>
+            </w:r>
+          </w:p>
+        </w:tc>
+      </w:tr>
+      <w:tr>
+        <w:tc>
+          <w:tcPr>
+            <w:tcW w:w="2374" w:type="dxa"/>
+          </w:tcPr>
+          <w:p>
+            <w:pPr>
+              <w:spacing w:after="156"/>
+            </w:pPr>
+            <w:proofErr w:type="spellStart"/>
+            <w:r>
+              <w:rPr>
+                <w:rFonts w:ascii="Segoe UI" w:hAnsi="Segoe UI" w:cs="Segoe UI"/>
+                <w:color w:val="0F1115"/>
+                <w:kern w:val="0"/>
+                <w:sz w:val="23"/>
+                <w:szCs w:val="23"/>
+              </w:rPr>
+              <w:t>chat_history</w:t>
+            </w:r>
+            <w:proofErr w:type="spellEnd"/>
+          </w:p>
+        </w:tc>
+        <w:tc>
+          <w:tcPr>
+            <w:tcW w:w="5922" w:type="dxa"/>
+          </w:tcPr>
+          <w:p>
+            <w:pPr>
+              <w:spacing w:after="156"/>
+            </w:pPr>
+            <w:r>
+              <w:rPr>
+                <w:rFonts w:ascii="Segoe UI" w:hAnsi="Segoe UI" w:cs="Segoe UI"/>
+                <w:color w:val="0F1115"/>
+                <w:kern w:val="0"/>
+                <w:sz w:val="23"/>
+                <w:szCs w:val="23"/>
+              </w:rPr>
+              <w:t>对话历史</w:t>
+            </w:r>
+          </w:p>
+        </w:tc>
+      </w:tr>
+    </w:tbl>
+    <w:p>
+      <w:pPr>
+        <w:spacing w:after="156"/>
+      </w:pPr>
+    </w:p>
+    <w:p>
+      <w:pPr>
+        <w:pStyle w:val="3"/>
+        <w:spacing w:after="156"/>
+      </w:pPr>
+      <w:r>
+        <w:t xml:space="preserve">2.2.5 </w:t>
+      </w:r>
+      <w:r>
+        <w:t>可扩展性设计</w:t>
+      </w:r>
+    </w:p>
+    <w:p>
+      <w:pPr>
+        <w:spacing w:after="156"/>
+      </w:pPr>
+      <w:r>
+        <w:lastRenderedPageBreak/>
+        <w:t>衣橱存储接口采用抽象类设计，定义了</w:t>
+      </w:r>
+      <w:proofErr w:type="gramStart"/>
+      <w:r>
+        <w:t>增删改查的</w:t>
+      </w:r>
+      <w:proofErr w:type="gramEnd"/>
+      <w:r>
+        <w:t>标准方法。当前实现使用</w:t>
+      </w:r>
+      <w:r>
+        <w:t xml:space="preserve"> JSON </w:t>
+      </w:r>
+      <w:r>
+        <w:t>文件存储，未来可以无缝替换为</w:t>
+      </w:r>
+      <w:r>
+        <w:t xml:space="preserve"> SQLite </w:t>
+      </w:r>
+      <w:r>
+        <w:t>或</w:t>
+      </w:r>
+      <w:r>
+        <w:t xml:space="preserve"> PostgreSQL </w:t>
+      </w:r>
+      <w:r>
+        <w:t>而无需修改上层代码。</w:t>
+      </w:r>
+    </w:p>
+    <w:p>
+      <w:pPr>
+        <w:spacing w:after="156"/>
+      </w:pPr>
+      <w:r>
+        <w:t>衣橱检索接口采用规则过滤设计，当前基于温度范围匹配、场合标签匹配和偏好排除进行候选衣物的筛选。这种设计简单直接，满足</w:t>
+      </w:r>
+      <w:r>
+        <w:t xml:space="preserve"> MVP </w:t>
+      </w:r>
+      <w:r>
+        <w:t>阶段的需求。未来可扩展为向量检索，支持基于语义的更智能匹配，例如用户输入</w:t>
+      </w:r>
+      <w:r>
+        <w:t>“</w:t>
+      </w:r>
+      <w:r>
+        <w:t>找一件适合面试的深色上衣</w:t>
+      </w:r>
+      <w:r>
+        <w:t>”</w:t>
+      </w:r>
+      <w:r>
+        <w:t>时，能够通过语义理解返回正确结果。</w:t>
+      </w:r>
+    </w:p>
+    <w:p>
+      <w:pPr>
+        <w:spacing w:after="156"/>
+      </w:pPr>
+      <w:r>
+        <w:t>工具函数通过</w:t>
+      </w:r>
+      <w:proofErr w:type="gramStart"/>
+      <w:r>
+        <w:t>装饰器注册</w:t>
+      </w:r>
+      <w:proofErr w:type="gramEnd"/>
+      <w:r>
+        <w:t>到工具注册表，新增工具只需编写函数并添加装饰器，无需修改主控智能体的代码。</w:t>
+      </w:r>
+    </w:p>
+    <w:p>
+      <w:pPr>
+        <w:spacing w:after="156"/>
+      </w:pPr>
+      <w:r>
+        <w:t>智能体采用配置化设计，智能体的名称、使用的工具列表、系统提示词都通过配置文件定义，便于调整和实验不同的智能体组合。</w:t>
+      </w:r>
+    </w:p>
+    <w:p>
+      <w:pPr>
+        <w:pStyle w:val="2"/>
+        <w:rPr>
           <w:rFonts w:hint="eastAsia"/>
         </w:rPr>
-        <w:t xml:space="preserve">SDD </w:t>
-      </w:r>
-      <w:r>
+      </w:pPr>
+      <w:r>
+        <w:t>2.3 API Spec</w:t>
+      </w:r>
+      <w:r>
+        <w:t>（接口规格）</w:t>
+      </w:r>
+    </w:p>
+    <w:p>
+      <w:pPr>
+        <w:pStyle w:val="3"/>
+        <w:spacing w:after="156"/>
+      </w:pPr>
+      <w:r>
+        <w:t xml:space="preserve">2.3.1 </w:t>
+      </w:r>
+      <w:r>
+        <w:t>内部工具</w:t>
+      </w:r>
+      <w:r>
+        <w:t xml:space="preserve"> API</w:t>
+      </w:r>
+    </w:p>
+    <w:p>
+      <w:pPr>
+        <w:spacing w:after="156"/>
+      </w:pPr>
+      <w:r>
+        <w:t>所有工具函数以</w:t>
+      </w:r>
+      <w:r>
+        <w:t xml:space="preserve"> Python </w:t>
+      </w:r>
+      <w:r>
+        <w:t>函数的形式实现，通过</w:t>
+      </w:r>
+      <w:r>
+        <w:t xml:space="preserve"> </w:t>
+      </w:r>
+      <w:proofErr w:type="spellStart"/>
+      <w:r>
+        <w:t>LangChain</w:t>
+      </w:r>
+      <w:proofErr w:type="spellEnd"/>
+      <w:r>
+        <w:t xml:space="preserve"> </w:t>
+      </w:r>
+      <w:r>
+        <w:t>的</w:t>
+      </w:r>
+      <w:r>
+        <w:t xml:space="preserve"> @tool </w:t>
+      </w:r>
+      <w:proofErr w:type="gramStart"/>
+      <w:r>
+        <w:t>装饰器</w:t>
+      </w:r>
+      <w:proofErr w:type="gramEnd"/>
+      <w:r>
+        <w:t>注册。</w:t>
+      </w:r>
+    </w:p>
+    <w:p>
+      <w:pPr>
+        <w:spacing w:after="156"/>
+      </w:pPr>
+      <w:r>
+        <w:rPr>
+          <w:b/>
+          <w:bCs/>
+        </w:rPr>
+        <w:t>工具</w:t>
+      </w:r>
+      <w:proofErr w:type="gramStart"/>
+      <w:r>
+        <w:rPr>
+          <w:b/>
+          <w:bCs/>
+        </w:rPr>
+        <w:t>一</w:t>
+      </w:r>
+      <w:proofErr w:type="gramEnd"/>
+      <w:r>
+        <w:rPr>
+          <w:b/>
+          <w:bCs/>
+        </w:rPr>
+        <w:t>：获取天气</w:t>
+      </w:r>
+    </w:p>
+    <w:p>
+      <w:pPr>
+        <w:numPr>
+          <w:ilvl w:val="0"/>
+          <w:numId w:val="6"/>
+        </w:numPr>
+        <w:spacing w:after="156"/>
+      </w:pPr>
+      <w:r>
+        <w:rPr>
+          <w:b/>
+          <w:bCs/>
+        </w:rPr>
+        <w:t>工具名称</w:t>
+      </w:r>
+      <w:r>
+        <w:t>：</w:t>
+      </w:r>
+      <w:proofErr w:type="spellStart"/>
+      <w:r>
+        <w:t>get_weather</w:t>
+      </w:r>
+      <w:proofErr w:type="spellEnd"/>
+    </w:p>
+    <w:p>
+      <w:pPr>
+        <w:numPr>
+          <w:ilvl w:val="0"/>
+          <w:numId w:val="6"/>
+        </w:numPr>
+        <w:spacing w:after="156"/>
+      </w:pPr>
+      <w:r>
+        <w:rPr>
+          <w:b/>
+          <w:bCs/>
+        </w:rPr>
+        <w:t>功能描述</w:t>
+      </w:r>
+      <w:r>
+        <w:t>：获取指定城市的实时天气数据，包括温度、天气状况、湿度、风速和紫外线指数，并返回</w:t>
+      </w:r>
+      <w:proofErr w:type="gramStart"/>
+      <w:r>
+        <w:t>适合穿搭的</w:t>
+      </w:r>
+      <w:proofErr w:type="gramEnd"/>
+      <w:r>
+        <w:t>解读提示。</w:t>
+      </w:r>
+    </w:p>
+    <w:p>
+      <w:pPr>
+        <w:numPr>
+          <w:ilvl w:val="0"/>
+          <w:numId w:val="6"/>
+        </w:numPr>
+        <w:spacing w:after="156"/>
+      </w:pPr>
+      <w:r>
+        <w:rPr>
+          <w:b/>
+          <w:bCs/>
+        </w:rPr>
+        <w:t>输入参数</w:t>
+      </w:r>
+      <w:r>
+        <w:t>：</w:t>
+      </w:r>
+    </w:p>
+    <w:p>
+      <w:pPr>
+        <w:numPr>
+          <w:ilvl w:val="1"/>
+          <w:numId w:val="6"/>
+        </w:numPr>
+        <w:spacing w:after="156"/>
+      </w:pPr>
+      <w:r>
+        <w:t>city</w:t>
+      </w:r>
+      <w:r>
+        <w:t>（</w:t>
+      </w:r>
+      <w:r>
+        <w:t>str</w:t>
+      </w:r>
+      <w:r>
+        <w:t>，必填）：城市名称，例如</w:t>
+      </w:r>
+      <w:r>
+        <w:t>"</w:t>
+      </w:r>
+      <w:r>
+        <w:t>北京</w:t>
+      </w:r>
+      <w:r>
+        <w:t>""</w:t>
+      </w:r>
+      <w:r>
+        <w:t>上海</w:t>
+      </w:r>
+      <w:r>
+        <w:t>"</w:t>
+      </w:r>
+      <w:r>
+        <w:t>。系统内部通过城市名称查询表或</w:t>
+      </w:r>
+      <w:r>
+        <w:t xml:space="preserve"> </w:t>
+      </w:r>
+      <w:proofErr w:type="spellStart"/>
+      <w:r>
+        <w:t>GeoAPI</w:t>
+      </w:r>
+      <w:proofErr w:type="spellEnd"/>
+      <w:r>
+        <w:t xml:space="preserve"> </w:t>
+      </w:r>
+      <w:r>
+        <w:t>转换为和风天气城市代码。</w:t>
+      </w:r>
+    </w:p>
+    <w:p>
+      <w:pPr>
+        <w:numPr>
+          <w:ilvl w:val="0"/>
+          <w:numId w:val="6"/>
+        </w:numPr>
+        <w:spacing w:after="156"/>
+      </w:pPr>
+      <w:r>
+        <w:rPr>
+          <w:b/>
+          <w:bCs/>
+        </w:rPr>
+        <w:t>输出格式</w:t>
+      </w:r>
+      <w:r>
+        <w:t>：返回</w:t>
+      </w:r>
+      <w:r>
+        <w:t xml:space="preserve"> </w:t>
+      </w:r>
+      <w:proofErr w:type="spellStart"/>
+      <w:r>
+        <w:t>dict</w:t>
+      </w:r>
+      <w:proofErr w:type="spellEnd"/>
+      <w:r>
+        <w:t>，包含：</w:t>
+      </w:r>
+    </w:p>
+    <w:p>
+      <w:pPr>
+        <w:numPr>
+          <w:ilvl w:val="1"/>
+          <w:numId w:val="6"/>
+        </w:numPr>
+        <w:spacing w:after="156"/>
+      </w:pPr>
+      <w:r>
+        <w:t>temp</w:t>
+      </w:r>
+      <w:r>
+        <w:t>（</w:t>
+      </w:r>
+      <w:r>
+        <w:t>int</w:t>
+      </w:r>
+      <w:r>
+        <w:t>）：摄氏温度</w:t>
+      </w:r>
+    </w:p>
+    <w:p>
+      <w:pPr>
+        <w:numPr>
+          <w:ilvl w:val="1"/>
+          <w:numId w:val="6"/>
+        </w:numPr>
+        <w:spacing w:after="156"/>
+      </w:pPr>
+      <w:r>
+        <w:t>condition</w:t>
+      </w:r>
+      <w:r>
+        <w:t>（</w:t>
+      </w:r>
+      <w:r>
+        <w:t>str</w:t>
+      </w:r>
+      <w:r>
+        <w:t>）：天气状况，如</w:t>
+      </w:r>
+      <w:r>
+        <w:t>"</w:t>
+      </w:r>
+      <w:r>
+        <w:t>晴</w:t>
+      </w:r>
+      <w:r>
+        <w:t>""</w:t>
+      </w:r>
+      <w:r>
+        <w:t>雨</w:t>
+      </w:r>
+      <w:r>
+        <w:t>""</w:t>
+      </w:r>
+      <w:r>
+        <w:t>多云</w:t>
+      </w:r>
+      <w:r>
+        <w:t>"</w:t>
+      </w:r>
+    </w:p>
+    <w:p>
+      <w:pPr>
+        <w:numPr>
+          <w:ilvl w:val="1"/>
+          <w:numId w:val="6"/>
+        </w:numPr>
+        <w:spacing w:after="156"/>
+      </w:pPr>
+      <w:r>
+        <w:t>humidity</w:t>
+      </w:r>
+      <w:r>
+        <w:t>（</w:t>
+      </w:r>
+      <w:r>
+        <w:t>int</w:t>
+      </w:r>
+      <w:r>
+        <w:t>）：相对湿度百分比</w:t>
+      </w:r>
+    </w:p>
+    <w:p>
+      <w:pPr>
+        <w:numPr>
+          <w:ilvl w:val="1"/>
+          <w:numId w:val="6"/>
+        </w:numPr>
+        <w:spacing w:after="156"/>
+      </w:pPr>
+      <w:proofErr w:type="spellStart"/>
+      <w:r>
+        <w:t>wind_speed</w:t>
+      </w:r>
+      <w:proofErr w:type="spellEnd"/>
+      <w:r>
+        <w:t>（</w:t>
+      </w:r>
+      <w:r>
+        <w:t>str</w:t>
+      </w:r>
+      <w:r>
+        <w:t>）：风速等级，如</w:t>
+      </w:r>
+      <w:r>
+        <w:t>"</w:t>
+      </w:r>
+      <w:r>
+        <w:t>微风</w:t>
+      </w:r>
+      <w:r>
+        <w:t>""</w:t>
+      </w:r>
+      <w:r>
+        <w:t>强风</w:t>
+      </w:r>
+      <w:r>
+        <w:t>"</w:t>
+      </w:r>
+    </w:p>
+    <w:p>
+      <w:pPr>
+        <w:numPr>
+          <w:ilvl w:val="1"/>
+          <w:numId w:val="6"/>
+        </w:numPr>
+        <w:spacing w:after="156"/>
+      </w:pPr>
+      <w:proofErr w:type="spellStart"/>
+      <w:r>
+        <w:lastRenderedPageBreak/>
+        <w:t>uvi</w:t>
+      </w:r>
+      <w:proofErr w:type="spellEnd"/>
+      <w:r>
+        <w:t>（</w:t>
+      </w:r>
+      <w:r>
+        <w:t>int</w:t>
+      </w:r>
+      <w:r>
+        <w:t>）：紫外线指数</w:t>
+      </w:r>
+    </w:p>
+    <w:p>
+      <w:pPr>
+        <w:numPr>
+          <w:ilvl w:val="1"/>
+          <w:numId w:val="6"/>
+        </w:numPr>
+        <w:spacing w:after="156"/>
+      </w:pPr>
+      <w:r>
+        <w:t>tips</w:t>
+      </w:r>
+      <w:r>
+        <w:t>（</w:t>
+      </w:r>
+      <w:r>
+        <w:t>str</w:t>
+      </w:r>
+      <w:r>
+        <w:t>）：</w:t>
+      </w:r>
+      <w:proofErr w:type="gramStart"/>
+      <w:r>
+        <w:t>穿搭解读</w:t>
+      </w:r>
+      <w:proofErr w:type="gramEnd"/>
+      <w:r>
+        <w:t>提示，如</w:t>
+      </w:r>
+      <w:r>
+        <w:t>"</w:t>
+      </w:r>
+      <w:r>
+        <w:t>舒适温度，注意防晒</w:t>
+      </w:r>
+      <w:r>
+        <w:t>"</w:t>
+      </w:r>
+    </w:p>
+    <w:p>
+      <w:pPr>
+        <w:spacing w:after="156"/>
+      </w:pPr>
+      <w:r>
+        <w:rPr>
+          <w:b/>
+          <w:bCs/>
+        </w:rPr>
+        <w:t>工具二：检索衣橱</w:t>
+      </w:r>
+    </w:p>
+    <w:p>
+      <w:pPr>
+        <w:numPr>
+          <w:ilvl w:val="0"/>
+          <w:numId w:val="7"/>
+        </w:numPr>
+        <w:spacing w:after="156"/>
+      </w:pPr>
+      <w:r>
+        <w:rPr>
+          <w:b/>
+          <w:bCs/>
+        </w:rPr>
+        <w:t>工具名称</w:t>
+      </w:r>
+      <w:r>
+        <w:t>：</w:t>
+      </w:r>
+      <w:proofErr w:type="spellStart"/>
+      <w:r>
+        <w:t>search_wardrobe</w:t>
+      </w:r>
+      <w:proofErr w:type="spellEnd"/>
+    </w:p>
+    <w:p>
+      <w:pPr>
+        <w:numPr>
+          <w:ilvl w:val="0"/>
+          <w:numId w:val="7"/>
+        </w:numPr>
+        <w:spacing w:after="156"/>
+      </w:pPr>
+      <w:r>
+        <w:rPr>
+          <w:b/>
+          <w:bCs/>
+        </w:rPr>
+        <w:t>功能描述</w:t>
+      </w:r>
+      <w:r>
+        <w:t>：根据当前的天气条件、场合类型和用户偏好，从用户衣橱中检索最匹配的衣物列表。</w:t>
+      </w:r>
+    </w:p>
+    <w:p>
+      <w:pPr>
+        <w:numPr>
+          <w:ilvl w:val="0"/>
+          <w:numId w:val="7"/>
+        </w:numPr>
+        <w:spacing w:after="156"/>
+      </w:pPr>
+      <w:r>
+        <w:rPr>
+          <w:b/>
+          <w:bCs/>
+        </w:rPr>
+        <w:t>输入参数</w:t>
+      </w:r>
+      <w:r>
+        <w:t>：</w:t>
+      </w:r>
+    </w:p>
+    <w:p>
+      <w:pPr>
+        <w:numPr>
+          <w:ilvl w:val="1"/>
+          <w:numId w:val="7"/>
+        </w:numPr>
+        <w:spacing w:after="156"/>
+      </w:pPr>
+      <w:r>
+        <w:t>temp</w:t>
+      </w:r>
+      <w:r>
+        <w:t>（</w:t>
+      </w:r>
+      <w:r>
+        <w:t>int</w:t>
+      </w:r>
+      <w:r>
+        <w:t>，必填）：当前温度，用于匹配衣物的适宜温度范围。</w:t>
+      </w:r>
+    </w:p>
+    <w:p>
+      <w:pPr>
+        <w:numPr>
+          <w:ilvl w:val="1"/>
+          <w:numId w:val="7"/>
+        </w:numPr>
+        <w:spacing w:after="156"/>
+      </w:pPr>
+      <w:r>
+        <w:t>condition</w:t>
+      </w:r>
+      <w:r>
+        <w:t>（</w:t>
+      </w:r>
+      <w:r>
+        <w:t>str</w:t>
+      </w:r>
+      <w:r>
+        <w:t>，必填）：天气状况，如</w:t>
+      </w:r>
+      <w:r>
+        <w:t>"</w:t>
+      </w:r>
+      <w:r>
+        <w:t>晴</w:t>
+      </w:r>
+      <w:r>
+        <w:t>""</w:t>
+      </w:r>
+      <w:r>
+        <w:t>雨</w:t>
+      </w:r>
+      <w:r>
+        <w:t>"</w:t>
+      </w:r>
+      <w:r>
+        <w:t>，用于判断是否需要防雨、防晒等。</w:t>
+      </w:r>
+    </w:p>
+    <w:p>
+      <w:pPr>
+        <w:numPr>
+          <w:ilvl w:val="1"/>
+          <w:numId w:val="7"/>
+        </w:numPr>
+        <w:spacing w:after="156"/>
+      </w:pPr>
+      <w:r>
+        <w:t>occasion</w:t>
+      </w:r>
+      <w:r>
+        <w:t>（</w:t>
+      </w:r>
+      <w:r>
+        <w:t>str</w:t>
+      </w:r>
+      <w:r>
+        <w:t>，选填）：场合类型，可选值为</w:t>
+      </w:r>
+      <w:r>
+        <w:t xml:space="preserve"> casual</w:t>
+      </w:r>
+      <w:r>
+        <w:t>（休闲）、</w:t>
+      </w:r>
+      <w:r>
+        <w:t>work</w:t>
+      </w:r>
+      <w:r>
+        <w:t>（工作）、</w:t>
+      </w:r>
+      <w:r>
+        <w:t>interview</w:t>
+      </w:r>
+      <w:r>
+        <w:t>（面试）、</w:t>
+      </w:r>
+      <w:r>
+        <w:t>date</w:t>
+      </w:r>
+      <w:r>
+        <w:t>（约会）、</w:t>
+      </w:r>
+      <w:r>
+        <w:t>sports</w:t>
+      </w:r>
+      <w:r>
+        <w:t>（运动）、</w:t>
+      </w:r>
+      <w:r>
+        <w:t>formal</w:t>
+      </w:r>
+      <w:r>
+        <w:t>（正式），默认为</w:t>
+      </w:r>
+      <w:r>
+        <w:t xml:space="preserve"> casual</w:t>
+      </w:r>
+      <w:r>
+        <w:t>。用户输入中的自由文本（如</w:t>
+      </w:r>
+      <w:r>
+        <w:t>"</w:t>
+      </w:r>
+      <w:r>
+        <w:t>有个会</w:t>
+      </w:r>
+      <w:r>
+        <w:t>"</w:t>
+      </w:r>
+      <w:r>
+        <w:t>、</w:t>
+      </w:r>
+      <w:r>
+        <w:t>"</w:t>
+      </w:r>
+      <w:r>
+        <w:t>见客户</w:t>
+      </w:r>
+      <w:r>
+        <w:t>"</w:t>
+      </w:r>
+      <w:r>
+        <w:t>）由主控智能体的意图分类器映射到标准枚举值。</w:t>
+      </w:r>
+    </w:p>
+    <w:p>
+      <w:pPr>
+        <w:numPr>
+          <w:ilvl w:val="1"/>
+          <w:numId w:val="7"/>
+        </w:numPr>
+        <w:spacing w:after="156"/>
+      </w:pPr>
+      <w:r>
+        <w:t>limit</w:t>
+      </w:r>
+      <w:r>
+        <w:t>（</w:t>
+      </w:r>
+      <w:r>
+        <w:t>int</w:t>
+      </w:r>
+      <w:r>
+        <w:t>，选填）：返回的最大衣物数量，默认为</w:t>
+      </w:r>
+      <w:r>
+        <w:t xml:space="preserve"> </w:t>
+      </w:r>
+      <w:r>
+        <w:rPr>
+          <w:b/>
+          <w:bCs/>
+        </w:rPr>
+        <w:t>8</w:t>
+      </w:r>
+      <w:r>
+        <w:t xml:space="preserve"> </w:t>
+      </w:r>
+      <w:r>
+        <w:t>件，确保有足够的候选供搭配组合。</w:t>
+      </w:r>
+    </w:p>
+    <w:p>
+      <w:pPr>
+        <w:numPr>
+          <w:ilvl w:val="0"/>
+          <w:numId w:val="7"/>
+        </w:numPr>
+        <w:spacing w:after="156"/>
+      </w:pPr>
+      <w:r>
+        <w:rPr>
+          <w:b/>
+          <w:bCs/>
+        </w:rPr>
+        <w:t>输出格式</w:t>
+      </w:r>
+      <w:r>
+        <w:t>：返回</w:t>
+      </w:r>
+      <w:r>
+        <w:t xml:space="preserve"> list</w:t>
+      </w:r>
+      <w:r>
+        <w:t>，每个元素为</w:t>
+      </w:r>
+      <w:r>
+        <w:t xml:space="preserve"> </w:t>
+      </w:r>
+      <w:proofErr w:type="spellStart"/>
+      <w:r>
+        <w:t>dict</w:t>
+      </w:r>
+      <w:proofErr w:type="spellEnd"/>
+      <w:r>
+        <w:t>，包含：</w:t>
+      </w:r>
+    </w:p>
+    <w:p>
+      <w:pPr>
+        <w:numPr>
+          <w:ilvl w:val="1"/>
+          <w:numId w:val="7"/>
+        </w:numPr>
+        <w:spacing w:after="156"/>
+      </w:pPr>
+      <w:r>
+        <w:t>id</w:t>
+      </w:r>
+      <w:r>
+        <w:t>（</w:t>
+      </w:r>
+      <w:r>
+        <w:t>str</w:t>
+      </w:r>
+      <w:r>
+        <w:t>）：衣物唯一标识（</w:t>
+      </w:r>
+      <w:r>
+        <w:t>UUID</w:t>
+      </w:r>
+      <w:r>
+        <w:t>）</w:t>
+      </w:r>
+    </w:p>
+    <w:p>
+      <w:pPr>
+        <w:numPr>
+          <w:ilvl w:val="1"/>
+          <w:numId w:val="7"/>
+        </w:numPr>
+        <w:spacing w:after="156"/>
+      </w:pPr>
+      <w:r>
+        <w:t>name</w:t>
+      </w:r>
+      <w:r>
+        <w:t>（</w:t>
+      </w:r>
+      <w:r>
+        <w:t>str</w:t>
+      </w:r>
+      <w:r>
+        <w:t>）：衣物名称</w:t>
+      </w:r>
+    </w:p>
+    <w:p>
+      <w:pPr>
+        <w:numPr>
+          <w:ilvl w:val="1"/>
+          <w:numId w:val="7"/>
+        </w:numPr>
+        <w:spacing w:after="156"/>
+      </w:pPr>
+      <w:r>
+        <w:t>category</w:t>
+      </w:r>
+      <w:r>
+        <w:t>（</w:t>
+      </w:r>
+      <w:r>
+        <w:t>str</w:t>
+      </w:r>
+      <w:r>
+        <w:t>）：类别，如</w:t>
+      </w:r>
+      <w:r>
+        <w:t>"</w:t>
+      </w:r>
+      <w:r>
+        <w:t>上衣</w:t>
+      </w:r>
+      <w:r>
+        <w:t>""</w:t>
+      </w:r>
+      <w:r>
+        <w:t>裤子</w:t>
+      </w:r>
+      <w:r>
+        <w:t>""</w:t>
+      </w:r>
+      <w:r>
+        <w:t>外套</w:t>
+      </w:r>
+      <w:r>
+        <w:t>""</w:t>
+      </w:r>
+      <w:r>
+        <w:t>鞋</w:t>
+      </w:r>
+      <w:r>
+        <w:t>"</w:t>
+      </w:r>
+    </w:p>
+    <w:p>
+      <w:pPr>
+        <w:numPr>
+          <w:ilvl w:val="1"/>
+          <w:numId w:val="7"/>
+        </w:numPr>
+        <w:spacing w:after="156"/>
+      </w:pPr>
+      <w:r>
+        <w:t>color</w:t>
+      </w:r>
+      <w:r>
+        <w:t>（</w:t>
+      </w:r>
+      <w:r>
+        <w:t>str</w:t>
+      </w:r>
+      <w:r>
+        <w:t>）：颜色</w:t>
+      </w:r>
+    </w:p>
+    <w:p>
+      <w:pPr>
+        <w:numPr>
+          <w:ilvl w:val="1"/>
+          <w:numId w:val="7"/>
+        </w:numPr>
+        <w:spacing w:after="156"/>
+      </w:pPr>
+      <w:r>
+        <w:t>material</w:t>
+      </w:r>
+      <w:r>
+        <w:t>（</w:t>
+      </w:r>
+      <w:r>
+        <w:t>str</w:t>
+      </w:r>
+      <w:r>
+        <w:t>）：材质</w:t>
+      </w:r>
+    </w:p>
+    <w:p>
+      <w:pPr>
+        <w:numPr>
+          <w:ilvl w:val="1"/>
+          <w:numId w:val="7"/>
+        </w:numPr>
+        <w:spacing w:after="156"/>
+      </w:pPr>
+      <w:proofErr w:type="spellStart"/>
+      <w:r>
+        <w:t>suitable_temp_min</w:t>
+      </w:r>
+      <w:proofErr w:type="spellEnd"/>
+      <w:r>
+        <w:t>（</w:t>
+      </w:r>
+      <w:r>
+        <w:t>int</w:t>
+      </w:r>
+      <w:r>
+        <w:t>）：适宜最低温度</w:t>
+      </w:r>
+    </w:p>
+    <w:p>
+      <w:pPr>
+        <w:numPr>
+          <w:ilvl w:val="1"/>
+          <w:numId w:val="7"/>
+        </w:numPr>
+        <w:spacing w:after="156"/>
+      </w:pPr>
+      <w:proofErr w:type="spellStart"/>
+      <w:r>
+        <w:t>suitable_temp_max</w:t>
+      </w:r>
+      <w:proofErr w:type="spellEnd"/>
+      <w:r>
+        <w:t>（</w:t>
+      </w:r>
+      <w:r>
+        <w:t>int</w:t>
+      </w:r>
+      <w:r>
+        <w:t>）：适宜最高温度</w:t>
+      </w:r>
+    </w:p>
+    <w:p>
+      <w:pPr>
+        <w:numPr>
+          <w:ilvl w:val="1"/>
+          <w:numId w:val="7"/>
+        </w:numPr>
+        <w:spacing w:after="156"/>
+      </w:pPr>
+      <w:proofErr w:type="spellStart"/>
+      <w:r>
+        <w:t>occasion_tags</w:t>
+      </w:r>
+      <w:proofErr w:type="spellEnd"/>
+      <w:r>
+        <w:t>（</w:t>
+      </w:r>
+      <w:r>
+        <w:t>list</w:t>
+      </w:r>
+      <w:r>
+        <w:t>）：场合标签列表，如</w:t>
+      </w:r>
+      <w:r>
+        <w:t xml:space="preserve"> ["work", "formal"]</w:t>
+      </w:r>
+    </w:p>
+    <w:p>
+      <w:pPr>
+        <w:spacing w:after="156"/>
+      </w:pPr>
+      <w:r>
+        <w:rPr>
+          <w:b/>
+          <w:bCs/>
+        </w:rPr>
+        <w:t>工具三：添加衣物</w:t>
+      </w:r>
+    </w:p>
+    <w:p>
+      <w:pPr>
+        <w:numPr>
+          <w:ilvl w:val="0"/>
+          <w:numId w:val="8"/>
+        </w:numPr>
+        <w:spacing w:after="156"/>
+      </w:pPr>
+      <w:r>
+        <w:rPr>
+          <w:b/>
+          <w:bCs/>
+        </w:rPr>
+        <w:t>工具名称</w:t>
+      </w:r>
+      <w:r>
+        <w:t>：</w:t>
+      </w:r>
+      <w:proofErr w:type="spellStart"/>
+      <w:r>
+        <w:t>add_clothing</w:t>
+      </w:r>
+      <w:proofErr w:type="spellEnd"/>
+    </w:p>
+    <w:p>
+      <w:pPr>
+        <w:numPr>
+          <w:ilvl w:val="0"/>
+          <w:numId w:val="8"/>
+        </w:numPr>
+        <w:spacing w:after="156"/>
+      </w:pPr>
+      <w:r>
+        <w:rPr>
+          <w:b/>
+          <w:bCs/>
+        </w:rPr>
+        <w:lastRenderedPageBreak/>
+        <w:t>功能描述</w:t>
+      </w:r>
+      <w:r>
+        <w:t>：向用户衣橱中添加一件新衣物。</w:t>
+      </w:r>
+    </w:p>
+    <w:p>
+      <w:pPr>
+        <w:numPr>
+          <w:ilvl w:val="0"/>
+          <w:numId w:val="8"/>
+        </w:numPr>
+        <w:spacing w:after="156"/>
+      </w:pPr>
+      <w:r>
+        <w:rPr>
+          <w:b/>
+          <w:bCs/>
+        </w:rPr>
+        <w:t>输入参数</w:t>
+      </w:r>
+      <w:r>
+        <w:t>：</w:t>
+      </w:r>
+    </w:p>
+    <w:p>
+      <w:pPr>
+        <w:numPr>
+          <w:ilvl w:val="1"/>
+          <w:numId w:val="8"/>
+        </w:numPr>
+        <w:spacing w:after="156"/>
+      </w:pPr>
+      <w:r>
+        <w:t>name</w:t>
+      </w:r>
+      <w:r>
+        <w:t>（</w:t>
+      </w:r>
+      <w:r>
+        <w:t>str</w:t>
+      </w:r>
+      <w:r>
+        <w:t>，必填）：衣物名称</w:t>
+      </w:r>
+    </w:p>
+    <w:p>
+      <w:pPr>
+        <w:numPr>
+          <w:ilvl w:val="1"/>
+          <w:numId w:val="8"/>
+        </w:numPr>
+        <w:spacing w:after="156"/>
+      </w:pPr>
+      <w:r>
+        <w:t>category</w:t>
+      </w:r>
+      <w:r>
+        <w:t>（</w:t>
+      </w:r>
+      <w:r>
+        <w:t>str</w:t>
+      </w:r>
+      <w:r>
+        <w:t>，必填）：类别</w:t>
+      </w:r>
+    </w:p>
+    <w:p>
+      <w:pPr>
+        <w:numPr>
+          <w:ilvl w:val="1"/>
+          <w:numId w:val="8"/>
+        </w:numPr>
+        <w:spacing w:after="156"/>
+      </w:pPr>
+      <w:r>
+        <w:t>color</w:t>
+      </w:r>
+      <w:r>
+        <w:t>（</w:t>
+      </w:r>
+      <w:r>
+        <w:t>str</w:t>
+      </w:r>
+      <w:r>
+        <w:t>，必填）：颜色</w:t>
+      </w:r>
+    </w:p>
+    <w:p>
+      <w:pPr>
+        <w:numPr>
+          <w:ilvl w:val="1"/>
+          <w:numId w:val="8"/>
+        </w:numPr>
+        <w:spacing w:after="156"/>
+      </w:pPr>
+      <w:r>
+        <w:t>material</w:t>
+      </w:r>
+      <w:r>
+        <w:t>（</w:t>
+      </w:r>
+      <w:r>
+        <w:t>str</w:t>
+      </w:r>
+      <w:r>
+        <w:t>，必填）：材质</w:t>
+      </w:r>
+    </w:p>
+    <w:p>
+      <w:pPr>
+        <w:numPr>
+          <w:ilvl w:val="1"/>
+          <w:numId w:val="8"/>
+        </w:numPr>
+        <w:spacing w:after="156"/>
+      </w:pPr>
+      <w:proofErr w:type="spellStart"/>
+      <w:r>
+        <w:t>suitable_temp_min</w:t>
+      </w:r>
+      <w:proofErr w:type="spellEnd"/>
+      <w:r>
+        <w:t>（</w:t>
+      </w:r>
+      <w:r>
+        <w:t>int</w:t>
+      </w:r>
+      <w:r>
+        <w:t>，选填）：适宜最低温度，默认为</w:t>
+      </w:r>
+      <w:r>
+        <w:t xml:space="preserve"> 0</w:t>
+      </w:r>
+    </w:p>
+    <w:p>
+      <w:pPr>
+        <w:numPr>
+          <w:ilvl w:val="1"/>
+          <w:numId w:val="8"/>
+        </w:numPr>
+        <w:spacing w:after="156"/>
+      </w:pPr>
+      <w:proofErr w:type="spellStart"/>
+      <w:r>
+        <w:t>suitable_temp_max</w:t>
+      </w:r>
+      <w:proofErr w:type="spellEnd"/>
+      <w:r>
+        <w:t>（</w:t>
+      </w:r>
+      <w:r>
+        <w:t>int</w:t>
+      </w:r>
+      <w:r>
+        <w:t>，选填）：适宜最高温度，默认为</w:t>
+      </w:r>
+      <w:r>
+        <w:t xml:space="preserve"> 40</w:t>
+      </w:r>
+    </w:p>
+    <w:p>
+      <w:pPr>
+        <w:numPr>
+          <w:ilvl w:val="1"/>
+          <w:numId w:val="8"/>
+        </w:numPr>
+        <w:spacing w:after="156"/>
+      </w:pPr>
+      <w:proofErr w:type="spellStart"/>
+      <w:r>
+        <w:t>occasion_tags</w:t>
+      </w:r>
+      <w:proofErr w:type="spellEnd"/>
+      <w:r>
+        <w:t>（</w:t>
+      </w:r>
+      <w:r>
+        <w:t>list</w:t>
+      </w:r>
+      <w:r>
+        <w:t>，选填）：场合标签列表，默认为</w:t>
+      </w:r>
+      <w:r>
+        <w:t xml:space="preserve"> ["casual"]</w:t>
+      </w:r>
+    </w:p>
+    <w:p>
+      <w:pPr>
+        <w:numPr>
+          <w:ilvl w:val="0"/>
+          <w:numId w:val="8"/>
+        </w:numPr>
+        <w:spacing w:after="156"/>
+      </w:pPr>
+      <w:r>
+        <w:rPr>
+          <w:b/>
+          <w:bCs/>
+        </w:rPr>
+        <w:t>输出格式</w:t>
+      </w:r>
+      <w:r>
+        <w:t>：返回</w:t>
+      </w:r>
+      <w:r>
+        <w:t xml:space="preserve"> </w:t>
+      </w:r>
+      <w:proofErr w:type="spellStart"/>
+      <w:r>
+        <w:t>dict</w:t>
+      </w:r>
+      <w:proofErr w:type="spellEnd"/>
+      <w:r>
+        <w:t>，包含</w:t>
+      </w:r>
+      <w:r>
+        <w:t xml:space="preserve"> success</w:t>
+      </w:r>
+      <w:r>
+        <w:t>（</w:t>
+      </w:r>
+      <w:r>
+        <w:t>bool</w:t>
+      </w:r>
+      <w:r>
+        <w:t>）、</w:t>
+      </w:r>
+      <w:r>
+        <w:t>id</w:t>
+      </w:r>
+      <w:r>
+        <w:t>（</w:t>
+      </w:r>
+      <w:r>
+        <w:t>str</w:t>
+      </w:r>
+      <w:r>
+        <w:t>，</w:t>
+      </w:r>
+      <w:r>
+        <w:t xml:space="preserve">UUID </w:t>
+      </w:r>
+      <w:r>
+        <w:t>生成）、</w:t>
+      </w:r>
+      <w:r>
+        <w:t>error</w:t>
+      </w:r>
+      <w:r>
+        <w:t>（</w:t>
+      </w:r>
+      <w:r>
+        <w:t>str</w:t>
+      </w:r>
+      <w:r>
+        <w:t>）</w:t>
+      </w:r>
+    </w:p>
+    <w:p>
+      <w:pPr>
+        <w:spacing w:after="156"/>
+      </w:pPr>
+      <w:r>
+        <w:rPr>
+          <w:b/>
+          <w:bCs/>
+        </w:rPr>
+        <w:t>工具四：删除衣物</w:t>
+      </w:r>
+    </w:p>
+    <w:p>
+      <w:pPr>
+        <w:numPr>
+          <w:ilvl w:val="0"/>
+          <w:numId w:val="9"/>
+        </w:numPr>
+        <w:spacing w:after="156"/>
+      </w:pPr>
+      <w:r>
+        <w:rPr>
+          <w:b/>
+          <w:bCs/>
+        </w:rPr>
+        <w:t>工具名称</w:t>
+      </w:r>
+      <w:r>
+        <w:t>：</w:t>
+      </w:r>
+      <w:proofErr w:type="spellStart"/>
+      <w:r>
+        <w:t>delete_clothing</w:t>
+      </w:r>
+      <w:proofErr w:type="spellEnd"/>
+    </w:p>
+    <w:p>
+      <w:pPr>
+        <w:numPr>
+          <w:ilvl w:val="0"/>
+          <w:numId w:val="9"/>
+        </w:numPr>
+        <w:spacing w:after="156"/>
+      </w:pPr>
+      <w:r>
+        <w:rPr>
+          <w:b/>
+          <w:bCs/>
+        </w:rPr>
+        <w:t>功能描述</w:t>
+      </w:r>
+      <w:r>
+        <w:t>：从用户衣橱中删除一件衣物。</w:t>
+      </w:r>
+    </w:p>
+    <w:p>
+      <w:pPr>
+        <w:numPr>
+          <w:ilvl w:val="0"/>
+          <w:numId w:val="9"/>
+        </w:numPr>
+        <w:spacing w:after="156"/>
+      </w:pPr>
+      <w:r>
+        <w:rPr>
+          <w:b/>
+          <w:bCs/>
+        </w:rPr>
+        <w:t>输入参数</w:t>
+      </w:r>
+      <w:r>
+        <w:t>：</w:t>
+      </w:r>
+    </w:p>
+    <w:p>
+      <w:pPr>
+        <w:numPr>
+          <w:ilvl w:val="1"/>
+          <w:numId w:val="9"/>
+        </w:numPr>
+        <w:spacing w:after="156"/>
+      </w:pPr>
+      <w:proofErr w:type="spellStart"/>
+      <w:r>
+        <w:t>clothing_id</w:t>
+      </w:r>
+      <w:proofErr w:type="spellEnd"/>
+      <w:r>
+        <w:t>（</w:t>
+      </w:r>
+      <w:r>
+        <w:t>str</w:t>
+      </w:r>
+      <w:r>
+        <w:t>，必填）：要删除的衣物唯一标识</w:t>
+      </w:r>
+    </w:p>
+    <w:p>
+      <w:pPr>
+        <w:numPr>
+          <w:ilvl w:val="0"/>
+          <w:numId w:val="9"/>
+        </w:numPr>
+        <w:spacing w:after="156"/>
+      </w:pPr>
+      <w:r>
+        <w:rPr>
+          <w:b/>
+          <w:bCs/>
+        </w:rPr>
+        <w:t>输出格式</w:t>
+      </w:r>
+      <w:r>
+        <w:t>：返回</w:t>
+      </w:r>
+      <w:r>
+        <w:t xml:space="preserve"> </w:t>
+      </w:r>
+      <w:proofErr w:type="spellStart"/>
+      <w:r>
+        <w:t>dict</w:t>
+      </w:r>
+      <w:proofErr w:type="spellEnd"/>
+      <w:r>
+        <w:t>，包含</w:t>
+      </w:r>
+      <w:r>
+        <w:t xml:space="preserve"> success</w:t>
+      </w:r>
+      <w:r>
+        <w:t>（</w:t>
+      </w:r>
+      <w:r>
+        <w:t>bool</w:t>
+      </w:r>
+      <w:r>
+        <w:t>）、</w:t>
+      </w:r>
+      <w:r>
+        <w:t>error</w:t>
+      </w:r>
+      <w:r>
+        <w:t>（</w:t>
+      </w:r>
+      <w:r>
+        <w:t>str</w:t>
+      </w:r>
+      <w:r>
+        <w:t>）</w:t>
+      </w:r>
+    </w:p>
+    <w:p>
+      <w:pPr>
+        <w:spacing w:after="156"/>
+      </w:pPr>
+      <w:r>
+        <w:rPr>
+          <w:b/>
+          <w:bCs/>
+        </w:rPr>
+        <w:t>工具五：查询所有衣物</w:t>
+      </w:r>
+    </w:p>
+    <w:p>
+      <w:pPr>
+        <w:numPr>
+          <w:ilvl w:val="0"/>
+          <w:numId w:val="10"/>
+        </w:numPr>
+        <w:spacing w:after="156"/>
+      </w:pPr>
+      <w:r>
+        <w:rPr>
+          <w:b/>
+          <w:bCs/>
+        </w:rPr>
+        <w:t>工具名称</w:t>
+      </w:r>
+      <w:r>
+        <w:t>：</w:t>
+      </w:r>
+      <w:proofErr w:type="spellStart"/>
+      <w:r>
+        <w:t>list_wardrobe</w:t>
+      </w:r>
+      <w:proofErr w:type="spellEnd"/>
+    </w:p>
+    <w:p>
+      <w:pPr>
+        <w:numPr>
+          <w:ilvl w:val="0"/>
+          <w:numId w:val="10"/>
+        </w:numPr>
+        <w:spacing w:after="156"/>
+      </w:pPr>
+      <w:r>
+        <w:rPr>
+          <w:b/>
+          <w:bCs/>
+        </w:rPr>
+        <w:t>功能描述</w:t>
+      </w:r>
+      <w:r>
+        <w:t>：返回用户衣橱中的所有衣物列表，不进行任何过滤。</w:t>
+      </w:r>
+    </w:p>
+    <w:p>
+      <w:pPr>
+        <w:numPr>
+          <w:ilvl w:val="0"/>
+          <w:numId w:val="10"/>
+        </w:numPr>
+        <w:spacing w:after="156"/>
+      </w:pPr>
+      <w:r>
+        <w:rPr>
+          <w:b/>
+          <w:bCs/>
+        </w:rPr>
+        <w:t>输入参数</w:t>
+      </w:r>
+      <w:r>
+        <w:t>：无</w:t>
+      </w:r>
+    </w:p>
+    <w:p>
+      <w:pPr>
+        <w:numPr>
+          <w:ilvl w:val="0"/>
+          <w:numId w:val="10"/>
+        </w:numPr>
+        <w:spacing w:after="156"/>
+      </w:pPr>
+      <w:r>
+        <w:rPr>
+          <w:b/>
+          <w:bCs/>
+        </w:rPr>
+        <w:t>输出格式</w:t>
+      </w:r>
+      <w:r>
+        <w:t>：返回</w:t>
+      </w:r>
+      <w:r>
+        <w:t xml:space="preserve"> list</w:t>
+      </w:r>
+      <w:r>
+        <w:t>，元素格式与检索衣橱工具相同。</w:t>
+      </w:r>
+    </w:p>
+    <w:p>
+      <w:pPr>
+        <w:spacing w:after="156"/>
+      </w:pPr>
+      <w:r>
+        <w:rPr>
+          <w:b/>
+          <w:bCs/>
+        </w:rPr>
+        <w:t>工具六：更新衣物</w:t>
+      </w:r>
+    </w:p>
+    <w:p>
+      <w:pPr>
+        <w:numPr>
+          <w:ilvl w:val="0"/>
+          <w:numId w:val="11"/>
+        </w:numPr>
+        <w:spacing w:after="156"/>
+      </w:pPr>
+      <w:r>
+        <w:rPr>
+          <w:b/>
+          <w:bCs/>
+        </w:rPr>
+        <w:t>工具名称</w:t>
+      </w:r>
+      <w:r>
+        <w:t>：</w:t>
+      </w:r>
+      <w:proofErr w:type="spellStart"/>
+      <w:r>
+        <w:t>update_clothing</w:t>
+      </w:r>
+      <w:proofErr w:type="spellEnd"/>
+    </w:p>
+    <w:p>
+      <w:pPr>
+        <w:numPr>
+          <w:ilvl w:val="0"/>
+          <w:numId w:val="11"/>
+        </w:numPr>
+        <w:spacing w:after="156"/>
+      </w:pPr>
+      <w:r>
+        <w:rPr>
+          <w:b/>
+          <w:bCs/>
+        </w:rPr>
+        <w:t>功能描述</w:t>
+      </w:r>
+      <w:r>
+        <w:t>：更新用户衣橱中已有衣物的信息。</w:t>
+      </w:r>
+    </w:p>
+    <w:p>
+      <w:pPr>
+        <w:numPr>
+          <w:ilvl w:val="0"/>
+          <w:numId w:val="11"/>
+        </w:numPr>
+        <w:spacing w:after="156"/>
+      </w:pPr>
+      <w:r>
+        <w:rPr>
+          <w:b/>
+          <w:bCs/>
+        </w:rPr>
+        <w:lastRenderedPageBreak/>
+        <w:t>输入参数</w:t>
+      </w:r>
+      <w:r>
+        <w:t>：</w:t>
+      </w:r>
+    </w:p>
+    <w:p>
+      <w:pPr>
+        <w:numPr>
+          <w:ilvl w:val="1"/>
+          <w:numId w:val="11"/>
+        </w:numPr>
+        <w:spacing w:after="156"/>
+      </w:pPr>
+      <w:proofErr w:type="spellStart"/>
+      <w:r>
+        <w:t>clothing_id</w:t>
+      </w:r>
+      <w:proofErr w:type="spellEnd"/>
+      <w:r>
+        <w:t>（</w:t>
+      </w:r>
+      <w:r>
+        <w:t>str</w:t>
+      </w:r>
+      <w:r>
+        <w:t>，必填）：要更新的衣物唯一标识</w:t>
+      </w:r>
+    </w:p>
+    <w:p>
+      <w:pPr>
+        <w:numPr>
+          <w:ilvl w:val="1"/>
+          <w:numId w:val="11"/>
+        </w:numPr>
+        <w:spacing w:after="156"/>
+      </w:pPr>
+      <w:r>
+        <w:t>name</w:t>
+      </w:r>
+      <w:r>
+        <w:t>（</w:t>
+      </w:r>
+      <w:r>
+        <w:t>str</w:t>
+      </w:r>
+      <w:r>
+        <w:t>，选填）：新名称，不填则保持原值</w:t>
+      </w:r>
+    </w:p>
+    <w:p>
+      <w:pPr>
+        <w:numPr>
+          <w:ilvl w:val="1"/>
+          <w:numId w:val="11"/>
+        </w:numPr>
+        <w:spacing w:after="156"/>
+      </w:pPr>
+      <w:r>
+        <w:t>category</w:t>
+      </w:r>
+      <w:r>
+        <w:t>（</w:t>
+      </w:r>
+      <w:r>
+        <w:t>str</w:t>
+      </w:r>
+      <w:r>
+        <w:t>，选填）：新类别</w:t>
+      </w:r>
+    </w:p>
+    <w:p>
+      <w:pPr>
+        <w:numPr>
+          <w:ilvl w:val="1"/>
+          <w:numId w:val="11"/>
+        </w:numPr>
+        <w:spacing w:after="156"/>
+      </w:pPr>
+      <w:r>
+        <w:t>color</w:t>
+      </w:r>
+      <w:r>
+        <w:t>（</w:t>
+      </w:r>
+      <w:r>
+        <w:t>str</w:t>
+      </w:r>
+      <w:r>
+        <w:t>，选填）：新颜色</w:t>
+      </w:r>
+    </w:p>
+    <w:p>
+      <w:pPr>
+        <w:numPr>
+          <w:ilvl w:val="1"/>
+          <w:numId w:val="11"/>
+        </w:numPr>
+        <w:spacing w:after="156"/>
+      </w:pPr>
+      <w:r>
+        <w:t>material</w:t>
+      </w:r>
+      <w:r>
+        <w:t>（</w:t>
+      </w:r>
+      <w:r>
+        <w:t>str</w:t>
+      </w:r>
+      <w:r>
+        <w:t>，选填）：新材质</w:t>
+      </w:r>
+    </w:p>
+    <w:p>
+      <w:pPr>
+        <w:numPr>
+          <w:ilvl w:val="1"/>
+          <w:numId w:val="11"/>
+        </w:numPr>
+        <w:spacing w:after="156"/>
+      </w:pPr>
+      <w:proofErr w:type="spellStart"/>
+      <w:r>
+        <w:t>suitable_temp_min</w:t>
+      </w:r>
+      <w:proofErr w:type="spellEnd"/>
+      <w:r>
+        <w:t>（</w:t>
+      </w:r>
+      <w:r>
+        <w:t>int</w:t>
+      </w:r>
+      <w:r>
+        <w:t>，选填）：新的适宜最低温度</w:t>
+      </w:r>
+    </w:p>
+    <w:p>
+      <w:pPr>
+        <w:numPr>
+          <w:ilvl w:val="1"/>
+          <w:numId w:val="11"/>
+        </w:numPr>
+        <w:spacing w:after="156"/>
+      </w:pPr>
+      <w:proofErr w:type="spellStart"/>
+      <w:r>
+        <w:t>suitable_temp_max</w:t>
+      </w:r>
+      <w:proofErr w:type="spellEnd"/>
+      <w:r>
+        <w:t>（</w:t>
+      </w:r>
+      <w:r>
+        <w:t>int</w:t>
+      </w:r>
+      <w:r>
+        <w:t>，选填）：新的适宜最高温度</w:t>
+      </w:r>
+    </w:p>
+    <w:p>
+      <w:pPr>
+        <w:numPr>
+          <w:ilvl w:val="1"/>
+          <w:numId w:val="11"/>
+        </w:numPr>
+        <w:spacing w:after="156"/>
+      </w:pPr>
+      <w:proofErr w:type="spellStart"/>
+      <w:r>
+        <w:t>occasion_tags</w:t>
+      </w:r>
+      <w:proofErr w:type="spellEnd"/>
+      <w:r>
+        <w:t>（</w:t>
+      </w:r>
+      <w:r>
+        <w:t>list</w:t>
+      </w:r>
+      <w:r>
+        <w:t>，选填）：新的场合标签列表</w:t>
+      </w:r>
+    </w:p>
+    <w:p>
+      <w:pPr>
+        <w:numPr>
+          <w:ilvl w:val="0"/>
+          <w:numId w:val="11"/>
+        </w:numPr>
+        <w:spacing w:after="156"/>
+      </w:pPr>
+      <w:r>
+        <w:rPr>
+          <w:b/>
+          <w:bCs/>
+        </w:rPr>
+        <w:t>输出格式</w:t>
+      </w:r>
+      <w:r>
+        <w:t>：返回</w:t>
+      </w:r>
+      <w:r>
+        <w:t xml:space="preserve"> </w:t>
+      </w:r>
+      <w:proofErr w:type="spellStart"/>
+      <w:r>
+        <w:t>dict</w:t>
+      </w:r>
+      <w:proofErr w:type="spellEnd"/>
+      <w:r>
+        <w:t>，包含</w:t>
+      </w:r>
+      <w:r>
+        <w:t xml:space="preserve"> success</w:t>
+      </w:r>
+      <w:r>
+        <w:t>（</w:t>
+      </w:r>
+      <w:r>
+        <w:t>bool</w:t>
+      </w:r>
+      <w:r>
+        <w:t>）、</w:t>
+      </w:r>
+      <w:r>
+        <w:t>error</w:t>
+      </w:r>
+      <w:r>
+        <w:t>（</w:t>
+      </w:r>
+      <w:r>
+        <w:t>str</w:t>
+      </w:r>
+      <w:r>
+        <w:t>）</w:t>
+      </w:r>
+    </w:p>
+    <w:p>
+      <w:pPr>
+        <w:pStyle w:val="3"/>
+        <w:spacing w:after="156"/>
+      </w:pPr>
+      <w:r>
+        <w:t xml:space="preserve">2.3.2 </w:t>
+      </w:r>
+      <w:r>
+        <w:t>外部</w:t>
+      </w:r>
+      <w:r>
+        <w:t xml:space="preserve"> API </w:t>
+      </w:r>
+      <w:r>
+        <w:t>依赖</w:t>
+      </w:r>
+    </w:p>
+    <w:p>
+      <w:pPr>
+        <w:spacing w:after="156"/>
+      </w:pPr>
+      <w:r>
+        <w:rPr>
+          <w:b/>
+          <w:bCs/>
+        </w:rPr>
+        <w:t>天气</w:t>
+      </w:r>
+      <w:r>
+        <w:rPr>
+          <w:b/>
+          <w:bCs/>
+        </w:rPr>
+        <w:t xml:space="preserve"> API</w:t>
+      </w:r>
+      <w:r>
+        <w:rPr>
+          <w:b/>
+          <w:bCs/>
+        </w:rPr>
+        <w:t>（和风天气）</w:t>
+      </w:r>
+    </w:p>
+    <w:p>
+      <w:pPr>
+        <w:numPr>
+          <w:ilvl w:val="0"/>
+          <w:numId w:val="15"/>
+        </w:numPr>
+        <w:spacing w:after="156"/>
+      </w:pPr>
+      <w:r>
+        <w:rPr>
+          <w:b/>
+          <w:bCs/>
+        </w:rPr>
+        <w:t>接口说明</w:t>
+      </w:r>
+      <w:r>
+        <w:t>：使用和风天气开发版</w:t>
+      </w:r>
+      <w:r>
+        <w:t xml:space="preserve"> API </w:t>
+      </w:r>
+      <w:r>
+        <w:t>或免费版</w:t>
+      </w:r>
+      <w:r>
+        <w:t xml:space="preserve"> API</w:t>
+      </w:r>
+      <w:r>
+        <w:t>。</w:t>
+      </w:r>
+    </w:p>
+    <w:p>
+      <w:pPr>
+        <w:numPr>
+          <w:ilvl w:val="0"/>
+          <w:numId w:val="15"/>
+        </w:numPr>
+        <w:spacing w:after="156"/>
+      </w:pPr>
+      <w:r>
+        <w:rPr>
+          <w:b/>
+          <w:bCs/>
+        </w:rPr>
+        <w:t>城市代码转换</w:t>
+      </w:r>
+      <w:r>
+        <w:t>：和风天气使用数字城市代码而非城市名称。系统通过以下方式处理：</w:t>
+      </w:r>
+    </w:p>
+    <w:p>
+      <w:pPr>
+        <w:numPr>
+          <w:ilvl w:val="1"/>
+          <w:numId w:val="15"/>
+        </w:numPr>
+        <w:spacing w:after="156"/>
+      </w:pPr>
+      <w:r>
+        <w:t>方式</w:t>
+      </w:r>
+      <w:proofErr w:type="gramStart"/>
+      <w:r>
+        <w:t>一</w:t>
+      </w:r>
+      <w:proofErr w:type="gramEnd"/>
+      <w:r>
+        <w:t>：内置常用城市名称到城市代码的映射表（覆盖中国主要城市）。</w:t>
+      </w:r>
+    </w:p>
+    <w:p>
+      <w:pPr>
+        <w:numPr>
+          <w:ilvl w:val="1"/>
+          <w:numId w:val="15"/>
+        </w:numPr>
+        <w:spacing w:after="156"/>
+      </w:pPr>
+      <w:r>
+        <w:t>方式二：对于</w:t>
+      </w:r>
+      <w:proofErr w:type="gramStart"/>
+      <w:r>
+        <w:t>映射表未覆盖</w:t>
+      </w:r>
+      <w:proofErr w:type="gramEnd"/>
+      <w:r>
+        <w:t>的城市，调用和风天气</w:t>
+      </w:r>
+      <w:r>
+        <w:t xml:space="preserve"> </w:t>
+      </w:r>
+      <w:proofErr w:type="spellStart"/>
+      <w:r>
+        <w:t>GeoAPI</w:t>
+      </w:r>
+      <w:proofErr w:type="spellEnd"/>
+      <w:r>
+        <w:t xml:space="preserve"> </w:t>
+      </w:r>
+      <w:r>
+        <w:t>将城市名称转换为城市代码。</w:t>
+      </w:r>
+    </w:p>
+    <w:p>
+      <w:pPr>
+        <w:numPr>
+          <w:ilvl w:val="0"/>
+          <w:numId w:val="15"/>
+        </w:numPr>
+        <w:spacing w:after="156"/>
+      </w:pPr>
+      <w:r>
+        <w:rPr>
+          <w:b/>
+          <w:bCs/>
+        </w:rPr>
+        <w:t>请求方式</w:t>
+      </w:r>
+      <w:r>
+        <w:t>：</w:t>
+      </w:r>
+      <w:r>
+        <w:t>HTTP GET</w:t>
+      </w:r>
+      <w:r>
+        <w:t>，携带</w:t>
+      </w:r>
+      <w:r>
+        <w:t xml:space="preserve"> API Key </w:t>
+      </w:r>
+      <w:r>
+        <w:t>作为查询参数。</w:t>
+      </w:r>
+    </w:p>
+    <w:p>
+      <w:pPr>
+        <w:numPr>
+          <w:ilvl w:val="0"/>
+          <w:numId w:val="15"/>
+        </w:numPr>
+        <w:spacing w:after="156"/>
+      </w:pPr>
+      <w:r>
+        <w:rPr>
+          <w:b/>
+          <w:bCs/>
+        </w:rPr>
+        <w:t>返回数据</w:t>
+      </w:r>
+      <w:r>
+        <w:t>：</w:t>
+      </w:r>
+      <w:r>
+        <w:t xml:space="preserve">JSON </w:t>
+      </w:r>
+      <w:r>
+        <w:t>格式，包含温度、天气状况、湿度、风速等字段。系统提取所需字段并转换为内部统一的天气数据格式。</w:t>
+      </w:r>
+    </w:p>
+    <w:p>
+      <w:pPr>
+        <w:numPr>
+          <w:ilvl w:val="0"/>
+          <w:numId w:val="15"/>
+        </w:numPr>
+        <w:spacing w:after="156"/>
+      </w:pPr>
+      <w:r>
+        <w:rPr>
+          <w:b/>
+          <w:bCs/>
+        </w:rPr>
+        <w:t>限流处理</w:t>
+      </w:r>
+      <w:r>
+        <w:t>：免费版有</w:t>
+      </w:r>
+      <w:r>
+        <w:t xml:space="preserve"> QPM </w:t>
+      </w:r>
+      <w:r>
+        <w:t>限制，系统应实现简单的请求缓存（如缓存</w:t>
+      </w:r>
+      <w:r>
+        <w:t xml:space="preserve"> 10 </w:t>
+      </w:r>
+      <w:r>
+        <w:t>分钟内的同一城市天气数据）以减少</w:t>
+      </w:r>
+      <w:r>
+        <w:t xml:space="preserve"> API </w:t>
+      </w:r>
+      <w:r>
+        <w:t>调用次数。</w:t>
+      </w:r>
+    </w:p>
+    <w:p>
+      <w:pPr>
+        <w:spacing w:after="156"/>
+      </w:pPr>
+      <w:r>
+        <w:rPr>
+          <w:b/>
+          <w:bCs/>
+        </w:rPr>
+        <w:t>大语言模型</w:t>
+      </w:r>
+      <w:r>
+        <w:rPr>
+          <w:b/>
+          <w:bCs/>
+        </w:rPr>
+        <w:t xml:space="preserve"> API</w:t>
+      </w:r>
+      <w:r>
+        <w:rPr>
+          <w:b/>
+          <w:bCs/>
+        </w:rPr>
+        <w:t>（</w:t>
+      </w:r>
+      <w:r>
+        <w:rPr>
+          <w:b/>
+          <w:bCs/>
+        </w:rPr>
+        <w:t>DeepSeek</w:t>
+      </w:r>
+      <w:r>
+        <w:rPr>
+          <w:b/>
+          <w:bCs/>
+        </w:rPr>
+        <w:t>）</w:t>
+      </w:r>
+    </w:p>
+    <w:p>
+      <w:pPr>
+        <w:numPr>
+          <w:ilvl w:val="0"/>
+          <w:numId w:val="16"/>
+        </w:numPr>
+        <w:spacing w:after="156"/>
+      </w:pPr>
+      <w:r>
+        <w:rPr>
+          <w:b/>
+          <w:bCs/>
+        </w:rPr>
+        <w:lastRenderedPageBreak/>
+        <w:t>接口说明</w:t>
+      </w:r>
+      <w:r>
+        <w:t>：使用</w:t>
+      </w:r>
+      <w:r>
+        <w:t xml:space="preserve"> DeepSeek API</w:t>
+      </w:r>
+      <w:r>
+        <w:t>，调用方式为</w:t>
+      </w:r>
+      <w:r>
+        <w:t xml:space="preserve"> OpenAI </w:t>
+      </w:r>
+      <w:r>
+        <w:t>兼容的对话补全接口。</w:t>
+      </w:r>
+    </w:p>
+    <w:p>
+      <w:pPr>
+        <w:numPr>
+          <w:ilvl w:val="0"/>
+          <w:numId w:val="16"/>
+        </w:numPr>
+        <w:spacing w:after="156"/>
+      </w:pPr>
+      <w:r>
+        <w:rPr>
+          <w:b/>
+          <w:bCs/>
+        </w:rPr>
+        <w:t>模型选择</w:t>
+      </w:r>
+      <w:r>
+        <w:t>：</w:t>
+      </w:r>
+    </w:p>
+    <w:p>
+      <w:pPr>
+        <w:numPr>
+          <w:ilvl w:val="1"/>
+          <w:numId w:val="16"/>
+        </w:numPr>
+        <w:spacing w:after="156"/>
+      </w:pPr>
+      <w:r>
+        <w:t>意图分类：使用</w:t>
+      </w:r>
+      <w:r>
+        <w:t xml:space="preserve"> </w:t>
+      </w:r>
+      <w:proofErr w:type="spellStart"/>
+      <w:r>
+        <w:t>deepseek</w:t>
+      </w:r>
+      <w:proofErr w:type="spellEnd"/>
+      <w:r>
+        <w:t>-chat</w:t>
+      </w:r>
+      <w:r>
+        <w:t>（</w:t>
+      </w:r>
+      <w:r>
+        <w:t>DeepSeek-V3</w:t>
+      </w:r>
+      <w:r>
+        <w:t>），温度参数</w:t>
+      </w:r>
+      <w:r>
+        <w:t xml:space="preserve"> 0.3</w:t>
+      </w:r>
+      <w:r>
+        <w:t>，确保分类稳定。</w:t>
+      </w:r>
+    </w:p>
+    <w:p>
+      <w:pPr>
+        <w:numPr>
+          <w:ilvl w:val="1"/>
+          <w:numId w:val="16"/>
+        </w:numPr>
+        <w:spacing w:after="156"/>
+      </w:pPr>
+      <w:r>
+        <w:t>穿搭建议生成：使用</w:t>
+      </w:r>
+      <w:r>
+        <w:t xml:space="preserve"> </w:t>
+      </w:r>
+      <w:proofErr w:type="spellStart"/>
+      <w:r>
+        <w:t>deepseek</w:t>
+      </w:r>
+      <w:proofErr w:type="spellEnd"/>
+      <w:r>
+        <w:t>-chat</w:t>
+      </w:r>
+      <w:r>
+        <w:t>（</w:t>
+      </w:r>
+      <w:r>
+        <w:t>DeepSeek-V3</w:t>
+      </w:r>
+      <w:r>
+        <w:t>），温度参数</w:t>
+      </w:r>
+      <w:r>
+        <w:t xml:space="preserve"> 0.5</w:t>
+      </w:r>
+      <w:r>
+        <w:t>，在保证合理性的基础上提供一定多样性。</w:t>
+      </w:r>
+    </w:p>
+    <w:p>
+      <w:pPr>
+        <w:numPr>
+          <w:ilvl w:val="0"/>
+          <w:numId w:val="16"/>
+        </w:numPr>
+        <w:spacing w:after="156"/>
+      </w:pPr>
+      <w:r>
+        <w:rPr>
+          <w:b/>
+          <w:bCs/>
+        </w:rPr>
+        <w:t>请求体</w:t>
+      </w:r>
+      <w:r>
+        <w:t>：包含</w:t>
+      </w:r>
+      <w:r>
+        <w:t xml:space="preserve"> model</w:t>
+      </w:r>
+      <w:r>
+        <w:t>、</w:t>
+      </w:r>
+      <w:r>
+        <w:t>messages</w:t>
+      </w:r>
+      <w:r>
+        <w:t>、</w:t>
+      </w:r>
+      <w:r>
+        <w:t xml:space="preserve">temperature </w:t>
+      </w:r>
+      <w:r>
+        <w:t>字段。系统将工具函数定义和调用结果封装在</w:t>
+      </w:r>
+      <w:r>
+        <w:t xml:space="preserve"> messages </w:t>
+      </w:r>
+      <w:r>
+        <w:t>中，由大语言模型决定调用工具或生成回复。</w:t>
+      </w:r>
+    </w:p>
+    <w:p>
+      <w:pPr>
+        <w:numPr>
+          <w:ilvl w:val="0"/>
+          <w:numId w:val="16"/>
+        </w:numPr>
+        <w:spacing w:after="156"/>
+      </w:pPr>
+      <w:r>
+        <w:rPr>
+          <w:b/>
+          <w:bCs/>
+        </w:rPr>
+        <w:t xml:space="preserve">Token </w:t>
+      </w:r>
+      <w:r>
+        <w:rPr>
+          <w:b/>
+          <w:bCs/>
+        </w:rPr>
+        <w:t>管理</w:t>
+      </w:r>
+      <w:r>
+        <w:t>：系统应记录每次</w:t>
+      </w:r>
+      <w:r>
+        <w:t xml:space="preserve"> LLM </w:t>
+      </w:r>
+      <w:r>
+        <w:t>调用的输入</w:t>
+      </w:r>
+      <w:r>
+        <w:t>/</w:t>
+      </w:r>
+      <w:r>
+        <w:t>输出</w:t>
+      </w:r>
+      <w:r>
+        <w:t xml:space="preserve"> Token </w:t>
+      </w:r>
+      <w:r>
+        <w:t>数，用于成本估算和性能分析。</w:t>
+      </w:r>
+    </w:p>
+    <w:p>
+      <w:pPr>
+        <w:pStyle w:val="3"/>
+        <w:spacing w:after="156"/>
+      </w:pPr>
+      <w:r>
+        <w:t xml:space="preserve">2.3.3 </w:t>
+      </w:r>
+      <w:r>
+        <w:t>用户交互接口</w:t>
+      </w:r>
+    </w:p>
+    <w:p>
+      <w:pPr>
+        <w:spacing w:after="156"/>
+      </w:pPr>
+      <w:r>
+        <w:rPr>
+          <w:b/>
+          <w:bCs/>
+        </w:rPr>
+        <w:t xml:space="preserve">MVP </w:t>
+      </w:r>
+      <w:r>
+        <w:rPr>
+          <w:b/>
+          <w:bCs/>
+        </w:rPr>
+        <w:t>阶段（命令行）</w:t>
+      </w:r>
+    </w:p>
+    <w:p>
+      <w:pPr>
+        <w:numPr>
+          <w:ilvl w:val="0"/>
+          <w:numId w:val="17"/>
+        </w:numPr>
+        <w:spacing w:after="156"/>
+      </w:pPr>
+      <w:r>
+        <w:t>通过命令行界面直接交互，无需</w:t>
+      </w:r>
+      <w:r>
+        <w:t xml:space="preserve"> HTTP </w:t>
+      </w:r>
+      <w:r>
+        <w:t>接口。</w:t>
+      </w:r>
+    </w:p>
+    <w:p>
+      <w:pPr>
+        <w:numPr>
+          <w:ilvl w:val="0"/>
+          <w:numId w:val="17"/>
+        </w:numPr>
+        <w:spacing w:after="156"/>
+      </w:pPr>
+      <w:r>
+        <w:t>用户输入自然语言，系统直接输出回复。</w:t>
+      </w:r>
+    </w:p>
+    <w:p>
+      <w:pPr>
+        <w:numPr>
+          <w:ilvl w:val="0"/>
+          <w:numId w:val="17"/>
+        </w:numPr>
+        <w:spacing w:after="156"/>
+      </w:pPr>
+      <w:r>
+        <w:t>启动命令：</w:t>
+      </w:r>
+      <w:r>
+        <w:t xml:space="preserve">python main.py </w:t>
+      </w:r>
+      <w:r>
+        <w:t>或</w:t>
+      </w:r>
+      <w:r>
+        <w:t xml:space="preserve"> python cli.py</w:t>
+      </w:r>
+    </w:p>
+    <w:p>
+      <w:pPr>
+        <w:spacing w:after="156"/>
+      </w:pPr>
+      <w:r>
+        <w:rPr>
+          <w:b/>
+          <w:bCs/>
+        </w:rPr>
+        <w:t>增强版阶段（</w:t>
+      </w:r>
+      <w:proofErr w:type="spellStart"/>
+      <w:r>
+        <w:rPr>
+          <w:b/>
+          <w:bCs/>
+        </w:rPr>
+        <w:t>Streamlit</w:t>
+      </w:r>
+      <w:proofErr w:type="spellEnd"/>
+      <w:r>
+        <w:rPr>
+          <w:b/>
+          <w:bCs/>
+        </w:rPr>
+        <w:t xml:space="preserve"> Web + HTTP API</w:t>
+      </w:r>
+      <w:r>
+        <w:rPr>
+          <w:b/>
+          <w:bCs/>
+        </w:rPr>
+        <w:t>）</w:t>
+      </w:r>
+    </w:p>
+    <w:p>
+      <w:pPr>
+        <w:spacing w:after="156"/>
+      </w:pPr>
+      <w:r>
+        <w:rPr>
+          <w:b/>
+          <w:bCs/>
+        </w:rPr>
+        <w:t>对话接口</w:t>
+      </w:r>
+    </w:p>
+    <w:p>
+      <w:pPr>
+        <w:numPr>
+          <w:ilvl w:val="0"/>
+          <w:numId w:val="18"/>
+        </w:numPr>
+        <w:spacing w:after="156"/>
+      </w:pPr>
+      <w:r>
+        <w:rPr>
+          <w:b/>
+          <w:bCs/>
+        </w:rPr>
+        <w:t>端点路径</w:t>
+      </w:r>
+      <w:r>
+        <w:t>：</w:t>
+      </w:r>
+      <w:r>
+        <w:t>/</w:t>
+      </w:r>
+      <w:proofErr w:type="gramStart"/>
+      <w:r>
+        <w:t>chat</w:t>
+      </w:r>
+      <w:proofErr w:type="gramEnd"/>
+    </w:p>
+    <w:p>
+      <w:pPr>
+        <w:numPr>
+          <w:ilvl w:val="0"/>
+          <w:numId w:val="18"/>
+        </w:numPr>
+        <w:spacing w:after="156"/>
+      </w:pPr>
+      <w:r>
+        <w:rPr>
+          <w:b/>
+          <w:bCs/>
+        </w:rPr>
+        <w:t>请求方法</w:t>
+      </w:r>
+      <w:r>
+        <w:t>：</w:t>
+      </w:r>
+      <w:r>
+        <w:t>POST</w:t>
+      </w:r>
+    </w:p>
+    <w:p>
+      <w:pPr>
+        <w:numPr>
+          <w:ilvl w:val="0"/>
+          <w:numId w:val="18"/>
+        </w:numPr>
+        <w:spacing w:after="156"/>
+      </w:pPr>
+      <w:r>
+        <w:rPr>
+          <w:b/>
+          <w:bCs/>
+        </w:rPr>
+        <w:t>请求头</w:t>
+      </w:r>
+      <w:r>
+        <w:t>：</w:t>
+      </w:r>
+      <w:r>
+        <w:t>Content-Type: application/</w:t>
+      </w:r>
+      <w:proofErr w:type="spellStart"/>
+      <w:r>
+        <w:t>json</w:t>
+      </w:r>
+      <w:proofErr w:type="spellEnd"/>
+    </w:p>
+    <w:p>
+      <w:pPr>
+        <w:numPr>
+          <w:ilvl w:val="0"/>
+          <w:numId w:val="18"/>
+        </w:numPr>
+        <w:spacing w:after="156"/>
+      </w:pPr>
+      <w:r>
+        <w:rPr>
+          <w:b/>
+          <w:bCs/>
+        </w:rPr>
+        <w:t>请求体</w:t>
+      </w:r>
+      <w:r>
+        <w:t>：</w:t>
+      </w:r>
+    </w:p>
+    <w:p>
+      <w:pPr>
+        <w:spacing w:after="156"/>
+      </w:pPr>
+      <w:r>
+        <w:rPr>
+          <w:b/>
+          <w:bCs/>
+        </w:rPr>
+        <w:t>JSON</w:t>
+      </w:r>
+    </w:p>
+    <w:p>
+      <w:pPr>
+        <w:spacing w:after="156"/>
+      </w:pPr>
+      <w:r>
+        <w:t>{</w:t>
+      </w:r>
+    </w:p>
+    <w:p>
+      <w:pPr>
+        <w:spacing w:after="156"/>
+      </w:pPr>
+      <w:r>
+        <w:lastRenderedPageBreak/>
+        <w:t xml:space="preserve">  "message": "</w:t>
+      </w:r>
+      <w:r>
+        <w:t>用户输入文本</w:t>
+      </w:r>
+      <w:r>
+        <w:t>",</w:t>
+      </w:r>
+    </w:p>
+    <w:p>
+      <w:pPr>
+        <w:spacing w:after="156"/>
+      </w:pPr>
+      <w:r>
+        <w:t xml:space="preserve">  "</w:t>
+      </w:r>
+      <w:proofErr w:type="spellStart"/>
+      <w:r>
+        <w:t>user_id</w:t>
+      </w:r>
+      <w:proofErr w:type="spellEnd"/>
+      <w:r>
+        <w:t>": "</w:t>
+      </w:r>
+      <w:r>
+        <w:t>用户标识（可选，默认</w:t>
+      </w:r>
+      <w:r>
+        <w:t xml:space="preserve"> default</w:t>
+      </w:r>
+      <w:r>
+        <w:t>）</w:t>
+      </w:r>
+      <w:r>
+        <w:t>",</w:t>
+      </w:r>
+    </w:p>
+    <w:p>
+      <w:pPr>
+        <w:spacing w:after="156"/>
+      </w:pPr>
+      <w:r>
+        <w:t xml:space="preserve">  "</w:t>
+      </w:r>
+      <w:proofErr w:type="spellStart"/>
+      <w:r>
+        <w:t>session_id</w:t>
+      </w:r>
+      <w:proofErr w:type="spellEnd"/>
+      <w:r>
+        <w:t>": "</w:t>
+      </w:r>
+      <w:r>
+        <w:t>会话标识（可选，默认新生成）</w:t>
+      </w:r>
+      <w:r>
+        <w:t>"</w:t>
+      </w:r>
+    </w:p>
+    <w:p>
+      <w:pPr>
+        <w:spacing w:after="156"/>
+      </w:pPr>
+      <w:r>
+        <w:t>}</w:t>
+      </w:r>
+    </w:p>
+    <w:p>
+      <w:pPr>
+        <w:numPr>
+          <w:ilvl w:val="0"/>
+          <w:numId w:val="18"/>
+        </w:numPr>
+        <w:spacing w:after="156"/>
+      </w:pPr>
+      <w:r>
+        <w:rPr>
+          <w:b/>
+          <w:bCs/>
+        </w:rPr>
+        <w:t>响应体</w:t>
+      </w:r>
+      <w:r>
+        <w:t>：</w:t>
+      </w:r>
+    </w:p>
+    <w:p>
+      <w:pPr>
+        <w:spacing w:after="156"/>
+      </w:pPr>
+      <w:r>
+        <w:rPr>
+          <w:b/>
+          <w:bCs/>
+        </w:rPr>
+        <w:t>JSON</w:t>
+      </w:r>
+    </w:p>
+    <w:p>
+      <w:pPr>
+        <w:spacing w:after="156"/>
+      </w:pPr>
+      <w:r>
+        <w:t>{</w:t>
+      </w:r>
+    </w:p>
+    <w:p>
+      <w:pPr>
+        <w:spacing w:after="156"/>
+      </w:pPr>
+      <w:r>
+        <w:t xml:space="preserve">  "reply": "</w:t>
+      </w:r>
+      <w:r>
+        <w:t>系统回复文本</w:t>
+      </w:r>
+      <w:r>
+        <w:t>",</w:t>
+      </w:r>
+    </w:p>
+    <w:p>
+      <w:pPr>
+        <w:spacing w:after="156"/>
+      </w:pPr>
+      <w:r>
+        <w:t xml:space="preserve">  "suggestions": ["</w:t>
+      </w:r>
+      <w:r>
+        <w:t>推荐衣物名称列表（可选）</w:t>
+      </w:r>
+      <w:r>
+        <w:t>"],</w:t>
+      </w:r>
+    </w:p>
+    <w:p>
+      <w:pPr>
+        <w:spacing w:after="156"/>
+      </w:pPr>
+      <w:r>
+        <w:t xml:space="preserve">  "reasoning": "</w:t>
+      </w:r>
+      <w:r>
+        <w:t>推荐的推理过程（可选）</w:t>
+      </w:r>
+      <w:r>
+        <w:t>",</w:t>
+      </w:r>
+    </w:p>
+    <w:p>
+      <w:pPr>
+        <w:spacing w:after="156"/>
+      </w:pPr>
+      <w:r>
+        <w:t xml:space="preserve">  "</w:t>
+      </w:r>
+      <w:proofErr w:type="spellStart"/>
+      <w:proofErr w:type="gramStart"/>
+      <w:r>
+        <w:t>elapsed</w:t>
+      </w:r>
+      <w:proofErr w:type="gramEnd"/>
+      <w:r>
+        <w:t>_ms</w:t>
+      </w:r>
+      <w:proofErr w:type="spellEnd"/>
+      <w:r>
+        <w:t>": 1234</w:t>
+      </w:r>
+    </w:p>
+    <w:p>
+      <w:pPr>
+        <w:spacing w:after="156"/>
+      </w:pPr>
+      <w:r>
+        <w:t>}</w:t>
+      </w:r>
+    </w:p>
+    <w:p>
+      <w:pPr>
+        <w:spacing w:after="156"/>
+      </w:pPr>
+      <w:r>
+        <w:rPr>
+          <w:b/>
+          <w:bCs/>
+        </w:rPr>
+        <w:t>健康检查接口</w:t>
+      </w:r>
+    </w:p>
+    <w:p>
+      <w:pPr>
+        <w:numPr>
+          <w:ilvl w:val="0"/>
+          <w:numId w:val="19"/>
+        </w:numPr>
+        <w:spacing w:after="156"/>
+      </w:pPr>
+      <w:r>
+        <w:rPr>
+          <w:b/>
+          <w:bCs/>
+        </w:rPr>
+        <w:t>端点路径</w:t>
+      </w:r>
+      <w:r>
+        <w:t>：</w:t>
+      </w:r>
+      <w:r>
+        <w:t>/</w:t>
+      </w:r>
+      <w:proofErr w:type="gramStart"/>
+      <w:r>
+        <w:t>health</w:t>
+      </w:r>
+      <w:proofErr w:type="gramEnd"/>
+    </w:p>
+    <w:p>
+      <w:pPr>
+        <w:numPr>
+          <w:ilvl w:val="0"/>
+          <w:numId w:val="19"/>
+        </w:numPr>
+        <w:spacing w:after="156"/>
+      </w:pPr>
+      <w:r>
+        <w:rPr>
+          <w:b/>
+          <w:bCs/>
+        </w:rPr>
+        <w:t>请求方法</w:t>
+      </w:r>
+      <w:r>
+        <w:t>：</w:t>
+      </w:r>
+      <w:r>
+        <w:t>GET</w:t>
+      </w:r>
+    </w:p>
+    <w:p>
+      <w:pPr>
+        <w:numPr>
+          <w:ilvl w:val="0"/>
+          <w:numId w:val="19"/>
+        </w:numPr>
+        <w:spacing w:after="156"/>
+      </w:pPr>
+      <w:r>
+        <w:rPr>
+          <w:b/>
+          <w:bCs/>
+        </w:rPr>
+        <w:t>响应体</w:t>
+      </w:r>
+      <w:r>
+        <w:t>：</w:t>
+      </w:r>
+      <w:r>
+        <w:t>{"status": "</w:t>
+      </w:r>
+      <w:proofErr w:type="gramStart"/>
+      <w:r>
+        <w:t>ok"}</w:t>
+      </w:r>
+      <w:proofErr w:type="gramEnd"/>
+    </w:p>
+    <w:p>
+      <w:pPr>
+        <w:pStyle w:val="2"/>
         <w:rPr>
           <w:rFonts w:hint="eastAsia"/>
         </w:rPr>
-        <w:t>核心）</w:t>
+      </w:pPr>
+      <w:r>
+        <w:t xml:space="preserve">2.4 Specs </w:t>
+      </w:r>
+      <w:r>
+        <w:t>文档小结</w:t>
+      </w:r>
+    </w:p>
+    <w:p>
+      <w:pPr>
+        <w:spacing w:after="156"/>
+      </w:pPr>
+      <w:r>
+        <w:t>本章完成了</w:t>
+      </w:r>
+      <w:proofErr w:type="gramStart"/>
+      <w:r>
+        <w:t>智能穿搭助手</w:t>
+      </w:r>
+      <w:proofErr w:type="gramEnd"/>
+      <w:r>
+        <w:t xml:space="preserve"> Agent </w:t>
+      </w:r>
+      <w:r>
+        <w:t>的完整规格定义。产品规格部分定义了用户角色、用户故事、功能优先级和非功能需求，明确了系统要做什么以及做到什么程度。架构规格部分定义了整体架构、模块职责、数据流和状态管理，明确了系统如何组织以及各部分如何协作。接口规格部分定义了内部工具接口、外部依赖接口和用户交互接口，明确了系统与外界交互的具体协议。以上规格文档将作为后续代码实现的唯一依据，体现规格驱动开发的核心方法论。</w:t>
       </w:r>
     </w:p>
     <w:p>
       <w:pPr>
         <w:pStyle w:val="1"/>
+        <w:spacing w:after="156"/>
+      </w:pPr>
+      <w:r>
         <w:rPr>
           <w:rFonts w:hint="eastAsia"/>
         </w:rPr>
-      </w:pPr>
-      <w:r>
+        <w:t>三、系统架构与设计</w:t>
+      </w:r>
+    </w:p>
+    <w:p>
+      <w:pPr>
+        <w:pStyle w:val="2"/>
         <w:rPr>
           <w:rFonts w:hint="eastAsia"/>
         </w:rPr>
-        <w:t>三、系统架构与设计</w:t>
-      </w:r>
-    </w:p>
-    <w:p>
+      </w:pPr>
+      <w:r>
+        <w:lastRenderedPageBreak/>
+        <w:t xml:space="preserve">3.1 </w:t>
+      </w:r>
+      <w:r>
+        <w:t>整体架构</w:t>
+      </w:r>
+    </w:p>
+    <w:p>
+      <w:pPr>
+        <w:spacing w:after="156"/>
+      </w:pPr>
       <w:r>
         <w:rPr>
           <w:rFonts w:hint="eastAsia"/>
-        </w:rPr>
-        <w:t>核心架构图、</w:t>
+          <w:noProof/>
+          <w14:ligatures w14:val="standardContextual"/>
+        </w:rPr>
+        <w:drawing>
+          <wp:anchor distT="0" distB="0" distL="114300" distR="114300" simplePos="0" relativeHeight="251658240" behindDoc="0" locked="0" layoutInCell="1" allowOverlap="1" wp14:anchorId="137CE57D" wp14:editId="4AEA9948">
+            <wp:simplePos x="0" y="0"/>
+            <wp:positionH relativeFrom="column">
+              <wp:posOffset>228600</wp:posOffset>
+            </wp:positionH>
+            <wp:positionV relativeFrom="paragraph">
+              <wp:posOffset>591185</wp:posOffset>
+            </wp:positionV>
+            <wp:extent cx="5274310" cy="3750310"/>
+            <wp:effectExtent l="0" t="0" r="2540" b="2540"/>
+            <wp:wrapTopAndBottom/>
+            <wp:docPr id="2064425622" name="图片 1"/>
+            <wp:cNvGraphicFramePr>
+              <a:graphicFrameLocks xmlns:a="http://schemas.openxmlformats.org/drawingml/2006/main" noChangeAspect="1"/>
+            </wp:cNvGraphicFramePr>
+            <a:graphic xmlns:a="http://schemas.openxmlformats.org/drawingml/2006/main">
+              <a:graphicData uri="http://schemas.openxmlformats.org/drawingml/2006/picture">
+                <pic:pic xmlns:pic="http://schemas.openxmlformats.org/drawingml/2006/picture">
+                  <pic:nvPicPr>
+                    <pic:cNvPr id="2064425622" name="图片 2064425622"/>
+                    <pic:cNvPicPr/>
+                  </pic:nvPicPr>
+                  <pic:blipFill>
+                    <a:blip r:embed="rId5" cstate="print">
+                      <a:extLst>
+                        <a:ext uri="{28A0092B-C50C-407E-A947-70E740481C1C}">
+                          <a14:useLocalDpi xmlns:a14="http://schemas.microsoft.com/office/drawing/2010/main" val="0"/>
+                        </a:ext>
+                      </a:extLst>
+                    </a:blip>
+                    <a:stretch>
+                      <a:fillRect/>
+                    </a:stretch>
+                  </pic:blipFill>
+                  <pic:spPr>
+                    <a:xfrm>
+                      <a:off x="0" y="0"/>
+                      <a:ext cx="5274310" cy="3750310"/>
+                    </a:xfrm>
+                    <a:prstGeom prst="rect">
+                      <a:avLst/>
+                    </a:prstGeom>
+                  </pic:spPr>
+                </pic:pic>
+              </a:graphicData>
+            </a:graphic>
+            <wp14:sizeRelH relativeFrom="page">
+              <wp14:pctWidth>0</wp14:pctWidth>
+            </wp14:sizeRelH>
+            <wp14:sizeRelV relativeFrom="page">
+              <wp14:pctHeight>0</wp14:pctHeight>
+            </wp14:sizeRelV>
+          </wp:anchor>
+        </w:drawing>
+      </w:r>
+      <w:r>
+        <w:t>本系统采用基于</w:t>
+      </w:r>
+      <w:r>
+        <w:t xml:space="preserve"> </w:t>
+      </w:r>
+      <w:proofErr w:type="spellStart"/>
+      <w:r>
+        <w:t>LangGraph</w:t>
+      </w:r>
+      <w:proofErr w:type="spellEnd"/>
+      <w:r>
+        <w:t xml:space="preserve"> </w:t>
+      </w:r>
+      <w:r>
+        <w:t>的</w:t>
       </w:r>
       <w:r>
         <w:rPr>
           <w:rFonts w:hint="eastAsia"/>
         </w:rPr>
+        <w:t>主从</w:t>
+      </w:r>
+      <w:r>
+        <w:t>智能体架构，分为用户交互层、智能体编排层、工具服务层和数据存储层。</w:t>
+      </w:r>
+    </w:p>
+    <w:p>
+      <w:pPr>
+        <w:spacing w:after="156"/>
+      </w:pPr>
+      <w:r>
+        <w:rPr>
+          <w:b/>
+          <w:bCs/>
+        </w:rPr>
+        <w:t>核心组件说明</w:t>
+      </w:r>
+      <w:r>
+        <w:t>：</w:t>
+      </w:r>
+    </w:p>
+    <w:p>
+      <w:pPr>
+        <w:numPr>
+          <w:ilvl w:val="0"/>
+          <w:numId w:val="20"/>
+        </w:numPr>
+        <w:spacing w:after="156"/>
+      </w:pPr>
+      <w:r>
+        <w:rPr>
+          <w:b/>
+          <w:bCs/>
+        </w:rPr>
+        <w:t>主控</w:t>
+      </w:r>
+      <w:r>
+        <w:rPr>
+          <w:b/>
+          <w:bCs/>
+        </w:rPr>
+        <w:t xml:space="preserve"> Agent</w:t>
+      </w:r>
+      <w:r>
+        <w:t>：基于</w:t>
+      </w:r>
+      <w:r>
+        <w:t xml:space="preserve"> </w:t>
+      </w:r>
+      <w:proofErr w:type="spellStart"/>
+      <w:r>
+        <w:t>LangGraph</w:t>
+      </w:r>
+      <w:proofErr w:type="spellEnd"/>
+      <w:r>
+        <w:t xml:space="preserve"> </w:t>
+      </w:r>
+      <w:proofErr w:type="spellStart"/>
+      <w:r>
+        <w:t>StateGraph</w:t>
+      </w:r>
+      <w:proofErr w:type="spellEnd"/>
+      <w:r>
+        <w:t xml:space="preserve"> </w:t>
+      </w:r>
+      <w:r>
+        <w:t>构建，负责意图分类、工具调度和状态管理。</w:t>
+      </w:r>
+    </w:p>
+    <w:p>
+      <w:pPr>
+        <w:numPr>
+          <w:ilvl w:val="0"/>
+          <w:numId w:val="20"/>
+        </w:numPr>
+        <w:spacing w:after="156"/>
+      </w:pPr>
+      <w:r>
+        <w:rPr>
+          <w:b/>
+          <w:bCs/>
+        </w:rPr>
+        <w:t>天气工具</w:t>
+      </w:r>
+      <w:r>
+        <w:t>：封装和风天气</w:t>
+      </w:r>
+      <w:r>
+        <w:t xml:space="preserve"> API </w:t>
+      </w:r>
+      <w:r>
+        <w:t>调用，返回温度、天气状况</w:t>
+      </w:r>
+      <w:proofErr w:type="gramStart"/>
+      <w:r>
+        <w:t>及穿搭提示</w:t>
+      </w:r>
+      <w:proofErr w:type="gramEnd"/>
+      <w:r>
+        <w:t>。</w:t>
+      </w:r>
+    </w:p>
+    <w:p>
+      <w:pPr>
+        <w:numPr>
+          <w:ilvl w:val="0"/>
+          <w:numId w:val="20"/>
+        </w:numPr>
+        <w:spacing w:after="156"/>
+      </w:pPr>
+      <w:r>
+        <w:rPr>
+          <w:b/>
+          <w:bCs/>
+        </w:rPr>
+        <w:t>衣橱工具</w:t>
+      </w:r>
+      <w:r>
+        <w:t>：管理衣橱</w:t>
+      </w:r>
+      <w:r>
+        <w:t xml:space="preserve"> JSON </w:t>
+      </w:r>
+      <w:r>
+        <w:t>文件的增删改查，支持基于温度和场合的规则过滤检索。</w:t>
+      </w:r>
+    </w:p>
+    <w:p>
+      <w:pPr>
+        <w:pStyle w:val="2"/>
+        <w:rPr>
+          <w:rFonts w:hint="eastAsia"/>
+        </w:rPr>
+      </w:pPr>
+      <w:r>
+        <w:lastRenderedPageBreak/>
+        <w:t xml:space="preserve">3.2 Agent </w:t>
+      </w:r>
+      <w:r>
+        <w:t>交互流程</w:t>
+      </w:r>
+      <w:r>
+        <w:rPr>
+          <w:rFonts w:hint="eastAsia"/>
+        </w:rPr>
+        <w:t>与</w:t>
+      </w:r>
+      <w:r>
+        <w:t>数据流设计</w:t>
+      </w:r>
+    </w:p>
+    <w:p>
+      <w:pPr>
+        <w:spacing w:after="156"/>
+      </w:pPr>
+      <w:r>
+        <w:rPr>
+          <w:rFonts w:hint="eastAsia"/>
+          <w:noProof/>
+          <w14:ligatures w14:val="standardContextual"/>
+        </w:rPr>
+        <w:drawing>
+          <wp:anchor distT="0" distB="0" distL="114300" distR="114300" simplePos="0" relativeHeight="251659264" behindDoc="0" locked="0" layoutInCell="1" allowOverlap="1" wp14:anchorId="61B554E4" wp14:editId="012B6311">
+            <wp:simplePos x="0" y="0"/>
+            <wp:positionH relativeFrom="column">
+              <wp:posOffset>304800</wp:posOffset>
+            </wp:positionH>
+            <wp:positionV relativeFrom="paragraph">
+              <wp:posOffset>377825</wp:posOffset>
+            </wp:positionV>
+            <wp:extent cx="5274310" cy="2770505"/>
+            <wp:effectExtent l="0" t="0" r="2540" b="0"/>
+            <wp:wrapTopAndBottom/>
+            <wp:docPr id="915358185" name="图片 2"/>
+            <wp:cNvGraphicFramePr>
+              <a:graphicFrameLocks xmlns:a="http://schemas.openxmlformats.org/drawingml/2006/main" noChangeAspect="1"/>
+            </wp:cNvGraphicFramePr>
+            <a:graphic xmlns:a="http://schemas.openxmlformats.org/drawingml/2006/main">
+              <a:graphicData uri="http://schemas.openxmlformats.org/drawingml/2006/picture">
+                <pic:pic xmlns:pic="http://schemas.openxmlformats.org/drawingml/2006/picture">
+                  <pic:nvPicPr>
+                    <pic:cNvPr id="915358185" name="图片 915358185"/>
+                    <pic:cNvPicPr/>
+                  </pic:nvPicPr>
+                  <pic:blipFill>
+                    <a:blip r:embed="rId6" cstate="print">
+                      <a:extLst>
+                        <a:ext uri="{28A0092B-C50C-407E-A947-70E740481C1C}">
+                          <a14:useLocalDpi xmlns:a14="http://schemas.microsoft.com/office/drawing/2010/main" val="0"/>
+                        </a:ext>
+                      </a:extLst>
+                    </a:blip>
+                    <a:stretch>
+                      <a:fillRect/>
+                    </a:stretch>
+                  </pic:blipFill>
+                  <pic:spPr>
+                    <a:xfrm>
+                      <a:off x="0" y="0"/>
+                      <a:ext cx="5274310" cy="2770505"/>
+                    </a:xfrm>
+                    <a:prstGeom prst="rect">
+                      <a:avLst/>
+                    </a:prstGeom>
+                  </pic:spPr>
+                </pic:pic>
+              </a:graphicData>
+            </a:graphic>
+          </wp:anchor>
+        </w:drawing>
+      </w:r>
+      <w:r>
+        <w:t>以</w:t>
+      </w:r>
+      <w:r>
+        <w:t>“</w:t>
+      </w:r>
+      <w:r>
+        <w:t>今天下午有面试，穿什么？</w:t>
+      </w:r>
+      <w:r>
+        <w:t>”</w:t>
+      </w:r>
+      <w:r>
+        <w:t>为例</w:t>
+      </w:r>
+      <w:r>
+        <w:rPr>
+          <w:rFonts w:hint="eastAsia"/>
+        </w:rPr>
+        <w:t>：</w:t>
+      </w:r>
+    </w:p>
+    <w:p>
+      <w:pPr>
+        <w:pStyle w:val="1"/>
+        <w:spacing w:after="156"/>
+      </w:pPr>
+      <w:r>
+        <w:rPr>
+          <w:rFonts w:hint="eastAsia"/>
+        </w:rPr>
+        <w:t>四、关键实现与代码展示</w:t>
+      </w:r>
+    </w:p>
+    <w:p>
+      <w:pPr>
+        <w:spacing w:after="156"/>
+      </w:pPr>
+      <w:r>
+        <w:rPr>
+          <w:rFonts w:hint="eastAsia"/>
+        </w:rPr>
         <w:t xml:space="preserve">Agent </w:t>
       </w:r>
       <w:r>
         <w:rPr>
           <w:rFonts w:hint="eastAsia"/>
         </w:rPr>
-        <w:t>交互流程、数据流设计。少量文字，图文并茂</w:t>
+        <w:t>核心循环、工具定义、配置文件、</w:t>
+      </w:r>
+      <w:r>
+        <w:rPr>
+          <w:rFonts w:hint="eastAsia"/>
+        </w:rPr>
+        <w:t xml:space="preserve">AI IDE </w:t>
+      </w:r>
+      <w:r>
+        <w:rPr>
+          <w:rFonts w:hint="eastAsia"/>
+        </w:rPr>
+        <w:t>使用截图</w:t>
       </w:r>
     </w:p>
     <w:p>
       <w:pPr>
         <w:pStyle w:val="1"/>
+        <w:spacing w:after="156"/>
       </w:pPr>
       <w:r>
         <w:rPr>
           <w:rFonts w:hint="eastAsia"/>
         </w:rPr>
-        <w:t>四、关键实现与代码展示</w:t>
-      </w:r>
-    </w:p>
-    <w:p>
-      <w:pPr>
+        <w:t>五、测试与评估</w:t>
+      </w:r>
+    </w:p>
+    <w:p>
+      <w:pPr>
+        <w:spacing w:after="156"/>
+      </w:pPr>
+      <w:r>
         <w:rPr>
           <w:rFonts w:hint="eastAsia"/>
         </w:rPr>
-      </w:pPr>
+        <w:t>功能测试、</w:t>
+      </w:r>
       <w:r>
         <w:rPr>
           <w:rFonts w:hint="eastAsia"/>
@@ -877,145 +6750,95 @@
         <w:rPr>
           <w:rFonts w:hint="eastAsia"/>
         </w:rPr>
-        <w:t>核心循环、工具定义、配置文件、</w:t>
+        <w:t>行为评估、</w:t>
       </w:r>
       <w:r>
         <w:rPr>
           <w:rFonts w:hint="eastAsia"/>
         </w:rPr>
-        <w:t xml:space="preserve">AI IDE </w:t>
+        <w:t>Benchmark</w:t>
       </w:r>
       <w:r>
         <w:rPr>
           <w:rFonts w:hint="eastAsia"/>
         </w:rPr>
-        <w:t>使用截图</w:t>
+        <w:t>、</w:t>
+      </w:r>
+      <w:r>
+        <w:rPr>
+          <w:rFonts w:hint="eastAsia"/>
+        </w:rPr>
+        <w:t xml:space="preserve">Demo </w:t>
+      </w:r>
+      <w:r>
+        <w:rPr>
+          <w:rFonts w:hint="eastAsia"/>
+        </w:rPr>
+        <w:t>截图</w:t>
+      </w:r>
+      <w:r>
+        <w:rPr>
+          <w:rFonts w:hint="eastAsia"/>
+        </w:rPr>
+        <w:t>/</w:t>
+      </w:r>
+      <w:r>
+        <w:rPr>
+          <w:rFonts w:hint="eastAsia"/>
+        </w:rPr>
+        <w:t>录屏</w:t>
       </w:r>
     </w:p>
     <w:p>
       <w:pPr>
         <w:pStyle w:val="1"/>
+        <w:spacing w:after="156"/>
       </w:pPr>
       <w:r>
         <w:rPr>
           <w:rFonts w:hint="eastAsia"/>
         </w:rPr>
-        <w:t>五、测试与评估</w:t>
-      </w:r>
-    </w:p>
-    <w:p>
-      <w:pPr>
+        <w:t>六、系统升级与扩展</w:t>
+      </w:r>
+    </w:p>
+    <w:p>
+      <w:pPr>
+        <w:spacing w:after="156"/>
+      </w:pPr>
+      <w:r>
         <w:rPr>
           <w:rFonts w:hint="eastAsia"/>
         </w:rPr>
-      </w:pPr>
+        <w:t>可扩展架构、下一阶段计划、</w:t>
+      </w:r>
       <w:r>
         <w:rPr>
           <w:rFonts w:hint="eastAsia"/>
         </w:rPr>
-        <w:t>功能测试、</w:t>
+        <w:t xml:space="preserve">AI </w:t>
       </w:r>
       <w:r>
         <w:rPr>
           <w:rFonts w:hint="eastAsia"/>
         </w:rPr>
-        <w:t xml:space="preserve">Agent </w:t>
-      </w:r>
+        <w:t>能力演进路径</w:t>
+      </w:r>
+    </w:p>
+    <w:p>
+      <w:pPr>
+        <w:pStyle w:val="1"/>
+        <w:spacing w:after="156"/>
+      </w:pPr>
       <w:r>
         <w:rPr>
           <w:rFonts w:hint="eastAsia"/>
         </w:rPr>
-        <w:t>行为评估、</w:t>
-      </w:r>
-      <w:r>
-        <w:rPr>
-          <w:rFonts w:hint="eastAsia"/>
-        </w:rPr>
-        <w:t>Benchmark</w:t>
-      </w:r>
-      <w:r>
-        <w:rPr>
-          <w:rFonts w:hint="eastAsia"/>
-        </w:rPr>
-        <w:t>、</w:t>
-      </w:r>
-      <w:r>
-        <w:rPr>
-          <w:rFonts w:hint="eastAsia"/>
-        </w:rPr>
-        <w:t xml:space="preserve">Demo </w:t>
-      </w:r>
-      <w:r>
-        <w:rPr>
-          <w:rFonts w:hint="eastAsia"/>
-        </w:rPr>
-        <w:t>截图</w:t>
-      </w:r>
-      <w:r>
-        <w:rPr>
-          <w:rFonts w:hint="eastAsia"/>
-        </w:rPr>
-        <w:t>/</w:t>
-      </w:r>
-      <w:r>
-        <w:rPr>
-          <w:rFonts w:hint="eastAsia"/>
-        </w:rPr>
-        <w:t>录屏</w:t>
-      </w:r>
-    </w:p>
-    <w:p>
-      <w:pPr>
-        <w:pStyle w:val="1"/>
-      </w:pPr>
-      <w:r>
-        <w:rPr>
-          <w:rFonts w:hint="eastAsia"/>
-        </w:rPr>
-        <w:t>六、系统升级与扩展</w:t>
-      </w:r>
-    </w:p>
-    <w:p>
-      <w:pPr>
-        <w:rPr>
-          <w:rFonts w:hint="eastAsia"/>
-        </w:rPr>
-      </w:pPr>
-      <w:r>
-        <w:rPr>
-          <w:rFonts w:hint="eastAsia"/>
-        </w:rPr>
-        <w:t>可扩展架构、下一阶段计划、</w:t>
-      </w:r>
-      <w:r>
-        <w:rPr>
-          <w:rFonts w:hint="eastAsia"/>
-        </w:rPr>
-        <w:t xml:space="preserve">AI </w:t>
-      </w:r>
-      <w:r>
-        <w:rPr>
-          <w:rFonts w:hint="eastAsia"/>
-        </w:rPr>
-        <w:t>能力演进路径</w:t>
-      </w:r>
-    </w:p>
-    <w:p>
-      <w:pPr>
-        <w:pStyle w:val="1"/>
-      </w:pPr>
-      <w:r>
-        <w:rPr>
-          <w:rFonts w:hint="eastAsia"/>
-        </w:rPr>
         <w:t>七、课程总结</w:t>
       </w:r>
     </w:p>
     <w:p>
       <w:pPr>
-        <w:rPr>
-          <w:rFonts w:hint="eastAsia"/>
-        </w:rPr>
+        <w:spacing w:after="156"/>
       </w:pPr>
       <w:r>
         <w:rPr>
@@ -1037,6 +6860,602 @@
 <file path=word/numbering.xml><?xml version="1.0" encoding="utf-8"?>
 <w:numbering xmlns:wpc="http://schemas.microsoft.com/office/word/2010/wordprocessingCanvas" xmlns:cx="http://schemas.microsoft.com/office/drawing/2014/chartex" xmlns:cx1="http://schemas.microsoft.com/office/drawing/2015/9/8/chartex" xmlns:cx2="http://schemas.microsoft.com/office/drawing/2015/10/21/chartex" xmlns:cx3="http://schemas.microsoft.com/office/drawing/2016/5/9/chartex" xmlns:cx4="http://schemas.microsoft.com/office/drawing/2016/5/10/chartex" xmlns:cx5="http://schemas.microsoft.com/office/drawing/2016/5/11/chartex" xmlns:cx6="http://schemas.microsoft.com/office/drawing/2016/5/12/chartex" xmlns:cx7="http://schemas.microsoft.com/office/drawing/2016/5/13/chartex" xmlns:cx8="http://schemas.microsoft.com/office/drawing/2016/5/14/chartex" xmlns:mc="http://schemas.openxmlformats.org/markup-compatibility/2006" xmlns:aink="http://schemas.microsoft.com/office/drawing/2016/ink" xmlns:am3d="http://schemas.microsoft.com/office/drawing/2017/model3d" xmlns:o="urn:schemas-microsoft-com:office:office" xmlns:oel="http://schemas.microsoft.com/office/2019/extlst" xmlns:r="http://schemas.openxmlformats.org/officeDocument/2006/relationships" xmlns:m="http://schemas.openxmlformats.org/officeDocument/2006/math" xmlns:v="urn:schemas-microsoft-com:vml" xmlns:wp14="http://schemas.microsoft.com/office/word/2010/wordprocessingDrawing" xmlns:wp="http://schemas.openxmlformats.org/drawingml/2006/wordprocessingDrawing" xmlns:w10="urn:schemas-microsoft-com:office:word" xmlns:w="http://schemas.openxmlformats.org/wordprocessingml/2006/main" xmlns:w14="http://schemas.microsoft.com/office/word/2010/wordml" xmlns:w15="http://schemas.microsoft.com/office/word/2012/wordml" xmlns:w16cex="http://schemas.microsoft.com/office/word/2018/wordml/cex" xmlns:w16cid="http://schemas.microsoft.com/office/word/2016/wordml/cid" xmlns:w16="http://schemas.microsoft.com/office/word/2018/wordml" xmlns:w16du="http://schemas.microsoft.com/office/word/2023/wordml/word16du" xmlns:w16sdtdh="http://schemas.microsoft.com/office/word/2020/wordml/sdtdatahash" xmlns:w16sdtfl="http://schemas.microsoft.com/office/word/2024/wordml/sdtformatlock" xmlns:w16se="http://schemas.microsoft.com/office/word/2015/wordml/symex" xmlns:wpg="http://schemas.microsoft.com/office/word/2010/wordprocessingGroup" xmlns:wpi="http://schemas.microsoft.com/office/word/2010/wordprocessingInk" xmlns:wne="http://schemas.microsoft.com/office/word/2006/wordml" xmlns:wps="http://schemas.microsoft.com/office/word/2010/wordprocessingShape" mc:Ignorable="w14 w15 w16se w16cid w16 w16cex w16sdtdh w16sdtfl w16du wp14">
   <w:abstractNum w:abstractNumId="0" w15:restartNumberingAfterBreak="0">
+    <w:nsid w:val="04C05D69"/>
+    <w:multiLevelType w:val="multilevel"/>
+    <w:tmpl w:val="7B36321C"/>
+    <w:lvl w:ilvl="0">
+      <w:start w:val="1"/>
+      <w:numFmt w:val="bullet"/>
+      <w:lvlText w:val=""/>
+      <w:lvlJc w:val="left"/>
+      <w:pPr>
+        <w:tabs>
+          <w:tab w:val="num" w:pos="720"/>
+        </w:tabs>
+        <w:ind w:left="720" w:hanging="360"/>
+      </w:pPr>
+      <w:rPr>
+        <w:rFonts w:ascii="Symbol" w:hAnsi="Symbol" w:hint="default"/>
+        <w:sz w:val="20"/>
+      </w:rPr>
+    </w:lvl>
+    <w:lvl w:ilvl="1">
+      <w:start w:val="1"/>
+      <w:numFmt w:val="bullet"/>
+      <w:lvlText w:val="o"/>
+      <w:lvlJc w:val="left"/>
+      <w:pPr>
+        <w:tabs>
+          <w:tab w:val="num" w:pos="1440"/>
+        </w:tabs>
+        <w:ind w:left="1440" w:hanging="360"/>
+      </w:pPr>
+      <w:rPr>
+        <w:rFonts w:ascii="Courier New" w:hAnsi="Courier New" w:hint="default"/>
+        <w:sz w:val="20"/>
+      </w:rPr>
+    </w:lvl>
+    <w:lvl w:ilvl="2" w:tentative="1">
+      <w:start w:val="1"/>
+      <w:numFmt w:val="bullet"/>
+      <w:lvlText w:val=""/>
+      <w:lvlJc w:val="left"/>
+      <w:pPr>
+        <w:tabs>
+          <w:tab w:val="num" w:pos="2160"/>
+        </w:tabs>
+        <w:ind w:left="2160" w:hanging="360"/>
+      </w:pPr>
+      <w:rPr>
+        <w:rFonts w:ascii="Symbol" w:hAnsi="Symbol" w:hint="default"/>
+        <w:sz w:val="20"/>
+      </w:rPr>
+    </w:lvl>
+    <w:lvl w:ilvl="3" w:tentative="1">
+      <w:start w:val="1"/>
+      <w:numFmt w:val="bullet"/>
+      <w:lvlText w:val=""/>
+      <w:lvlJc w:val="left"/>
+      <w:pPr>
+        <w:tabs>
+          <w:tab w:val="num" w:pos="2880"/>
+        </w:tabs>
+        <w:ind w:left="2880" w:hanging="360"/>
+      </w:pPr>
+      <w:rPr>
+        <w:rFonts w:ascii="Symbol" w:hAnsi="Symbol" w:hint="default"/>
+        <w:sz w:val="20"/>
+      </w:rPr>
+    </w:lvl>
+    <w:lvl w:ilvl="4" w:tentative="1">
+      <w:start w:val="1"/>
+      <w:numFmt w:val="bullet"/>
+      <w:lvlText w:val=""/>
+      <w:lvlJc w:val="left"/>
+      <w:pPr>
+        <w:tabs>
+          <w:tab w:val="num" w:pos="3600"/>
+        </w:tabs>
+        <w:ind w:left="3600" w:hanging="360"/>
+      </w:pPr>
+      <w:rPr>
+        <w:rFonts w:ascii="Symbol" w:hAnsi="Symbol" w:hint="default"/>
+        <w:sz w:val="20"/>
+      </w:rPr>
+    </w:lvl>
+    <w:lvl w:ilvl="5" w:tentative="1">
+      <w:start w:val="1"/>
+      <w:numFmt w:val="bullet"/>
+      <w:lvlText w:val=""/>
+      <w:lvlJc w:val="left"/>
+      <w:pPr>
+        <w:tabs>
+          <w:tab w:val="num" w:pos="4320"/>
+        </w:tabs>
+        <w:ind w:left="4320" w:hanging="360"/>
+      </w:pPr>
+      <w:rPr>
+        <w:rFonts w:ascii="Symbol" w:hAnsi="Symbol" w:hint="default"/>
+        <w:sz w:val="20"/>
+      </w:rPr>
+    </w:lvl>
+    <w:lvl w:ilvl="6" w:tentative="1">
+      <w:start w:val="1"/>
+      <w:numFmt w:val="bullet"/>
+      <w:lvlText w:val=""/>
+      <w:lvlJc w:val="left"/>
+      <w:pPr>
+        <w:tabs>
+          <w:tab w:val="num" w:pos="5040"/>
+        </w:tabs>
+        <w:ind w:left="5040" w:hanging="360"/>
+      </w:pPr>
+      <w:rPr>
+        <w:rFonts w:ascii="Symbol" w:hAnsi="Symbol" w:hint="default"/>
+        <w:sz w:val="20"/>
+      </w:rPr>
+    </w:lvl>
+    <w:lvl w:ilvl="7" w:tentative="1">
+      <w:start w:val="1"/>
+      <w:numFmt w:val="bullet"/>
+      <w:lvlText w:val=""/>
+      <w:lvlJc w:val="left"/>
+      <w:pPr>
+        <w:tabs>
+          <w:tab w:val="num" w:pos="5760"/>
+        </w:tabs>
+        <w:ind w:left="5760" w:hanging="360"/>
+      </w:pPr>
+      <w:rPr>
+        <w:rFonts w:ascii="Symbol" w:hAnsi="Symbol" w:hint="default"/>
+        <w:sz w:val="20"/>
+      </w:rPr>
+    </w:lvl>
+    <w:lvl w:ilvl="8" w:tentative="1">
+      <w:start w:val="1"/>
+      <w:numFmt w:val="bullet"/>
+      <w:lvlText w:val=""/>
+      <w:lvlJc w:val="left"/>
+      <w:pPr>
+        <w:tabs>
+          <w:tab w:val="num" w:pos="6480"/>
+        </w:tabs>
+        <w:ind w:left="6480" w:hanging="360"/>
+      </w:pPr>
+      <w:rPr>
+        <w:rFonts w:ascii="Symbol" w:hAnsi="Symbol" w:hint="default"/>
+        <w:sz w:val="20"/>
+      </w:rPr>
+    </w:lvl>
+  </w:abstractNum>
+  <w:abstractNum w:abstractNumId="1" w15:restartNumberingAfterBreak="0">
+    <w:nsid w:val="056E751C"/>
+    <w:multiLevelType w:val="multilevel"/>
+    <w:tmpl w:val="23389040"/>
+    <w:lvl w:ilvl="0">
+      <w:start w:val="1"/>
+      <w:numFmt w:val="bullet"/>
+      <w:lvlText w:val=""/>
+      <w:lvlJc w:val="left"/>
+      <w:pPr>
+        <w:tabs>
+          <w:tab w:val="num" w:pos="720"/>
+        </w:tabs>
+        <w:ind w:left="720" w:hanging="360"/>
+      </w:pPr>
+      <w:rPr>
+        <w:rFonts w:ascii="Symbol" w:hAnsi="Symbol" w:hint="default"/>
+        <w:sz w:val="20"/>
+      </w:rPr>
+    </w:lvl>
+    <w:lvl w:ilvl="1">
+      <w:start w:val="1"/>
+      <w:numFmt w:val="bullet"/>
+      <w:lvlText w:val="o"/>
+      <w:lvlJc w:val="left"/>
+      <w:pPr>
+        <w:tabs>
+          <w:tab w:val="num" w:pos="1440"/>
+        </w:tabs>
+        <w:ind w:left="1440" w:hanging="360"/>
+      </w:pPr>
+      <w:rPr>
+        <w:rFonts w:ascii="Courier New" w:hAnsi="Courier New" w:hint="default"/>
+        <w:sz w:val="20"/>
+      </w:rPr>
+    </w:lvl>
+    <w:lvl w:ilvl="2" w:tentative="1">
+      <w:start w:val="1"/>
+      <w:numFmt w:val="bullet"/>
+      <w:lvlText w:val=""/>
+      <w:lvlJc w:val="left"/>
+      <w:pPr>
+        <w:tabs>
+          <w:tab w:val="num" w:pos="2160"/>
+        </w:tabs>
+        <w:ind w:left="2160" w:hanging="360"/>
+      </w:pPr>
+      <w:rPr>
+        <w:rFonts w:ascii="Symbol" w:hAnsi="Symbol" w:hint="default"/>
+        <w:sz w:val="20"/>
+      </w:rPr>
+    </w:lvl>
+    <w:lvl w:ilvl="3" w:tentative="1">
+      <w:start w:val="1"/>
+      <w:numFmt w:val="bullet"/>
+      <w:lvlText w:val=""/>
+      <w:lvlJc w:val="left"/>
+      <w:pPr>
+        <w:tabs>
+          <w:tab w:val="num" w:pos="2880"/>
+        </w:tabs>
+        <w:ind w:left="2880" w:hanging="360"/>
+      </w:pPr>
+      <w:rPr>
+        <w:rFonts w:ascii="Symbol" w:hAnsi="Symbol" w:hint="default"/>
+        <w:sz w:val="20"/>
+      </w:rPr>
+    </w:lvl>
+    <w:lvl w:ilvl="4" w:tentative="1">
+      <w:start w:val="1"/>
+      <w:numFmt w:val="bullet"/>
+      <w:lvlText w:val=""/>
+      <w:lvlJc w:val="left"/>
+      <w:pPr>
+        <w:tabs>
+          <w:tab w:val="num" w:pos="3600"/>
+        </w:tabs>
+        <w:ind w:left="3600" w:hanging="360"/>
+      </w:pPr>
+      <w:rPr>
+        <w:rFonts w:ascii="Symbol" w:hAnsi="Symbol" w:hint="default"/>
+        <w:sz w:val="20"/>
+      </w:rPr>
+    </w:lvl>
+    <w:lvl w:ilvl="5" w:tentative="1">
+      <w:start w:val="1"/>
+      <w:numFmt w:val="bullet"/>
+      <w:lvlText w:val=""/>
+      <w:lvlJc w:val="left"/>
+      <w:pPr>
+        <w:tabs>
+          <w:tab w:val="num" w:pos="4320"/>
+        </w:tabs>
+        <w:ind w:left="4320" w:hanging="360"/>
+      </w:pPr>
+      <w:rPr>
+        <w:rFonts w:ascii="Symbol" w:hAnsi="Symbol" w:hint="default"/>
+        <w:sz w:val="20"/>
+      </w:rPr>
+    </w:lvl>
+    <w:lvl w:ilvl="6" w:tentative="1">
+      <w:start w:val="1"/>
+      <w:numFmt w:val="bullet"/>
+      <w:lvlText w:val=""/>
+      <w:lvlJc w:val="left"/>
+      <w:pPr>
+        <w:tabs>
+          <w:tab w:val="num" w:pos="5040"/>
+        </w:tabs>
+        <w:ind w:left="5040" w:hanging="360"/>
+      </w:pPr>
+      <w:rPr>
+        <w:rFonts w:ascii="Symbol" w:hAnsi="Symbol" w:hint="default"/>
+        <w:sz w:val="20"/>
+      </w:rPr>
+    </w:lvl>
+    <w:lvl w:ilvl="7" w:tentative="1">
+      <w:start w:val="1"/>
+      <w:numFmt w:val="bullet"/>
+      <w:lvlText w:val=""/>
+      <w:lvlJc w:val="left"/>
+      <w:pPr>
+        <w:tabs>
+          <w:tab w:val="num" w:pos="5760"/>
+        </w:tabs>
+        <w:ind w:left="5760" w:hanging="360"/>
+      </w:pPr>
+      <w:rPr>
+        <w:rFonts w:ascii="Symbol" w:hAnsi="Symbol" w:hint="default"/>
+        <w:sz w:val="20"/>
+      </w:rPr>
+    </w:lvl>
+    <w:lvl w:ilvl="8" w:tentative="1">
+      <w:start w:val="1"/>
+      <w:numFmt w:val="bullet"/>
+      <w:lvlText w:val=""/>
+      <w:lvlJc w:val="left"/>
+      <w:pPr>
+        <w:tabs>
+          <w:tab w:val="num" w:pos="6480"/>
+        </w:tabs>
+        <w:ind w:left="6480" w:hanging="360"/>
+      </w:pPr>
+      <w:rPr>
+        <w:rFonts w:ascii="Symbol" w:hAnsi="Symbol" w:hint="default"/>
+        <w:sz w:val="20"/>
+      </w:rPr>
+    </w:lvl>
+  </w:abstractNum>
+  <w:abstractNum w:abstractNumId="2" w15:restartNumberingAfterBreak="0">
+    <w:nsid w:val="05FE0A67"/>
+    <w:multiLevelType w:val="multilevel"/>
+    <w:tmpl w:val="645CA958"/>
+    <w:lvl w:ilvl="0">
+      <w:start w:val="1"/>
+      <w:numFmt w:val="bullet"/>
+      <w:lvlText w:val=""/>
+      <w:lvlJc w:val="left"/>
+      <w:pPr>
+        <w:tabs>
+          <w:tab w:val="num" w:pos="720"/>
+        </w:tabs>
+        <w:ind w:left="720" w:hanging="360"/>
+      </w:pPr>
+      <w:rPr>
+        <w:rFonts w:ascii="Symbol" w:hAnsi="Symbol" w:hint="default"/>
+        <w:sz w:val="20"/>
+      </w:rPr>
+    </w:lvl>
+    <w:lvl w:ilvl="1">
+      <w:start w:val="1"/>
+      <w:numFmt w:val="bullet"/>
+      <w:lvlText w:val="o"/>
+      <w:lvlJc w:val="left"/>
+      <w:pPr>
+        <w:tabs>
+          <w:tab w:val="num" w:pos="1440"/>
+        </w:tabs>
+        <w:ind w:left="1440" w:hanging="360"/>
+      </w:pPr>
+      <w:rPr>
+        <w:rFonts w:ascii="Courier New" w:hAnsi="Courier New" w:hint="default"/>
+        <w:sz w:val="20"/>
+      </w:rPr>
+    </w:lvl>
+    <w:lvl w:ilvl="2" w:tentative="1">
+      <w:start w:val="1"/>
+      <w:numFmt w:val="bullet"/>
+      <w:lvlText w:val=""/>
+      <w:lvlJc w:val="left"/>
+      <w:pPr>
+        <w:tabs>
+          <w:tab w:val="num" w:pos="2160"/>
+        </w:tabs>
+        <w:ind w:left="2160" w:hanging="360"/>
+      </w:pPr>
+      <w:rPr>
+        <w:rFonts w:ascii="Symbol" w:hAnsi="Symbol" w:hint="default"/>
+        <w:sz w:val="20"/>
+      </w:rPr>
+    </w:lvl>
+    <w:lvl w:ilvl="3" w:tentative="1">
+      <w:start w:val="1"/>
+      <w:numFmt w:val="bullet"/>
+      <w:lvlText w:val=""/>
+      <w:lvlJc w:val="left"/>
+      <w:pPr>
+        <w:tabs>
+          <w:tab w:val="num" w:pos="2880"/>
+        </w:tabs>
+        <w:ind w:left="2880" w:hanging="360"/>
+      </w:pPr>
+      <w:rPr>
+        <w:rFonts w:ascii="Symbol" w:hAnsi="Symbol" w:hint="default"/>
+        <w:sz w:val="20"/>
+      </w:rPr>
+    </w:lvl>
+    <w:lvl w:ilvl="4" w:tentative="1">
+      <w:start w:val="1"/>
+      <w:numFmt w:val="bullet"/>
+      <w:lvlText w:val=""/>
+      <w:lvlJc w:val="left"/>
+      <w:pPr>
+        <w:tabs>
+          <w:tab w:val="num" w:pos="3600"/>
+        </w:tabs>
+        <w:ind w:left="3600" w:hanging="360"/>
+      </w:pPr>
+      <w:rPr>
+        <w:rFonts w:ascii="Symbol" w:hAnsi="Symbol" w:hint="default"/>
+        <w:sz w:val="20"/>
+      </w:rPr>
+    </w:lvl>
+    <w:lvl w:ilvl="5" w:tentative="1">
+      <w:start w:val="1"/>
+      <w:numFmt w:val="bullet"/>
+      <w:lvlText w:val=""/>
+      <w:lvlJc w:val="left"/>
+      <w:pPr>
+        <w:tabs>
+          <w:tab w:val="num" w:pos="4320"/>
+        </w:tabs>
+        <w:ind w:left="4320" w:hanging="360"/>
+      </w:pPr>
+      <w:rPr>
+        <w:rFonts w:ascii="Symbol" w:hAnsi="Symbol" w:hint="default"/>
+        <w:sz w:val="20"/>
+      </w:rPr>
+    </w:lvl>
+    <w:lvl w:ilvl="6" w:tentative="1">
+      <w:start w:val="1"/>
+      <w:numFmt w:val="bullet"/>
+      <w:lvlText w:val=""/>
+      <w:lvlJc w:val="left"/>
+      <w:pPr>
+        <w:tabs>
+          <w:tab w:val="num" w:pos="5040"/>
+        </w:tabs>
+        <w:ind w:left="5040" w:hanging="360"/>
+      </w:pPr>
+      <w:rPr>
+        <w:rFonts w:ascii="Symbol" w:hAnsi="Symbol" w:hint="default"/>
+        <w:sz w:val="20"/>
+      </w:rPr>
+    </w:lvl>
+    <w:lvl w:ilvl="7" w:tentative="1">
+      <w:start w:val="1"/>
+      <w:numFmt w:val="bullet"/>
+      <w:lvlText w:val=""/>
+      <w:lvlJc w:val="left"/>
+      <w:pPr>
+        <w:tabs>
+          <w:tab w:val="num" w:pos="5760"/>
+        </w:tabs>
+        <w:ind w:left="5760" w:hanging="360"/>
+      </w:pPr>
+      <w:rPr>
+        <w:rFonts w:ascii="Symbol" w:hAnsi="Symbol" w:hint="default"/>
+        <w:sz w:val="20"/>
+      </w:rPr>
+    </w:lvl>
+    <w:lvl w:ilvl="8" w:tentative="1">
+      <w:start w:val="1"/>
+      <w:numFmt w:val="bullet"/>
+      <w:lvlText w:val=""/>
+      <w:lvlJc w:val="left"/>
+      <w:pPr>
+        <w:tabs>
+          <w:tab w:val="num" w:pos="6480"/>
+        </w:tabs>
+        <w:ind w:left="6480" w:hanging="360"/>
+      </w:pPr>
+      <w:rPr>
+        <w:rFonts w:ascii="Symbol" w:hAnsi="Symbol" w:hint="default"/>
+        <w:sz w:val="20"/>
+      </w:rPr>
+    </w:lvl>
+  </w:abstractNum>
+  <w:abstractNum w:abstractNumId="3" w15:restartNumberingAfterBreak="0">
+    <w:nsid w:val="070163D0"/>
+    <w:multiLevelType w:val="multilevel"/>
+    <w:tmpl w:val="E312C482"/>
+    <w:lvl w:ilvl="0">
+      <w:start w:val="1"/>
+      <w:numFmt w:val="bullet"/>
+      <w:lvlText w:val=""/>
+      <w:lvlJc w:val="left"/>
+      <w:pPr>
+        <w:tabs>
+          <w:tab w:val="num" w:pos="720"/>
+        </w:tabs>
+        <w:ind w:left="720" w:hanging="360"/>
+      </w:pPr>
+      <w:rPr>
+        <w:rFonts w:ascii="Symbol" w:hAnsi="Symbol" w:hint="default"/>
+        <w:sz w:val="20"/>
+      </w:rPr>
+    </w:lvl>
+    <w:lvl w:ilvl="1" w:tentative="1">
+      <w:start w:val="1"/>
+      <w:numFmt w:val="bullet"/>
+      <w:lvlText w:val=""/>
+      <w:lvlJc w:val="left"/>
+      <w:pPr>
+        <w:tabs>
+          <w:tab w:val="num" w:pos="1440"/>
+        </w:tabs>
+        <w:ind w:left="1440" w:hanging="360"/>
+      </w:pPr>
+      <w:rPr>
+        <w:rFonts w:ascii="Symbol" w:hAnsi="Symbol" w:hint="default"/>
+        <w:sz w:val="20"/>
+      </w:rPr>
+    </w:lvl>
+    <w:lvl w:ilvl="2" w:tentative="1">
+      <w:start w:val="1"/>
+      <w:numFmt w:val="bullet"/>
+      <w:lvlText w:val=""/>
+      <w:lvlJc w:val="left"/>
+      <w:pPr>
+        <w:tabs>
+          <w:tab w:val="num" w:pos="2160"/>
+        </w:tabs>
+        <w:ind w:left="2160" w:hanging="360"/>
+      </w:pPr>
+      <w:rPr>
+        <w:rFonts w:ascii="Symbol" w:hAnsi="Symbol" w:hint="default"/>
+        <w:sz w:val="20"/>
+      </w:rPr>
+    </w:lvl>
+    <w:lvl w:ilvl="3" w:tentative="1">
+      <w:start w:val="1"/>
+      <w:numFmt w:val="bullet"/>
+      <w:lvlText w:val=""/>
+      <w:lvlJc w:val="left"/>
+      <w:pPr>
+        <w:tabs>
+          <w:tab w:val="num" w:pos="2880"/>
+        </w:tabs>
+        <w:ind w:left="2880" w:hanging="360"/>
+      </w:pPr>
+      <w:rPr>
+        <w:rFonts w:ascii="Symbol" w:hAnsi="Symbol" w:hint="default"/>
+        <w:sz w:val="20"/>
+      </w:rPr>
+    </w:lvl>
+    <w:lvl w:ilvl="4" w:tentative="1">
+      <w:start w:val="1"/>
+      <w:numFmt w:val="bullet"/>
+      <w:lvlText w:val=""/>
+      <w:lvlJc w:val="left"/>
+      <w:pPr>
+        <w:tabs>
+          <w:tab w:val="num" w:pos="3600"/>
+        </w:tabs>
+        <w:ind w:left="3600" w:hanging="360"/>
+      </w:pPr>
+      <w:rPr>
+        <w:rFonts w:ascii="Symbol" w:hAnsi="Symbol" w:hint="default"/>
+        <w:sz w:val="20"/>
+      </w:rPr>
+    </w:lvl>
+    <w:lvl w:ilvl="5" w:tentative="1">
+      <w:start w:val="1"/>
+      <w:numFmt w:val="bullet"/>
+      <w:lvlText w:val=""/>
+      <w:lvlJc w:val="left"/>
+      <w:pPr>
+        <w:tabs>
+          <w:tab w:val="num" w:pos="4320"/>
+        </w:tabs>
+        <w:ind w:left="4320" w:hanging="360"/>
+      </w:pPr>
+      <w:rPr>
+        <w:rFonts w:ascii="Symbol" w:hAnsi="Symbol" w:hint="default"/>
+        <w:sz w:val="20"/>
+      </w:rPr>
+    </w:lvl>
+    <w:lvl w:ilvl="6" w:tentative="1">
+      <w:start w:val="1"/>
+      <w:numFmt w:val="bullet"/>
+      <w:lvlText w:val=""/>
+      <w:lvlJc w:val="left"/>
+      <w:pPr>
+        <w:tabs>
+          <w:tab w:val="num" w:pos="5040"/>
+        </w:tabs>
+        <w:ind w:left="5040" w:hanging="360"/>
+      </w:pPr>
+      <w:rPr>
+        <w:rFonts w:ascii="Symbol" w:hAnsi="Symbol" w:hint="default"/>
+        <w:sz w:val="20"/>
+      </w:rPr>
+    </w:lvl>
+    <w:lvl w:ilvl="7" w:tentative="1">
+      <w:start w:val="1"/>
+      <w:numFmt w:val="bullet"/>
+      <w:lvlText w:val=""/>
+      <w:lvlJc w:val="left"/>
+      <w:pPr>
+        <w:tabs>
+          <w:tab w:val="num" w:pos="5760"/>
+        </w:tabs>
+        <w:ind w:left="5760" w:hanging="360"/>
+      </w:pPr>
+      <w:rPr>
+        <w:rFonts w:ascii="Symbol" w:hAnsi="Symbol" w:hint="default"/>
+        <w:sz w:val="20"/>
+      </w:rPr>
+    </w:lvl>
+    <w:lvl w:ilvl="8" w:tentative="1">
+      <w:start w:val="1"/>
+      <w:numFmt w:val="bullet"/>
+      <w:lvlText w:val=""/>
+      <w:lvlJc w:val="left"/>
+      <w:pPr>
+        <w:tabs>
+          <w:tab w:val="num" w:pos="6480"/>
+        </w:tabs>
+        <w:ind w:left="6480" w:hanging="360"/>
+      </w:pPr>
+      <w:rPr>
+        <w:rFonts w:ascii="Symbol" w:hAnsi="Symbol" w:hint="default"/>
+        <w:sz w:val="20"/>
+      </w:rPr>
+    </w:lvl>
+  </w:abstractNum>
+  <w:abstractNum w:abstractNumId="4" w15:restartNumberingAfterBreak="0">
     <w:nsid w:val="0BE16280"/>
     <w:multiLevelType w:val="hybridMultilevel"/>
     <w:tmpl w:val="9B0224F0"/>
@@ -1125,8 +7544,2300 @@
       </w:pPr>
     </w:lvl>
   </w:abstractNum>
+  <w:abstractNum w:abstractNumId="5" w15:restartNumberingAfterBreak="0">
+    <w:nsid w:val="2A343833"/>
+    <w:multiLevelType w:val="multilevel"/>
+    <w:tmpl w:val="99C6CD18"/>
+    <w:lvl w:ilvl="0">
+      <w:start w:val="1"/>
+      <w:numFmt w:val="bullet"/>
+      <w:lvlText w:val=""/>
+      <w:lvlJc w:val="left"/>
+      <w:pPr>
+        <w:tabs>
+          <w:tab w:val="num" w:pos="720"/>
+        </w:tabs>
+        <w:ind w:left="720" w:hanging="360"/>
+      </w:pPr>
+      <w:rPr>
+        <w:rFonts w:ascii="Symbol" w:hAnsi="Symbol" w:hint="default"/>
+        <w:sz w:val="20"/>
+      </w:rPr>
+    </w:lvl>
+    <w:lvl w:ilvl="1">
+      <w:start w:val="1"/>
+      <w:numFmt w:val="bullet"/>
+      <w:lvlText w:val="o"/>
+      <w:lvlJc w:val="left"/>
+      <w:pPr>
+        <w:tabs>
+          <w:tab w:val="num" w:pos="1440"/>
+        </w:tabs>
+        <w:ind w:left="1440" w:hanging="360"/>
+      </w:pPr>
+      <w:rPr>
+        <w:rFonts w:ascii="Courier New" w:hAnsi="Courier New" w:hint="default"/>
+        <w:sz w:val="20"/>
+      </w:rPr>
+    </w:lvl>
+    <w:lvl w:ilvl="2" w:tentative="1">
+      <w:start w:val="1"/>
+      <w:numFmt w:val="bullet"/>
+      <w:lvlText w:val=""/>
+      <w:lvlJc w:val="left"/>
+      <w:pPr>
+        <w:tabs>
+          <w:tab w:val="num" w:pos="2160"/>
+        </w:tabs>
+        <w:ind w:left="2160" w:hanging="360"/>
+      </w:pPr>
+      <w:rPr>
+        <w:rFonts w:ascii="Symbol" w:hAnsi="Symbol" w:hint="default"/>
+        <w:sz w:val="20"/>
+      </w:rPr>
+    </w:lvl>
+    <w:lvl w:ilvl="3" w:tentative="1">
+      <w:start w:val="1"/>
+      <w:numFmt w:val="bullet"/>
+      <w:lvlText w:val=""/>
+      <w:lvlJc w:val="left"/>
+      <w:pPr>
+        <w:tabs>
+          <w:tab w:val="num" w:pos="2880"/>
+        </w:tabs>
+        <w:ind w:left="2880" w:hanging="360"/>
+      </w:pPr>
+      <w:rPr>
+        <w:rFonts w:ascii="Symbol" w:hAnsi="Symbol" w:hint="default"/>
+        <w:sz w:val="20"/>
+      </w:rPr>
+    </w:lvl>
+    <w:lvl w:ilvl="4" w:tentative="1">
+      <w:start w:val="1"/>
+      <w:numFmt w:val="bullet"/>
+      <w:lvlText w:val=""/>
+      <w:lvlJc w:val="left"/>
+      <w:pPr>
+        <w:tabs>
+          <w:tab w:val="num" w:pos="3600"/>
+        </w:tabs>
+        <w:ind w:left="3600" w:hanging="360"/>
+      </w:pPr>
+      <w:rPr>
+        <w:rFonts w:ascii="Symbol" w:hAnsi="Symbol" w:hint="default"/>
+        <w:sz w:val="20"/>
+      </w:rPr>
+    </w:lvl>
+    <w:lvl w:ilvl="5" w:tentative="1">
+      <w:start w:val="1"/>
+      <w:numFmt w:val="bullet"/>
+      <w:lvlText w:val=""/>
+      <w:lvlJc w:val="left"/>
+      <w:pPr>
+        <w:tabs>
+          <w:tab w:val="num" w:pos="4320"/>
+        </w:tabs>
+        <w:ind w:left="4320" w:hanging="360"/>
+      </w:pPr>
+      <w:rPr>
+        <w:rFonts w:ascii="Symbol" w:hAnsi="Symbol" w:hint="default"/>
+        <w:sz w:val="20"/>
+      </w:rPr>
+    </w:lvl>
+    <w:lvl w:ilvl="6" w:tentative="1">
+      <w:start w:val="1"/>
+      <w:numFmt w:val="bullet"/>
+      <w:lvlText w:val=""/>
+      <w:lvlJc w:val="left"/>
+      <w:pPr>
+        <w:tabs>
+          <w:tab w:val="num" w:pos="5040"/>
+        </w:tabs>
+        <w:ind w:left="5040" w:hanging="360"/>
+      </w:pPr>
+      <w:rPr>
+        <w:rFonts w:ascii="Symbol" w:hAnsi="Symbol" w:hint="default"/>
+        <w:sz w:val="20"/>
+      </w:rPr>
+    </w:lvl>
+    <w:lvl w:ilvl="7" w:tentative="1">
+      <w:start w:val="1"/>
+      <w:numFmt w:val="bullet"/>
+      <w:lvlText w:val=""/>
+      <w:lvlJc w:val="left"/>
+      <w:pPr>
+        <w:tabs>
+          <w:tab w:val="num" w:pos="5760"/>
+        </w:tabs>
+        <w:ind w:left="5760" w:hanging="360"/>
+      </w:pPr>
+      <w:rPr>
+        <w:rFonts w:ascii="Symbol" w:hAnsi="Symbol" w:hint="default"/>
+        <w:sz w:val="20"/>
+      </w:rPr>
+    </w:lvl>
+    <w:lvl w:ilvl="8" w:tentative="1">
+      <w:start w:val="1"/>
+      <w:numFmt w:val="bullet"/>
+      <w:lvlText w:val=""/>
+      <w:lvlJc w:val="left"/>
+      <w:pPr>
+        <w:tabs>
+          <w:tab w:val="num" w:pos="6480"/>
+        </w:tabs>
+        <w:ind w:left="6480" w:hanging="360"/>
+      </w:pPr>
+      <w:rPr>
+        <w:rFonts w:ascii="Symbol" w:hAnsi="Symbol" w:hint="default"/>
+        <w:sz w:val="20"/>
+      </w:rPr>
+    </w:lvl>
+  </w:abstractNum>
+  <w:abstractNum w:abstractNumId="6" w15:restartNumberingAfterBreak="0">
+    <w:nsid w:val="31066060"/>
+    <w:multiLevelType w:val="multilevel"/>
+    <w:tmpl w:val="0AB8850E"/>
+    <w:lvl w:ilvl="0">
+      <w:start w:val="1"/>
+      <w:numFmt w:val="bullet"/>
+      <w:lvlText w:val=""/>
+      <w:lvlJc w:val="left"/>
+      <w:pPr>
+        <w:tabs>
+          <w:tab w:val="num" w:pos="720"/>
+        </w:tabs>
+        <w:ind w:left="720" w:hanging="360"/>
+      </w:pPr>
+      <w:rPr>
+        <w:rFonts w:ascii="Symbol" w:hAnsi="Symbol" w:hint="default"/>
+        <w:sz w:val="20"/>
+      </w:rPr>
+    </w:lvl>
+    <w:lvl w:ilvl="1">
+      <w:start w:val="1"/>
+      <w:numFmt w:val="bullet"/>
+      <w:lvlText w:val="o"/>
+      <w:lvlJc w:val="left"/>
+      <w:pPr>
+        <w:tabs>
+          <w:tab w:val="num" w:pos="1440"/>
+        </w:tabs>
+        <w:ind w:left="1440" w:hanging="360"/>
+      </w:pPr>
+      <w:rPr>
+        <w:rFonts w:ascii="Courier New" w:hAnsi="Courier New" w:hint="default"/>
+        <w:sz w:val="20"/>
+      </w:rPr>
+    </w:lvl>
+    <w:lvl w:ilvl="2" w:tentative="1">
+      <w:start w:val="1"/>
+      <w:numFmt w:val="bullet"/>
+      <w:lvlText w:val=""/>
+      <w:lvlJc w:val="left"/>
+      <w:pPr>
+        <w:tabs>
+          <w:tab w:val="num" w:pos="2160"/>
+        </w:tabs>
+        <w:ind w:left="2160" w:hanging="360"/>
+      </w:pPr>
+      <w:rPr>
+        <w:rFonts w:ascii="Symbol" w:hAnsi="Symbol" w:hint="default"/>
+        <w:sz w:val="20"/>
+      </w:rPr>
+    </w:lvl>
+    <w:lvl w:ilvl="3" w:tentative="1">
+      <w:start w:val="1"/>
+      <w:numFmt w:val="bullet"/>
+      <w:lvlText w:val=""/>
+      <w:lvlJc w:val="left"/>
+      <w:pPr>
+        <w:tabs>
+          <w:tab w:val="num" w:pos="2880"/>
+        </w:tabs>
+        <w:ind w:left="2880" w:hanging="360"/>
+      </w:pPr>
+      <w:rPr>
+        <w:rFonts w:ascii="Symbol" w:hAnsi="Symbol" w:hint="default"/>
+        <w:sz w:val="20"/>
+      </w:rPr>
+    </w:lvl>
+    <w:lvl w:ilvl="4" w:tentative="1">
+      <w:start w:val="1"/>
+      <w:numFmt w:val="bullet"/>
+      <w:lvlText w:val=""/>
+      <w:lvlJc w:val="left"/>
+      <w:pPr>
+        <w:tabs>
+          <w:tab w:val="num" w:pos="3600"/>
+        </w:tabs>
+        <w:ind w:left="3600" w:hanging="360"/>
+      </w:pPr>
+      <w:rPr>
+        <w:rFonts w:ascii="Symbol" w:hAnsi="Symbol" w:hint="default"/>
+        <w:sz w:val="20"/>
+      </w:rPr>
+    </w:lvl>
+    <w:lvl w:ilvl="5" w:tentative="1">
+      <w:start w:val="1"/>
+      <w:numFmt w:val="bullet"/>
+      <w:lvlText w:val=""/>
+      <w:lvlJc w:val="left"/>
+      <w:pPr>
+        <w:tabs>
+          <w:tab w:val="num" w:pos="4320"/>
+        </w:tabs>
+        <w:ind w:left="4320" w:hanging="360"/>
+      </w:pPr>
+      <w:rPr>
+        <w:rFonts w:ascii="Symbol" w:hAnsi="Symbol" w:hint="default"/>
+        <w:sz w:val="20"/>
+      </w:rPr>
+    </w:lvl>
+    <w:lvl w:ilvl="6" w:tentative="1">
+      <w:start w:val="1"/>
+      <w:numFmt w:val="bullet"/>
+      <w:lvlText w:val=""/>
+      <w:lvlJc w:val="left"/>
+      <w:pPr>
+        <w:tabs>
+          <w:tab w:val="num" w:pos="5040"/>
+        </w:tabs>
+        <w:ind w:left="5040" w:hanging="360"/>
+      </w:pPr>
+      <w:rPr>
+        <w:rFonts w:ascii="Symbol" w:hAnsi="Symbol" w:hint="default"/>
+        <w:sz w:val="20"/>
+      </w:rPr>
+    </w:lvl>
+    <w:lvl w:ilvl="7" w:tentative="1">
+      <w:start w:val="1"/>
+      <w:numFmt w:val="bullet"/>
+      <w:lvlText w:val=""/>
+      <w:lvlJc w:val="left"/>
+      <w:pPr>
+        <w:tabs>
+          <w:tab w:val="num" w:pos="5760"/>
+        </w:tabs>
+        <w:ind w:left="5760" w:hanging="360"/>
+      </w:pPr>
+      <w:rPr>
+        <w:rFonts w:ascii="Symbol" w:hAnsi="Symbol" w:hint="default"/>
+        <w:sz w:val="20"/>
+      </w:rPr>
+    </w:lvl>
+    <w:lvl w:ilvl="8" w:tentative="1">
+      <w:start w:val="1"/>
+      <w:numFmt w:val="bullet"/>
+      <w:lvlText w:val=""/>
+      <w:lvlJc w:val="left"/>
+      <w:pPr>
+        <w:tabs>
+          <w:tab w:val="num" w:pos="6480"/>
+        </w:tabs>
+        <w:ind w:left="6480" w:hanging="360"/>
+      </w:pPr>
+      <w:rPr>
+        <w:rFonts w:ascii="Symbol" w:hAnsi="Symbol" w:hint="default"/>
+        <w:sz w:val="20"/>
+      </w:rPr>
+    </w:lvl>
+  </w:abstractNum>
+  <w:abstractNum w:abstractNumId="7" w15:restartNumberingAfterBreak="0">
+    <w:nsid w:val="321B690C"/>
+    <w:multiLevelType w:val="multilevel"/>
+    <w:tmpl w:val="9A0ADED0"/>
+    <w:lvl w:ilvl="0">
+      <w:start w:val="1"/>
+      <w:numFmt w:val="bullet"/>
+      <w:lvlText w:val=""/>
+      <w:lvlJc w:val="left"/>
+      <w:pPr>
+        <w:tabs>
+          <w:tab w:val="num" w:pos="720"/>
+        </w:tabs>
+        <w:ind w:left="720" w:hanging="360"/>
+      </w:pPr>
+      <w:rPr>
+        <w:rFonts w:ascii="Symbol" w:hAnsi="Symbol" w:hint="default"/>
+        <w:sz w:val="20"/>
+      </w:rPr>
+    </w:lvl>
+    <w:lvl w:ilvl="1" w:tentative="1">
+      <w:start w:val="1"/>
+      <w:numFmt w:val="bullet"/>
+      <w:lvlText w:val=""/>
+      <w:lvlJc w:val="left"/>
+      <w:pPr>
+        <w:tabs>
+          <w:tab w:val="num" w:pos="1440"/>
+        </w:tabs>
+        <w:ind w:left="1440" w:hanging="360"/>
+      </w:pPr>
+      <w:rPr>
+        <w:rFonts w:ascii="Symbol" w:hAnsi="Symbol" w:hint="default"/>
+        <w:sz w:val="20"/>
+      </w:rPr>
+    </w:lvl>
+    <w:lvl w:ilvl="2" w:tentative="1">
+      <w:start w:val="1"/>
+      <w:numFmt w:val="bullet"/>
+      <w:lvlText w:val=""/>
+      <w:lvlJc w:val="left"/>
+      <w:pPr>
+        <w:tabs>
+          <w:tab w:val="num" w:pos="2160"/>
+        </w:tabs>
+        <w:ind w:left="2160" w:hanging="360"/>
+      </w:pPr>
+      <w:rPr>
+        <w:rFonts w:ascii="Symbol" w:hAnsi="Symbol" w:hint="default"/>
+        <w:sz w:val="20"/>
+      </w:rPr>
+    </w:lvl>
+    <w:lvl w:ilvl="3" w:tentative="1">
+      <w:start w:val="1"/>
+      <w:numFmt w:val="bullet"/>
+      <w:lvlText w:val=""/>
+      <w:lvlJc w:val="left"/>
+      <w:pPr>
+        <w:tabs>
+          <w:tab w:val="num" w:pos="2880"/>
+        </w:tabs>
+        <w:ind w:left="2880" w:hanging="360"/>
+      </w:pPr>
+      <w:rPr>
+        <w:rFonts w:ascii="Symbol" w:hAnsi="Symbol" w:hint="default"/>
+        <w:sz w:val="20"/>
+      </w:rPr>
+    </w:lvl>
+    <w:lvl w:ilvl="4" w:tentative="1">
+      <w:start w:val="1"/>
+      <w:numFmt w:val="bullet"/>
+      <w:lvlText w:val=""/>
+      <w:lvlJc w:val="left"/>
+      <w:pPr>
+        <w:tabs>
+          <w:tab w:val="num" w:pos="3600"/>
+        </w:tabs>
+        <w:ind w:left="3600" w:hanging="360"/>
+      </w:pPr>
+      <w:rPr>
+        <w:rFonts w:ascii="Symbol" w:hAnsi="Symbol" w:hint="default"/>
+        <w:sz w:val="20"/>
+      </w:rPr>
+    </w:lvl>
+    <w:lvl w:ilvl="5" w:tentative="1">
+      <w:start w:val="1"/>
+      <w:numFmt w:val="bullet"/>
+      <w:lvlText w:val=""/>
+      <w:lvlJc w:val="left"/>
+      <w:pPr>
+        <w:tabs>
+          <w:tab w:val="num" w:pos="4320"/>
+        </w:tabs>
+        <w:ind w:left="4320" w:hanging="360"/>
+      </w:pPr>
+      <w:rPr>
+        <w:rFonts w:ascii="Symbol" w:hAnsi="Symbol" w:hint="default"/>
+        <w:sz w:val="20"/>
+      </w:rPr>
+    </w:lvl>
+    <w:lvl w:ilvl="6" w:tentative="1">
+      <w:start w:val="1"/>
+      <w:numFmt w:val="bullet"/>
+      <w:lvlText w:val=""/>
+      <w:lvlJc w:val="left"/>
+      <w:pPr>
+        <w:tabs>
+          <w:tab w:val="num" w:pos="5040"/>
+        </w:tabs>
+        <w:ind w:left="5040" w:hanging="360"/>
+      </w:pPr>
+      <w:rPr>
+        <w:rFonts w:ascii="Symbol" w:hAnsi="Symbol" w:hint="default"/>
+        <w:sz w:val="20"/>
+      </w:rPr>
+    </w:lvl>
+    <w:lvl w:ilvl="7" w:tentative="1">
+      <w:start w:val="1"/>
+      <w:numFmt w:val="bullet"/>
+      <w:lvlText w:val=""/>
+      <w:lvlJc w:val="left"/>
+      <w:pPr>
+        <w:tabs>
+          <w:tab w:val="num" w:pos="5760"/>
+        </w:tabs>
+        <w:ind w:left="5760" w:hanging="360"/>
+      </w:pPr>
+      <w:rPr>
+        <w:rFonts w:ascii="Symbol" w:hAnsi="Symbol" w:hint="default"/>
+        <w:sz w:val="20"/>
+      </w:rPr>
+    </w:lvl>
+    <w:lvl w:ilvl="8" w:tentative="1">
+      <w:start w:val="1"/>
+      <w:numFmt w:val="bullet"/>
+      <w:lvlText w:val=""/>
+      <w:lvlJc w:val="left"/>
+      <w:pPr>
+        <w:tabs>
+          <w:tab w:val="num" w:pos="6480"/>
+        </w:tabs>
+        <w:ind w:left="6480" w:hanging="360"/>
+      </w:pPr>
+      <w:rPr>
+        <w:rFonts w:ascii="Symbol" w:hAnsi="Symbol" w:hint="default"/>
+        <w:sz w:val="20"/>
+      </w:rPr>
+    </w:lvl>
+  </w:abstractNum>
+  <w:abstractNum w:abstractNumId="8" w15:restartNumberingAfterBreak="0">
+    <w:nsid w:val="3C31745F"/>
+    <w:multiLevelType w:val="multilevel"/>
+    <w:tmpl w:val="46A0CB4C"/>
+    <w:lvl w:ilvl="0">
+      <w:start w:val="1"/>
+      <w:numFmt w:val="bullet"/>
+      <w:lvlText w:val=""/>
+      <w:lvlJc w:val="left"/>
+      <w:pPr>
+        <w:tabs>
+          <w:tab w:val="num" w:pos="720"/>
+        </w:tabs>
+        <w:ind w:left="720" w:hanging="360"/>
+      </w:pPr>
+      <w:rPr>
+        <w:rFonts w:ascii="Symbol" w:hAnsi="Symbol" w:hint="default"/>
+        <w:sz w:val="20"/>
+      </w:rPr>
+    </w:lvl>
+    <w:lvl w:ilvl="1">
+      <w:start w:val="1"/>
+      <w:numFmt w:val="bullet"/>
+      <w:lvlText w:val="o"/>
+      <w:lvlJc w:val="left"/>
+      <w:pPr>
+        <w:tabs>
+          <w:tab w:val="num" w:pos="1440"/>
+        </w:tabs>
+        <w:ind w:left="1440" w:hanging="360"/>
+      </w:pPr>
+      <w:rPr>
+        <w:rFonts w:ascii="Courier New" w:hAnsi="Courier New" w:hint="default"/>
+        <w:sz w:val="20"/>
+      </w:rPr>
+    </w:lvl>
+    <w:lvl w:ilvl="2" w:tentative="1">
+      <w:start w:val="1"/>
+      <w:numFmt w:val="bullet"/>
+      <w:lvlText w:val=""/>
+      <w:lvlJc w:val="left"/>
+      <w:pPr>
+        <w:tabs>
+          <w:tab w:val="num" w:pos="2160"/>
+        </w:tabs>
+        <w:ind w:left="2160" w:hanging="360"/>
+      </w:pPr>
+      <w:rPr>
+        <w:rFonts w:ascii="Symbol" w:hAnsi="Symbol" w:hint="default"/>
+        <w:sz w:val="20"/>
+      </w:rPr>
+    </w:lvl>
+    <w:lvl w:ilvl="3" w:tentative="1">
+      <w:start w:val="1"/>
+      <w:numFmt w:val="bullet"/>
+      <w:lvlText w:val=""/>
+      <w:lvlJc w:val="left"/>
+      <w:pPr>
+        <w:tabs>
+          <w:tab w:val="num" w:pos="2880"/>
+        </w:tabs>
+        <w:ind w:left="2880" w:hanging="360"/>
+      </w:pPr>
+      <w:rPr>
+        <w:rFonts w:ascii="Symbol" w:hAnsi="Symbol" w:hint="default"/>
+        <w:sz w:val="20"/>
+      </w:rPr>
+    </w:lvl>
+    <w:lvl w:ilvl="4" w:tentative="1">
+      <w:start w:val="1"/>
+      <w:numFmt w:val="bullet"/>
+      <w:lvlText w:val=""/>
+      <w:lvlJc w:val="left"/>
+      <w:pPr>
+        <w:tabs>
+          <w:tab w:val="num" w:pos="3600"/>
+        </w:tabs>
+        <w:ind w:left="3600" w:hanging="360"/>
+      </w:pPr>
+      <w:rPr>
+        <w:rFonts w:ascii="Symbol" w:hAnsi="Symbol" w:hint="default"/>
+        <w:sz w:val="20"/>
+      </w:rPr>
+    </w:lvl>
+    <w:lvl w:ilvl="5" w:tentative="1">
+      <w:start w:val="1"/>
+      <w:numFmt w:val="bullet"/>
+      <w:lvlText w:val=""/>
+      <w:lvlJc w:val="left"/>
+      <w:pPr>
+        <w:tabs>
+          <w:tab w:val="num" w:pos="4320"/>
+        </w:tabs>
+        <w:ind w:left="4320" w:hanging="360"/>
+      </w:pPr>
+      <w:rPr>
+        <w:rFonts w:ascii="Symbol" w:hAnsi="Symbol" w:hint="default"/>
+        <w:sz w:val="20"/>
+      </w:rPr>
+    </w:lvl>
+    <w:lvl w:ilvl="6" w:tentative="1">
+      <w:start w:val="1"/>
+      <w:numFmt w:val="bullet"/>
+      <w:lvlText w:val=""/>
+      <w:lvlJc w:val="left"/>
+      <w:pPr>
+        <w:tabs>
+          <w:tab w:val="num" w:pos="5040"/>
+        </w:tabs>
+        <w:ind w:left="5040" w:hanging="360"/>
+      </w:pPr>
+      <w:rPr>
+        <w:rFonts w:ascii="Symbol" w:hAnsi="Symbol" w:hint="default"/>
+        <w:sz w:val="20"/>
+      </w:rPr>
+    </w:lvl>
+    <w:lvl w:ilvl="7" w:tentative="1">
+      <w:start w:val="1"/>
+      <w:numFmt w:val="bullet"/>
+      <w:lvlText w:val=""/>
+      <w:lvlJc w:val="left"/>
+      <w:pPr>
+        <w:tabs>
+          <w:tab w:val="num" w:pos="5760"/>
+        </w:tabs>
+        <w:ind w:left="5760" w:hanging="360"/>
+      </w:pPr>
+      <w:rPr>
+        <w:rFonts w:ascii="Symbol" w:hAnsi="Symbol" w:hint="default"/>
+        <w:sz w:val="20"/>
+      </w:rPr>
+    </w:lvl>
+    <w:lvl w:ilvl="8" w:tentative="1">
+      <w:start w:val="1"/>
+      <w:numFmt w:val="bullet"/>
+      <w:lvlText w:val=""/>
+      <w:lvlJc w:val="left"/>
+      <w:pPr>
+        <w:tabs>
+          <w:tab w:val="num" w:pos="6480"/>
+        </w:tabs>
+        <w:ind w:left="6480" w:hanging="360"/>
+      </w:pPr>
+      <w:rPr>
+        <w:rFonts w:ascii="Symbol" w:hAnsi="Symbol" w:hint="default"/>
+        <w:sz w:val="20"/>
+      </w:rPr>
+    </w:lvl>
+  </w:abstractNum>
+  <w:abstractNum w:abstractNumId="9" w15:restartNumberingAfterBreak="0">
+    <w:nsid w:val="429C110C"/>
+    <w:multiLevelType w:val="multilevel"/>
+    <w:tmpl w:val="4D44A91E"/>
+    <w:lvl w:ilvl="0">
+      <w:start w:val="1"/>
+      <w:numFmt w:val="bullet"/>
+      <w:lvlText w:val=""/>
+      <w:lvlJc w:val="left"/>
+      <w:pPr>
+        <w:tabs>
+          <w:tab w:val="num" w:pos="720"/>
+        </w:tabs>
+        <w:ind w:left="720" w:hanging="360"/>
+      </w:pPr>
+      <w:rPr>
+        <w:rFonts w:ascii="Symbol" w:hAnsi="Symbol" w:hint="default"/>
+        <w:sz w:val="20"/>
+      </w:rPr>
+    </w:lvl>
+    <w:lvl w:ilvl="1" w:tentative="1">
+      <w:start w:val="1"/>
+      <w:numFmt w:val="bullet"/>
+      <w:lvlText w:val=""/>
+      <w:lvlJc w:val="left"/>
+      <w:pPr>
+        <w:tabs>
+          <w:tab w:val="num" w:pos="1440"/>
+        </w:tabs>
+        <w:ind w:left="1440" w:hanging="360"/>
+      </w:pPr>
+      <w:rPr>
+        <w:rFonts w:ascii="Symbol" w:hAnsi="Symbol" w:hint="default"/>
+        <w:sz w:val="20"/>
+      </w:rPr>
+    </w:lvl>
+    <w:lvl w:ilvl="2" w:tentative="1">
+      <w:start w:val="1"/>
+      <w:numFmt w:val="bullet"/>
+      <w:lvlText w:val=""/>
+      <w:lvlJc w:val="left"/>
+      <w:pPr>
+        <w:tabs>
+          <w:tab w:val="num" w:pos="2160"/>
+        </w:tabs>
+        <w:ind w:left="2160" w:hanging="360"/>
+      </w:pPr>
+      <w:rPr>
+        <w:rFonts w:ascii="Symbol" w:hAnsi="Symbol" w:hint="default"/>
+        <w:sz w:val="20"/>
+      </w:rPr>
+    </w:lvl>
+    <w:lvl w:ilvl="3" w:tentative="1">
+      <w:start w:val="1"/>
+      <w:numFmt w:val="bullet"/>
+      <w:lvlText w:val=""/>
+      <w:lvlJc w:val="left"/>
+      <w:pPr>
+        <w:tabs>
+          <w:tab w:val="num" w:pos="2880"/>
+        </w:tabs>
+        <w:ind w:left="2880" w:hanging="360"/>
+      </w:pPr>
+      <w:rPr>
+        <w:rFonts w:ascii="Symbol" w:hAnsi="Symbol" w:hint="default"/>
+        <w:sz w:val="20"/>
+      </w:rPr>
+    </w:lvl>
+    <w:lvl w:ilvl="4" w:tentative="1">
+      <w:start w:val="1"/>
+      <w:numFmt w:val="bullet"/>
+      <w:lvlText w:val=""/>
+      <w:lvlJc w:val="left"/>
+      <w:pPr>
+        <w:tabs>
+          <w:tab w:val="num" w:pos="3600"/>
+        </w:tabs>
+        <w:ind w:left="3600" w:hanging="360"/>
+      </w:pPr>
+      <w:rPr>
+        <w:rFonts w:ascii="Symbol" w:hAnsi="Symbol" w:hint="default"/>
+        <w:sz w:val="20"/>
+      </w:rPr>
+    </w:lvl>
+    <w:lvl w:ilvl="5" w:tentative="1">
+      <w:start w:val="1"/>
+      <w:numFmt w:val="bullet"/>
+      <w:lvlText w:val=""/>
+      <w:lvlJc w:val="left"/>
+      <w:pPr>
+        <w:tabs>
+          <w:tab w:val="num" w:pos="4320"/>
+        </w:tabs>
+        <w:ind w:left="4320" w:hanging="360"/>
+      </w:pPr>
+      <w:rPr>
+        <w:rFonts w:ascii="Symbol" w:hAnsi="Symbol" w:hint="default"/>
+        <w:sz w:val="20"/>
+      </w:rPr>
+    </w:lvl>
+    <w:lvl w:ilvl="6" w:tentative="1">
+      <w:start w:val="1"/>
+      <w:numFmt w:val="bullet"/>
+      <w:lvlText w:val=""/>
+      <w:lvlJc w:val="left"/>
+      <w:pPr>
+        <w:tabs>
+          <w:tab w:val="num" w:pos="5040"/>
+        </w:tabs>
+        <w:ind w:left="5040" w:hanging="360"/>
+      </w:pPr>
+      <w:rPr>
+        <w:rFonts w:ascii="Symbol" w:hAnsi="Symbol" w:hint="default"/>
+        <w:sz w:val="20"/>
+      </w:rPr>
+    </w:lvl>
+    <w:lvl w:ilvl="7" w:tentative="1">
+      <w:start w:val="1"/>
+      <w:numFmt w:val="bullet"/>
+      <w:lvlText w:val=""/>
+      <w:lvlJc w:val="left"/>
+      <w:pPr>
+        <w:tabs>
+          <w:tab w:val="num" w:pos="5760"/>
+        </w:tabs>
+        <w:ind w:left="5760" w:hanging="360"/>
+      </w:pPr>
+      <w:rPr>
+        <w:rFonts w:ascii="Symbol" w:hAnsi="Symbol" w:hint="default"/>
+        <w:sz w:val="20"/>
+      </w:rPr>
+    </w:lvl>
+    <w:lvl w:ilvl="8" w:tentative="1">
+      <w:start w:val="1"/>
+      <w:numFmt w:val="bullet"/>
+      <w:lvlText w:val=""/>
+      <w:lvlJc w:val="left"/>
+      <w:pPr>
+        <w:tabs>
+          <w:tab w:val="num" w:pos="6480"/>
+        </w:tabs>
+        <w:ind w:left="6480" w:hanging="360"/>
+      </w:pPr>
+      <w:rPr>
+        <w:rFonts w:ascii="Symbol" w:hAnsi="Symbol" w:hint="default"/>
+        <w:sz w:val="20"/>
+      </w:rPr>
+    </w:lvl>
+  </w:abstractNum>
+  <w:abstractNum w:abstractNumId="10" w15:restartNumberingAfterBreak="0">
+    <w:nsid w:val="42CB1644"/>
+    <w:multiLevelType w:val="multilevel"/>
+    <w:tmpl w:val="BCCC9002"/>
+    <w:lvl w:ilvl="0">
+      <w:start w:val="1"/>
+      <w:numFmt w:val="bullet"/>
+      <w:lvlText w:val=""/>
+      <w:lvlJc w:val="left"/>
+      <w:pPr>
+        <w:tabs>
+          <w:tab w:val="num" w:pos="720"/>
+        </w:tabs>
+        <w:ind w:left="720" w:hanging="360"/>
+      </w:pPr>
+      <w:rPr>
+        <w:rFonts w:ascii="Symbol" w:hAnsi="Symbol" w:hint="default"/>
+        <w:sz w:val="20"/>
+      </w:rPr>
+    </w:lvl>
+    <w:lvl w:ilvl="1" w:tentative="1">
+      <w:start w:val="1"/>
+      <w:numFmt w:val="bullet"/>
+      <w:lvlText w:val=""/>
+      <w:lvlJc w:val="left"/>
+      <w:pPr>
+        <w:tabs>
+          <w:tab w:val="num" w:pos="1440"/>
+        </w:tabs>
+        <w:ind w:left="1440" w:hanging="360"/>
+      </w:pPr>
+      <w:rPr>
+        <w:rFonts w:ascii="Symbol" w:hAnsi="Symbol" w:hint="default"/>
+        <w:sz w:val="20"/>
+      </w:rPr>
+    </w:lvl>
+    <w:lvl w:ilvl="2" w:tentative="1">
+      <w:start w:val="1"/>
+      <w:numFmt w:val="bullet"/>
+      <w:lvlText w:val=""/>
+      <w:lvlJc w:val="left"/>
+      <w:pPr>
+        <w:tabs>
+          <w:tab w:val="num" w:pos="2160"/>
+        </w:tabs>
+        <w:ind w:left="2160" w:hanging="360"/>
+      </w:pPr>
+      <w:rPr>
+        <w:rFonts w:ascii="Symbol" w:hAnsi="Symbol" w:hint="default"/>
+        <w:sz w:val="20"/>
+      </w:rPr>
+    </w:lvl>
+    <w:lvl w:ilvl="3" w:tentative="1">
+      <w:start w:val="1"/>
+      <w:numFmt w:val="bullet"/>
+      <w:lvlText w:val=""/>
+      <w:lvlJc w:val="left"/>
+      <w:pPr>
+        <w:tabs>
+          <w:tab w:val="num" w:pos="2880"/>
+        </w:tabs>
+        <w:ind w:left="2880" w:hanging="360"/>
+      </w:pPr>
+      <w:rPr>
+        <w:rFonts w:ascii="Symbol" w:hAnsi="Symbol" w:hint="default"/>
+        <w:sz w:val="20"/>
+      </w:rPr>
+    </w:lvl>
+    <w:lvl w:ilvl="4" w:tentative="1">
+      <w:start w:val="1"/>
+      <w:numFmt w:val="bullet"/>
+      <w:lvlText w:val=""/>
+      <w:lvlJc w:val="left"/>
+      <w:pPr>
+        <w:tabs>
+          <w:tab w:val="num" w:pos="3600"/>
+        </w:tabs>
+        <w:ind w:left="3600" w:hanging="360"/>
+      </w:pPr>
+      <w:rPr>
+        <w:rFonts w:ascii="Symbol" w:hAnsi="Symbol" w:hint="default"/>
+        <w:sz w:val="20"/>
+      </w:rPr>
+    </w:lvl>
+    <w:lvl w:ilvl="5" w:tentative="1">
+      <w:start w:val="1"/>
+      <w:numFmt w:val="bullet"/>
+      <w:lvlText w:val=""/>
+      <w:lvlJc w:val="left"/>
+      <w:pPr>
+        <w:tabs>
+          <w:tab w:val="num" w:pos="4320"/>
+        </w:tabs>
+        <w:ind w:left="4320" w:hanging="360"/>
+      </w:pPr>
+      <w:rPr>
+        <w:rFonts w:ascii="Symbol" w:hAnsi="Symbol" w:hint="default"/>
+        <w:sz w:val="20"/>
+      </w:rPr>
+    </w:lvl>
+    <w:lvl w:ilvl="6" w:tentative="1">
+      <w:start w:val="1"/>
+      <w:numFmt w:val="bullet"/>
+      <w:lvlText w:val=""/>
+      <w:lvlJc w:val="left"/>
+      <w:pPr>
+        <w:tabs>
+          <w:tab w:val="num" w:pos="5040"/>
+        </w:tabs>
+        <w:ind w:left="5040" w:hanging="360"/>
+      </w:pPr>
+      <w:rPr>
+        <w:rFonts w:ascii="Symbol" w:hAnsi="Symbol" w:hint="default"/>
+        <w:sz w:val="20"/>
+      </w:rPr>
+    </w:lvl>
+    <w:lvl w:ilvl="7" w:tentative="1">
+      <w:start w:val="1"/>
+      <w:numFmt w:val="bullet"/>
+      <w:lvlText w:val=""/>
+      <w:lvlJc w:val="left"/>
+      <w:pPr>
+        <w:tabs>
+          <w:tab w:val="num" w:pos="5760"/>
+        </w:tabs>
+        <w:ind w:left="5760" w:hanging="360"/>
+      </w:pPr>
+      <w:rPr>
+        <w:rFonts w:ascii="Symbol" w:hAnsi="Symbol" w:hint="default"/>
+        <w:sz w:val="20"/>
+      </w:rPr>
+    </w:lvl>
+    <w:lvl w:ilvl="8" w:tentative="1">
+      <w:start w:val="1"/>
+      <w:numFmt w:val="bullet"/>
+      <w:lvlText w:val=""/>
+      <w:lvlJc w:val="left"/>
+      <w:pPr>
+        <w:tabs>
+          <w:tab w:val="num" w:pos="6480"/>
+        </w:tabs>
+        <w:ind w:left="6480" w:hanging="360"/>
+      </w:pPr>
+      <w:rPr>
+        <w:rFonts w:ascii="Symbol" w:hAnsi="Symbol" w:hint="default"/>
+        <w:sz w:val="20"/>
+      </w:rPr>
+    </w:lvl>
+  </w:abstractNum>
+  <w:abstractNum w:abstractNumId="11" w15:restartNumberingAfterBreak="0">
+    <w:nsid w:val="4A531B29"/>
+    <w:multiLevelType w:val="multilevel"/>
+    <w:tmpl w:val="554CC9D6"/>
+    <w:lvl w:ilvl="0">
+      <w:start w:val="1"/>
+      <w:numFmt w:val="bullet"/>
+      <w:lvlText w:val=""/>
+      <w:lvlJc w:val="left"/>
+      <w:pPr>
+        <w:tabs>
+          <w:tab w:val="num" w:pos="720"/>
+        </w:tabs>
+        <w:ind w:left="720" w:hanging="360"/>
+      </w:pPr>
+      <w:rPr>
+        <w:rFonts w:ascii="Symbol" w:hAnsi="Symbol" w:hint="default"/>
+        <w:sz w:val="20"/>
+      </w:rPr>
+    </w:lvl>
+    <w:lvl w:ilvl="1">
+      <w:start w:val="1"/>
+      <w:numFmt w:val="bullet"/>
+      <w:lvlText w:val="o"/>
+      <w:lvlJc w:val="left"/>
+      <w:pPr>
+        <w:tabs>
+          <w:tab w:val="num" w:pos="1440"/>
+        </w:tabs>
+        <w:ind w:left="1440" w:hanging="360"/>
+      </w:pPr>
+      <w:rPr>
+        <w:rFonts w:ascii="Courier New" w:hAnsi="Courier New" w:hint="default"/>
+        <w:sz w:val="20"/>
+      </w:rPr>
+    </w:lvl>
+    <w:lvl w:ilvl="2" w:tentative="1">
+      <w:start w:val="1"/>
+      <w:numFmt w:val="bullet"/>
+      <w:lvlText w:val=""/>
+      <w:lvlJc w:val="left"/>
+      <w:pPr>
+        <w:tabs>
+          <w:tab w:val="num" w:pos="2160"/>
+        </w:tabs>
+        <w:ind w:left="2160" w:hanging="360"/>
+      </w:pPr>
+      <w:rPr>
+        <w:rFonts w:ascii="Symbol" w:hAnsi="Symbol" w:hint="default"/>
+        <w:sz w:val="20"/>
+      </w:rPr>
+    </w:lvl>
+    <w:lvl w:ilvl="3" w:tentative="1">
+      <w:start w:val="1"/>
+      <w:numFmt w:val="bullet"/>
+      <w:lvlText w:val=""/>
+      <w:lvlJc w:val="left"/>
+      <w:pPr>
+        <w:tabs>
+          <w:tab w:val="num" w:pos="2880"/>
+        </w:tabs>
+        <w:ind w:left="2880" w:hanging="360"/>
+      </w:pPr>
+      <w:rPr>
+        <w:rFonts w:ascii="Symbol" w:hAnsi="Symbol" w:hint="default"/>
+        <w:sz w:val="20"/>
+      </w:rPr>
+    </w:lvl>
+    <w:lvl w:ilvl="4" w:tentative="1">
+      <w:start w:val="1"/>
+      <w:numFmt w:val="bullet"/>
+      <w:lvlText w:val=""/>
+      <w:lvlJc w:val="left"/>
+      <w:pPr>
+        <w:tabs>
+          <w:tab w:val="num" w:pos="3600"/>
+        </w:tabs>
+        <w:ind w:left="3600" w:hanging="360"/>
+      </w:pPr>
+      <w:rPr>
+        <w:rFonts w:ascii="Symbol" w:hAnsi="Symbol" w:hint="default"/>
+        <w:sz w:val="20"/>
+      </w:rPr>
+    </w:lvl>
+    <w:lvl w:ilvl="5" w:tentative="1">
+      <w:start w:val="1"/>
+      <w:numFmt w:val="bullet"/>
+      <w:lvlText w:val=""/>
+      <w:lvlJc w:val="left"/>
+      <w:pPr>
+        <w:tabs>
+          <w:tab w:val="num" w:pos="4320"/>
+        </w:tabs>
+        <w:ind w:left="4320" w:hanging="360"/>
+      </w:pPr>
+      <w:rPr>
+        <w:rFonts w:ascii="Symbol" w:hAnsi="Symbol" w:hint="default"/>
+        <w:sz w:val="20"/>
+      </w:rPr>
+    </w:lvl>
+    <w:lvl w:ilvl="6" w:tentative="1">
+      <w:start w:val="1"/>
+      <w:numFmt w:val="bullet"/>
+      <w:lvlText w:val=""/>
+      <w:lvlJc w:val="left"/>
+      <w:pPr>
+        <w:tabs>
+          <w:tab w:val="num" w:pos="5040"/>
+        </w:tabs>
+        <w:ind w:left="5040" w:hanging="360"/>
+      </w:pPr>
+      <w:rPr>
+        <w:rFonts w:ascii="Symbol" w:hAnsi="Symbol" w:hint="default"/>
+        <w:sz w:val="20"/>
+      </w:rPr>
+    </w:lvl>
+    <w:lvl w:ilvl="7" w:tentative="1">
+      <w:start w:val="1"/>
+      <w:numFmt w:val="bullet"/>
+      <w:lvlText w:val=""/>
+      <w:lvlJc w:val="left"/>
+      <w:pPr>
+        <w:tabs>
+          <w:tab w:val="num" w:pos="5760"/>
+        </w:tabs>
+        <w:ind w:left="5760" w:hanging="360"/>
+      </w:pPr>
+      <w:rPr>
+        <w:rFonts w:ascii="Symbol" w:hAnsi="Symbol" w:hint="default"/>
+        <w:sz w:val="20"/>
+      </w:rPr>
+    </w:lvl>
+    <w:lvl w:ilvl="8" w:tentative="1">
+      <w:start w:val="1"/>
+      <w:numFmt w:val="bullet"/>
+      <w:lvlText w:val=""/>
+      <w:lvlJc w:val="left"/>
+      <w:pPr>
+        <w:tabs>
+          <w:tab w:val="num" w:pos="6480"/>
+        </w:tabs>
+        <w:ind w:left="6480" w:hanging="360"/>
+      </w:pPr>
+      <w:rPr>
+        <w:rFonts w:ascii="Symbol" w:hAnsi="Symbol" w:hint="default"/>
+        <w:sz w:val="20"/>
+      </w:rPr>
+    </w:lvl>
+  </w:abstractNum>
+  <w:abstractNum w:abstractNumId="12" w15:restartNumberingAfterBreak="0">
+    <w:nsid w:val="4D01654F"/>
+    <w:multiLevelType w:val="multilevel"/>
+    <w:tmpl w:val="AADE971C"/>
+    <w:lvl w:ilvl="0">
+      <w:start w:val="1"/>
+      <w:numFmt w:val="bullet"/>
+      <w:lvlText w:val=""/>
+      <w:lvlJc w:val="left"/>
+      <w:pPr>
+        <w:tabs>
+          <w:tab w:val="num" w:pos="720"/>
+        </w:tabs>
+        <w:ind w:left="720" w:hanging="360"/>
+      </w:pPr>
+      <w:rPr>
+        <w:rFonts w:ascii="Symbol" w:hAnsi="Symbol" w:hint="default"/>
+        <w:sz w:val="20"/>
+      </w:rPr>
+    </w:lvl>
+    <w:lvl w:ilvl="1" w:tentative="1">
+      <w:start w:val="1"/>
+      <w:numFmt w:val="bullet"/>
+      <w:lvlText w:val="o"/>
+      <w:lvlJc w:val="left"/>
+      <w:pPr>
+        <w:tabs>
+          <w:tab w:val="num" w:pos="1440"/>
+        </w:tabs>
+        <w:ind w:left="1440" w:hanging="360"/>
+      </w:pPr>
+      <w:rPr>
+        <w:rFonts w:ascii="Courier New" w:hAnsi="Courier New" w:hint="default"/>
+        <w:sz w:val="20"/>
+      </w:rPr>
+    </w:lvl>
+    <w:lvl w:ilvl="2" w:tentative="1">
+      <w:start w:val="1"/>
+      <w:numFmt w:val="bullet"/>
+      <w:lvlText w:val=""/>
+      <w:lvlJc w:val="left"/>
+      <w:pPr>
+        <w:tabs>
+          <w:tab w:val="num" w:pos="2160"/>
+        </w:tabs>
+        <w:ind w:left="2160" w:hanging="360"/>
+      </w:pPr>
+      <w:rPr>
+        <w:rFonts w:ascii="Wingdings" w:hAnsi="Wingdings" w:hint="default"/>
+        <w:sz w:val="20"/>
+      </w:rPr>
+    </w:lvl>
+    <w:lvl w:ilvl="3" w:tentative="1">
+      <w:start w:val="1"/>
+      <w:numFmt w:val="bullet"/>
+      <w:lvlText w:val=""/>
+      <w:lvlJc w:val="left"/>
+      <w:pPr>
+        <w:tabs>
+          <w:tab w:val="num" w:pos="2880"/>
+        </w:tabs>
+        <w:ind w:left="2880" w:hanging="360"/>
+      </w:pPr>
+      <w:rPr>
+        <w:rFonts w:ascii="Wingdings" w:hAnsi="Wingdings" w:hint="default"/>
+        <w:sz w:val="20"/>
+      </w:rPr>
+    </w:lvl>
+    <w:lvl w:ilvl="4" w:tentative="1">
+      <w:start w:val="1"/>
+      <w:numFmt w:val="bullet"/>
+      <w:lvlText w:val=""/>
+      <w:lvlJc w:val="left"/>
+      <w:pPr>
+        <w:tabs>
+          <w:tab w:val="num" w:pos="3600"/>
+        </w:tabs>
+        <w:ind w:left="3600" w:hanging="360"/>
+      </w:pPr>
+      <w:rPr>
+        <w:rFonts w:ascii="Wingdings" w:hAnsi="Wingdings" w:hint="default"/>
+        <w:sz w:val="20"/>
+      </w:rPr>
+    </w:lvl>
+    <w:lvl w:ilvl="5" w:tentative="1">
+      <w:start w:val="1"/>
+      <w:numFmt w:val="bullet"/>
+      <w:lvlText w:val=""/>
+      <w:lvlJc w:val="left"/>
+      <w:pPr>
+        <w:tabs>
+          <w:tab w:val="num" w:pos="4320"/>
+        </w:tabs>
+        <w:ind w:left="4320" w:hanging="360"/>
+      </w:pPr>
+      <w:rPr>
+        <w:rFonts w:ascii="Wingdings" w:hAnsi="Wingdings" w:hint="default"/>
+        <w:sz w:val="20"/>
+      </w:rPr>
+    </w:lvl>
+    <w:lvl w:ilvl="6" w:tentative="1">
+      <w:start w:val="1"/>
+      <w:numFmt w:val="bullet"/>
+      <w:lvlText w:val=""/>
+      <w:lvlJc w:val="left"/>
+      <w:pPr>
+        <w:tabs>
+          <w:tab w:val="num" w:pos="5040"/>
+        </w:tabs>
+        <w:ind w:left="5040" w:hanging="360"/>
+      </w:pPr>
+      <w:rPr>
+        <w:rFonts w:ascii="Wingdings" w:hAnsi="Wingdings" w:hint="default"/>
+        <w:sz w:val="20"/>
+      </w:rPr>
+    </w:lvl>
+    <w:lvl w:ilvl="7" w:tentative="1">
+      <w:start w:val="1"/>
+      <w:numFmt w:val="bullet"/>
+      <w:lvlText w:val=""/>
+      <w:lvlJc w:val="left"/>
+      <w:pPr>
+        <w:tabs>
+          <w:tab w:val="num" w:pos="5760"/>
+        </w:tabs>
+        <w:ind w:left="5760" w:hanging="360"/>
+      </w:pPr>
+      <w:rPr>
+        <w:rFonts w:ascii="Wingdings" w:hAnsi="Wingdings" w:hint="default"/>
+        <w:sz w:val="20"/>
+      </w:rPr>
+    </w:lvl>
+    <w:lvl w:ilvl="8" w:tentative="1">
+      <w:start w:val="1"/>
+      <w:numFmt w:val="bullet"/>
+      <w:lvlText w:val=""/>
+      <w:lvlJc w:val="left"/>
+      <w:pPr>
+        <w:tabs>
+          <w:tab w:val="num" w:pos="6480"/>
+        </w:tabs>
+        <w:ind w:left="6480" w:hanging="360"/>
+      </w:pPr>
+      <w:rPr>
+        <w:rFonts w:ascii="Wingdings" w:hAnsi="Wingdings" w:hint="default"/>
+        <w:sz w:val="20"/>
+      </w:rPr>
+    </w:lvl>
+  </w:abstractNum>
+  <w:abstractNum w:abstractNumId="13" w15:restartNumberingAfterBreak="0">
+    <w:nsid w:val="6CAB2F23"/>
+    <w:multiLevelType w:val="multilevel"/>
+    <w:tmpl w:val="265264F8"/>
+    <w:lvl w:ilvl="0">
+      <w:start w:val="1"/>
+      <w:numFmt w:val="bullet"/>
+      <w:lvlText w:val=""/>
+      <w:lvlJc w:val="left"/>
+      <w:pPr>
+        <w:tabs>
+          <w:tab w:val="num" w:pos="720"/>
+        </w:tabs>
+        <w:ind w:left="720" w:hanging="360"/>
+      </w:pPr>
+      <w:rPr>
+        <w:rFonts w:ascii="Symbol" w:hAnsi="Symbol" w:hint="default"/>
+        <w:sz w:val="20"/>
+      </w:rPr>
+    </w:lvl>
+    <w:lvl w:ilvl="1" w:tentative="1">
+      <w:start w:val="1"/>
+      <w:numFmt w:val="bullet"/>
+      <w:lvlText w:val=""/>
+      <w:lvlJc w:val="left"/>
+      <w:pPr>
+        <w:tabs>
+          <w:tab w:val="num" w:pos="1440"/>
+        </w:tabs>
+        <w:ind w:left="1440" w:hanging="360"/>
+      </w:pPr>
+      <w:rPr>
+        <w:rFonts w:ascii="Symbol" w:hAnsi="Symbol" w:hint="default"/>
+        <w:sz w:val="20"/>
+      </w:rPr>
+    </w:lvl>
+    <w:lvl w:ilvl="2" w:tentative="1">
+      <w:start w:val="1"/>
+      <w:numFmt w:val="bullet"/>
+      <w:lvlText w:val=""/>
+      <w:lvlJc w:val="left"/>
+      <w:pPr>
+        <w:tabs>
+          <w:tab w:val="num" w:pos="2160"/>
+        </w:tabs>
+        <w:ind w:left="2160" w:hanging="360"/>
+      </w:pPr>
+      <w:rPr>
+        <w:rFonts w:ascii="Symbol" w:hAnsi="Symbol" w:hint="default"/>
+        <w:sz w:val="20"/>
+      </w:rPr>
+    </w:lvl>
+    <w:lvl w:ilvl="3" w:tentative="1">
+      <w:start w:val="1"/>
+      <w:numFmt w:val="bullet"/>
+      <w:lvlText w:val=""/>
+      <w:lvlJc w:val="left"/>
+      <w:pPr>
+        <w:tabs>
+          <w:tab w:val="num" w:pos="2880"/>
+        </w:tabs>
+        <w:ind w:left="2880" w:hanging="360"/>
+      </w:pPr>
+      <w:rPr>
+        <w:rFonts w:ascii="Symbol" w:hAnsi="Symbol" w:hint="default"/>
+        <w:sz w:val="20"/>
+      </w:rPr>
+    </w:lvl>
+    <w:lvl w:ilvl="4" w:tentative="1">
+      <w:start w:val="1"/>
+      <w:numFmt w:val="bullet"/>
+      <w:lvlText w:val=""/>
+      <w:lvlJc w:val="left"/>
+      <w:pPr>
+        <w:tabs>
+          <w:tab w:val="num" w:pos="3600"/>
+        </w:tabs>
+        <w:ind w:left="3600" w:hanging="360"/>
+      </w:pPr>
+      <w:rPr>
+        <w:rFonts w:ascii="Symbol" w:hAnsi="Symbol" w:hint="default"/>
+        <w:sz w:val="20"/>
+      </w:rPr>
+    </w:lvl>
+    <w:lvl w:ilvl="5" w:tentative="1">
+      <w:start w:val="1"/>
+      <w:numFmt w:val="bullet"/>
+      <w:lvlText w:val=""/>
+      <w:lvlJc w:val="left"/>
+      <w:pPr>
+        <w:tabs>
+          <w:tab w:val="num" w:pos="4320"/>
+        </w:tabs>
+        <w:ind w:left="4320" w:hanging="360"/>
+      </w:pPr>
+      <w:rPr>
+        <w:rFonts w:ascii="Symbol" w:hAnsi="Symbol" w:hint="default"/>
+        <w:sz w:val="20"/>
+      </w:rPr>
+    </w:lvl>
+    <w:lvl w:ilvl="6" w:tentative="1">
+      <w:start w:val="1"/>
+      <w:numFmt w:val="bullet"/>
+      <w:lvlText w:val=""/>
+      <w:lvlJc w:val="left"/>
+      <w:pPr>
+        <w:tabs>
+          <w:tab w:val="num" w:pos="5040"/>
+        </w:tabs>
+        <w:ind w:left="5040" w:hanging="360"/>
+      </w:pPr>
+      <w:rPr>
+        <w:rFonts w:ascii="Symbol" w:hAnsi="Symbol" w:hint="default"/>
+        <w:sz w:val="20"/>
+      </w:rPr>
+    </w:lvl>
+    <w:lvl w:ilvl="7" w:tentative="1">
+      <w:start w:val="1"/>
+      <w:numFmt w:val="bullet"/>
+      <w:lvlText w:val=""/>
+      <w:lvlJc w:val="left"/>
+      <w:pPr>
+        <w:tabs>
+          <w:tab w:val="num" w:pos="5760"/>
+        </w:tabs>
+        <w:ind w:left="5760" w:hanging="360"/>
+      </w:pPr>
+      <w:rPr>
+        <w:rFonts w:ascii="Symbol" w:hAnsi="Symbol" w:hint="default"/>
+        <w:sz w:val="20"/>
+      </w:rPr>
+    </w:lvl>
+    <w:lvl w:ilvl="8" w:tentative="1">
+      <w:start w:val="1"/>
+      <w:numFmt w:val="bullet"/>
+      <w:lvlText w:val=""/>
+      <w:lvlJc w:val="left"/>
+      <w:pPr>
+        <w:tabs>
+          <w:tab w:val="num" w:pos="6480"/>
+        </w:tabs>
+        <w:ind w:left="6480" w:hanging="360"/>
+      </w:pPr>
+      <w:rPr>
+        <w:rFonts w:ascii="Symbol" w:hAnsi="Symbol" w:hint="default"/>
+        <w:sz w:val="20"/>
+      </w:rPr>
+    </w:lvl>
+  </w:abstractNum>
+  <w:abstractNum w:abstractNumId="14" w15:restartNumberingAfterBreak="0">
+    <w:nsid w:val="6F8E65A1"/>
+    <w:multiLevelType w:val="multilevel"/>
+    <w:tmpl w:val="46EE702E"/>
+    <w:lvl w:ilvl="0">
+      <w:start w:val="1"/>
+      <w:numFmt w:val="bullet"/>
+      <w:lvlText w:val=""/>
+      <w:lvlJc w:val="left"/>
+      <w:pPr>
+        <w:tabs>
+          <w:tab w:val="num" w:pos="720"/>
+        </w:tabs>
+        <w:ind w:left="720" w:hanging="360"/>
+      </w:pPr>
+      <w:rPr>
+        <w:rFonts w:ascii="Symbol" w:hAnsi="Symbol" w:hint="default"/>
+        <w:sz w:val="20"/>
+      </w:rPr>
+    </w:lvl>
+    <w:lvl w:ilvl="1" w:tentative="1">
+      <w:start w:val="1"/>
+      <w:numFmt w:val="bullet"/>
+      <w:lvlText w:val=""/>
+      <w:lvlJc w:val="left"/>
+      <w:pPr>
+        <w:tabs>
+          <w:tab w:val="num" w:pos="1440"/>
+        </w:tabs>
+        <w:ind w:left="1440" w:hanging="360"/>
+      </w:pPr>
+      <w:rPr>
+        <w:rFonts w:ascii="Symbol" w:hAnsi="Symbol" w:hint="default"/>
+        <w:sz w:val="20"/>
+      </w:rPr>
+    </w:lvl>
+    <w:lvl w:ilvl="2" w:tentative="1">
+      <w:start w:val="1"/>
+      <w:numFmt w:val="bullet"/>
+      <w:lvlText w:val=""/>
+      <w:lvlJc w:val="left"/>
+      <w:pPr>
+        <w:tabs>
+          <w:tab w:val="num" w:pos="2160"/>
+        </w:tabs>
+        <w:ind w:left="2160" w:hanging="360"/>
+      </w:pPr>
+      <w:rPr>
+        <w:rFonts w:ascii="Symbol" w:hAnsi="Symbol" w:hint="default"/>
+        <w:sz w:val="20"/>
+      </w:rPr>
+    </w:lvl>
+    <w:lvl w:ilvl="3" w:tentative="1">
+      <w:start w:val="1"/>
+      <w:numFmt w:val="bullet"/>
+      <w:lvlText w:val=""/>
+      <w:lvlJc w:val="left"/>
+      <w:pPr>
+        <w:tabs>
+          <w:tab w:val="num" w:pos="2880"/>
+        </w:tabs>
+        <w:ind w:left="2880" w:hanging="360"/>
+      </w:pPr>
+      <w:rPr>
+        <w:rFonts w:ascii="Symbol" w:hAnsi="Symbol" w:hint="default"/>
+        <w:sz w:val="20"/>
+      </w:rPr>
+    </w:lvl>
+    <w:lvl w:ilvl="4" w:tentative="1">
+      <w:start w:val="1"/>
+      <w:numFmt w:val="bullet"/>
+      <w:lvlText w:val=""/>
+      <w:lvlJc w:val="left"/>
+      <w:pPr>
+        <w:tabs>
+          <w:tab w:val="num" w:pos="3600"/>
+        </w:tabs>
+        <w:ind w:left="3600" w:hanging="360"/>
+      </w:pPr>
+      <w:rPr>
+        <w:rFonts w:ascii="Symbol" w:hAnsi="Symbol" w:hint="default"/>
+        <w:sz w:val="20"/>
+      </w:rPr>
+    </w:lvl>
+    <w:lvl w:ilvl="5" w:tentative="1">
+      <w:start w:val="1"/>
+      <w:numFmt w:val="bullet"/>
+      <w:lvlText w:val=""/>
+      <w:lvlJc w:val="left"/>
+      <w:pPr>
+        <w:tabs>
+          <w:tab w:val="num" w:pos="4320"/>
+        </w:tabs>
+        <w:ind w:left="4320" w:hanging="360"/>
+      </w:pPr>
+      <w:rPr>
+        <w:rFonts w:ascii="Symbol" w:hAnsi="Symbol" w:hint="default"/>
+        <w:sz w:val="20"/>
+      </w:rPr>
+    </w:lvl>
+    <w:lvl w:ilvl="6" w:tentative="1">
+      <w:start w:val="1"/>
+      <w:numFmt w:val="bullet"/>
+      <w:lvlText w:val=""/>
+      <w:lvlJc w:val="left"/>
+      <w:pPr>
+        <w:tabs>
+          <w:tab w:val="num" w:pos="5040"/>
+        </w:tabs>
+        <w:ind w:left="5040" w:hanging="360"/>
+      </w:pPr>
+      <w:rPr>
+        <w:rFonts w:ascii="Symbol" w:hAnsi="Symbol" w:hint="default"/>
+        <w:sz w:val="20"/>
+      </w:rPr>
+    </w:lvl>
+    <w:lvl w:ilvl="7" w:tentative="1">
+      <w:start w:val="1"/>
+      <w:numFmt w:val="bullet"/>
+      <w:lvlText w:val=""/>
+      <w:lvlJc w:val="left"/>
+      <w:pPr>
+        <w:tabs>
+          <w:tab w:val="num" w:pos="5760"/>
+        </w:tabs>
+        <w:ind w:left="5760" w:hanging="360"/>
+      </w:pPr>
+      <w:rPr>
+        <w:rFonts w:ascii="Symbol" w:hAnsi="Symbol" w:hint="default"/>
+        <w:sz w:val="20"/>
+      </w:rPr>
+    </w:lvl>
+    <w:lvl w:ilvl="8" w:tentative="1">
+      <w:start w:val="1"/>
+      <w:numFmt w:val="bullet"/>
+      <w:lvlText w:val=""/>
+      <w:lvlJc w:val="left"/>
+      <w:pPr>
+        <w:tabs>
+          <w:tab w:val="num" w:pos="6480"/>
+        </w:tabs>
+        <w:ind w:left="6480" w:hanging="360"/>
+      </w:pPr>
+      <w:rPr>
+        <w:rFonts w:ascii="Symbol" w:hAnsi="Symbol" w:hint="default"/>
+        <w:sz w:val="20"/>
+      </w:rPr>
+    </w:lvl>
+  </w:abstractNum>
+  <w:abstractNum w:abstractNumId="15" w15:restartNumberingAfterBreak="0">
+    <w:nsid w:val="7175707C"/>
+    <w:multiLevelType w:val="multilevel"/>
+    <w:tmpl w:val="433CC66C"/>
+    <w:lvl w:ilvl="0">
+      <w:start w:val="1"/>
+      <w:numFmt w:val="bullet"/>
+      <w:lvlText w:val=""/>
+      <w:lvlJc w:val="left"/>
+      <w:pPr>
+        <w:tabs>
+          <w:tab w:val="num" w:pos="720"/>
+        </w:tabs>
+        <w:ind w:left="720" w:hanging="360"/>
+      </w:pPr>
+      <w:rPr>
+        <w:rFonts w:ascii="Symbol" w:hAnsi="Symbol" w:hint="default"/>
+        <w:sz w:val="20"/>
+      </w:rPr>
+    </w:lvl>
+    <w:lvl w:ilvl="1">
+      <w:start w:val="1"/>
+      <w:numFmt w:val="bullet"/>
+      <w:lvlText w:val="o"/>
+      <w:lvlJc w:val="left"/>
+      <w:pPr>
+        <w:tabs>
+          <w:tab w:val="num" w:pos="1440"/>
+        </w:tabs>
+        <w:ind w:left="1440" w:hanging="360"/>
+      </w:pPr>
+      <w:rPr>
+        <w:rFonts w:ascii="Courier New" w:hAnsi="Courier New" w:hint="default"/>
+        <w:sz w:val="20"/>
+      </w:rPr>
+    </w:lvl>
+    <w:lvl w:ilvl="2" w:tentative="1">
+      <w:start w:val="1"/>
+      <w:numFmt w:val="bullet"/>
+      <w:lvlText w:val=""/>
+      <w:lvlJc w:val="left"/>
+      <w:pPr>
+        <w:tabs>
+          <w:tab w:val="num" w:pos="2160"/>
+        </w:tabs>
+        <w:ind w:left="2160" w:hanging="360"/>
+      </w:pPr>
+      <w:rPr>
+        <w:rFonts w:ascii="Symbol" w:hAnsi="Symbol" w:hint="default"/>
+        <w:sz w:val="20"/>
+      </w:rPr>
+    </w:lvl>
+    <w:lvl w:ilvl="3" w:tentative="1">
+      <w:start w:val="1"/>
+      <w:numFmt w:val="bullet"/>
+      <w:lvlText w:val=""/>
+      <w:lvlJc w:val="left"/>
+      <w:pPr>
+        <w:tabs>
+          <w:tab w:val="num" w:pos="2880"/>
+        </w:tabs>
+        <w:ind w:left="2880" w:hanging="360"/>
+      </w:pPr>
+      <w:rPr>
+        <w:rFonts w:ascii="Symbol" w:hAnsi="Symbol" w:hint="default"/>
+        <w:sz w:val="20"/>
+      </w:rPr>
+    </w:lvl>
+    <w:lvl w:ilvl="4" w:tentative="1">
+      <w:start w:val="1"/>
+      <w:numFmt w:val="bullet"/>
+      <w:lvlText w:val=""/>
+      <w:lvlJc w:val="left"/>
+      <w:pPr>
+        <w:tabs>
+          <w:tab w:val="num" w:pos="3600"/>
+        </w:tabs>
+        <w:ind w:left="3600" w:hanging="360"/>
+      </w:pPr>
+      <w:rPr>
+        <w:rFonts w:ascii="Symbol" w:hAnsi="Symbol" w:hint="default"/>
+        <w:sz w:val="20"/>
+      </w:rPr>
+    </w:lvl>
+    <w:lvl w:ilvl="5" w:tentative="1">
+      <w:start w:val="1"/>
+      <w:numFmt w:val="bullet"/>
+      <w:lvlText w:val=""/>
+      <w:lvlJc w:val="left"/>
+      <w:pPr>
+        <w:tabs>
+          <w:tab w:val="num" w:pos="4320"/>
+        </w:tabs>
+        <w:ind w:left="4320" w:hanging="360"/>
+      </w:pPr>
+      <w:rPr>
+        <w:rFonts w:ascii="Symbol" w:hAnsi="Symbol" w:hint="default"/>
+        <w:sz w:val="20"/>
+      </w:rPr>
+    </w:lvl>
+    <w:lvl w:ilvl="6" w:tentative="1">
+      <w:start w:val="1"/>
+      <w:numFmt w:val="bullet"/>
+      <w:lvlText w:val=""/>
+      <w:lvlJc w:val="left"/>
+      <w:pPr>
+        <w:tabs>
+          <w:tab w:val="num" w:pos="5040"/>
+        </w:tabs>
+        <w:ind w:left="5040" w:hanging="360"/>
+      </w:pPr>
+      <w:rPr>
+        <w:rFonts w:ascii="Symbol" w:hAnsi="Symbol" w:hint="default"/>
+        <w:sz w:val="20"/>
+      </w:rPr>
+    </w:lvl>
+    <w:lvl w:ilvl="7" w:tentative="1">
+      <w:start w:val="1"/>
+      <w:numFmt w:val="bullet"/>
+      <w:lvlText w:val=""/>
+      <w:lvlJc w:val="left"/>
+      <w:pPr>
+        <w:tabs>
+          <w:tab w:val="num" w:pos="5760"/>
+        </w:tabs>
+        <w:ind w:left="5760" w:hanging="360"/>
+      </w:pPr>
+      <w:rPr>
+        <w:rFonts w:ascii="Symbol" w:hAnsi="Symbol" w:hint="default"/>
+        <w:sz w:val="20"/>
+      </w:rPr>
+    </w:lvl>
+    <w:lvl w:ilvl="8" w:tentative="1">
+      <w:start w:val="1"/>
+      <w:numFmt w:val="bullet"/>
+      <w:lvlText w:val=""/>
+      <w:lvlJc w:val="left"/>
+      <w:pPr>
+        <w:tabs>
+          <w:tab w:val="num" w:pos="6480"/>
+        </w:tabs>
+        <w:ind w:left="6480" w:hanging="360"/>
+      </w:pPr>
+      <w:rPr>
+        <w:rFonts w:ascii="Symbol" w:hAnsi="Symbol" w:hint="default"/>
+        <w:sz w:val="20"/>
+      </w:rPr>
+    </w:lvl>
+  </w:abstractNum>
+  <w:abstractNum w:abstractNumId="16" w15:restartNumberingAfterBreak="0">
+    <w:nsid w:val="748D15DA"/>
+    <w:multiLevelType w:val="multilevel"/>
+    <w:tmpl w:val="DE2A87EC"/>
+    <w:lvl w:ilvl="0">
+      <w:start w:val="1"/>
+      <w:numFmt w:val="bullet"/>
+      <w:lvlText w:val=""/>
+      <w:lvlJc w:val="left"/>
+      <w:pPr>
+        <w:tabs>
+          <w:tab w:val="num" w:pos="720"/>
+        </w:tabs>
+        <w:ind w:left="720" w:hanging="360"/>
+      </w:pPr>
+      <w:rPr>
+        <w:rFonts w:ascii="Symbol" w:hAnsi="Symbol" w:hint="default"/>
+        <w:sz w:val="20"/>
+      </w:rPr>
+    </w:lvl>
+    <w:lvl w:ilvl="1">
+      <w:start w:val="1"/>
+      <w:numFmt w:val="bullet"/>
+      <w:lvlText w:val="o"/>
+      <w:lvlJc w:val="left"/>
+      <w:pPr>
+        <w:tabs>
+          <w:tab w:val="num" w:pos="1440"/>
+        </w:tabs>
+        <w:ind w:left="1440" w:hanging="360"/>
+      </w:pPr>
+      <w:rPr>
+        <w:rFonts w:ascii="Courier New" w:hAnsi="Courier New" w:hint="default"/>
+        <w:sz w:val="20"/>
+      </w:rPr>
+    </w:lvl>
+    <w:lvl w:ilvl="2" w:tentative="1">
+      <w:start w:val="1"/>
+      <w:numFmt w:val="bullet"/>
+      <w:lvlText w:val=""/>
+      <w:lvlJc w:val="left"/>
+      <w:pPr>
+        <w:tabs>
+          <w:tab w:val="num" w:pos="2160"/>
+        </w:tabs>
+        <w:ind w:left="2160" w:hanging="360"/>
+      </w:pPr>
+      <w:rPr>
+        <w:rFonts w:ascii="Symbol" w:hAnsi="Symbol" w:hint="default"/>
+        <w:sz w:val="20"/>
+      </w:rPr>
+    </w:lvl>
+    <w:lvl w:ilvl="3" w:tentative="1">
+      <w:start w:val="1"/>
+      <w:numFmt w:val="bullet"/>
+      <w:lvlText w:val=""/>
+      <w:lvlJc w:val="left"/>
+      <w:pPr>
+        <w:tabs>
+          <w:tab w:val="num" w:pos="2880"/>
+        </w:tabs>
+        <w:ind w:left="2880" w:hanging="360"/>
+      </w:pPr>
+      <w:rPr>
+        <w:rFonts w:ascii="Symbol" w:hAnsi="Symbol" w:hint="default"/>
+        <w:sz w:val="20"/>
+      </w:rPr>
+    </w:lvl>
+    <w:lvl w:ilvl="4" w:tentative="1">
+      <w:start w:val="1"/>
+      <w:numFmt w:val="bullet"/>
+      <w:lvlText w:val=""/>
+      <w:lvlJc w:val="left"/>
+      <w:pPr>
+        <w:tabs>
+          <w:tab w:val="num" w:pos="3600"/>
+        </w:tabs>
+        <w:ind w:left="3600" w:hanging="360"/>
+      </w:pPr>
+      <w:rPr>
+        <w:rFonts w:ascii="Symbol" w:hAnsi="Symbol" w:hint="default"/>
+        <w:sz w:val="20"/>
+      </w:rPr>
+    </w:lvl>
+    <w:lvl w:ilvl="5" w:tentative="1">
+      <w:start w:val="1"/>
+      <w:numFmt w:val="bullet"/>
+      <w:lvlText w:val=""/>
+      <w:lvlJc w:val="left"/>
+      <w:pPr>
+        <w:tabs>
+          <w:tab w:val="num" w:pos="4320"/>
+        </w:tabs>
+        <w:ind w:left="4320" w:hanging="360"/>
+      </w:pPr>
+      <w:rPr>
+        <w:rFonts w:ascii="Symbol" w:hAnsi="Symbol" w:hint="default"/>
+        <w:sz w:val="20"/>
+      </w:rPr>
+    </w:lvl>
+    <w:lvl w:ilvl="6" w:tentative="1">
+      <w:start w:val="1"/>
+      <w:numFmt w:val="bullet"/>
+      <w:lvlText w:val=""/>
+      <w:lvlJc w:val="left"/>
+      <w:pPr>
+        <w:tabs>
+          <w:tab w:val="num" w:pos="5040"/>
+        </w:tabs>
+        <w:ind w:left="5040" w:hanging="360"/>
+      </w:pPr>
+      <w:rPr>
+        <w:rFonts w:ascii="Symbol" w:hAnsi="Symbol" w:hint="default"/>
+        <w:sz w:val="20"/>
+      </w:rPr>
+    </w:lvl>
+    <w:lvl w:ilvl="7" w:tentative="1">
+      <w:start w:val="1"/>
+      <w:numFmt w:val="bullet"/>
+      <w:lvlText w:val=""/>
+      <w:lvlJc w:val="left"/>
+      <w:pPr>
+        <w:tabs>
+          <w:tab w:val="num" w:pos="5760"/>
+        </w:tabs>
+        <w:ind w:left="5760" w:hanging="360"/>
+      </w:pPr>
+      <w:rPr>
+        <w:rFonts w:ascii="Symbol" w:hAnsi="Symbol" w:hint="default"/>
+        <w:sz w:val="20"/>
+      </w:rPr>
+    </w:lvl>
+    <w:lvl w:ilvl="8" w:tentative="1">
+      <w:start w:val="1"/>
+      <w:numFmt w:val="bullet"/>
+      <w:lvlText w:val=""/>
+      <w:lvlJc w:val="left"/>
+      <w:pPr>
+        <w:tabs>
+          <w:tab w:val="num" w:pos="6480"/>
+        </w:tabs>
+        <w:ind w:left="6480" w:hanging="360"/>
+      </w:pPr>
+      <w:rPr>
+        <w:rFonts w:ascii="Symbol" w:hAnsi="Symbol" w:hint="default"/>
+        <w:sz w:val="20"/>
+      </w:rPr>
+    </w:lvl>
+  </w:abstractNum>
+  <w:abstractNum w:abstractNumId="17" w15:restartNumberingAfterBreak="0">
+    <w:nsid w:val="77B23D52"/>
+    <w:multiLevelType w:val="multilevel"/>
+    <w:tmpl w:val="7174D16A"/>
+    <w:lvl w:ilvl="0">
+      <w:start w:val="1"/>
+      <w:numFmt w:val="bullet"/>
+      <w:lvlText w:val=""/>
+      <w:lvlJc w:val="left"/>
+      <w:pPr>
+        <w:tabs>
+          <w:tab w:val="num" w:pos="720"/>
+        </w:tabs>
+        <w:ind w:left="720" w:hanging="360"/>
+      </w:pPr>
+      <w:rPr>
+        <w:rFonts w:ascii="Symbol" w:hAnsi="Symbol" w:hint="default"/>
+        <w:sz w:val="20"/>
+      </w:rPr>
+    </w:lvl>
+    <w:lvl w:ilvl="1">
+      <w:start w:val="1"/>
+      <w:numFmt w:val="bullet"/>
+      <w:lvlText w:val="o"/>
+      <w:lvlJc w:val="left"/>
+      <w:pPr>
+        <w:tabs>
+          <w:tab w:val="num" w:pos="1440"/>
+        </w:tabs>
+        <w:ind w:left="1440" w:hanging="360"/>
+      </w:pPr>
+      <w:rPr>
+        <w:rFonts w:ascii="Courier New" w:hAnsi="Courier New" w:hint="default"/>
+        <w:sz w:val="20"/>
+      </w:rPr>
+    </w:lvl>
+    <w:lvl w:ilvl="2" w:tentative="1">
+      <w:start w:val="1"/>
+      <w:numFmt w:val="bullet"/>
+      <w:lvlText w:val=""/>
+      <w:lvlJc w:val="left"/>
+      <w:pPr>
+        <w:tabs>
+          <w:tab w:val="num" w:pos="2160"/>
+        </w:tabs>
+        <w:ind w:left="2160" w:hanging="360"/>
+      </w:pPr>
+      <w:rPr>
+        <w:rFonts w:ascii="Symbol" w:hAnsi="Symbol" w:hint="default"/>
+        <w:sz w:val="20"/>
+      </w:rPr>
+    </w:lvl>
+    <w:lvl w:ilvl="3" w:tentative="1">
+      <w:start w:val="1"/>
+      <w:numFmt w:val="bullet"/>
+      <w:lvlText w:val=""/>
+      <w:lvlJc w:val="left"/>
+      <w:pPr>
+        <w:tabs>
+          <w:tab w:val="num" w:pos="2880"/>
+        </w:tabs>
+        <w:ind w:left="2880" w:hanging="360"/>
+      </w:pPr>
+      <w:rPr>
+        <w:rFonts w:ascii="Symbol" w:hAnsi="Symbol" w:hint="default"/>
+        <w:sz w:val="20"/>
+      </w:rPr>
+    </w:lvl>
+    <w:lvl w:ilvl="4" w:tentative="1">
+      <w:start w:val="1"/>
+      <w:numFmt w:val="bullet"/>
+      <w:lvlText w:val=""/>
+      <w:lvlJc w:val="left"/>
+      <w:pPr>
+        <w:tabs>
+          <w:tab w:val="num" w:pos="3600"/>
+        </w:tabs>
+        <w:ind w:left="3600" w:hanging="360"/>
+      </w:pPr>
+      <w:rPr>
+        <w:rFonts w:ascii="Symbol" w:hAnsi="Symbol" w:hint="default"/>
+        <w:sz w:val="20"/>
+      </w:rPr>
+    </w:lvl>
+    <w:lvl w:ilvl="5" w:tentative="1">
+      <w:start w:val="1"/>
+      <w:numFmt w:val="bullet"/>
+      <w:lvlText w:val=""/>
+      <w:lvlJc w:val="left"/>
+      <w:pPr>
+        <w:tabs>
+          <w:tab w:val="num" w:pos="4320"/>
+        </w:tabs>
+        <w:ind w:left="4320" w:hanging="360"/>
+      </w:pPr>
+      <w:rPr>
+        <w:rFonts w:ascii="Symbol" w:hAnsi="Symbol" w:hint="default"/>
+        <w:sz w:val="20"/>
+      </w:rPr>
+    </w:lvl>
+    <w:lvl w:ilvl="6" w:tentative="1">
+      <w:start w:val="1"/>
+      <w:numFmt w:val="bullet"/>
+      <w:lvlText w:val=""/>
+      <w:lvlJc w:val="left"/>
+      <w:pPr>
+        <w:tabs>
+          <w:tab w:val="num" w:pos="5040"/>
+        </w:tabs>
+        <w:ind w:left="5040" w:hanging="360"/>
+      </w:pPr>
+      <w:rPr>
+        <w:rFonts w:ascii="Symbol" w:hAnsi="Symbol" w:hint="default"/>
+        <w:sz w:val="20"/>
+      </w:rPr>
+    </w:lvl>
+    <w:lvl w:ilvl="7" w:tentative="1">
+      <w:start w:val="1"/>
+      <w:numFmt w:val="bullet"/>
+      <w:lvlText w:val=""/>
+      <w:lvlJc w:val="left"/>
+      <w:pPr>
+        <w:tabs>
+          <w:tab w:val="num" w:pos="5760"/>
+        </w:tabs>
+        <w:ind w:left="5760" w:hanging="360"/>
+      </w:pPr>
+      <w:rPr>
+        <w:rFonts w:ascii="Symbol" w:hAnsi="Symbol" w:hint="default"/>
+        <w:sz w:val="20"/>
+      </w:rPr>
+    </w:lvl>
+    <w:lvl w:ilvl="8" w:tentative="1">
+      <w:start w:val="1"/>
+      <w:numFmt w:val="bullet"/>
+      <w:lvlText w:val=""/>
+      <w:lvlJc w:val="left"/>
+      <w:pPr>
+        <w:tabs>
+          <w:tab w:val="num" w:pos="6480"/>
+        </w:tabs>
+        <w:ind w:left="6480" w:hanging="360"/>
+      </w:pPr>
+      <w:rPr>
+        <w:rFonts w:ascii="Symbol" w:hAnsi="Symbol" w:hint="default"/>
+        <w:sz w:val="20"/>
+      </w:rPr>
+    </w:lvl>
+  </w:abstractNum>
+  <w:abstractNum w:abstractNumId="18" w15:restartNumberingAfterBreak="0">
+    <w:nsid w:val="7895423B"/>
+    <w:multiLevelType w:val="multilevel"/>
+    <w:tmpl w:val="4096209C"/>
+    <w:lvl w:ilvl="0">
+      <w:start w:val="1"/>
+      <w:numFmt w:val="bullet"/>
+      <w:lvlText w:val=""/>
+      <w:lvlJc w:val="left"/>
+      <w:pPr>
+        <w:tabs>
+          <w:tab w:val="num" w:pos="720"/>
+        </w:tabs>
+        <w:ind w:left="720" w:hanging="360"/>
+      </w:pPr>
+      <w:rPr>
+        <w:rFonts w:ascii="Symbol" w:hAnsi="Symbol" w:hint="default"/>
+        <w:sz w:val="20"/>
+      </w:rPr>
+    </w:lvl>
+    <w:lvl w:ilvl="1" w:tentative="1">
+      <w:start w:val="1"/>
+      <w:numFmt w:val="bullet"/>
+      <w:lvlText w:val=""/>
+      <w:lvlJc w:val="left"/>
+      <w:pPr>
+        <w:tabs>
+          <w:tab w:val="num" w:pos="1440"/>
+        </w:tabs>
+        <w:ind w:left="1440" w:hanging="360"/>
+      </w:pPr>
+      <w:rPr>
+        <w:rFonts w:ascii="Symbol" w:hAnsi="Symbol" w:hint="default"/>
+        <w:sz w:val="20"/>
+      </w:rPr>
+    </w:lvl>
+    <w:lvl w:ilvl="2" w:tentative="1">
+      <w:start w:val="1"/>
+      <w:numFmt w:val="bullet"/>
+      <w:lvlText w:val=""/>
+      <w:lvlJc w:val="left"/>
+      <w:pPr>
+        <w:tabs>
+          <w:tab w:val="num" w:pos="2160"/>
+        </w:tabs>
+        <w:ind w:left="2160" w:hanging="360"/>
+      </w:pPr>
+      <w:rPr>
+        <w:rFonts w:ascii="Symbol" w:hAnsi="Symbol" w:hint="default"/>
+        <w:sz w:val="20"/>
+      </w:rPr>
+    </w:lvl>
+    <w:lvl w:ilvl="3" w:tentative="1">
+      <w:start w:val="1"/>
+      <w:numFmt w:val="bullet"/>
+      <w:lvlText w:val=""/>
+      <w:lvlJc w:val="left"/>
+      <w:pPr>
+        <w:tabs>
+          <w:tab w:val="num" w:pos="2880"/>
+        </w:tabs>
+        <w:ind w:left="2880" w:hanging="360"/>
+      </w:pPr>
+      <w:rPr>
+        <w:rFonts w:ascii="Symbol" w:hAnsi="Symbol" w:hint="default"/>
+        <w:sz w:val="20"/>
+      </w:rPr>
+    </w:lvl>
+    <w:lvl w:ilvl="4" w:tentative="1">
+      <w:start w:val="1"/>
+      <w:numFmt w:val="bullet"/>
+      <w:lvlText w:val=""/>
+      <w:lvlJc w:val="left"/>
+      <w:pPr>
+        <w:tabs>
+          <w:tab w:val="num" w:pos="3600"/>
+        </w:tabs>
+        <w:ind w:left="3600" w:hanging="360"/>
+      </w:pPr>
+      <w:rPr>
+        <w:rFonts w:ascii="Symbol" w:hAnsi="Symbol" w:hint="default"/>
+        <w:sz w:val="20"/>
+      </w:rPr>
+    </w:lvl>
+    <w:lvl w:ilvl="5" w:tentative="1">
+      <w:start w:val="1"/>
+      <w:numFmt w:val="bullet"/>
+      <w:lvlText w:val=""/>
+      <w:lvlJc w:val="left"/>
+      <w:pPr>
+        <w:tabs>
+          <w:tab w:val="num" w:pos="4320"/>
+        </w:tabs>
+        <w:ind w:left="4320" w:hanging="360"/>
+      </w:pPr>
+      <w:rPr>
+        <w:rFonts w:ascii="Symbol" w:hAnsi="Symbol" w:hint="default"/>
+        <w:sz w:val="20"/>
+      </w:rPr>
+    </w:lvl>
+    <w:lvl w:ilvl="6" w:tentative="1">
+      <w:start w:val="1"/>
+      <w:numFmt w:val="bullet"/>
+      <w:lvlText w:val=""/>
+      <w:lvlJc w:val="left"/>
+      <w:pPr>
+        <w:tabs>
+          <w:tab w:val="num" w:pos="5040"/>
+        </w:tabs>
+        <w:ind w:left="5040" w:hanging="360"/>
+      </w:pPr>
+      <w:rPr>
+        <w:rFonts w:ascii="Symbol" w:hAnsi="Symbol" w:hint="default"/>
+        <w:sz w:val="20"/>
+      </w:rPr>
+    </w:lvl>
+    <w:lvl w:ilvl="7" w:tentative="1">
+      <w:start w:val="1"/>
+      <w:numFmt w:val="bullet"/>
+      <w:lvlText w:val=""/>
+      <w:lvlJc w:val="left"/>
+      <w:pPr>
+        <w:tabs>
+          <w:tab w:val="num" w:pos="5760"/>
+        </w:tabs>
+        <w:ind w:left="5760" w:hanging="360"/>
+      </w:pPr>
+      <w:rPr>
+        <w:rFonts w:ascii="Symbol" w:hAnsi="Symbol" w:hint="default"/>
+        <w:sz w:val="20"/>
+      </w:rPr>
+    </w:lvl>
+    <w:lvl w:ilvl="8" w:tentative="1">
+      <w:start w:val="1"/>
+      <w:numFmt w:val="bullet"/>
+      <w:lvlText w:val=""/>
+      <w:lvlJc w:val="left"/>
+      <w:pPr>
+        <w:tabs>
+          <w:tab w:val="num" w:pos="6480"/>
+        </w:tabs>
+        <w:ind w:left="6480" w:hanging="360"/>
+      </w:pPr>
+      <w:rPr>
+        <w:rFonts w:ascii="Symbol" w:hAnsi="Symbol" w:hint="default"/>
+        <w:sz w:val="20"/>
+      </w:rPr>
+    </w:lvl>
+  </w:abstractNum>
+  <w:abstractNum w:abstractNumId="19" w15:restartNumberingAfterBreak="0">
+    <w:nsid w:val="792842F5"/>
+    <w:multiLevelType w:val="multilevel"/>
+    <w:tmpl w:val="FA5AF878"/>
+    <w:lvl w:ilvl="0">
+      <w:start w:val="1"/>
+      <w:numFmt w:val="bullet"/>
+      <w:lvlText w:val=""/>
+      <w:lvlJc w:val="left"/>
+      <w:pPr>
+        <w:tabs>
+          <w:tab w:val="num" w:pos="720"/>
+        </w:tabs>
+        <w:ind w:left="720" w:hanging="360"/>
+      </w:pPr>
+      <w:rPr>
+        <w:rFonts w:ascii="Symbol" w:hAnsi="Symbol" w:hint="default"/>
+        <w:sz w:val="20"/>
+      </w:rPr>
+    </w:lvl>
+    <w:lvl w:ilvl="1" w:tentative="1">
+      <w:start w:val="1"/>
+      <w:numFmt w:val="bullet"/>
+      <w:lvlText w:val=""/>
+      <w:lvlJc w:val="left"/>
+      <w:pPr>
+        <w:tabs>
+          <w:tab w:val="num" w:pos="1440"/>
+        </w:tabs>
+        <w:ind w:left="1440" w:hanging="360"/>
+      </w:pPr>
+      <w:rPr>
+        <w:rFonts w:ascii="Symbol" w:hAnsi="Symbol" w:hint="default"/>
+        <w:sz w:val="20"/>
+      </w:rPr>
+    </w:lvl>
+    <w:lvl w:ilvl="2" w:tentative="1">
+      <w:start w:val="1"/>
+      <w:numFmt w:val="bullet"/>
+      <w:lvlText w:val=""/>
+      <w:lvlJc w:val="left"/>
+      <w:pPr>
+        <w:tabs>
+          <w:tab w:val="num" w:pos="2160"/>
+        </w:tabs>
+        <w:ind w:left="2160" w:hanging="360"/>
+      </w:pPr>
+      <w:rPr>
+        <w:rFonts w:ascii="Symbol" w:hAnsi="Symbol" w:hint="default"/>
+        <w:sz w:val="20"/>
+      </w:rPr>
+    </w:lvl>
+    <w:lvl w:ilvl="3" w:tentative="1">
+      <w:start w:val="1"/>
+      <w:numFmt w:val="bullet"/>
+      <w:lvlText w:val=""/>
+      <w:lvlJc w:val="left"/>
+      <w:pPr>
+        <w:tabs>
+          <w:tab w:val="num" w:pos="2880"/>
+        </w:tabs>
+        <w:ind w:left="2880" w:hanging="360"/>
+      </w:pPr>
+      <w:rPr>
+        <w:rFonts w:ascii="Symbol" w:hAnsi="Symbol" w:hint="default"/>
+        <w:sz w:val="20"/>
+      </w:rPr>
+    </w:lvl>
+    <w:lvl w:ilvl="4" w:tentative="1">
+      <w:start w:val="1"/>
+      <w:numFmt w:val="bullet"/>
+      <w:lvlText w:val=""/>
+      <w:lvlJc w:val="left"/>
+      <w:pPr>
+        <w:tabs>
+          <w:tab w:val="num" w:pos="3600"/>
+        </w:tabs>
+        <w:ind w:left="3600" w:hanging="360"/>
+      </w:pPr>
+      <w:rPr>
+        <w:rFonts w:ascii="Symbol" w:hAnsi="Symbol" w:hint="default"/>
+        <w:sz w:val="20"/>
+      </w:rPr>
+    </w:lvl>
+    <w:lvl w:ilvl="5" w:tentative="1">
+      <w:start w:val="1"/>
+      <w:numFmt w:val="bullet"/>
+      <w:lvlText w:val=""/>
+      <w:lvlJc w:val="left"/>
+      <w:pPr>
+        <w:tabs>
+          <w:tab w:val="num" w:pos="4320"/>
+        </w:tabs>
+        <w:ind w:left="4320" w:hanging="360"/>
+      </w:pPr>
+      <w:rPr>
+        <w:rFonts w:ascii="Symbol" w:hAnsi="Symbol" w:hint="default"/>
+        <w:sz w:val="20"/>
+      </w:rPr>
+    </w:lvl>
+    <w:lvl w:ilvl="6" w:tentative="1">
+      <w:start w:val="1"/>
+      <w:numFmt w:val="bullet"/>
+      <w:lvlText w:val=""/>
+      <w:lvlJc w:val="left"/>
+      <w:pPr>
+        <w:tabs>
+          <w:tab w:val="num" w:pos="5040"/>
+        </w:tabs>
+        <w:ind w:left="5040" w:hanging="360"/>
+      </w:pPr>
+      <w:rPr>
+        <w:rFonts w:ascii="Symbol" w:hAnsi="Symbol" w:hint="default"/>
+        <w:sz w:val="20"/>
+      </w:rPr>
+    </w:lvl>
+    <w:lvl w:ilvl="7" w:tentative="1">
+      <w:start w:val="1"/>
+      <w:numFmt w:val="bullet"/>
+      <w:lvlText w:val=""/>
+      <w:lvlJc w:val="left"/>
+      <w:pPr>
+        <w:tabs>
+          <w:tab w:val="num" w:pos="5760"/>
+        </w:tabs>
+        <w:ind w:left="5760" w:hanging="360"/>
+      </w:pPr>
+      <w:rPr>
+        <w:rFonts w:ascii="Symbol" w:hAnsi="Symbol" w:hint="default"/>
+        <w:sz w:val="20"/>
+      </w:rPr>
+    </w:lvl>
+    <w:lvl w:ilvl="8" w:tentative="1">
+      <w:start w:val="1"/>
+      <w:numFmt w:val="bullet"/>
+      <w:lvlText w:val=""/>
+      <w:lvlJc w:val="left"/>
+      <w:pPr>
+        <w:tabs>
+          <w:tab w:val="num" w:pos="6480"/>
+        </w:tabs>
+        <w:ind w:left="6480" w:hanging="360"/>
+      </w:pPr>
+      <w:rPr>
+        <w:rFonts w:ascii="Symbol" w:hAnsi="Symbol" w:hint="default"/>
+        <w:sz w:val="20"/>
+      </w:rPr>
+    </w:lvl>
+  </w:abstractNum>
   <w:num w:numId="1" w16cid:durableId="1721326181">
+    <w:abstractNumId w:val="4"/>
+  </w:num>
+  <w:num w:numId="2" w16cid:durableId="2110849870">
+    <w:abstractNumId w:val="14"/>
+  </w:num>
+  <w:num w:numId="3" w16cid:durableId="721254794">
+    <w:abstractNumId w:val="18"/>
+  </w:num>
+  <w:num w:numId="4" w16cid:durableId="1856335954">
+    <w:abstractNumId w:val="13"/>
+  </w:num>
+  <w:num w:numId="5" w16cid:durableId="2133860319">
+    <w:abstractNumId w:val="10"/>
+  </w:num>
+  <w:num w:numId="6" w16cid:durableId="147284050">
+    <w:abstractNumId w:val="6"/>
+  </w:num>
+  <w:num w:numId="7" w16cid:durableId="958679272">
+    <w:abstractNumId w:val="17"/>
+  </w:num>
+  <w:num w:numId="8" w16cid:durableId="1787197114">
+    <w:abstractNumId w:val="8"/>
+  </w:num>
+  <w:num w:numId="9" w16cid:durableId="1005790765">
+    <w:abstractNumId w:val="1"/>
+  </w:num>
+  <w:num w:numId="10" w16cid:durableId="1067876026">
+    <w:abstractNumId w:val="9"/>
+  </w:num>
+  <w:num w:numId="11" w16cid:durableId="1560364185">
     <w:abstractNumId w:val="0"/>
+  </w:num>
+  <w:num w:numId="12" w16cid:durableId="49815648">
+    <w:abstractNumId w:val="16"/>
+  </w:num>
+  <w:num w:numId="13" w16cid:durableId="1737974366">
+    <w:abstractNumId w:val="11"/>
+  </w:num>
+  <w:num w:numId="14" w16cid:durableId="297418069">
+    <w:abstractNumId w:val="2"/>
+  </w:num>
+  <w:num w:numId="15" w16cid:durableId="1338463016">
+    <w:abstractNumId w:val="5"/>
+  </w:num>
+  <w:num w:numId="16" w16cid:durableId="1602957100">
+    <w:abstractNumId w:val="15"/>
+  </w:num>
+  <w:num w:numId="17" w16cid:durableId="1499542597">
+    <w:abstractNumId w:val="19"/>
+  </w:num>
+  <w:num w:numId="18" w16cid:durableId="284042713">
+    <w:abstractNumId w:val="3"/>
+  </w:num>
+  <w:num w:numId="19" w16cid:durableId="650717830">
+    <w:abstractNumId w:val="7"/>
+  </w:num>
+  <w:num w:numId="20" w16cid:durableId="1475486344">
+    <w:abstractNumId w:val="12"/>
   </w:num>
 </w:numbering>
 </file>
@@ -1531,9 +10242,9 @@
   <w:style w:type="paragraph" w:default="1" w:styleId="a">
     <w:name w:val="Normal"/>
     <w:qFormat/>
-    <w:rsid w:val="005D7943"/>
+    <w:rsid w:val="003736D7"/>
     <w:pPr>
-      <w:spacing w:after="0" w:line="400" w:lineRule="exact"/>
+      <w:spacing w:afterLines="50" w:after="50" w:line="400" w:lineRule="exact"/>
     </w:pPr>
     <w:rPr>
       <w:rFonts w:ascii="Times New Roman" w:eastAsia="宋体" w:hAnsi="Times New Roman" w:cs="Times New Roman"/>
@@ -1569,7 +10280,7 @@
     <w:uiPriority w:val="9"/>
     <w:unhideWhenUsed/>
     <w:qFormat/>
-    <w:rsid w:val="00A66553"/>
+    <w:rsid w:val="002E6DF6"/>
     <w:pPr>
       <w:keepNext/>
       <w:keepLines/>
@@ -1747,7 +10458,7 @@
     <w:basedOn w:val="a0"/>
     <w:link w:val="2"/>
     <w:uiPriority w:val="9"/>
-    <w:rsid w:val="00A66553"/>
+    <w:rsid w:val="002E6DF6"/>
     <w:rPr>
       <w:rFonts w:asciiTheme="majorHAnsi" w:eastAsia="宋体" w:hAnsiTheme="majorHAnsi" w:cstheme="majorBidi"/>
       <w:bCs/>
@@ -1773,7 +10484,6 @@
     <w:name w:val="标题3"/>
     <w:basedOn w:val="2"/>
     <w:link w:val="32"/>
-    <w:qFormat/>
     <w:rsid w:val="006B0020"/>
     <w:rPr>
       <w:rFonts w:ascii="Times New Roman" w:hAnsi="Times New Roman" w:cstheme="minorBidi"/>

--- a/docs/CS599_大作业报告.docx
+++ b/docs/CS599_大作业报告.docx
@@ -216,7 +216,6 @@
                 <w:szCs w:val="32"/>
               </w:rPr>
             </w:pPr>
-            <w:proofErr w:type="gramStart"/>
             <w:r>
               <w:rPr>
                 <w:sz w:val="32"/>
@@ -224,7 +223,6 @@
               </w:rPr>
               <w:t>智能穿搭助手</w:t>
             </w:r>
-            <w:proofErr w:type="gramEnd"/>
             <w:r>
               <w:rPr>
                 <w:sz w:val="32"/>
@@ -300,25 +298,7 @@
                 <w:sz w:val="32"/>
                 <w:szCs w:val="32"/>
               </w:rPr>
-              <w:t>方向</w:t>
-            </w:r>
-            <w:proofErr w:type="gramStart"/>
-            <w:r>
-              <w:rPr>
-                <w:rFonts w:hint="eastAsia"/>
-                <w:sz w:val="32"/>
-                <w:szCs w:val="32"/>
-              </w:rPr>
-              <w:t>一</w:t>
-            </w:r>
-            <w:proofErr w:type="gramEnd"/>
-            <w:r>
-              <w:rPr>
-                <w:rFonts w:hint="eastAsia"/>
-                <w:sz w:val="32"/>
-                <w:szCs w:val="32"/>
-              </w:rPr>
-              <w:t>：</w:t>
+              <w:t>方向一：</w:t>
             </w:r>
             <w:r>
               <w:rPr>
@@ -608,7 +588,6 @@
                 <w:szCs w:val="32"/>
               </w:rPr>
             </w:pPr>
-            <w:proofErr w:type="gramStart"/>
             <w:r>
               <w:rPr>
                 <w:rFonts w:hint="eastAsia"/>
@@ -617,7 +596,6 @@
               </w:rPr>
               <w:t>戚欣</w:t>
             </w:r>
-            <w:proofErr w:type="gramEnd"/>
           </w:p>
         </w:tc>
       </w:tr>
@@ -811,39 +789,15 @@
         <w:spacing w:after="156"/>
       </w:pPr>
       <w:r>
-        <w:t>首先是信息割裂的问题。用户如果想做一个合理</w:t>
-      </w:r>
-      <w:proofErr w:type="gramStart"/>
-      <w:r>
-        <w:t>的穿搭决策</w:t>
-      </w:r>
-      <w:proofErr w:type="gramEnd"/>
-      <w:r>
-        <w:t>，通常需要先打开天气类应用程序查看当天的温度、降水、风速和紫外线情况，再根据自己的记忆回想衣橱里有哪些可穿的衣物，同时还要结合当天的日程安排判断是否有重要会议、约会或者运动计划。这些信息分散在不同的渠道和大脑记忆的不同区域，用户需要在多个应用之间切换，同时还要依赖自己并不完全可靠的记忆。</w:t>
-      </w:r>
-    </w:p>
-    <w:p>
-      <w:pPr>
-        <w:spacing w:after="156"/>
-      </w:pPr>
-      <w:r>
-        <w:t>其次是决策疲劳的问题。</w:t>
-      </w:r>
-      <w:proofErr w:type="gramStart"/>
-      <w:r>
-        <w:t>穿搭决策</w:t>
-      </w:r>
-      <w:proofErr w:type="gramEnd"/>
-      <w:r>
-        <w:t>虽然单次看似不重要，但每天都要做，累积起来消耗了大量的认知资源。尤其是对于每天通勤的上班族或者课业繁重的学生来说，早上时间本就紧张，还要在有限的几分钟内做出一个既舒适又得体</w:t>
-      </w:r>
-      <w:proofErr w:type="gramStart"/>
-      <w:r>
-        <w:t>的穿搭决定</w:t>
-      </w:r>
-      <w:proofErr w:type="gramEnd"/>
-      <w:r>
-        <w:t>，这本身就是一种不必要的负担。</w:t>
+        <w:t>首先是信息割裂的问题。用户如果想做一个合理的穿搭决策，通常需要先打开天气类应用程序查看当天的温度、降水、风速和紫外线情况，再根据自己的记忆回想衣橱里有哪些可穿的衣物，同时还要结合当天的日程安排判断是否有重要会议、约会或者运动计划。这些信息分散在不同的渠道和大脑记忆的不同区域，用户需要在多个应用之间切换，同时还要依赖自己并不完全可靠的记忆。</w:t>
+      </w:r>
+    </w:p>
+    <w:p>
+      <w:pPr>
+        <w:spacing w:after="156"/>
+      </w:pPr>
+      <w:r>
+        <w:t>其次是决策疲劳的问题。穿搭决策虽然单次看似不重要，但每天都要做，累积起来消耗了大量的认知资源。尤其是对于每天通勤的上班族或者课业繁重的学生来说，早上时间本就紧张，还要在有限的几分钟内做出一个既舒适又得体的穿搭决定，这本身就是一种不必要的负担。</w:t>
       </w:r>
     </w:p>
     <w:p>
@@ -859,23 +813,7 @@
         <w:spacing w:after="156"/>
       </w:pPr>
       <w:r>
-        <w:t>最后是经验难以沉淀的问题。每次</w:t>
-      </w:r>
-      <w:proofErr w:type="gramStart"/>
-      <w:r>
-        <w:t>穿搭决策</w:t>
-      </w:r>
-      <w:proofErr w:type="gramEnd"/>
-      <w:r>
-        <w:t>都是独立的，用户今天觉得不错的搭配，可能过几天就忘记了。好的</w:t>
-      </w:r>
-      <w:proofErr w:type="gramStart"/>
-      <w:r>
-        <w:t>穿搭经验</w:t>
-      </w:r>
-      <w:proofErr w:type="gramEnd"/>
-      <w:r>
-        <w:t>无法被系统记录和复用，导致用户每次都要从头开始思考，无法在过往经验的基础上不断优化。</w:t>
+        <w:t>最后是经验难以沉淀的问题。每次穿搭决策都是独立的，用户今天觉得不错的搭配，可能过几天就忘记了。好的穿搭经验无法被系统记录和复用，导致用户每次都要从头开始思考，无法在过往经验的基础上不断优化。</w:t>
       </w:r>
     </w:p>
     <w:p>
@@ -909,15 +847,7 @@
         <w:spacing w:after="156"/>
       </w:pPr>
       <w:r>
-        <w:t>针对上述痛点，本项目设计并实现一个</w:t>
-      </w:r>
-      <w:proofErr w:type="gramStart"/>
-      <w:r>
-        <w:t>智能穿搭助手</w:t>
-      </w:r>
-      <w:proofErr w:type="gramEnd"/>
-      <w:r>
-        <w:t>智能体，其价值体现在以下几个层面。</w:t>
+        <w:t>针对上述痛点，本项目设计并实现一个智能穿搭助手智能体，其价值体现在以下几个层面。</w:t>
       </w:r>
     </w:p>
     <w:p>
@@ -937,15 +867,7 @@
         <w:t>”</w:t>
       </w:r>
       <w:r>
-        <w:t>，智能体就能自动完成天气查询、衣橱检索、场合适配和搭配推理等一系列工作，将</w:t>
-      </w:r>
-      <w:proofErr w:type="gramStart"/>
-      <w:r>
-        <w:t>穿搭决策</w:t>
-      </w:r>
-      <w:proofErr w:type="gramEnd"/>
-      <w:r>
-        <w:t>的时间从几分钟压缩到几秒钟。</w:t>
+        <w:t>，智能体就能自动完成天气查询、衣橱检索、场合适配和搭配推理等一系列工作，将穿搭决策的时间从几分钟压缩到几秒钟。</w:t>
       </w:r>
     </w:p>
     <w:p>
@@ -970,25 +892,20 @@
         <w:spacing w:after="156"/>
       </w:pPr>
       <w:r>
-        <w:t>第四是趣味性，智能体可以给</w:t>
-      </w:r>
-      <w:proofErr w:type="gramStart"/>
-      <w:r>
-        <w:t>穿搭过程</w:t>
-      </w:r>
-      <w:proofErr w:type="gramEnd"/>
-      <w:r>
-        <w:t>增加一些探索和惊喜感，帮助用户发现自己衣橱中原本被忽略的搭配可能。</w:t>
+        <w:t>第四是趣味性，智能体可以给穿搭过程增加一些探索和惊喜感，帮助用户发现自己衣橱中原本被忽略的搭配可能。</w:t>
       </w:r>
     </w:p>
     <w:p>
       <w:pPr>
         <w:pStyle w:val="2"/>
-      </w:pPr>
-      <w:r>
         <w:rPr>
           <w:rFonts w:hint="eastAsia"/>
         </w:rPr>
+      </w:pPr>
+      <w:r>
+        <w:rPr>
+          <w:rFonts w:hint="eastAsia"/>
+        </w:rPr>
         <w:t>1.</w:t>
       </w:r>
       <w:r>
@@ -1009,15 +926,7 @@
         <w:spacing w:after="156"/>
       </w:pPr>
       <w:r>
-        <w:t>本项目的技术路线围绕智能</w:t>
-      </w:r>
-      <w:proofErr w:type="gramStart"/>
-      <w:r>
-        <w:t>体核心</w:t>
-      </w:r>
-      <w:proofErr w:type="gramEnd"/>
-      <w:r>
-        <w:t>能力展开，整体架构采用主从式智能体架构。</w:t>
+        <w:t>本项目的技术路线围绕智能体核心能力展开，整体架构采用主从式智能体架构。</w:t>
       </w:r>
     </w:p>
     <w:p>
@@ -1028,69 +937,24 @@
         <w:t>在智能体框架选择上，本项目使用</w:t>
       </w:r>
       <w:r>
-        <w:t xml:space="preserve"> </w:t>
-      </w:r>
-      <w:proofErr w:type="spellStart"/>
-      <w:r>
-        <w:t>LangGraph</w:t>
-      </w:r>
-      <w:proofErr w:type="spellEnd"/>
-      <w:r>
-        <w:t xml:space="preserve"> </w:t>
+        <w:t xml:space="preserve"> LangGraph </w:t>
       </w:r>
       <w:r>
         <w:t>作为核心开发框架。</w:t>
       </w:r>
-      <w:proofErr w:type="spellStart"/>
-      <w:r>
-        <w:t>LangGraph</w:t>
-      </w:r>
-      <w:proofErr w:type="spellEnd"/>
-      <w:r>
-        <w:t xml:space="preserve"> </w:t>
-      </w:r>
-      <w:r>
-        <w:t>提供了基于</w:t>
-      </w:r>
-      <w:proofErr w:type="gramStart"/>
-      <w:r>
-        <w:t>图结构</w:t>
-      </w:r>
-      <w:proofErr w:type="gramEnd"/>
-      <w:r>
-        <w:t>的状态管理能力，可以清晰定义智能体处理用户请求的每一个步骤，包括意图识别、数据获取、推理决策和结果生成，同时</w:t>
-      </w:r>
-      <w:proofErr w:type="gramStart"/>
-      <w:r>
-        <w:t>天然支持</w:t>
-      </w:r>
-      <w:proofErr w:type="gramEnd"/>
-      <w:r>
-        <w:t>多轮对话中的状态保持和流程分支控制。</w:t>
-      </w:r>
-    </w:p>
-    <w:p>
-      <w:pPr>
-        <w:spacing w:after="156"/>
-      </w:pPr>
-      <w:r>
-        <w:t>在工具调用方面，智能</w:t>
-      </w:r>
-      <w:proofErr w:type="gramStart"/>
-      <w:r>
-        <w:t>体需要</w:t>
-      </w:r>
-      <w:proofErr w:type="gramEnd"/>
-      <w:r>
-        <w:t>具备调用</w:t>
-      </w:r>
-      <w:proofErr w:type="gramStart"/>
-      <w:r>
-        <w:t>外部能力</w:t>
-      </w:r>
-      <w:proofErr w:type="gramEnd"/>
-      <w:r>
-        <w:t>的能力。具体来说，智能体将定义两个核心工具：天气查询工具用于调用天气应用程序编程接口获取实时天气数据并做初步解读，衣橱检索工具用于从用户衣橱中查找符合当前天气和场合条件的衣物。</w:t>
+      <w:r>
+        <w:t xml:space="preserve">LangGraph </w:t>
+      </w:r>
+      <w:r>
+        <w:t>提供了基于图结构的状态管理能力，可以清晰定义智能体处理用户请求的每一个步骤，包括意图识别、数据获取、推理决策和结果生成，同时天然支持多轮对话中的状态保持和流程分支控制。</w:t>
+      </w:r>
+    </w:p>
+    <w:p>
+      <w:pPr>
+        <w:spacing w:after="156"/>
+      </w:pPr>
+      <w:r>
+        <w:t>在工具调用方面，智能体需要具备调用外部能力的能力。具体来说，智能体将定义两个核心工具：天气查询工具用于调用天气应用程序编程接口获取实时天气数据并做初步解读，衣橱检索工具用于从用户衣橱中查找符合当前天气和场合条件的衣物。</w:t>
       </w:r>
     </w:p>
     <w:p>
@@ -1103,13 +967,8 @@
       <w:r>
         <w:t xml:space="preserve"> JSON </w:t>
       </w:r>
-      <w:proofErr w:type="gramStart"/>
-      <w:r>
-        <w:t>格式本地</w:t>
-      </w:r>
-      <w:proofErr w:type="gramEnd"/>
-      <w:r>
-        <w:t>存储，检索采用规则过滤（温度范围匹配</w:t>
+      <w:r>
+        <w:t>格式本地存储，检索采用规则过滤（温度范围匹配</w:t>
       </w:r>
       <w:r>
         <w:t xml:space="preserve"> + </w:t>
@@ -1134,15 +993,7 @@
         <w:t>在智能体架构设计上，本项目采用主从式结构，以</w:t>
       </w:r>
       <w:r>
-        <w:t xml:space="preserve"> </w:t>
-      </w:r>
-      <w:proofErr w:type="spellStart"/>
-      <w:r>
-        <w:t>LangGraph</w:t>
-      </w:r>
-      <w:proofErr w:type="spellEnd"/>
-      <w:r>
-        <w:t xml:space="preserve"> </w:t>
+        <w:t xml:space="preserve"> LangGraph </w:t>
       </w:r>
       <w:r>
         <w:t>作为编排框架。核心只有一个主控智能体，负责整个对话流程的编排和执行；天气工具和衣橱工具作为</w:t>
@@ -1157,27 +1008,11 @@
         <w:t>”</w:t>
       </w:r>
       <w:r>
-        <w:t>组件，由主控智能体按需调用。主控智能</w:t>
-      </w:r>
-      <w:proofErr w:type="gramStart"/>
-      <w:r>
-        <w:t>体首先</w:t>
-      </w:r>
-      <w:proofErr w:type="gramEnd"/>
-      <w:r>
-        <w:t>对用户输入进行意图分类，识别出用户是想问穿搭、查天气还是管理衣橱。根据意图类型，主控智能体依次调用相应的工具函数完成子任务：当需要穿搭建议时，先调用</w:t>
+        <w:t>组件，由主控智能体按需调用。主控智能体首先对用户输入进行意图分类，识别出用户是想问穿搭、查天气还是管理衣橱。根据意图类型，主控智能体依次调用相应的工具函数完成子任务：当需要穿搭建议时，先调用</w:t>
       </w:r>
       <w:r>
         <w:lastRenderedPageBreak/>
-        <w:t>天气工具获取实时天气数据，再调用衣橱工具检索符合条件的衣物，最后将天气数据和衣橱候选整合到提示词中，调用大语言模型生成最终的穿搭建议。这种设计的优势在于架构简洁，所有状态由主控智能体统</w:t>
-      </w:r>
-      <w:proofErr w:type="gramStart"/>
-      <w:r>
-        <w:t>一</w:t>
-      </w:r>
-      <w:proofErr w:type="gramEnd"/>
-      <w:r>
-        <w:t>管理，避免了多智能体之间复杂的通信和协调开销。工具函数作为智能体的</w:t>
+        <w:t>天气工具获取实时天气数据，再调用衣橱工具检索符合条件的衣物，最后将天气数据和衣橱候选整合到提示词中，调用大语言模型生成最终的穿搭建议。这种设计的优势在于架构简洁，所有状态由主控智能体统一管理，避免了多智能体之间复杂的通信和协调开销。工具函数作为智能体的</w:t>
       </w:r>
       <w:r>
         <w:t>“</w:t>
@@ -1197,34 +1032,15 @@
         <w:spacing w:after="156"/>
       </w:pPr>
       <w:r>
-        <w:t>在开发流程上，本项目遵循规格驱动开发方法论，先完成产品规格、架构规格和接口规格的设计文档，再进行代码实现。在交付节奏上，第一周完成最小可行产品版本，实现天气查询</w:t>
-      </w:r>
-      <w:proofErr w:type="gramStart"/>
-      <w:r>
-        <w:t>加固定</w:t>
-      </w:r>
-      <w:proofErr w:type="gramEnd"/>
-      <w:r>
-        <w:t>建议的基础功能，第二周完成增强版本，加入衣橱检索和个性化推荐，最终完成完整的系统演示和文档撰写。</w:t>
-      </w:r>
-    </w:p>
-    <w:p>
-      <w:pPr>
-        <w:spacing w:after="156"/>
-        <w:rPr>
-          <w:rFonts w:hint="eastAsia"/>
-        </w:rPr>
-      </w:pPr>
-      <w:r>
-        <w:t>在部署和评估方面，项目支持本地命令行运行和简单的网页界面两种使用方式。评估将包括功能测试验证各个工具是否正确工作，效果评估对比智能</w:t>
-      </w:r>
-      <w:proofErr w:type="gramStart"/>
-      <w:r>
-        <w:t>体建议</w:t>
-      </w:r>
-      <w:proofErr w:type="gramEnd"/>
-      <w:r>
-        <w:t>与人工建议的质量差异，以及性能测试记录每次请求的耗时和令牌消耗。可观测性方面将通过日志记录智能体的每一步决策过程，便于调试和改进。</w:t>
+        <w:t>在开发流程上，本项目遵循规格驱动开发方法论，先完成产品规格、架构规格和接口规格的设计文档，再进行代码实现。在交付节奏上，第一周完成最小可行产品版本，实现天气查询加固定建议的基础功能，第二周完成增强版本，加入衣橱检索和个性化推荐，最终完成完整的系统演示和文档撰写。</w:t>
+      </w:r>
+    </w:p>
+    <w:p>
+      <w:pPr>
+        <w:spacing w:after="156"/>
+      </w:pPr>
+      <w:r>
+        <w:t>在部署和评估方面，项目支持本地命令行运行和简单的网页界面两种使用方式。评估将包括功能测试验证各个工具是否正确工作，效果评估对比智能体建议与人工建议的质量差异，以及性能测试记录每次请求的耗时和令牌消耗。可观测性方面将通过日志记录智能体的每一步决策过程，便于调试和改进。</w:t>
       </w:r>
     </w:p>
     <w:p>
@@ -1295,15 +1111,7 @@
         <w:t>普通用户</w:t>
       </w:r>
       <w:r>
-        <w:t>：已完成衣橱初始化的用户，可以使用完整</w:t>
-      </w:r>
-      <w:proofErr w:type="gramStart"/>
-      <w:r>
-        <w:t>的穿搭推荐</w:t>
-      </w:r>
-      <w:proofErr w:type="gramEnd"/>
-      <w:r>
-        <w:t>、衣橱管理和偏好学习功能。</w:t>
+        <w:t>：已完成衣橱初始化的用户，可以使用完整的穿搭推荐、衣橱管理和偏好学习功能。</w:t>
       </w:r>
     </w:p>
     <w:p>
@@ -1345,21 +1153,12 @@
       <w:pPr>
         <w:spacing w:after="156"/>
       </w:pPr>
-      <w:proofErr w:type="gramStart"/>
       <w:r>
         <w:rPr>
           <w:b/>
           <w:bCs/>
         </w:rPr>
-        <w:t>穿搭推荐</w:t>
-      </w:r>
-      <w:proofErr w:type="gramEnd"/>
-      <w:r>
-        <w:rPr>
-          <w:b/>
-          <w:bCs/>
-        </w:rPr>
-        <w:t>模块</w:t>
+        <w:t>穿搭推荐模块</w:t>
       </w:r>
     </w:p>
     <w:p>
@@ -1539,15 +1338,7 @@
         <w:t>本节采用</w:t>
       </w:r>
       <w:r>
-        <w:t xml:space="preserve"> </w:t>
-      </w:r>
-      <w:proofErr w:type="spellStart"/>
-      <w:r>
-        <w:t>MoSCoW</w:t>
-      </w:r>
-      <w:proofErr w:type="spellEnd"/>
-      <w:r>
-        <w:t xml:space="preserve"> </w:t>
+        <w:t xml:space="preserve"> MoSCoW </w:t>
       </w:r>
       <w:r>
         <w:t>方法对功能进行优先级划分。</w:t>
@@ -1752,15 +1543,7 @@
         <w:spacing w:after="156"/>
       </w:pPr>
       <w:r>
-        <w:t>推荐结果反馈：用户可以对推荐结果</w:t>
-      </w:r>
-      <w:proofErr w:type="gramStart"/>
-      <w:r>
-        <w:t>进行点赞或</w:t>
-      </w:r>
-      <w:proofErr w:type="gramEnd"/>
-      <w:r>
-        <w:t>点踩，系统据此调整后续推荐的权重。</w:t>
+        <w:t>推荐结果反馈：用户可以对推荐结果进行点赞或点踩，系统据此调整后续推荐的权重。</w:t>
       </w:r>
     </w:p>
     <w:p>
@@ -1897,15 +1680,7 @@
         <w:spacing w:after="156"/>
       </w:pPr>
       <w:r>
-        <w:t>系统应提供清晰的错误提示，当天气应用程序编程接口调用失败或大语言模型服务</w:t>
-      </w:r>
-      <w:proofErr w:type="gramStart"/>
-      <w:r>
-        <w:t>不</w:t>
-      </w:r>
-      <w:proofErr w:type="gramEnd"/>
-      <w:r>
-        <w:t>可用时，应给出友好的错误信息而非直接崩溃。</w:t>
+        <w:t>系统应提供清晰的错误提示，当天气应用程序编程接口调用失败或大语言模型服务不可用时，应给出友好的错误信息而非直接崩溃。</w:t>
       </w:r>
     </w:p>
     <w:p>
@@ -2018,26 +1793,10 @@
         <w:t>，以</w:t>
       </w:r>
       <w:r>
-        <w:t xml:space="preserve"> </w:t>
-      </w:r>
-      <w:proofErr w:type="spellStart"/>
-      <w:r>
-        <w:t>LangGraph</w:t>
-      </w:r>
-      <w:proofErr w:type="spellEnd"/>
-      <w:r>
-        <w:t xml:space="preserve"> </w:t>
-      </w:r>
-      <w:r>
-        <w:t>作为核心编排框架。整体上分为五个层次：用户交互层、智能体编排层、智能</w:t>
-      </w:r>
-      <w:proofErr w:type="gramStart"/>
-      <w:r>
-        <w:t>体执行</w:t>
-      </w:r>
-      <w:proofErr w:type="gramEnd"/>
-      <w:r>
-        <w:t>层、工具服务层和数据存储层。</w:t>
+        <w:t xml:space="preserve"> LangGraph </w:t>
+      </w:r>
+      <w:r>
+        <w:t>作为核心编排框架。整体上分为五个层次：用户交互层、智能体编排层、智能体执行层、工具服务层和数据存储层。</w:t>
       </w:r>
     </w:p>
     <w:p>
@@ -2049,22 +1808,10 @@
           <w:b/>
           <w:bCs/>
         </w:rPr>
-        <w:t>用户交互</w:t>
-      </w:r>
-      <w:proofErr w:type="gramStart"/>
-      <w:r>
-        <w:rPr>
-          <w:b/>
-          <w:bCs/>
-        </w:rPr>
-        <w:t>层</w:t>
-      </w:r>
-      <w:r>
-        <w:t>负责</w:t>
-      </w:r>
-      <w:proofErr w:type="gramEnd"/>
-      <w:r>
-        <w:t>接收用户的自然语言输入并展示系统的回复结果。</w:t>
+        <w:t>用户交互层</w:t>
+      </w:r>
+      <w:r>
+        <w:t>负责接收用户的自然语言输入并展示系统的回复结果。</w:t>
       </w:r>
       <w:r>
         <w:t xml:space="preserve">MVP </w:t>
@@ -2073,15 +1820,7 @@
         <w:t>阶段采用命令行界面，增强版本升级为基于</w:t>
       </w:r>
       <w:r>
-        <w:t xml:space="preserve"> </w:t>
-      </w:r>
-      <w:proofErr w:type="spellStart"/>
-      <w:r>
-        <w:t>Streamlit</w:t>
-      </w:r>
-      <w:proofErr w:type="spellEnd"/>
-      <w:r>
-        <w:t xml:space="preserve"> </w:t>
+        <w:t xml:space="preserve"> Streamlit </w:t>
       </w:r>
       <w:r>
         <w:t>的简单网页界面。</w:t>
@@ -2103,15 +1842,7 @@
         <w:t>是系统的核心调度中枢，基于</w:t>
       </w:r>
       <w:r>
-        <w:t xml:space="preserve"> </w:t>
-      </w:r>
-      <w:proofErr w:type="spellStart"/>
-      <w:r>
-        <w:t>LangGraph</w:t>
-      </w:r>
-      <w:proofErr w:type="spellEnd"/>
-      <w:r>
-        <w:t xml:space="preserve"> </w:t>
+        <w:t xml:space="preserve"> LangGraph </w:t>
       </w:r>
       <w:r>
         <w:t>构建。该层维护整个对话的状态，根据用户输入识别意图，决定调用哪个智能体或工具，并协调数据流转。</w:t>
@@ -2126,23 +1857,7 @@
           <w:b/>
           <w:bCs/>
         </w:rPr>
-        <w:t>智能</w:t>
-      </w:r>
-      <w:proofErr w:type="gramStart"/>
-      <w:r>
-        <w:rPr>
-          <w:b/>
-          <w:bCs/>
-        </w:rPr>
-        <w:t>体执行</w:t>
-      </w:r>
-      <w:proofErr w:type="gramEnd"/>
-      <w:r>
-        <w:rPr>
-          <w:b/>
-          <w:bCs/>
-        </w:rPr>
-        <w:t>层</w:t>
+        <w:t>智能体执行层</w:t>
       </w:r>
       <w:r>
         <w:t>包含两个核心智能体：</w:t>
@@ -2183,15 +1898,7 @@
         <w:t>时尚顾问智能体</w:t>
       </w:r>
       <w:r>
-        <w:t>：负责综合天气数据、衣橱</w:t>
-      </w:r>
-      <w:proofErr w:type="gramStart"/>
-      <w:r>
-        <w:t>候选和</w:t>
-      </w:r>
-      <w:proofErr w:type="gramEnd"/>
-      <w:r>
-        <w:t>用户偏好，生成最终的穿搭建议。</w:t>
+        <w:t>：负责综合天气数据、衣橱候选和用户偏好，生成最终的穿搭建议。</w:t>
       </w:r>
     </w:p>
     <w:p>
@@ -2250,15 +1957,7 @@
         <w:t>衣橱工具</w:t>
       </w:r>
       <w:r>
-        <w:t>：封装对衣橱数据的</w:t>
-      </w:r>
-      <w:proofErr w:type="gramStart"/>
-      <w:r>
-        <w:t>增删改查和</w:t>
-      </w:r>
-      <w:proofErr w:type="gramEnd"/>
-      <w:r>
-        <w:t>规则过滤检索。</w:t>
+        <w:t>：封装对衣橱数据的增删改查和规则过滤检索。</w:t>
       </w:r>
     </w:p>
     <w:p>
@@ -2270,22 +1969,10 @@
           <w:b/>
           <w:bCs/>
         </w:rPr>
-        <w:t>数据存储</w:t>
-      </w:r>
-      <w:proofErr w:type="gramStart"/>
-      <w:r>
-        <w:rPr>
-          <w:b/>
-          <w:bCs/>
-        </w:rPr>
-        <w:t>层</w:t>
-      </w:r>
-      <w:r>
-        <w:t>负责</w:t>
-      </w:r>
-      <w:proofErr w:type="gramEnd"/>
-      <w:r>
-        <w:t>持久化数据：</w:t>
+        <w:t>数据存储层</w:t>
+      </w:r>
+      <w:r>
+        <w:t>负责持久化数据：</w:t>
       </w:r>
     </w:p>
     <w:p>
@@ -2324,15 +2011,7 @@
         <w:t>对话状态由</w:t>
       </w:r>
       <w:r>
-        <w:t xml:space="preserve"> </w:t>
-      </w:r>
-      <w:proofErr w:type="spellStart"/>
-      <w:r>
-        <w:t>LangGraph</w:t>
-      </w:r>
-      <w:proofErr w:type="spellEnd"/>
-      <w:r>
-        <w:t xml:space="preserve"> </w:t>
+        <w:t xml:space="preserve"> LangGraph </w:t>
       </w:r>
       <w:r>
         <w:t>在内存中维护（支持多轮对话）。</w:t>
@@ -2395,23 +2074,7 @@
         <w:spacing w:after="156"/>
       </w:pPr>
       <w:r>
-        <w:t>主控智能</w:t>
-      </w:r>
-      <w:proofErr w:type="gramStart"/>
-      <w:r>
-        <w:t>体负责</w:t>
-      </w:r>
-      <w:proofErr w:type="gramEnd"/>
-      <w:r>
-        <w:t>整个对话流程的编排。它接收用户的原始输入，通过大语言模型进行意图分类，识别出用户是想问穿搭、查天气、管理衣橱还是记录偏好。根据意图类型，主控智能</w:t>
-      </w:r>
-      <w:proofErr w:type="gramStart"/>
-      <w:r>
-        <w:t>体执行</w:t>
-      </w:r>
-      <w:proofErr w:type="gramEnd"/>
-      <w:r>
-        <w:t>以下动作：</w:t>
+        <w:t>主控智能体负责整个对话流程的编排。它接收用户的原始输入，通过大语言模型进行意图分类，识别出用户是想问穿搭、查天气、管理衣橱还是记录偏好。根据意图类型，主控智能体执行以下动作：</w:t>
       </w:r>
     </w:p>
     <w:p>
@@ -2491,15 +2154,7 @@
         <w:t>主控智能体还负责维护</w:t>
       </w:r>
       <w:r>
-        <w:t xml:space="preserve"> </w:t>
-      </w:r>
-      <w:proofErr w:type="spellStart"/>
-      <w:r>
-        <w:t>LangGraph</w:t>
-      </w:r>
-      <w:proofErr w:type="spellEnd"/>
-      <w:r>
-        <w:t xml:space="preserve"> </w:t>
+        <w:t xml:space="preserve"> LangGraph </w:t>
       </w:r>
       <w:r>
         <w:t>中的状态对象，确保数据在节点之间正确传递，并管理多轮对话的上下文历史。</w:t>
@@ -2550,23 +2205,7 @@
         <w:spacing w:after="156"/>
       </w:pPr>
       <w:r>
-        <w:t>时尚顾问智能</w:t>
-      </w:r>
-      <w:proofErr w:type="gramStart"/>
-      <w:r>
-        <w:t>体负责</w:t>
-      </w:r>
-      <w:proofErr w:type="gramEnd"/>
-      <w:r>
-        <w:t>最终的推荐生成。它接收主控智能体传递的天气数据、衣橱候选列表和场合信息，结合用户偏好，调用大语言模型</w:t>
-      </w:r>
-      <w:proofErr w:type="gramStart"/>
-      <w:r>
-        <w:t>生成穿搭建</w:t>
-      </w:r>
-      <w:proofErr w:type="gramEnd"/>
-      <w:r>
-        <w:t>议。时尚</w:t>
+        <w:t>时尚顾问智能体负责最终的推荐生成。它接收主控智能体传递的天气数据、衣橱候选列表和场合信息，结合用户偏好，调用大语言模型生成穿搭建议。时尚</w:t>
       </w:r>
       <w:r>
         <w:lastRenderedPageBreak/>
@@ -2668,15 +2307,7 @@
         <w:spacing w:after="156"/>
       </w:pPr>
       <w:r>
-        <w:t>衣橱工具负责衣橱的所有操作。它支持四种类型的任务：查询衣物列表、添加新衣物、删除衣物、更新衣物信息。其中</w:t>
-      </w:r>
-      <w:proofErr w:type="gramStart"/>
-      <w:r>
-        <w:t>最</w:t>
-      </w:r>
-      <w:proofErr w:type="gramEnd"/>
-      <w:r>
-        <w:t>核心的是检索任务：衣橱工具接收天气条件、场合类型和用户偏好作为查询条件，基于规则过滤（温度范围匹配</w:t>
+        <w:t>衣橱工具负责衣橱的所有操作。它支持四种类型的任务：查询衣物列表、添加新衣物、删除衣物、更新衣物信息。其中最核心的是检索任务：衣橱工具接收天气条件、场合类型和用户偏好作为查询条件，基于规则过滤（温度范围匹配</w:t>
       </w:r>
       <w:r>
         <w:t xml:space="preserve"> + </w:t>
@@ -2911,13 +2542,8 @@
       <w:pPr>
         <w:spacing w:after="156"/>
       </w:pPr>
-      <w:proofErr w:type="spellStart"/>
-      <w:r>
-        <w:t>LangGraph</w:t>
-      </w:r>
-      <w:proofErr w:type="spellEnd"/>
-      <w:r>
-        <w:t xml:space="preserve"> </w:t>
+      <w:r>
+        <w:t xml:space="preserve">LangGraph </w:t>
       </w:r>
       <w:r>
         <w:t>中维护的状态对象包含以下字段：</w:t>
@@ -3054,7 +2680,6 @@
             <w:pPr>
               <w:spacing w:after="156"/>
             </w:pPr>
-            <w:proofErr w:type="spellStart"/>
             <w:r>
               <w:rPr>
                 <w:rFonts w:ascii="Segoe UI" w:hAnsi="Segoe UI" w:cs="Segoe UI"/>
@@ -3065,7 +2690,6 @@
               </w:rPr>
               <w:t>user_input</w:t>
             </w:r>
-            <w:proofErr w:type="spellEnd"/>
           </w:p>
         </w:tc>
         <w:tc>
@@ -3160,7 +2784,6 @@
             <w:pPr>
               <w:spacing w:after="156"/>
             </w:pPr>
-            <w:proofErr w:type="spellStart"/>
             <w:r>
               <w:rPr>
                 <w:rFonts w:ascii="Segoe UI" w:hAnsi="Segoe UI" w:cs="Segoe UI"/>
@@ -3171,7 +2794,6 @@
               </w:rPr>
               <w:t>weather_data</w:t>
             </w:r>
-            <w:proofErr w:type="spellEnd"/>
           </w:p>
         </w:tc>
         <w:tc>
@@ -3260,7 +2882,6 @@
             <w:pPr>
               <w:spacing w:after="156"/>
             </w:pPr>
-            <w:proofErr w:type="spellStart"/>
             <w:r>
               <w:rPr>
                 <w:rFonts w:ascii="Segoe UI" w:hAnsi="Segoe UI" w:cs="Segoe UI"/>
@@ -3271,7 +2892,6 @@
               </w:rPr>
               <w:t>wardrobe_candidates</w:t>
             </w:r>
-            <w:proofErr w:type="spellEnd"/>
           </w:p>
         </w:tc>
         <w:tc>
@@ -3304,7 +2924,6 @@
             <w:pPr>
               <w:spacing w:after="156"/>
             </w:pPr>
-            <w:proofErr w:type="spellStart"/>
             <w:r>
               <w:rPr>
                 <w:rFonts w:ascii="Segoe UI" w:hAnsi="Segoe UI" w:cs="Segoe UI"/>
@@ -3315,7 +2934,6 @@
               </w:rPr>
               <w:t>final_output</w:t>
             </w:r>
-            <w:proofErr w:type="spellEnd"/>
           </w:p>
         </w:tc>
         <w:tc>
@@ -3348,7 +2966,6 @@
             <w:pPr>
               <w:spacing w:after="156"/>
             </w:pPr>
-            <w:proofErr w:type="spellStart"/>
             <w:r>
               <w:rPr>
                 <w:rFonts w:ascii="Segoe UI" w:hAnsi="Segoe UI" w:cs="Segoe UI"/>
@@ -3359,7 +2976,6 @@
               </w:rPr>
               <w:t>chat_history</w:t>
             </w:r>
-            <w:proofErr w:type="spellEnd"/>
           </w:p>
         </w:tc>
         <w:tc>
@@ -3407,15 +3023,7 @@
       </w:pPr>
       <w:r>
         <w:lastRenderedPageBreak/>
-        <w:t>衣橱存储接口采用抽象类设计，定义了</w:t>
-      </w:r>
-      <w:proofErr w:type="gramStart"/>
-      <w:r>
-        <w:t>增删改查的</w:t>
-      </w:r>
-      <w:proofErr w:type="gramEnd"/>
-      <w:r>
-        <w:t>标准方法。当前实现使用</w:t>
+        <w:t>衣橱存储接口采用抽象类设计，定义了增删改查的标准方法。当前实现使用</w:t>
       </w:r>
       <w:r>
         <w:t xml:space="preserve"> JSON </w:t>
@@ -3467,15 +3075,7 @@
         <w:spacing w:after="156"/>
       </w:pPr>
       <w:r>
-        <w:t>工具函数通过</w:t>
-      </w:r>
-      <w:proofErr w:type="gramStart"/>
-      <w:r>
-        <w:t>装饰器注册</w:t>
-      </w:r>
-      <w:proofErr w:type="gramEnd"/>
-      <w:r>
-        <w:t>到工具注册表，新增工具只需编写函数并添加装饰器，无需修改主控智能体的代码。</w:t>
+        <w:t>工具函数通过装饰器注册到工具注册表，新增工具只需编写函数并添加装饰器，无需修改主控智能体的代码。</w:t>
       </w:r>
     </w:p>
     <w:p>
@@ -3529,15 +3129,7 @@
         <w:t>函数的形式实现，通过</w:t>
       </w:r>
       <w:r>
-        <w:t xml:space="preserve"> </w:t>
-      </w:r>
-      <w:proofErr w:type="spellStart"/>
-      <w:r>
-        <w:t>LangChain</w:t>
-      </w:r>
-      <w:proofErr w:type="spellEnd"/>
-      <w:r>
-        <w:t xml:space="preserve"> </w:t>
+        <w:t xml:space="preserve"> LangChain </w:t>
       </w:r>
       <w:r>
         <w:t>的</w:t>
@@ -3545,13 +3137,8 @@
       <w:r>
         <w:t xml:space="preserve"> @tool </w:t>
       </w:r>
-      <w:proofErr w:type="gramStart"/>
-      <w:r>
-        <w:t>装饰器</w:t>
-      </w:r>
-      <w:proofErr w:type="gramEnd"/>
-      <w:r>
-        <w:t>注册。</w:t>
+      <w:r>
+        <w:t>装饰器注册。</w:t>
       </w:r>
     </w:p>
     <w:p>
@@ -3563,23 +3150,7 @@
           <w:b/>
           <w:bCs/>
         </w:rPr>
-        <w:t>工具</w:t>
-      </w:r>
-      <w:proofErr w:type="gramStart"/>
-      <w:r>
-        <w:rPr>
-          <w:b/>
-          <w:bCs/>
-        </w:rPr>
-        <w:t>一</w:t>
-      </w:r>
-      <w:proofErr w:type="gramEnd"/>
-      <w:r>
-        <w:rPr>
-          <w:b/>
-          <w:bCs/>
-        </w:rPr>
-        <w:t>：获取天气</w:t>
+        <w:t>工具一：获取天气</w:t>
       </w:r>
     </w:p>
     <w:p>
@@ -3600,11 +3171,9 @@
       <w:r>
         <w:t>：</w:t>
       </w:r>
-      <w:proofErr w:type="spellStart"/>
       <w:r>
         <w:t>get_weather</w:t>
       </w:r>
-      <w:proofErr w:type="spellEnd"/>
     </w:p>
     <w:p>
       <w:pPr>
@@ -3622,15 +3191,7 @@
         <w:t>功能描述</w:t>
       </w:r>
       <w:r>
-        <w:t>：获取指定城市的实时天气数据，包括温度、天气状况、湿度、风速和紫外线指数，并返回</w:t>
-      </w:r>
-      <w:proofErr w:type="gramStart"/>
-      <w:r>
-        <w:t>适合穿搭的</w:t>
-      </w:r>
-      <w:proofErr w:type="gramEnd"/>
-      <w:r>
-        <w:t>解读提示。</w:t>
+        <w:t>：获取指定城市的实时天气数据，包括温度、天气状况、湿度、风速和紫外线指数，并返回适合穿搭的解读提示。</w:t>
       </w:r>
     </w:p>
     <w:p>
@@ -3691,15 +3252,7 @@
         <w:t>。系统内部通过城市名称查询表或</w:t>
       </w:r>
       <w:r>
-        <w:t xml:space="preserve"> </w:t>
-      </w:r>
-      <w:proofErr w:type="spellStart"/>
-      <w:r>
-        <w:t>GeoAPI</w:t>
-      </w:r>
-      <w:proofErr w:type="spellEnd"/>
-      <w:r>
-        <w:t xml:space="preserve"> </w:t>
+        <w:t xml:space="preserve"> GeoAPI </w:t>
       </w:r>
       <w:r>
         <w:t>转换为和风天气城市代码。</w:t>
@@ -3724,13 +3277,8 @@
         <w:t>：返回</w:t>
       </w:r>
       <w:r>
-        <w:t xml:space="preserve"> </w:t>
-      </w:r>
-      <w:proofErr w:type="spellStart"/>
-      <w:r>
-        <w:t>dict</w:t>
-      </w:r>
-      <w:proofErr w:type="spellEnd"/>
+        <w:t xml:space="preserve"> dict</w:t>
+      </w:r>
       <w:r>
         <w:t>，包含：</w:t>
       </w:r>
@@ -3827,11 +3375,9 @@
         </w:numPr>
         <w:spacing w:after="156"/>
       </w:pPr>
-      <w:proofErr w:type="spellStart"/>
       <w:r>
         <w:t>wind_speed</w:t>
       </w:r>
-      <w:proofErr w:type="spellEnd"/>
       <w:r>
         <w:t>（</w:t>
       </w:r>
@@ -3865,12 +3411,10 @@
         </w:numPr>
         <w:spacing w:after="156"/>
       </w:pPr>
-      <w:proofErr w:type="spellStart"/>
       <w:r>
         <w:lastRenderedPageBreak/>
         <w:t>uvi</w:t>
       </w:r>
-      <w:proofErr w:type="spellEnd"/>
       <w:r>
         <w:t>（</w:t>
       </w:r>
@@ -3899,15 +3443,7 @@
         <w:t>str</w:t>
       </w:r>
       <w:r>
-        <w:t>）：</w:t>
-      </w:r>
-      <w:proofErr w:type="gramStart"/>
-      <w:r>
-        <w:t>穿搭解读</w:t>
-      </w:r>
-      <w:proofErr w:type="gramEnd"/>
-      <w:r>
-        <w:t>提示，如</w:t>
+        <w:t>）：穿搭解读提示，如</w:t>
       </w:r>
       <w:r>
         <w:t>"</w:t>
@@ -3949,11 +3485,9 @@
       <w:r>
         <w:t>：</w:t>
       </w:r>
-      <w:proofErr w:type="spellStart"/>
       <w:r>
         <w:t>search_wardrobe</w:t>
       </w:r>
-      <w:proofErr w:type="spellEnd"/>
     </w:p>
     <w:p>
       <w:pPr>
@@ -4202,13 +3736,8 @@
         <w:t>，每个元素为</w:t>
       </w:r>
       <w:r>
-        <w:t xml:space="preserve"> </w:t>
-      </w:r>
-      <w:proofErr w:type="spellStart"/>
-      <w:r>
-        <w:t>dict</w:t>
-      </w:r>
-      <w:proofErr w:type="spellEnd"/>
+        <w:t xml:space="preserve"> dict</w:t>
+      </w:r>
       <w:r>
         <w:t>，包含：</w:t>
       </w:r>
@@ -4359,11 +3888,9 @@
         </w:numPr>
         <w:spacing w:after="156"/>
       </w:pPr>
-      <w:proofErr w:type="spellStart"/>
       <w:r>
         <w:t>suitable_temp_min</w:t>
       </w:r>
-      <w:proofErr w:type="spellEnd"/>
       <w:r>
         <w:t>（</w:t>
       </w:r>
@@ -4382,11 +3909,9 @@
         </w:numPr>
         <w:spacing w:after="156"/>
       </w:pPr>
-      <w:proofErr w:type="spellStart"/>
       <w:r>
         <w:t>suitable_temp_max</w:t>
       </w:r>
-      <w:proofErr w:type="spellEnd"/>
       <w:r>
         <w:t>（</w:t>
       </w:r>
@@ -4405,11 +3930,9 @@
         </w:numPr>
         <w:spacing w:after="156"/>
       </w:pPr>
-      <w:proofErr w:type="spellStart"/>
       <w:r>
         <w:t>occasion_tags</w:t>
       </w:r>
-      <w:proofErr w:type="spellEnd"/>
       <w:r>
         <w:t>（</w:t>
       </w:r>
@@ -4453,11 +3976,9 @@
       <w:r>
         <w:t>：</w:t>
       </w:r>
-      <w:proofErr w:type="spellStart"/>
       <w:r>
         <w:t>add_clothing</w:t>
       </w:r>
-      <w:proofErr w:type="spellEnd"/>
     </w:p>
     <w:p>
       <w:pPr>
@@ -4590,11 +4111,9 @@
         </w:numPr>
         <w:spacing w:after="156"/>
       </w:pPr>
-      <w:proofErr w:type="spellStart"/>
       <w:r>
         <w:t>suitable_temp_min</w:t>
       </w:r>
-      <w:proofErr w:type="spellEnd"/>
       <w:r>
         <w:t>（</w:t>
       </w:r>
@@ -4616,11 +4135,9 @@
         </w:numPr>
         <w:spacing w:after="156"/>
       </w:pPr>
-      <w:proofErr w:type="spellStart"/>
       <w:r>
         <w:t>suitable_temp_max</w:t>
       </w:r>
-      <w:proofErr w:type="spellEnd"/>
       <w:r>
         <w:t>（</w:t>
       </w:r>
@@ -4642,11 +4159,9 @@
         </w:numPr>
         <w:spacing w:after="156"/>
       </w:pPr>
-      <w:proofErr w:type="spellStart"/>
       <w:r>
         <w:t>occasion_tags</w:t>
       </w:r>
-      <w:proofErr w:type="spellEnd"/>
       <w:r>
         <w:t>（</w:t>
       </w:r>
@@ -4679,13 +4194,8 @@
         <w:t>：返回</w:t>
       </w:r>
       <w:r>
-        <w:t xml:space="preserve"> </w:t>
-      </w:r>
-      <w:proofErr w:type="spellStart"/>
-      <w:r>
-        <w:t>dict</w:t>
-      </w:r>
-      <w:proofErr w:type="spellEnd"/>
+        <w:t xml:space="preserve"> dict</w:t>
+      </w:r>
       <w:r>
         <w:t>，包含</w:t>
       </w:r>
@@ -4762,11 +4272,9 @@
       <w:r>
         <w:t>：</w:t>
       </w:r>
-      <w:proofErr w:type="spellStart"/>
       <w:r>
         <w:t>delete_clothing</w:t>
       </w:r>
-      <w:proofErr w:type="spellEnd"/>
     </w:p>
     <w:p>
       <w:pPr>
@@ -4814,11 +4322,9 @@
         </w:numPr>
         <w:spacing w:after="156"/>
       </w:pPr>
-      <w:proofErr w:type="spellStart"/>
       <w:r>
         <w:t>clothing_id</w:t>
       </w:r>
-      <w:proofErr w:type="spellEnd"/>
       <w:r>
         <w:t>（</w:t>
       </w:r>
@@ -4848,13 +4354,8 @@
         <w:t>：返回</w:t>
       </w:r>
       <w:r>
-        <w:t xml:space="preserve"> </w:t>
-      </w:r>
-      <w:proofErr w:type="spellStart"/>
-      <w:r>
-        <w:t>dict</w:t>
-      </w:r>
-      <w:proofErr w:type="spellEnd"/>
+        <w:t xml:space="preserve"> dict</w:t>
+      </w:r>
       <w:r>
         <w:t>，包含</w:t>
       </w:r>
@@ -4913,11 +4414,9 @@
       <w:r>
         <w:t>：</w:t>
       </w:r>
-      <w:proofErr w:type="spellStart"/>
       <w:r>
         <w:t>list_wardrobe</w:t>
       </w:r>
-      <w:proofErr w:type="spellEnd"/>
     </w:p>
     <w:p>
       <w:pPr>
@@ -5012,11 +4511,9 @@
       <w:r>
         <w:t>：</w:t>
       </w:r>
-      <w:proofErr w:type="spellStart"/>
       <w:r>
         <w:t>update_clothing</w:t>
       </w:r>
-      <w:proofErr w:type="spellEnd"/>
     </w:p>
     <w:p>
       <w:pPr>
@@ -5065,11 +4562,9 @@
         </w:numPr>
         <w:spacing w:after="156"/>
       </w:pPr>
-      <w:proofErr w:type="spellStart"/>
       <w:r>
         <w:t>clothing_id</w:t>
       </w:r>
-      <w:proofErr w:type="spellEnd"/>
       <w:r>
         <w:t>（</w:t>
       </w:r>
@@ -5172,11 +4667,9 @@
         </w:numPr>
         <w:spacing w:after="156"/>
       </w:pPr>
-      <w:proofErr w:type="spellStart"/>
       <w:r>
         <w:t>suitable_temp_min</w:t>
       </w:r>
-      <w:proofErr w:type="spellEnd"/>
       <w:r>
         <w:t>（</w:t>
       </w:r>
@@ -5195,11 +4688,9 @@
         </w:numPr>
         <w:spacing w:after="156"/>
       </w:pPr>
-      <w:proofErr w:type="spellStart"/>
       <w:r>
         <w:t>suitable_temp_max</w:t>
       </w:r>
-      <w:proofErr w:type="spellEnd"/>
       <w:r>
         <w:t>（</w:t>
       </w:r>
@@ -5218,11 +4709,9 @@
         </w:numPr>
         <w:spacing w:after="156"/>
       </w:pPr>
-      <w:proofErr w:type="spellStart"/>
       <w:r>
         <w:t>occasion_tags</w:t>
       </w:r>
-      <w:proofErr w:type="spellEnd"/>
       <w:r>
         <w:t>（</w:t>
       </w:r>
@@ -5252,13 +4741,8 @@
         <w:t>：返回</w:t>
       </w:r>
       <w:r>
-        <w:t xml:space="preserve"> </w:t>
-      </w:r>
-      <w:proofErr w:type="spellStart"/>
-      <w:r>
-        <w:t>dict</w:t>
-      </w:r>
-      <w:proofErr w:type="spellEnd"/>
+        <w:t xml:space="preserve"> dict</w:t>
+      </w:r>
       <w:r>
         <w:t>，包含</w:t>
       </w:r>
@@ -5390,15 +4874,7 @@
         <w:spacing w:after="156"/>
       </w:pPr>
       <w:r>
-        <w:t>方式</w:t>
-      </w:r>
-      <w:proofErr w:type="gramStart"/>
-      <w:r>
-        <w:t>一</w:t>
-      </w:r>
-      <w:proofErr w:type="gramEnd"/>
-      <w:r>
-        <w:t>：内置常用城市名称到城市代码的映射表（覆盖中国主要城市）。</w:t>
+        <w:t>方式一：内置常用城市名称到城市代码的映射表（覆盖中国主要城市）。</w:t>
       </w:r>
     </w:p>
     <w:p>
@@ -5410,26 +4886,10 @@
         <w:spacing w:after="156"/>
       </w:pPr>
       <w:r>
-        <w:t>方式二：对于</w:t>
-      </w:r>
-      <w:proofErr w:type="gramStart"/>
-      <w:r>
-        <w:t>映射表未覆盖</w:t>
-      </w:r>
-      <w:proofErr w:type="gramEnd"/>
-      <w:r>
-        <w:t>的城市，调用和风天气</w:t>
-      </w:r>
-      <w:r>
-        <w:t xml:space="preserve"> </w:t>
-      </w:r>
-      <w:proofErr w:type="spellStart"/>
-      <w:r>
-        <w:t>GeoAPI</w:t>
-      </w:r>
-      <w:proofErr w:type="spellEnd"/>
-      <w:r>
-        <w:t xml:space="preserve"> </w:t>
+        <w:t>方式二：对于映射表未覆盖的城市，调用和风天气</w:t>
+      </w:r>
+      <w:r>
+        <w:t xml:space="preserve"> GeoAPI </w:t>
       </w:r>
       <w:r>
         <w:t>将城市名称转换为城市代码。</w:t>
@@ -5631,15 +5091,7 @@
         <w:t>意图分类：使用</w:t>
       </w:r>
       <w:r>
-        <w:t xml:space="preserve"> </w:t>
-      </w:r>
-      <w:proofErr w:type="spellStart"/>
-      <w:r>
-        <w:t>deepseek</w:t>
-      </w:r>
-      <w:proofErr w:type="spellEnd"/>
-      <w:r>
-        <w:t>-chat</w:t>
+        <w:t xml:space="preserve"> deepseek-chat</w:t>
       </w:r>
       <w:r>
         <w:t>（</w:t>
@@ -5669,15 +5121,7 @@
         <w:t>穿搭建议生成：使用</w:t>
       </w:r>
       <w:r>
-        <w:t xml:space="preserve"> </w:t>
-      </w:r>
-      <w:proofErr w:type="spellStart"/>
-      <w:r>
-        <w:t>deepseek</w:t>
-      </w:r>
-      <w:proofErr w:type="spellEnd"/>
-      <w:r>
-        <w:t>-chat</w:t>
+        <w:t xml:space="preserve"> deepseek-chat</w:t>
       </w:r>
       <w:r>
         <w:t>（</w:t>
@@ -5875,21 +5319,12 @@
         </w:rPr>
         <w:t>增强版阶段（</w:t>
       </w:r>
-      <w:proofErr w:type="spellStart"/>
       <w:r>
         <w:rPr>
           <w:b/>
           <w:bCs/>
         </w:rPr>
-        <w:t>Streamlit</w:t>
-      </w:r>
-      <w:proofErr w:type="spellEnd"/>
-      <w:r>
-        <w:rPr>
-          <w:b/>
-          <w:bCs/>
-        </w:rPr>
-        <w:t xml:space="preserve"> Web + HTTP API</w:t>
+        <w:t>Streamlit Web + HTTP API</w:t>
       </w:r>
       <w:r>
         <w:rPr>
@@ -5930,13 +5365,8 @@
         <w:t>：</w:t>
       </w:r>
       <w:r>
-        <w:t>/</w:t>
-      </w:r>
-      <w:proofErr w:type="gramStart"/>
-      <w:r>
-        <w:t>chat</w:t>
-      </w:r>
-      <w:proofErr w:type="gramEnd"/>
+        <w:t>/chat</w:t>
+      </w:r>
     </w:p>
     <w:p>
       <w:pPr>
@@ -5979,13 +5409,8 @@
         <w:t>：</w:t>
       </w:r>
       <w:r>
-        <w:t>Content-Type: application/</w:t>
-      </w:r>
-      <w:proofErr w:type="spellStart"/>
-      <w:r>
-        <w:t>json</w:t>
-      </w:r>
-      <w:proofErr w:type="spellEnd"/>
+        <w:t>Content-Type: application/json</w:t>
+      </w:r>
     </w:p>
     <w:p>
       <w:pPr>
@@ -6031,11 +5456,31 @@
         <w:spacing w:after="156"/>
       </w:pPr>
       <w:r>
+        <w:t xml:space="preserve">  "message": "</w:t>
+      </w:r>
+      <w:r>
+        <w:t>用户输入文本</w:t>
+      </w:r>
+      <w:r>
+        <w:t>",</w:t>
+      </w:r>
+    </w:p>
+    <w:p>
+      <w:pPr>
+        <w:spacing w:after="156"/>
+      </w:pPr>
+      <w:r>
         <w:lastRenderedPageBreak/>
-        <w:t xml:space="preserve">  "message": "</w:t>
-      </w:r>
-      <w:r>
-        <w:t>用户输入文本</w:t>
+        <w:t xml:space="preserve">  "user_id": "</w:t>
+      </w:r>
+      <w:r>
+        <w:t>用户标识（可选，默认</w:t>
+      </w:r>
+      <w:r>
+        <w:t xml:space="preserve"> default</w:t>
+      </w:r>
+      <w:r>
+        <w:t>）</w:t>
       </w:r>
       <w:r>
         <w:t>",</w:t>
@@ -6046,43 +5491,7 @@
         <w:spacing w:after="156"/>
       </w:pPr>
       <w:r>
-        <w:t xml:space="preserve">  "</w:t>
-      </w:r>
-      <w:proofErr w:type="spellStart"/>
-      <w:r>
-        <w:t>user_id</w:t>
-      </w:r>
-      <w:proofErr w:type="spellEnd"/>
-      <w:r>
-        <w:t>": "</w:t>
-      </w:r>
-      <w:r>
-        <w:t>用户标识（可选，默认</w:t>
-      </w:r>
-      <w:r>
-        <w:t xml:space="preserve"> default</w:t>
-      </w:r>
-      <w:r>
-        <w:t>）</w:t>
-      </w:r>
-      <w:r>
-        <w:t>",</w:t>
-      </w:r>
-    </w:p>
-    <w:p>
-      <w:pPr>
-        <w:spacing w:after="156"/>
-      </w:pPr>
-      <w:r>
-        <w:t xml:space="preserve">  "</w:t>
-      </w:r>
-      <w:proofErr w:type="spellStart"/>
-      <w:r>
-        <w:t>session_id</w:t>
-      </w:r>
-      <w:proofErr w:type="spellEnd"/>
-      <w:r>
-        <w:t>": "</w:t>
+        <w:t xml:space="preserve">  "session_id": "</w:t>
       </w:r>
       <w:r>
         <w:t>会话标识（可选，默认新生成）</w:t>
@@ -6185,20 +5594,7 @@
         <w:spacing w:after="156"/>
       </w:pPr>
       <w:r>
-        <w:t xml:space="preserve">  "</w:t>
-      </w:r>
-      <w:proofErr w:type="spellStart"/>
-      <w:proofErr w:type="gramStart"/>
-      <w:r>
-        <w:t>elapsed</w:t>
-      </w:r>
-      <w:proofErr w:type="gramEnd"/>
-      <w:r>
-        <w:t>_ms</w:t>
-      </w:r>
-      <w:proofErr w:type="spellEnd"/>
-      <w:r>
-        <w:t>": 1234</w:t>
+        <w:t xml:space="preserve">  "elapsed_ms": 1234</w:t>
       </w:r>
     </w:p>
     <w:p>
@@ -6240,13 +5636,8 @@
         <w:t>：</w:t>
       </w:r>
       <w:r>
-        <w:t>/</w:t>
-      </w:r>
-      <w:proofErr w:type="gramStart"/>
-      <w:r>
-        <w:t>health</w:t>
-      </w:r>
-      <w:proofErr w:type="gramEnd"/>
+        <w:t>/health</w:t>
+      </w:r>
     </w:p>
     <w:p>
       <w:pPr>
@@ -6289,13 +5680,8 @@
         <w:t>：</w:t>
       </w:r>
       <w:r>
-        <w:t>{"status": "</w:t>
-      </w:r>
-      <w:proofErr w:type="gramStart"/>
-      <w:r>
-        <w:t>ok"}</w:t>
-      </w:r>
-      <w:proofErr w:type="gramEnd"/>
+        <w:t>{"status": "ok"}</w:t>
+      </w:r>
     </w:p>
     <w:p>
       <w:pPr>
@@ -6316,13 +5702,8 @@
         <w:spacing w:after="156"/>
       </w:pPr>
       <w:r>
-        <w:t>本章完成了</w:t>
-      </w:r>
-      <w:proofErr w:type="gramStart"/>
-      <w:r>
-        <w:t>智能穿搭助手</w:t>
-      </w:r>
-      <w:proofErr w:type="gramEnd"/>
+        <w:t>本章完成了智能穿搭助手</w:t>
+      </w:r>
       <w:r>
         <w:t xml:space="preserve"> Agent </w:t>
       </w:r>
@@ -6427,15 +5808,7 @@
         <w:t>本系统采用基于</w:t>
       </w:r>
       <w:r>
-        <w:t xml:space="preserve"> </w:t>
-      </w:r>
-      <w:proofErr w:type="spellStart"/>
-      <w:r>
-        <w:t>LangGraph</w:t>
-      </w:r>
-      <w:proofErr w:type="spellEnd"/>
-      <w:r>
-        <w:t xml:space="preserve"> </w:t>
+        <w:t xml:space="preserve"> LangGraph </w:t>
       </w:r>
       <w:r>
         <w:t>的</w:t>
@@ -6491,23 +5864,7 @@
         <w:t>：基于</w:t>
       </w:r>
       <w:r>
-        <w:t xml:space="preserve"> </w:t>
-      </w:r>
-      <w:proofErr w:type="spellStart"/>
-      <w:r>
-        <w:t>LangGraph</w:t>
-      </w:r>
-      <w:proofErr w:type="spellEnd"/>
-      <w:r>
-        <w:t xml:space="preserve"> </w:t>
-      </w:r>
-      <w:proofErr w:type="spellStart"/>
-      <w:r>
-        <w:t>StateGraph</w:t>
-      </w:r>
-      <w:proofErr w:type="spellEnd"/>
-      <w:r>
-        <w:t xml:space="preserve"> </w:t>
+        <w:t xml:space="preserve"> LangGraph StateGraph </w:t>
       </w:r>
       <w:r>
         <w:t>构建，负责意图分类、工具调度和状态管理。</w:t>
@@ -6535,15 +5892,7 @@
         <w:t xml:space="preserve"> API </w:t>
       </w:r>
       <w:r>
-        <w:t>调用，返回温度、天气状况</w:t>
-      </w:r>
-      <w:proofErr w:type="gramStart"/>
-      <w:r>
-        <w:t>及穿搭提示</w:t>
-      </w:r>
-      <w:proofErr w:type="gramEnd"/>
-      <w:r>
-        <w:t>。</w:t>
+        <w:t>调用，返回温度、天气状况及穿搭提示。</w:t>
       </w:r>
     </w:p>
     <w:p>
@@ -6720,6 +6069,2199 @@
     </w:p>
     <w:p>
       <w:pPr>
+        <w:pStyle w:val="2"/>
+      </w:pPr>
+      <w:r>
+        <w:rPr>
+          <w:rFonts w:hint="eastAsia"/>
+        </w:rPr>
+        <w:t xml:space="preserve">4.1 </w:t>
+      </w:r>
+      <w:r>
+        <w:t>Agent</w:t>
+      </w:r>
+      <w:r>
+        <w:rPr>
+          <w:rFonts w:hint="eastAsia"/>
+        </w:rPr>
+        <w:t>核心循环</w:t>
+      </w:r>
+    </w:p>
+    <w:p>
+      <w:pPr>
+        <w:spacing w:after="156"/>
+      </w:pPr>
+      <w:r>
+        <w:rPr>
+          <w:rFonts w:hint="eastAsia"/>
+        </w:rPr>
+        <w:t>系统采用</w:t>
+      </w:r>
+      <w:r>
+        <w:rPr>
+          <w:rFonts w:hint="eastAsia"/>
+        </w:rPr>
+        <w:t xml:space="preserve"> </w:t>
+      </w:r>
+      <w:r>
+        <w:rPr>
+          <w:rFonts w:hint="eastAsia"/>
+          <w:b/>
+          <w:bCs/>
+        </w:rPr>
+        <w:t>LangGraph StateGraph</w:t>
+      </w:r>
+      <w:r>
+        <w:rPr>
+          <w:rFonts w:hint="eastAsia"/>
+        </w:rPr>
+        <w:t xml:space="preserve"> </w:t>
+      </w:r>
+      <w:r>
+        <w:rPr>
+          <w:rFonts w:hint="eastAsia"/>
+        </w:rPr>
+        <w:t>实现</w:t>
+      </w:r>
+      <w:r>
+        <w:rPr>
+          <w:rFonts w:hint="eastAsia"/>
+        </w:rPr>
+        <w:t xml:space="preserve"> Agent </w:t>
+      </w:r>
+      <w:r>
+        <w:rPr>
+          <w:rFonts w:hint="eastAsia"/>
+        </w:rPr>
+        <w:t>核心循环，包含以下关键节点：</w:t>
+      </w:r>
+    </w:p>
+    <w:tbl>
+      <w:tblPr>
+        <w:tblStyle w:val="ae"/>
+        <w:tblW w:w="0" w:type="auto"/>
+        <w:tblLook w:val="04A0" w:firstRow="1" w:lastRow="0" w:firstColumn="1" w:lastColumn="0" w:noHBand="0" w:noVBand="1"/>
+      </w:tblPr>
+      <w:tblGrid>
+        <w:gridCol w:w="8296"/>
+      </w:tblGrid>
+      <w:tr>
+        <w:tc>
+          <w:tcPr>
+            <w:tcW w:w="8296" w:type="dxa"/>
+            <w:tcBorders>
+              <w:top w:val="nil"/>
+              <w:left w:val="nil"/>
+              <w:bottom w:val="nil"/>
+              <w:right w:val="nil"/>
+            </w:tcBorders>
+            <w:shd w:val="clear" w:color="auto" w:fill="BFBFBF" w:themeFill="background1" w:themeFillShade="BF"/>
+          </w:tcPr>
+          <w:p>
+            <w:pPr>
+              <w:spacing w:after="156"/>
+              <w:rPr>
+                <w:rFonts w:hint="eastAsia"/>
+              </w:rPr>
+            </w:pPr>
+            <w:r>
+              <w:rPr>
+                <w:rFonts w:hint="eastAsia"/>
+              </w:rPr>
+              <w:t xml:space="preserve"># </w:t>
+            </w:r>
+            <w:r>
+              <w:rPr>
+                <w:rFonts w:hint="eastAsia"/>
+              </w:rPr>
+              <w:t>核心节点定义</w:t>
+            </w:r>
+          </w:p>
+          <w:p>
+            <w:pPr>
+              <w:spacing w:after="156"/>
+              <w:rPr>
+                <w:rFonts w:hint="eastAsia"/>
+              </w:rPr>
+            </w:pPr>
+            <w:r>
+              <w:rPr>
+                <w:rFonts w:hint="eastAsia"/>
+              </w:rPr>
+              <w:t xml:space="preserve">self.graph.add_node("entry_node", self.entry_node)           # </w:t>
+            </w:r>
+            <w:r>
+              <w:rPr>
+                <w:rFonts w:hint="eastAsia"/>
+              </w:rPr>
+              <w:t>入口节点</w:t>
+            </w:r>
+          </w:p>
+          <w:p>
+            <w:pPr>
+              <w:spacing w:after="156"/>
+              <w:rPr>
+                <w:rFonts w:hint="eastAsia"/>
+              </w:rPr>
+            </w:pPr>
+            <w:r>
+              <w:rPr>
+                <w:rFonts w:hint="eastAsia"/>
+              </w:rPr>
+              <w:t xml:space="preserve">self.graph.add_node("intent_classifier", self.intent_classifier) # </w:t>
+            </w:r>
+            <w:r>
+              <w:rPr>
+                <w:rFonts w:hint="eastAsia"/>
+              </w:rPr>
+              <w:t>意图分类</w:t>
+            </w:r>
+          </w:p>
+          <w:p>
+            <w:pPr>
+              <w:spacing w:after="156"/>
+              <w:rPr>
+                <w:rFonts w:hint="eastAsia"/>
+              </w:rPr>
+            </w:pPr>
+            <w:r>
+              <w:rPr>
+                <w:rFonts w:hint="eastAsia"/>
+              </w:rPr>
+              <w:t xml:space="preserve">self.graph.add_node("weather_tool_node", self.weather_tool_node) # </w:t>
+            </w:r>
+            <w:r>
+              <w:rPr>
+                <w:rFonts w:hint="eastAsia"/>
+              </w:rPr>
+              <w:t>天气工具</w:t>
+            </w:r>
+          </w:p>
+          <w:p>
+            <w:pPr>
+              <w:spacing w:after="156"/>
+              <w:rPr>
+                <w:rFonts w:hint="eastAsia"/>
+              </w:rPr>
+            </w:pPr>
+            <w:r>
+              <w:rPr>
+                <w:rFonts w:hint="eastAsia"/>
+              </w:rPr>
+              <w:t xml:space="preserve">self.graph.add_node("wardrobe_search_node", self.wardrobe_search_node) # </w:t>
+            </w:r>
+            <w:r>
+              <w:rPr>
+                <w:rFonts w:hint="eastAsia"/>
+              </w:rPr>
+              <w:t>衣橱检索</w:t>
+            </w:r>
+          </w:p>
+          <w:p>
+            <w:pPr>
+              <w:spacing w:after="156"/>
+              <w:rPr>
+                <w:rFonts w:hint="eastAsia"/>
+              </w:rPr>
+            </w:pPr>
+            <w:r>
+              <w:rPr>
+                <w:rFonts w:hint="eastAsia"/>
+              </w:rPr>
+              <w:t xml:space="preserve">self.graph.add_node("wardrobe_crud_node", self.wardrobe_crud_node) # </w:t>
+            </w:r>
+            <w:r>
+              <w:rPr>
+                <w:rFonts w:hint="eastAsia"/>
+              </w:rPr>
+              <w:t>衣橱</w:t>
+            </w:r>
+            <w:r>
+              <w:rPr>
+                <w:rFonts w:hint="eastAsia"/>
+              </w:rPr>
+              <w:t>CRUD</w:t>
+            </w:r>
+          </w:p>
+          <w:p>
+            <w:pPr>
+              <w:spacing w:after="156"/>
+              <w:rPr>
+                <w:rFonts w:hint="eastAsia"/>
+              </w:rPr>
+            </w:pPr>
+            <w:r>
+              <w:rPr>
+                <w:rFonts w:hint="eastAsia"/>
+              </w:rPr>
+              <w:lastRenderedPageBreak/>
+              <w:t xml:space="preserve">self.graph.add_node("fashion_advisor_node", self.fashion_advisor_node) # </w:t>
+            </w:r>
+            <w:r>
+              <w:rPr>
+                <w:rFonts w:hint="eastAsia"/>
+              </w:rPr>
+              <w:t>时尚顾问</w:t>
+            </w:r>
+          </w:p>
+          <w:p>
+            <w:pPr>
+              <w:spacing w:after="156"/>
+              <w:rPr>
+                <w:rFonts w:hint="eastAsia"/>
+              </w:rPr>
+            </w:pPr>
+            <w:r>
+              <w:rPr>
+                <w:rFonts w:hint="eastAsia"/>
+              </w:rPr>
+              <w:t xml:space="preserve">self.graph.add_node("output_node", self.output_node)         # </w:t>
+            </w:r>
+            <w:r>
+              <w:rPr>
+                <w:rFonts w:hint="eastAsia"/>
+              </w:rPr>
+              <w:t>输出组装</w:t>
+            </w:r>
+          </w:p>
+          <w:p>
+            <w:pPr>
+              <w:spacing w:after="156"/>
+              <w:rPr>
+                <w:rFonts w:hint="eastAsia"/>
+              </w:rPr>
+            </w:pPr>
+            <w:r>
+              <w:rPr>
+                <w:rFonts w:hint="eastAsia"/>
+              </w:rPr>
+              <w:t xml:space="preserve">self.graph.add_node("error_handler", self.error_handler)     # </w:t>
+            </w:r>
+            <w:r>
+              <w:rPr>
+                <w:rFonts w:hint="eastAsia"/>
+              </w:rPr>
+              <w:t>错误处理</w:t>
+            </w:r>
+          </w:p>
+        </w:tc>
+      </w:tr>
+    </w:tbl>
+    <w:p>
+      <w:pPr>
+        <w:spacing w:after="156"/>
+      </w:pPr>
+      <w:r>
+        <w:rPr>
+          <w:b/>
+          <w:bCs/>
+          <w:noProof/>
+          <w14:ligatures w14:val="standardContextual"/>
+        </w:rPr>
+        <w:lastRenderedPageBreak/>
+        <w:drawing>
+          <wp:anchor distT="0" distB="0" distL="114300" distR="114300" simplePos="0" relativeHeight="251660288" behindDoc="0" locked="0" layoutInCell="1" allowOverlap="1" wp14:anchorId="0E44F811" wp14:editId="73D3A648">
+            <wp:simplePos x="0" y="0"/>
+            <wp:positionH relativeFrom="margin">
+              <wp:align>left</wp:align>
+            </wp:positionH>
+            <wp:positionV relativeFrom="paragraph">
+              <wp:posOffset>48895</wp:posOffset>
+            </wp:positionV>
+            <wp:extent cx="5274310" cy="3095625"/>
+            <wp:effectExtent l="0" t="0" r="2540" b="9525"/>
+            <wp:wrapTopAndBottom/>
+            <wp:docPr id="425853029" name="图片 1"/>
+            <wp:cNvGraphicFramePr>
+              <a:graphicFrameLocks xmlns:a="http://schemas.openxmlformats.org/drawingml/2006/main" noChangeAspect="1"/>
+            </wp:cNvGraphicFramePr>
+            <a:graphic xmlns:a="http://schemas.openxmlformats.org/drawingml/2006/main">
+              <a:graphicData uri="http://schemas.openxmlformats.org/drawingml/2006/picture">
+                <pic:pic xmlns:pic="http://schemas.openxmlformats.org/drawingml/2006/picture">
+                  <pic:nvPicPr>
+                    <pic:cNvPr id="425853029" name="图片 425853029"/>
+                    <pic:cNvPicPr/>
+                  </pic:nvPicPr>
+                  <pic:blipFill>
+                    <a:blip r:embed="rId7" cstate="print">
+                      <a:extLst>
+                        <a:ext uri="{28A0092B-C50C-407E-A947-70E740481C1C}">
+                          <a14:useLocalDpi xmlns:a14="http://schemas.microsoft.com/office/drawing/2010/main" val="0"/>
+                        </a:ext>
+                      </a:extLst>
+                    </a:blip>
+                    <a:stretch>
+                      <a:fillRect/>
+                    </a:stretch>
+                  </pic:blipFill>
+                  <pic:spPr>
+                    <a:xfrm>
+                      <a:off x="0" y="0"/>
+                      <a:ext cx="5274310" cy="3095625"/>
+                    </a:xfrm>
+                    <a:prstGeom prst="rect">
+                      <a:avLst/>
+                    </a:prstGeom>
+                  </pic:spPr>
+                </pic:pic>
+              </a:graphicData>
+            </a:graphic>
+          </wp:anchor>
+        </w:drawing>
+      </w:r>
+      <w:r>
+        <w:rPr>
+          <w:b/>
+          <w:bCs/>
+        </w:rPr>
+        <w:t>意图分类核心逻辑</w:t>
+      </w:r>
+      <w:r>
+        <w:t>（规则</w:t>
+      </w:r>
+      <w:r>
+        <w:t xml:space="preserve"> + LLM </w:t>
+      </w:r>
+      <w:r>
+        <w:t>双层判断）：</w:t>
+      </w:r>
+    </w:p>
+    <w:tbl>
+      <w:tblPr>
+        <w:tblStyle w:val="ae"/>
+        <w:tblW w:w="0" w:type="auto"/>
+        <w:tblLook w:val="04A0" w:firstRow="1" w:lastRow="0" w:firstColumn="1" w:lastColumn="0" w:noHBand="0" w:noVBand="1"/>
+      </w:tblPr>
+      <w:tblGrid>
+        <w:gridCol w:w="8296"/>
+      </w:tblGrid>
+      <w:tr>
+        <w:tc>
+          <w:tcPr>
+            <w:tcW w:w="8296" w:type="dxa"/>
+            <w:tcBorders>
+              <w:top w:val="nil"/>
+              <w:left w:val="nil"/>
+              <w:bottom w:val="nil"/>
+              <w:right w:val="nil"/>
+            </w:tcBorders>
+            <w:shd w:val="clear" w:color="auto" w:fill="BFBFBF" w:themeFill="background1" w:themeFillShade="BF"/>
+          </w:tcPr>
+          <w:p>
+            <w:pPr>
+              <w:spacing w:after="156"/>
+            </w:pPr>
+            <w:r>
+              <w:t># src/agents/main_controller.py</w:t>
+            </w:r>
+          </w:p>
+          <w:p>
+            <w:pPr>
+              <w:spacing w:after="156"/>
+            </w:pPr>
+            <w:r>
+              <w:t>def _classify_intent_by_rules(self, user_input: str) -&gt; Optional[Dict]:</w:t>
+            </w:r>
+          </w:p>
+          <w:p>
+            <w:pPr>
+              <w:spacing w:after="156"/>
+              <w:rPr>
+                <w:rFonts w:hint="eastAsia"/>
+              </w:rPr>
+            </w:pPr>
+            <w:r>
+              <w:rPr>
+                <w:rFonts w:hint="eastAsia"/>
+              </w:rPr>
+              <w:t xml:space="preserve">    """</w:t>
+            </w:r>
+            <w:r>
+              <w:rPr>
+                <w:rFonts w:hint="eastAsia"/>
+              </w:rPr>
+              <w:t>规则优先的意图分类，减少</w:t>
+            </w:r>
+            <w:r>
+              <w:rPr>
+                <w:rFonts w:hint="eastAsia"/>
+              </w:rPr>
+              <w:t>LLM</w:t>
+            </w:r>
+            <w:r>
+              <w:rPr>
+                <w:rFonts w:hint="eastAsia"/>
+              </w:rPr>
+              <w:t>依赖</w:t>
+            </w:r>
+            <w:r>
+              <w:rPr>
+                <w:rFonts w:hint="eastAsia"/>
+              </w:rPr>
+              <w:t>"""</w:t>
+            </w:r>
+          </w:p>
+          <w:p>
+            <w:pPr>
+              <w:spacing w:after="156"/>
+              <w:rPr>
+                <w:rFonts w:hint="eastAsia"/>
+              </w:rPr>
+            </w:pPr>
+            <w:r>
+              <w:rPr>
+                <w:rFonts w:hint="eastAsia"/>
+              </w:rPr>
+              <w:t xml:space="preserve">    weather_keywords = ["</w:t>
+            </w:r>
+            <w:r>
+              <w:rPr>
+                <w:rFonts w:hint="eastAsia"/>
+              </w:rPr>
+              <w:t>天气</w:t>
+            </w:r>
+            <w:r>
+              <w:rPr>
+                <w:rFonts w:hint="eastAsia"/>
+              </w:rPr>
+              <w:t>", "</w:t>
+            </w:r>
+            <w:r>
+              <w:rPr>
+                <w:rFonts w:hint="eastAsia"/>
+              </w:rPr>
+              <w:t>温度</w:t>
+            </w:r>
+            <w:r>
+              <w:rPr>
+                <w:rFonts w:hint="eastAsia"/>
+              </w:rPr>
+              <w:t>", "</w:t>
+            </w:r>
+            <w:r>
+              <w:rPr>
+                <w:rFonts w:hint="eastAsia"/>
+              </w:rPr>
+              <w:t>气温</w:t>
+            </w:r>
+            <w:r>
+              <w:rPr>
+                <w:rFonts w:hint="eastAsia"/>
+              </w:rPr>
+              <w:t>", "</w:t>
+            </w:r>
+            <w:r>
+              <w:rPr>
+                <w:rFonts w:hint="eastAsia"/>
+              </w:rPr>
+              <w:t>冷</w:t>
+            </w:r>
+            <w:r>
+              <w:rPr>
+                <w:rFonts w:hint="eastAsia"/>
+              </w:rPr>
+              <w:t>", "</w:t>
+            </w:r>
+            <w:r>
+              <w:rPr>
+                <w:rFonts w:hint="eastAsia"/>
+              </w:rPr>
+              <w:t>热</w:t>
+            </w:r>
+            <w:r>
+              <w:rPr>
+                <w:rFonts w:hint="eastAsia"/>
+              </w:rPr>
+              <w:t>", "</w:t>
+            </w:r>
+            <w:r>
+              <w:rPr>
+                <w:rFonts w:hint="eastAsia"/>
+              </w:rPr>
+              <w:t>晴</w:t>
+            </w:r>
+            <w:r>
+              <w:rPr>
+                <w:rFonts w:hint="eastAsia"/>
+              </w:rPr>
+              <w:t>", "</w:t>
+            </w:r>
+            <w:r>
+              <w:rPr>
+                <w:rFonts w:hint="eastAsia"/>
+              </w:rPr>
+              <w:t>雨</w:t>
+            </w:r>
+            <w:r>
+              <w:rPr>
+                <w:rFonts w:hint="eastAsia"/>
+              </w:rPr>
+              <w:t>", "</w:t>
+            </w:r>
+            <w:r>
+              <w:rPr>
+                <w:rFonts w:hint="eastAsia"/>
+              </w:rPr>
+              <w:t>雪</w:t>
+            </w:r>
+            <w:r>
+              <w:rPr>
+                <w:rFonts w:hint="eastAsia"/>
+              </w:rPr>
+              <w:t>"]</w:t>
+            </w:r>
+          </w:p>
+          <w:p>
+            <w:pPr>
+              <w:spacing w:after="156"/>
+              <w:rPr>
+                <w:rFonts w:hint="eastAsia"/>
+              </w:rPr>
+            </w:pPr>
+            <w:r>
+              <w:rPr>
+                <w:rFonts w:hint="eastAsia"/>
+              </w:rPr>
+              <w:t xml:space="preserve">    wardrobe_keywords = ["</w:t>
+            </w:r>
+            <w:r>
+              <w:rPr>
+                <w:rFonts w:hint="eastAsia"/>
+              </w:rPr>
+              <w:t>添加</w:t>
+            </w:r>
+            <w:r>
+              <w:rPr>
+                <w:rFonts w:hint="eastAsia"/>
+              </w:rPr>
+              <w:t>", "</w:t>
+            </w:r>
+            <w:r>
+              <w:rPr>
+                <w:rFonts w:hint="eastAsia"/>
+              </w:rPr>
+              <w:t>删除</w:t>
+            </w:r>
+            <w:r>
+              <w:rPr>
+                <w:rFonts w:hint="eastAsia"/>
+              </w:rPr>
+              <w:t>", "</w:t>
+            </w:r>
+            <w:r>
+              <w:rPr>
+                <w:rFonts w:hint="eastAsia"/>
+              </w:rPr>
+              <w:t>查看</w:t>
+            </w:r>
+            <w:r>
+              <w:rPr>
+                <w:rFonts w:hint="eastAsia"/>
+              </w:rPr>
+              <w:t>", "</w:t>
+            </w:r>
+            <w:r>
+              <w:rPr>
+                <w:rFonts w:hint="eastAsia"/>
+              </w:rPr>
+              <w:t>衣橱</w:t>
+            </w:r>
+            <w:r>
+              <w:rPr>
+                <w:rFonts w:hint="eastAsia"/>
+              </w:rPr>
+              <w:t>", "</w:t>
+            </w:r>
+            <w:r>
+              <w:rPr>
+                <w:rFonts w:hint="eastAsia"/>
+              </w:rPr>
+              <w:t>衣柜</w:t>
+            </w:r>
+            <w:r>
+              <w:rPr>
+                <w:rFonts w:hint="eastAsia"/>
+              </w:rPr>
+              <w:t>", "</w:t>
+            </w:r>
+            <w:r>
+              <w:rPr>
+                <w:rFonts w:hint="eastAsia"/>
+              </w:rPr>
+              <w:t>修改</w:t>
+            </w:r>
+            <w:r>
+              <w:rPr>
+                <w:rFonts w:hint="eastAsia"/>
+              </w:rPr>
+              <w:t>", "</w:t>
+            </w:r>
+            <w:r>
+              <w:rPr>
+                <w:rFonts w:hint="eastAsia"/>
+              </w:rPr>
+              <w:t>更新</w:t>
+            </w:r>
+            <w:r>
+              <w:rPr>
+                <w:rFonts w:hint="eastAsia"/>
+              </w:rPr>
+              <w:t>", "</w:t>
+            </w:r>
+            <w:r>
+              <w:rPr>
+                <w:rFonts w:hint="eastAsia"/>
+              </w:rPr>
+              <w:t>列表</w:t>
+            </w:r>
+            <w:r>
+              <w:rPr>
+                <w:rFonts w:hint="eastAsia"/>
+              </w:rPr>
+              <w:t>"]</w:t>
+            </w:r>
+          </w:p>
+          <w:p>
+            <w:pPr>
+              <w:spacing w:after="156"/>
+              <w:rPr>
+                <w:rFonts w:hint="eastAsia"/>
+              </w:rPr>
+            </w:pPr>
+            <w:r>
+              <w:rPr>
+                <w:rFonts w:hint="eastAsia"/>
+              </w:rPr>
+              <w:t xml:space="preserve">    outfit_keywords = ["</w:t>
+            </w:r>
+            <w:r>
+              <w:rPr>
+                <w:rFonts w:hint="eastAsia"/>
+              </w:rPr>
+              <w:t>穿什么</w:t>
+            </w:r>
+            <w:r>
+              <w:rPr>
+                <w:rFonts w:hint="eastAsia"/>
+              </w:rPr>
+              <w:t>", "</w:t>
+            </w:r>
+            <w:r>
+              <w:rPr>
+                <w:rFonts w:hint="eastAsia"/>
+              </w:rPr>
+              <w:t>搭配</w:t>
+            </w:r>
+            <w:r>
+              <w:rPr>
+                <w:rFonts w:hint="eastAsia"/>
+              </w:rPr>
+              <w:t>", "</w:t>
+            </w:r>
+            <w:r>
+              <w:rPr>
+                <w:rFonts w:hint="eastAsia"/>
+              </w:rPr>
+              <w:t>建议穿</w:t>
+            </w:r>
+            <w:r>
+              <w:rPr>
+                <w:rFonts w:hint="eastAsia"/>
+              </w:rPr>
+              <w:t>", "</w:t>
+            </w:r>
+            <w:r>
+              <w:rPr>
+                <w:rFonts w:hint="eastAsia"/>
+              </w:rPr>
+              <w:t>怎么穿</w:t>
+            </w:r>
+            <w:r>
+              <w:rPr>
+                <w:rFonts w:hint="eastAsia"/>
+              </w:rPr>
+              <w:t>", "</w:t>
+            </w:r>
+            <w:r>
+              <w:rPr>
+                <w:rFonts w:hint="eastAsia"/>
+              </w:rPr>
+              <w:t>穿搭</w:t>
+            </w:r>
+            <w:r>
+              <w:rPr>
+                <w:rFonts w:hint="eastAsia"/>
+              </w:rPr>
+              <w:t>"]</w:t>
+            </w:r>
+          </w:p>
+          <w:p>
+            <w:pPr>
+              <w:spacing w:after="156"/>
+            </w:pPr>
+            <w:r>
+              <w:t xml:space="preserve">    </w:t>
+            </w:r>
+          </w:p>
+          <w:p>
+            <w:pPr>
+              <w:spacing w:after="156"/>
+              <w:rPr>
+                <w:rFonts w:hint="eastAsia"/>
+              </w:rPr>
+            </w:pPr>
+            <w:r>
+              <w:rPr>
+                <w:rFonts w:hint="eastAsia"/>
+              </w:rPr>
+              <w:t xml:space="preserve">    # </w:t>
+            </w:r>
+            <w:r>
+              <w:rPr>
+                <w:rFonts w:hint="eastAsia"/>
+              </w:rPr>
+              <w:t>优先级：天气查询</w:t>
+            </w:r>
+            <w:r>
+              <w:rPr>
+                <w:rFonts w:hint="eastAsia"/>
+              </w:rPr>
+              <w:t xml:space="preserve"> &gt; </w:t>
+            </w:r>
+            <w:r>
+              <w:rPr>
+                <w:rFonts w:hint="eastAsia"/>
+              </w:rPr>
+              <w:t>衣橱管理</w:t>
+            </w:r>
+            <w:r>
+              <w:rPr>
+                <w:rFonts w:hint="eastAsia"/>
+              </w:rPr>
+              <w:t xml:space="preserve"> &gt; </w:t>
+            </w:r>
+            <w:r>
+              <w:rPr>
+                <w:rFonts w:hint="eastAsia"/>
+              </w:rPr>
+              <w:t>穿搭建议</w:t>
+            </w:r>
+          </w:p>
+          <w:p>
+            <w:pPr>
+              <w:spacing w:after="156"/>
+            </w:pPr>
+            <w:r>
+              <w:t xml:space="preserve">    if any(keyword in normalized for keyword in weather_keywords):</w:t>
+            </w:r>
+          </w:p>
+          <w:p>
+            <w:pPr>
+              <w:spacing w:after="156"/>
+            </w:pPr>
+            <w:r>
+              <w:t xml:space="preserve">        return {"intent": "weather", ...}</w:t>
+            </w:r>
+          </w:p>
+          <w:p>
+            <w:pPr>
+              <w:spacing w:after="156"/>
+            </w:pPr>
+            <w:r>
+              <w:lastRenderedPageBreak/>
+              <w:t xml:space="preserve">    elif any(keyword in normalized for keyword in wardrobe_keywords):</w:t>
+            </w:r>
+          </w:p>
+          <w:p>
+            <w:pPr>
+              <w:spacing w:after="156"/>
+            </w:pPr>
+            <w:r>
+              <w:t xml:space="preserve">        return {"intent": "wardrobe", ...}</w:t>
+            </w:r>
+          </w:p>
+          <w:p>
+            <w:pPr>
+              <w:spacing w:after="156"/>
+            </w:pPr>
+            <w:r>
+              <w:t xml:space="preserve">    elif any(keyword in normalized for keyword in outfit_keywords):</w:t>
+            </w:r>
+          </w:p>
+          <w:p>
+            <w:pPr>
+              <w:spacing w:after="156"/>
+              <w:rPr>
+                <w:rFonts w:hint="eastAsia"/>
+              </w:rPr>
+            </w:pPr>
+            <w:r>
+              <w:t xml:space="preserve">        return {"intent": "outfit", ...}</w:t>
+            </w:r>
+          </w:p>
+        </w:tc>
+      </w:tr>
+    </w:tbl>
+    <w:p>
+      <w:pPr>
+        <w:pStyle w:val="2"/>
+      </w:pPr>
+      <w:r>
+        <w:rPr>
+          <w:rFonts w:hint="eastAsia"/>
+        </w:rPr>
+        <w:lastRenderedPageBreak/>
+        <w:t xml:space="preserve">4.2 </w:t>
+      </w:r>
+      <w:r>
+        <w:rPr>
+          <w:rFonts w:hint="eastAsia"/>
+        </w:rPr>
+        <w:t>工具定义</w:t>
+      </w:r>
+    </w:p>
+    <w:p>
+      <w:pPr>
+        <w:pStyle w:val="3"/>
+        <w:spacing w:after="156"/>
+      </w:pPr>
+      <w:r>
+        <w:rPr>
+          <w:rFonts w:hint="eastAsia"/>
+        </w:rPr>
+        <w:t xml:space="preserve">4.2.1 </w:t>
+      </w:r>
+      <w:r>
+        <w:rPr>
+          <w:rFonts w:hint="eastAsia"/>
+        </w:rPr>
+        <w:t>天气工具</w:t>
+      </w:r>
+    </w:p>
+    <w:tbl>
+      <w:tblPr>
+        <w:tblStyle w:val="ae"/>
+        <w:tblW w:w="0" w:type="auto"/>
+        <w:tblLook w:val="04A0" w:firstRow="1" w:lastRow="0" w:firstColumn="1" w:lastColumn="0" w:noHBand="0" w:noVBand="1"/>
+      </w:tblPr>
+      <w:tblGrid>
+        <w:gridCol w:w="8296"/>
+      </w:tblGrid>
+      <w:tr>
+        <w:tc>
+          <w:tcPr>
+            <w:tcW w:w="8296" w:type="dxa"/>
+            <w:tcBorders>
+              <w:top w:val="nil"/>
+              <w:left w:val="nil"/>
+              <w:bottom w:val="nil"/>
+              <w:right w:val="nil"/>
+            </w:tcBorders>
+            <w:shd w:val="clear" w:color="auto" w:fill="BFBFBF" w:themeFill="background1" w:themeFillShade="BF"/>
+          </w:tcPr>
+          <w:p>
+            <w:pPr>
+              <w:spacing w:after="156"/>
+            </w:pPr>
+            <w:r>
+              <w:t>@tool</w:t>
+            </w:r>
+          </w:p>
+          <w:p>
+            <w:pPr>
+              <w:spacing w:after="156"/>
+            </w:pPr>
+            <w:r>
+              <w:t>def get_weather(city: str) -&gt; Dict:</w:t>
+            </w:r>
+          </w:p>
+          <w:p>
+            <w:pPr>
+              <w:spacing w:after="156"/>
+            </w:pPr>
+            <w:r>
+              <w:t xml:space="preserve">    """</w:t>
+            </w:r>
+          </w:p>
+          <w:p>
+            <w:pPr>
+              <w:spacing w:after="156"/>
+              <w:rPr>
+                <w:rFonts w:hint="eastAsia"/>
+              </w:rPr>
+            </w:pPr>
+            <w:r>
+              <w:rPr>
+                <w:rFonts w:hint="eastAsia"/>
+              </w:rPr>
+              <w:t xml:space="preserve">    </w:t>
+            </w:r>
+            <w:r>
+              <w:rPr>
+                <w:rFonts w:hint="eastAsia"/>
+              </w:rPr>
+              <w:t>获取指定城市实时天气，返回结构化数据。</w:t>
+            </w:r>
+          </w:p>
+          <w:p>
+            <w:pPr>
+              <w:spacing w:after="156"/>
+            </w:pPr>
+            <w:r>
+              <w:t xml:space="preserve">    </w:t>
+            </w:r>
+          </w:p>
+          <w:p>
+            <w:pPr>
+              <w:spacing w:after="156"/>
+              <w:rPr>
+                <w:rFonts w:hint="eastAsia"/>
+              </w:rPr>
+            </w:pPr>
+            <w:r>
+              <w:rPr>
+                <w:rFonts w:hint="eastAsia"/>
+              </w:rPr>
+              <w:t xml:space="preserve">    </w:t>
+            </w:r>
+            <w:r>
+              <w:rPr>
+                <w:rFonts w:hint="eastAsia"/>
+              </w:rPr>
+              <w:t>参数</w:t>
+            </w:r>
+            <w:r>
+              <w:rPr>
+                <w:rFonts w:hint="eastAsia"/>
+              </w:rPr>
+              <w:t>:</w:t>
+            </w:r>
+          </w:p>
+          <w:p>
+            <w:pPr>
+              <w:spacing w:after="156"/>
+              <w:rPr>
+                <w:rFonts w:hint="eastAsia"/>
+              </w:rPr>
+            </w:pPr>
+            <w:r>
+              <w:rPr>
+                <w:rFonts w:hint="eastAsia"/>
+              </w:rPr>
+              <w:t xml:space="preserve">        city: </w:t>
+            </w:r>
+            <w:r>
+              <w:rPr>
+                <w:rFonts w:hint="eastAsia"/>
+              </w:rPr>
+              <w:t>城市名称（如</w:t>
+            </w:r>
+            <w:r>
+              <w:rPr>
+                <w:rFonts w:hint="eastAsia"/>
+              </w:rPr>
+              <w:t>"</w:t>
+            </w:r>
+            <w:r>
+              <w:rPr>
+                <w:rFonts w:hint="eastAsia"/>
+              </w:rPr>
+              <w:t>北京</w:t>
+            </w:r>
+            <w:r>
+              <w:rPr>
+                <w:rFonts w:hint="eastAsia"/>
+              </w:rPr>
+              <w:t>"</w:t>
+            </w:r>
+            <w:r>
+              <w:rPr>
+                <w:rFonts w:hint="eastAsia"/>
+              </w:rPr>
+              <w:t>、</w:t>
+            </w:r>
+            <w:r>
+              <w:rPr>
+                <w:rFonts w:hint="eastAsia"/>
+              </w:rPr>
+              <w:t>"</w:t>
+            </w:r>
+            <w:r>
+              <w:rPr>
+                <w:rFonts w:hint="eastAsia"/>
+              </w:rPr>
+              <w:t>上海</w:t>
+            </w:r>
+            <w:r>
+              <w:rPr>
+                <w:rFonts w:hint="eastAsia"/>
+              </w:rPr>
+              <w:t>"</w:t>
+            </w:r>
+            <w:r>
+              <w:rPr>
+                <w:rFonts w:hint="eastAsia"/>
+              </w:rPr>
+              <w:t>）</w:t>
+            </w:r>
+          </w:p>
+          <w:p>
+            <w:pPr>
+              <w:spacing w:after="156"/>
+            </w:pPr>
+            <w:r>
+              <w:t xml:space="preserve">    </w:t>
+            </w:r>
+          </w:p>
+          <w:p>
+            <w:pPr>
+              <w:spacing w:after="156"/>
+              <w:rPr>
+                <w:rFonts w:hint="eastAsia"/>
+              </w:rPr>
+            </w:pPr>
+            <w:r>
+              <w:rPr>
+                <w:rFonts w:hint="eastAsia"/>
+              </w:rPr>
+              <w:t xml:space="preserve">    </w:t>
+            </w:r>
+            <w:r>
+              <w:rPr>
+                <w:rFonts w:hint="eastAsia"/>
+              </w:rPr>
+              <w:t>返回</w:t>
+            </w:r>
+            <w:r>
+              <w:rPr>
+                <w:rFonts w:hint="eastAsia"/>
+              </w:rPr>
+              <w:t>:</w:t>
+            </w:r>
+          </w:p>
+          <w:p>
+            <w:pPr>
+              <w:spacing w:after="156"/>
+            </w:pPr>
+            <w:r>
+              <w:t xml:space="preserve">        {</w:t>
+            </w:r>
+          </w:p>
+          <w:p>
+            <w:pPr>
+              <w:spacing w:after="156"/>
+              <w:rPr>
+                <w:rFonts w:hint="eastAsia"/>
+              </w:rPr>
+            </w:pPr>
+            <w:r>
+              <w:rPr>
+                <w:rFonts w:hint="eastAsia"/>
+              </w:rPr>
+              <w:t xml:space="preserve">            "temp": </w:t>
+            </w:r>
+            <w:r>
+              <w:rPr>
+                <w:rFonts w:hint="eastAsia"/>
+              </w:rPr>
+              <w:t>温度（摄氏度）</w:t>
+            </w:r>
+            <w:r>
+              <w:rPr>
+                <w:rFonts w:hint="eastAsia"/>
+              </w:rPr>
+              <w:t>,</w:t>
+            </w:r>
+          </w:p>
+          <w:p>
+            <w:pPr>
+              <w:spacing w:after="156"/>
+              <w:rPr>
+                <w:rFonts w:hint="eastAsia"/>
+              </w:rPr>
+            </w:pPr>
+            <w:r>
+              <w:rPr>
+                <w:rFonts w:hint="eastAsia"/>
+              </w:rPr>
+              <w:t xml:space="preserve">            "condition": </w:t>
+            </w:r>
+            <w:r>
+              <w:rPr>
+                <w:rFonts w:hint="eastAsia"/>
+              </w:rPr>
+              <w:t>天气状况（晴</w:t>
+            </w:r>
+            <w:r>
+              <w:rPr>
+                <w:rFonts w:hint="eastAsia"/>
+              </w:rPr>
+              <w:t>/</w:t>
+            </w:r>
+            <w:r>
+              <w:rPr>
+                <w:rFonts w:hint="eastAsia"/>
+              </w:rPr>
+              <w:t>雨</w:t>
+            </w:r>
+            <w:r>
+              <w:rPr>
+                <w:rFonts w:hint="eastAsia"/>
+              </w:rPr>
+              <w:t>/</w:t>
+            </w:r>
+            <w:r>
+              <w:rPr>
+                <w:rFonts w:hint="eastAsia"/>
+              </w:rPr>
+              <w:t>多云等）</w:t>
+            </w:r>
+            <w:r>
+              <w:rPr>
+                <w:rFonts w:hint="eastAsia"/>
+              </w:rPr>
+              <w:t>,</w:t>
+            </w:r>
+          </w:p>
+          <w:p>
+            <w:pPr>
+              <w:spacing w:after="156"/>
+              <w:rPr>
+                <w:rFonts w:hint="eastAsia"/>
+              </w:rPr>
+            </w:pPr>
+            <w:r>
+              <w:rPr>
+                <w:rFonts w:hint="eastAsia"/>
+              </w:rPr>
+              <w:t xml:space="preserve">            "humidity": </w:t>
+            </w:r>
+            <w:r>
+              <w:rPr>
+                <w:rFonts w:hint="eastAsia"/>
+              </w:rPr>
+              <w:t>相对湿度（</w:t>
+            </w:r>
+            <w:r>
+              <w:rPr>
+                <w:rFonts w:hint="eastAsia"/>
+              </w:rPr>
+              <w:t>%</w:t>
+            </w:r>
+            <w:r>
+              <w:rPr>
+                <w:rFonts w:hint="eastAsia"/>
+              </w:rPr>
+              <w:t>）</w:t>
+            </w:r>
+            <w:r>
+              <w:rPr>
+                <w:rFonts w:hint="eastAsia"/>
+              </w:rPr>
+              <w:t>,</w:t>
+            </w:r>
+          </w:p>
+          <w:p>
+            <w:pPr>
+              <w:spacing w:after="156"/>
+              <w:rPr>
+                <w:rFonts w:hint="eastAsia"/>
+              </w:rPr>
+            </w:pPr>
+            <w:r>
+              <w:rPr>
+                <w:rFonts w:hint="eastAsia"/>
+              </w:rPr>
+              <w:t xml:space="preserve">            "wind_speed": </w:t>
+            </w:r>
+            <w:r>
+              <w:rPr>
+                <w:rFonts w:hint="eastAsia"/>
+              </w:rPr>
+              <w:t>风速描述</w:t>
+            </w:r>
+            <w:r>
+              <w:rPr>
+                <w:rFonts w:hint="eastAsia"/>
+              </w:rPr>
+              <w:t>,</w:t>
+            </w:r>
+          </w:p>
+          <w:p>
+            <w:pPr>
+              <w:spacing w:after="156"/>
+              <w:rPr>
+                <w:rFonts w:hint="eastAsia"/>
+              </w:rPr>
+            </w:pPr>
+            <w:r>
+              <w:rPr>
+                <w:rFonts w:hint="eastAsia"/>
+              </w:rPr>
+              <w:t xml:space="preserve">            "uvi": </w:t>
+            </w:r>
+            <w:r>
+              <w:rPr>
+                <w:rFonts w:hint="eastAsia"/>
+              </w:rPr>
+              <w:t>紫外线指数</w:t>
+            </w:r>
+            <w:r>
+              <w:rPr>
+                <w:rFonts w:hint="eastAsia"/>
+              </w:rPr>
+              <w:t>,</w:t>
+            </w:r>
+          </w:p>
+          <w:p>
+            <w:pPr>
+              <w:spacing w:after="156"/>
+              <w:rPr>
+                <w:rFonts w:hint="eastAsia"/>
+              </w:rPr>
+            </w:pPr>
+            <w:r>
+              <w:rPr>
+                <w:rFonts w:hint="eastAsia"/>
+              </w:rPr>
+              <w:t xml:space="preserve">            "tips": </w:t>
+            </w:r>
+            <w:r>
+              <w:rPr>
+                <w:rFonts w:hint="eastAsia"/>
+              </w:rPr>
+              <w:t>穿搭建议提示</w:t>
+            </w:r>
+          </w:p>
+          <w:p>
+            <w:pPr>
+              <w:spacing w:after="156"/>
+            </w:pPr>
+            <w:r>
+              <w:t xml:space="preserve">        }</w:t>
+            </w:r>
+          </w:p>
+          <w:p>
+            <w:pPr>
+              <w:spacing w:after="156"/>
+              <w:rPr>
+                <w:rFonts w:hint="eastAsia"/>
+              </w:rPr>
+            </w:pPr>
+            <w:r>
+              <w:lastRenderedPageBreak/>
+              <w:t xml:space="preserve">    """</w:t>
+            </w:r>
+          </w:p>
+        </w:tc>
+      </w:tr>
+    </w:tbl>
+    <w:p>
+      <w:pPr>
+        <w:pStyle w:val="3"/>
+        <w:spacing w:after="156"/>
+      </w:pPr>
+      <w:r>
+        <w:rPr>
+          <w:rFonts w:hint="eastAsia"/>
+        </w:rPr>
+        <w:lastRenderedPageBreak/>
+        <w:t xml:space="preserve">4.2.2 </w:t>
+      </w:r>
+      <w:r>
+        <w:rPr>
+          <w:rFonts w:hint="eastAsia"/>
+        </w:rPr>
+        <w:t>衣橱工具</w:t>
+      </w:r>
+    </w:p>
+    <w:tbl>
+      <w:tblPr>
+        <w:tblStyle w:val="ae"/>
+        <w:tblW w:w="0" w:type="auto"/>
+        <w:tblLook w:val="04A0" w:firstRow="1" w:lastRow="0" w:firstColumn="1" w:lastColumn="0" w:noHBand="0" w:noVBand="1"/>
+      </w:tblPr>
+      <w:tblGrid>
+        <w:gridCol w:w="2765"/>
+        <w:gridCol w:w="2765"/>
+        <w:gridCol w:w="2766"/>
+      </w:tblGrid>
+      <w:tr>
+        <w:tc>
+          <w:tcPr>
+            <w:tcW w:w="2765" w:type="dxa"/>
+          </w:tcPr>
+          <w:p>
+            <w:pPr>
+              <w:spacing w:after="156"/>
+              <w:rPr>
+                <w:rFonts w:hint="eastAsia"/>
+              </w:rPr>
+            </w:pPr>
+            <w:r>
+              <w:rPr>
+                <w:rFonts w:hint="eastAsia"/>
+              </w:rPr>
+              <w:t>工具函数</w:t>
+            </w:r>
+          </w:p>
+        </w:tc>
+        <w:tc>
+          <w:tcPr>
+            <w:tcW w:w="2765" w:type="dxa"/>
+          </w:tcPr>
+          <w:p>
+            <w:pPr>
+              <w:spacing w:after="156"/>
+              <w:rPr>
+                <w:rFonts w:hint="eastAsia"/>
+              </w:rPr>
+            </w:pPr>
+            <w:r>
+              <w:rPr>
+                <w:rFonts w:hint="eastAsia"/>
+              </w:rPr>
+              <w:t>功能</w:t>
+            </w:r>
+          </w:p>
+        </w:tc>
+        <w:tc>
+          <w:tcPr>
+            <w:tcW w:w="2766" w:type="dxa"/>
+          </w:tcPr>
+          <w:p>
+            <w:pPr>
+              <w:spacing w:after="156"/>
+              <w:rPr>
+                <w:rFonts w:hint="eastAsia"/>
+              </w:rPr>
+            </w:pPr>
+            <w:r>
+              <w:rPr>
+                <w:rFonts w:hint="eastAsia"/>
+              </w:rPr>
+              <w:t>参数</w:t>
+            </w:r>
+          </w:p>
+        </w:tc>
+      </w:tr>
+      <w:tr>
+        <w:tc>
+          <w:tcPr>
+            <w:tcW w:w="2765" w:type="dxa"/>
+          </w:tcPr>
+          <w:p>
+            <w:pPr>
+              <w:spacing w:after="156"/>
+              <w:rPr>
+                <w:rFonts w:hint="eastAsia"/>
+              </w:rPr>
+            </w:pPr>
+            <w:r>
+              <w:rPr>
+                <w:rFonts w:hint="eastAsia"/>
+              </w:rPr>
+              <w:t>add_clothing</w:t>
+            </w:r>
+          </w:p>
+        </w:tc>
+        <w:tc>
+          <w:tcPr>
+            <w:tcW w:w="2765" w:type="dxa"/>
+          </w:tcPr>
+          <w:p>
+            <w:pPr>
+              <w:spacing w:after="156"/>
+              <w:rPr>
+                <w:rFonts w:hint="eastAsia"/>
+              </w:rPr>
+            </w:pPr>
+            <w:r>
+              <w:rPr>
+                <w:rFonts w:hint="eastAsia"/>
+              </w:rPr>
+              <w:t>添加衣物</w:t>
+            </w:r>
+          </w:p>
+        </w:tc>
+        <w:tc>
+          <w:tcPr>
+            <w:tcW w:w="2766" w:type="dxa"/>
+          </w:tcPr>
+          <w:p>
+            <w:pPr>
+              <w:spacing w:after="156"/>
+              <w:rPr>
+                <w:rFonts w:hint="eastAsia"/>
+              </w:rPr>
+            </w:pPr>
+            <w:r>
+              <w:rPr>
+                <w:rFonts w:hint="eastAsia"/>
+              </w:rPr>
+              <w:t>name, category, color, material, temp_range, occasion_tags</w:t>
+            </w:r>
+          </w:p>
+        </w:tc>
+      </w:tr>
+      <w:tr>
+        <w:tc>
+          <w:tcPr>
+            <w:tcW w:w="2765" w:type="dxa"/>
+          </w:tcPr>
+          <w:p>
+            <w:pPr>
+              <w:spacing w:after="156"/>
+              <w:rPr>
+                <w:rFonts w:hint="eastAsia"/>
+              </w:rPr>
+            </w:pPr>
+            <w:r>
+              <w:rPr>
+                <w:rFonts w:hint="eastAsia"/>
+              </w:rPr>
+              <w:t>delete_clothing</w:t>
+            </w:r>
+          </w:p>
+        </w:tc>
+        <w:tc>
+          <w:tcPr>
+            <w:tcW w:w="2765" w:type="dxa"/>
+          </w:tcPr>
+          <w:p>
+            <w:pPr>
+              <w:spacing w:after="156"/>
+              <w:rPr>
+                <w:rFonts w:hint="eastAsia"/>
+              </w:rPr>
+            </w:pPr>
+            <w:r>
+              <w:rPr>
+                <w:rFonts w:hint="eastAsia"/>
+              </w:rPr>
+              <w:t>删除衣物</w:t>
+            </w:r>
+          </w:p>
+        </w:tc>
+        <w:tc>
+          <w:tcPr>
+            <w:tcW w:w="2766" w:type="dxa"/>
+          </w:tcPr>
+          <w:p>
+            <w:pPr>
+              <w:spacing w:after="156"/>
+              <w:rPr>
+                <w:rFonts w:hint="eastAsia"/>
+              </w:rPr>
+            </w:pPr>
+            <w:r>
+              <w:rPr>
+                <w:rFonts w:hint="eastAsia"/>
+              </w:rPr>
+              <w:t>clothing_id</w:t>
+            </w:r>
+          </w:p>
+        </w:tc>
+      </w:tr>
+      <w:tr>
+        <w:tc>
+          <w:tcPr>
+            <w:tcW w:w="2765" w:type="dxa"/>
+          </w:tcPr>
+          <w:p>
+            <w:pPr>
+              <w:spacing w:after="156"/>
+              <w:rPr>
+                <w:rFonts w:hint="eastAsia"/>
+              </w:rPr>
+            </w:pPr>
+            <w:r>
+              <w:rPr>
+                <w:rFonts w:hint="eastAsia"/>
+              </w:rPr>
+              <w:t>list_wardrobe</w:t>
+            </w:r>
+          </w:p>
+        </w:tc>
+        <w:tc>
+          <w:tcPr>
+            <w:tcW w:w="2765" w:type="dxa"/>
+          </w:tcPr>
+          <w:p>
+            <w:pPr>
+              <w:spacing w:after="156"/>
+              <w:rPr>
+                <w:rFonts w:hint="eastAsia"/>
+              </w:rPr>
+            </w:pPr>
+            <w:r>
+              <w:rPr>
+                <w:rFonts w:hint="eastAsia"/>
+              </w:rPr>
+              <w:t>列出所有衣物</w:t>
+            </w:r>
+          </w:p>
+        </w:tc>
+        <w:tc>
+          <w:tcPr>
+            <w:tcW w:w="2766" w:type="dxa"/>
+          </w:tcPr>
+          <w:p>
+            <w:pPr>
+              <w:spacing w:after="156"/>
+              <w:rPr>
+                <w:rFonts w:hint="eastAsia"/>
+              </w:rPr>
+            </w:pPr>
+            <w:r>
+              <w:rPr>
+                <w:rFonts w:hint="eastAsia"/>
+              </w:rPr>
+              <w:t>无</w:t>
+            </w:r>
+          </w:p>
+        </w:tc>
+      </w:tr>
+      <w:tr>
+        <w:tc>
+          <w:tcPr>
+            <w:tcW w:w="2765" w:type="dxa"/>
+          </w:tcPr>
+          <w:p>
+            <w:pPr>
+              <w:spacing w:after="156"/>
+              <w:rPr>
+                <w:rFonts w:hint="eastAsia"/>
+              </w:rPr>
+            </w:pPr>
+            <w:r>
+              <w:rPr>
+                <w:rFonts w:hint="eastAsia"/>
+              </w:rPr>
+              <w:t>update_clothing</w:t>
+            </w:r>
+          </w:p>
+        </w:tc>
+        <w:tc>
+          <w:tcPr>
+            <w:tcW w:w="2765" w:type="dxa"/>
+          </w:tcPr>
+          <w:p>
+            <w:pPr>
+              <w:spacing w:after="156"/>
+              <w:rPr>
+                <w:rFonts w:hint="eastAsia"/>
+              </w:rPr>
+            </w:pPr>
+            <w:r>
+              <w:rPr>
+                <w:rFonts w:hint="eastAsia"/>
+              </w:rPr>
+              <w:t>更新衣物信息</w:t>
+            </w:r>
+          </w:p>
+        </w:tc>
+        <w:tc>
+          <w:tcPr>
+            <w:tcW w:w="2766" w:type="dxa"/>
+          </w:tcPr>
+          <w:p>
+            <w:pPr>
+              <w:spacing w:after="156"/>
+              <w:rPr>
+                <w:rFonts w:hint="eastAsia"/>
+              </w:rPr>
+            </w:pPr>
+            <w:r>
+              <w:rPr>
+                <w:rFonts w:hint="eastAsia"/>
+              </w:rPr>
+              <w:t xml:space="preserve">clothing_id, </w:t>
+            </w:r>
+            <w:r>
+              <w:rPr>
+                <w:rFonts w:hint="eastAsia"/>
+              </w:rPr>
+              <w:t>可选字段</w:t>
+            </w:r>
+          </w:p>
+        </w:tc>
+      </w:tr>
+      <w:tr>
+        <w:tc>
+          <w:tcPr>
+            <w:tcW w:w="2765" w:type="dxa"/>
+          </w:tcPr>
+          <w:p>
+            <w:pPr>
+              <w:spacing w:after="156"/>
+              <w:rPr>
+                <w:rFonts w:hint="eastAsia"/>
+              </w:rPr>
+            </w:pPr>
+            <w:r>
+              <w:rPr>
+                <w:rFonts w:hint="eastAsia"/>
+              </w:rPr>
+              <w:t>search_wardrobe</w:t>
+            </w:r>
+          </w:p>
+        </w:tc>
+        <w:tc>
+          <w:tcPr>
+            <w:tcW w:w="2765" w:type="dxa"/>
+          </w:tcPr>
+          <w:p>
+            <w:pPr>
+              <w:spacing w:after="156"/>
+              <w:rPr>
+                <w:rFonts w:hint="eastAsia"/>
+              </w:rPr>
+            </w:pPr>
+            <w:r>
+              <w:rPr>
+                <w:rFonts w:hint="eastAsia"/>
+              </w:rPr>
+              <w:t>基于规则检索</w:t>
+            </w:r>
+          </w:p>
+        </w:tc>
+        <w:tc>
+          <w:tcPr>
+            <w:tcW w:w="2766" w:type="dxa"/>
+          </w:tcPr>
+          <w:p>
+            <w:pPr>
+              <w:spacing w:after="156"/>
+              <w:rPr>
+                <w:rFonts w:hint="eastAsia"/>
+              </w:rPr>
+            </w:pPr>
+            <w:r>
+              <w:rPr>
+                <w:rFonts w:hint="eastAsia"/>
+              </w:rPr>
+              <w:t>temp, condition, occasion, limit</w:t>
+            </w:r>
+          </w:p>
+        </w:tc>
+      </w:tr>
+    </w:tbl>
+    <w:p>
+      <w:pPr>
+        <w:spacing w:after="156"/>
+      </w:pPr>
+      <w:r>
+        <w:rPr>
+          <w:rFonts w:hint="eastAsia"/>
+        </w:rPr>
+        <w:t>智能检索逻辑</w:t>
+      </w:r>
+    </w:p>
+    <w:tbl>
+      <w:tblPr>
+        <w:tblStyle w:val="ae"/>
+        <w:tblW w:w="0" w:type="auto"/>
+        <w:tblLook w:val="04A0" w:firstRow="1" w:lastRow="0" w:firstColumn="1" w:lastColumn="0" w:noHBand="0" w:noVBand="1"/>
+      </w:tblPr>
+      <w:tblGrid>
+        <w:gridCol w:w="8296"/>
+      </w:tblGrid>
+      <w:tr>
+        <w:tc>
+          <w:tcPr>
+            <w:tcW w:w="8296" w:type="dxa"/>
+            <w:tcBorders>
+              <w:top w:val="nil"/>
+              <w:left w:val="nil"/>
+              <w:bottom w:val="nil"/>
+              <w:right w:val="nil"/>
+            </w:tcBorders>
+            <w:shd w:val="clear" w:color="auto" w:fill="BFBFBF" w:themeFill="background1" w:themeFillShade="BF"/>
+          </w:tcPr>
+          <w:p>
+            <w:pPr>
+              <w:spacing w:after="156"/>
+            </w:pPr>
+            <w:r>
+              <w:t>@tool</w:t>
+            </w:r>
+          </w:p>
+          <w:p>
+            <w:pPr>
+              <w:spacing w:after="156"/>
+            </w:pPr>
+            <w:r>
+              <w:t>def search_wardrobe(temp: int, condition: str, occasion: str = "casual", limit: int = 8) -&gt; List[Dict]:</w:t>
+            </w:r>
+          </w:p>
+          <w:p>
+            <w:pPr>
+              <w:spacing w:after="156"/>
+              <w:rPr>
+                <w:rFonts w:hint="eastAsia"/>
+              </w:rPr>
+            </w:pPr>
+            <w:r>
+              <w:rPr>
+                <w:rFonts w:hint="eastAsia"/>
+              </w:rPr>
+              <w:t xml:space="preserve">    """</w:t>
+            </w:r>
+            <w:r>
+              <w:rPr>
+                <w:rFonts w:hint="eastAsia"/>
+              </w:rPr>
+              <w:t>基于规则过滤检索衣橱</w:t>
+            </w:r>
+            <w:r>
+              <w:rPr>
+                <w:rFonts w:hint="eastAsia"/>
+              </w:rPr>
+              <w:t>"""</w:t>
+            </w:r>
+          </w:p>
+          <w:p>
+            <w:pPr>
+              <w:spacing w:after="156"/>
+            </w:pPr>
+            <w:r>
+              <w:t xml:space="preserve">    for item in wardrobe:</w:t>
+            </w:r>
+          </w:p>
+          <w:p>
+            <w:pPr>
+              <w:spacing w:after="156"/>
+            </w:pPr>
+            <w:r>
+              <w:t xml:space="preserve">        temp_match = temp_min &lt;= temp &lt;= temp_max</w:t>
+            </w:r>
+          </w:p>
+          <w:p>
+            <w:pPr>
+              <w:spacing w:after="156"/>
+            </w:pPr>
+            <w:r>
+              <w:t xml:space="preserve">        occasion_match = occasion in tags</w:t>
+            </w:r>
+          </w:p>
+          <w:p>
+            <w:pPr>
+              <w:spacing w:after="156"/>
+            </w:pPr>
+            <w:r>
+              <w:t xml:space="preserve">        </w:t>
+            </w:r>
+          </w:p>
+          <w:p>
+            <w:pPr>
+              <w:spacing w:after="156"/>
+            </w:pPr>
+            <w:r>
+              <w:t xml:space="preserve">        if temp_match and occasion_match:</w:t>
+            </w:r>
+          </w:p>
+          <w:p>
+            <w:pPr>
+              <w:spacing w:after="156"/>
+              <w:rPr>
+                <w:rFonts w:hint="eastAsia"/>
+              </w:rPr>
+            </w:pPr>
+            <w:r>
+              <w:rPr>
+                <w:rFonts w:hint="eastAsia"/>
+              </w:rPr>
+              <w:t xml:space="preserve">            primary_candidates.append(item)  # </w:t>
+            </w:r>
+            <w:r>
+              <w:rPr>
+                <w:rFonts w:hint="eastAsia"/>
+              </w:rPr>
+              <w:t>温度</w:t>
+            </w:r>
+            <w:r>
+              <w:rPr>
+                <w:rFonts w:hint="eastAsia"/>
+              </w:rPr>
+              <w:t>+</w:t>
+            </w:r>
+            <w:r>
+              <w:rPr>
+                <w:rFonts w:hint="eastAsia"/>
+              </w:rPr>
+              <w:t>场合都匹配</w:t>
+            </w:r>
+          </w:p>
+          <w:p>
+            <w:pPr>
+              <w:spacing w:after="156"/>
+            </w:pPr>
+            <w:r>
+              <w:t xml:space="preserve">        elif temp_match:</w:t>
+            </w:r>
+          </w:p>
+          <w:p>
+            <w:pPr>
+              <w:spacing w:after="156"/>
+              <w:rPr>
+                <w:rFonts w:hint="eastAsia"/>
+              </w:rPr>
+            </w:pPr>
+            <w:r>
+              <w:rPr>
+                <w:rFonts w:hint="eastAsia"/>
+              </w:rPr>
+              <w:t xml:space="preserve">            secondary_candidates.append(item)  # </w:t>
+            </w:r>
+            <w:r>
+              <w:rPr>
+                <w:rFonts w:hint="eastAsia"/>
+              </w:rPr>
+              <w:t>仅温度匹配</w:t>
+            </w:r>
+          </w:p>
+        </w:tc>
+      </w:tr>
+    </w:tbl>
+    <w:p>
+      <w:pPr>
+        <w:pStyle w:val="2"/>
+      </w:pPr>
+      <w:r>
+        <w:rPr>
+          <w:rFonts w:hint="eastAsia"/>
+        </w:rPr>
+        <w:lastRenderedPageBreak/>
+        <w:t xml:space="preserve">4.3 </w:t>
+      </w:r>
+      <w:r>
+        <w:rPr>
+          <w:rFonts w:hint="eastAsia"/>
+        </w:rPr>
+        <w:t>配置文件</w:t>
+      </w:r>
+    </w:p>
+    <w:tbl>
+      <w:tblPr>
+        <w:tblStyle w:val="ae"/>
+        <w:tblW w:w="0" w:type="auto"/>
+        <w:tblLook w:val="04A0" w:firstRow="1" w:lastRow="0" w:firstColumn="1" w:lastColumn="0" w:noHBand="0" w:noVBand="1"/>
+      </w:tblPr>
+      <w:tblGrid>
+        <w:gridCol w:w="8296"/>
+      </w:tblGrid>
+      <w:tr>
+        <w:tc>
+          <w:tcPr>
+            <w:tcW w:w="8296" w:type="dxa"/>
+            <w:tcBorders>
+              <w:top w:val="nil"/>
+              <w:left w:val="nil"/>
+              <w:bottom w:val="nil"/>
+              <w:right w:val="nil"/>
+            </w:tcBorders>
+            <w:shd w:val="clear" w:color="auto" w:fill="BFBFBF" w:themeFill="background1" w:themeFillShade="BF"/>
+          </w:tcPr>
+          <w:p>
+            <w:pPr>
+              <w:spacing w:after="156"/>
+            </w:pPr>
+            <w:r>
+              <w:t>class Config:</w:t>
+            </w:r>
+          </w:p>
+          <w:p>
+            <w:pPr>
+              <w:spacing w:after="156"/>
+              <w:rPr>
+                <w:rFonts w:hint="eastAsia"/>
+              </w:rPr>
+            </w:pPr>
+            <w:r>
+              <w:rPr>
+                <w:rFonts w:hint="eastAsia"/>
+              </w:rPr>
+              <w:t xml:space="preserve">    """</w:t>
+            </w:r>
+            <w:r>
+              <w:rPr>
+                <w:rFonts w:hint="eastAsia"/>
+              </w:rPr>
+              <w:t>应用配置类</w:t>
+            </w:r>
+            <w:r>
+              <w:rPr>
+                <w:rFonts w:hint="eastAsia"/>
+              </w:rPr>
+              <w:t>"""</w:t>
+            </w:r>
+          </w:p>
+          <w:p>
+            <w:pPr>
+              <w:spacing w:after="156"/>
+            </w:pPr>
+            <w:r>
+              <w:t xml:space="preserve">    </w:t>
+            </w:r>
+          </w:p>
+          <w:p>
+            <w:pPr>
+              <w:spacing w:after="156"/>
+              <w:rPr>
+                <w:rFonts w:hint="eastAsia"/>
+              </w:rPr>
+            </w:pPr>
+            <w:r>
+              <w:rPr>
+                <w:rFonts w:hint="eastAsia"/>
+              </w:rPr>
+              <w:t xml:space="preserve">    # LLM </w:t>
+            </w:r>
+            <w:r>
+              <w:rPr>
+                <w:rFonts w:hint="eastAsia"/>
+              </w:rPr>
+              <w:t>配置</w:t>
+            </w:r>
+          </w:p>
+          <w:p>
+            <w:pPr>
+              <w:spacing w:after="156"/>
+            </w:pPr>
+            <w:r>
+              <w:t xml:space="preserve">    DEEPSEEK_API_KEY = os.getenv("DEEPSEEK_API_KEY")</w:t>
+            </w:r>
+          </w:p>
+          <w:p>
+            <w:pPr>
+              <w:spacing w:after="156"/>
+            </w:pPr>
+            <w:r>
+              <w:t xml:space="preserve">    DEEPSEEK_BASE_URL = "https://api.deepseek.com/v1"</w:t>
+            </w:r>
+          </w:p>
+          <w:p>
+            <w:pPr>
+              <w:spacing w:after="156"/>
+            </w:pPr>
+            <w:r>
+              <w:t xml:space="preserve">    DEEPSEEK_MODEL = "deepseek-v4-flash"</w:t>
+            </w:r>
+          </w:p>
+          <w:p>
+            <w:pPr>
+              <w:spacing w:after="156"/>
+            </w:pPr>
+            <w:r>
+              <w:t xml:space="preserve">    </w:t>
+            </w:r>
+          </w:p>
+          <w:p>
+            <w:pPr>
+              <w:spacing w:after="156"/>
+              <w:rPr>
+                <w:rFonts w:hint="eastAsia"/>
+              </w:rPr>
+            </w:pPr>
+            <w:r>
+              <w:rPr>
+                <w:rFonts w:hint="eastAsia"/>
+              </w:rPr>
+              <w:t xml:space="preserve">    # </w:t>
+            </w:r>
+            <w:r>
+              <w:rPr>
+                <w:rFonts w:hint="eastAsia"/>
+              </w:rPr>
+              <w:t>天气</w:t>
+            </w:r>
+            <w:r>
+              <w:rPr>
+                <w:rFonts w:hint="eastAsia"/>
+              </w:rPr>
+              <w:t xml:space="preserve"> API </w:t>
+            </w:r>
+            <w:r>
+              <w:rPr>
+                <w:rFonts w:hint="eastAsia"/>
+              </w:rPr>
+              <w:t>配置</w:t>
+            </w:r>
+          </w:p>
+          <w:p>
+            <w:pPr>
+              <w:spacing w:after="156"/>
+            </w:pPr>
+            <w:r>
+              <w:t xml:space="preserve">    HEWEATHER_KEY = os.getenv("HEWEATHER_KEY")</w:t>
+            </w:r>
+          </w:p>
+          <w:p>
+            <w:pPr>
+              <w:spacing w:after="156"/>
+            </w:pPr>
+            <w:r>
+              <w:t xml:space="preserve">    </w:t>
+            </w:r>
+          </w:p>
+          <w:p>
+            <w:pPr>
+              <w:spacing w:after="156"/>
+              <w:rPr>
+                <w:rFonts w:hint="eastAsia"/>
+              </w:rPr>
+            </w:pPr>
+            <w:r>
+              <w:rPr>
+                <w:rFonts w:hint="eastAsia"/>
+              </w:rPr>
+              <w:t xml:space="preserve">    # </w:t>
+            </w:r>
+            <w:r>
+              <w:rPr>
+                <w:rFonts w:hint="eastAsia"/>
+              </w:rPr>
+              <w:t>缓存配置</w:t>
+            </w:r>
+          </w:p>
+          <w:p>
+            <w:pPr>
+              <w:spacing w:after="156"/>
+              <w:rPr>
+                <w:rFonts w:hint="eastAsia"/>
+              </w:rPr>
+            </w:pPr>
+            <w:r>
+              <w:rPr>
+                <w:rFonts w:hint="eastAsia"/>
+              </w:rPr>
+              <w:t xml:space="preserve">    WEATHER_CACHE_TTL = 600  # 10</w:t>
+            </w:r>
+            <w:r>
+              <w:rPr>
+                <w:rFonts w:hint="eastAsia"/>
+              </w:rPr>
+              <w:t>分钟缓存</w:t>
+            </w:r>
+          </w:p>
+          <w:p>
+            <w:pPr>
+              <w:spacing w:after="156"/>
+            </w:pPr>
+            <w:r>
+              <w:t xml:space="preserve">    </w:t>
+            </w:r>
+          </w:p>
+          <w:p>
+            <w:pPr>
+              <w:spacing w:after="156"/>
+              <w:rPr>
+                <w:rFonts w:hint="eastAsia"/>
+              </w:rPr>
+            </w:pPr>
+            <w:r>
+              <w:rPr>
+                <w:rFonts w:hint="eastAsia"/>
+              </w:rPr>
+              <w:t xml:space="preserve">    # </w:t>
+            </w:r>
+            <w:r>
+              <w:rPr>
+                <w:rFonts w:hint="eastAsia"/>
+              </w:rPr>
+              <w:t>存储配置</w:t>
+            </w:r>
+          </w:p>
+          <w:p>
+            <w:pPr>
+              <w:spacing w:after="156"/>
+            </w:pPr>
+            <w:r>
+              <w:t xml:space="preserve">    STORAGE_DIR = os.path.join(os.path.dirname(__file__), "storage")</w:t>
+            </w:r>
+          </w:p>
+          <w:p>
+            <w:pPr>
+              <w:spacing w:after="156"/>
+            </w:pPr>
+            <w:r>
+              <w:t xml:space="preserve">    WARDROBE_FILE = os.path.join(STORAGE_DIR, "wardrobe.json")</w:t>
+            </w:r>
+          </w:p>
+          <w:p>
+            <w:pPr>
+              <w:spacing w:after="156"/>
+            </w:pPr>
+            <w:r>
+              <w:t xml:space="preserve">    </w:t>
+            </w:r>
+          </w:p>
+          <w:p>
+            <w:pPr>
+              <w:spacing w:after="156"/>
+              <w:rPr>
+                <w:rFonts w:hint="eastAsia"/>
+              </w:rPr>
+            </w:pPr>
+            <w:r>
+              <w:rPr>
+                <w:rFonts w:hint="eastAsia"/>
+              </w:rPr>
+              <w:t xml:space="preserve">    # LLM </w:t>
+            </w:r>
+            <w:r>
+              <w:rPr>
+                <w:rFonts w:hint="eastAsia"/>
+              </w:rPr>
+              <w:t>参数</w:t>
+            </w:r>
+          </w:p>
+          <w:p>
+            <w:pPr>
+              <w:spacing w:after="156"/>
+              <w:rPr>
+                <w:rFonts w:hint="eastAsia"/>
+              </w:rPr>
+            </w:pPr>
+            <w:r>
+              <w:rPr>
+                <w:rFonts w:hint="eastAsia"/>
+              </w:rPr>
+              <w:t xml:space="preserve">    INTENT_CLASSIFIER_TEMPERATURE = 0.3  # </w:t>
+            </w:r>
+            <w:r>
+              <w:rPr>
+                <w:rFonts w:hint="eastAsia"/>
+              </w:rPr>
+              <w:t>低温度保证分类准确性</w:t>
+            </w:r>
+          </w:p>
+          <w:p>
+            <w:pPr>
+              <w:spacing w:after="156"/>
+              <w:rPr>
+                <w:rFonts w:hint="eastAsia"/>
+              </w:rPr>
+            </w:pPr>
+            <w:r>
+              <w:rPr>
+                <w:rFonts w:hint="eastAsia"/>
+              </w:rPr>
+              <w:t xml:space="preserve">    FASHION_ADVISOR_TEMPERATURE = 0.5    # </w:t>
+            </w:r>
+            <w:r>
+              <w:rPr>
+                <w:rFonts w:hint="eastAsia"/>
+              </w:rPr>
+              <w:t>中等温度增加创意性</w:t>
+            </w:r>
+          </w:p>
+        </w:tc>
+      </w:tr>
+    </w:tbl>
+    <w:p>
+      <w:pPr>
         <w:pStyle w:val="1"/>
         <w:spacing w:after="156"/>
       </w:pPr>
@@ -6732,72 +8274,494 @@
     </w:p>
     <w:p>
       <w:pPr>
-        <w:spacing w:after="156"/>
+        <w:pStyle w:val="2"/>
       </w:pPr>
       <w:r>
         <w:rPr>
           <w:rFonts w:hint="eastAsia"/>
         </w:rPr>
-        <w:t>功能测试、</w:t>
+        <w:lastRenderedPageBreak/>
+        <w:t xml:space="preserve">5.1 </w:t>
       </w:r>
       <w:r>
         <w:rPr>
           <w:rFonts w:hint="eastAsia"/>
         </w:rPr>
-        <w:t xml:space="preserve">Agent </w:t>
-      </w:r>
+        <w:t>功能测试</w:t>
+      </w:r>
+    </w:p>
+    <w:p>
+      <w:pPr>
+        <w:pStyle w:val="3"/>
+        <w:spacing w:after="156"/>
+      </w:pPr>
       <w:r>
         <w:rPr>
           <w:rFonts w:hint="eastAsia"/>
         </w:rPr>
-        <w:t>行为评估、</w:t>
+        <w:t xml:space="preserve">5.1.1 </w:t>
       </w:r>
       <w:r>
         <w:rPr>
           <w:rFonts w:hint="eastAsia"/>
         </w:rPr>
-        <w:t>Benchmark</w:t>
-      </w:r>
-      <w:r>
+        <w:t>天气查询</w:t>
+      </w:r>
+    </w:p>
+    <w:p>
+      <w:pPr>
+        <w:spacing w:after="156"/>
         <w:rPr>
           <w:rFonts w:hint="eastAsia"/>
         </w:rPr>
-        <w:t>、</w:t>
-      </w:r>
+      </w:pPr>
       <w:r>
         <w:rPr>
           <w:rFonts w:hint="eastAsia"/>
-        </w:rPr>
-        <w:t xml:space="preserve">Demo </w:t>
+          <w:noProof/>
+          <w14:ligatures w14:val="standardContextual"/>
+        </w:rPr>
+        <w:drawing>
+          <wp:anchor distT="0" distB="0" distL="114300" distR="114300" simplePos="0" relativeHeight="251661312" behindDoc="0" locked="0" layoutInCell="1" allowOverlap="1" wp14:anchorId="33FC6DF0" wp14:editId="183D1178">
+            <wp:simplePos x="0" y="0"/>
+            <wp:positionH relativeFrom="column">
+              <wp:posOffset>57150</wp:posOffset>
+            </wp:positionH>
+            <wp:positionV relativeFrom="paragraph">
+              <wp:posOffset>634365</wp:posOffset>
+            </wp:positionV>
+            <wp:extent cx="5274310" cy="1452880"/>
+            <wp:effectExtent l="0" t="0" r="2540" b="0"/>
+            <wp:wrapTopAndBottom/>
+            <wp:docPr id="1550486770" name="图片 2"/>
+            <wp:cNvGraphicFramePr>
+              <a:graphicFrameLocks xmlns:a="http://schemas.openxmlformats.org/drawingml/2006/main" noChangeAspect="1"/>
+            </wp:cNvGraphicFramePr>
+            <a:graphic xmlns:a="http://schemas.openxmlformats.org/drawingml/2006/main">
+              <a:graphicData uri="http://schemas.openxmlformats.org/drawingml/2006/picture">
+                <pic:pic xmlns:pic="http://schemas.openxmlformats.org/drawingml/2006/picture">
+                  <pic:nvPicPr>
+                    <pic:cNvPr id="1550486770" name="图片 1550486770"/>
+                    <pic:cNvPicPr/>
+                  </pic:nvPicPr>
+                  <pic:blipFill>
+                    <a:blip r:embed="rId8">
+                      <a:extLst>
+                        <a:ext uri="{28A0092B-C50C-407E-A947-70E740481C1C}">
+                          <a14:useLocalDpi xmlns:a14="http://schemas.microsoft.com/office/drawing/2010/main" val="0"/>
+                        </a:ext>
+                      </a:extLst>
+                    </a:blip>
+                    <a:stretch>
+                      <a:fillRect/>
+                    </a:stretch>
+                  </pic:blipFill>
+                  <pic:spPr>
+                    <a:xfrm>
+                      <a:off x="0" y="0"/>
+                      <a:ext cx="5274310" cy="1452880"/>
+                    </a:xfrm>
+                    <a:prstGeom prst="rect">
+                      <a:avLst/>
+                    </a:prstGeom>
+                  </pic:spPr>
+                </pic:pic>
+              </a:graphicData>
+            </a:graphic>
+          </wp:anchor>
+        </w:drawing>
       </w:r>
       <w:r>
         <w:rPr>
           <w:rFonts w:hint="eastAsia"/>
         </w:rPr>
-        <w:t>截图</w:t>
+        <w:t>询问类似“今天天气如何”等天气查询类问题，应正确调用和风天气</w:t>
       </w:r>
       <w:r>
         <w:rPr>
           <w:rFonts w:hint="eastAsia"/>
         </w:rPr>
-        <w:t>/</w:t>
+        <w:t>API</w:t>
       </w:r>
       <w:r>
         <w:rPr>
           <w:rFonts w:hint="eastAsia"/>
         </w:rPr>
-        <w:t>录屏</w:t>
+        <w:t>并返回当前天气信息。</w:t>
+      </w:r>
+    </w:p>
+    <w:p>
+      <w:pPr>
+        <w:pStyle w:val="3"/>
+        <w:spacing w:after="156"/>
+      </w:pPr>
+      <w:r>
+        <w:rPr>
+          <w:rFonts w:hint="eastAsia"/>
+        </w:rPr>
+        <w:t xml:space="preserve">5.1.2 </w:t>
+      </w:r>
+      <w:r>
+        <w:rPr>
+          <w:rFonts w:hint="eastAsia"/>
+        </w:rPr>
+        <w:t>衣橱管理</w:t>
+      </w:r>
+    </w:p>
+    <w:p>
+      <w:pPr>
+        <w:spacing w:after="156"/>
+      </w:pPr>
+      <w:r>
+        <w:rPr>
+          <w:rFonts w:hint="eastAsia"/>
+          <w:noProof/>
+          <w14:ligatures w14:val="standardContextual"/>
+        </w:rPr>
+        <w:drawing>
+          <wp:anchor distT="0" distB="0" distL="114300" distR="114300" simplePos="0" relativeHeight="251662336" behindDoc="0" locked="0" layoutInCell="1" allowOverlap="1" wp14:anchorId="42C814E6" wp14:editId="753C14A2">
+            <wp:simplePos x="0" y="0"/>
+            <wp:positionH relativeFrom="margin">
+              <wp:align>left</wp:align>
+            </wp:positionH>
+            <wp:positionV relativeFrom="paragraph">
+              <wp:posOffset>608965</wp:posOffset>
+            </wp:positionV>
+            <wp:extent cx="2957195" cy="1320165"/>
+            <wp:effectExtent l="0" t="0" r="0" b="0"/>
+            <wp:wrapTopAndBottom/>
+            <wp:docPr id="800649659" name="图片 3"/>
+            <wp:cNvGraphicFramePr>
+              <a:graphicFrameLocks xmlns:a="http://schemas.openxmlformats.org/drawingml/2006/main" noChangeAspect="1"/>
+            </wp:cNvGraphicFramePr>
+            <a:graphic xmlns:a="http://schemas.openxmlformats.org/drawingml/2006/main">
+              <a:graphicData uri="http://schemas.openxmlformats.org/drawingml/2006/picture">
+                <pic:pic xmlns:pic="http://schemas.openxmlformats.org/drawingml/2006/picture">
+                  <pic:nvPicPr>
+                    <pic:cNvPr id="800649659" name="图片 800649659"/>
+                    <pic:cNvPicPr/>
+                  </pic:nvPicPr>
+                  <pic:blipFill>
+                    <a:blip r:embed="rId9">
+                      <a:extLst>
+                        <a:ext uri="{28A0092B-C50C-407E-A947-70E740481C1C}">
+                          <a14:useLocalDpi xmlns:a14="http://schemas.microsoft.com/office/drawing/2010/main" val="0"/>
+                        </a:ext>
+                      </a:extLst>
+                    </a:blip>
+                    <a:stretch>
+                      <a:fillRect/>
+                    </a:stretch>
+                  </pic:blipFill>
+                  <pic:spPr>
+                    <a:xfrm>
+                      <a:off x="0" y="0"/>
+                      <a:ext cx="2965983" cy="1324534"/>
+                    </a:xfrm>
+                    <a:prstGeom prst="rect">
+                      <a:avLst/>
+                    </a:prstGeom>
+                  </pic:spPr>
+                </pic:pic>
+              </a:graphicData>
+            </a:graphic>
+            <wp14:sizeRelH relativeFrom="margin">
+              <wp14:pctWidth>0</wp14:pctWidth>
+            </wp14:sizeRelH>
+            <wp14:sizeRelV relativeFrom="margin">
+              <wp14:pctHeight>0</wp14:pctHeight>
+            </wp14:sizeRelV>
+          </wp:anchor>
+        </w:drawing>
+      </w:r>
+      <w:r>
+        <w:t>输入</w:t>
+      </w:r>
+      <w:r>
+        <w:t>"</w:t>
+      </w:r>
+      <w:r>
+        <w:t>添加衣物</w:t>
+      </w:r>
+      <w:r>
+        <w:t xml:space="preserve"> </w:t>
+      </w:r>
+      <w:r>
+        <w:t>白衬衫</w:t>
+      </w:r>
+      <w:r>
+        <w:rPr>
+          <w:rFonts w:hint="eastAsia"/>
+        </w:rPr>
+        <w:t>，</w:t>
+      </w:r>
+      <w:r>
+        <w:t>上衣</w:t>
+      </w:r>
+      <w:r>
+        <w:rPr>
+          <w:rFonts w:hint="eastAsia"/>
+        </w:rPr>
+        <w:t>，</w:t>
+      </w:r>
+      <w:r>
+        <w:t>白色</w:t>
+      </w:r>
+      <w:r>
+        <w:rPr>
+          <w:rFonts w:hint="eastAsia"/>
+        </w:rPr>
+        <w:t>，</w:t>
+      </w:r>
+      <w:r>
+        <w:t>棉</w:t>
+      </w:r>
+      <w:r>
+        <w:t xml:space="preserve"> "</w:t>
+      </w:r>
+      <w:r>
+        <w:t>，应解析参数并写入</w:t>
+      </w:r>
+      <w:r>
+        <w:t xml:space="preserve"> wardrobe.json</w:t>
+      </w:r>
+      <w:r>
+        <w:t>，返回</w:t>
+      </w:r>
+      <w:r>
+        <w:rPr>
+          <w:rFonts w:hint="eastAsia"/>
+        </w:rPr>
+        <w:t>提示信息</w:t>
+      </w:r>
+    </w:p>
+    <w:p>
+      <w:pPr>
+        <w:pStyle w:val="2"/>
+        <w:rPr>
+          <w:rFonts w:hint="eastAsia"/>
+        </w:rPr>
+      </w:pPr>
+      <w:r>
+        <w:rPr>
+          <w:rFonts w:hint="eastAsia"/>
+        </w:rPr>
+        <w:t>5.</w:t>
+      </w:r>
+      <w:r>
+        <w:rPr>
+          <w:rFonts w:hint="eastAsia"/>
+        </w:rPr>
+        <w:t xml:space="preserve">2 </w:t>
+      </w:r>
+      <w:r>
+        <w:t>Agent</w:t>
+      </w:r>
+      <w:r>
+        <w:rPr>
+          <w:rFonts w:hint="eastAsia"/>
+        </w:rPr>
+        <w:t>行为评估</w:t>
+      </w:r>
+    </w:p>
+    <w:p>
+      <w:pPr>
+        <w:spacing w:after="156"/>
+        <w:rPr>
+          <w:rFonts w:hint="eastAsia"/>
+        </w:rPr>
+      </w:pPr>
+      <w:r>
+        <w:rPr>
+          <w:rFonts w:hint="eastAsia"/>
+          <w:noProof/>
+          <w14:ligatures w14:val="standardContextual"/>
+        </w:rPr>
+        <w:drawing>
+          <wp:anchor distT="0" distB="0" distL="114300" distR="114300" simplePos="0" relativeHeight="251663360" behindDoc="0" locked="0" layoutInCell="1" allowOverlap="1" wp14:anchorId="3DE23377" wp14:editId="7735C39F">
+            <wp:simplePos x="0" y="0"/>
+            <wp:positionH relativeFrom="margin">
+              <wp:align>left</wp:align>
+            </wp:positionH>
+            <wp:positionV relativeFrom="paragraph">
+              <wp:posOffset>656590</wp:posOffset>
+            </wp:positionV>
+            <wp:extent cx="5274310" cy="1879600"/>
+            <wp:effectExtent l="0" t="0" r="2540" b="6350"/>
+            <wp:wrapTopAndBottom/>
+            <wp:docPr id="1026354791" name="图片 4"/>
+            <wp:cNvGraphicFramePr>
+              <a:graphicFrameLocks xmlns:a="http://schemas.openxmlformats.org/drawingml/2006/main" noChangeAspect="1"/>
+            </wp:cNvGraphicFramePr>
+            <a:graphic xmlns:a="http://schemas.openxmlformats.org/drawingml/2006/main">
+              <a:graphicData uri="http://schemas.openxmlformats.org/drawingml/2006/picture">
+                <pic:pic xmlns:pic="http://schemas.openxmlformats.org/drawingml/2006/picture">
+                  <pic:nvPicPr>
+                    <pic:cNvPr id="1026354791" name="图片 1026354791"/>
+                    <pic:cNvPicPr/>
+                  </pic:nvPicPr>
+                  <pic:blipFill>
+                    <a:blip r:embed="rId10" cstate="print">
+                      <a:extLst>
+                        <a:ext uri="{28A0092B-C50C-407E-A947-70E740481C1C}">
+                          <a14:useLocalDpi xmlns:a14="http://schemas.microsoft.com/office/drawing/2010/main" val="0"/>
+                        </a:ext>
+                      </a:extLst>
+                    </a:blip>
+                    <a:stretch>
+                      <a:fillRect/>
+                    </a:stretch>
+                  </pic:blipFill>
+                  <pic:spPr>
+                    <a:xfrm>
+                      <a:off x="0" y="0"/>
+                      <a:ext cx="5274310" cy="1879600"/>
+                    </a:xfrm>
+                    <a:prstGeom prst="rect">
+                      <a:avLst/>
+                    </a:prstGeom>
+                  </pic:spPr>
+                </pic:pic>
+              </a:graphicData>
+            </a:graphic>
+          </wp:anchor>
+        </w:drawing>
+      </w:r>
+      <w:r>
+        <w:t>询问</w:t>
+      </w:r>
+      <w:r>
+        <w:t>"</w:t>
+      </w:r>
+      <w:r>
+        <w:t>今天穿什么</w:t>
+      </w:r>
+      <w:r>
+        <w:t>"</w:t>
+      </w:r>
+      <w:r>
+        <w:t>，应识别意图为</w:t>
+      </w:r>
+      <w:r>
+        <w:t>outfit</w:t>
+      </w:r>
+      <w:r>
+        <w:t>，场合默认为</w:t>
+      </w:r>
+      <w:r>
+        <w:t>casual</w:t>
+      </w:r>
+      <w:r>
+        <w:t>，进入穿搭建议链</w:t>
+      </w:r>
+      <w:r>
+        <w:rPr>
+          <w:rFonts w:hint="eastAsia"/>
+        </w:rPr>
+        <w:t>路。</w:t>
+      </w:r>
+    </w:p>
+    <w:p>
+      <w:pPr>
+        <w:spacing w:after="156"/>
+      </w:pPr>
+      <w:r>
+        <w:rPr>
+          <w:rFonts w:hint="eastAsia"/>
+          <w:noProof/>
+          <w14:ligatures w14:val="standardContextual"/>
+        </w:rPr>
+        <w:lastRenderedPageBreak/>
+        <w:drawing>
+          <wp:anchor distT="0" distB="0" distL="114300" distR="114300" simplePos="0" relativeHeight="251664384" behindDoc="0" locked="0" layoutInCell="1" allowOverlap="1" wp14:anchorId="143CFCFD" wp14:editId="1AA1E0DE">
+            <wp:simplePos x="0" y="0"/>
+            <wp:positionH relativeFrom="column">
+              <wp:posOffset>57150</wp:posOffset>
+            </wp:positionH>
+            <wp:positionV relativeFrom="paragraph">
+              <wp:posOffset>590550</wp:posOffset>
+            </wp:positionV>
+            <wp:extent cx="5274310" cy="1823085"/>
+            <wp:effectExtent l="0" t="0" r="2540" b="5715"/>
+            <wp:wrapTopAndBottom/>
+            <wp:docPr id="1430931211" name="图片 5"/>
+            <wp:cNvGraphicFramePr>
+              <a:graphicFrameLocks xmlns:a="http://schemas.openxmlformats.org/drawingml/2006/main" noChangeAspect="1"/>
+            </wp:cNvGraphicFramePr>
+            <a:graphic xmlns:a="http://schemas.openxmlformats.org/drawingml/2006/main">
+              <a:graphicData uri="http://schemas.openxmlformats.org/drawingml/2006/picture">
+                <pic:pic xmlns:pic="http://schemas.openxmlformats.org/drawingml/2006/picture">
+                  <pic:nvPicPr>
+                    <pic:cNvPr id="1430931211" name="图片 1430931211"/>
+                    <pic:cNvPicPr/>
+                  </pic:nvPicPr>
+                  <pic:blipFill>
+                    <a:blip r:embed="rId11" cstate="print">
+                      <a:extLst>
+                        <a:ext uri="{28A0092B-C50C-407E-A947-70E740481C1C}">
+                          <a14:useLocalDpi xmlns:a14="http://schemas.microsoft.com/office/drawing/2010/main" val="0"/>
+                        </a:ext>
+                      </a:extLst>
+                    </a:blip>
+                    <a:stretch>
+                      <a:fillRect/>
+                    </a:stretch>
+                  </pic:blipFill>
+                  <pic:spPr>
+                    <a:xfrm>
+                      <a:off x="0" y="0"/>
+                      <a:ext cx="5274310" cy="1823085"/>
+                    </a:xfrm>
+                    <a:prstGeom prst="rect">
+                      <a:avLst/>
+                    </a:prstGeom>
+                  </pic:spPr>
+                </pic:pic>
+              </a:graphicData>
+            </a:graphic>
+          </wp:anchor>
+        </w:drawing>
+      </w:r>
+      <w:r>
+        <w:t>询问</w:t>
+      </w:r>
+      <w:r>
+        <w:t>"</w:t>
+      </w:r>
+      <w:r>
+        <w:t>下午有面试穿什么</w:t>
+      </w:r>
+      <w:r>
+        <w:t>"</w:t>
+      </w:r>
+      <w:r>
+        <w:t>，应识别意图为</w:t>
+      </w:r>
+      <w:r>
+        <w:t xml:space="preserve"> outfit</w:t>
+      </w:r>
+      <w:r>
+        <w:t>，提取场合为</w:t>
+      </w:r>
+      <w:r>
+        <w:t xml:space="preserve"> interview</w:t>
+      </w:r>
+      <w:r>
+        <w:t>，触发天气查询和正式场合检索。</w:t>
       </w:r>
     </w:p>
     <w:p>
       <w:pPr>
         <w:pStyle w:val="1"/>
         <w:spacing w:after="156"/>
-      </w:pPr>
-      <w:r>
         <w:rPr>
           <w:rFonts w:hint="eastAsia"/>
         </w:rPr>
+      </w:pPr>
+      <w:r>
+        <w:rPr>
+          <w:rFonts w:hint="eastAsia"/>
+        </w:rPr>
         <w:t>六、系统升级与扩展</w:t>
       </w:r>
     </w:p>
@@ -6806,33 +8770,42 @@
         <w:spacing w:after="156"/>
       </w:pPr>
       <w:r>
+        <w:t>本系统通过抽象接口预留了扩展空间。存储层当前使用</w:t>
+      </w:r>
+      <w:r>
+        <w:t xml:space="preserve"> JSON </w:t>
+      </w:r>
+      <w:r>
+        <w:t>文件，未来可替换为</w:t>
+      </w:r>
+      <w:r>
+        <w:t xml:space="preserve"> SQLite </w:t>
+      </w:r>
+      <w:r>
+        <w:t>或</w:t>
+      </w:r>
+      <w:r>
+        <w:t xml:space="preserve"> PostgreSQL</w:t>
+      </w:r>
+      <w:r>
+        <w:t>，接口已抽象，切换成本较低。检索层目前是规则过滤，若后续需要支持语义查询，可接入向量数据库，但需引入</w:t>
+      </w:r>
+      <w:r>
+        <w:t xml:space="preserve"> Embedding API</w:t>
+      </w:r>
+      <w:r>
+        <w:t>，成本中等。近期计划先实现偏好记忆，让用户能保存不喜欢的颜色材质并在检索时排除，同时优化多轮对话中的指代理解问题。中期考虑接入向量检索，支持更灵活的自然语言查询。远期若有多用户需求，需重新设计数据隔离方案，当前暂不投入。</w:t>
+      </w:r>
+    </w:p>
+    <w:p>
+      <w:pPr>
+        <w:pStyle w:val="1"/>
+        <w:spacing w:after="156"/>
+      </w:pPr>
+      <w:r>
         <w:rPr>
           <w:rFonts w:hint="eastAsia"/>
         </w:rPr>
-        <w:t>可扩展架构、下一阶段计划、</w:t>
-      </w:r>
-      <w:r>
-        <w:rPr>
-          <w:rFonts w:hint="eastAsia"/>
-        </w:rPr>
-        <w:t xml:space="preserve">AI </w:t>
-      </w:r>
-      <w:r>
-        <w:rPr>
-          <w:rFonts w:hint="eastAsia"/>
-        </w:rPr>
-        <w:t>能力演进路径</w:t>
-      </w:r>
-    </w:p>
-    <w:p>
-      <w:pPr>
-        <w:pStyle w:val="1"/>
-        <w:spacing w:after="156"/>
-      </w:pPr>
-      <w:r>
-        <w:rPr>
-          <w:rFonts w:hint="eastAsia"/>
-        </w:rPr>
         <w:t>七、课程总结</w:t>
       </w:r>
     </w:p>
@@ -6841,10 +8814,85 @@
         <w:spacing w:after="156"/>
       </w:pPr>
       <w:r>
-        <w:rPr>
-          <w:rFonts w:hint="eastAsia"/>
-        </w:rPr>
-        <w:t>个人收获、工程思维转变、对课程的建议</w:t>
+        <w:t>通过本次项目，我理解了</w:t>
+      </w:r>
+      <w:r>
+        <w:t xml:space="preserve"> LangGraph </w:t>
+      </w:r>
+      <w:r>
+        <w:t>状态机编排的基本用法，实践了</w:t>
+      </w:r>
+      <w:r>
+        <w:t xml:space="preserve"> Agent </w:t>
+      </w:r>
+      <w:r>
+        <w:t>与</w:t>
+      </w:r>
+      <w:r>
+        <w:t xml:space="preserve"> Tool </w:t>
+      </w:r>
+      <w:r>
+        <w:t>的职责分离，也体会到</w:t>
+      </w:r>
+      <w:r>
+        <w:t xml:space="preserve"> Prompt </w:t>
+      </w:r>
+      <w:r>
+        <w:t>调优比写代码更耗时。规格驱动开发减少了返工，但写规格本身也需要时间，需权衡投入。</w:t>
+      </w:r>
+      <w:r>
+        <w:t xml:space="preserve">AI IDE </w:t>
+      </w:r>
+      <w:r>
+        <w:t>能加速代码生成，但</w:t>
+      </w:r>
+      <w:r>
+        <w:t xml:space="preserve"> API </w:t>
+      </w:r>
+      <w:r>
+        <w:t>联调和</w:t>
+      </w:r>
+      <w:r>
+        <w:t xml:space="preserve"> Prompt </w:t>
+      </w:r>
+      <w:r>
+        <w:t>迭代仍需人工把控，不能过度依赖。记录每步耗时后发现天气</w:t>
+      </w:r>
+      <w:r>
+        <w:t xml:space="preserve"> API </w:t>
+      </w:r>
+      <w:r>
+        <w:t>是主要瓶颈，缓存有效。这次经历让我意识到</w:t>
+      </w:r>
+      <w:r>
+        <w:t xml:space="preserve"> Agent </w:t>
+      </w:r>
+      <w:r>
+        <w:t>开发与传统开发的核心差异：</w:t>
+      </w:r>
+      <w:r>
+        <w:t xml:space="preserve">LLM </w:t>
+      </w:r>
+      <w:r>
+        <w:t>输出是概率性的，约束设计比功能堆叠更重要，兜底机制是常态而非例外。对课程的建议是增加</w:t>
+      </w:r>
+      <w:r>
+        <w:t xml:space="preserve"> Prompt </w:t>
+      </w:r>
+      <w:r>
+        <w:t>调优和真实</w:t>
+      </w:r>
+      <w:r>
+        <w:t xml:space="preserve"> API </w:t>
+      </w:r>
+      <w:r>
+        <w:t>联调的实践环节，以及补充基础的</w:t>
+      </w:r>
+      <w:r>
+        <w:t xml:space="preserve"> Agent </w:t>
+      </w:r>
+      <w:r>
+        <w:t>评估方法。</w:t>
       </w:r>
     </w:p>
     <w:sectPr>
@@ -10242,7 +12290,7 @@
   <w:style w:type="paragraph" w:default="1" w:styleId="a">
     <w:name w:val="Normal"/>
     <w:qFormat/>
-    <w:rsid w:val="003736D7"/>
+    <w:rsid w:val="007D1557"/>
     <w:pPr>
       <w:spacing w:afterLines="50" w:after="50" w:line="400" w:lineRule="exact"/>
     </w:pPr>

--- a/docs/CS599_大作业报告.docx
+++ b/docs/CS599_大作业报告.docx
@@ -937,13 +937,26 @@
         <w:t>在智能体框架选择上，本项目使用</w:t>
       </w:r>
       <w:r>
-        <w:t xml:space="preserve"> LangGraph </w:t>
+        <w:t xml:space="preserve"> </w:t>
+      </w:r>
+      <w:proofErr w:type="spellStart"/>
+      <w:r>
+        <w:t>LangGraph</w:t>
+      </w:r>
+      <w:proofErr w:type="spellEnd"/>
+      <w:r>
+        <w:t xml:space="preserve"> </w:t>
       </w:r>
       <w:r>
         <w:t>作为核心开发框架。</w:t>
       </w:r>
-      <w:r>
-        <w:t xml:space="preserve">LangGraph </w:t>
+      <w:proofErr w:type="spellStart"/>
+      <w:r>
+        <w:t>LangGraph</w:t>
+      </w:r>
+      <w:proofErr w:type="spellEnd"/>
+      <w:r>
+        <w:t xml:space="preserve"> </w:t>
       </w:r>
       <w:r>
         <w:t>提供了基于图结构的状态管理能力，可以清晰定义智能体处理用户请求的每一个步骤，包括意图识别、数据获取、推理决策和结果生成，同时天然支持多轮对话中的状态保持和流程分支控制。</w:t>
@@ -993,7 +1006,15 @@
         <w:t>在智能体架构设计上，本项目采用主从式结构，以</w:t>
       </w:r>
       <w:r>
-        <w:t xml:space="preserve"> LangGraph </w:t>
+        <w:t xml:space="preserve"> </w:t>
+      </w:r>
+      <w:proofErr w:type="spellStart"/>
+      <w:r>
+        <w:t>LangGraph</w:t>
+      </w:r>
+      <w:proofErr w:type="spellEnd"/>
+      <w:r>
+        <w:t xml:space="preserve"> </w:t>
       </w:r>
       <w:r>
         <w:t>作为编排框架。核心只有一个主控智能体，负责整个对话流程的编排和执行；天气工具和衣橱工具作为</w:t>
@@ -1338,7 +1359,15 @@
         <w:t>本节采用</w:t>
       </w:r>
       <w:r>
-        <w:t xml:space="preserve"> MoSCoW </w:t>
+        <w:t xml:space="preserve"> </w:t>
+      </w:r>
+      <w:proofErr w:type="spellStart"/>
+      <w:r>
+        <w:t>MoSCoW</w:t>
+      </w:r>
+      <w:proofErr w:type="spellEnd"/>
+      <w:r>
+        <w:t xml:space="preserve"> </w:t>
       </w:r>
       <w:r>
         <w:t>方法对功能进行优先级划分。</w:t>
@@ -1793,7 +1822,15 @@
         <w:t>，以</w:t>
       </w:r>
       <w:r>
-        <w:t xml:space="preserve"> LangGraph </w:t>
+        <w:t xml:space="preserve"> </w:t>
+      </w:r>
+      <w:proofErr w:type="spellStart"/>
+      <w:r>
+        <w:t>LangGraph</w:t>
+      </w:r>
+      <w:proofErr w:type="spellEnd"/>
+      <w:r>
+        <w:t xml:space="preserve"> </w:t>
       </w:r>
       <w:r>
         <w:t>作为核心编排框架。整体上分为五个层次：用户交互层、智能体编排层、智能体执行层、工具服务层和数据存储层。</w:t>
@@ -1820,7 +1857,15 @@
         <w:t>阶段采用命令行界面，增强版本升级为基于</w:t>
       </w:r>
       <w:r>
-        <w:t xml:space="preserve"> Streamlit </w:t>
+        <w:t xml:space="preserve"> </w:t>
+      </w:r>
+      <w:proofErr w:type="spellStart"/>
+      <w:r>
+        <w:t>Streamlit</w:t>
+      </w:r>
+      <w:proofErr w:type="spellEnd"/>
+      <w:r>
+        <w:t xml:space="preserve"> </w:t>
       </w:r>
       <w:r>
         <w:t>的简单网页界面。</w:t>
@@ -1842,7 +1887,15 @@
         <w:t>是系统的核心调度中枢，基于</w:t>
       </w:r>
       <w:r>
-        <w:t xml:space="preserve"> LangGraph </w:t>
+        <w:t xml:space="preserve"> </w:t>
+      </w:r>
+      <w:proofErr w:type="spellStart"/>
+      <w:r>
+        <w:t>LangGraph</w:t>
+      </w:r>
+      <w:proofErr w:type="spellEnd"/>
+      <w:r>
+        <w:t xml:space="preserve"> </w:t>
       </w:r>
       <w:r>
         <w:t>构建。该层维护整个对话的状态，根据用户输入识别意图，决定调用哪个智能体或工具，并协调数据流转。</w:t>
@@ -2011,7 +2064,15 @@
         <w:t>对话状态由</w:t>
       </w:r>
       <w:r>
-        <w:t xml:space="preserve"> LangGraph </w:t>
+        <w:t xml:space="preserve"> </w:t>
+      </w:r>
+      <w:proofErr w:type="spellStart"/>
+      <w:r>
+        <w:t>LangGraph</w:t>
+      </w:r>
+      <w:proofErr w:type="spellEnd"/>
+      <w:r>
+        <w:t xml:space="preserve"> </w:t>
       </w:r>
       <w:r>
         <w:t>在内存中维护（支持多轮对话）。</w:t>
@@ -2154,7 +2215,15 @@
         <w:t>主控智能体还负责维护</w:t>
       </w:r>
       <w:r>
-        <w:t xml:space="preserve"> LangGraph </w:t>
+        <w:t xml:space="preserve"> </w:t>
+      </w:r>
+      <w:proofErr w:type="spellStart"/>
+      <w:r>
+        <w:t>LangGraph</w:t>
+      </w:r>
+      <w:proofErr w:type="spellEnd"/>
+      <w:r>
+        <w:t xml:space="preserve"> </w:t>
       </w:r>
       <w:r>
         <w:t>中的状态对象，确保数据在节点之间正确传递，并管理多轮对话的上下文历史。</w:t>
@@ -2542,8 +2611,13 @@
       <w:pPr>
         <w:spacing w:after="156"/>
       </w:pPr>
-      <w:r>
-        <w:t xml:space="preserve">LangGraph </w:t>
+      <w:proofErr w:type="spellStart"/>
+      <w:r>
+        <w:t>LangGraph</w:t>
+      </w:r>
+      <w:proofErr w:type="spellEnd"/>
+      <w:r>
+        <w:t xml:space="preserve"> </w:t>
       </w:r>
       <w:r>
         <w:t>中维护的状态对象包含以下字段：</w:t>
@@ -2680,6 +2754,7 @@
             <w:pPr>
               <w:spacing w:after="156"/>
             </w:pPr>
+            <w:proofErr w:type="spellStart"/>
             <w:r>
               <w:rPr>
                 <w:rFonts w:ascii="Segoe UI" w:hAnsi="Segoe UI" w:cs="Segoe UI"/>
@@ -2690,6 +2765,7 @@
               </w:rPr>
               <w:t>user_input</w:t>
             </w:r>
+            <w:proofErr w:type="spellEnd"/>
           </w:p>
         </w:tc>
         <w:tc>
@@ -2784,6 +2860,7 @@
             <w:pPr>
               <w:spacing w:after="156"/>
             </w:pPr>
+            <w:proofErr w:type="spellStart"/>
             <w:r>
               <w:rPr>
                 <w:rFonts w:ascii="Segoe UI" w:hAnsi="Segoe UI" w:cs="Segoe UI"/>
@@ -2794,6 +2871,7 @@
               </w:rPr>
               <w:t>weather_data</w:t>
             </w:r>
+            <w:proofErr w:type="spellEnd"/>
           </w:p>
         </w:tc>
         <w:tc>
@@ -2882,6 +2960,7 @@
             <w:pPr>
               <w:spacing w:after="156"/>
             </w:pPr>
+            <w:proofErr w:type="spellStart"/>
             <w:r>
               <w:rPr>
                 <w:rFonts w:ascii="Segoe UI" w:hAnsi="Segoe UI" w:cs="Segoe UI"/>
@@ -2892,6 +2971,7 @@
               </w:rPr>
               <w:t>wardrobe_candidates</w:t>
             </w:r>
+            <w:proofErr w:type="spellEnd"/>
           </w:p>
         </w:tc>
         <w:tc>
@@ -2924,6 +3004,7 @@
             <w:pPr>
               <w:spacing w:after="156"/>
             </w:pPr>
+            <w:proofErr w:type="spellStart"/>
             <w:r>
               <w:rPr>
                 <w:rFonts w:ascii="Segoe UI" w:hAnsi="Segoe UI" w:cs="Segoe UI"/>
@@ -2934,6 +3015,7 @@
               </w:rPr>
               <w:t>final_output</w:t>
             </w:r>
+            <w:proofErr w:type="spellEnd"/>
           </w:p>
         </w:tc>
         <w:tc>
@@ -2966,6 +3048,7 @@
             <w:pPr>
               <w:spacing w:after="156"/>
             </w:pPr>
+            <w:proofErr w:type="spellStart"/>
             <w:r>
               <w:rPr>
                 <w:rFonts w:ascii="Segoe UI" w:hAnsi="Segoe UI" w:cs="Segoe UI"/>
@@ -2976,6 +3059,7 @@
               </w:rPr>
               <w:t>chat_history</w:t>
             </w:r>
+            <w:proofErr w:type="spellEnd"/>
           </w:p>
         </w:tc>
         <w:tc>
@@ -3129,7 +3213,15 @@
         <w:t>函数的形式实现，通过</w:t>
       </w:r>
       <w:r>
-        <w:t xml:space="preserve"> LangChain </w:t>
+        <w:t xml:space="preserve"> </w:t>
+      </w:r>
+      <w:proofErr w:type="spellStart"/>
+      <w:r>
+        <w:t>LangChain</w:t>
+      </w:r>
+      <w:proofErr w:type="spellEnd"/>
+      <w:r>
+        <w:t xml:space="preserve"> </w:t>
       </w:r>
       <w:r>
         <w:t>的</w:t>
@@ -3171,9 +3263,11 @@
       <w:r>
         <w:t>：</w:t>
       </w:r>
+      <w:proofErr w:type="spellStart"/>
       <w:r>
         <w:t>get_weather</w:t>
       </w:r>
+      <w:proofErr w:type="spellEnd"/>
     </w:p>
     <w:p>
       <w:pPr>
@@ -3252,7 +3346,15 @@
         <w:t>。系统内部通过城市名称查询表或</w:t>
       </w:r>
       <w:r>
-        <w:t xml:space="preserve"> GeoAPI </w:t>
+        <w:t xml:space="preserve"> </w:t>
+      </w:r>
+      <w:proofErr w:type="spellStart"/>
+      <w:r>
+        <w:t>GeoAPI</w:t>
+      </w:r>
+      <w:proofErr w:type="spellEnd"/>
+      <w:r>
+        <w:t xml:space="preserve"> </w:t>
       </w:r>
       <w:r>
         <w:t>转换为和风天气城市代码。</w:t>
@@ -3277,8 +3379,13 @@
         <w:t>：返回</w:t>
       </w:r>
       <w:r>
-        <w:t xml:space="preserve"> dict</w:t>
-      </w:r>
+        <w:t xml:space="preserve"> </w:t>
+      </w:r>
+      <w:proofErr w:type="spellStart"/>
+      <w:r>
+        <w:t>dict</w:t>
+      </w:r>
+      <w:proofErr w:type="spellEnd"/>
       <w:r>
         <w:t>，包含：</w:t>
       </w:r>
@@ -3375,9 +3482,11 @@
         </w:numPr>
         <w:spacing w:after="156"/>
       </w:pPr>
+      <w:proofErr w:type="spellStart"/>
       <w:r>
         <w:t>wind_speed</w:t>
       </w:r>
+      <w:proofErr w:type="spellEnd"/>
       <w:r>
         <w:t>（</w:t>
       </w:r>
@@ -3411,10 +3520,12 @@
         </w:numPr>
         <w:spacing w:after="156"/>
       </w:pPr>
+      <w:proofErr w:type="spellStart"/>
       <w:r>
         <w:lastRenderedPageBreak/>
         <w:t>uvi</w:t>
       </w:r>
+      <w:proofErr w:type="spellEnd"/>
       <w:r>
         <w:t>（</w:t>
       </w:r>
@@ -3485,9 +3596,11 @@
       <w:r>
         <w:t>：</w:t>
       </w:r>
+      <w:proofErr w:type="spellStart"/>
       <w:r>
         <w:t>search_wardrobe</w:t>
       </w:r>
+      <w:proofErr w:type="spellEnd"/>
     </w:p>
     <w:p>
       <w:pPr>
@@ -3736,8 +3849,13 @@
         <w:t>，每个元素为</w:t>
       </w:r>
       <w:r>
-        <w:t xml:space="preserve"> dict</w:t>
-      </w:r>
+        <w:t xml:space="preserve"> </w:t>
+      </w:r>
+      <w:proofErr w:type="spellStart"/>
+      <w:r>
+        <w:t>dict</w:t>
+      </w:r>
+      <w:proofErr w:type="spellEnd"/>
       <w:r>
         <w:t>，包含：</w:t>
       </w:r>
@@ -3888,9 +4006,11 @@
         </w:numPr>
         <w:spacing w:after="156"/>
       </w:pPr>
+      <w:proofErr w:type="spellStart"/>
       <w:r>
         <w:t>suitable_temp_min</w:t>
       </w:r>
+      <w:proofErr w:type="spellEnd"/>
       <w:r>
         <w:t>（</w:t>
       </w:r>
@@ -3909,9 +4029,11 @@
         </w:numPr>
         <w:spacing w:after="156"/>
       </w:pPr>
+      <w:proofErr w:type="spellStart"/>
       <w:r>
         <w:t>suitable_temp_max</w:t>
       </w:r>
+      <w:proofErr w:type="spellEnd"/>
       <w:r>
         <w:t>（</w:t>
       </w:r>
@@ -3930,9 +4052,11 @@
         </w:numPr>
         <w:spacing w:after="156"/>
       </w:pPr>
+      <w:proofErr w:type="spellStart"/>
       <w:r>
         <w:t>occasion_tags</w:t>
       </w:r>
+      <w:proofErr w:type="spellEnd"/>
       <w:r>
         <w:t>（</w:t>
       </w:r>
@@ -3976,9 +4100,11 @@
       <w:r>
         <w:t>：</w:t>
       </w:r>
+      <w:proofErr w:type="spellStart"/>
       <w:r>
         <w:t>add_clothing</w:t>
       </w:r>
+      <w:proofErr w:type="spellEnd"/>
     </w:p>
     <w:p>
       <w:pPr>
@@ -4111,9 +4237,11 @@
         </w:numPr>
         <w:spacing w:after="156"/>
       </w:pPr>
+      <w:proofErr w:type="spellStart"/>
       <w:r>
         <w:t>suitable_temp_min</w:t>
       </w:r>
+      <w:proofErr w:type="spellEnd"/>
       <w:r>
         <w:t>（</w:t>
       </w:r>
@@ -4135,9 +4263,11 @@
         </w:numPr>
         <w:spacing w:after="156"/>
       </w:pPr>
+      <w:proofErr w:type="spellStart"/>
       <w:r>
         <w:t>suitable_temp_max</w:t>
       </w:r>
+      <w:proofErr w:type="spellEnd"/>
       <w:r>
         <w:t>（</w:t>
       </w:r>
@@ -4159,9 +4289,11 @@
         </w:numPr>
         <w:spacing w:after="156"/>
       </w:pPr>
+      <w:proofErr w:type="spellStart"/>
       <w:r>
         <w:t>occasion_tags</w:t>
       </w:r>
+      <w:proofErr w:type="spellEnd"/>
       <w:r>
         <w:t>（</w:t>
       </w:r>
@@ -4194,8 +4326,13 @@
         <w:t>：返回</w:t>
       </w:r>
       <w:r>
-        <w:t xml:space="preserve"> dict</w:t>
-      </w:r>
+        <w:t xml:space="preserve"> </w:t>
+      </w:r>
+      <w:proofErr w:type="spellStart"/>
+      <w:r>
+        <w:t>dict</w:t>
+      </w:r>
+      <w:proofErr w:type="spellEnd"/>
       <w:r>
         <w:t>，包含</w:t>
       </w:r>
@@ -4272,9 +4409,11 @@
       <w:r>
         <w:t>：</w:t>
       </w:r>
+      <w:proofErr w:type="spellStart"/>
       <w:r>
         <w:t>delete_clothing</w:t>
       </w:r>
+      <w:proofErr w:type="spellEnd"/>
     </w:p>
     <w:p>
       <w:pPr>
@@ -4322,9 +4461,11 @@
         </w:numPr>
         <w:spacing w:after="156"/>
       </w:pPr>
+      <w:proofErr w:type="spellStart"/>
       <w:r>
         <w:t>clothing_id</w:t>
       </w:r>
+      <w:proofErr w:type="spellEnd"/>
       <w:r>
         <w:t>（</w:t>
       </w:r>
@@ -4354,8 +4495,13 @@
         <w:t>：返回</w:t>
       </w:r>
       <w:r>
-        <w:t xml:space="preserve"> dict</w:t>
-      </w:r>
+        <w:t xml:space="preserve"> </w:t>
+      </w:r>
+      <w:proofErr w:type="spellStart"/>
+      <w:r>
+        <w:t>dict</w:t>
+      </w:r>
+      <w:proofErr w:type="spellEnd"/>
       <w:r>
         <w:t>，包含</w:t>
       </w:r>
@@ -4414,9 +4560,11 @@
       <w:r>
         <w:t>：</w:t>
       </w:r>
+      <w:proofErr w:type="spellStart"/>
       <w:r>
         <w:t>list_wardrobe</w:t>
       </w:r>
+      <w:proofErr w:type="spellEnd"/>
     </w:p>
     <w:p>
       <w:pPr>
@@ -4511,9 +4659,11 @@
       <w:r>
         <w:t>：</w:t>
       </w:r>
+      <w:proofErr w:type="spellStart"/>
       <w:r>
         <w:t>update_clothing</w:t>
       </w:r>
+      <w:proofErr w:type="spellEnd"/>
     </w:p>
     <w:p>
       <w:pPr>
@@ -4562,9 +4712,11 @@
         </w:numPr>
         <w:spacing w:after="156"/>
       </w:pPr>
+      <w:proofErr w:type="spellStart"/>
       <w:r>
         <w:t>clothing_id</w:t>
       </w:r>
+      <w:proofErr w:type="spellEnd"/>
       <w:r>
         <w:t>（</w:t>
       </w:r>
@@ -4667,9 +4819,11 @@
         </w:numPr>
         <w:spacing w:after="156"/>
       </w:pPr>
+      <w:proofErr w:type="spellStart"/>
       <w:r>
         <w:t>suitable_temp_min</w:t>
       </w:r>
+      <w:proofErr w:type="spellEnd"/>
       <w:r>
         <w:t>（</w:t>
       </w:r>
@@ -4688,9 +4842,11 @@
         </w:numPr>
         <w:spacing w:after="156"/>
       </w:pPr>
+      <w:proofErr w:type="spellStart"/>
       <w:r>
         <w:t>suitable_temp_max</w:t>
       </w:r>
+      <w:proofErr w:type="spellEnd"/>
       <w:r>
         <w:t>（</w:t>
       </w:r>
@@ -4709,9 +4865,11 @@
         </w:numPr>
         <w:spacing w:after="156"/>
       </w:pPr>
+      <w:proofErr w:type="spellStart"/>
       <w:r>
         <w:t>occasion_tags</w:t>
       </w:r>
+      <w:proofErr w:type="spellEnd"/>
       <w:r>
         <w:t>（</w:t>
       </w:r>
@@ -4741,8 +4899,13 @@
         <w:t>：返回</w:t>
       </w:r>
       <w:r>
-        <w:t xml:space="preserve"> dict</w:t>
-      </w:r>
+        <w:t xml:space="preserve"> </w:t>
+      </w:r>
+      <w:proofErr w:type="spellStart"/>
+      <w:r>
+        <w:t>dict</w:t>
+      </w:r>
+      <w:proofErr w:type="spellEnd"/>
       <w:r>
         <w:t>，包含</w:t>
       </w:r>
@@ -4889,7 +5052,15 @@
         <w:t>方式二：对于映射表未覆盖的城市，调用和风天气</w:t>
       </w:r>
       <w:r>
-        <w:t xml:space="preserve"> GeoAPI </w:t>
+        <w:t xml:space="preserve"> </w:t>
+      </w:r>
+      <w:proofErr w:type="spellStart"/>
+      <w:r>
+        <w:t>GeoAPI</w:t>
+      </w:r>
+      <w:proofErr w:type="spellEnd"/>
+      <w:r>
+        <w:t xml:space="preserve"> </w:t>
       </w:r>
       <w:r>
         <w:t>将城市名称转换为城市代码。</w:t>
@@ -5091,7 +5262,15 @@
         <w:t>意图分类：使用</w:t>
       </w:r>
       <w:r>
-        <w:t xml:space="preserve"> deepseek-chat</w:t>
+        <w:t xml:space="preserve"> </w:t>
+      </w:r>
+      <w:proofErr w:type="spellStart"/>
+      <w:r>
+        <w:t>deepseek</w:t>
+      </w:r>
+      <w:proofErr w:type="spellEnd"/>
+      <w:r>
+        <w:t>-chat</w:t>
       </w:r>
       <w:r>
         <w:t>（</w:t>
@@ -5121,7 +5300,15 @@
         <w:t>穿搭建议生成：使用</w:t>
       </w:r>
       <w:r>
-        <w:t xml:space="preserve"> deepseek-chat</w:t>
+        <w:t xml:space="preserve"> </w:t>
+      </w:r>
+      <w:proofErr w:type="spellStart"/>
+      <w:r>
+        <w:t>deepseek</w:t>
+      </w:r>
+      <w:proofErr w:type="spellEnd"/>
+      <w:r>
+        <w:t>-chat</w:t>
       </w:r>
       <w:r>
         <w:t>（</w:t>
@@ -5319,12 +5506,21 @@
         </w:rPr>
         <w:t>增强版阶段（</w:t>
       </w:r>
+      <w:proofErr w:type="spellStart"/>
       <w:r>
         <w:rPr>
           <w:b/>
           <w:bCs/>
         </w:rPr>
-        <w:t>Streamlit Web + HTTP API</w:t>
+        <w:t>Streamlit</w:t>
+      </w:r>
+      <w:proofErr w:type="spellEnd"/>
+      <w:r>
+        <w:rPr>
+          <w:b/>
+          <w:bCs/>
+        </w:rPr>
+        <w:t xml:space="preserve"> Web + HTTP API</w:t>
       </w:r>
       <w:r>
         <w:rPr>
@@ -5409,8 +5605,13 @@
         <w:t>：</w:t>
       </w:r>
       <w:r>
-        <w:t>Content-Type: application/json</w:t>
-      </w:r>
+        <w:t>Content-Type: application/</w:t>
+      </w:r>
+      <w:proofErr w:type="spellStart"/>
+      <w:r>
+        <w:t>json</w:t>
+      </w:r>
+      <w:proofErr w:type="spellEnd"/>
     </w:p>
     <w:p>
       <w:pPr>
@@ -5471,7 +5672,15 @@
       </w:pPr>
       <w:r>
         <w:lastRenderedPageBreak/>
-        <w:t xml:space="preserve">  "user_id": "</w:t>
+        <w:t xml:space="preserve">  "</w:t>
+      </w:r>
+      <w:proofErr w:type="spellStart"/>
+      <w:r>
+        <w:t>user_id</w:t>
+      </w:r>
+      <w:proofErr w:type="spellEnd"/>
+      <w:r>
+        <w:t>": "</w:t>
       </w:r>
       <w:r>
         <w:t>用户标识（可选，默认</w:t>
@@ -5491,7 +5700,15 @@
         <w:spacing w:after="156"/>
       </w:pPr>
       <w:r>
-        <w:t xml:space="preserve">  "session_id": "</w:t>
+        <w:t xml:space="preserve">  "</w:t>
+      </w:r>
+      <w:proofErr w:type="spellStart"/>
+      <w:r>
+        <w:t>session_id</w:t>
+      </w:r>
+      <w:proofErr w:type="spellEnd"/>
+      <w:r>
+        <w:t>": "</w:t>
       </w:r>
       <w:r>
         <w:t>会话标识（可选，默认新生成）</w:t>
@@ -5594,7 +5811,15 @@
         <w:spacing w:after="156"/>
       </w:pPr>
       <w:r>
-        <w:t xml:space="preserve">  "elapsed_ms": 1234</w:t>
+        <w:t xml:space="preserve">  "</w:t>
+      </w:r>
+      <w:proofErr w:type="spellStart"/>
+      <w:r>
+        <w:t>elapsed_ms</w:t>
+      </w:r>
+      <w:proofErr w:type="spellEnd"/>
+      <w:r>
+        <w:t>": 1234</w:t>
       </w:r>
     </w:p>
     <w:p>
@@ -5808,7 +6033,15 @@
         <w:t>本系统采用基于</w:t>
       </w:r>
       <w:r>
-        <w:t xml:space="preserve"> LangGraph </w:t>
+        <w:t xml:space="preserve"> </w:t>
+      </w:r>
+      <w:proofErr w:type="spellStart"/>
+      <w:r>
+        <w:t>LangGraph</w:t>
+      </w:r>
+      <w:proofErr w:type="spellEnd"/>
+      <w:r>
+        <w:t xml:space="preserve"> </w:t>
       </w:r>
       <w:r>
         <w:t>的</w:t>
@@ -5864,7 +6097,23 @@
         <w:t>：基于</w:t>
       </w:r>
       <w:r>
-        <w:t xml:space="preserve"> LangGraph StateGraph </w:t>
+        <w:t xml:space="preserve"> </w:t>
+      </w:r>
+      <w:proofErr w:type="spellStart"/>
+      <w:r>
+        <w:t>LangGraph</w:t>
+      </w:r>
+      <w:proofErr w:type="spellEnd"/>
+      <w:r>
+        <w:t xml:space="preserve"> </w:t>
+      </w:r>
+      <w:proofErr w:type="spellStart"/>
+      <w:r>
+        <w:t>StateGraph</w:t>
+      </w:r>
+      <w:proofErr w:type="spellEnd"/>
+      <w:r>
+        <w:t xml:space="preserve"> </w:t>
       </w:r>
       <w:r>
         <w:t>构建，负责意图分类、工具调度和状态管理。</w:t>
@@ -6070,11 +6319,14 @@
     <w:p>
       <w:pPr>
         <w:pStyle w:val="2"/>
-      </w:pPr>
-      <w:r>
         <w:rPr>
           <w:rFonts w:hint="eastAsia"/>
         </w:rPr>
+      </w:pPr>
+      <w:r>
+        <w:rPr>
+          <w:rFonts w:hint="eastAsia"/>
+        </w:rPr>
         <w:t xml:space="preserve">4.1 </w:t>
       </w:r>
       <w:r>
@@ -6103,14 +6355,34 @@
         </w:rPr>
         <w:t xml:space="preserve"> </w:t>
       </w:r>
+      <w:proofErr w:type="spellStart"/>
       <w:r>
         <w:rPr>
           <w:rFonts w:hint="eastAsia"/>
           <w:b/>
           <w:bCs/>
         </w:rPr>
-        <w:t>LangGraph StateGraph</w:t>
-      </w:r>
+        <w:t>LangGraph</w:t>
+      </w:r>
+      <w:proofErr w:type="spellEnd"/>
+      <w:r>
+        <w:rPr>
+          <w:rFonts w:hint="eastAsia"/>
+          <w:b/>
+          <w:bCs/>
+        </w:rPr>
+        <w:t xml:space="preserve"> </w:t>
+      </w:r>
+      <w:proofErr w:type="spellStart"/>
+      <w:r>
+        <w:rPr>
+          <w:rFonts w:hint="eastAsia"/>
+          <w:b/>
+          <w:bCs/>
+        </w:rPr>
+        <w:t>StateGraph</w:t>
+      </w:r>
+      <w:proofErr w:type="spellEnd"/>
       <w:r>
         <w:rPr>
           <w:rFonts w:hint="eastAsia"/>
@@ -6160,9 +6432,6 @@
           <w:p>
             <w:pPr>
               <w:spacing w:after="156"/>
-              <w:rPr>
-                <w:rFonts w:hint="eastAsia"/>
-              </w:rPr>
             </w:pPr>
             <w:r>
               <w:rPr>
@@ -6180,15 +6449,48 @@
           <w:p>
             <w:pPr>
               <w:spacing w:after="156"/>
-              <w:rPr>
-                <w:rFonts w:hint="eastAsia"/>
-              </w:rPr>
             </w:pPr>
-            <w:r>
-              <w:rPr>
-                <w:rFonts w:hint="eastAsia"/>
-              </w:rPr>
-              <w:t xml:space="preserve">self.graph.add_node("entry_node", self.entry_node)           # </w:t>
+            <w:proofErr w:type="spellStart"/>
+            <w:r>
+              <w:rPr>
+                <w:rFonts w:hint="eastAsia"/>
+              </w:rPr>
+              <w:t>self.graph.add_node</w:t>
+            </w:r>
+            <w:proofErr w:type="spellEnd"/>
+            <w:r>
+              <w:rPr>
+                <w:rFonts w:hint="eastAsia"/>
+              </w:rPr>
+              <w:t>("</w:t>
+            </w:r>
+            <w:proofErr w:type="spellStart"/>
+            <w:r>
+              <w:rPr>
+                <w:rFonts w:hint="eastAsia"/>
+              </w:rPr>
+              <w:t>entry_node</w:t>
+            </w:r>
+            <w:proofErr w:type="spellEnd"/>
+            <w:r>
+              <w:rPr>
+                <w:rFonts w:hint="eastAsia"/>
+              </w:rPr>
+              <w:t xml:space="preserve">", </w:t>
+            </w:r>
+            <w:proofErr w:type="spellStart"/>
+            <w:r>
+              <w:rPr>
+                <w:rFonts w:hint="eastAsia"/>
+              </w:rPr>
+              <w:t>self.entry_node</w:t>
+            </w:r>
+            <w:proofErr w:type="spellEnd"/>
+            <w:r>
+              <w:rPr>
+                <w:rFonts w:hint="eastAsia"/>
+              </w:rPr>
+              <w:t xml:space="preserve">)           # </w:t>
             </w:r>
             <w:r>
               <w:rPr>
@@ -6200,15 +6502,48 @@
           <w:p>
             <w:pPr>
               <w:spacing w:after="156"/>
-              <w:rPr>
-                <w:rFonts w:hint="eastAsia"/>
-              </w:rPr>
             </w:pPr>
-            <w:r>
-              <w:rPr>
-                <w:rFonts w:hint="eastAsia"/>
-              </w:rPr>
-              <w:t xml:space="preserve">self.graph.add_node("intent_classifier", self.intent_classifier) # </w:t>
+            <w:proofErr w:type="spellStart"/>
+            <w:r>
+              <w:rPr>
+                <w:rFonts w:hint="eastAsia"/>
+              </w:rPr>
+              <w:t>self.graph.add_node</w:t>
+            </w:r>
+            <w:proofErr w:type="spellEnd"/>
+            <w:r>
+              <w:rPr>
+                <w:rFonts w:hint="eastAsia"/>
+              </w:rPr>
+              <w:t>("</w:t>
+            </w:r>
+            <w:proofErr w:type="spellStart"/>
+            <w:r>
+              <w:rPr>
+                <w:rFonts w:hint="eastAsia"/>
+              </w:rPr>
+              <w:t>intent_classifier</w:t>
+            </w:r>
+            <w:proofErr w:type="spellEnd"/>
+            <w:r>
+              <w:rPr>
+                <w:rFonts w:hint="eastAsia"/>
+              </w:rPr>
+              <w:t xml:space="preserve">", </w:t>
+            </w:r>
+            <w:proofErr w:type="spellStart"/>
+            <w:r>
+              <w:rPr>
+                <w:rFonts w:hint="eastAsia"/>
+              </w:rPr>
+              <w:t>self.intent_classifier</w:t>
+            </w:r>
+            <w:proofErr w:type="spellEnd"/>
+            <w:r>
+              <w:rPr>
+                <w:rFonts w:hint="eastAsia"/>
+              </w:rPr>
+              <w:t xml:space="preserve">) # </w:t>
             </w:r>
             <w:r>
               <w:rPr>
@@ -6220,15 +6555,48 @@
           <w:p>
             <w:pPr>
               <w:spacing w:after="156"/>
-              <w:rPr>
-                <w:rFonts w:hint="eastAsia"/>
-              </w:rPr>
             </w:pPr>
-            <w:r>
-              <w:rPr>
-                <w:rFonts w:hint="eastAsia"/>
-              </w:rPr>
-              <w:t xml:space="preserve">self.graph.add_node("weather_tool_node", self.weather_tool_node) # </w:t>
+            <w:proofErr w:type="spellStart"/>
+            <w:r>
+              <w:rPr>
+                <w:rFonts w:hint="eastAsia"/>
+              </w:rPr>
+              <w:t>self.graph.add_node</w:t>
+            </w:r>
+            <w:proofErr w:type="spellEnd"/>
+            <w:r>
+              <w:rPr>
+                <w:rFonts w:hint="eastAsia"/>
+              </w:rPr>
+              <w:t>("</w:t>
+            </w:r>
+            <w:proofErr w:type="spellStart"/>
+            <w:r>
+              <w:rPr>
+                <w:rFonts w:hint="eastAsia"/>
+              </w:rPr>
+              <w:t>weather_tool_node</w:t>
+            </w:r>
+            <w:proofErr w:type="spellEnd"/>
+            <w:r>
+              <w:rPr>
+                <w:rFonts w:hint="eastAsia"/>
+              </w:rPr>
+              <w:t xml:space="preserve">", </w:t>
+            </w:r>
+            <w:proofErr w:type="spellStart"/>
+            <w:r>
+              <w:rPr>
+                <w:rFonts w:hint="eastAsia"/>
+              </w:rPr>
+              <w:t>self.weather_tool_node</w:t>
+            </w:r>
+            <w:proofErr w:type="spellEnd"/>
+            <w:r>
+              <w:rPr>
+                <w:rFonts w:hint="eastAsia"/>
+              </w:rPr>
+              <w:t xml:space="preserve">) # </w:t>
             </w:r>
             <w:r>
               <w:rPr>
@@ -6240,15 +6608,48 @@
           <w:p>
             <w:pPr>
               <w:spacing w:after="156"/>
-              <w:rPr>
-                <w:rFonts w:hint="eastAsia"/>
-              </w:rPr>
             </w:pPr>
-            <w:r>
-              <w:rPr>
-                <w:rFonts w:hint="eastAsia"/>
-              </w:rPr>
-              <w:t xml:space="preserve">self.graph.add_node("wardrobe_search_node", self.wardrobe_search_node) # </w:t>
+            <w:proofErr w:type="spellStart"/>
+            <w:r>
+              <w:rPr>
+                <w:rFonts w:hint="eastAsia"/>
+              </w:rPr>
+              <w:t>self.graph.add_node</w:t>
+            </w:r>
+            <w:proofErr w:type="spellEnd"/>
+            <w:r>
+              <w:rPr>
+                <w:rFonts w:hint="eastAsia"/>
+              </w:rPr>
+              <w:t>("</w:t>
+            </w:r>
+            <w:proofErr w:type="spellStart"/>
+            <w:r>
+              <w:rPr>
+                <w:rFonts w:hint="eastAsia"/>
+              </w:rPr>
+              <w:t>wardrobe_search_node</w:t>
+            </w:r>
+            <w:proofErr w:type="spellEnd"/>
+            <w:r>
+              <w:rPr>
+                <w:rFonts w:hint="eastAsia"/>
+              </w:rPr>
+              <w:t xml:space="preserve">", </w:t>
+            </w:r>
+            <w:proofErr w:type="spellStart"/>
+            <w:r>
+              <w:rPr>
+                <w:rFonts w:hint="eastAsia"/>
+              </w:rPr>
+              <w:t>self.wardrobe_search_node</w:t>
+            </w:r>
+            <w:proofErr w:type="spellEnd"/>
+            <w:r>
+              <w:rPr>
+                <w:rFonts w:hint="eastAsia"/>
+              </w:rPr>
+              <w:t xml:space="preserve">) # </w:t>
             </w:r>
             <w:r>
               <w:rPr>
@@ -6260,15 +6661,48 @@
           <w:p>
             <w:pPr>
               <w:spacing w:after="156"/>
-              <w:rPr>
-                <w:rFonts w:hint="eastAsia"/>
-              </w:rPr>
             </w:pPr>
-            <w:r>
-              <w:rPr>
-                <w:rFonts w:hint="eastAsia"/>
-              </w:rPr>
-              <w:t xml:space="preserve">self.graph.add_node("wardrobe_crud_node", self.wardrobe_crud_node) # </w:t>
+            <w:proofErr w:type="spellStart"/>
+            <w:r>
+              <w:rPr>
+                <w:rFonts w:hint="eastAsia"/>
+              </w:rPr>
+              <w:t>self.graph.add_node</w:t>
+            </w:r>
+            <w:proofErr w:type="spellEnd"/>
+            <w:r>
+              <w:rPr>
+                <w:rFonts w:hint="eastAsia"/>
+              </w:rPr>
+              <w:t>("</w:t>
+            </w:r>
+            <w:proofErr w:type="spellStart"/>
+            <w:r>
+              <w:rPr>
+                <w:rFonts w:hint="eastAsia"/>
+              </w:rPr>
+              <w:t>wardrobe_crud_node</w:t>
+            </w:r>
+            <w:proofErr w:type="spellEnd"/>
+            <w:r>
+              <w:rPr>
+                <w:rFonts w:hint="eastAsia"/>
+              </w:rPr>
+              <w:t xml:space="preserve">", </w:t>
+            </w:r>
+            <w:proofErr w:type="spellStart"/>
+            <w:r>
+              <w:rPr>
+                <w:rFonts w:hint="eastAsia"/>
+              </w:rPr>
+              <w:t>self.wardrobe_crud_node</w:t>
+            </w:r>
+            <w:proofErr w:type="spellEnd"/>
+            <w:r>
+              <w:rPr>
+                <w:rFonts w:hint="eastAsia"/>
+              </w:rPr>
+              <w:t xml:space="preserve">) # </w:t>
             </w:r>
             <w:r>
               <w:rPr>
@@ -6286,16 +6720,49 @@
           <w:p>
             <w:pPr>
               <w:spacing w:after="156"/>
-              <w:rPr>
-                <w:rFonts w:hint="eastAsia"/>
-              </w:rPr>
             </w:pPr>
+            <w:proofErr w:type="spellStart"/>
             <w:r>
               <w:rPr>
                 <w:rFonts w:hint="eastAsia"/>
               </w:rPr>
               <w:lastRenderedPageBreak/>
-              <w:t xml:space="preserve">self.graph.add_node("fashion_advisor_node", self.fashion_advisor_node) # </w:t>
+              <w:t>self.graph.add_node</w:t>
+            </w:r>
+            <w:proofErr w:type="spellEnd"/>
+            <w:r>
+              <w:rPr>
+                <w:rFonts w:hint="eastAsia"/>
+              </w:rPr>
+              <w:t>("</w:t>
+            </w:r>
+            <w:proofErr w:type="spellStart"/>
+            <w:r>
+              <w:rPr>
+                <w:rFonts w:hint="eastAsia"/>
+              </w:rPr>
+              <w:t>fashion_advisor_node</w:t>
+            </w:r>
+            <w:proofErr w:type="spellEnd"/>
+            <w:r>
+              <w:rPr>
+                <w:rFonts w:hint="eastAsia"/>
+              </w:rPr>
+              <w:t xml:space="preserve">", </w:t>
+            </w:r>
+            <w:proofErr w:type="spellStart"/>
+            <w:r>
+              <w:rPr>
+                <w:rFonts w:hint="eastAsia"/>
+              </w:rPr>
+              <w:t>self.fashion_advisor_node</w:t>
+            </w:r>
+            <w:proofErr w:type="spellEnd"/>
+            <w:r>
+              <w:rPr>
+                <w:rFonts w:hint="eastAsia"/>
+              </w:rPr>
+              <w:t xml:space="preserve">) # </w:t>
             </w:r>
             <w:r>
               <w:rPr>
@@ -6307,15 +6774,48 @@
           <w:p>
             <w:pPr>
               <w:spacing w:after="156"/>
-              <w:rPr>
-                <w:rFonts w:hint="eastAsia"/>
-              </w:rPr>
             </w:pPr>
-            <w:r>
-              <w:rPr>
-                <w:rFonts w:hint="eastAsia"/>
-              </w:rPr>
-              <w:t xml:space="preserve">self.graph.add_node("output_node", self.output_node)         # </w:t>
+            <w:proofErr w:type="spellStart"/>
+            <w:r>
+              <w:rPr>
+                <w:rFonts w:hint="eastAsia"/>
+              </w:rPr>
+              <w:t>self.graph.add_node</w:t>
+            </w:r>
+            <w:proofErr w:type="spellEnd"/>
+            <w:r>
+              <w:rPr>
+                <w:rFonts w:hint="eastAsia"/>
+              </w:rPr>
+              <w:t>("</w:t>
+            </w:r>
+            <w:proofErr w:type="spellStart"/>
+            <w:r>
+              <w:rPr>
+                <w:rFonts w:hint="eastAsia"/>
+              </w:rPr>
+              <w:t>output_node</w:t>
+            </w:r>
+            <w:proofErr w:type="spellEnd"/>
+            <w:r>
+              <w:rPr>
+                <w:rFonts w:hint="eastAsia"/>
+              </w:rPr>
+              <w:t xml:space="preserve">", </w:t>
+            </w:r>
+            <w:proofErr w:type="spellStart"/>
+            <w:r>
+              <w:rPr>
+                <w:rFonts w:hint="eastAsia"/>
+              </w:rPr>
+              <w:t>self.output_node</w:t>
+            </w:r>
+            <w:proofErr w:type="spellEnd"/>
+            <w:r>
+              <w:rPr>
+                <w:rFonts w:hint="eastAsia"/>
+              </w:rPr>
+              <w:t xml:space="preserve">)         # </w:t>
             </w:r>
             <w:r>
               <w:rPr>
@@ -6327,15 +6827,48 @@
           <w:p>
             <w:pPr>
               <w:spacing w:after="156"/>
-              <w:rPr>
-                <w:rFonts w:hint="eastAsia"/>
-              </w:rPr>
             </w:pPr>
-            <w:r>
-              <w:rPr>
-                <w:rFonts w:hint="eastAsia"/>
-              </w:rPr>
-              <w:t xml:space="preserve">self.graph.add_node("error_handler", self.error_handler)     # </w:t>
+            <w:proofErr w:type="spellStart"/>
+            <w:r>
+              <w:rPr>
+                <w:rFonts w:hint="eastAsia"/>
+              </w:rPr>
+              <w:t>self.graph.add_node</w:t>
+            </w:r>
+            <w:proofErr w:type="spellEnd"/>
+            <w:r>
+              <w:rPr>
+                <w:rFonts w:hint="eastAsia"/>
+              </w:rPr>
+              <w:t>("</w:t>
+            </w:r>
+            <w:proofErr w:type="spellStart"/>
+            <w:r>
+              <w:rPr>
+                <w:rFonts w:hint="eastAsia"/>
+              </w:rPr>
+              <w:t>error_handler</w:t>
+            </w:r>
+            <w:proofErr w:type="spellEnd"/>
+            <w:r>
+              <w:rPr>
+                <w:rFonts w:hint="eastAsia"/>
+              </w:rPr>
+              <w:t xml:space="preserve">", </w:t>
+            </w:r>
+            <w:proofErr w:type="spellStart"/>
+            <w:r>
+              <w:rPr>
+                <w:rFonts w:hint="eastAsia"/>
+              </w:rPr>
+              <w:t>self.error_handler</w:t>
+            </w:r>
+            <w:proofErr w:type="spellEnd"/>
+            <w:r>
+              <w:rPr>
+                <w:rFonts w:hint="eastAsia"/>
+              </w:rPr>
+              <w:t xml:space="preserve">)     # </w:t>
             </w:r>
             <w:r>
               <w:rPr>
@@ -6460,339 +6993,31 @@
               <w:spacing w:after="156"/>
             </w:pPr>
             <w:r>
-              <w:t>def _classify_intent_by_rules(self, user_input: str) -&gt; Optional[Dict]:</w:t>
-            </w:r>
-          </w:p>
-          <w:p>
-            <w:pPr>
-              <w:spacing w:after="156"/>
-              <w:rPr>
-                <w:rFonts w:hint="eastAsia"/>
-              </w:rPr>
-            </w:pPr>
-            <w:r>
-              <w:rPr>
-                <w:rFonts w:hint="eastAsia"/>
-              </w:rPr>
-              <w:t xml:space="preserve">    """</w:t>
-            </w:r>
-            <w:r>
-              <w:rPr>
-                <w:rFonts w:hint="eastAsia"/>
-              </w:rPr>
-              <w:t>规则优先的意图分类，减少</w:t>
-            </w:r>
-            <w:r>
-              <w:rPr>
-                <w:rFonts w:hint="eastAsia"/>
-              </w:rPr>
-              <w:t>LLM</w:t>
-            </w:r>
-            <w:r>
-              <w:rPr>
-                <w:rFonts w:hint="eastAsia"/>
-              </w:rPr>
-              <w:t>依赖</w:t>
-            </w:r>
-            <w:r>
-              <w:rPr>
-                <w:rFonts w:hint="eastAsia"/>
-              </w:rPr>
-              <w:t>"""</w:t>
-            </w:r>
-          </w:p>
-          <w:p>
-            <w:pPr>
-              <w:spacing w:after="156"/>
-              <w:rPr>
-                <w:rFonts w:hint="eastAsia"/>
-              </w:rPr>
-            </w:pPr>
-            <w:r>
-              <w:rPr>
-                <w:rFonts w:hint="eastAsia"/>
-              </w:rPr>
-              <w:t xml:space="preserve">    weather_keywords = ["</w:t>
-            </w:r>
-            <w:r>
-              <w:rPr>
-                <w:rFonts w:hint="eastAsia"/>
-              </w:rPr>
-              <w:t>天气</w:t>
-            </w:r>
-            <w:r>
-              <w:rPr>
-                <w:rFonts w:hint="eastAsia"/>
-              </w:rPr>
-              <w:t>", "</w:t>
-            </w:r>
-            <w:r>
-              <w:rPr>
-                <w:rFonts w:hint="eastAsia"/>
-              </w:rPr>
-              <w:t>温度</w:t>
-            </w:r>
-            <w:r>
-              <w:rPr>
-                <w:rFonts w:hint="eastAsia"/>
-              </w:rPr>
-              <w:t>", "</w:t>
-            </w:r>
-            <w:r>
-              <w:rPr>
-                <w:rFonts w:hint="eastAsia"/>
-              </w:rPr>
-              <w:t>气温</w:t>
-            </w:r>
-            <w:r>
-              <w:rPr>
-                <w:rFonts w:hint="eastAsia"/>
-              </w:rPr>
-              <w:t>", "</w:t>
-            </w:r>
-            <w:r>
-              <w:rPr>
-                <w:rFonts w:hint="eastAsia"/>
-              </w:rPr>
-              <w:t>冷</w:t>
-            </w:r>
-            <w:r>
-              <w:rPr>
-                <w:rFonts w:hint="eastAsia"/>
-              </w:rPr>
-              <w:t>", "</w:t>
-            </w:r>
-            <w:r>
-              <w:rPr>
-                <w:rFonts w:hint="eastAsia"/>
-              </w:rPr>
-              <w:t>热</w:t>
-            </w:r>
-            <w:r>
-              <w:rPr>
-                <w:rFonts w:hint="eastAsia"/>
-              </w:rPr>
-              <w:t>", "</w:t>
-            </w:r>
-            <w:r>
-              <w:rPr>
-                <w:rFonts w:hint="eastAsia"/>
-              </w:rPr>
-              <w:t>晴</w:t>
-            </w:r>
-            <w:r>
-              <w:rPr>
-                <w:rFonts w:hint="eastAsia"/>
-              </w:rPr>
-              <w:t>", "</w:t>
-            </w:r>
-            <w:r>
-              <w:rPr>
-                <w:rFonts w:hint="eastAsia"/>
-              </w:rPr>
-              <w:t>雨</w:t>
-            </w:r>
-            <w:r>
-              <w:rPr>
-                <w:rFonts w:hint="eastAsia"/>
-              </w:rPr>
-              <w:t>", "</w:t>
-            </w:r>
-            <w:r>
-              <w:rPr>
-                <w:rFonts w:hint="eastAsia"/>
-              </w:rPr>
-              <w:t>雪</w:t>
-            </w:r>
-            <w:r>
-              <w:rPr>
-                <w:rFonts w:hint="eastAsia"/>
-              </w:rPr>
-              <w:t>"]</w:t>
-            </w:r>
-          </w:p>
-          <w:p>
-            <w:pPr>
-              <w:spacing w:after="156"/>
-              <w:rPr>
-                <w:rFonts w:hint="eastAsia"/>
-              </w:rPr>
-            </w:pPr>
-            <w:r>
-              <w:rPr>
-                <w:rFonts w:hint="eastAsia"/>
-              </w:rPr>
-              <w:t xml:space="preserve">    wardrobe_keywords = ["</w:t>
-            </w:r>
-            <w:r>
-              <w:rPr>
-                <w:rFonts w:hint="eastAsia"/>
-              </w:rPr>
-              <w:t>添加</w:t>
-            </w:r>
-            <w:r>
-              <w:rPr>
-                <w:rFonts w:hint="eastAsia"/>
-              </w:rPr>
-              <w:t>", "</w:t>
-            </w:r>
-            <w:r>
-              <w:rPr>
-                <w:rFonts w:hint="eastAsia"/>
-              </w:rPr>
-              <w:t>删除</w:t>
-            </w:r>
-            <w:r>
-              <w:rPr>
-                <w:rFonts w:hint="eastAsia"/>
-              </w:rPr>
-              <w:t>", "</w:t>
-            </w:r>
-            <w:r>
-              <w:rPr>
-                <w:rFonts w:hint="eastAsia"/>
-              </w:rPr>
-              <w:t>查看</w:t>
-            </w:r>
-            <w:r>
-              <w:rPr>
-                <w:rFonts w:hint="eastAsia"/>
-              </w:rPr>
-              <w:t>", "</w:t>
-            </w:r>
-            <w:r>
-              <w:rPr>
-                <w:rFonts w:hint="eastAsia"/>
-              </w:rPr>
-              <w:t>衣橱</w:t>
-            </w:r>
-            <w:r>
-              <w:rPr>
-                <w:rFonts w:hint="eastAsia"/>
-              </w:rPr>
-              <w:t>", "</w:t>
-            </w:r>
-            <w:r>
-              <w:rPr>
-                <w:rFonts w:hint="eastAsia"/>
-              </w:rPr>
-              <w:t>衣柜</w:t>
-            </w:r>
-            <w:r>
-              <w:rPr>
-                <w:rFonts w:hint="eastAsia"/>
-              </w:rPr>
-              <w:t>", "</w:t>
-            </w:r>
-            <w:r>
-              <w:rPr>
-                <w:rFonts w:hint="eastAsia"/>
-              </w:rPr>
-              <w:t>修改</w:t>
-            </w:r>
-            <w:r>
-              <w:rPr>
-                <w:rFonts w:hint="eastAsia"/>
-              </w:rPr>
-              <w:t>", "</w:t>
-            </w:r>
-            <w:r>
-              <w:rPr>
-                <w:rFonts w:hint="eastAsia"/>
-              </w:rPr>
-              <w:t>更新</w:t>
-            </w:r>
-            <w:r>
-              <w:rPr>
-                <w:rFonts w:hint="eastAsia"/>
-              </w:rPr>
-              <w:t>", "</w:t>
-            </w:r>
-            <w:r>
-              <w:rPr>
-                <w:rFonts w:hint="eastAsia"/>
-              </w:rPr>
-              <w:t>列表</w:t>
-            </w:r>
-            <w:r>
-              <w:rPr>
-                <w:rFonts w:hint="eastAsia"/>
-              </w:rPr>
-              <w:t>"]</w:t>
-            </w:r>
-          </w:p>
-          <w:p>
-            <w:pPr>
-              <w:spacing w:after="156"/>
-              <w:rPr>
-                <w:rFonts w:hint="eastAsia"/>
-              </w:rPr>
-            </w:pPr>
-            <w:r>
-              <w:rPr>
-                <w:rFonts w:hint="eastAsia"/>
-              </w:rPr>
-              <w:t xml:space="preserve">    outfit_keywords = ["</w:t>
-            </w:r>
-            <w:r>
-              <w:rPr>
-                <w:rFonts w:hint="eastAsia"/>
-              </w:rPr>
-              <w:t>穿什么</w:t>
-            </w:r>
-            <w:r>
-              <w:rPr>
-                <w:rFonts w:hint="eastAsia"/>
-              </w:rPr>
-              <w:t>", "</w:t>
-            </w:r>
-            <w:r>
-              <w:rPr>
-                <w:rFonts w:hint="eastAsia"/>
-              </w:rPr>
-              <w:t>搭配</w:t>
-            </w:r>
-            <w:r>
-              <w:rPr>
-                <w:rFonts w:hint="eastAsia"/>
-              </w:rPr>
-              <w:t>", "</w:t>
-            </w:r>
-            <w:r>
-              <w:rPr>
-                <w:rFonts w:hint="eastAsia"/>
-              </w:rPr>
-              <w:t>建议穿</w:t>
-            </w:r>
-            <w:r>
-              <w:rPr>
-                <w:rFonts w:hint="eastAsia"/>
-              </w:rPr>
-              <w:t>", "</w:t>
-            </w:r>
-            <w:r>
-              <w:rPr>
-                <w:rFonts w:hint="eastAsia"/>
-              </w:rPr>
-              <w:t>怎么穿</w:t>
-            </w:r>
-            <w:r>
-              <w:rPr>
-                <w:rFonts w:hint="eastAsia"/>
-              </w:rPr>
-              <w:t>", "</w:t>
-            </w:r>
-            <w:r>
-              <w:rPr>
-                <w:rFonts w:hint="eastAsia"/>
-              </w:rPr>
-              <w:t>穿搭</w:t>
-            </w:r>
-            <w:r>
-              <w:rPr>
-                <w:rFonts w:hint="eastAsia"/>
-              </w:rPr>
-              <w:t>"]</w:t>
+              <w:t>def _</w:t>
+            </w:r>
+            <w:proofErr w:type="spellStart"/>
+            <w:r>
+              <w:t>classify_intent_by_rules</w:t>
+            </w:r>
+            <w:proofErr w:type="spellEnd"/>
+            <w:r>
+              <w:t xml:space="preserve">(self, </w:t>
+            </w:r>
+            <w:proofErr w:type="spellStart"/>
+            <w:r>
+              <w:t>user_input</w:t>
+            </w:r>
+            <w:proofErr w:type="spellEnd"/>
+            <w:r>
+              <w:t>: str) -&gt; Optional[</w:t>
+            </w:r>
+            <w:proofErr w:type="spellStart"/>
+            <w:r>
+              <w:t>Dict</w:t>
+            </w:r>
+            <w:proofErr w:type="spellEnd"/>
+            <w:r>
+              <w:t>]:</w:t>
             </w:r>
           </w:p>
           <w:p>
@@ -6800,51 +7025,34 @@
               <w:spacing w:after="156"/>
             </w:pPr>
             <w:r>
-              <w:t xml:space="preserve">    </w:t>
-            </w:r>
-          </w:p>
-          <w:p>
-            <w:pPr>
-              <w:spacing w:after="156"/>
-              <w:rPr>
-                <w:rFonts w:hint="eastAsia"/>
-              </w:rPr>
-            </w:pPr>
-            <w:r>
-              <w:rPr>
-                <w:rFonts w:hint="eastAsia"/>
-              </w:rPr>
-              <w:t xml:space="preserve">    # </w:t>
-            </w:r>
-            <w:r>
-              <w:rPr>
-                <w:rFonts w:hint="eastAsia"/>
-              </w:rPr>
-              <w:t>优先级：天气查询</w:t>
-            </w:r>
-            <w:r>
-              <w:rPr>
-                <w:rFonts w:hint="eastAsia"/>
-              </w:rPr>
-              <w:t xml:space="preserve"> &gt; </w:t>
-            </w:r>
-            <w:r>
-              <w:rPr>
-                <w:rFonts w:hint="eastAsia"/>
-              </w:rPr>
-              <w:t>衣橱管理</w:t>
-            </w:r>
-            <w:r>
-              <w:rPr>
-                <w:rFonts w:hint="eastAsia"/>
-              </w:rPr>
-              <w:t xml:space="preserve"> &gt; </w:t>
-            </w:r>
-            <w:r>
-              <w:rPr>
-                <w:rFonts w:hint="eastAsia"/>
-              </w:rPr>
-              <w:t>穿搭建议</w:t>
+              <w:rPr>
+                <w:rFonts w:hint="eastAsia"/>
+              </w:rPr>
+              <w:t xml:space="preserve">    """</w:t>
+            </w:r>
+            <w:r>
+              <w:rPr>
+                <w:rFonts w:hint="eastAsia"/>
+              </w:rPr>
+              <w:t>规则优先的意图分类，减少</w:t>
+            </w:r>
+            <w:r>
+              <w:rPr>
+                <w:rFonts w:hint="eastAsia"/>
+              </w:rPr>
+              <w:t>LLM</w:t>
+            </w:r>
+            <w:r>
+              <w:rPr>
+                <w:rFonts w:hint="eastAsia"/>
+              </w:rPr>
+              <w:t>依赖</w:t>
+            </w:r>
+            <w:r>
+              <w:rPr>
+                <w:rFonts w:hint="eastAsia"/>
+              </w:rPr>
+              <w:t>"""</w:t>
             </w:r>
           </w:p>
           <w:p>
@@ -6852,7 +7060,120 @@
               <w:spacing w:after="156"/>
             </w:pPr>
             <w:r>
-              <w:t xml:space="preserve">    if any(keyword in normalized for keyword in weather_keywords):</w:t>
+              <w:rPr>
+                <w:rFonts w:hint="eastAsia"/>
+              </w:rPr>
+              <w:t xml:space="preserve">    </w:t>
+            </w:r>
+            <w:proofErr w:type="spellStart"/>
+            <w:r>
+              <w:rPr>
+                <w:rFonts w:hint="eastAsia"/>
+              </w:rPr>
+              <w:t>weather_keywords</w:t>
+            </w:r>
+            <w:proofErr w:type="spellEnd"/>
+            <w:r>
+              <w:rPr>
+                <w:rFonts w:hint="eastAsia"/>
+              </w:rPr>
+              <w:t xml:space="preserve"> = ["</w:t>
+            </w:r>
+            <w:r>
+              <w:rPr>
+                <w:rFonts w:hint="eastAsia"/>
+              </w:rPr>
+              <w:t>天气</w:t>
+            </w:r>
+            <w:r>
+              <w:rPr>
+                <w:rFonts w:hint="eastAsia"/>
+              </w:rPr>
+              <w:t>", "</w:t>
+            </w:r>
+            <w:r>
+              <w:rPr>
+                <w:rFonts w:hint="eastAsia"/>
+              </w:rPr>
+              <w:t>温度</w:t>
+            </w:r>
+            <w:r>
+              <w:rPr>
+                <w:rFonts w:hint="eastAsia"/>
+              </w:rPr>
+              <w:t>", "</w:t>
+            </w:r>
+            <w:r>
+              <w:rPr>
+                <w:rFonts w:hint="eastAsia"/>
+              </w:rPr>
+              <w:t>气温</w:t>
+            </w:r>
+            <w:r>
+              <w:rPr>
+                <w:rFonts w:hint="eastAsia"/>
+              </w:rPr>
+              <w:t>", "</w:t>
+            </w:r>
+            <w:r>
+              <w:rPr>
+                <w:rFonts w:hint="eastAsia"/>
+              </w:rPr>
+              <w:t>冷</w:t>
+            </w:r>
+            <w:r>
+              <w:rPr>
+                <w:rFonts w:hint="eastAsia"/>
+              </w:rPr>
+              <w:t>", "</w:t>
+            </w:r>
+            <w:r>
+              <w:rPr>
+                <w:rFonts w:hint="eastAsia"/>
+              </w:rPr>
+              <w:t>热</w:t>
+            </w:r>
+            <w:r>
+              <w:rPr>
+                <w:rFonts w:hint="eastAsia"/>
+              </w:rPr>
+              <w:t>", "</w:t>
+            </w:r>
+            <w:r>
+              <w:rPr>
+                <w:rFonts w:hint="eastAsia"/>
+              </w:rPr>
+              <w:t>晴</w:t>
+            </w:r>
+            <w:r>
+              <w:rPr>
+                <w:rFonts w:hint="eastAsia"/>
+              </w:rPr>
+              <w:t>", "</w:t>
+            </w:r>
+            <w:r>
+              <w:rPr>
+                <w:rFonts w:hint="eastAsia"/>
+              </w:rPr>
+              <w:t>雨</w:t>
+            </w:r>
+            <w:r>
+              <w:rPr>
+                <w:rFonts w:hint="eastAsia"/>
+              </w:rPr>
+              <w:t>", "</w:t>
+            </w:r>
+            <w:r>
+              <w:rPr>
+                <w:rFonts w:hint="eastAsia"/>
+              </w:rPr>
+              <w:t>雪</w:t>
+            </w:r>
+            <w:r>
+              <w:rPr>
+                <w:rFonts w:hint="eastAsia"/>
+              </w:rPr>
+              <w:t>"]</w:t>
             </w:r>
           </w:p>
           <w:p>
@@ -6860,7 +7181,120 @@
               <w:spacing w:after="156"/>
             </w:pPr>
             <w:r>
-              <w:t xml:space="preserve">        return {"intent": "weather", ...}</w:t>
+              <w:rPr>
+                <w:rFonts w:hint="eastAsia"/>
+              </w:rPr>
+              <w:t xml:space="preserve">    </w:t>
+            </w:r>
+            <w:proofErr w:type="spellStart"/>
+            <w:r>
+              <w:rPr>
+                <w:rFonts w:hint="eastAsia"/>
+              </w:rPr>
+              <w:t>wardrobe_keywords</w:t>
+            </w:r>
+            <w:proofErr w:type="spellEnd"/>
+            <w:r>
+              <w:rPr>
+                <w:rFonts w:hint="eastAsia"/>
+              </w:rPr>
+              <w:t xml:space="preserve"> = ["</w:t>
+            </w:r>
+            <w:r>
+              <w:rPr>
+                <w:rFonts w:hint="eastAsia"/>
+              </w:rPr>
+              <w:t>添加</w:t>
+            </w:r>
+            <w:r>
+              <w:rPr>
+                <w:rFonts w:hint="eastAsia"/>
+              </w:rPr>
+              <w:t>", "</w:t>
+            </w:r>
+            <w:r>
+              <w:rPr>
+                <w:rFonts w:hint="eastAsia"/>
+              </w:rPr>
+              <w:t>删除</w:t>
+            </w:r>
+            <w:r>
+              <w:rPr>
+                <w:rFonts w:hint="eastAsia"/>
+              </w:rPr>
+              <w:t>", "</w:t>
+            </w:r>
+            <w:r>
+              <w:rPr>
+                <w:rFonts w:hint="eastAsia"/>
+              </w:rPr>
+              <w:t>查看</w:t>
+            </w:r>
+            <w:r>
+              <w:rPr>
+                <w:rFonts w:hint="eastAsia"/>
+              </w:rPr>
+              <w:t>", "</w:t>
+            </w:r>
+            <w:r>
+              <w:rPr>
+                <w:rFonts w:hint="eastAsia"/>
+              </w:rPr>
+              <w:t>衣橱</w:t>
+            </w:r>
+            <w:r>
+              <w:rPr>
+                <w:rFonts w:hint="eastAsia"/>
+              </w:rPr>
+              <w:t>", "</w:t>
+            </w:r>
+            <w:r>
+              <w:rPr>
+                <w:rFonts w:hint="eastAsia"/>
+              </w:rPr>
+              <w:t>衣柜</w:t>
+            </w:r>
+            <w:r>
+              <w:rPr>
+                <w:rFonts w:hint="eastAsia"/>
+              </w:rPr>
+              <w:t>", "</w:t>
+            </w:r>
+            <w:r>
+              <w:rPr>
+                <w:rFonts w:hint="eastAsia"/>
+              </w:rPr>
+              <w:t>修改</w:t>
+            </w:r>
+            <w:r>
+              <w:rPr>
+                <w:rFonts w:hint="eastAsia"/>
+              </w:rPr>
+              <w:t>", "</w:t>
+            </w:r>
+            <w:r>
+              <w:rPr>
+                <w:rFonts w:hint="eastAsia"/>
+              </w:rPr>
+              <w:t>更新</w:t>
+            </w:r>
+            <w:r>
+              <w:rPr>
+                <w:rFonts w:hint="eastAsia"/>
+              </w:rPr>
+              <w:t>", "</w:t>
+            </w:r>
+            <w:r>
+              <w:rPr>
+                <w:rFonts w:hint="eastAsia"/>
+              </w:rPr>
+              <w:t>列表</w:t>
+            </w:r>
+            <w:r>
+              <w:rPr>
+                <w:rFonts w:hint="eastAsia"/>
+              </w:rPr>
+              <w:t>"]</w:t>
             </w:r>
           </w:p>
           <w:p>
@@ -6868,8 +7302,84 @@
               <w:spacing w:after="156"/>
             </w:pPr>
             <w:r>
-              <w:lastRenderedPageBreak/>
-              <w:t xml:space="preserve">    elif any(keyword in normalized for keyword in wardrobe_keywords):</w:t>
+              <w:rPr>
+                <w:rFonts w:hint="eastAsia"/>
+              </w:rPr>
+              <w:t xml:space="preserve">    </w:t>
+            </w:r>
+            <w:proofErr w:type="spellStart"/>
+            <w:r>
+              <w:rPr>
+                <w:rFonts w:hint="eastAsia"/>
+              </w:rPr>
+              <w:t>outfit_keywords</w:t>
+            </w:r>
+            <w:proofErr w:type="spellEnd"/>
+            <w:r>
+              <w:rPr>
+                <w:rFonts w:hint="eastAsia"/>
+              </w:rPr>
+              <w:t xml:space="preserve"> = ["</w:t>
+            </w:r>
+            <w:r>
+              <w:rPr>
+                <w:rFonts w:hint="eastAsia"/>
+              </w:rPr>
+              <w:t>穿什么</w:t>
+            </w:r>
+            <w:r>
+              <w:rPr>
+                <w:rFonts w:hint="eastAsia"/>
+              </w:rPr>
+              <w:t>", "</w:t>
+            </w:r>
+            <w:r>
+              <w:rPr>
+                <w:rFonts w:hint="eastAsia"/>
+              </w:rPr>
+              <w:t>搭配</w:t>
+            </w:r>
+            <w:r>
+              <w:rPr>
+                <w:rFonts w:hint="eastAsia"/>
+              </w:rPr>
+              <w:t>", "</w:t>
+            </w:r>
+            <w:r>
+              <w:rPr>
+                <w:rFonts w:hint="eastAsia"/>
+              </w:rPr>
+              <w:t>建议穿</w:t>
+            </w:r>
+            <w:r>
+              <w:rPr>
+                <w:rFonts w:hint="eastAsia"/>
+              </w:rPr>
+              <w:t>", "</w:t>
+            </w:r>
+            <w:r>
+              <w:rPr>
+                <w:rFonts w:hint="eastAsia"/>
+              </w:rPr>
+              <w:t>怎么穿</w:t>
+            </w:r>
+            <w:r>
+              <w:rPr>
+                <w:rFonts w:hint="eastAsia"/>
+              </w:rPr>
+              <w:t>", "</w:t>
+            </w:r>
+            <w:r>
+              <w:rPr>
+                <w:rFonts w:hint="eastAsia"/>
+              </w:rPr>
+              <w:t>穿搭</w:t>
+            </w:r>
+            <w:r>
+              <w:rPr>
+                <w:rFonts w:hint="eastAsia"/>
+              </w:rPr>
+              <w:t>"]</w:t>
             </w:r>
           </w:p>
           <w:p>
@@ -6877,7 +7387,7 @@
               <w:spacing w:after="156"/>
             </w:pPr>
             <w:r>
-              <w:t xml:space="preserve">        return {"intent": "wardrobe", ...}</w:t>
+              <w:t xml:space="preserve">    </w:t>
             </w:r>
           </w:p>
           <w:p>
@@ -6885,15 +7395,126 @@
               <w:spacing w:after="156"/>
             </w:pPr>
             <w:r>
-              <w:t xml:space="preserve">    elif any(keyword in normalized for keyword in outfit_keywords):</w:t>
+              <w:rPr>
+                <w:rFonts w:hint="eastAsia"/>
+              </w:rPr>
+              <w:t xml:space="preserve">    # </w:t>
+            </w:r>
+            <w:r>
+              <w:rPr>
+                <w:rFonts w:hint="eastAsia"/>
+              </w:rPr>
+              <w:t>优先级：天气查询</w:t>
+            </w:r>
+            <w:r>
+              <w:rPr>
+                <w:rFonts w:hint="eastAsia"/>
+              </w:rPr>
+              <w:t xml:space="preserve"> &gt; </w:t>
+            </w:r>
+            <w:r>
+              <w:rPr>
+                <w:rFonts w:hint="eastAsia"/>
+              </w:rPr>
+              <w:t>衣橱管理</w:t>
+            </w:r>
+            <w:r>
+              <w:rPr>
+                <w:rFonts w:hint="eastAsia"/>
+              </w:rPr>
+              <w:t xml:space="preserve"> &gt; </w:t>
+            </w:r>
+            <w:r>
+              <w:rPr>
+                <w:rFonts w:hint="eastAsia"/>
+              </w:rPr>
+              <w:t>穿搭建议</w:t>
             </w:r>
           </w:p>
           <w:p>
             <w:pPr>
               <w:spacing w:after="156"/>
-              <w:rPr>
-                <w:rFonts w:hint="eastAsia"/>
-              </w:rPr>
+            </w:pPr>
+            <w:r>
+              <w:t xml:space="preserve">    if any(keyword in normalized for keyword in </w:t>
+            </w:r>
+            <w:proofErr w:type="spellStart"/>
+            <w:r>
+              <w:t>weather_keywords</w:t>
+            </w:r>
+            <w:proofErr w:type="spellEnd"/>
+            <w:r>
+              <w:t>):</w:t>
+            </w:r>
+          </w:p>
+          <w:p>
+            <w:pPr>
+              <w:spacing w:after="156"/>
+            </w:pPr>
+            <w:r>
+              <w:t xml:space="preserve">        return {"intent": "weather", ...}</w:t>
+            </w:r>
+          </w:p>
+          <w:p>
+            <w:pPr>
+              <w:spacing w:after="156"/>
+            </w:pPr>
+            <w:r>
+              <w:lastRenderedPageBreak/>
+              <w:t xml:space="preserve">    </w:t>
+            </w:r>
+            <w:proofErr w:type="spellStart"/>
+            <w:r>
+              <w:t>elif</w:t>
+            </w:r>
+            <w:proofErr w:type="spellEnd"/>
+            <w:r>
+              <w:t xml:space="preserve"> any(keyword in normalized for keyword in </w:t>
+            </w:r>
+            <w:proofErr w:type="spellStart"/>
+            <w:r>
+              <w:t>wardrobe_keywords</w:t>
+            </w:r>
+            <w:proofErr w:type="spellEnd"/>
+            <w:r>
+              <w:t>):</w:t>
+            </w:r>
+          </w:p>
+          <w:p>
+            <w:pPr>
+              <w:spacing w:after="156"/>
+            </w:pPr>
+            <w:r>
+              <w:t xml:space="preserve">        return {"intent": "wardrobe", ...}</w:t>
+            </w:r>
+          </w:p>
+          <w:p>
+            <w:pPr>
+              <w:spacing w:after="156"/>
+            </w:pPr>
+            <w:r>
+              <w:t xml:space="preserve">    </w:t>
+            </w:r>
+            <w:proofErr w:type="spellStart"/>
+            <w:r>
+              <w:t>elif</w:t>
+            </w:r>
+            <w:proofErr w:type="spellEnd"/>
+            <w:r>
+              <w:t xml:space="preserve"> any(keyword in normalized for keyword in </w:t>
+            </w:r>
+            <w:proofErr w:type="spellStart"/>
+            <w:r>
+              <w:t>outfit_keywords</w:t>
+            </w:r>
+            <w:proofErr w:type="spellEnd"/>
+            <w:r>
+              <w:t>):</w:t>
+            </w:r>
+          </w:p>
+          <w:p>
+            <w:pPr>
+              <w:spacing w:after="156"/>
             </w:pPr>
             <w:r>
               <w:t xml:space="preserve">        return {"intent": "outfit", ...}</w:t>
@@ -6905,6 +7526,9 @@
     <w:p>
       <w:pPr>
         <w:pStyle w:val="2"/>
+        <w:rPr>
+          <w:rFonts w:hint="eastAsia"/>
+        </w:rPr>
       </w:pPr>
       <w:r>
         <w:rPr>
@@ -6972,7 +7596,23 @@
               <w:spacing w:after="156"/>
             </w:pPr>
             <w:r>
-              <w:t>def get_weather(city: str) -&gt; Dict:</w:t>
+              <w:t xml:space="preserve">def </w:t>
+            </w:r>
+            <w:proofErr w:type="spellStart"/>
+            <w:r>
+              <w:t>get_weather</w:t>
+            </w:r>
+            <w:proofErr w:type="spellEnd"/>
+            <w:r>
+              <w:t xml:space="preserve">(city: str) -&gt; </w:t>
+            </w:r>
+            <w:proofErr w:type="spellStart"/>
+            <w:r>
+              <w:t>Dict</w:t>
+            </w:r>
+            <w:proofErr w:type="spellEnd"/>
+            <w:r>
+              <w:t>:</w:t>
             </w:r>
           </w:p>
           <w:p>
@@ -6986,9 +7626,6 @@
           <w:p>
             <w:pPr>
               <w:spacing w:after="156"/>
-              <w:rPr>
-                <w:rFonts w:hint="eastAsia"/>
-              </w:rPr>
             </w:pPr>
             <w:r>
               <w:rPr>
@@ -7014,9 +7651,6 @@
           <w:p>
             <w:pPr>
               <w:spacing w:after="156"/>
-              <w:rPr>
-                <w:rFonts w:hint="eastAsia"/>
-              </w:rPr>
             </w:pPr>
             <w:r>
               <w:rPr>
@@ -7035,74 +7669,6 @@
                 <w:rFonts w:hint="eastAsia"/>
               </w:rPr>
               <w:t>:</w:t>
-            </w:r>
-          </w:p>
-          <w:p>
-            <w:pPr>
-              <w:spacing w:after="156"/>
-              <w:rPr>
-                <w:rFonts w:hint="eastAsia"/>
-              </w:rPr>
-            </w:pPr>
-            <w:r>
-              <w:rPr>
-                <w:rFonts w:hint="eastAsia"/>
-              </w:rPr>
-              <w:t xml:space="preserve">        city: </w:t>
-            </w:r>
-            <w:r>
-              <w:rPr>
-                <w:rFonts w:hint="eastAsia"/>
-              </w:rPr>
-              <w:t>城市名称（如</w:t>
-            </w:r>
-            <w:r>
-              <w:rPr>
-                <w:rFonts w:hint="eastAsia"/>
-              </w:rPr>
-              <w:t>"</w:t>
-            </w:r>
-            <w:r>
-              <w:rPr>
-                <w:rFonts w:hint="eastAsia"/>
-              </w:rPr>
-              <w:t>北京</w:t>
-            </w:r>
-            <w:r>
-              <w:rPr>
-                <w:rFonts w:hint="eastAsia"/>
-              </w:rPr>
-              <w:t>"</w:t>
-            </w:r>
-            <w:r>
-              <w:rPr>
-                <w:rFonts w:hint="eastAsia"/>
-              </w:rPr>
-              <w:t>、</w:t>
-            </w:r>
-            <w:r>
-              <w:rPr>
-                <w:rFonts w:hint="eastAsia"/>
-              </w:rPr>
-              <w:t>"</w:t>
-            </w:r>
-            <w:r>
-              <w:rPr>
-                <w:rFonts w:hint="eastAsia"/>
-              </w:rPr>
-              <w:t>上海</w:t>
-            </w:r>
-            <w:r>
-              <w:rPr>
-                <w:rFonts w:hint="eastAsia"/>
-              </w:rPr>
-              <w:t>"</w:t>
-            </w:r>
-            <w:r>
-              <w:rPr>
-                <w:rFonts w:hint="eastAsia"/>
-              </w:rPr>
-              <w:t>）</w:t>
             </w:r>
           </w:p>
           <w:p>
@@ -7110,33 +7676,64 @@
               <w:spacing w:after="156"/>
             </w:pPr>
             <w:r>
-              <w:t xml:space="preserve">    </w:t>
-            </w:r>
-          </w:p>
-          <w:p>
-            <w:pPr>
-              <w:spacing w:after="156"/>
-              <w:rPr>
-                <w:rFonts w:hint="eastAsia"/>
-              </w:rPr>
-            </w:pPr>
-            <w:r>
-              <w:rPr>
-                <w:rFonts w:hint="eastAsia"/>
-              </w:rPr>
-              <w:t xml:space="preserve">    </w:t>
-            </w:r>
-            <w:r>
-              <w:rPr>
-                <w:rFonts w:hint="eastAsia"/>
-              </w:rPr>
-              <w:t>返回</w:t>
-            </w:r>
-            <w:r>
-              <w:rPr>
-                <w:rFonts w:hint="eastAsia"/>
-              </w:rPr>
-              <w:t>:</w:t>
+              <w:rPr>
+                <w:rFonts w:hint="eastAsia"/>
+              </w:rPr>
+              <w:t xml:space="preserve">        city: </w:t>
+            </w:r>
+            <w:r>
+              <w:rPr>
+                <w:rFonts w:hint="eastAsia"/>
+              </w:rPr>
+              <w:t>城市名称（如</w:t>
+            </w:r>
+            <w:r>
+              <w:rPr>
+                <w:rFonts w:hint="eastAsia"/>
+              </w:rPr>
+              <w:t>"</w:t>
+            </w:r>
+            <w:r>
+              <w:rPr>
+                <w:rFonts w:hint="eastAsia"/>
+              </w:rPr>
+              <w:t>北京</w:t>
+            </w:r>
+            <w:r>
+              <w:rPr>
+                <w:rFonts w:hint="eastAsia"/>
+              </w:rPr>
+              <w:t>"</w:t>
+            </w:r>
+            <w:r>
+              <w:rPr>
+                <w:rFonts w:hint="eastAsia"/>
+              </w:rPr>
+              <w:t>、</w:t>
+            </w:r>
+            <w:r>
+              <w:rPr>
+                <w:rFonts w:hint="eastAsia"/>
+              </w:rPr>
+              <w:t>"</w:t>
+            </w:r>
+            <w:r>
+              <w:rPr>
+                <w:rFonts w:hint="eastAsia"/>
+              </w:rPr>
+              <w:t>上海</w:t>
+            </w:r>
+            <w:r>
+              <w:rPr>
+                <w:rFonts w:hint="eastAsia"/>
+              </w:rPr>
+              <w:t>"</w:t>
+            </w:r>
+            <w:r>
+              <w:rPr>
+                <w:rFonts w:hint="eastAsia"/>
+              </w:rPr>
+              <w:t>）</w:t>
             </w:r>
           </w:p>
           <w:p>
@@ -7144,193 +7741,7 @@
               <w:spacing w:after="156"/>
             </w:pPr>
             <w:r>
-              <w:t xml:space="preserve">        {</w:t>
-            </w:r>
-          </w:p>
-          <w:p>
-            <w:pPr>
-              <w:spacing w:after="156"/>
-              <w:rPr>
-                <w:rFonts w:hint="eastAsia"/>
-              </w:rPr>
-            </w:pPr>
-            <w:r>
-              <w:rPr>
-                <w:rFonts w:hint="eastAsia"/>
-              </w:rPr>
-              <w:t xml:space="preserve">            "temp": </w:t>
-            </w:r>
-            <w:r>
-              <w:rPr>
-                <w:rFonts w:hint="eastAsia"/>
-              </w:rPr>
-              <w:t>温度（摄氏度）</w:t>
-            </w:r>
-            <w:r>
-              <w:rPr>
-                <w:rFonts w:hint="eastAsia"/>
-              </w:rPr>
-              <w:t>,</w:t>
-            </w:r>
-          </w:p>
-          <w:p>
-            <w:pPr>
-              <w:spacing w:after="156"/>
-              <w:rPr>
-                <w:rFonts w:hint="eastAsia"/>
-              </w:rPr>
-            </w:pPr>
-            <w:r>
-              <w:rPr>
-                <w:rFonts w:hint="eastAsia"/>
-              </w:rPr>
-              <w:t xml:space="preserve">            "condition": </w:t>
-            </w:r>
-            <w:r>
-              <w:rPr>
-                <w:rFonts w:hint="eastAsia"/>
-              </w:rPr>
-              <w:t>天气状况（晴</w:t>
-            </w:r>
-            <w:r>
-              <w:rPr>
-                <w:rFonts w:hint="eastAsia"/>
-              </w:rPr>
-              <w:t>/</w:t>
-            </w:r>
-            <w:r>
-              <w:rPr>
-                <w:rFonts w:hint="eastAsia"/>
-              </w:rPr>
-              <w:t>雨</w:t>
-            </w:r>
-            <w:r>
-              <w:rPr>
-                <w:rFonts w:hint="eastAsia"/>
-              </w:rPr>
-              <w:t>/</w:t>
-            </w:r>
-            <w:r>
-              <w:rPr>
-                <w:rFonts w:hint="eastAsia"/>
-              </w:rPr>
-              <w:t>多云等）</w:t>
-            </w:r>
-            <w:r>
-              <w:rPr>
-                <w:rFonts w:hint="eastAsia"/>
-              </w:rPr>
-              <w:t>,</w:t>
-            </w:r>
-          </w:p>
-          <w:p>
-            <w:pPr>
-              <w:spacing w:after="156"/>
-              <w:rPr>
-                <w:rFonts w:hint="eastAsia"/>
-              </w:rPr>
-            </w:pPr>
-            <w:r>
-              <w:rPr>
-                <w:rFonts w:hint="eastAsia"/>
-              </w:rPr>
-              <w:t xml:space="preserve">            "humidity": </w:t>
-            </w:r>
-            <w:r>
-              <w:rPr>
-                <w:rFonts w:hint="eastAsia"/>
-              </w:rPr>
-              <w:t>相对湿度（</w:t>
-            </w:r>
-            <w:r>
-              <w:rPr>
-                <w:rFonts w:hint="eastAsia"/>
-              </w:rPr>
-              <w:t>%</w:t>
-            </w:r>
-            <w:r>
-              <w:rPr>
-                <w:rFonts w:hint="eastAsia"/>
-              </w:rPr>
-              <w:t>）</w:t>
-            </w:r>
-            <w:r>
-              <w:rPr>
-                <w:rFonts w:hint="eastAsia"/>
-              </w:rPr>
-              <w:t>,</w:t>
-            </w:r>
-          </w:p>
-          <w:p>
-            <w:pPr>
-              <w:spacing w:after="156"/>
-              <w:rPr>
-                <w:rFonts w:hint="eastAsia"/>
-              </w:rPr>
-            </w:pPr>
-            <w:r>
-              <w:rPr>
-                <w:rFonts w:hint="eastAsia"/>
-              </w:rPr>
-              <w:t xml:space="preserve">            "wind_speed": </w:t>
-            </w:r>
-            <w:r>
-              <w:rPr>
-                <w:rFonts w:hint="eastAsia"/>
-              </w:rPr>
-              <w:t>风速描述</w:t>
-            </w:r>
-            <w:r>
-              <w:rPr>
-                <w:rFonts w:hint="eastAsia"/>
-              </w:rPr>
-              <w:t>,</w:t>
-            </w:r>
-          </w:p>
-          <w:p>
-            <w:pPr>
-              <w:spacing w:after="156"/>
-              <w:rPr>
-                <w:rFonts w:hint="eastAsia"/>
-              </w:rPr>
-            </w:pPr>
-            <w:r>
-              <w:rPr>
-                <w:rFonts w:hint="eastAsia"/>
-              </w:rPr>
-              <w:t xml:space="preserve">            "uvi": </w:t>
-            </w:r>
-            <w:r>
-              <w:rPr>
-                <w:rFonts w:hint="eastAsia"/>
-              </w:rPr>
-              <w:t>紫外线指数</w:t>
-            </w:r>
-            <w:r>
-              <w:rPr>
-                <w:rFonts w:hint="eastAsia"/>
-              </w:rPr>
-              <w:t>,</w:t>
-            </w:r>
-          </w:p>
-          <w:p>
-            <w:pPr>
-              <w:spacing w:after="156"/>
-              <w:rPr>
-                <w:rFonts w:hint="eastAsia"/>
-              </w:rPr>
-            </w:pPr>
-            <w:r>
-              <w:rPr>
-                <w:rFonts w:hint="eastAsia"/>
-              </w:rPr>
-              <w:t xml:space="preserve">            "tips": </w:t>
-            </w:r>
-            <w:r>
-              <w:rPr>
-                <w:rFonts w:hint="eastAsia"/>
-              </w:rPr>
-              <w:t>穿搭建议提示</w:t>
+              <w:t xml:space="preserve">    </w:t>
             </w:r>
           </w:p>
           <w:p>
@@ -7338,15 +7749,239 @@
               <w:spacing w:after="156"/>
             </w:pPr>
             <w:r>
-              <w:t xml:space="preserve">        }</w:t>
+              <w:rPr>
+                <w:rFonts w:hint="eastAsia"/>
+              </w:rPr>
+              <w:t xml:space="preserve">    </w:t>
+            </w:r>
+            <w:r>
+              <w:rPr>
+                <w:rFonts w:hint="eastAsia"/>
+              </w:rPr>
+              <w:t>返回</w:t>
+            </w:r>
+            <w:r>
+              <w:rPr>
+                <w:rFonts w:hint="eastAsia"/>
+              </w:rPr>
+              <w:t>:</w:t>
             </w:r>
           </w:p>
           <w:p>
             <w:pPr>
               <w:spacing w:after="156"/>
-              <w:rPr>
-                <w:rFonts w:hint="eastAsia"/>
-              </w:rPr>
+            </w:pPr>
+            <w:r>
+              <w:t xml:space="preserve">        {</w:t>
+            </w:r>
+          </w:p>
+          <w:p>
+            <w:pPr>
+              <w:spacing w:after="156"/>
+            </w:pPr>
+            <w:r>
+              <w:rPr>
+                <w:rFonts w:hint="eastAsia"/>
+              </w:rPr>
+              <w:t xml:space="preserve">            "temp": </w:t>
+            </w:r>
+            <w:r>
+              <w:rPr>
+                <w:rFonts w:hint="eastAsia"/>
+              </w:rPr>
+              <w:t>温度（摄氏度）</w:t>
+            </w:r>
+            <w:r>
+              <w:rPr>
+                <w:rFonts w:hint="eastAsia"/>
+              </w:rPr>
+              <w:t>,</w:t>
+            </w:r>
+          </w:p>
+          <w:p>
+            <w:pPr>
+              <w:spacing w:after="156"/>
+            </w:pPr>
+            <w:r>
+              <w:rPr>
+                <w:rFonts w:hint="eastAsia"/>
+              </w:rPr>
+              <w:t xml:space="preserve">            "condition": </w:t>
+            </w:r>
+            <w:r>
+              <w:rPr>
+                <w:rFonts w:hint="eastAsia"/>
+              </w:rPr>
+              <w:t>天气状况（晴</w:t>
+            </w:r>
+            <w:r>
+              <w:rPr>
+                <w:rFonts w:hint="eastAsia"/>
+              </w:rPr>
+              <w:t>/</w:t>
+            </w:r>
+            <w:r>
+              <w:rPr>
+                <w:rFonts w:hint="eastAsia"/>
+              </w:rPr>
+              <w:t>雨</w:t>
+            </w:r>
+            <w:r>
+              <w:rPr>
+                <w:rFonts w:hint="eastAsia"/>
+              </w:rPr>
+              <w:t>/</w:t>
+            </w:r>
+            <w:r>
+              <w:rPr>
+                <w:rFonts w:hint="eastAsia"/>
+              </w:rPr>
+              <w:t>多云等）</w:t>
+            </w:r>
+            <w:r>
+              <w:rPr>
+                <w:rFonts w:hint="eastAsia"/>
+              </w:rPr>
+              <w:t>,</w:t>
+            </w:r>
+          </w:p>
+          <w:p>
+            <w:pPr>
+              <w:spacing w:after="156"/>
+            </w:pPr>
+            <w:r>
+              <w:rPr>
+                <w:rFonts w:hint="eastAsia"/>
+              </w:rPr>
+              <w:t xml:space="preserve">            "humidity": </w:t>
+            </w:r>
+            <w:r>
+              <w:rPr>
+                <w:rFonts w:hint="eastAsia"/>
+              </w:rPr>
+              <w:t>相对湿度（</w:t>
+            </w:r>
+            <w:r>
+              <w:rPr>
+                <w:rFonts w:hint="eastAsia"/>
+              </w:rPr>
+              <w:t>%</w:t>
+            </w:r>
+            <w:r>
+              <w:rPr>
+                <w:rFonts w:hint="eastAsia"/>
+              </w:rPr>
+              <w:t>）</w:t>
+            </w:r>
+            <w:r>
+              <w:rPr>
+                <w:rFonts w:hint="eastAsia"/>
+              </w:rPr>
+              <w:t>,</w:t>
+            </w:r>
+          </w:p>
+          <w:p>
+            <w:pPr>
+              <w:spacing w:after="156"/>
+            </w:pPr>
+            <w:r>
+              <w:rPr>
+                <w:rFonts w:hint="eastAsia"/>
+              </w:rPr>
+              <w:t xml:space="preserve">            "</w:t>
+            </w:r>
+            <w:proofErr w:type="spellStart"/>
+            <w:r>
+              <w:rPr>
+                <w:rFonts w:hint="eastAsia"/>
+              </w:rPr>
+              <w:t>wind_speed</w:t>
+            </w:r>
+            <w:proofErr w:type="spellEnd"/>
+            <w:r>
+              <w:rPr>
+                <w:rFonts w:hint="eastAsia"/>
+              </w:rPr>
+              <w:t xml:space="preserve">": </w:t>
+            </w:r>
+            <w:r>
+              <w:rPr>
+                <w:rFonts w:hint="eastAsia"/>
+              </w:rPr>
+              <w:t>风速描述</w:t>
+            </w:r>
+            <w:r>
+              <w:rPr>
+                <w:rFonts w:hint="eastAsia"/>
+              </w:rPr>
+              <w:t>,</w:t>
+            </w:r>
+          </w:p>
+          <w:p>
+            <w:pPr>
+              <w:spacing w:after="156"/>
+            </w:pPr>
+            <w:r>
+              <w:rPr>
+                <w:rFonts w:hint="eastAsia"/>
+              </w:rPr>
+              <w:t xml:space="preserve">            "</w:t>
+            </w:r>
+            <w:proofErr w:type="spellStart"/>
+            <w:r>
+              <w:rPr>
+                <w:rFonts w:hint="eastAsia"/>
+              </w:rPr>
+              <w:t>uvi</w:t>
+            </w:r>
+            <w:proofErr w:type="spellEnd"/>
+            <w:r>
+              <w:rPr>
+                <w:rFonts w:hint="eastAsia"/>
+              </w:rPr>
+              <w:t xml:space="preserve">": </w:t>
+            </w:r>
+            <w:r>
+              <w:rPr>
+                <w:rFonts w:hint="eastAsia"/>
+              </w:rPr>
+              <w:t>紫外线指数</w:t>
+            </w:r>
+            <w:r>
+              <w:rPr>
+                <w:rFonts w:hint="eastAsia"/>
+              </w:rPr>
+              <w:t>,</w:t>
+            </w:r>
+          </w:p>
+          <w:p>
+            <w:pPr>
+              <w:spacing w:after="156"/>
+            </w:pPr>
+            <w:r>
+              <w:rPr>
+                <w:rFonts w:hint="eastAsia"/>
+              </w:rPr>
+              <w:t xml:space="preserve">            "tips": </w:t>
+            </w:r>
+            <w:r>
+              <w:rPr>
+                <w:rFonts w:hint="eastAsia"/>
+              </w:rPr>
+              <w:t>穿搭建议提示</w:t>
+            </w:r>
+          </w:p>
+          <w:p>
+            <w:pPr>
+              <w:spacing w:after="156"/>
+            </w:pPr>
+            <w:r>
+              <w:t xml:space="preserve">        }</w:t>
+            </w:r>
+          </w:p>
+          <w:p>
+            <w:pPr>
+              <w:spacing w:after="156"/>
             </w:pPr>
             <w:r>
               <w:lastRenderedPageBreak/>
@@ -7394,9 +8029,6 @@
           <w:p>
             <w:pPr>
               <w:spacing w:after="156"/>
-              <w:rPr>
-                <w:rFonts w:hint="eastAsia"/>
-              </w:rPr>
             </w:pPr>
             <w:r>
               <w:rPr>
@@ -7413,9 +8045,6 @@
           <w:p>
             <w:pPr>
               <w:spacing w:after="156"/>
-              <w:rPr>
-                <w:rFonts w:hint="eastAsia"/>
-              </w:rPr>
             </w:pPr>
             <w:r>
               <w:rPr>
@@ -7432,9 +8061,6 @@
           <w:p>
             <w:pPr>
               <w:spacing w:after="156"/>
-              <w:rPr>
-                <w:rFonts w:hint="eastAsia"/>
-              </w:rPr>
             </w:pPr>
             <w:r>
               <w:rPr>
@@ -7453,16 +8079,15 @@
           <w:p>
             <w:pPr>
               <w:spacing w:after="156"/>
-              <w:rPr>
-                <w:rFonts w:hint="eastAsia"/>
-              </w:rPr>
             </w:pPr>
+            <w:proofErr w:type="spellStart"/>
             <w:r>
               <w:rPr>
                 <w:rFonts w:hint="eastAsia"/>
               </w:rPr>
               <w:t>add_clothing</w:t>
             </w:r>
+            <w:proofErr w:type="spellEnd"/>
           </w:p>
         </w:tc>
         <w:tc>
@@ -7472,9 +8097,6 @@
           <w:p>
             <w:pPr>
               <w:spacing w:after="156"/>
-              <w:rPr>
-                <w:rFonts w:hint="eastAsia"/>
-              </w:rPr>
             </w:pPr>
             <w:r>
               <w:rPr>
@@ -7491,16 +8113,35 @@
           <w:p>
             <w:pPr>
               <w:spacing w:after="156"/>
-              <w:rPr>
-                <w:rFonts w:hint="eastAsia"/>
-              </w:rPr>
             </w:pPr>
             <w:r>
               <w:rPr>
                 <w:rFonts w:hint="eastAsia"/>
               </w:rPr>
-              <w:t>name, category, color, material, temp_range, occasion_tags</w:t>
-            </w:r>
+              <w:t xml:space="preserve">name, category, color, material, </w:t>
+            </w:r>
+            <w:proofErr w:type="spellStart"/>
+            <w:r>
+              <w:rPr>
+                <w:rFonts w:hint="eastAsia"/>
+              </w:rPr>
+              <w:t>temp_range</w:t>
+            </w:r>
+            <w:proofErr w:type="spellEnd"/>
+            <w:r>
+              <w:rPr>
+                <w:rFonts w:hint="eastAsia"/>
+              </w:rPr>
+              <w:t xml:space="preserve">, </w:t>
+            </w:r>
+            <w:proofErr w:type="spellStart"/>
+            <w:r>
+              <w:rPr>
+                <w:rFonts w:hint="eastAsia"/>
+              </w:rPr>
+              <w:t>occasion_tags</w:t>
+            </w:r>
+            <w:proofErr w:type="spellEnd"/>
           </w:p>
         </w:tc>
       </w:tr>
@@ -7512,16 +8153,15 @@
           <w:p>
             <w:pPr>
               <w:spacing w:after="156"/>
-              <w:rPr>
-                <w:rFonts w:hint="eastAsia"/>
-              </w:rPr>
             </w:pPr>
+            <w:proofErr w:type="spellStart"/>
             <w:r>
               <w:rPr>
                 <w:rFonts w:hint="eastAsia"/>
               </w:rPr>
               <w:t>delete_clothing</w:t>
             </w:r>
+            <w:proofErr w:type="spellEnd"/>
           </w:p>
         </w:tc>
         <w:tc>
@@ -7531,9 +8171,6 @@
           <w:p>
             <w:pPr>
               <w:spacing w:after="156"/>
-              <w:rPr>
-                <w:rFonts w:hint="eastAsia"/>
-              </w:rPr>
             </w:pPr>
             <w:r>
               <w:rPr>
@@ -7550,16 +8187,15 @@
           <w:p>
             <w:pPr>
               <w:spacing w:after="156"/>
-              <w:rPr>
-                <w:rFonts w:hint="eastAsia"/>
-              </w:rPr>
             </w:pPr>
+            <w:proofErr w:type="spellStart"/>
             <w:r>
               <w:rPr>
                 <w:rFonts w:hint="eastAsia"/>
               </w:rPr>
               <w:t>clothing_id</w:t>
             </w:r>
+            <w:proofErr w:type="spellEnd"/>
           </w:p>
         </w:tc>
       </w:tr>
@@ -7571,16 +8207,15 @@
           <w:p>
             <w:pPr>
               <w:spacing w:after="156"/>
-              <w:rPr>
-                <w:rFonts w:hint="eastAsia"/>
-              </w:rPr>
             </w:pPr>
+            <w:proofErr w:type="spellStart"/>
             <w:r>
               <w:rPr>
                 <w:rFonts w:hint="eastAsia"/>
               </w:rPr>
               <w:t>list_wardrobe</w:t>
             </w:r>
+            <w:proofErr w:type="spellEnd"/>
           </w:p>
         </w:tc>
         <w:tc>
@@ -7590,9 +8225,6 @@
           <w:p>
             <w:pPr>
               <w:spacing w:after="156"/>
-              <w:rPr>
-                <w:rFonts w:hint="eastAsia"/>
-              </w:rPr>
             </w:pPr>
             <w:r>
               <w:rPr>
@@ -7609,9 +8241,6 @@
           <w:p>
             <w:pPr>
               <w:spacing w:after="156"/>
-              <w:rPr>
-                <w:rFonts w:hint="eastAsia"/>
-              </w:rPr>
             </w:pPr>
             <w:r>
               <w:rPr>
@@ -7630,16 +8259,15 @@
           <w:p>
             <w:pPr>
               <w:spacing w:after="156"/>
-              <w:rPr>
-                <w:rFonts w:hint="eastAsia"/>
-              </w:rPr>
             </w:pPr>
+            <w:proofErr w:type="spellStart"/>
             <w:r>
               <w:rPr>
                 <w:rFonts w:hint="eastAsia"/>
               </w:rPr>
               <w:t>update_clothing</w:t>
             </w:r>
+            <w:proofErr w:type="spellEnd"/>
           </w:p>
         </w:tc>
         <w:tc>
@@ -7649,9 +8277,6 @@
           <w:p>
             <w:pPr>
               <w:spacing w:after="156"/>
-              <w:rPr>
-                <w:rFonts w:hint="eastAsia"/>
-              </w:rPr>
             </w:pPr>
             <w:r>
               <w:rPr>
@@ -7668,15 +8293,20 @@
           <w:p>
             <w:pPr>
               <w:spacing w:after="156"/>
-              <w:rPr>
-                <w:rFonts w:hint="eastAsia"/>
-              </w:rPr>
             </w:pPr>
-            <w:r>
-              <w:rPr>
-                <w:rFonts w:hint="eastAsia"/>
-              </w:rPr>
-              <w:t xml:space="preserve">clothing_id, </w:t>
+            <w:proofErr w:type="spellStart"/>
+            <w:r>
+              <w:rPr>
+                <w:rFonts w:hint="eastAsia"/>
+              </w:rPr>
+              <w:t>clothing_id</w:t>
+            </w:r>
+            <w:proofErr w:type="spellEnd"/>
+            <w:r>
+              <w:rPr>
+                <w:rFonts w:hint="eastAsia"/>
+              </w:rPr>
+              <w:t xml:space="preserve">, </w:t>
             </w:r>
             <w:r>
               <w:rPr>
@@ -7695,16 +8325,15 @@
           <w:p>
             <w:pPr>
               <w:spacing w:after="156"/>
-              <w:rPr>
-                <w:rFonts w:hint="eastAsia"/>
-              </w:rPr>
             </w:pPr>
+            <w:proofErr w:type="spellStart"/>
             <w:r>
               <w:rPr>
                 <w:rFonts w:hint="eastAsia"/>
               </w:rPr>
               <w:t>search_wardrobe</w:t>
             </w:r>
+            <w:proofErr w:type="spellEnd"/>
           </w:p>
         </w:tc>
         <w:tc>
@@ -7714,9 +8343,6 @@
           <w:p>
             <w:pPr>
               <w:spacing w:after="156"/>
-              <w:rPr>
-                <w:rFonts w:hint="eastAsia"/>
-              </w:rPr>
             </w:pPr>
             <w:r>
               <w:rPr>
@@ -7733,9 +8359,6 @@
           <w:p>
             <w:pPr>
               <w:spacing w:after="156"/>
-              <w:rPr>
-                <w:rFonts w:hint="eastAsia"/>
-              </w:rPr>
             </w:pPr>
             <w:r>
               <w:rPr>
@@ -7792,33 +8415,23 @@
               <w:spacing w:after="156"/>
             </w:pPr>
             <w:r>
-              <w:t>def search_wardrobe(temp: int, condition: str, occasion: str = "casual", limit: int = 8) -&gt; List[Dict]:</w:t>
-            </w:r>
-          </w:p>
-          <w:p>
-            <w:pPr>
-              <w:spacing w:after="156"/>
-              <w:rPr>
-                <w:rFonts w:hint="eastAsia"/>
-              </w:rPr>
-            </w:pPr>
-            <w:r>
-              <w:rPr>
-                <w:rFonts w:hint="eastAsia"/>
-              </w:rPr>
-              <w:t xml:space="preserve">    """</w:t>
-            </w:r>
-            <w:r>
-              <w:rPr>
-                <w:rFonts w:hint="eastAsia"/>
-              </w:rPr>
-              <w:t>基于规则过滤检索衣橱</w:t>
-            </w:r>
-            <w:r>
-              <w:rPr>
-                <w:rFonts w:hint="eastAsia"/>
-              </w:rPr>
-              <w:t>"""</w:t>
+              <w:t xml:space="preserve">def </w:t>
+            </w:r>
+            <w:proofErr w:type="spellStart"/>
+            <w:r>
+              <w:t>search_wardrobe</w:t>
+            </w:r>
+            <w:proofErr w:type="spellEnd"/>
+            <w:r>
+              <w:t>(temp: int, condition: str, occasion: str = "casual", limit: int = 8) -&gt; List[</w:t>
+            </w:r>
+            <w:proofErr w:type="spellStart"/>
+            <w:r>
+              <w:t>Dict</w:t>
+            </w:r>
+            <w:proofErr w:type="spellEnd"/>
+            <w:r>
+              <w:t>]:</w:t>
             </w:r>
           </w:p>
           <w:p>
@@ -7826,7 +8439,22 @@
               <w:spacing w:after="156"/>
             </w:pPr>
             <w:r>
-              <w:t xml:space="preserve">    for item in wardrobe:</w:t>
+              <w:rPr>
+                <w:rFonts w:hint="eastAsia"/>
+              </w:rPr>
+              <w:t xml:space="preserve">    """</w:t>
+            </w:r>
+            <w:r>
+              <w:rPr>
+                <w:rFonts w:hint="eastAsia"/>
+              </w:rPr>
+              <w:t>基于规则过滤检索衣橱</w:t>
+            </w:r>
+            <w:r>
+              <w:rPr>
+                <w:rFonts w:hint="eastAsia"/>
+              </w:rPr>
+              <w:t>"""</w:t>
             </w:r>
           </w:p>
           <w:p>
@@ -7834,7 +8462,7 @@
               <w:spacing w:after="156"/>
             </w:pPr>
             <w:r>
-              <w:t xml:space="preserve">        temp_match = temp_min &lt;= temp &lt;= temp_max</w:t>
+              <w:t xml:space="preserve">    for item in wardrobe:</w:t>
             </w:r>
           </w:p>
           <w:p>
@@ -7842,8 +8470,29 @@
               <w:spacing w:after="156"/>
             </w:pPr>
             <w:r>
-              <w:t xml:space="preserve">        occasion_match = occasion in tags</w:t>
-            </w:r>
+              <w:t xml:space="preserve">        </w:t>
+            </w:r>
+            <w:proofErr w:type="spellStart"/>
+            <w:r>
+              <w:t>temp_match</w:t>
+            </w:r>
+            <w:proofErr w:type="spellEnd"/>
+            <w:r>
+              <w:t xml:space="preserve"> = </w:t>
+            </w:r>
+            <w:proofErr w:type="spellStart"/>
+            <w:r>
+              <w:t>temp_min</w:t>
+            </w:r>
+            <w:proofErr w:type="spellEnd"/>
+            <w:r>
+              <w:t xml:space="preserve"> &lt;= temp &lt;= </w:t>
+            </w:r>
+            <w:proofErr w:type="spellStart"/>
+            <w:r>
+              <w:t>temp_max</w:t>
+            </w:r>
+            <w:proofErr w:type="spellEnd"/>
           </w:p>
           <w:p>
             <w:pPr>
@@ -7852,45 +8501,21 @@
             <w:r>
               <w:t xml:space="preserve">        </w:t>
             </w:r>
+            <w:proofErr w:type="spellStart"/>
+            <w:r>
+              <w:t>occasion_match</w:t>
+            </w:r>
+            <w:proofErr w:type="spellEnd"/>
+            <w:r>
+              <w:t xml:space="preserve"> = occasion in tags</w:t>
+            </w:r>
           </w:p>
           <w:p>
             <w:pPr>
               <w:spacing w:after="156"/>
             </w:pPr>
             <w:r>
-              <w:t xml:space="preserve">        if temp_match and occasion_match:</w:t>
-            </w:r>
-          </w:p>
-          <w:p>
-            <w:pPr>
-              <w:spacing w:after="156"/>
-              <w:rPr>
-                <w:rFonts w:hint="eastAsia"/>
-              </w:rPr>
-            </w:pPr>
-            <w:r>
-              <w:rPr>
-                <w:rFonts w:hint="eastAsia"/>
-              </w:rPr>
-              <w:t xml:space="preserve">            primary_candidates.append(item)  # </w:t>
-            </w:r>
-            <w:r>
-              <w:rPr>
-                <w:rFonts w:hint="eastAsia"/>
-              </w:rPr>
-              <w:t>温度</w:t>
-            </w:r>
-            <w:r>
-              <w:rPr>
-                <w:rFonts w:hint="eastAsia"/>
-              </w:rPr>
-              <w:t>+</w:t>
-            </w:r>
-            <w:r>
-              <w:rPr>
-                <w:rFonts w:hint="eastAsia"/>
-              </w:rPr>
-              <w:t>场合都匹配</w:t>
+              <w:t xml:space="preserve">        </w:t>
             </w:r>
           </w:p>
           <w:p>
@@ -7898,21 +8523,115 @@
               <w:spacing w:after="156"/>
             </w:pPr>
             <w:r>
-              <w:t xml:space="preserve">        elif temp_match:</w:t>
+              <w:t xml:space="preserve">        if </w:t>
+            </w:r>
+            <w:proofErr w:type="spellStart"/>
+            <w:r>
+              <w:t>temp_match</w:t>
+            </w:r>
+            <w:proofErr w:type="spellEnd"/>
+            <w:r>
+              <w:t xml:space="preserve"> and </w:t>
+            </w:r>
+            <w:proofErr w:type="spellStart"/>
+            <w:r>
+              <w:t>occasion_match</w:t>
+            </w:r>
+            <w:proofErr w:type="spellEnd"/>
+            <w:r>
+              <w:t>:</w:t>
             </w:r>
           </w:p>
           <w:p>
             <w:pPr>
               <w:spacing w:after="156"/>
-              <w:rPr>
-                <w:rFonts w:hint="eastAsia"/>
-              </w:rPr>
             </w:pPr>
             <w:r>
               <w:rPr>
                 <w:rFonts w:hint="eastAsia"/>
               </w:rPr>
-              <w:t xml:space="preserve">            secondary_candidates.append(item)  # </w:t>
+              <w:t xml:space="preserve">            </w:t>
+            </w:r>
+            <w:proofErr w:type="spellStart"/>
+            <w:r>
+              <w:rPr>
+                <w:rFonts w:hint="eastAsia"/>
+              </w:rPr>
+              <w:t>primary_candidates.append</w:t>
+            </w:r>
+            <w:proofErr w:type="spellEnd"/>
+            <w:r>
+              <w:rPr>
+                <w:rFonts w:hint="eastAsia"/>
+              </w:rPr>
+              <w:t xml:space="preserve">(item)  # </w:t>
+            </w:r>
+            <w:r>
+              <w:rPr>
+                <w:rFonts w:hint="eastAsia"/>
+              </w:rPr>
+              <w:t>温度</w:t>
+            </w:r>
+            <w:r>
+              <w:rPr>
+                <w:rFonts w:hint="eastAsia"/>
+              </w:rPr>
+              <w:t>+</w:t>
+            </w:r>
+            <w:r>
+              <w:rPr>
+                <w:rFonts w:hint="eastAsia"/>
+              </w:rPr>
+              <w:t>场合都匹配</w:t>
+            </w:r>
+          </w:p>
+          <w:p>
+            <w:pPr>
+              <w:spacing w:after="156"/>
+            </w:pPr>
+            <w:r>
+              <w:t xml:space="preserve">        </w:t>
+            </w:r>
+            <w:proofErr w:type="spellStart"/>
+            <w:r>
+              <w:t>elif</w:t>
+            </w:r>
+            <w:proofErr w:type="spellEnd"/>
+            <w:r>
+              <w:t xml:space="preserve"> </w:t>
+            </w:r>
+            <w:proofErr w:type="spellStart"/>
+            <w:r>
+              <w:t>temp_match</w:t>
+            </w:r>
+            <w:proofErr w:type="spellEnd"/>
+            <w:r>
+              <w:t>:</w:t>
+            </w:r>
+          </w:p>
+          <w:p>
+            <w:pPr>
+              <w:spacing w:after="156"/>
+            </w:pPr>
+            <w:r>
+              <w:rPr>
+                <w:rFonts w:hint="eastAsia"/>
+              </w:rPr>
+              <w:t xml:space="preserve">            </w:t>
+            </w:r>
+            <w:proofErr w:type="spellStart"/>
+            <w:r>
+              <w:rPr>
+                <w:rFonts w:hint="eastAsia"/>
+              </w:rPr>
+              <w:t>secondary_candidates.append</w:t>
+            </w:r>
+            <w:proofErr w:type="spellEnd"/>
+            <w:r>
+              <w:rPr>
+                <w:rFonts w:hint="eastAsia"/>
+              </w:rPr>
+              <w:t xml:space="preserve">(item)  # </w:t>
             </w:r>
             <w:r>
               <w:rPr>
@@ -7927,6 +8646,9 @@
     <w:p>
       <w:pPr>
         <w:pStyle w:val="2"/>
+        <w:rPr>
+          <w:rFonts w:hint="eastAsia"/>
+        </w:rPr>
       </w:pPr>
       <w:r>
         <w:rPr>
@@ -7974,9 +8696,6 @@
           <w:p>
             <w:pPr>
               <w:spacing w:after="156"/>
-              <w:rPr>
-                <w:rFonts w:hint="eastAsia"/>
-              </w:rPr>
             </w:pPr>
             <w:r>
               <w:rPr>
@@ -8008,9 +8727,6 @@
           <w:p>
             <w:pPr>
               <w:spacing w:after="156"/>
-              <w:rPr>
-                <w:rFonts w:hint="eastAsia"/>
-              </w:rPr>
             </w:pPr>
             <w:r>
               <w:rPr>
@@ -8030,7 +8746,15 @@
               <w:spacing w:after="156"/>
             </w:pPr>
             <w:r>
-              <w:t xml:space="preserve">    DEEPSEEK_API_KEY = os.getenv("DEEPSEEK_API_KEY")</w:t>
+              <w:t xml:space="preserve">    DEEPSEEK_API_KEY = </w:t>
+            </w:r>
+            <w:proofErr w:type="spellStart"/>
+            <w:r>
+              <w:t>os.getenv</w:t>
+            </w:r>
+            <w:proofErr w:type="spellEnd"/>
+            <w:r>
+              <w:t>("DEEPSEEK_API_KEY")</w:t>
             </w:r>
           </w:p>
           <w:p>
@@ -8060,9 +8784,6 @@
           <w:p>
             <w:pPr>
               <w:spacing w:after="156"/>
-              <w:rPr>
-                <w:rFonts w:hint="eastAsia"/>
-              </w:rPr>
             </w:pPr>
             <w:r>
               <w:rPr>
@@ -8094,7 +8815,15 @@
               <w:spacing w:after="156"/>
             </w:pPr>
             <w:r>
-              <w:t xml:space="preserve">    HEWEATHER_KEY = os.getenv("HEWEATHER_KEY")</w:t>
+              <w:t xml:space="preserve">    HEWEATHER_KEY = </w:t>
+            </w:r>
+            <w:proofErr w:type="spellStart"/>
+            <w:r>
+              <w:t>os.getenv</w:t>
+            </w:r>
+            <w:proofErr w:type="spellEnd"/>
+            <w:r>
+              <w:t>("HEWEATHER_KEY")</w:t>
             </w:r>
           </w:p>
           <w:p>
@@ -8108,9 +8837,6 @@
           <w:p>
             <w:pPr>
               <w:spacing w:after="156"/>
-              <w:rPr>
-                <w:rFonts w:hint="eastAsia"/>
-              </w:rPr>
             </w:pPr>
             <w:r>
               <w:rPr>
@@ -8123,26 +8849,6 @@
                 <w:rFonts w:hint="eastAsia"/>
               </w:rPr>
               <w:t>缓存配置</w:t>
-            </w:r>
-          </w:p>
-          <w:p>
-            <w:pPr>
-              <w:spacing w:after="156"/>
-              <w:rPr>
-                <w:rFonts w:hint="eastAsia"/>
-              </w:rPr>
-            </w:pPr>
-            <w:r>
-              <w:rPr>
-                <w:rFonts w:hint="eastAsia"/>
-              </w:rPr>
-              <w:t xml:space="preserve">    WEATHER_CACHE_TTL = 600  # 10</w:t>
-            </w:r>
-            <w:r>
-              <w:rPr>
-                <w:rFonts w:hint="eastAsia"/>
-              </w:rPr>
-              <w:t>分钟缓存</w:t>
             </w:r>
           </w:p>
           <w:p>
@@ -8150,27 +8856,16 @@
               <w:spacing w:after="156"/>
             </w:pPr>
             <w:r>
-              <w:t xml:space="preserve">    </w:t>
-            </w:r>
-          </w:p>
-          <w:p>
-            <w:pPr>
-              <w:spacing w:after="156"/>
-              <w:rPr>
-                <w:rFonts w:hint="eastAsia"/>
-              </w:rPr>
-            </w:pPr>
-            <w:r>
-              <w:rPr>
-                <w:rFonts w:hint="eastAsia"/>
-              </w:rPr>
-              <w:t xml:space="preserve">    # </w:t>
-            </w:r>
-            <w:r>
-              <w:rPr>
-                <w:rFonts w:hint="eastAsia"/>
-              </w:rPr>
-              <w:t>存储配置</w:t>
+              <w:rPr>
+                <w:rFonts w:hint="eastAsia"/>
+              </w:rPr>
+              <w:t xml:space="preserve">    WEATHER_CACHE_TTL = 600  # 10</w:t>
+            </w:r>
+            <w:r>
+              <w:rPr>
+                <w:rFonts w:hint="eastAsia"/>
+              </w:rPr>
+              <w:t>分钟缓存</w:t>
             </w:r>
           </w:p>
           <w:p>
@@ -8178,7 +8873,7 @@
               <w:spacing w:after="156"/>
             </w:pPr>
             <w:r>
-              <w:t xml:space="preserve">    STORAGE_DIR = os.path.join(os.path.dirname(__file__), "storage")</w:t>
+              <w:t xml:space="preserve">    </w:t>
             </w:r>
           </w:p>
           <w:p>
@@ -8186,7 +8881,16 @@
               <w:spacing w:after="156"/>
             </w:pPr>
             <w:r>
-              <w:t xml:space="preserve">    WARDROBE_FILE = os.path.join(STORAGE_DIR, "wardrobe.json")</w:t>
+              <w:rPr>
+                <w:rFonts w:hint="eastAsia"/>
+              </w:rPr>
+              <w:t xml:space="preserve">    # </w:t>
+            </w:r>
+            <w:r>
+              <w:rPr>
+                <w:rFonts w:hint="eastAsia"/>
+              </w:rPr>
+              <w:t>存储配置</w:t>
             </w:r>
           </w:p>
           <w:p>
@@ -8194,55 +8898,94 @@
               <w:spacing w:after="156"/>
             </w:pPr>
             <w:r>
-              <w:t xml:space="preserve">    </w:t>
+              <w:t xml:space="preserve">    STORAGE_DIR = </w:t>
+            </w:r>
+            <w:proofErr w:type="spellStart"/>
+            <w:r>
+              <w:t>os.path.join</w:t>
+            </w:r>
+            <w:proofErr w:type="spellEnd"/>
+            <w:r>
+              <w:t>(</w:t>
+            </w:r>
+            <w:proofErr w:type="spellStart"/>
+            <w:r>
+              <w:t>os.path.dirname</w:t>
+            </w:r>
+            <w:proofErr w:type="spellEnd"/>
+            <w:r>
+              <w:t>(__file__), "storage")</w:t>
             </w:r>
           </w:p>
           <w:p>
             <w:pPr>
               <w:spacing w:after="156"/>
-              <w:rPr>
-                <w:rFonts w:hint="eastAsia"/>
-              </w:rPr>
             </w:pPr>
             <w:r>
-              <w:rPr>
-                <w:rFonts w:hint="eastAsia"/>
-              </w:rPr>
-              <w:t xml:space="preserve">    # LLM </w:t>
-            </w:r>
-            <w:r>
-              <w:rPr>
-                <w:rFonts w:hint="eastAsia"/>
-              </w:rPr>
-              <w:t>参数</w:t>
+              <w:t xml:space="preserve">    WARDROBE_FILE = </w:t>
+            </w:r>
+            <w:proofErr w:type="spellStart"/>
+            <w:r>
+              <w:t>os.path.join</w:t>
+            </w:r>
+            <w:proofErr w:type="spellEnd"/>
+            <w:r>
+              <w:t>(STORAGE_DIR, "</w:t>
+            </w:r>
+            <w:proofErr w:type="spellStart"/>
+            <w:r>
+              <w:t>wardrobe.json</w:t>
+            </w:r>
+            <w:proofErr w:type="spellEnd"/>
+            <w:r>
+              <w:t>")</w:t>
             </w:r>
           </w:p>
           <w:p>
             <w:pPr>
               <w:spacing w:after="156"/>
-              <w:rPr>
-                <w:rFonts w:hint="eastAsia"/>
-              </w:rPr>
             </w:pPr>
             <w:r>
-              <w:rPr>
-                <w:rFonts w:hint="eastAsia"/>
-              </w:rPr>
-              <w:t xml:space="preserve">    INTENT_CLASSIFIER_TEMPERATURE = 0.3  # </w:t>
-            </w:r>
-            <w:r>
-              <w:rPr>
-                <w:rFonts w:hint="eastAsia"/>
-              </w:rPr>
-              <w:t>低温度保证分类准确性</w:t>
+              <w:t xml:space="preserve">    </w:t>
             </w:r>
           </w:p>
           <w:p>
             <w:pPr>
               <w:spacing w:after="156"/>
-              <w:rPr>
-                <w:rFonts w:hint="eastAsia"/>
-              </w:rPr>
+            </w:pPr>
+            <w:r>
+              <w:rPr>
+                <w:rFonts w:hint="eastAsia"/>
+              </w:rPr>
+              <w:t xml:space="preserve">    # LLM </w:t>
+            </w:r>
+            <w:r>
+              <w:rPr>
+                <w:rFonts w:hint="eastAsia"/>
+              </w:rPr>
+              <w:t>参数</w:t>
+            </w:r>
+          </w:p>
+          <w:p>
+            <w:pPr>
+              <w:spacing w:after="156"/>
+            </w:pPr>
+            <w:r>
+              <w:rPr>
+                <w:rFonts w:hint="eastAsia"/>
+              </w:rPr>
+              <w:t xml:space="preserve">    INTENT_CLASSIFIER_TEMPERATURE = 0.3  # </w:t>
+            </w:r>
+            <w:r>
+              <w:rPr>
+                <w:rFonts w:hint="eastAsia"/>
+              </w:rPr>
+              <w:t>低温度保证分类准确性</w:t>
+            </w:r>
+          </w:p>
+          <w:p>
+            <w:pPr>
+              <w:spacing w:after="156"/>
             </w:pPr>
             <w:r>
               <w:rPr>
@@ -8275,6 +9018,9 @@
     <w:p>
       <w:pPr>
         <w:pStyle w:val="2"/>
+        <w:rPr>
+          <w:rFonts w:hint="eastAsia"/>
+        </w:rPr>
       </w:pPr>
       <w:r>
         <w:rPr>
@@ -8311,9 +9057,6 @@
     <w:p>
       <w:pPr>
         <w:spacing w:after="156"/>
-        <w:rPr>
-          <w:rFonts w:hint="eastAsia"/>
-        </w:rPr>
       </w:pPr>
       <w:r>
         <w:rPr>
@@ -8419,16 +9162,16 @@
           <w14:ligatures w14:val="standardContextual"/>
         </w:rPr>
         <w:drawing>
-          <wp:anchor distT="0" distB="0" distL="114300" distR="114300" simplePos="0" relativeHeight="251662336" behindDoc="0" locked="0" layoutInCell="1" allowOverlap="1" wp14:anchorId="42C814E6" wp14:editId="753C14A2">
+          <wp:anchor distT="0" distB="0" distL="114300" distR="114300" simplePos="0" relativeHeight="251662336" behindDoc="0" locked="0" layoutInCell="1" allowOverlap="1" wp14:anchorId="42C814E6" wp14:editId="2F969B60">
             <wp:simplePos x="0" y="0"/>
             <wp:positionH relativeFrom="margin">
-              <wp:align>left</wp:align>
+              <wp:posOffset>259715</wp:posOffset>
             </wp:positionH>
             <wp:positionV relativeFrom="paragraph">
               <wp:posOffset>608965</wp:posOffset>
             </wp:positionV>
-            <wp:extent cx="2957195" cy="1320165"/>
-            <wp:effectExtent l="0" t="0" r="0" b="0"/>
+            <wp:extent cx="2444750" cy="1323975"/>
+            <wp:effectExtent l="0" t="0" r="0" b="9525"/>
             <wp:wrapTopAndBottom/>
             <wp:docPr id="800649659" name="图片 3"/>
             <wp:cNvGraphicFramePr>
@@ -8438,7 +9181,7 @@
               <a:graphicData uri="http://schemas.openxmlformats.org/drawingml/2006/picture">
                 <pic:pic xmlns:pic="http://schemas.openxmlformats.org/drawingml/2006/picture">
                   <pic:nvPicPr>
-                    <pic:cNvPr id="800649659" name="图片 800649659"/>
+                    <pic:cNvPr id="800649659" name="图片 3"/>
                     <pic:cNvPicPr/>
                   </pic:nvPicPr>
                   <pic:blipFill>
@@ -8456,7 +9199,7 @@
                   <pic:spPr>
                     <a:xfrm>
                       <a:off x="0" y="0"/>
-                      <a:ext cx="2965983" cy="1324534"/>
+                      <a:ext cx="2444750" cy="1323975"/>
                     </a:xfrm>
                     <a:prstGeom prst="rect">
                       <a:avLst/>
@@ -8481,13 +9224,13 @@
         <w:t>"</w:t>
       </w:r>
       <w:r>
-        <w:t>添加衣物</w:t>
+        <w:t>添加</w:t>
       </w:r>
       <w:r>
         <w:t xml:space="preserve"> </w:t>
       </w:r>
       <w:r>
-        <w:t>白衬衫</w:t>
+        <w:t>衬衫</w:t>
       </w:r>
       <w:r>
         <w:rPr>
@@ -8523,8 +9266,13 @@
         <w:t>，应解析参数并写入</w:t>
       </w:r>
       <w:r>
-        <w:t xml:space="preserve"> wardrobe.json</w:t>
-      </w:r>
+        <w:t xml:space="preserve"> </w:t>
+      </w:r>
+      <w:proofErr w:type="spellStart"/>
+      <w:r>
+        <w:t>wardrobe.json</w:t>
+      </w:r>
+      <w:proofErr w:type="spellEnd"/>
       <w:r>
         <w:t>，返回</w:t>
       </w:r>
@@ -8567,9 +9315,6 @@
     <w:p>
       <w:pPr>
         <w:spacing w:after="156"/>
-        <w:rPr>
-          <w:rFonts w:hint="eastAsia"/>
-        </w:rPr>
       </w:pPr>
       <w:r>
         <w:rPr>
@@ -8754,58 +9499,55 @@
       <w:pPr>
         <w:pStyle w:val="1"/>
         <w:spacing w:after="156"/>
+      </w:pPr>
+      <w:r>
         <w:rPr>
           <w:rFonts w:hint="eastAsia"/>
         </w:rPr>
+        <w:t>六、系统升级与扩展</w:t>
+      </w:r>
+    </w:p>
+    <w:p>
+      <w:pPr>
+        <w:spacing w:after="156"/>
+      </w:pPr>
+      <w:r>
+        <w:t>本系统通过抽象接口预留了扩展空间。存储层当前使用</w:t>
+      </w:r>
+      <w:r>
+        <w:t xml:space="preserve"> JSON </w:t>
+      </w:r>
+      <w:r>
+        <w:t>文件，未来可替换为</w:t>
+      </w:r>
+      <w:r>
+        <w:t xml:space="preserve"> SQLite </w:t>
+      </w:r>
+      <w:r>
+        <w:t>或</w:t>
+      </w:r>
+      <w:r>
+        <w:t xml:space="preserve"> PostgreSQL</w:t>
+      </w:r>
+      <w:r>
+        <w:t>，接口已抽象，切换成本较低。检索层目前是规则过滤，若后续需要支持语义查询，可接入向量数据库，但需引入</w:t>
+      </w:r>
+      <w:r>
+        <w:t xml:space="preserve"> Embedding API</w:t>
+      </w:r>
+      <w:r>
+        <w:t>，成本中等。近期计划先实现偏好记忆，让用户能保存不喜欢的颜色材质并在检索时排除，同时优化多轮对话中的指代理解问题。中期考虑接入向量检索，支持更灵活的自然语言查询。远期若有多用户需求，需重新设计数据隔离方案，当前暂不投入。</w:t>
+      </w:r>
+    </w:p>
+    <w:p>
+      <w:pPr>
+        <w:pStyle w:val="1"/>
+        <w:spacing w:after="156"/>
       </w:pPr>
       <w:r>
         <w:rPr>
           <w:rFonts w:hint="eastAsia"/>
         </w:rPr>
-        <w:t>六、系统升级与扩展</w:t>
-      </w:r>
-    </w:p>
-    <w:p>
-      <w:pPr>
-        <w:spacing w:after="156"/>
-      </w:pPr>
-      <w:r>
-        <w:t>本系统通过抽象接口预留了扩展空间。存储层当前使用</w:t>
-      </w:r>
-      <w:r>
-        <w:t xml:space="preserve"> JSON </w:t>
-      </w:r>
-      <w:r>
-        <w:t>文件，未来可替换为</w:t>
-      </w:r>
-      <w:r>
-        <w:t xml:space="preserve"> SQLite </w:t>
-      </w:r>
-      <w:r>
-        <w:t>或</w:t>
-      </w:r>
-      <w:r>
-        <w:t xml:space="preserve"> PostgreSQL</w:t>
-      </w:r>
-      <w:r>
-        <w:t>，接口已抽象，切换成本较低。检索层目前是规则过滤，若后续需要支持语义查询，可接入向量数据库，但需引入</w:t>
-      </w:r>
-      <w:r>
-        <w:t xml:space="preserve"> Embedding API</w:t>
-      </w:r>
-      <w:r>
-        <w:t>，成本中等。近期计划先实现偏好记忆，让用户能保存不喜欢的颜色材质并在检索时排除，同时优化多轮对话中的指代理解问题。中期考虑接入向量检索，支持更灵活的自然语言查询。远期若有多用户需求，需重新设计数据隔离方案，当前暂不投入。</w:t>
-      </w:r>
-    </w:p>
-    <w:p>
-      <w:pPr>
-        <w:pStyle w:val="1"/>
-        <w:spacing w:after="156"/>
-      </w:pPr>
-      <w:r>
-        <w:rPr>
-          <w:rFonts w:hint="eastAsia"/>
-        </w:rPr>
         <w:t>七、课程总结</w:t>
       </w:r>
     </w:p>
@@ -8817,7 +9559,15 @@
         <w:t>通过本次项目，我理解了</w:t>
       </w:r>
       <w:r>
-        <w:t xml:space="preserve"> LangGraph </w:t>
+        <w:t xml:space="preserve"> </w:t>
+      </w:r>
+      <w:proofErr w:type="spellStart"/>
+      <w:r>
+        <w:t>LangGraph</w:t>
+      </w:r>
+      <w:proofErr w:type="spellEnd"/>
+      <w:r>
+        <w:t xml:space="preserve"> </w:t>
       </w:r>
       <w:r>
         <w:t>状态机编排的基本用法，实践了</w:t>
@@ -12478,6 +13228,7 @@
   <w:style w:type="character" w:default="1" w:styleId="a0">
     <w:name w:val="Default Paragraph Font"/>
     <w:uiPriority w:val="1"/>
+    <w:semiHidden/>
     <w:unhideWhenUsed/>
   </w:style>
   <w:style w:type="table" w:default="1" w:styleId="a1">

--- a/docs/CS599_大作业报告.docx
+++ b/docs/CS599_大作业报告.docx
@@ -216,6 +216,7 @@
                 <w:szCs w:val="32"/>
               </w:rPr>
             </w:pPr>
+            <w:proofErr w:type="gramStart"/>
             <w:r>
               <w:rPr>
                 <w:sz w:val="32"/>
@@ -223,6 +224,7 @@
               </w:rPr>
               <w:t>智能穿搭助手</w:t>
             </w:r>
+            <w:proofErr w:type="gramEnd"/>
             <w:r>
               <w:rPr>
                 <w:sz w:val="32"/>
@@ -298,7 +300,25 @@
                 <w:sz w:val="32"/>
                 <w:szCs w:val="32"/>
               </w:rPr>
-              <w:t>方向一：</w:t>
+              <w:t>方向</w:t>
+            </w:r>
+            <w:proofErr w:type="gramStart"/>
+            <w:r>
+              <w:rPr>
+                <w:rFonts w:hint="eastAsia"/>
+                <w:sz w:val="32"/>
+                <w:szCs w:val="32"/>
+              </w:rPr>
+              <w:t>一</w:t>
+            </w:r>
+            <w:proofErr w:type="gramEnd"/>
+            <w:r>
+              <w:rPr>
+                <w:rFonts w:hint="eastAsia"/>
+                <w:sz w:val="32"/>
+                <w:szCs w:val="32"/>
+              </w:rPr>
+              <w:t>：</w:t>
             </w:r>
             <w:r>
               <w:rPr>
@@ -588,6 +608,7 @@
                 <w:szCs w:val="32"/>
               </w:rPr>
             </w:pPr>
+            <w:proofErr w:type="gramStart"/>
             <w:r>
               <w:rPr>
                 <w:rFonts w:hint="eastAsia"/>
@@ -596,6 +617,7 @@
               </w:rPr>
               <w:t>戚欣</w:t>
             </w:r>
+            <w:proofErr w:type="gramEnd"/>
           </w:p>
         </w:tc>
       </w:tr>
@@ -729,6 +751,3760 @@
     </w:p>
     <w:p>
       <w:pPr>
+        <w:spacing w:afterLines="0" w:after="160" w:line="278" w:lineRule="auto"/>
+      </w:pPr>
+      <w:r>
+        <w:lastRenderedPageBreak/>
+        <w:br w:type="page"/>
+      </w:r>
+    </w:p>
+    <w:sdt>
+      <w:sdtPr>
+        <w:rPr>
+          <w:lang w:val="zh-CN"/>
+        </w:rPr>
+        <w:id w:val="-1297756540"/>
+        <w:docPartObj>
+          <w:docPartGallery w:val="Table of Contents"/>
+          <w:docPartUnique/>
+        </w:docPartObj>
+      </w:sdtPr>
+      <w:sdtEndPr>
+        <w:rPr>
+          <w:rFonts w:ascii="Times New Roman" w:eastAsia="宋体" w:hAnsi="Times New Roman" w:cs="Times New Roman"/>
+          <w:b/>
+          <w:bCs/>
+          <w:color w:val="000000"/>
+          <w:kern w:val="2"/>
+          <w:sz w:val="24"/>
+          <w:szCs w:val="24"/>
+        </w:rPr>
+      </w:sdtEndPr>
+      <w:sdtContent>
+        <w:p>
+          <w:pPr>
+            <w:pStyle w:val="TOC"/>
+            <w:spacing w:after="156"/>
+            <w:rPr>
+              <w:rFonts w:hint="eastAsia"/>
+            </w:rPr>
+          </w:pPr>
+          <w:r>
+            <w:rPr>
+              <w:lang w:val="zh-CN"/>
+            </w:rPr>
+            <w:t>目录</w:t>
+          </w:r>
+        </w:p>
+        <w:p>
+          <w:pPr>
+            <w:pStyle w:val="TOC1"/>
+            <w:tabs>
+              <w:tab w:val="left" w:pos="880"/>
+              <w:tab w:val="right" w:leader="dot" w:pos="8296"/>
+            </w:tabs>
+            <w:spacing w:after="156"/>
+            <w:rPr>
+              <w:rFonts w:hint="eastAsia"/>
+              <w:noProof/>
+            </w:rPr>
+          </w:pPr>
+          <w:r>
+            <w:fldChar w:fldCharType="begin"/>
+          </w:r>
+          <w:r>
+            <w:instrText xml:space="preserve"> TOC \o "1-3" \h \z \u </w:instrText>
+          </w:r>
+          <w:r>
+            <w:rPr>
+              <w:rFonts w:hint="eastAsia"/>
+            </w:rPr>
+            <w:fldChar w:fldCharType="separate"/>
+          </w:r>
+          <w:hyperlink w:anchor="_Toc232159564" w:history="1">
+            <w:r>
+              <w:rPr>
+                <w:rStyle w:val="af"/>
+                <w:noProof/>
+              </w:rPr>
+              <w:t>一、</w:t>
+            </w:r>
+            <w:r>
+              <w:rPr>
+                <w:rFonts w:hint="eastAsia"/>
+                <w:noProof/>
+              </w:rPr>
+              <w:tab/>
+            </w:r>
+            <w:r>
+              <w:rPr>
+                <w:rStyle w:val="af"/>
+                <w:noProof/>
+              </w:rPr>
+              <w:t>选题背景与设计思想</w:t>
+            </w:r>
+            <w:r>
+              <w:rPr>
+                <w:rFonts w:hint="eastAsia"/>
+                <w:noProof/>
+                <w:webHidden/>
+              </w:rPr>
+              <w:tab/>
+            </w:r>
+            <w:r>
+              <w:rPr>
+                <w:rFonts w:hint="eastAsia"/>
+                <w:noProof/>
+                <w:webHidden/>
+              </w:rPr>
+              <w:fldChar w:fldCharType="begin"/>
+            </w:r>
+            <w:r>
+              <w:rPr>
+                <w:rFonts w:hint="eastAsia"/>
+                <w:noProof/>
+                <w:webHidden/>
+              </w:rPr>
+              <w:instrText xml:space="preserve"> </w:instrText>
+            </w:r>
+            <w:r>
+              <w:rPr>
+                <w:noProof/>
+                <w:webHidden/>
+              </w:rPr>
+              <w:instrText>PAGEREF _Toc232159564 \h</w:instrText>
+            </w:r>
+            <w:r>
+              <w:rPr>
+                <w:rFonts w:hint="eastAsia"/>
+                <w:noProof/>
+                <w:webHidden/>
+              </w:rPr>
+              <w:instrText xml:space="preserve"> </w:instrText>
+            </w:r>
+            <w:r>
+              <w:rPr>
+                <w:rFonts w:hint="eastAsia"/>
+                <w:noProof/>
+                <w:webHidden/>
+              </w:rPr>
+            </w:r>
+            <w:r>
+              <w:rPr>
+                <w:rFonts w:hint="eastAsia"/>
+                <w:noProof/>
+                <w:webHidden/>
+              </w:rPr>
+              <w:fldChar w:fldCharType="separate"/>
+            </w:r>
+            <w:r>
+              <w:rPr>
+                <w:noProof/>
+                <w:webHidden/>
+              </w:rPr>
+              <w:t>1</w:t>
+            </w:r>
+            <w:r>
+              <w:rPr>
+                <w:rFonts w:hint="eastAsia"/>
+                <w:noProof/>
+                <w:webHidden/>
+              </w:rPr>
+              <w:fldChar w:fldCharType="end"/>
+            </w:r>
+          </w:hyperlink>
+        </w:p>
+        <w:p>
+          <w:pPr>
+            <w:pStyle w:val="TOC2"/>
+            <w:tabs>
+              <w:tab w:val="right" w:leader="dot" w:pos="8296"/>
+            </w:tabs>
+            <w:spacing w:after="156"/>
+            <w:ind w:left="480"/>
+            <w:rPr>
+              <w:rFonts w:hint="eastAsia"/>
+              <w:noProof/>
+            </w:rPr>
+          </w:pPr>
+          <w:hyperlink w:anchor="_Toc232159565" w:history="1">
+            <w:r>
+              <w:rPr>
+                <w:rStyle w:val="af"/>
+                <w:noProof/>
+              </w:rPr>
+              <w:t>1.1</w:t>
+            </w:r>
+            <w:r>
+              <w:rPr>
+                <w:rStyle w:val="af"/>
+                <w:noProof/>
+              </w:rPr>
+              <w:t>痛点分析</w:t>
+            </w:r>
+            <w:r>
+              <w:rPr>
+                <w:rFonts w:hint="eastAsia"/>
+                <w:noProof/>
+                <w:webHidden/>
+              </w:rPr>
+              <w:tab/>
+            </w:r>
+            <w:r>
+              <w:rPr>
+                <w:rFonts w:hint="eastAsia"/>
+                <w:noProof/>
+                <w:webHidden/>
+              </w:rPr>
+              <w:fldChar w:fldCharType="begin"/>
+            </w:r>
+            <w:r>
+              <w:rPr>
+                <w:rFonts w:hint="eastAsia"/>
+                <w:noProof/>
+                <w:webHidden/>
+              </w:rPr>
+              <w:instrText xml:space="preserve"> </w:instrText>
+            </w:r>
+            <w:r>
+              <w:rPr>
+                <w:noProof/>
+                <w:webHidden/>
+              </w:rPr>
+              <w:instrText>PAGEREF _Toc232159565 \h</w:instrText>
+            </w:r>
+            <w:r>
+              <w:rPr>
+                <w:rFonts w:hint="eastAsia"/>
+                <w:noProof/>
+                <w:webHidden/>
+              </w:rPr>
+              <w:instrText xml:space="preserve"> </w:instrText>
+            </w:r>
+            <w:r>
+              <w:rPr>
+                <w:rFonts w:hint="eastAsia"/>
+                <w:noProof/>
+                <w:webHidden/>
+              </w:rPr>
+            </w:r>
+            <w:r>
+              <w:rPr>
+                <w:rFonts w:hint="eastAsia"/>
+                <w:noProof/>
+                <w:webHidden/>
+              </w:rPr>
+              <w:fldChar w:fldCharType="separate"/>
+            </w:r>
+            <w:r>
+              <w:rPr>
+                <w:noProof/>
+                <w:webHidden/>
+              </w:rPr>
+              <w:t>1</w:t>
+            </w:r>
+            <w:r>
+              <w:rPr>
+                <w:rFonts w:hint="eastAsia"/>
+                <w:noProof/>
+                <w:webHidden/>
+              </w:rPr>
+              <w:fldChar w:fldCharType="end"/>
+            </w:r>
+          </w:hyperlink>
+        </w:p>
+        <w:p>
+          <w:pPr>
+            <w:pStyle w:val="TOC2"/>
+            <w:tabs>
+              <w:tab w:val="right" w:leader="dot" w:pos="8296"/>
+            </w:tabs>
+            <w:spacing w:after="156"/>
+            <w:ind w:left="480"/>
+            <w:rPr>
+              <w:rFonts w:hint="eastAsia"/>
+              <w:noProof/>
+            </w:rPr>
+          </w:pPr>
+          <w:hyperlink w:anchor="_Toc232159566" w:history="1">
+            <w:r>
+              <w:rPr>
+                <w:rStyle w:val="af"/>
+                <w:noProof/>
+              </w:rPr>
+              <w:t>1.2</w:t>
+            </w:r>
+            <w:r>
+              <w:rPr>
+                <w:rStyle w:val="af"/>
+                <w:noProof/>
+              </w:rPr>
+              <w:t>项目价值</w:t>
+            </w:r>
+            <w:r>
+              <w:rPr>
+                <w:rFonts w:hint="eastAsia"/>
+                <w:noProof/>
+                <w:webHidden/>
+              </w:rPr>
+              <w:tab/>
+            </w:r>
+            <w:r>
+              <w:rPr>
+                <w:rFonts w:hint="eastAsia"/>
+                <w:noProof/>
+                <w:webHidden/>
+              </w:rPr>
+              <w:fldChar w:fldCharType="begin"/>
+            </w:r>
+            <w:r>
+              <w:rPr>
+                <w:rFonts w:hint="eastAsia"/>
+                <w:noProof/>
+                <w:webHidden/>
+              </w:rPr>
+              <w:instrText xml:space="preserve"> </w:instrText>
+            </w:r>
+            <w:r>
+              <w:rPr>
+                <w:noProof/>
+                <w:webHidden/>
+              </w:rPr>
+              <w:instrText>PAGEREF _Toc232159566 \h</w:instrText>
+            </w:r>
+            <w:r>
+              <w:rPr>
+                <w:rFonts w:hint="eastAsia"/>
+                <w:noProof/>
+                <w:webHidden/>
+              </w:rPr>
+              <w:instrText xml:space="preserve"> </w:instrText>
+            </w:r>
+            <w:r>
+              <w:rPr>
+                <w:rFonts w:hint="eastAsia"/>
+                <w:noProof/>
+                <w:webHidden/>
+              </w:rPr>
+            </w:r>
+            <w:r>
+              <w:rPr>
+                <w:rFonts w:hint="eastAsia"/>
+                <w:noProof/>
+                <w:webHidden/>
+              </w:rPr>
+              <w:fldChar w:fldCharType="separate"/>
+            </w:r>
+            <w:r>
+              <w:rPr>
+                <w:noProof/>
+                <w:webHidden/>
+              </w:rPr>
+              <w:t>1</w:t>
+            </w:r>
+            <w:r>
+              <w:rPr>
+                <w:rFonts w:hint="eastAsia"/>
+                <w:noProof/>
+                <w:webHidden/>
+              </w:rPr>
+              <w:fldChar w:fldCharType="end"/>
+            </w:r>
+          </w:hyperlink>
+        </w:p>
+        <w:p>
+          <w:pPr>
+            <w:pStyle w:val="TOC2"/>
+            <w:tabs>
+              <w:tab w:val="right" w:leader="dot" w:pos="8296"/>
+            </w:tabs>
+            <w:spacing w:after="156"/>
+            <w:ind w:left="480"/>
+            <w:rPr>
+              <w:rFonts w:hint="eastAsia"/>
+              <w:noProof/>
+            </w:rPr>
+          </w:pPr>
+          <w:hyperlink w:anchor="_Toc232159567" w:history="1">
+            <w:r>
+              <w:rPr>
+                <w:rStyle w:val="af"/>
+                <w:noProof/>
+              </w:rPr>
+              <w:t>1.3</w:t>
+            </w:r>
+            <w:r>
+              <w:rPr>
+                <w:rStyle w:val="af"/>
+                <w:noProof/>
+              </w:rPr>
+              <w:t>技术路线</w:t>
+            </w:r>
+            <w:r>
+              <w:rPr>
+                <w:rFonts w:hint="eastAsia"/>
+                <w:noProof/>
+                <w:webHidden/>
+              </w:rPr>
+              <w:tab/>
+            </w:r>
+            <w:r>
+              <w:rPr>
+                <w:rFonts w:hint="eastAsia"/>
+                <w:noProof/>
+                <w:webHidden/>
+              </w:rPr>
+              <w:fldChar w:fldCharType="begin"/>
+            </w:r>
+            <w:r>
+              <w:rPr>
+                <w:rFonts w:hint="eastAsia"/>
+                <w:noProof/>
+                <w:webHidden/>
+              </w:rPr>
+              <w:instrText xml:space="preserve"> </w:instrText>
+            </w:r>
+            <w:r>
+              <w:rPr>
+                <w:noProof/>
+                <w:webHidden/>
+              </w:rPr>
+              <w:instrText>PAGEREF _Toc232159567 \h</w:instrText>
+            </w:r>
+            <w:r>
+              <w:rPr>
+                <w:rFonts w:hint="eastAsia"/>
+                <w:noProof/>
+                <w:webHidden/>
+              </w:rPr>
+              <w:instrText xml:space="preserve"> </w:instrText>
+            </w:r>
+            <w:r>
+              <w:rPr>
+                <w:rFonts w:hint="eastAsia"/>
+                <w:noProof/>
+                <w:webHidden/>
+              </w:rPr>
+            </w:r>
+            <w:r>
+              <w:rPr>
+                <w:rFonts w:hint="eastAsia"/>
+                <w:noProof/>
+                <w:webHidden/>
+              </w:rPr>
+              <w:fldChar w:fldCharType="separate"/>
+            </w:r>
+            <w:r>
+              <w:rPr>
+                <w:noProof/>
+                <w:webHidden/>
+              </w:rPr>
+              <w:t>2</w:t>
+            </w:r>
+            <w:r>
+              <w:rPr>
+                <w:rFonts w:hint="eastAsia"/>
+                <w:noProof/>
+                <w:webHidden/>
+              </w:rPr>
+              <w:fldChar w:fldCharType="end"/>
+            </w:r>
+          </w:hyperlink>
+        </w:p>
+        <w:p>
+          <w:pPr>
+            <w:pStyle w:val="TOC1"/>
+            <w:tabs>
+              <w:tab w:val="left" w:pos="880"/>
+              <w:tab w:val="right" w:leader="dot" w:pos="8296"/>
+            </w:tabs>
+            <w:spacing w:after="156"/>
+            <w:rPr>
+              <w:rFonts w:hint="eastAsia"/>
+              <w:noProof/>
+            </w:rPr>
+          </w:pPr>
+          <w:hyperlink w:anchor="_Toc232159568" w:history="1">
+            <w:r>
+              <w:rPr>
+                <w:rStyle w:val="af"/>
+                <w:noProof/>
+              </w:rPr>
+              <w:t>二、</w:t>
+            </w:r>
+            <w:r>
+              <w:rPr>
+                <w:rFonts w:hint="eastAsia"/>
+                <w:noProof/>
+              </w:rPr>
+              <w:tab/>
+            </w:r>
+            <w:r>
+              <w:rPr>
+                <w:rStyle w:val="af"/>
+                <w:noProof/>
+              </w:rPr>
+              <w:t xml:space="preserve">Specs </w:t>
+            </w:r>
+            <w:r>
+              <w:rPr>
+                <w:rStyle w:val="af"/>
+                <w:noProof/>
+              </w:rPr>
+              <w:t>规格文档</w:t>
+            </w:r>
+            <w:r>
+              <w:rPr>
+                <w:rFonts w:hint="eastAsia"/>
+                <w:noProof/>
+                <w:webHidden/>
+              </w:rPr>
+              <w:tab/>
+            </w:r>
+            <w:r>
+              <w:rPr>
+                <w:rFonts w:hint="eastAsia"/>
+                <w:noProof/>
+                <w:webHidden/>
+              </w:rPr>
+              <w:fldChar w:fldCharType="begin"/>
+            </w:r>
+            <w:r>
+              <w:rPr>
+                <w:rFonts w:hint="eastAsia"/>
+                <w:noProof/>
+                <w:webHidden/>
+              </w:rPr>
+              <w:instrText xml:space="preserve"> </w:instrText>
+            </w:r>
+            <w:r>
+              <w:rPr>
+                <w:noProof/>
+                <w:webHidden/>
+              </w:rPr>
+              <w:instrText>PAGEREF _Toc232159568 \h</w:instrText>
+            </w:r>
+            <w:r>
+              <w:rPr>
+                <w:rFonts w:hint="eastAsia"/>
+                <w:noProof/>
+                <w:webHidden/>
+              </w:rPr>
+              <w:instrText xml:space="preserve"> </w:instrText>
+            </w:r>
+            <w:r>
+              <w:rPr>
+                <w:rFonts w:hint="eastAsia"/>
+                <w:noProof/>
+                <w:webHidden/>
+              </w:rPr>
+            </w:r>
+            <w:r>
+              <w:rPr>
+                <w:rFonts w:hint="eastAsia"/>
+                <w:noProof/>
+                <w:webHidden/>
+              </w:rPr>
+              <w:fldChar w:fldCharType="separate"/>
+            </w:r>
+            <w:r>
+              <w:rPr>
+                <w:noProof/>
+                <w:webHidden/>
+              </w:rPr>
+              <w:t>3</w:t>
+            </w:r>
+            <w:r>
+              <w:rPr>
+                <w:rFonts w:hint="eastAsia"/>
+                <w:noProof/>
+                <w:webHidden/>
+              </w:rPr>
+              <w:fldChar w:fldCharType="end"/>
+            </w:r>
+          </w:hyperlink>
+        </w:p>
+        <w:p>
+          <w:pPr>
+            <w:pStyle w:val="TOC2"/>
+            <w:tabs>
+              <w:tab w:val="right" w:leader="dot" w:pos="8296"/>
+            </w:tabs>
+            <w:spacing w:after="156"/>
+            <w:ind w:left="480"/>
+            <w:rPr>
+              <w:rFonts w:hint="eastAsia"/>
+              <w:noProof/>
+            </w:rPr>
+          </w:pPr>
+          <w:hyperlink w:anchor="_Toc232159569" w:history="1">
+            <w:r>
+              <w:rPr>
+                <w:rStyle w:val="af"/>
+                <w:noProof/>
+              </w:rPr>
+              <w:t>2.1 Product Spec</w:t>
+            </w:r>
+            <w:r>
+              <w:rPr>
+                <w:rStyle w:val="af"/>
+                <w:noProof/>
+              </w:rPr>
+              <w:t>（产品规格）</w:t>
+            </w:r>
+            <w:r>
+              <w:rPr>
+                <w:rFonts w:hint="eastAsia"/>
+                <w:noProof/>
+                <w:webHidden/>
+              </w:rPr>
+              <w:tab/>
+            </w:r>
+            <w:r>
+              <w:rPr>
+                <w:rFonts w:hint="eastAsia"/>
+                <w:noProof/>
+                <w:webHidden/>
+              </w:rPr>
+              <w:fldChar w:fldCharType="begin"/>
+            </w:r>
+            <w:r>
+              <w:rPr>
+                <w:rFonts w:hint="eastAsia"/>
+                <w:noProof/>
+                <w:webHidden/>
+              </w:rPr>
+              <w:instrText xml:space="preserve"> </w:instrText>
+            </w:r>
+            <w:r>
+              <w:rPr>
+                <w:noProof/>
+                <w:webHidden/>
+              </w:rPr>
+              <w:instrText>PAGEREF _Toc232159569 \h</w:instrText>
+            </w:r>
+            <w:r>
+              <w:rPr>
+                <w:rFonts w:hint="eastAsia"/>
+                <w:noProof/>
+                <w:webHidden/>
+              </w:rPr>
+              <w:instrText xml:space="preserve"> </w:instrText>
+            </w:r>
+            <w:r>
+              <w:rPr>
+                <w:rFonts w:hint="eastAsia"/>
+                <w:noProof/>
+                <w:webHidden/>
+              </w:rPr>
+            </w:r>
+            <w:r>
+              <w:rPr>
+                <w:rFonts w:hint="eastAsia"/>
+                <w:noProof/>
+                <w:webHidden/>
+              </w:rPr>
+              <w:fldChar w:fldCharType="separate"/>
+            </w:r>
+            <w:r>
+              <w:rPr>
+                <w:noProof/>
+                <w:webHidden/>
+              </w:rPr>
+              <w:t>3</w:t>
+            </w:r>
+            <w:r>
+              <w:rPr>
+                <w:rFonts w:hint="eastAsia"/>
+                <w:noProof/>
+                <w:webHidden/>
+              </w:rPr>
+              <w:fldChar w:fldCharType="end"/>
+            </w:r>
+          </w:hyperlink>
+        </w:p>
+        <w:p>
+          <w:pPr>
+            <w:pStyle w:val="TOC3"/>
+            <w:tabs>
+              <w:tab w:val="right" w:leader="dot" w:pos="8296"/>
+            </w:tabs>
+            <w:spacing w:after="156"/>
+            <w:ind w:left="960"/>
+            <w:rPr>
+              <w:rFonts w:hint="eastAsia"/>
+              <w:noProof/>
+            </w:rPr>
+          </w:pPr>
+          <w:hyperlink w:anchor="_Toc232159570" w:history="1">
+            <w:r>
+              <w:rPr>
+                <w:rStyle w:val="af"/>
+                <w:noProof/>
+              </w:rPr>
+              <w:t xml:space="preserve">2.1.1 </w:t>
+            </w:r>
+            <w:r>
+              <w:rPr>
+                <w:rStyle w:val="af"/>
+                <w:noProof/>
+              </w:rPr>
+              <w:t>用户角色</w:t>
+            </w:r>
+            <w:r>
+              <w:rPr>
+                <w:rFonts w:hint="eastAsia"/>
+                <w:noProof/>
+                <w:webHidden/>
+              </w:rPr>
+              <w:tab/>
+            </w:r>
+            <w:r>
+              <w:rPr>
+                <w:rFonts w:hint="eastAsia"/>
+                <w:noProof/>
+                <w:webHidden/>
+              </w:rPr>
+              <w:fldChar w:fldCharType="begin"/>
+            </w:r>
+            <w:r>
+              <w:rPr>
+                <w:rFonts w:hint="eastAsia"/>
+                <w:noProof/>
+                <w:webHidden/>
+              </w:rPr>
+              <w:instrText xml:space="preserve"> </w:instrText>
+            </w:r>
+            <w:r>
+              <w:rPr>
+                <w:noProof/>
+                <w:webHidden/>
+              </w:rPr>
+              <w:instrText>PAGEREF _Toc232159570 \h</w:instrText>
+            </w:r>
+            <w:r>
+              <w:rPr>
+                <w:rFonts w:hint="eastAsia"/>
+                <w:noProof/>
+                <w:webHidden/>
+              </w:rPr>
+              <w:instrText xml:space="preserve"> </w:instrText>
+            </w:r>
+            <w:r>
+              <w:rPr>
+                <w:rFonts w:hint="eastAsia"/>
+                <w:noProof/>
+                <w:webHidden/>
+              </w:rPr>
+            </w:r>
+            <w:r>
+              <w:rPr>
+                <w:rFonts w:hint="eastAsia"/>
+                <w:noProof/>
+                <w:webHidden/>
+              </w:rPr>
+              <w:fldChar w:fldCharType="separate"/>
+            </w:r>
+            <w:r>
+              <w:rPr>
+                <w:noProof/>
+                <w:webHidden/>
+              </w:rPr>
+              <w:t>3</w:t>
+            </w:r>
+            <w:r>
+              <w:rPr>
+                <w:rFonts w:hint="eastAsia"/>
+                <w:noProof/>
+                <w:webHidden/>
+              </w:rPr>
+              <w:fldChar w:fldCharType="end"/>
+            </w:r>
+          </w:hyperlink>
+        </w:p>
+        <w:p>
+          <w:pPr>
+            <w:pStyle w:val="TOC3"/>
+            <w:tabs>
+              <w:tab w:val="right" w:leader="dot" w:pos="8296"/>
+            </w:tabs>
+            <w:spacing w:after="156"/>
+            <w:ind w:left="960"/>
+            <w:rPr>
+              <w:rFonts w:hint="eastAsia"/>
+              <w:noProof/>
+            </w:rPr>
+          </w:pPr>
+          <w:hyperlink w:anchor="_Toc232159571" w:history="1">
+            <w:r>
+              <w:rPr>
+                <w:rStyle w:val="af"/>
+                <w:noProof/>
+              </w:rPr>
+              <w:t xml:space="preserve">2.1.2 </w:t>
+            </w:r>
+            <w:r>
+              <w:rPr>
+                <w:rStyle w:val="af"/>
+                <w:noProof/>
+              </w:rPr>
+              <w:t>用户故事</w:t>
+            </w:r>
+            <w:r>
+              <w:rPr>
+                <w:rFonts w:hint="eastAsia"/>
+                <w:noProof/>
+                <w:webHidden/>
+              </w:rPr>
+              <w:tab/>
+            </w:r>
+            <w:r>
+              <w:rPr>
+                <w:rFonts w:hint="eastAsia"/>
+                <w:noProof/>
+                <w:webHidden/>
+              </w:rPr>
+              <w:fldChar w:fldCharType="begin"/>
+            </w:r>
+            <w:r>
+              <w:rPr>
+                <w:rFonts w:hint="eastAsia"/>
+                <w:noProof/>
+                <w:webHidden/>
+              </w:rPr>
+              <w:instrText xml:space="preserve"> </w:instrText>
+            </w:r>
+            <w:r>
+              <w:rPr>
+                <w:noProof/>
+                <w:webHidden/>
+              </w:rPr>
+              <w:instrText>PAGEREF _Toc232159571 \h</w:instrText>
+            </w:r>
+            <w:r>
+              <w:rPr>
+                <w:rFonts w:hint="eastAsia"/>
+                <w:noProof/>
+                <w:webHidden/>
+              </w:rPr>
+              <w:instrText xml:space="preserve"> </w:instrText>
+            </w:r>
+            <w:r>
+              <w:rPr>
+                <w:rFonts w:hint="eastAsia"/>
+                <w:noProof/>
+                <w:webHidden/>
+              </w:rPr>
+            </w:r>
+            <w:r>
+              <w:rPr>
+                <w:rFonts w:hint="eastAsia"/>
+                <w:noProof/>
+                <w:webHidden/>
+              </w:rPr>
+              <w:fldChar w:fldCharType="separate"/>
+            </w:r>
+            <w:r>
+              <w:rPr>
+                <w:noProof/>
+                <w:webHidden/>
+              </w:rPr>
+              <w:t>3</w:t>
+            </w:r>
+            <w:r>
+              <w:rPr>
+                <w:rFonts w:hint="eastAsia"/>
+                <w:noProof/>
+                <w:webHidden/>
+              </w:rPr>
+              <w:fldChar w:fldCharType="end"/>
+            </w:r>
+          </w:hyperlink>
+        </w:p>
+        <w:p>
+          <w:pPr>
+            <w:pStyle w:val="TOC3"/>
+            <w:tabs>
+              <w:tab w:val="right" w:leader="dot" w:pos="8296"/>
+            </w:tabs>
+            <w:spacing w:after="156"/>
+            <w:ind w:left="960"/>
+            <w:rPr>
+              <w:rFonts w:hint="eastAsia"/>
+              <w:noProof/>
+            </w:rPr>
+          </w:pPr>
+          <w:hyperlink w:anchor="_Toc232159572" w:history="1">
+            <w:r>
+              <w:rPr>
+                <w:rStyle w:val="af"/>
+                <w:noProof/>
+              </w:rPr>
+              <w:t xml:space="preserve">2.1.3 </w:t>
+            </w:r>
+            <w:r>
+              <w:rPr>
+                <w:rStyle w:val="af"/>
+                <w:noProof/>
+              </w:rPr>
+              <w:t>功能列表</w:t>
+            </w:r>
+            <w:r>
+              <w:rPr>
+                <w:rFonts w:hint="eastAsia"/>
+                <w:noProof/>
+                <w:webHidden/>
+              </w:rPr>
+              <w:tab/>
+            </w:r>
+            <w:r>
+              <w:rPr>
+                <w:rFonts w:hint="eastAsia"/>
+                <w:noProof/>
+                <w:webHidden/>
+              </w:rPr>
+              <w:fldChar w:fldCharType="begin"/>
+            </w:r>
+            <w:r>
+              <w:rPr>
+                <w:rFonts w:hint="eastAsia"/>
+                <w:noProof/>
+                <w:webHidden/>
+              </w:rPr>
+              <w:instrText xml:space="preserve"> </w:instrText>
+            </w:r>
+            <w:r>
+              <w:rPr>
+                <w:noProof/>
+                <w:webHidden/>
+              </w:rPr>
+              <w:instrText>PAGEREF _Toc232159572 \h</w:instrText>
+            </w:r>
+            <w:r>
+              <w:rPr>
+                <w:rFonts w:hint="eastAsia"/>
+                <w:noProof/>
+                <w:webHidden/>
+              </w:rPr>
+              <w:instrText xml:space="preserve"> </w:instrText>
+            </w:r>
+            <w:r>
+              <w:rPr>
+                <w:rFonts w:hint="eastAsia"/>
+                <w:noProof/>
+                <w:webHidden/>
+              </w:rPr>
+            </w:r>
+            <w:r>
+              <w:rPr>
+                <w:rFonts w:hint="eastAsia"/>
+                <w:noProof/>
+                <w:webHidden/>
+              </w:rPr>
+              <w:fldChar w:fldCharType="separate"/>
+            </w:r>
+            <w:r>
+              <w:rPr>
+                <w:noProof/>
+                <w:webHidden/>
+              </w:rPr>
+              <w:t>5</w:t>
+            </w:r>
+            <w:r>
+              <w:rPr>
+                <w:rFonts w:hint="eastAsia"/>
+                <w:noProof/>
+                <w:webHidden/>
+              </w:rPr>
+              <w:fldChar w:fldCharType="end"/>
+            </w:r>
+          </w:hyperlink>
+        </w:p>
+        <w:p>
+          <w:pPr>
+            <w:pStyle w:val="TOC3"/>
+            <w:tabs>
+              <w:tab w:val="right" w:leader="dot" w:pos="8296"/>
+            </w:tabs>
+            <w:spacing w:after="156"/>
+            <w:ind w:left="960"/>
+            <w:rPr>
+              <w:rFonts w:hint="eastAsia"/>
+              <w:noProof/>
+            </w:rPr>
+          </w:pPr>
+          <w:hyperlink w:anchor="_Toc232159573" w:history="1">
+            <w:r>
+              <w:rPr>
+                <w:rStyle w:val="af"/>
+                <w:noProof/>
+              </w:rPr>
+              <w:t xml:space="preserve">2.1.4 </w:t>
+            </w:r>
+            <w:r>
+              <w:rPr>
+                <w:rStyle w:val="af"/>
+                <w:noProof/>
+              </w:rPr>
+              <w:t>非功能需求</w:t>
+            </w:r>
+            <w:r>
+              <w:rPr>
+                <w:rFonts w:hint="eastAsia"/>
+                <w:noProof/>
+                <w:webHidden/>
+              </w:rPr>
+              <w:tab/>
+            </w:r>
+            <w:r>
+              <w:rPr>
+                <w:rFonts w:hint="eastAsia"/>
+                <w:noProof/>
+                <w:webHidden/>
+              </w:rPr>
+              <w:fldChar w:fldCharType="begin"/>
+            </w:r>
+            <w:r>
+              <w:rPr>
+                <w:rFonts w:hint="eastAsia"/>
+                <w:noProof/>
+                <w:webHidden/>
+              </w:rPr>
+              <w:instrText xml:space="preserve"> </w:instrText>
+            </w:r>
+            <w:r>
+              <w:rPr>
+                <w:noProof/>
+                <w:webHidden/>
+              </w:rPr>
+              <w:instrText>PAGEREF _Toc232159573 \h</w:instrText>
+            </w:r>
+            <w:r>
+              <w:rPr>
+                <w:rFonts w:hint="eastAsia"/>
+                <w:noProof/>
+                <w:webHidden/>
+              </w:rPr>
+              <w:instrText xml:space="preserve"> </w:instrText>
+            </w:r>
+            <w:r>
+              <w:rPr>
+                <w:rFonts w:hint="eastAsia"/>
+                <w:noProof/>
+                <w:webHidden/>
+              </w:rPr>
+            </w:r>
+            <w:r>
+              <w:rPr>
+                <w:rFonts w:hint="eastAsia"/>
+                <w:noProof/>
+                <w:webHidden/>
+              </w:rPr>
+              <w:fldChar w:fldCharType="separate"/>
+            </w:r>
+            <w:r>
+              <w:rPr>
+                <w:noProof/>
+                <w:webHidden/>
+              </w:rPr>
+              <w:t>6</w:t>
+            </w:r>
+            <w:r>
+              <w:rPr>
+                <w:rFonts w:hint="eastAsia"/>
+                <w:noProof/>
+                <w:webHidden/>
+              </w:rPr>
+              <w:fldChar w:fldCharType="end"/>
+            </w:r>
+          </w:hyperlink>
+        </w:p>
+        <w:p>
+          <w:pPr>
+            <w:pStyle w:val="TOC2"/>
+            <w:tabs>
+              <w:tab w:val="right" w:leader="dot" w:pos="8296"/>
+            </w:tabs>
+            <w:spacing w:after="156"/>
+            <w:ind w:left="480"/>
+            <w:rPr>
+              <w:rFonts w:hint="eastAsia"/>
+              <w:noProof/>
+            </w:rPr>
+          </w:pPr>
+          <w:hyperlink w:anchor="_Toc232159574" w:history="1">
+            <w:r>
+              <w:rPr>
+                <w:rStyle w:val="af"/>
+                <w:noProof/>
+              </w:rPr>
+              <w:t>2.2 Architecture Spec</w:t>
+            </w:r>
+            <w:r>
+              <w:rPr>
+                <w:rStyle w:val="af"/>
+                <w:noProof/>
+              </w:rPr>
+              <w:t>（架构规格）</w:t>
+            </w:r>
+            <w:r>
+              <w:rPr>
+                <w:rFonts w:hint="eastAsia"/>
+                <w:noProof/>
+                <w:webHidden/>
+              </w:rPr>
+              <w:tab/>
+            </w:r>
+            <w:r>
+              <w:rPr>
+                <w:rFonts w:hint="eastAsia"/>
+                <w:noProof/>
+                <w:webHidden/>
+              </w:rPr>
+              <w:fldChar w:fldCharType="begin"/>
+            </w:r>
+            <w:r>
+              <w:rPr>
+                <w:rFonts w:hint="eastAsia"/>
+                <w:noProof/>
+                <w:webHidden/>
+              </w:rPr>
+              <w:instrText xml:space="preserve"> </w:instrText>
+            </w:r>
+            <w:r>
+              <w:rPr>
+                <w:noProof/>
+                <w:webHidden/>
+              </w:rPr>
+              <w:instrText>PAGEREF _Toc232159574 \h</w:instrText>
+            </w:r>
+            <w:r>
+              <w:rPr>
+                <w:rFonts w:hint="eastAsia"/>
+                <w:noProof/>
+                <w:webHidden/>
+              </w:rPr>
+              <w:instrText xml:space="preserve"> </w:instrText>
+            </w:r>
+            <w:r>
+              <w:rPr>
+                <w:rFonts w:hint="eastAsia"/>
+                <w:noProof/>
+                <w:webHidden/>
+              </w:rPr>
+            </w:r>
+            <w:r>
+              <w:rPr>
+                <w:rFonts w:hint="eastAsia"/>
+                <w:noProof/>
+                <w:webHidden/>
+              </w:rPr>
+              <w:fldChar w:fldCharType="separate"/>
+            </w:r>
+            <w:r>
+              <w:rPr>
+                <w:noProof/>
+                <w:webHidden/>
+              </w:rPr>
+              <w:t>7</w:t>
+            </w:r>
+            <w:r>
+              <w:rPr>
+                <w:rFonts w:hint="eastAsia"/>
+                <w:noProof/>
+                <w:webHidden/>
+              </w:rPr>
+              <w:fldChar w:fldCharType="end"/>
+            </w:r>
+          </w:hyperlink>
+        </w:p>
+        <w:p>
+          <w:pPr>
+            <w:pStyle w:val="TOC3"/>
+            <w:tabs>
+              <w:tab w:val="right" w:leader="dot" w:pos="8296"/>
+            </w:tabs>
+            <w:spacing w:after="156"/>
+            <w:ind w:left="960"/>
+            <w:rPr>
+              <w:rFonts w:hint="eastAsia"/>
+              <w:noProof/>
+            </w:rPr>
+          </w:pPr>
+          <w:hyperlink w:anchor="_Toc232159575" w:history="1">
+            <w:r>
+              <w:rPr>
+                <w:rStyle w:val="af"/>
+                <w:noProof/>
+              </w:rPr>
+              <w:t xml:space="preserve">2.2.1 </w:t>
+            </w:r>
+            <w:r>
+              <w:rPr>
+                <w:rStyle w:val="af"/>
+                <w:noProof/>
+              </w:rPr>
+              <w:t>整体架构</w:t>
+            </w:r>
+            <w:r>
+              <w:rPr>
+                <w:rFonts w:hint="eastAsia"/>
+                <w:noProof/>
+                <w:webHidden/>
+              </w:rPr>
+              <w:tab/>
+            </w:r>
+            <w:r>
+              <w:rPr>
+                <w:rFonts w:hint="eastAsia"/>
+                <w:noProof/>
+                <w:webHidden/>
+              </w:rPr>
+              <w:fldChar w:fldCharType="begin"/>
+            </w:r>
+            <w:r>
+              <w:rPr>
+                <w:rFonts w:hint="eastAsia"/>
+                <w:noProof/>
+                <w:webHidden/>
+              </w:rPr>
+              <w:instrText xml:space="preserve"> </w:instrText>
+            </w:r>
+            <w:r>
+              <w:rPr>
+                <w:noProof/>
+                <w:webHidden/>
+              </w:rPr>
+              <w:instrText>PAGEREF _Toc232159575 \h</w:instrText>
+            </w:r>
+            <w:r>
+              <w:rPr>
+                <w:rFonts w:hint="eastAsia"/>
+                <w:noProof/>
+                <w:webHidden/>
+              </w:rPr>
+              <w:instrText xml:space="preserve"> </w:instrText>
+            </w:r>
+            <w:r>
+              <w:rPr>
+                <w:rFonts w:hint="eastAsia"/>
+                <w:noProof/>
+                <w:webHidden/>
+              </w:rPr>
+            </w:r>
+            <w:r>
+              <w:rPr>
+                <w:rFonts w:hint="eastAsia"/>
+                <w:noProof/>
+                <w:webHidden/>
+              </w:rPr>
+              <w:fldChar w:fldCharType="separate"/>
+            </w:r>
+            <w:r>
+              <w:rPr>
+                <w:noProof/>
+                <w:webHidden/>
+              </w:rPr>
+              <w:t>7</w:t>
+            </w:r>
+            <w:r>
+              <w:rPr>
+                <w:rFonts w:hint="eastAsia"/>
+                <w:noProof/>
+                <w:webHidden/>
+              </w:rPr>
+              <w:fldChar w:fldCharType="end"/>
+            </w:r>
+          </w:hyperlink>
+        </w:p>
+        <w:p>
+          <w:pPr>
+            <w:pStyle w:val="TOC3"/>
+            <w:tabs>
+              <w:tab w:val="right" w:leader="dot" w:pos="8296"/>
+            </w:tabs>
+            <w:spacing w:after="156"/>
+            <w:ind w:left="960"/>
+            <w:rPr>
+              <w:rFonts w:hint="eastAsia"/>
+              <w:noProof/>
+            </w:rPr>
+          </w:pPr>
+          <w:hyperlink w:anchor="_Toc232159576" w:history="1">
+            <w:r>
+              <w:rPr>
+                <w:rStyle w:val="af"/>
+                <w:noProof/>
+              </w:rPr>
+              <w:t xml:space="preserve">2.2.2 </w:t>
+            </w:r>
+            <w:r>
+              <w:rPr>
+                <w:rStyle w:val="af"/>
+                <w:noProof/>
+              </w:rPr>
+              <w:t>模块职责</w:t>
+            </w:r>
+            <w:r>
+              <w:rPr>
+                <w:rFonts w:hint="eastAsia"/>
+                <w:noProof/>
+                <w:webHidden/>
+              </w:rPr>
+              <w:tab/>
+            </w:r>
+            <w:r>
+              <w:rPr>
+                <w:rFonts w:hint="eastAsia"/>
+                <w:noProof/>
+                <w:webHidden/>
+              </w:rPr>
+              <w:fldChar w:fldCharType="begin"/>
+            </w:r>
+            <w:r>
+              <w:rPr>
+                <w:rFonts w:hint="eastAsia"/>
+                <w:noProof/>
+                <w:webHidden/>
+              </w:rPr>
+              <w:instrText xml:space="preserve"> </w:instrText>
+            </w:r>
+            <w:r>
+              <w:rPr>
+                <w:noProof/>
+                <w:webHidden/>
+              </w:rPr>
+              <w:instrText>PAGEREF _Toc232159576 \h</w:instrText>
+            </w:r>
+            <w:r>
+              <w:rPr>
+                <w:rFonts w:hint="eastAsia"/>
+                <w:noProof/>
+                <w:webHidden/>
+              </w:rPr>
+              <w:instrText xml:space="preserve"> </w:instrText>
+            </w:r>
+            <w:r>
+              <w:rPr>
+                <w:rFonts w:hint="eastAsia"/>
+                <w:noProof/>
+                <w:webHidden/>
+              </w:rPr>
+            </w:r>
+            <w:r>
+              <w:rPr>
+                <w:rFonts w:hint="eastAsia"/>
+                <w:noProof/>
+                <w:webHidden/>
+              </w:rPr>
+              <w:fldChar w:fldCharType="separate"/>
+            </w:r>
+            <w:r>
+              <w:rPr>
+                <w:noProof/>
+                <w:webHidden/>
+              </w:rPr>
+              <w:t>7</w:t>
+            </w:r>
+            <w:r>
+              <w:rPr>
+                <w:rFonts w:hint="eastAsia"/>
+                <w:noProof/>
+                <w:webHidden/>
+              </w:rPr>
+              <w:fldChar w:fldCharType="end"/>
+            </w:r>
+          </w:hyperlink>
+        </w:p>
+        <w:p>
+          <w:pPr>
+            <w:pStyle w:val="TOC3"/>
+            <w:tabs>
+              <w:tab w:val="right" w:leader="dot" w:pos="8296"/>
+            </w:tabs>
+            <w:spacing w:after="156"/>
+            <w:ind w:left="960"/>
+            <w:rPr>
+              <w:rFonts w:hint="eastAsia"/>
+              <w:noProof/>
+            </w:rPr>
+          </w:pPr>
+          <w:hyperlink w:anchor="_Toc232159577" w:history="1">
+            <w:r>
+              <w:rPr>
+                <w:rStyle w:val="af"/>
+                <w:noProof/>
+              </w:rPr>
+              <w:t xml:space="preserve">2.2.3 </w:t>
+            </w:r>
+            <w:r>
+              <w:rPr>
+                <w:rStyle w:val="af"/>
+                <w:noProof/>
+              </w:rPr>
+              <w:t>数据流设计</w:t>
+            </w:r>
+            <w:r>
+              <w:rPr>
+                <w:rFonts w:hint="eastAsia"/>
+                <w:noProof/>
+                <w:webHidden/>
+              </w:rPr>
+              <w:tab/>
+            </w:r>
+            <w:r>
+              <w:rPr>
+                <w:rFonts w:hint="eastAsia"/>
+                <w:noProof/>
+                <w:webHidden/>
+              </w:rPr>
+              <w:fldChar w:fldCharType="begin"/>
+            </w:r>
+            <w:r>
+              <w:rPr>
+                <w:rFonts w:hint="eastAsia"/>
+                <w:noProof/>
+                <w:webHidden/>
+              </w:rPr>
+              <w:instrText xml:space="preserve"> </w:instrText>
+            </w:r>
+            <w:r>
+              <w:rPr>
+                <w:noProof/>
+                <w:webHidden/>
+              </w:rPr>
+              <w:instrText>PAGEREF _Toc232159577 \h</w:instrText>
+            </w:r>
+            <w:r>
+              <w:rPr>
+                <w:rFonts w:hint="eastAsia"/>
+                <w:noProof/>
+                <w:webHidden/>
+              </w:rPr>
+              <w:instrText xml:space="preserve"> </w:instrText>
+            </w:r>
+            <w:r>
+              <w:rPr>
+                <w:rFonts w:hint="eastAsia"/>
+                <w:noProof/>
+                <w:webHidden/>
+              </w:rPr>
+            </w:r>
+            <w:r>
+              <w:rPr>
+                <w:rFonts w:hint="eastAsia"/>
+                <w:noProof/>
+                <w:webHidden/>
+              </w:rPr>
+              <w:fldChar w:fldCharType="separate"/>
+            </w:r>
+            <w:r>
+              <w:rPr>
+                <w:noProof/>
+                <w:webHidden/>
+              </w:rPr>
+              <w:t>8</w:t>
+            </w:r>
+            <w:r>
+              <w:rPr>
+                <w:rFonts w:hint="eastAsia"/>
+                <w:noProof/>
+                <w:webHidden/>
+              </w:rPr>
+              <w:fldChar w:fldCharType="end"/>
+            </w:r>
+          </w:hyperlink>
+        </w:p>
+        <w:p>
+          <w:pPr>
+            <w:pStyle w:val="TOC3"/>
+            <w:tabs>
+              <w:tab w:val="right" w:leader="dot" w:pos="8296"/>
+            </w:tabs>
+            <w:spacing w:after="156"/>
+            <w:ind w:left="960"/>
+            <w:rPr>
+              <w:rFonts w:hint="eastAsia"/>
+              <w:noProof/>
+            </w:rPr>
+          </w:pPr>
+          <w:hyperlink w:anchor="_Toc232159578" w:history="1">
+            <w:r>
+              <w:rPr>
+                <w:rStyle w:val="af"/>
+                <w:noProof/>
+              </w:rPr>
+              <w:t xml:space="preserve">2.2.4 </w:t>
+            </w:r>
+            <w:r>
+              <w:rPr>
+                <w:rStyle w:val="af"/>
+                <w:noProof/>
+              </w:rPr>
+              <w:t>状态管理</w:t>
+            </w:r>
+            <w:r>
+              <w:rPr>
+                <w:rFonts w:hint="eastAsia"/>
+                <w:noProof/>
+                <w:webHidden/>
+              </w:rPr>
+              <w:tab/>
+            </w:r>
+            <w:r>
+              <w:rPr>
+                <w:rFonts w:hint="eastAsia"/>
+                <w:noProof/>
+                <w:webHidden/>
+              </w:rPr>
+              <w:fldChar w:fldCharType="begin"/>
+            </w:r>
+            <w:r>
+              <w:rPr>
+                <w:rFonts w:hint="eastAsia"/>
+                <w:noProof/>
+                <w:webHidden/>
+              </w:rPr>
+              <w:instrText xml:space="preserve"> </w:instrText>
+            </w:r>
+            <w:r>
+              <w:rPr>
+                <w:noProof/>
+                <w:webHidden/>
+              </w:rPr>
+              <w:instrText>PAGEREF _Toc232159578 \h</w:instrText>
+            </w:r>
+            <w:r>
+              <w:rPr>
+                <w:rFonts w:hint="eastAsia"/>
+                <w:noProof/>
+                <w:webHidden/>
+              </w:rPr>
+              <w:instrText xml:space="preserve"> </w:instrText>
+            </w:r>
+            <w:r>
+              <w:rPr>
+                <w:rFonts w:hint="eastAsia"/>
+                <w:noProof/>
+                <w:webHidden/>
+              </w:rPr>
+            </w:r>
+            <w:r>
+              <w:rPr>
+                <w:rFonts w:hint="eastAsia"/>
+                <w:noProof/>
+                <w:webHidden/>
+              </w:rPr>
+              <w:fldChar w:fldCharType="separate"/>
+            </w:r>
+            <w:r>
+              <w:rPr>
+                <w:noProof/>
+                <w:webHidden/>
+              </w:rPr>
+              <w:t>9</w:t>
+            </w:r>
+            <w:r>
+              <w:rPr>
+                <w:rFonts w:hint="eastAsia"/>
+                <w:noProof/>
+                <w:webHidden/>
+              </w:rPr>
+              <w:fldChar w:fldCharType="end"/>
+            </w:r>
+          </w:hyperlink>
+        </w:p>
+        <w:p>
+          <w:pPr>
+            <w:pStyle w:val="TOC3"/>
+            <w:tabs>
+              <w:tab w:val="right" w:leader="dot" w:pos="8296"/>
+            </w:tabs>
+            <w:spacing w:after="156"/>
+            <w:ind w:left="960"/>
+            <w:rPr>
+              <w:rFonts w:hint="eastAsia"/>
+              <w:noProof/>
+            </w:rPr>
+          </w:pPr>
+          <w:hyperlink w:anchor="_Toc232159579" w:history="1">
+            <w:r>
+              <w:rPr>
+                <w:rStyle w:val="af"/>
+                <w:noProof/>
+              </w:rPr>
+              <w:t xml:space="preserve">2.2.5 </w:t>
+            </w:r>
+            <w:r>
+              <w:rPr>
+                <w:rStyle w:val="af"/>
+                <w:noProof/>
+              </w:rPr>
+              <w:t>可扩展性设计</w:t>
+            </w:r>
+            <w:r>
+              <w:rPr>
+                <w:rFonts w:hint="eastAsia"/>
+                <w:noProof/>
+                <w:webHidden/>
+              </w:rPr>
+              <w:tab/>
+            </w:r>
+            <w:r>
+              <w:rPr>
+                <w:rFonts w:hint="eastAsia"/>
+                <w:noProof/>
+                <w:webHidden/>
+              </w:rPr>
+              <w:fldChar w:fldCharType="begin"/>
+            </w:r>
+            <w:r>
+              <w:rPr>
+                <w:rFonts w:hint="eastAsia"/>
+                <w:noProof/>
+                <w:webHidden/>
+              </w:rPr>
+              <w:instrText xml:space="preserve"> </w:instrText>
+            </w:r>
+            <w:r>
+              <w:rPr>
+                <w:noProof/>
+                <w:webHidden/>
+              </w:rPr>
+              <w:instrText>PAGEREF _Toc232159579 \h</w:instrText>
+            </w:r>
+            <w:r>
+              <w:rPr>
+                <w:rFonts w:hint="eastAsia"/>
+                <w:noProof/>
+                <w:webHidden/>
+              </w:rPr>
+              <w:instrText xml:space="preserve"> </w:instrText>
+            </w:r>
+            <w:r>
+              <w:rPr>
+                <w:rFonts w:hint="eastAsia"/>
+                <w:noProof/>
+                <w:webHidden/>
+              </w:rPr>
+            </w:r>
+            <w:r>
+              <w:rPr>
+                <w:rFonts w:hint="eastAsia"/>
+                <w:noProof/>
+                <w:webHidden/>
+              </w:rPr>
+              <w:fldChar w:fldCharType="separate"/>
+            </w:r>
+            <w:r>
+              <w:rPr>
+                <w:noProof/>
+                <w:webHidden/>
+              </w:rPr>
+              <w:t>10</w:t>
+            </w:r>
+            <w:r>
+              <w:rPr>
+                <w:rFonts w:hint="eastAsia"/>
+                <w:noProof/>
+                <w:webHidden/>
+              </w:rPr>
+              <w:fldChar w:fldCharType="end"/>
+            </w:r>
+          </w:hyperlink>
+        </w:p>
+        <w:p>
+          <w:pPr>
+            <w:pStyle w:val="TOC2"/>
+            <w:tabs>
+              <w:tab w:val="right" w:leader="dot" w:pos="8296"/>
+            </w:tabs>
+            <w:spacing w:after="156"/>
+            <w:ind w:left="480"/>
+            <w:rPr>
+              <w:rFonts w:hint="eastAsia"/>
+              <w:noProof/>
+            </w:rPr>
+          </w:pPr>
+          <w:hyperlink w:anchor="_Toc232159580" w:history="1">
+            <w:r>
+              <w:rPr>
+                <w:rStyle w:val="af"/>
+                <w:noProof/>
+              </w:rPr>
+              <w:t>2.3 API Spec</w:t>
+            </w:r>
+            <w:r>
+              <w:rPr>
+                <w:rStyle w:val="af"/>
+                <w:noProof/>
+              </w:rPr>
+              <w:t>（接口规格）</w:t>
+            </w:r>
+            <w:r>
+              <w:rPr>
+                <w:rFonts w:hint="eastAsia"/>
+                <w:noProof/>
+                <w:webHidden/>
+              </w:rPr>
+              <w:tab/>
+            </w:r>
+            <w:r>
+              <w:rPr>
+                <w:rFonts w:hint="eastAsia"/>
+                <w:noProof/>
+                <w:webHidden/>
+              </w:rPr>
+              <w:fldChar w:fldCharType="begin"/>
+            </w:r>
+            <w:r>
+              <w:rPr>
+                <w:rFonts w:hint="eastAsia"/>
+                <w:noProof/>
+                <w:webHidden/>
+              </w:rPr>
+              <w:instrText xml:space="preserve"> </w:instrText>
+            </w:r>
+            <w:r>
+              <w:rPr>
+                <w:noProof/>
+                <w:webHidden/>
+              </w:rPr>
+              <w:instrText>PAGEREF _Toc232159580 \h</w:instrText>
+            </w:r>
+            <w:r>
+              <w:rPr>
+                <w:rFonts w:hint="eastAsia"/>
+                <w:noProof/>
+                <w:webHidden/>
+              </w:rPr>
+              <w:instrText xml:space="preserve"> </w:instrText>
+            </w:r>
+            <w:r>
+              <w:rPr>
+                <w:rFonts w:hint="eastAsia"/>
+                <w:noProof/>
+                <w:webHidden/>
+              </w:rPr>
+            </w:r>
+            <w:r>
+              <w:rPr>
+                <w:rFonts w:hint="eastAsia"/>
+                <w:noProof/>
+                <w:webHidden/>
+              </w:rPr>
+              <w:fldChar w:fldCharType="separate"/>
+            </w:r>
+            <w:r>
+              <w:rPr>
+                <w:noProof/>
+                <w:webHidden/>
+              </w:rPr>
+              <w:t>10</w:t>
+            </w:r>
+            <w:r>
+              <w:rPr>
+                <w:rFonts w:hint="eastAsia"/>
+                <w:noProof/>
+                <w:webHidden/>
+              </w:rPr>
+              <w:fldChar w:fldCharType="end"/>
+            </w:r>
+          </w:hyperlink>
+        </w:p>
+        <w:p>
+          <w:pPr>
+            <w:pStyle w:val="TOC3"/>
+            <w:tabs>
+              <w:tab w:val="right" w:leader="dot" w:pos="8296"/>
+            </w:tabs>
+            <w:spacing w:after="156"/>
+            <w:ind w:left="960"/>
+            <w:rPr>
+              <w:rFonts w:hint="eastAsia"/>
+              <w:noProof/>
+            </w:rPr>
+          </w:pPr>
+          <w:hyperlink w:anchor="_Toc232159581" w:history="1">
+            <w:r>
+              <w:rPr>
+                <w:rStyle w:val="af"/>
+                <w:noProof/>
+              </w:rPr>
+              <w:t xml:space="preserve">2.3.1 </w:t>
+            </w:r>
+            <w:r>
+              <w:rPr>
+                <w:rStyle w:val="af"/>
+                <w:noProof/>
+              </w:rPr>
+              <w:t>内部工具</w:t>
+            </w:r>
+            <w:r>
+              <w:rPr>
+                <w:rStyle w:val="af"/>
+                <w:noProof/>
+              </w:rPr>
+              <w:t xml:space="preserve"> API</w:t>
+            </w:r>
+            <w:r>
+              <w:rPr>
+                <w:rFonts w:hint="eastAsia"/>
+                <w:noProof/>
+                <w:webHidden/>
+              </w:rPr>
+              <w:tab/>
+            </w:r>
+            <w:r>
+              <w:rPr>
+                <w:rFonts w:hint="eastAsia"/>
+                <w:noProof/>
+                <w:webHidden/>
+              </w:rPr>
+              <w:fldChar w:fldCharType="begin"/>
+            </w:r>
+            <w:r>
+              <w:rPr>
+                <w:rFonts w:hint="eastAsia"/>
+                <w:noProof/>
+                <w:webHidden/>
+              </w:rPr>
+              <w:instrText xml:space="preserve"> </w:instrText>
+            </w:r>
+            <w:r>
+              <w:rPr>
+                <w:noProof/>
+                <w:webHidden/>
+              </w:rPr>
+              <w:instrText>PAGEREF _Toc232159581 \h</w:instrText>
+            </w:r>
+            <w:r>
+              <w:rPr>
+                <w:rFonts w:hint="eastAsia"/>
+                <w:noProof/>
+                <w:webHidden/>
+              </w:rPr>
+              <w:instrText xml:space="preserve"> </w:instrText>
+            </w:r>
+            <w:r>
+              <w:rPr>
+                <w:rFonts w:hint="eastAsia"/>
+                <w:noProof/>
+                <w:webHidden/>
+              </w:rPr>
+            </w:r>
+            <w:r>
+              <w:rPr>
+                <w:rFonts w:hint="eastAsia"/>
+                <w:noProof/>
+                <w:webHidden/>
+              </w:rPr>
+              <w:fldChar w:fldCharType="separate"/>
+            </w:r>
+            <w:r>
+              <w:rPr>
+                <w:noProof/>
+                <w:webHidden/>
+              </w:rPr>
+              <w:t>10</w:t>
+            </w:r>
+            <w:r>
+              <w:rPr>
+                <w:rFonts w:hint="eastAsia"/>
+                <w:noProof/>
+                <w:webHidden/>
+              </w:rPr>
+              <w:fldChar w:fldCharType="end"/>
+            </w:r>
+          </w:hyperlink>
+        </w:p>
+        <w:p>
+          <w:pPr>
+            <w:pStyle w:val="TOC3"/>
+            <w:tabs>
+              <w:tab w:val="right" w:leader="dot" w:pos="8296"/>
+            </w:tabs>
+            <w:spacing w:after="156"/>
+            <w:ind w:left="960"/>
+            <w:rPr>
+              <w:rFonts w:hint="eastAsia"/>
+              <w:noProof/>
+            </w:rPr>
+          </w:pPr>
+          <w:hyperlink w:anchor="_Toc232159582" w:history="1">
+            <w:r>
+              <w:rPr>
+                <w:rStyle w:val="af"/>
+                <w:noProof/>
+              </w:rPr>
+              <w:t xml:space="preserve">2.3.2 </w:t>
+            </w:r>
+            <w:r>
+              <w:rPr>
+                <w:rStyle w:val="af"/>
+                <w:noProof/>
+              </w:rPr>
+              <w:t>外部</w:t>
+            </w:r>
+            <w:r>
+              <w:rPr>
+                <w:rStyle w:val="af"/>
+                <w:noProof/>
+              </w:rPr>
+              <w:t xml:space="preserve"> API </w:t>
+            </w:r>
+            <w:r>
+              <w:rPr>
+                <w:rStyle w:val="af"/>
+                <w:noProof/>
+              </w:rPr>
+              <w:t>依赖</w:t>
+            </w:r>
+            <w:r>
+              <w:rPr>
+                <w:rFonts w:hint="eastAsia"/>
+                <w:noProof/>
+                <w:webHidden/>
+              </w:rPr>
+              <w:tab/>
+            </w:r>
+            <w:r>
+              <w:rPr>
+                <w:rFonts w:hint="eastAsia"/>
+                <w:noProof/>
+                <w:webHidden/>
+              </w:rPr>
+              <w:fldChar w:fldCharType="begin"/>
+            </w:r>
+            <w:r>
+              <w:rPr>
+                <w:rFonts w:hint="eastAsia"/>
+                <w:noProof/>
+                <w:webHidden/>
+              </w:rPr>
+              <w:instrText xml:space="preserve"> </w:instrText>
+            </w:r>
+            <w:r>
+              <w:rPr>
+                <w:noProof/>
+                <w:webHidden/>
+              </w:rPr>
+              <w:instrText>PAGEREF _Toc232159582 \h</w:instrText>
+            </w:r>
+            <w:r>
+              <w:rPr>
+                <w:rFonts w:hint="eastAsia"/>
+                <w:noProof/>
+                <w:webHidden/>
+              </w:rPr>
+              <w:instrText xml:space="preserve"> </w:instrText>
+            </w:r>
+            <w:r>
+              <w:rPr>
+                <w:rFonts w:hint="eastAsia"/>
+                <w:noProof/>
+                <w:webHidden/>
+              </w:rPr>
+            </w:r>
+            <w:r>
+              <w:rPr>
+                <w:rFonts w:hint="eastAsia"/>
+                <w:noProof/>
+                <w:webHidden/>
+              </w:rPr>
+              <w:fldChar w:fldCharType="separate"/>
+            </w:r>
+            <w:r>
+              <w:rPr>
+                <w:noProof/>
+                <w:webHidden/>
+              </w:rPr>
+              <w:t>13</w:t>
+            </w:r>
+            <w:r>
+              <w:rPr>
+                <w:rFonts w:hint="eastAsia"/>
+                <w:noProof/>
+                <w:webHidden/>
+              </w:rPr>
+              <w:fldChar w:fldCharType="end"/>
+            </w:r>
+          </w:hyperlink>
+        </w:p>
+        <w:p>
+          <w:pPr>
+            <w:pStyle w:val="TOC3"/>
+            <w:tabs>
+              <w:tab w:val="right" w:leader="dot" w:pos="8296"/>
+            </w:tabs>
+            <w:spacing w:after="156"/>
+            <w:ind w:left="960"/>
+            <w:rPr>
+              <w:rFonts w:hint="eastAsia"/>
+              <w:noProof/>
+            </w:rPr>
+          </w:pPr>
+          <w:hyperlink w:anchor="_Toc232159583" w:history="1">
+            <w:r>
+              <w:rPr>
+                <w:rStyle w:val="af"/>
+                <w:noProof/>
+              </w:rPr>
+              <w:t xml:space="preserve">2.3.3 </w:t>
+            </w:r>
+            <w:r>
+              <w:rPr>
+                <w:rStyle w:val="af"/>
+                <w:noProof/>
+              </w:rPr>
+              <w:t>用户交互接口</w:t>
+            </w:r>
+            <w:r>
+              <w:rPr>
+                <w:rFonts w:hint="eastAsia"/>
+                <w:noProof/>
+                <w:webHidden/>
+              </w:rPr>
+              <w:tab/>
+            </w:r>
+            <w:r>
+              <w:rPr>
+                <w:rFonts w:hint="eastAsia"/>
+                <w:noProof/>
+                <w:webHidden/>
+              </w:rPr>
+              <w:fldChar w:fldCharType="begin"/>
+            </w:r>
+            <w:r>
+              <w:rPr>
+                <w:rFonts w:hint="eastAsia"/>
+                <w:noProof/>
+                <w:webHidden/>
+              </w:rPr>
+              <w:instrText xml:space="preserve"> </w:instrText>
+            </w:r>
+            <w:r>
+              <w:rPr>
+                <w:noProof/>
+                <w:webHidden/>
+              </w:rPr>
+              <w:instrText>PAGEREF _Toc232159583 \h</w:instrText>
+            </w:r>
+            <w:r>
+              <w:rPr>
+                <w:rFonts w:hint="eastAsia"/>
+                <w:noProof/>
+                <w:webHidden/>
+              </w:rPr>
+              <w:instrText xml:space="preserve"> </w:instrText>
+            </w:r>
+            <w:r>
+              <w:rPr>
+                <w:rFonts w:hint="eastAsia"/>
+                <w:noProof/>
+                <w:webHidden/>
+              </w:rPr>
+            </w:r>
+            <w:r>
+              <w:rPr>
+                <w:rFonts w:hint="eastAsia"/>
+                <w:noProof/>
+                <w:webHidden/>
+              </w:rPr>
+              <w:fldChar w:fldCharType="separate"/>
+            </w:r>
+            <w:r>
+              <w:rPr>
+                <w:noProof/>
+                <w:webHidden/>
+              </w:rPr>
+              <w:t>14</w:t>
+            </w:r>
+            <w:r>
+              <w:rPr>
+                <w:rFonts w:hint="eastAsia"/>
+                <w:noProof/>
+                <w:webHidden/>
+              </w:rPr>
+              <w:fldChar w:fldCharType="end"/>
+            </w:r>
+          </w:hyperlink>
+        </w:p>
+        <w:p>
+          <w:pPr>
+            <w:pStyle w:val="TOC2"/>
+            <w:tabs>
+              <w:tab w:val="right" w:leader="dot" w:pos="8296"/>
+            </w:tabs>
+            <w:spacing w:after="156"/>
+            <w:ind w:left="480"/>
+            <w:rPr>
+              <w:rFonts w:hint="eastAsia"/>
+              <w:noProof/>
+            </w:rPr>
+          </w:pPr>
+          <w:hyperlink w:anchor="_Toc232159584" w:history="1">
+            <w:r>
+              <w:rPr>
+                <w:rStyle w:val="af"/>
+                <w:noProof/>
+              </w:rPr>
+              <w:t xml:space="preserve">2.4 Specs </w:t>
+            </w:r>
+            <w:r>
+              <w:rPr>
+                <w:rStyle w:val="af"/>
+                <w:noProof/>
+              </w:rPr>
+              <w:t>文档小结</w:t>
+            </w:r>
+            <w:r>
+              <w:rPr>
+                <w:rFonts w:hint="eastAsia"/>
+                <w:noProof/>
+                <w:webHidden/>
+              </w:rPr>
+              <w:tab/>
+            </w:r>
+            <w:r>
+              <w:rPr>
+                <w:rFonts w:hint="eastAsia"/>
+                <w:noProof/>
+                <w:webHidden/>
+              </w:rPr>
+              <w:fldChar w:fldCharType="begin"/>
+            </w:r>
+            <w:r>
+              <w:rPr>
+                <w:rFonts w:hint="eastAsia"/>
+                <w:noProof/>
+                <w:webHidden/>
+              </w:rPr>
+              <w:instrText xml:space="preserve"> </w:instrText>
+            </w:r>
+            <w:r>
+              <w:rPr>
+                <w:noProof/>
+                <w:webHidden/>
+              </w:rPr>
+              <w:instrText>PAGEREF _Toc232159584 \h</w:instrText>
+            </w:r>
+            <w:r>
+              <w:rPr>
+                <w:rFonts w:hint="eastAsia"/>
+                <w:noProof/>
+                <w:webHidden/>
+              </w:rPr>
+              <w:instrText xml:space="preserve"> </w:instrText>
+            </w:r>
+            <w:r>
+              <w:rPr>
+                <w:rFonts w:hint="eastAsia"/>
+                <w:noProof/>
+                <w:webHidden/>
+              </w:rPr>
+            </w:r>
+            <w:r>
+              <w:rPr>
+                <w:rFonts w:hint="eastAsia"/>
+                <w:noProof/>
+                <w:webHidden/>
+              </w:rPr>
+              <w:fldChar w:fldCharType="separate"/>
+            </w:r>
+            <w:r>
+              <w:rPr>
+                <w:noProof/>
+                <w:webHidden/>
+              </w:rPr>
+              <w:t>16</w:t>
+            </w:r>
+            <w:r>
+              <w:rPr>
+                <w:rFonts w:hint="eastAsia"/>
+                <w:noProof/>
+                <w:webHidden/>
+              </w:rPr>
+              <w:fldChar w:fldCharType="end"/>
+            </w:r>
+          </w:hyperlink>
+        </w:p>
+        <w:p>
+          <w:pPr>
+            <w:pStyle w:val="TOC1"/>
+            <w:tabs>
+              <w:tab w:val="right" w:leader="dot" w:pos="8296"/>
+            </w:tabs>
+            <w:spacing w:after="156"/>
+            <w:rPr>
+              <w:rFonts w:hint="eastAsia"/>
+              <w:noProof/>
+            </w:rPr>
+          </w:pPr>
+          <w:hyperlink w:anchor="_Toc232159585" w:history="1">
+            <w:r>
+              <w:rPr>
+                <w:rStyle w:val="af"/>
+                <w:noProof/>
+              </w:rPr>
+              <w:t>三、系统架构与设计</w:t>
+            </w:r>
+            <w:r>
+              <w:rPr>
+                <w:rFonts w:hint="eastAsia"/>
+                <w:noProof/>
+                <w:webHidden/>
+              </w:rPr>
+              <w:tab/>
+            </w:r>
+            <w:r>
+              <w:rPr>
+                <w:rFonts w:hint="eastAsia"/>
+                <w:noProof/>
+                <w:webHidden/>
+              </w:rPr>
+              <w:fldChar w:fldCharType="begin"/>
+            </w:r>
+            <w:r>
+              <w:rPr>
+                <w:rFonts w:hint="eastAsia"/>
+                <w:noProof/>
+                <w:webHidden/>
+              </w:rPr>
+              <w:instrText xml:space="preserve"> </w:instrText>
+            </w:r>
+            <w:r>
+              <w:rPr>
+                <w:noProof/>
+                <w:webHidden/>
+              </w:rPr>
+              <w:instrText>PAGEREF _Toc232159585 \h</w:instrText>
+            </w:r>
+            <w:r>
+              <w:rPr>
+                <w:rFonts w:hint="eastAsia"/>
+                <w:noProof/>
+                <w:webHidden/>
+              </w:rPr>
+              <w:instrText xml:space="preserve"> </w:instrText>
+            </w:r>
+            <w:r>
+              <w:rPr>
+                <w:rFonts w:hint="eastAsia"/>
+                <w:noProof/>
+                <w:webHidden/>
+              </w:rPr>
+            </w:r>
+            <w:r>
+              <w:rPr>
+                <w:rFonts w:hint="eastAsia"/>
+                <w:noProof/>
+                <w:webHidden/>
+              </w:rPr>
+              <w:fldChar w:fldCharType="separate"/>
+            </w:r>
+            <w:r>
+              <w:rPr>
+                <w:noProof/>
+                <w:webHidden/>
+              </w:rPr>
+              <w:t>16</w:t>
+            </w:r>
+            <w:r>
+              <w:rPr>
+                <w:rFonts w:hint="eastAsia"/>
+                <w:noProof/>
+                <w:webHidden/>
+              </w:rPr>
+              <w:fldChar w:fldCharType="end"/>
+            </w:r>
+          </w:hyperlink>
+        </w:p>
+        <w:p>
+          <w:pPr>
+            <w:pStyle w:val="TOC2"/>
+            <w:tabs>
+              <w:tab w:val="right" w:leader="dot" w:pos="8296"/>
+            </w:tabs>
+            <w:spacing w:after="156"/>
+            <w:ind w:left="480"/>
+            <w:rPr>
+              <w:rFonts w:hint="eastAsia"/>
+              <w:noProof/>
+            </w:rPr>
+          </w:pPr>
+          <w:hyperlink w:anchor="_Toc232159586" w:history="1">
+            <w:r>
+              <w:rPr>
+                <w:rStyle w:val="af"/>
+                <w:noProof/>
+              </w:rPr>
+              <w:t xml:space="preserve">3.1 </w:t>
+            </w:r>
+            <w:r>
+              <w:rPr>
+                <w:rStyle w:val="af"/>
+                <w:noProof/>
+              </w:rPr>
+              <w:t>整体架构</w:t>
+            </w:r>
+            <w:r>
+              <w:rPr>
+                <w:rFonts w:hint="eastAsia"/>
+                <w:noProof/>
+                <w:webHidden/>
+              </w:rPr>
+              <w:tab/>
+            </w:r>
+            <w:r>
+              <w:rPr>
+                <w:rFonts w:hint="eastAsia"/>
+                <w:noProof/>
+                <w:webHidden/>
+              </w:rPr>
+              <w:fldChar w:fldCharType="begin"/>
+            </w:r>
+            <w:r>
+              <w:rPr>
+                <w:rFonts w:hint="eastAsia"/>
+                <w:noProof/>
+                <w:webHidden/>
+              </w:rPr>
+              <w:instrText xml:space="preserve"> </w:instrText>
+            </w:r>
+            <w:r>
+              <w:rPr>
+                <w:noProof/>
+                <w:webHidden/>
+              </w:rPr>
+              <w:instrText>PAGEREF _Toc232159586 \h</w:instrText>
+            </w:r>
+            <w:r>
+              <w:rPr>
+                <w:rFonts w:hint="eastAsia"/>
+                <w:noProof/>
+                <w:webHidden/>
+              </w:rPr>
+              <w:instrText xml:space="preserve"> </w:instrText>
+            </w:r>
+            <w:r>
+              <w:rPr>
+                <w:rFonts w:hint="eastAsia"/>
+                <w:noProof/>
+                <w:webHidden/>
+              </w:rPr>
+            </w:r>
+            <w:r>
+              <w:rPr>
+                <w:rFonts w:hint="eastAsia"/>
+                <w:noProof/>
+                <w:webHidden/>
+              </w:rPr>
+              <w:fldChar w:fldCharType="separate"/>
+            </w:r>
+            <w:r>
+              <w:rPr>
+                <w:noProof/>
+                <w:webHidden/>
+              </w:rPr>
+              <w:t>16</w:t>
+            </w:r>
+            <w:r>
+              <w:rPr>
+                <w:rFonts w:hint="eastAsia"/>
+                <w:noProof/>
+                <w:webHidden/>
+              </w:rPr>
+              <w:fldChar w:fldCharType="end"/>
+            </w:r>
+          </w:hyperlink>
+        </w:p>
+        <w:p>
+          <w:pPr>
+            <w:pStyle w:val="TOC2"/>
+            <w:tabs>
+              <w:tab w:val="right" w:leader="dot" w:pos="8296"/>
+            </w:tabs>
+            <w:spacing w:after="156"/>
+            <w:ind w:left="480"/>
+            <w:rPr>
+              <w:rFonts w:hint="eastAsia"/>
+              <w:noProof/>
+            </w:rPr>
+          </w:pPr>
+          <w:hyperlink w:anchor="_Toc232159587" w:history="1">
+            <w:r>
+              <w:rPr>
+                <w:rStyle w:val="af"/>
+                <w:noProof/>
+              </w:rPr>
+              <w:t xml:space="preserve">3.2 Agent </w:t>
+            </w:r>
+            <w:r>
+              <w:rPr>
+                <w:rStyle w:val="af"/>
+                <w:noProof/>
+              </w:rPr>
+              <w:t>交互流程与数据流设计</w:t>
+            </w:r>
+            <w:r>
+              <w:rPr>
+                <w:rFonts w:hint="eastAsia"/>
+                <w:noProof/>
+                <w:webHidden/>
+              </w:rPr>
+              <w:tab/>
+            </w:r>
+            <w:r>
+              <w:rPr>
+                <w:rFonts w:hint="eastAsia"/>
+                <w:noProof/>
+                <w:webHidden/>
+              </w:rPr>
+              <w:fldChar w:fldCharType="begin"/>
+            </w:r>
+            <w:r>
+              <w:rPr>
+                <w:rFonts w:hint="eastAsia"/>
+                <w:noProof/>
+                <w:webHidden/>
+              </w:rPr>
+              <w:instrText xml:space="preserve"> </w:instrText>
+            </w:r>
+            <w:r>
+              <w:rPr>
+                <w:noProof/>
+                <w:webHidden/>
+              </w:rPr>
+              <w:instrText>PAGEREF _Toc232159587 \h</w:instrText>
+            </w:r>
+            <w:r>
+              <w:rPr>
+                <w:rFonts w:hint="eastAsia"/>
+                <w:noProof/>
+                <w:webHidden/>
+              </w:rPr>
+              <w:instrText xml:space="preserve"> </w:instrText>
+            </w:r>
+            <w:r>
+              <w:rPr>
+                <w:rFonts w:hint="eastAsia"/>
+                <w:noProof/>
+                <w:webHidden/>
+              </w:rPr>
+            </w:r>
+            <w:r>
+              <w:rPr>
+                <w:rFonts w:hint="eastAsia"/>
+                <w:noProof/>
+                <w:webHidden/>
+              </w:rPr>
+              <w:fldChar w:fldCharType="separate"/>
+            </w:r>
+            <w:r>
+              <w:rPr>
+                <w:noProof/>
+                <w:webHidden/>
+              </w:rPr>
+              <w:t>17</w:t>
+            </w:r>
+            <w:r>
+              <w:rPr>
+                <w:rFonts w:hint="eastAsia"/>
+                <w:noProof/>
+                <w:webHidden/>
+              </w:rPr>
+              <w:fldChar w:fldCharType="end"/>
+            </w:r>
+          </w:hyperlink>
+        </w:p>
+        <w:p>
+          <w:pPr>
+            <w:pStyle w:val="TOC1"/>
+            <w:tabs>
+              <w:tab w:val="right" w:leader="dot" w:pos="8296"/>
+            </w:tabs>
+            <w:spacing w:after="156"/>
+            <w:rPr>
+              <w:rFonts w:hint="eastAsia"/>
+              <w:noProof/>
+            </w:rPr>
+          </w:pPr>
+          <w:hyperlink w:anchor="_Toc232159588" w:history="1">
+            <w:r>
+              <w:rPr>
+                <w:rStyle w:val="af"/>
+                <w:noProof/>
+              </w:rPr>
+              <w:t>四、关键实现与代码展示</w:t>
+            </w:r>
+            <w:r>
+              <w:rPr>
+                <w:rFonts w:hint="eastAsia"/>
+                <w:noProof/>
+                <w:webHidden/>
+              </w:rPr>
+              <w:tab/>
+            </w:r>
+            <w:r>
+              <w:rPr>
+                <w:rFonts w:hint="eastAsia"/>
+                <w:noProof/>
+                <w:webHidden/>
+              </w:rPr>
+              <w:fldChar w:fldCharType="begin"/>
+            </w:r>
+            <w:r>
+              <w:rPr>
+                <w:rFonts w:hint="eastAsia"/>
+                <w:noProof/>
+                <w:webHidden/>
+              </w:rPr>
+              <w:instrText xml:space="preserve"> </w:instrText>
+            </w:r>
+            <w:r>
+              <w:rPr>
+                <w:noProof/>
+                <w:webHidden/>
+              </w:rPr>
+              <w:instrText>PAGEREF _Toc232159588 \h</w:instrText>
+            </w:r>
+            <w:r>
+              <w:rPr>
+                <w:rFonts w:hint="eastAsia"/>
+                <w:noProof/>
+                <w:webHidden/>
+              </w:rPr>
+              <w:instrText xml:space="preserve"> </w:instrText>
+            </w:r>
+            <w:r>
+              <w:rPr>
+                <w:rFonts w:hint="eastAsia"/>
+                <w:noProof/>
+                <w:webHidden/>
+              </w:rPr>
+            </w:r>
+            <w:r>
+              <w:rPr>
+                <w:rFonts w:hint="eastAsia"/>
+                <w:noProof/>
+                <w:webHidden/>
+              </w:rPr>
+              <w:fldChar w:fldCharType="separate"/>
+            </w:r>
+            <w:r>
+              <w:rPr>
+                <w:noProof/>
+                <w:webHidden/>
+              </w:rPr>
+              <w:t>17</w:t>
+            </w:r>
+            <w:r>
+              <w:rPr>
+                <w:rFonts w:hint="eastAsia"/>
+                <w:noProof/>
+                <w:webHidden/>
+              </w:rPr>
+              <w:fldChar w:fldCharType="end"/>
+            </w:r>
+          </w:hyperlink>
+        </w:p>
+        <w:p>
+          <w:pPr>
+            <w:pStyle w:val="TOC2"/>
+            <w:tabs>
+              <w:tab w:val="right" w:leader="dot" w:pos="8296"/>
+            </w:tabs>
+            <w:spacing w:after="156"/>
+            <w:ind w:left="480"/>
+            <w:rPr>
+              <w:rFonts w:hint="eastAsia"/>
+              <w:noProof/>
+            </w:rPr>
+          </w:pPr>
+          <w:hyperlink w:anchor="_Toc232159589" w:history="1">
+            <w:r>
+              <w:rPr>
+                <w:rStyle w:val="af"/>
+                <w:noProof/>
+              </w:rPr>
+              <w:t>4.1 Agent</w:t>
+            </w:r>
+            <w:r>
+              <w:rPr>
+                <w:rStyle w:val="af"/>
+                <w:noProof/>
+              </w:rPr>
+              <w:t>核心循环</w:t>
+            </w:r>
+            <w:r>
+              <w:rPr>
+                <w:rFonts w:hint="eastAsia"/>
+                <w:noProof/>
+                <w:webHidden/>
+              </w:rPr>
+              <w:tab/>
+            </w:r>
+            <w:r>
+              <w:rPr>
+                <w:rFonts w:hint="eastAsia"/>
+                <w:noProof/>
+                <w:webHidden/>
+              </w:rPr>
+              <w:fldChar w:fldCharType="begin"/>
+            </w:r>
+            <w:r>
+              <w:rPr>
+                <w:rFonts w:hint="eastAsia"/>
+                <w:noProof/>
+                <w:webHidden/>
+              </w:rPr>
+              <w:instrText xml:space="preserve"> </w:instrText>
+            </w:r>
+            <w:r>
+              <w:rPr>
+                <w:noProof/>
+                <w:webHidden/>
+              </w:rPr>
+              <w:instrText>PAGEREF _Toc232159589 \h</w:instrText>
+            </w:r>
+            <w:r>
+              <w:rPr>
+                <w:rFonts w:hint="eastAsia"/>
+                <w:noProof/>
+                <w:webHidden/>
+              </w:rPr>
+              <w:instrText xml:space="preserve"> </w:instrText>
+            </w:r>
+            <w:r>
+              <w:rPr>
+                <w:rFonts w:hint="eastAsia"/>
+                <w:noProof/>
+                <w:webHidden/>
+              </w:rPr>
+            </w:r>
+            <w:r>
+              <w:rPr>
+                <w:rFonts w:hint="eastAsia"/>
+                <w:noProof/>
+                <w:webHidden/>
+              </w:rPr>
+              <w:fldChar w:fldCharType="separate"/>
+            </w:r>
+            <w:r>
+              <w:rPr>
+                <w:noProof/>
+                <w:webHidden/>
+              </w:rPr>
+              <w:t>17</w:t>
+            </w:r>
+            <w:r>
+              <w:rPr>
+                <w:rFonts w:hint="eastAsia"/>
+                <w:noProof/>
+                <w:webHidden/>
+              </w:rPr>
+              <w:fldChar w:fldCharType="end"/>
+            </w:r>
+          </w:hyperlink>
+        </w:p>
+        <w:p>
+          <w:pPr>
+            <w:pStyle w:val="TOC2"/>
+            <w:tabs>
+              <w:tab w:val="right" w:leader="dot" w:pos="8296"/>
+            </w:tabs>
+            <w:spacing w:after="156"/>
+            <w:ind w:left="480"/>
+            <w:rPr>
+              <w:rFonts w:hint="eastAsia"/>
+              <w:noProof/>
+            </w:rPr>
+          </w:pPr>
+          <w:hyperlink w:anchor="_Toc232159590" w:history="1">
+            <w:r>
+              <w:rPr>
+                <w:rStyle w:val="af"/>
+                <w:noProof/>
+              </w:rPr>
+              <w:t xml:space="preserve">4.2 </w:t>
+            </w:r>
+            <w:r>
+              <w:rPr>
+                <w:rStyle w:val="af"/>
+                <w:noProof/>
+              </w:rPr>
+              <w:t>工具定义</w:t>
+            </w:r>
+            <w:r>
+              <w:rPr>
+                <w:rFonts w:hint="eastAsia"/>
+                <w:noProof/>
+                <w:webHidden/>
+              </w:rPr>
+              <w:tab/>
+            </w:r>
+            <w:r>
+              <w:rPr>
+                <w:rFonts w:hint="eastAsia"/>
+                <w:noProof/>
+                <w:webHidden/>
+              </w:rPr>
+              <w:fldChar w:fldCharType="begin"/>
+            </w:r>
+            <w:r>
+              <w:rPr>
+                <w:rFonts w:hint="eastAsia"/>
+                <w:noProof/>
+                <w:webHidden/>
+              </w:rPr>
+              <w:instrText xml:space="preserve"> </w:instrText>
+            </w:r>
+            <w:r>
+              <w:rPr>
+                <w:noProof/>
+                <w:webHidden/>
+              </w:rPr>
+              <w:instrText>PAGEREF _Toc232159590 \h</w:instrText>
+            </w:r>
+            <w:r>
+              <w:rPr>
+                <w:rFonts w:hint="eastAsia"/>
+                <w:noProof/>
+                <w:webHidden/>
+              </w:rPr>
+              <w:instrText xml:space="preserve"> </w:instrText>
+            </w:r>
+            <w:r>
+              <w:rPr>
+                <w:rFonts w:hint="eastAsia"/>
+                <w:noProof/>
+                <w:webHidden/>
+              </w:rPr>
+            </w:r>
+            <w:r>
+              <w:rPr>
+                <w:rFonts w:hint="eastAsia"/>
+                <w:noProof/>
+                <w:webHidden/>
+              </w:rPr>
+              <w:fldChar w:fldCharType="separate"/>
+            </w:r>
+            <w:r>
+              <w:rPr>
+                <w:noProof/>
+                <w:webHidden/>
+              </w:rPr>
+              <w:t>19</w:t>
+            </w:r>
+            <w:r>
+              <w:rPr>
+                <w:rFonts w:hint="eastAsia"/>
+                <w:noProof/>
+                <w:webHidden/>
+              </w:rPr>
+              <w:fldChar w:fldCharType="end"/>
+            </w:r>
+          </w:hyperlink>
+        </w:p>
+        <w:p>
+          <w:pPr>
+            <w:pStyle w:val="TOC3"/>
+            <w:tabs>
+              <w:tab w:val="right" w:leader="dot" w:pos="8296"/>
+            </w:tabs>
+            <w:spacing w:after="156"/>
+            <w:ind w:left="960"/>
+            <w:rPr>
+              <w:rFonts w:hint="eastAsia"/>
+              <w:noProof/>
+            </w:rPr>
+          </w:pPr>
+          <w:hyperlink w:anchor="_Toc232159591" w:history="1">
+            <w:r>
+              <w:rPr>
+                <w:rStyle w:val="af"/>
+                <w:noProof/>
+              </w:rPr>
+              <w:t xml:space="preserve">4.2.1 </w:t>
+            </w:r>
+            <w:r>
+              <w:rPr>
+                <w:rStyle w:val="af"/>
+                <w:noProof/>
+              </w:rPr>
+              <w:t>天气工具</w:t>
+            </w:r>
+            <w:r>
+              <w:rPr>
+                <w:rFonts w:hint="eastAsia"/>
+                <w:noProof/>
+                <w:webHidden/>
+              </w:rPr>
+              <w:tab/>
+            </w:r>
+            <w:r>
+              <w:rPr>
+                <w:rFonts w:hint="eastAsia"/>
+                <w:noProof/>
+                <w:webHidden/>
+              </w:rPr>
+              <w:fldChar w:fldCharType="begin"/>
+            </w:r>
+            <w:r>
+              <w:rPr>
+                <w:rFonts w:hint="eastAsia"/>
+                <w:noProof/>
+                <w:webHidden/>
+              </w:rPr>
+              <w:instrText xml:space="preserve"> </w:instrText>
+            </w:r>
+            <w:r>
+              <w:rPr>
+                <w:noProof/>
+                <w:webHidden/>
+              </w:rPr>
+              <w:instrText>PAGEREF _Toc232159591 \h</w:instrText>
+            </w:r>
+            <w:r>
+              <w:rPr>
+                <w:rFonts w:hint="eastAsia"/>
+                <w:noProof/>
+                <w:webHidden/>
+              </w:rPr>
+              <w:instrText xml:space="preserve"> </w:instrText>
+            </w:r>
+            <w:r>
+              <w:rPr>
+                <w:rFonts w:hint="eastAsia"/>
+                <w:noProof/>
+                <w:webHidden/>
+              </w:rPr>
+            </w:r>
+            <w:r>
+              <w:rPr>
+                <w:rFonts w:hint="eastAsia"/>
+                <w:noProof/>
+                <w:webHidden/>
+              </w:rPr>
+              <w:fldChar w:fldCharType="separate"/>
+            </w:r>
+            <w:r>
+              <w:rPr>
+                <w:noProof/>
+                <w:webHidden/>
+              </w:rPr>
+              <w:t>19</w:t>
+            </w:r>
+            <w:r>
+              <w:rPr>
+                <w:rFonts w:hint="eastAsia"/>
+                <w:noProof/>
+                <w:webHidden/>
+              </w:rPr>
+              <w:fldChar w:fldCharType="end"/>
+            </w:r>
+          </w:hyperlink>
+        </w:p>
+        <w:p>
+          <w:pPr>
+            <w:pStyle w:val="TOC3"/>
+            <w:tabs>
+              <w:tab w:val="right" w:leader="dot" w:pos="8296"/>
+            </w:tabs>
+            <w:spacing w:after="156"/>
+            <w:ind w:left="960"/>
+            <w:rPr>
+              <w:rFonts w:hint="eastAsia"/>
+              <w:noProof/>
+            </w:rPr>
+          </w:pPr>
+          <w:hyperlink w:anchor="_Toc232159592" w:history="1">
+            <w:r>
+              <w:rPr>
+                <w:rStyle w:val="af"/>
+                <w:noProof/>
+              </w:rPr>
+              <w:t xml:space="preserve">4.2.2 </w:t>
+            </w:r>
+            <w:r>
+              <w:rPr>
+                <w:rStyle w:val="af"/>
+                <w:noProof/>
+              </w:rPr>
+              <w:t>衣橱工具</w:t>
+            </w:r>
+            <w:r>
+              <w:rPr>
+                <w:rFonts w:hint="eastAsia"/>
+                <w:noProof/>
+                <w:webHidden/>
+              </w:rPr>
+              <w:tab/>
+            </w:r>
+            <w:r>
+              <w:rPr>
+                <w:rFonts w:hint="eastAsia"/>
+                <w:noProof/>
+                <w:webHidden/>
+              </w:rPr>
+              <w:fldChar w:fldCharType="begin"/>
+            </w:r>
+            <w:r>
+              <w:rPr>
+                <w:rFonts w:hint="eastAsia"/>
+                <w:noProof/>
+                <w:webHidden/>
+              </w:rPr>
+              <w:instrText xml:space="preserve"> </w:instrText>
+            </w:r>
+            <w:r>
+              <w:rPr>
+                <w:noProof/>
+                <w:webHidden/>
+              </w:rPr>
+              <w:instrText>PAGEREF _Toc232159592 \h</w:instrText>
+            </w:r>
+            <w:r>
+              <w:rPr>
+                <w:rFonts w:hint="eastAsia"/>
+                <w:noProof/>
+                <w:webHidden/>
+              </w:rPr>
+              <w:instrText xml:space="preserve"> </w:instrText>
+            </w:r>
+            <w:r>
+              <w:rPr>
+                <w:rFonts w:hint="eastAsia"/>
+                <w:noProof/>
+                <w:webHidden/>
+              </w:rPr>
+            </w:r>
+            <w:r>
+              <w:rPr>
+                <w:rFonts w:hint="eastAsia"/>
+                <w:noProof/>
+                <w:webHidden/>
+              </w:rPr>
+              <w:fldChar w:fldCharType="separate"/>
+            </w:r>
+            <w:r>
+              <w:rPr>
+                <w:noProof/>
+                <w:webHidden/>
+              </w:rPr>
+              <w:t>20</w:t>
+            </w:r>
+            <w:r>
+              <w:rPr>
+                <w:rFonts w:hint="eastAsia"/>
+                <w:noProof/>
+                <w:webHidden/>
+              </w:rPr>
+              <w:fldChar w:fldCharType="end"/>
+            </w:r>
+          </w:hyperlink>
+        </w:p>
+        <w:p>
+          <w:pPr>
+            <w:pStyle w:val="TOC2"/>
+            <w:tabs>
+              <w:tab w:val="right" w:leader="dot" w:pos="8296"/>
+            </w:tabs>
+            <w:spacing w:after="156"/>
+            <w:ind w:left="480"/>
+            <w:rPr>
+              <w:rFonts w:hint="eastAsia"/>
+              <w:noProof/>
+            </w:rPr>
+          </w:pPr>
+          <w:hyperlink w:anchor="_Toc232159593" w:history="1">
+            <w:r>
+              <w:rPr>
+                <w:rStyle w:val="af"/>
+                <w:noProof/>
+              </w:rPr>
+              <w:t xml:space="preserve">4.3 </w:t>
+            </w:r>
+            <w:r>
+              <w:rPr>
+                <w:rStyle w:val="af"/>
+                <w:noProof/>
+              </w:rPr>
+              <w:t>配置文件</w:t>
+            </w:r>
+            <w:r>
+              <w:rPr>
+                <w:rFonts w:hint="eastAsia"/>
+                <w:noProof/>
+                <w:webHidden/>
+              </w:rPr>
+              <w:tab/>
+            </w:r>
+            <w:r>
+              <w:rPr>
+                <w:rFonts w:hint="eastAsia"/>
+                <w:noProof/>
+                <w:webHidden/>
+              </w:rPr>
+              <w:fldChar w:fldCharType="begin"/>
+            </w:r>
+            <w:r>
+              <w:rPr>
+                <w:rFonts w:hint="eastAsia"/>
+                <w:noProof/>
+                <w:webHidden/>
+              </w:rPr>
+              <w:instrText xml:space="preserve"> </w:instrText>
+            </w:r>
+            <w:r>
+              <w:rPr>
+                <w:noProof/>
+                <w:webHidden/>
+              </w:rPr>
+              <w:instrText>PAGEREF _Toc232159593 \h</w:instrText>
+            </w:r>
+            <w:r>
+              <w:rPr>
+                <w:rFonts w:hint="eastAsia"/>
+                <w:noProof/>
+                <w:webHidden/>
+              </w:rPr>
+              <w:instrText xml:space="preserve"> </w:instrText>
+            </w:r>
+            <w:r>
+              <w:rPr>
+                <w:rFonts w:hint="eastAsia"/>
+                <w:noProof/>
+                <w:webHidden/>
+              </w:rPr>
+            </w:r>
+            <w:r>
+              <w:rPr>
+                <w:rFonts w:hint="eastAsia"/>
+                <w:noProof/>
+                <w:webHidden/>
+              </w:rPr>
+              <w:fldChar w:fldCharType="separate"/>
+            </w:r>
+            <w:r>
+              <w:rPr>
+                <w:noProof/>
+                <w:webHidden/>
+              </w:rPr>
+              <w:t>21</w:t>
+            </w:r>
+            <w:r>
+              <w:rPr>
+                <w:rFonts w:hint="eastAsia"/>
+                <w:noProof/>
+                <w:webHidden/>
+              </w:rPr>
+              <w:fldChar w:fldCharType="end"/>
+            </w:r>
+          </w:hyperlink>
+        </w:p>
+        <w:p>
+          <w:pPr>
+            <w:pStyle w:val="TOC1"/>
+            <w:tabs>
+              <w:tab w:val="right" w:leader="dot" w:pos="8296"/>
+            </w:tabs>
+            <w:spacing w:after="156"/>
+            <w:rPr>
+              <w:rFonts w:hint="eastAsia"/>
+              <w:noProof/>
+            </w:rPr>
+          </w:pPr>
+          <w:hyperlink w:anchor="_Toc232159594" w:history="1">
+            <w:r>
+              <w:rPr>
+                <w:rStyle w:val="af"/>
+                <w:noProof/>
+              </w:rPr>
+              <w:t>五、测试与评估</w:t>
+            </w:r>
+            <w:r>
+              <w:rPr>
+                <w:rFonts w:hint="eastAsia"/>
+                <w:noProof/>
+                <w:webHidden/>
+              </w:rPr>
+              <w:tab/>
+            </w:r>
+            <w:r>
+              <w:rPr>
+                <w:rFonts w:hint="eastAsia"/>
+                <w:noProof/>
+                <w:webHidden/>
+              </w:rPr>
+              <w:fldChar w:fldCharType="begin"/>
+            </w:r>
+            <w:r>
+              <w:rPr>
+                <w:rFonts w:hint="eastAsia"/>
+                <w:noProof/>
+                <w:webHidden/>
+              </w:rPr>
+              <w:instrText xml:space="preserve"> </w:instrText>
+            </w:r>
+            <w:r>
+              <w:rPr>
+                <w:noProof/>
+                <w:webHidden/>
+              </w:rPr>
+              <w:instrText>PAGEREF _Toc232159594 \h</w:instrText>
+            </w:r>
+            <w:r>
+              <w:rPr>
+                <w:rFonts w:hint="eastAsia"/>
+                <w:noProof/>
+                <w:webHidden/>
+              </w:rPr>
+              <w:instrText xml:space="preserve"> </w:instrText>
+            </w:r>
+            <w:r>
+              <w:rPr>
+                <w:rFonts w:hint="eastAsia"/>
+                <w:noProof/>
+                <w:webHidden/>
+              </w:rPr>
+            </w:r>
+            <w:r>
+              <w:rPr>
+                <w:rFonts w:hint="eastAsia"/>
+                <w:noProof/>
+                <w:webHidden/>
+              </w:rPr>
+              <w:fldChar w:fldCharType="separate"/>
+            </w:r>
+            <w:r>
+              <w:rPr>
+                <w:noProof/>
+                <w:webHidden/>
+              </w:rPr>
+              <w:t>22</w:t>
+            </w:r>
+            <w:r>
+              <w:rPr>
+                <w:rFonts w:hint="eastAsia"/>
+                <w:noProof/>
+                <w:webHidden/>
+              </w:rPr>
+              <w:fldChar w:fldCharType="end"/>
+            </w:r>
+          </w:hyperlink>
+        </w:p>
+        <w:p>
+          <w:pPr>
+            <w:pStyle w:val="TOC2"/>
+            <w:tabs>
+              <w:tab w:val="right" w:leader="dot" w:pos="8296"/>
+            </w:tabs>
+            <w:spacing w:after="156"/>
+            <w:ind w:left="480"/>
+            <w:rPr>
+              <w:rFonts w:hint="eastAsia"/>
+              <w:noProof/>
+            </w:rPr>
+          </w:pPr>
+          <w:hyperlink w:anchor="_Toc232159595" w:history="1">
+            <w:r>
+              <w:rPr>
+                <w:rStyle w:val="af"/>
+                <w:noProof/>
+              </w:rPr>
+              <w:t xml:space="preserve">5.1 </w:t>
+            </w:r>
+            <w:r>
+              <w:rPr>
+                <w:rStyle w:val="af"/>
+                <w:noProof/>
+              </w:rPr>
+              <w:t>功能测试</w:t>
+            </w:r>
+            <w:r>
+              <w:rPr>
+                <w:rFonts w:hint="eastAsia"/>
+                <w:noProof/>
+                <w:webHidden/>
+              </w:rPr>
+              <w:tab/>
+            </w:r>
+            <w:r>
+              <w:rPr>
+                <w:rFonts w:hint="eastAsia"/>
+                <w:noProof/>
+                <w:webHidden/>
+              </w:rPr>
+              <w:fldChar w:fldCharType="begin"/>
+            </w:r>
+            <w:r>
+              <w:rPr>
+                <w:rFonts w:hint="eastAsia"/>
+                <w:noProof/>
+                <w:webHidden/>
+              </w:rPr>
+              <w:instrText xml:space="preserve"> </w:instrText>
+            </w:r>
+            <w:r>
+              <w:rPr>
+                <w:noProof/>
+                <w:webHidden/>
+              </w:rPr>
+              <w:instrText>PAGEREF _Toc232159595 \h</w:instrText>
+            </w:r>
+            <w:r>
+              <w:rPr>
+                <w:rFonts w:hint="eastAsia"/>
+                <w:noProof/>
+                <w:webHidden/>
+              </w:rPr>
+              <w:instrText xml:space="preserve"> </w:instrText>
+            </w:r>
+            <w:r>
+              <w:rPr>
+                <w:rFonts w:hint="eastAsia"/>
+                <w:noProof/>
+                <w:webHidden/>
+              </w:rPr>
+            </w:r>
+            <w:r>
+              <w:rPr>
+                <w:rFonts w:hint="eastAsia"/>
+                <w:noProof/>
+                <w:webHidden/>
+              </w:rPr>
+              <w:fldChar w:fldCharType="separate"/>
+            </w:r>
+            <w:r>
+              <w:rPr>
+                <w:noProof/>
+                <w:webHidden/>
+              </w:rPr>
+              <w:t>22</w:t>
+            </w:r>
+            <w:r>
+              <w:rPr>
+                <w:rFonts w:hint="eastAsia"/>
+                <w:noProof/>
+                <w:webHidden/>
+              </w:rPr>
+              <w:fldChar w:fldCharType="end"/>
+            </w:r>
+          </w:hyperlink>
+        </w:p>
+        <w:p>
+          <w:pPr>
+            <w:pStyle w:val="TOC3"/>
+            <w:tabs>
+              <w:tab w:val="right" w:leader="dot" w:pos="8296"/>
+            </w:tabs>
+            <w:spacing w:after="156"/>
+            <w:ind w:left="960"/>
+            <w:rPr>
+              <w:rFonts w:hint="eastAsia"/>
+              <w:noProof/>
+            </w:rPr>
+          </w:pPr>
+          <w:hyperlink w:anchor="_Toc232159596" w:history="1">
+            <w:r>
+              <w:rPr>
+                <w:rStyle w:val="af"/>
+                <w:noProof/>
+              </w:rPr>
+              <w:t xml:space="preserve">5.1.1 </w:t>
+            </w:r>
+            <w:r>
+              <w:rPr>
+                <w:rStyle w:val="af"/>
+                <w:noProof/>
+              </w:rPr>
+              <w:t>天气查询</w:t>
+            </w:r>
+            <w:r>
+              <w:rPr>
+                <w:rFonts w:hint="eastAsia"/>
+                <w:noProof/>
+                <w:webHidden/>
+              </w:rPr>
+              <w:tab/>
+            </w:r>
+            <w:r>
+              <w:rPr>
+                <w:rFonts w:hint="eastAsia"/>
+                <w:noProof/>
+                <w:webHidden/>
+              </w:rPr>
+              <w:fldChar w:fldCharType="begin"/>
+            </w:r>
+            <w:r>
+              <w:rPr>
+                <w:rFonts w:hint="eastAsia"/>
+                <w:noProof/>
+                <w:webHidden/>
+              </w:rPr>
+              <w:instrText xml:space="preserve"> </w:instrText>
+            </w:r>
+            <w:r>
+              <w:rPr>
+                <w:noProof/>
+                <w:webHidden/>
+              </w:rPr>
+              <w:instrText>PAGEREF _Toc232159596 \h</w:instrText>
+            </w:r>
+            <w:r>
+              <w:rPr>
+                <w:rFonts w:hint="eastAsia"/>
+                <w:noProof/>
+                <w:webHidden/>
+              </w:rPr>
+              <w:instrText xml:space="preserve"> </w:instrText>
+            </w:r>
+            <w:r>
+              <w:rPr>
+                <w:rFonts w:hint="eastAsia"/>
+                <w:noProof/>
+                <w:webHidden/>
+              </w:rPr>
+            </w:r>
+            <w:r>
+              <w:rPr>
+                <w:rFonts w:hint="eastAsia"/>
+                <w:noProof/>
+                <w:webHidden/>
+              </w:rPr>
+              <w:fldChar w:fldCharType="separate"/>
+            </w:r>
+            <w:r>
+              <w:rPr>
+                <w:noProof/>
+                <w:webHidden/>
+              </w:rPr>
+              <w:t>22</w:t>
+            </w:r>
+            <w:r>
+              <w:rPr>
+                <w:rFonts w:hint="eastAsia"/>
+                <w:noProof/>
+                <w:webHidden/>
+              </w:rPr>
+              <w:fldChar w:fldCharType="end"/>
+            </w:r>
+          </w:hyperlink>
+        </w:p>
+        <w:p>
+          <w:pPr>
+            <w:pStyle w:val="TOC3"/>
+            <w:tabs>
+              <w:tab w:val="right" w:leader="dot" w:pos="8296"/>
+            </w:tabs>
+            <w:spacing w:after="156"/>
+            <w:ind w:left="960"/>
+            <w:rPr>
+              <w:rFonts w:hint="eastAsia"/>
+              <w:noProof/>
+            </w:rPr>
+          </w:pPr>
+          <w:hyperlink w:anchor="_Toc232159597" w:history="1">
+            <w:r>
+              <w:rPr>
+                <w:rStyle w:val="af"/>
+                <w:noProof/>
+              </w:rPr>
+              <w:t xml:space="preserve">5.1.2 </w:t>
+            </w:r>
+            <w:r>
+              <w:rPr>
+                <w:rStyle w:val="af"/>
+                <w:noProof/>
+              </w:rPr>
+              <w:t>衣橱管理</w:t>
+            </w:r>
+            <w:r>
+              <w:rPr>
+                <w:rFonts w:hint="eastAsia"/>
+                <w:noProof/>
+                <w:webHidden/>
+              </w:rPr>
+              <w:tab/>
+            </w:r>
+            <w:r>
+              <w:rPr>
+                <w:rFonts w:hint="eastAsia"/>
+                <w:noProof/>
+                <w:webHidden/>
+              </w:rPr>
+              <w:fldChar w:fldCharType="begin"/>
+            </w:r>
+            <w:r>
+              <w:rPr>
+                <w:rFonts w:hint="eastAsia"/>
+                <w:noProof/>
+                <w:webHidden/>
+              </w:rPr>
+              <w:instrText xml:space="preserve"> </w:instrText>
+            </w:r>
+            <w:r>
+              <w:rPr>
+                <w:noProof/>
+                <w:webHidden/>
+              </w:rPr>
+              <w:instrText>PAGEREF _Toc232159597 \h</w:instrText>
+            </w:r>
+            <w:r>
+              <w:rPr>
+                <w:rFonts w:hint="eastAsia"/>
+                <w:noProof/>
+                <w:webHidden/>
+              </w:rPr>
+              <w:instrText xml:space="preserve"> </w:instrText>
+            </w:r>
+            <w:r>
+              <w:rPr>
+                <w:rFonts w:hint="eastAsia"/>
+                <w:noProof/>
+                <w:webHidden/>
+              </w:rPr>
+            </w:r>
+            <w:r>
+              <w:rPr>
+                <w:rFonts w:hint="eastAsia"/>
+                <w:noProof/>
+                <w:webHidden/>
+              </w:rPr>
+              <w:fldChar w:fldCharType="separate"/>
+            </w:r>
+            <w:r>
+              <w:rPr>
+                <w:noProof/>
+                <w:webHidden/>
+              </w:rPr>
+              <w:t>22</w:t>
+            </w:r>
+            <w:r>
+              <w:rPr>
+                <w:rFonts w:hint="eastAsia"/>
+                <w:noProof/>
+                <w:webHidden/>
+              </w:rPr>
+              <w:fldChar w:fldCharType="end"/>
+            </w:r>
+          </w:hyperlink>
+        </w:p>
+        <w:p>
+          <w:pPr>
+            <w:pStyle w:val="TOC2"/>
+            <w:tabs>
+              <w:tab w:val="right" w:leader="dot" w:pos="8296"/>
+            </w:tabs>
+            <w:spacing w:after="156"/>
+            <w:ind w:left="480"/>
+            <w:rPr>
+              <w:rFonts w:hint="eastAsia"/>
+              <w:noProof/>
+            </w:rPr>
+          </w:pPr>
+          <w:hyperlink w:anchor="_Toc232159598" w:history="1">
+            <w:r>
+              <w:rPr>
+                <w:rStyle w:val="af"/>
+                <w:noProof/>
+              </w:rPr>
+              <w:t>5.2 Agent</w:t>
+            </w:r>
+            <w:r>
+              <w:rPr>
+                <w:rStyle w:val="af"/>
+                <w:noProof/>
+              </w:rPr>
+              <w:t>行为评估</w:t>
+            </w:r>
+            <w:r>
+              <w:rPr>
+                <w:rFonts w:hint="eastAsia"/>
+                <w:noProof/>
+                <w:webHidden/>
+              </w:rPr>
+              <w:tab/>
+            </w:r>
+            <w:r>
+              <w:rPr>
+                <w:rFonts w:hint="eastAsia"/>
+                <w:noProof/>
+                <w:webHidden/>
+              </w:rPr>
+              <w:fldChar w:fldCharType="begin"/>
+            </w:r>
+            <w:r>
+              <w:rPr>
+                <w:rFonts w:hint="eastAsia"/>
+                <w:noProof/>
+                <w:webHidden/>
+              </w:rPr>
+              <w:instrText xml:space="preserve"> </w:instrText>
+            </w:r>
+            <w:r>
+              <w:rPr>
+                <w:noProof/>
+                <w:webHidden/>
+              </w:rPr>
+              <w:instrText>PAGEREF _Toc232159598 \h</w:instrText>
+            </w:r>
+            <w:r>
+              <w:rPr>
+                <w:rFonts w:hint="eastAsia"/>
+                <w:noProof/>
+                <w:webHidden/>
+              </w:rPr>
+              <w:instrText xml:space="preserve"> </w:instrText>
+            </w:r>
+            <w:r>
+              <w:rPr>
+                <w:rFonts w:hint="eastAsia"/>
+                <w:noProof/>
+                <w:webHidden/>
+              </w:rPr>
+            </w:r>
+            <w:r>
+              <w:rPr>
+                <w:rFonts w:hint="eastAsia"/>
+                <w:noProof/>
+                <w:webHidden/>
+              </w:rPr>
+              <w:fldChar w:fldCharType="separate"/>
+            </w:r>
+            <w:r>
+              <w:rPr>
+                <w:noProof/>
+                <w:webHidden/>
+              </w:rPr>
+              <w:t>23</w:t>
+            </w:r>
+            <w:r>
+              <w:rPr>
+                <w:rFonts w:hint="eastAsia"/>
+                <w:noProof/>
+                <w:webHidden/>
+              </w:rPr>
+              <w:fldChar w:fldCharType="end"/>
+            </w:r>
+          </w:hyperlink>
+        </w:p>
+        <w:p>
+          <w:pPr>
+            <w:pStyle w:val="TOC1"/>
+            <w:tabs>
+              <w:tab w:val="right" w:leader="dot" w:pos="8296"/>
+            </w:tabs>
+            <w:spacing w:after="156"/>
+            <w:rPr>
+              <w:rFonts w:hint="eastAsia"/>
+              <w:noProof/>
+            </w:rPr>
+          </w:pPr>
+          <w:hyperlink w:anchor="_Toc232159599" w:history="1">
+            <w:r>
+              <w:rPr>
+                <w:rStyle w:val="af"/>
+                <w:noProof/>
+              </w:rPr>
+              <w:t>六、系统升级与扩展</w:t>
+            </w:r>
+            <w:r>
+              <w:rPr>
+                <w:rFonts w:hint="eastAsia"/>
+                <w:noProof/>
+                <w:webHidden/>
+              </w:rPr>
+              <w:tab/>
+            </w:r>
+            <w:r>
+              <w:rPr>
+                <w:rFonts w:hint="eastAsia"/>
+                <w:noProof/>
+                <w:webHidden/>
+              </w:rPr>
+              <w:fldChar w:fldCharType="begin"/>
+            </w:r>
+            <w:r>
+              <w:rPr>
+                <w:rFonts w:hint="eastAsia"/>
+                <w:noProof/>
+                <w:webHidden/>
+              </w:rPr>
+              <w:instrText xml:space="preserve"> </w:instrText>
+            </w:r>
+            <w:r>
+              <w:rPr>
+                <w:noProof/>
+                <w:webHidden/>
+              </w:rPr>
+              <w:instrText>PAGEREF _Toc232159599 \h</w:instrText>
+            </w:r>
+            <w:r>
+              <w:rPr>
+                <w:rFonts w:hint="eastAsia"/>
+                <w:noProof/>
+                <w:webHidden/>
+              </w:rPr>
+              <w:instrText xml:space="preserve"> </w:instrText>
+            </w:r>
+            <w:r>
+              <w:rPr>
+                <w:rFonts w:hint="eastAsia"/>
+                <w:noProof/>
+                <w:webHidden/>
+              </w:rPr>
+            </w:r>
+            <w:r>
+              <w:rPr>
+                <w:rFonts w:hint="eastAsia"/>
+                <w:noProof/>
+                <w:webHidden/>
+              </w:rPr>
+              <w:fldChar w:fldCharType="separate"/>
+            </w:r>
+            <w:r>
+              <w:rPr>
+                <w:noProof/>
+                <w:webHidden/>
+              </w:rPr>
+              <w:t>23</w:t>
+            </w:r>
+            <w:r>
+              <w:rPr>
+                <w:rFonts w:hint="eastAsia"/>
+                <w:noProof/>
+                <w:webHidden/>
+              </w:rPr>
+              <w:fldChar w:fldCharType="end"/>
+            </w:r>
+          </w:hyperlink>
+        </w:p>
+        <w:p>
+          <w:pPr>
+            <w:pStyle w:val="TOC1"/>
+            <w:tabs>
+              <w:tab w:val="right" w:leader="dot" w:pos="8296"/>
+            </w:tabs>
+            <w:spacing w:after="156"/>
+            <w:rPr>
+              <w:rFonts w:hint="eastAsia"/>
+              <w:noProof/>
+            </w:rPr>
+          </w:pPr>
+          <w:hyperlink w:anchor="_Toc232159600" w:history="1">
+            <w:r>
+              <w:rPr>
+                <w:rStyle w:val="af"/>
+                <w:noProof/>
+              </w:rPr>
+              <w:t>七、课程总结</w:t>
+            </w:r>
+            <w:r>
+              <w:rPr>
+                <w:rFonts w:hint="eastAsia"/>
+                <w:noProof/>
+                <w:webHidden/>
+              </w:rPr>
+              <w:tab/>
+            </w:r>
+            <w:r>
+              <w:rPr>
+                <w:rFonts w:hint="eastAsia"/>
+                <w:noProof/>
+                <w:webHidden/>
+              </w:rPr>
+              <w:fldChar w:fldCharType="begin"/>
+            </w:r>
+            <w:r>
+              <w:rPr>
+                <w:rFonts w:hint="eastAsia"/>
+                <w:noProof/>
+                <w:webHidden/>
+              </w:rPr>
+              <w:instrText xml:space="preserve"> </w:instrText>
+            </w:r>
+            <w:r>
+              <w:rPr>
+                <w:noProof/>
+                <w:webHidden/>
+              </w:rPr>
+              <w:instrText>PAGEREF _Toc232159600 \h</w:instrText>
+            </w:r>
+            <w:r>
+              <w:rPr>
+                <w:rFonts w:hint="eastAsia"/>
+                <w:noProof/>
+                <w:webHidden/>
+              </w:rPr>
+              <w:instrText xml:space="preserve"> </w:instrText>
+            </w:r>
+            <w:r>
+              <w:rPr>
+                <w:rFonts w:hint="eastAsia"/>
+                <w:noProof/>
+                <w:webHidden/>
+              </w:rPr>
+            </w:r>
+            <w:r>
+              <w:rPr>
+                <w:rFonts w:hint="eastAsia"/>
+                <w:noProof/>
+                <w:webHidden/>
+              </w:rPr>
+              <w:fldChar w:fldCharType="separate"/>
+            </w:r>
+            <w:r>
+              <w:rPr>
+                <w:noProof/>
+                <w:webHidden/>
+              </w:rPr>
+              <w:t>23</w:t>
+            </w:r>
+            <w:r>
+              <w:rPr>
+                <w:rFonts w:hint="eastAsia"/>
+                <w:noProof/>
+                <w:webHidden/>
+              </w:rPr>
+              <w:fldChar w:fldCharType="end"/>
+            </w:r>
+          </w:hyperlink>
+        </w:p>
+        <w:p>
+          <w:pPr>
+            <w:spacing w:after="156"/>
+            <w:rPr>
+              <w:rFonts w:hint="eastAsia"/>
+            </w:rPr>
+            <w:sectPr>
+              <w:headerReference w:type="even" r:id="rId8"/>
+              <w:headerReference w:type="default" r:id="rId9"/>
+              <w:footerReference w:type="even" r:id="rId10"/>
+              <w:footerReference w:type="default" r:id="rId11"/>
+              <w:headerReference w:type="first" r:id="rId12"/>
+              <w:footerReference w:type="first" r:id="rId13"/>
+              <w:pgSz w:w="11906" w:h="16838"/>
+              <w:pgMar w:top="1440" w:right="1800" w:bottom="1440" w:left="1800" w:header="851" w:footer="992" w:gutter="0"/>
+              <w:cols w:space="425"/>
+              <w:docGrid w:type="lines" w:linePitch="312"/>
+            </w:sectPr>
+          </w:pPr>
+          <w:r>
+            <w:rPr>
+              <w:b/>
+              <w:bCs/>
+              <w:lang w:val="zh-CN"/>
+            </w:rPr>
+            <w:fldChar w:fldCharType="end"/>
+          </w:r>
+        </w:p>
+      </w:sdtContent>
+    </w:sdt>
+    <w:p>
+      <w:pPr>
         <w:pStyle w:val="1"/>
         <w:numPr>
           <w:ilvl w:val="0"/>
@@ -736,6 +4512,7 @@
         </w:numPr>
         <w:spacing w:after="156"/>
       </w:pPr>
+      <w:bookmarkStart w:id="0" w:name="_Toc232159564"/>
       <w:r>
         <w:rPr>
           <w:rFonts w:hint="eastAsia"/>
@@ -743,6 +4520,7 @@
         <w:lastRenderedPageBreak/>
         <w:t>选题背景与设计思想</w:t>
       </w:r>
+      <w:bookmarkEnd w:id="0"/>
     </w:p>
     <w:p>
       <w:pPr>
@@ -751,6 +4529,7 @@
           <w:rFonts w:hint="eastAsia"/>
         </w:rPr>
       </w:pPr>
+      <w:bookmarkStart w:id="1" w:name="_Toc232159565"/>
       <w:r>
         <w:rPr>
           <w:rFonts w:hint="eastAsia"/>
@@ -763,6 +4542,7 @@
         </w:rPr>
         <w:t>痛点分析</w:t>
       </w:r>
+      <w:bookmarkEnd w:id="1"/>
     </w:p>
     <w:p>
       <w:pPr>
@@ -789,15 +4569,39 @@
         <w:spacing w:after="156"/>
       </w:pPr>
       <w:r>
-        <w:t>首先是信息割裂的问题。用户如果想做一个合理的穿搭决策，通常需要先打开天气类应用程序查看当天的温度、降水、风速和紫外线情况，再根据自己的记忆回想衣橱里有哪些可穿的衣物，同时还要结合当天的日程安排判断是否有重要会议、约会或者运动计划。这些信息分散在不同的渠道和大脑记忆的不同区域，用户需要在多个应用之间切换，同时还要依赖自己并不完全可靠的记忆。</w:t>
-      </w:r>
-    </w:p>
-    <w:p>
-      <w:pPr>
-        <w:spacing w:after="156"/>
-      </w:pPr>
-      <w:r>
-        <w:t>其次是决策疲劳的问题。穿搭决策虽然单次看似不重要，但每天都要做，累积起来消耗了大量的认知资源。尤其是对于每天通勤的上班族或者课业繁重的学生来说，早上时间本就紧张，还要在有限的几分钟内做出一个既舒适又得体的穿搭决定，这本身就是一种不必要的负担。</w:t>
+        <w:t>首先是信息割裂的问题。用户如果想做一个合理</w:t>
+      </w:r>
+      <w:proofErr w:type="gramStart"/>
+      <w:r>
+        <w:t>的穿搭决策</w:t>
+      </w:r>
+      <w:proofErr w:type="gramEnd"/>
+      <w:r>
+        <w:t>，通常需要先打开天气类应用程序查看当天的温度、降水、风速和紫外线情况，再根据自己的记忆回想衣橱里有哪些可穿的衣物，同时还要结合当天的日程安排判断是否有重要会议、约会或者运动计划。这些信息分散在不同的渠道和大脑记忆的不同区域，用户需要在多个应用之间切换，同时还要依赖自己并不完全可靠的记忆。</w:t>
+      </w:r>
+    </w:p>
+    <w:p>
+      <w:pPr>
+        <w:spacing w:after="156"/>
+      </w:pPr>
+      <w:r>
+        <w:t>其次是决策疲劳的问题。</w:t>
+      </w:r>
+      <w:proofErr w:type="gramStart"/>
+      <w:r>
+        <w:t>穿搭决策</w:t>
+      </w:r>
+      <w:proofErr w:type="gramEnd"/>
+      <w:r>
+        <w:t>虽然单次看似不重要，但每天都要做，累积起来消耗了大量的认知资源。尤其是对于每天通勤的上班族或者课业繁重的学生来说，早上时间本就紧张，还要在有限的几分钟内做出一个既舒适又得体</w:t>
+      </w:r>
+      <w:proofErr w:type="gramStart"/>
+      <w:r>
+        <w:t>的穿搭决定</w:t>
+      </w:r>
+      <w:proofErr w:type="gramEnd"/>
+      <w:r>
+        <w:t>，这本身就是一种不必要的负担。</w:t>
       </w:r>
     </w:p>
     <w:p>
@@ -813,7 +4617,23 @@
         <w:spacing w:after="156"/>
       </w:pPr>
       <w:r>
-        <w:t>最后是经验难以沉淀的问题。每次穿搭决策都是独立的，用户今天觉得不错的搭配，可能过几天就忘记了。好的穿搭经验无法被系统记录和复用，导致用户每次都要从头开始思考，无法在过往经验的基础上不断优化。</w:t>
+        <w:t>最后是经验难以沉淀的问题。每次</w:t>
+      </w:r>
+      <w:proofErr w:type="gramStart"/>
+      <w:r>
+        <w:t>穿搭决策</w:t>
+      </w:r>
+      <w:proofErr w:type="gramEnd"/>
+      <w:r>
+        <w:t>都是独立的，用户今天觉得不错的搭配，可能过几天就忘记了。好的</w:t>
+      </w:r>
+      <w:proofErr w:type="gramStart"/>
+      <w:r>
+        <w:t>穿搭经验</w:t>
+      </w:r>
+      <w:proofErr w:type="gramEnd"/>
+      <w:r>
+        <w:t>无法被系统记录和复用，导致用户每次都要从头开始思考，无法在过往经验的基础上不断优化。</w:t>
       </w:r>
     </w:p>
     <w:p>
@@ -823,6 +4643,7 @@
           <w:rFonts w:hint="eastAsia"/>
         </w:rPr>
       </w:pPr>
+      <w:bookmarkStart w:id="2" w:name="_Toc232159566"/>
       <w:r>
         <w:rPr>
           <w:rFonts w:hint="eastAsia"/>
@@ -841,20 +4662,30 @@
         </w:rPr>
         <w:t>项目价值</w:t>
       </w:r>
-    </w:p>
-    <w:p>
-      <w:pPr>
-        <w:spacing w:after="156"/>
-      </w:pPr>
-      <w:r>
-        <w:t>针对上述痛点，本项目设计并实现一个智能穿搭助手智能体，其价值体现在以下几个层面。</w:t>
-      </w:r>
-    </w:p>
-    <w:p>
-      <w:pPr>
-        <w:spacing w:after="156"/>
-      </w:pPr>
-      <w:r>
+      <w:bookmarkEnd w:id="2"/>
+    </w:p>
+    <w:p>
+      <w:pPr>
+        <w:spacing w:after="156"/>
+      </w:pPr>
+      <w:r>
+        <w:t>针对上述痛点，本项目设计并实现一个</w:t>
+      </w:r>
+      <w:proofErr w:type="gramStart"/>
+      <w:r>
+        <w:t>智能穿搭助手</w:t>
+      </w:r>
+      <w:proofErr w:type="gramEnd"/>
+      <w:r>
+        <w:t>智能体，其价值体现在以下几个层面。</w:t>
+      </w:r>
+    </w:p>
+    <w:p>
+      <w:pPr>
+        <w:spacing w:after="156"/>
+      </w:pPr>
+      <w:r>
+        <w:lastRenderedPageBreak/>
         <w:t>对个人用户而言，首先是效率的提升。用户只需要用自然语言说一句</w:t>
       </w:r>
       <w:r>
@@ -867,7 +4698,197 @@
         <w:t>”</w:t>
       </w:r>
       <w:r>
-        <w:t>，智能体就能自动完成天气查询、衣橱检索、场合适配和搭配推理等一系列工作，将穿搭决策的时间从几分钟压缩到几秒钟。</w:t>
+        <w:t>，智能体就能自动完成天气查询、衣橱检索、场合适配和搭配推理等一系列工作，将</w:t>
+      </w:r>
+      <w:proofErr w:type="gramStart"/>
+      <w:r>
+        <w:t>穿搭决策</w:t>
+      </w:r>
+      <w:proofErr w:type="gramEnd"/>
+      <w:r>
+        <w:t>的时间从几分钟压缩到几秒钟。</w:t>
+      </w:r>
+    </w:p>
+    <w:p>
+      <w:pPr>
+        <w:spacing w:after="156"/>
+      </w:pPr>
+      <w:r>
+        <w:t>其次是决策质量的提升。智能体基于实时天气数据、用户真实衣橱信息和明确的搭配规则给出建议，比用户凭感觉做出的选择更加可靠和一致。</w:t>
+      </w:r>
+    </w:p>
+    <w:p>
+      <w:pPr>
+        <w:spacing w:after="156"/>
+      </w:pPr>
+      <w:r>
+        <w:t>第三是学习能力。智能体可以记住用户不喜欢穿什么、喜欢什么风格，随着使用次数的增加，推荐结果会越来越贴合用户的真实偏好，真正做到越用越懂你。</w:t>
+      </w:r>
+    </w:p>
+    <w:p>
+      <w:pPr>
+        <w:spacing w:after="156"/>
+      </w:pPr>
+      <w:r>
+        <w:t>第四是趣味性，智能体可以给</w:t>
+      </w:r>
+      <w:proofErr w:type="gramStart"/>
+      <w:r>
+        <w:t>穿搭过程</w:t>
+      </w:r>
+      <w:proofErr w:type="gramEnd"/>
+      <w:r>
+        <w:t>增加一些探索和惊喜感，帮助用户发现自己衣橱中原本被忽略的搭配可能。</w:t>
+      </w:r>
+    </w:p>
+    <w:p>
+      <w:pPr>
+        <w:pStyle w:val="2"/>
+        <w:rPr>
+          <w:rFonts w:hint="eastAsia"/>
+        </w:rPr>
+      </w:pPr>
+      <w:bookmarkStart w:id="3" w:name="_Toc232159567"/>
+      <w:r>
+        <w:rPr>
+          <w:rFonts w:hint="eastAsia"/>
+        </w:rPr>
+        <w:t>1.</w:t>
+      </w:r>
+      <w:r>
+        <w:rPr>
+          <w:rFonts w:hint="eastAsia"/>
+        </w:rPr>
+        <w:t>3</w:t>
+      </w:r>
+      <w:r>
+        <w:rPr>
+          <w:rFonts w:hint="eastAsia"/>
+        </w:rPr>
+        <w:t>技术路线</w:t>
+      </w:r>
+      <w:bookmarkEnd w:id="3"/>
+    </w:p>
+    <w:p>
+      <w:pPr>
+        <w:spacing w:after="156"/>
+      </w:pPr>
+      <w:r>
+        <w:t>本项目的技术路线围绕智能</w:t>
+      </w:r>
+      <w:proofErr w:type="gramStart"/>
+      <w:r>
+        <w:t>体核心</w:t>
+      </w:r>
+      <w:proofErr w:type="gramEnd"/>
+      <w:r>
+        <w:t>能力展开，整体架构采用主从式智能体架构。</w:t>
+      </w:r>
+    </w:p>
+    <w:p>
+      <w:pPr>
+        <w:spacing w:after="156"/>
+      </w:pPr>
+      <w:r>
+        <w:t>在智能体框架选择上，本项目使用</w:t>
+      </w:r>
+      <w:r>
+        <w:t xml:space="preserve"> </w:t>
+      </w:r>
+      <w:proofErr w:type="spellStart"/>
+      <w:r>
+        <w:t>LangGraph</w:t>
+      </w:r>
+      <w:proofErr w:type="spellEnd"/>
+      <w:r>
+        <w:t xml:space="preserve"> </w:t>
+      </w:r>
+      <w:r>
+        <w:t>作为核心开发框架。</w:t>
+      </w:r>
+      <w:proofErr w:type="spellStart"/>
+      <w:r>
+        <w:t>LangGraph</w:t>
+      </w:r>
+      <w:proofErr w:type="spellEnd"/>
+      <w:r>
+        <w:t xml:space="preserve"> </w:t>
+      </w:r>
+      <w:r>
+        <w:t>提供了基于</w:t>
+      </w:r>
+      <w:proofErr w:type="gramStart"/>
+      <w:r>
+        <w:t>图结构</w:t>
+      </w:r>
+      <w:proofErr w:type="gramEnd"/>
+      <w:r>
+        <w:t>的状态管理能力，可以清晰定义智能体处理用户请求的每一个步骤，包括意图识别、数据获取、推理决策和结果生成，同时</w:t>
+      </w:r>
+      <w:proofErr w:type="gramStart"/>
+      <w:r>
+        <w:t>天然支持</w:t>
+      </w:r>
+      <w:proofErr w:type="gramEnd"/>
+      <w:r>
+        <w:t>多轮对话中的状态保持和流程分支控制。</w:t>
+      </w:r>
+    </w:p>
+    <w:p>
+      <w:pPr>
+        <w:spacing w:after="156"/>
+      </w:pPr>
+      <w:r>
+        <w:t>在工具调用方面，智能</w:t>
+      </w:r>
+      <w:proofErr w:type="gramStart"/>
+      <w:r>
+        <w:t>体需要</w:t>
+      </w:r>
+      <w:proofErr w:type="gramEnd"/>
+      <w:r>
+        <w:t>具备调用</w:t>
+      </w:r>
+      <w:proofErr w:type="gramStart"/>
+      <w:r>
+        <w:t>外部能力</w:t>
+      </w:r>
+      <w:proofErr w:type="gramEnd"/>
+      <w:r>
+        <w:t>的能力。具体来说，智能体将定义两个核心工具：天气查询工具用于调用天气应用程序编程接口获取实时天气数据并做初步解读，衣橱检索工具用于从用户衣橱中查找符合当前天气和场合条件的衣物。</w:t>
+      </w:r>
+    </w:p>
+    <w:p>
+      <w:pPr>
+        <w:spacing w:after="156"/>
+      </w:pPr>
+      <w:r>
+        <w:t>在记忆机制方面，本项目采用分层记忆设计。对话窗口记忆用于维持当前会话的上下文，让智能体能够理解用户在当前对话中的连续提问。衣橱数据以</w:t>
+      </w:r>
+      <w:r>
+        <w:t xml:space="preserve"> JSON </w:t>
+      </w:r>
+      <w:proofErr w:type="gramStart"/>
+      <w:r>
+        <w:t>格式本地</w:t>
+      </w:r>
+      <w:proofErr w:type="gramEnd"/>
+      <w:r>
+        <w:t>存储，检索采用规则过滤（温度范围匹配</w:t>
+      </w:r>
+      <w:r>
+        <w:t xml:space="preserve"> + </w:t>
+      </w:r>
+      <w:r>
+        <w:t>场合标签匹配）。</w:t>
+      </w:r>
+    </w:p>
+    <w:p>
+      <w:pPr>
+        <w:spacing w:after="156"/>
+      </w:pPr>
+      <w:r>
+        <w:t>在检索增强生成方面，衣橱检索模块采用规则过滤技术。当用户询问穿搭建议时，智能体会将当前的天气条件和场合类型组合成过滤条件，在衣橱中筛选符合条件的衣物，然后将检索结果作为上下文传递给大语言模型，让模型基于真实存在的衣物生成建议，而不是凭空编造。</w:t>
       </w:r>
     </w:p>
     <w:p>
@@ -876,65 +4897,7 @@
       </w:pPr>
       <w:r>
         <w:lastRenderedPageBreak/>
-        <w:t>其次是决策质量的提升。智能体基于实时天气数据、用户真实衣橱信息和明确的搭配规则给出建议，比用户凭感觉做出的选择更加可靠和一致。</w:t>
-      </w:r>
-    </w:p>
-    <w:p>
-      <w:pPr>
-        <w:spacing w:after="156"/>
-      </w:pPr>
-      <w:r>
-        <w:t>第三是学习能力。智能体可以记住用户不喜欢穿什么、喜欢什么风格，随着使用次数的增加，推荐结果会越来越贴合用户的真实偏好，真正做到越用越懂你。</w:t>
-      </w:r>
-    </w:p>
-    <w:p>
-      <w:pPr>
-        <w:spacing w:after="156"/>
-      </w:pPr>
-      <w:r>
-        <w:t>第四是趣味性，智能体可以给穿搭过程增加一些探索和惊喜感，帮助用户发现自己衣橱中原本被忽略的搭配可能。</w:t>
-      </w:r>
-    </w:p>
-    <w:p>
-      <w:pPr>
-        <w:pStyle w:val="2"/>
-        <w:rPr>
-          <w:rFonts w:hint="eastAsia"/>
-        </w:rPr>
-      </w:pPr>
-      <w:r>
-        <w:rPr>
-          <w:rFonts w:hint="eastAsia"/>
-        </w:rPr>
-        <w:t>1.</w:t>
-      </w:r>
-      <w:r>
-        <w:rPr>
-          <w:rFonts w:hint="eastAsia"/>
-        </w:rPr>
-        <w:t>3</w:t>
-      </w:r>
-      <w:r>
-        <w:rPr>
-          <w:rFonts w:hint="eastAsia"/>
-        </w:rPr>
-        <w:t>技术路线</w:t>
-      </w:r>
-    </w:p>
-    <w:p>
-      <w:pPr>
-        <w:spacing w:after="156"/>
-      </w:pPr>
-      <w:r>
-        <w:t>本项目的技术路线围绕智能体核心能力展开，整体架构采用主从式智能体架构。</w:t>
-      </w:r>
-    </w:p>
-    <w:p>
-      <w:pPr>
-        <w:spacing w:after="156"/>
-      </w:pPr>
-      <w:r>
-        <w:t>在智能体框架选择上，本项目使用</w:t>
+        <w:t>在智能体架构设计上，本项目采用主从式结构，以</w:t>
       </w:r>
       <w:r>
         <w:t xml:space="preserve"> </w:t>
@@ -948,75 +4911,6 @@
         <w:t xml:space="preserve"> </w:t>
       </w:r>
       <w:r>
-        <w:t>作为核心开发框架。</w:t>
-      </w:r>
-      <w:proofErr w:type="spellStart"/>
-      <w:r>
-        <w:t>LangGraph</w:t>
-      </w:r>
-      <w:proofErr w:type="spellEnd"/>
-      <w:r>
-        <w:t xml:space="preserve"> </w:t>
-      </w:r>
-      <w:r>
-        <w:t>提供了基于图结构的状态管理能力，可以清晰定义智能体处理用户请求的每一个步骤，包括意图识别、数据获取、推理决策和结果生成，同时天然支持多轮对话中的状态保持和流程分支控制。</w:t>
-      </w:r>
-    </w:p>
-    <w:p>
-      <w:pPr>
-        <w:spacing w:after="156"/>
-      </w:pPr>
-      <w:r>
-        <w:t>在工具调用方面，智能体需要具备调用外部能力的能力。具体来说，智能体将定义两个核心工具：天气查询工具用于调用天气应用程序编程接口获取实时天气数据并做初步解读，衣橱检索工具用于从用户衣橱中查找符合当前天气和场合条件的衣物。</w:t>
-      </w:r>
-    </w:p>
-    <w:p>
-      <w:pPr>
-        <w:spacing w:after="156"/>
-      </w:pPr>
-      <w:r>
-        <w:t>在记忆机制方面，本项目采用分层记忆设计。对话窗口记忆用于维持当前会话的上下文，让智能体能够理解用户在当前对话中的连续提问。衣橱数据以</w:t>
-      </w:r>
-      <w:r>
-        <w:t xml:space="preserve"> JSON </w:t>
-      </w:r>
-      <w:r>
-        <w:t>格式本地存储，检索采用规则过滤（温度范围匹配</w:t>
-      </w:r>
-      <w:r>
-        <w:t xml:space="preserve"> + </w:t>
-      </w:r>
-      <w:r>
-        <w:t>场合标签匹配）。</w:t>
-      </w:r>
-    </w:p>
-    <w:p>
-      <w:pPr>
-        <w:spacing w:after="156"/>
-      </w:pPr>
-      <w:r>
-        <w:t>在检索增强生成方面，衣橱检索模块采用规则过滤技术。当用户询问穿搭建议时，智能体会将当前的天气条件和场合类型组合成过滤条件，在衣橱中筛选符合条件的衣物，然后将检索结果作为上下文传递给大语言模型，让模型基于真实存在的衣物生成建议，而不是凭空编造。</w:t>
-      </w:r>
-    </w:p>
-    <w:p>
-      <w:pPr>
-        <w:spacing w:after="156"/>
-      </w:pPr>
-      <w:r>
-        <w:t>在智能体架构设计上，本项目采用主从式结构，以</w:t>
-      </w:r>
-      <w:r>
-        <w:t xml:space="preserve"> </w:t>
-      </w:r>
-      <w:proofErr w:type="spellStart"/>
-      <w:r>
-        <w:t>LangGraph</w:t>
-      </w:r>
-      <w:proofErr w:type="spellEnd"/>
-      <w:r>
-        <w:t xml:space="preserve"> </w:t>
-      </w:r>
-      <w:r>
         <w:t>作为编排框架。核心只有一个主控智能体，负责整个对话流程的编排和执行；天气工具和衣橱工具作为</w:t>
       </w:r>
       <w:r>
@@ -1029,11 +4923,23 @@
         <w:t>”</w:t>
       </w:r>
       <w:r>
-        <w:t>组件，由主控智能体按需调用。主控智能体首先对用户输入进行意图分类，识别出用户是想问穿搭、查天气还是管理衣橱。根据意图类型，主控智能体依次调用相应的工具函数完成子任务：当需要穿搭建议时，先调用</w:t>
-      </w:r>
-      <w:r>
-        <w:lastRenderedPageBreak/>
-        <w:t>天气工具获取实时天气数据，再调用衣橱工具检索符合条件的衣物，最后将天气数据和衣橱候选整合到提示词中，调用大语言模型生成最终的穿搭建议。这种设计的优势在于架构简洁，所有状态由主控智能体统一管理，避免了多智能体之间复杂的通信和协调开销。工具函数作为智能体的</w:t>
+        <w:t>组件，由主控智能体按需调用。主控智能</w:t>
+      </w:r>
+      <w:proofErr w:type="gramStart"/>
+      <w:r>
+        <w:t>体首先</w:t>
+      </w:r>
+      <w:proofErr w:type="gramEnd"/>
+      <w:r>
+        <w:t>对用户输入进行意图分类，识别出用户是想问穿搭、查天气还是管理衣橱。根据意图类型，主控智能体依次调用相应的工具函数完成子任务：当需要穿搭建议时，先调用天气工具获取实时天气数据，再调用衣橱工具检索符合条件的衣物，最后将天气数据和衣橱候选整合到提示词中，调用大语言模型生成最终的穿搭建议。这种设计的优势在于架构简洁，所有状态由主控智能体统</w:t>
+      </w:r>
+      <w:proofErr w:type="gramStart"/>
+      <w:r>
+        <w:t>一</w:t>
+      </w:r>
+      <w:proofErr w:type="gramEnd"/>
+      <w:r>
+        <w:t>管理，避免了多智能体之间复杂的通信和协调开销。工具函数作为智能体的</w:t>
       </w:r>
       <w:r>
         <w:t>“</w:t>
@@ -1053,15 +4959,31 @@
         <w:spacing w:after="156"/>
       </w:pPr>
       <w:r>
-        <w:t>在开发流程上，本项目遵循规格驱动开发方法论，先完成产品规格、架构规格和接口规格的设计文档，再进行代码实现。在交付节奏上，第一周完成最小可行产品版本，实现天气查询加固定建议的基础功能，第二周完成增强版本，加入衣橱检索和个性化推荐，最终完成完整的系统演示和文档撰写。</w:t>
-      </w:r>
-    </w:p>
-    <w:p>
-      <w:pPr>
-        <w:spacing w:after="156"/>
-      </w:pPr>
-      <w:r>
-        <w:t>在部署和评估方面，项目支持本地命令行运行和简单的网页界面两种使用方式。评估将包括功能测试验证各个工具是否正确工作，效果评估对比智能体建议与人工建议的质量差异，以及性能测试记录每次请求的耗时和令牌消耗。可观测性方面将通过日志记录智能体的每一步决策过程，便于调试和改进。</w:t>
+        <w:t>在开发流程上，本项目遵循规格驱动开发方法论，先完成产品规格、架构规格和接口规格的设计文档，再进行代码实现。在交付节奏上，第一周完成最小可行产品版本，实现天气查询</w:t>
+      </w:r>
+      <w:proofErr w:type="gramStart"/>
+      <w:r>
+        <w:t>加固定</w:t>
+      </w:r>
+      <w:proofErr w:type="gramEnd"/>
+      <w:r>
+        <w:t>建议的基础功能，第二周完成增强版本，加入衣橱检索和个性化推荐，最终完成完整的系统演示和文档撰写。</w:t>
+      </w:r>
+    </w:p>
+    <w:p>
+      <w:pPr>
+        <w:spacing w:after="156"/>
+      </w:pPr>
+      <w:r>
+        <w:t>在部署和评估方面，项目支持本地命令行运行和简单的网页界面两种使用方式。评估将包括功能测试验证各个工具是否正确工作，效果评估对比智能</w:t>
+      </w:r>
+      <w:proofErr w:type="gramStart"/>
+      <w:r>
+        <w:t>体建议</w:t>
+      </w:r>
+      <w:proofErr w:type="gramEnd"/>
+      <w:r>
+        <w:t>与人工建议的质量差异，以及性能测试记录每次请求的耗时和令牌消耗。可观测性方面将通过日志记录智能体的每一步决策过程，便于调试和改进。</w:t>
       </w:r>
     </w:p>
     <w:p>
@@ -1073,6 +4995,7 @@
         </w:numPr>
         <w:spacing w:after="156"/>
       </w:pPr>
+      <w:bookmarkStart w:id="4" w:name="_Toc232159568"/>
       <w:r>
         <w:rPr>
           <w:rFonts w:hint="eastAsia"/>
@@ -1085,6 +5008,7 @@
         </w:rPr>
         <w:t>规格文档</w:t>
       </w:r>
+      <w:bookmarkEnd w:id="4"/>
     </w:p>
     <w:p>
       <w:pPr>
@@ -1093,24 +5017,28 @@
           <w:rFonts w:hint="eastAsia"/>
         </w:rPr>
       </w:pPr>
+      <w:bookmarkStart w:id="5" w:name="_Toc232159569"/>
       <w:r>
         <w:t>2.1 Product Spec</w:t>
       </w:r>
       <w:r>
         <w:t>（产品规格）</w:t>
       </w:r>
+      <w:bookmarkEnd w:id="5"/>
     </w:p>
     <w:p>
       <w:pPr>
         <w:pStyle w:val="3"/>
         <w:spacing w:after="156"/>
       </w:pPr>
+      <w:bookmarkStart w:id="6" w:name="_Toc232159570"/>
       <w:r>
         <w:t xml:space="preserve">2.1.1 </w:t>
       </w:r>
       <w:r>
         <w:t>用户角色</w:t>
       </w:r>
+      <w:bookmarkEnd w:id="6"/>
     </w:p>
     <w:p>
       <w:pPr>
@@ -1132,7 +5060,15 @@
         <w:t>普通用户</w:t>
       </w:r>
       <w:r>
-        <w:t>：已完成衣橱初始化的用户，可以使用完整的穿搭推荐、衣橱管理和偏好学习功能。</w:t>
+        <w:t>：已完成衣橱初始化的用户，可以使用完整</w:t>
+      </w:r>
+      <w:proofErr w:type="gramStart"/>
+      <w:r>
+        <w:t>的穿搭推荐</w:t>
+      </w:r>
+      <w:proofErr w:type="gramEnd"/>
+      <w:r>
+        <w:t>、衣橱管理和偏好学习功能。</w:t>
       </w:r>
     </w:p>
     <w:p>
@@ -1155,18 +5091,21 @@
         <w:pStyle w:val="3"/>
         <w:spacing w:after="156"/>
       </w:pPr>
+      <w:bookmarkStart w:id="7" w:name="_Toc232159571"/>
       <w:r>
         <w:t xml:space="preserve">2.1.2 </w:t>
       </w:r>
       <w:r>
         <w:t>用户故事</w:t>
       </w:r>
-    </w:p>
-    <w:p>
-      <w:pPr>
-        <w:spacing w:after="156"/>
-      </w:pPr>
-      <w:r>
+      <w:bookmarkEnd w:id="7"/>
+    </w:p>
+    <w:p>
+      <w:pPr>
+        <w:spacing w:after="156"/>
+      </w:pPr>
+      <w:r>
+        <w:lastRenderedPageBreak/>
         <w:t>以下是本系统支持的用户故事，按功能模块组织。</w:t>
       </w:r>
     </w:p>
@@ -1174,105 +5113,69 @@
       <w:pPr>
         <w:spacing w:after="156"/>
       </w:pPr>
+      <w:proofErr w:type="gramStart"/>
       <w:r>
         <w:rPr>
           <w:b/>
           <w:bCs/>
         </w:rPr>
-        <w:t>穿搭推荐模块</w:t>
-      </w:r>
-    </w:p>
-    <w:p>
-      <w:pPr>
-        <w:spacing w:after="156"/>
-      </w:pPr>
-      <w:r>
-        <w:t>作为一个普通用户，我希望用自然语言提问</w:t>
-      </w:r>
-      <w:r>
-        <w:t>“</w:t>
-      </w:r>
-      <w:r>
-        <w:t>今天穿什么</w:t>
-      </w:r>
-      <w:r>
-        <w:t>”</w:t>
-      </w:r>
-      <w:r>
-        <w:t>，系统能够自动结合天气和我的衣橱给出建议，以便我不需要手动查询多个信息源。</w:t>
-      </w:r>
-    </w:p>
-    <w:p>
-      <w:pPr>
-        <w:spacing w:after="156"/>
-      </w:pPr>
-      <w:r>
-        <w:lastRenderedPageBreak/>
-        <w:t>作为一个普通用户，我希望系统能根据当天的日程场合（如会议、约会、运动）调整推荐结果，以便我在不同场景下都能穿着得体。</w:t>
-      </w:r>
-    </w:p>
-    <w:p>
-      <w:pPr>
-        <w:spacing w:after="156"/>
-      </w:pPr>
-      <w:r>
-        <w:t>作为一个普通用户，我希望系统在给出建议的同时说明推荐理由，例如</w:t>
-      </w:r>
-      <w:r>
-        <w:t>“</w:t>
-      </w:r>
-      <w:r>
-        <w:t>因为今天降温且有雨，推荐你穿防水外套</w:t>
-      </w:r>
-      <w:r>
-        <w:t>”</w:t>
-      </w:r>
-      <w:r>
-        <w:t>，以便我理解并信任系统的判断。</w:t>
-      </w:r>
-    </w:p>
-    <w:p>
-      <w:pPr>
-        <w:spacing w:after="156"/>
-      </w:pPr>
+        <w:t>穿搭推荐</w:t>
+      </w:r>
+      <w:proofErr w:type="gramEnd"/>
       <w:r>
         <w:rPr>
           <w:b/>
           <w:bCs/>
         </w:rPr>
-        <w:t>衣橱管理模块</w:t>
-      </w:r>
-    </w:p>
-    <w:p>
-      <w:pPr>
-        <w:spacing w:after="156"/>
-      </w:pPr>
-      <w:r>
-        <w:t>作为一个普通用户，我希望能够查看当前衣橱中的所有衣物，以便了解自己拥有什么。</w:t>
-      </w:r>
-    </w:p>
-    <w:p>
-      <w:pPr>
-        <w:spacing w:after="156"/>
-      </w:pPr>
-      <w:r>
-        <w:t>作为一个普通用户，我希望能够添加新衣物到衣橱，包括填写衣物的名称、类别、颜色、材质和适宜温度范围，以便衣橱数据保持完整。</w:t>
-      </w:r>
-    </w:p>
-    <w:p>
-      <w:pPr>
-        <w:spacing w:after="156"/>
-      </w:pPr>
-      <w:r>
-        <w:t>作为一个普通用户，我希望能够删除不再拥有的衣物，以便衣橱数据保持准确。</w:t>
-      </w:r>
-    </w:p>
-    <w:p>
-      <w:pPr>
-        <w:spacing w:after="156"/>
-      </w:pPr>
-      <w:r>
-        <w:t>作为一个普通用户，我希望能够更新衣物的信息，例如修改衣物的颜色或材质，以便纠正录入错误。</w:t>
+        <w:t>模块</w:t>
+      </w:r>
+    </w:p>
+    <w:p>
+      <w:pPr>
+        <w:spacing w:after="156"/>
+      </w:pPr>
+      <w:r>
+        <w:t>作为一个普通用户，我希望用自然语言提问</w:t>
+      </w:r>
+      <w:r>
+        <w:t>“</w:t>
+      </w:r>
+      <w:r>
+        <w:t>今天穿什么</w:t>
+      </w:r>
+      <w:r>
+        <w:t>”</w:t>
+      </w:r>
+      <w:r>
+        <w:t>，系统能够自动结合天气和我的衣橱给出建议，以便我不需要手动查询多个信息源。</w:t>
+      </w:r>
+    </w:p>
+    <w:p>
+      <w:pPr>
+        <w:spacing w:after="156"/>
+      </w:pPr>
+      <w:r>
+        <w:t>作为一个普通用户，我希望系统能根据当天的日程场合（如会议、约会、运动）调整推荐结果，以便我在不同场景下都能穿着得体。</w:t>
+      </w:r>
+    </w:p>
+    <w:p>
+      <w:pPr>
+        <w:spacing w:after="156"/>
+      </w:pPr>
+      <w:r>
+        <w:t>作为一个普通用户，我希望系统在给出建议的同时说明推荐理由，例如</w:t>
+      </w:r>
+      <w:r>
+        <w:t>“</w:t>
+      </w:r>
+      <w:r>
+        <w:t>因为今天降温且有雨，推荐你穿防水外套</w:t>
+      </w:r>
+      <w:r>
+        <w:t>”</w:t>
+      </w:r>
+      <w:r>
+        <w:t>，以便我理解并信任系统的判断。</w:t>
       </w:r>
     </w:p>
     <w:p>
@@ -1284,31 +5187,39 @@
           <w:b/>
           <w:bCs/>
         </w:rPr>
-        <w:t>偏好学习模块</w:t>
-      </w:r>
-    </w:p>
-    <w:p>
-      <w:pPr>
-        <w:spacing w:after="156"/>
-      </w:pPr>
-      <w:r>
-        <w:t>作为一个普通用户，我希望系统能记住我不喜欢的颜色和材质，例如我不喜欢穿红色或者不喜欢羊毛材质，以便后续推荐自动避开这些衣物。</w:t>
-      </w:r>
-    </w:p>
-    <w:p>
-      <w:pPr>
-        <w:spacing w:after="156"/>
-      </w:pPr>
-      <w:r>
-        <w:t>作为一个普通用户，我希望系统能记住我偏好的风格，例如我更喜欢休闲风格而不是正式风格，以便推荐结果更贴合我的审美。</w:t>
-      </w:r>
-    </w:p>
-    <w:p>
-      <w:pPr>
-        <w:spacing w:after="156"/>
-      </w:pPr>
-      <w:r>
-        <w:t>作为一个普通用户，我希望能够查看和手动删除已记录的偏好，以便纠正系统错误记忆的偏好。</w:t>
+        <w:t>衣橱管理模块</w:t>
+      </w:r>
+    </w:p>
+    <w:p>
+      <w:pPr>
+        <w:spacing w:after="156"/>
+      </w:pPr>
+      <w:r>
+        <w:t>作为一个普通用户，我希望能够查看当前衣橱中的所有衣物，以便了解自己拥有什么。</w:t>
+      </w:r>
+    </w:p>
+    <w:p>
+      <w:pPr>
+        <w:spacing w:after="156"/>
+      </w:pPr>
+      <w:r>
+        <w:t>作为一个普通用户，我希望能够添加新衣物到衣橱，包括填写衣物的名称、类别、颜色、材质和适宜温度范围，以便衣橱数据保持完整。</w:t>
+      </w:r>
+    </w:p>
+    <w:p>
+      <w:pPr>
+        <w:spacing w:after="156"/>
+      </w:pPr>
+      <w:r>
+        <w:t>作为一个普通用户，我希望能够删除不再拥有的衣物，以便衣橱数据保持准确。</w:t>
+      </w:r>
+    </w:p>
+    <w:p>
+      <w:pPr>
+        <w:spacing w:after="156"/>
+      </w:pPr>
+      <w:r>
+        <w:t>作为一个普通用户，我希望能够更新衣物的信息，例如修改衣物的颜色或材质，以便纠正录入错误。</w:t>
       </w:r>
     </w:p>
     <w:p>
@@ -1320,57 +5231,31 @@
           <w:b/>
           <w:bCs/>
         </w:rPr>
-        <w:t>基础功能模块</w:t>
-      </w:r>
-    </w:p>
-    <w:p>
-      <w:pPr>
-        <w:spacing w:after="156"/>
-      </w:pPr>
-      <w:r>
-        <w:t>作为一个访客，我希望在不注册和初始化衣橱的情况下也能获得基于天气的基础穿搭建议，以便快速体验系统功能。</w:t>
-      </w:r>
-    </w:p>
-    <w:p>
-      <w:pPr>
-        <w:spacing w:after="156"/>
-      </w:pPr>
-      <w:r>
-        <w:t>作为一个用户，我希望能够获得当日天气的简要信息，包括温度、天气状况、湿度和风速，以便了解室外环境。</w:t>
-      </w:r>
-    </w:p>
-    <w:p>
-      <w:pPr>
-        <w:pStyle w:val="3"/>
-        <w:spacing w:after="156"/>
-      </w:pPr>
-      <w:r>
-        <w:t xml:space="preserve">2.1.3 </w:t>
-      </w:r>
-      <w:r>
-        <w:t>功能列表</w:t>
-      </w:r>
-    </w:p>
-    <w:p>
-      <w:pPr>
-        <w:spacing w:after="156"/>
-      </w:pPr>
-      <w:r>
-        <w:t>本节采用</w:t>
-      </w:r>
-      <w:r>
-        <w:t xml:space="preserve"> </w:t>
-      </w:r>
-      <w:proofErr w:type="spellStart"/>
-      <w:r>
-        <w:t>MoSCoW</w:t>
-      </w:r>
-      <w:proofErr w:type="spellEnd"/>
-      <w:r>
-        <w:t xml:space="preserve"> </w:t>
-      </w:r>
-      <w:r>
-        <w:t>方法对功能进行优先级划分。</w:t>
+        <w:t>偏好学习模块</w:t>
+      </w:r>
+    </w:p>
+    <w:p>
+      <w:pPr>
+        <w:spacing w:after="156"/>
+      </w:pPr>
+      <w:r>
+        <w:t>作为一个普通用户，我希望系统能记住我不喜欢的颜色和材质，例如我不喜欢穿红色或者不喜欢羊毛材质，以便后续推荐自动避开这些衣物。</w:t>
+      </w:r>
+    </w:p>
+    <w:p>
+      <w:pPr>
+        <w:spacing w:after="156"/>
+      </w:pPr>
+      <w:r>
+        <w:t>作为一个普通用户，我希望系统能记住我偏好的风格，例如我更喜欢休闲风格而不是正式风格，以便推荐结果更贴合我的审美。</w:t>
+      </w:r>
+    </w:p>
+    <w:p>
+      <w:pPr>
+        <w:spacing w:after="156"/>
+      </w:pPr>
+      <w:r>
+        <w:t>作为一个普通用户，我希望能够查看和手动删除已记录的偏好，以便纠正系统错误记忆的偏好。</w:t>
       </w:r>
     </w:p>
     <w:p>
@@ -1382,315 +5267,336 @@
           <w:b/>
           <w:bCs/>
         </w:rPr>
-        <w:t>Must Have</w:t>
-      </w:r>
+        <w:t>基础功能模块</w:t>
+      </w:r>
+    </w:p>
+    <w:p>
+      <w:pPr>
+        <w:spacing w:after="156"/>
+      </w:pPr>
+      <w:r>
+        <w:t>作为一个访客，我希望在不注册和初始化衣橱的情况下也能获得基于天气的基础穿搭建议，以便快速体验系统功能。</w:t>
+      </w:r>
+    </w:p>
+    <w:p>
+      <w:pPr>
+        <w:spacing w:after="156"/>
+      </w:pPr>
+      <w:r>
+        <w:lastRenderedPageBreak/>
+        <w:t>作为一个用户，我希望能够获得当日天气的简要信息，包括温度、天气状况、湿度和风速，以便了解室外环境。</w:t>
+      </w:r>
+    </w:p>
+    <w:p>
+      <w:pPr>
+        <w:pStyle w:val="3"/>
+        <w:spacing w:after="156"/>
+      </w:pPr>
+      <w:bookmarkStart w:id="8" w:name="_Toc232159572"/>
+      <w:r>
+        <w:t xml:space="preserve">2.1.3 </w:t>
+      </w:r>
+      <w:r>
+        <w:t>功能列表</w:t>
+      </w:r>
+      <w:bookmarkEnd w:id="8"/>
+    </w:p>
+    <w:p>
+      <w:pPr>
+        <w:spacing w:after="156"/>
+      </w:pPr>
+      <w:r>
+        <w:t>本节采用</w:t>
+      </w:r>
+      <w:r>
+        <w:t xml:space="preserve"> </w:t>
+      </w:r>
+      <w:proofErr w:type="spellStart"/>
+      <w:r>
+        <w:t>MoSCoW</w:t>
+      </w:r>
+      <w:proofErr w:type="spellEnd"/>
+      <w:r>
+        <w:t xml:space="preserve"> </w:t>
+      </w:r>
+      <w:r>
+        <w:t>方法对功能进行优先级划分。</w:t>
+      </w:r>
+    </w:p>
+    <w:p>
+      <w:pPr>
+        <w:spacing w:after="156"/>
+      </w:pPr>
       <w:r>
         <w:rPr>
           <w:b/>
           <w:bCs/>
         </w:rPr>
-        <w:t>（必须实现，</w:t>
+        <w:t>Must Have</w:t>
       </w:r>
       <w:r>
         <w:rPr>
           <w:b/>
           <w:bCs/>
         </w:rPr>
-        <w:t xml:space="preserve">MVP </w:t>
+        <w:t>（必须实现，</w:t>
       </w:r>
       <w:r>
         <w:rPr>
           <w:b/>
           <w:bCs/>
         </w:rPr>
-        <w:t>必备）</w:t>
-      </w:r>
-    </w:p>
-    <w:p>
-      <w:pPr>
-        <w:spacing w:after="156"/>
-      </w:pPr>
-      <w:r>
-        <w:lastRenderedPageBreak/>
-        <w:t>天气查询功能：系统能够调用外部天气应用程序编程接口，获取指定城市的实时温度、天气状况、湿度、风速和紫外线指数。</w:t>
-      </w:r>
-    </w:p>
-    <w:p>
-      <w:pPr>
-        <w:spacing w:after="156"/>
-      </w:pPr>
-      <w:r>
-        <w:t>基于天气的基础穿搭建议：系统能够根据温度区间给出通用的穿衣建议，例如温度低于十度建议穿羽绒服，温度在十度到二十度之间建议穿薄外套。</w:t>
-      </w:r>
-    </w:p>
-    <w:p>
-      <w:pPr>
-        <w:spacing w:after="156"/>
-      </w:pPr>
-      <w:r>
-        <w:t>自然语言对话交互：用户可以通过命令行或简单的网页界面输入自然语言问题，系统能够理解并响应。</w:t>
-      </w:r>
-    </w:p>
-    <w:p>
-      <w:pPr>
-        <w:spacing w:after="156"/>
-      </w:pPr>
-      <w:r>
-        <w:t>环境变量配置：所有应用程序编程接口密钥必须通过环境变量配置，不得硬编码在代码中。</w:t>
-      </w:r>
-    </w:p>
-    <w:p>
-      <w:pPr>
-        <w:spacing w:after="156"/>
-      </w:pPr>
+        <w:t xml:space="preserve">MVP </w:t>
+      </w:r>
       <w:r>
         <w:rPr>
           <w:b/>
           <w:bCs/>
         </w:rPr>
-        <w:t>Should Have</w:t>
-      </w:r>
+        <w:t>必备）</w:t>
+      </w:r>
+    </w:p>
+    <w:p>
+      <w:pPr>
+        <w:spacing w:after="156"/>
+      </w:pPr>
+      <w:r>
+        <w:t>天气查询功能：系统能够调用外部天气应用程序编程接口，获取指定城市的实时温度、天气状况、湿度、风速和紫外线指数。</w:t>
+      </w:r>
+    </w:p>
+    <w:p>
+      <w:pPr>
+        <w:spacing w:after="156"/>
+      </w:pPr>
+      <w:r>
+        <w:t>基于天气的基础穿搭建议：系统能够根据温度区间给出通用的穿衣建议，例如温度低于十度建议穿羽绒服，温度在十度到二十度之间建议穿薄外套。</w:t>
+      </w:r>
+    </w:p>
+    <w:p>
+      <w:pPr>
+        <w:spacing w:after="156"/>
+      </w:pPr>
+      <w:r>
+        <w:t>自然语言对话交互：用户可以通过命令行或简单的网页界面输入自然语言问题，系统能够理解并响应。</w:t>
+      </w:r>
+    </w:p>
+    <w:p>
+      <w:pPr>
+        <w:spacing w:after="156"/>
+      </w:pPr>
+      <w:r>
+        <w:t>环境变量配置：所有应用程序编程接口密钥必须通过环境变量配置，不得硬编码在代码中。</w:t>
+      </w:r>
+    </w:p>
+    <w:p>
+      <w:pPr>
+        <w:spacing w:after="156"/>
+      </w:pPr>
       <w:r>
         <w:rPr>
           <w:b/>
           <w:bCs/>
         </w:rPr>
-        <w:t>（应该实现，增强版包含）</w:t>
-      </w:r>
-    </w:p>
-    <w:p>
-      <w:pPr>
-        <w:spacing w:after="156"/>
-      </w:pPr>
-      <w:r>
-        <w:t>衣橱管理功能：用户能够查看、添加、删除和更新衣橱中的衣物，数据存储在本地的</w:t>
-      </w:r>
-      <w:r>
-        <w:t xml:space="preserve"> JSON </w:t>
-      </w:r>
-      <w:r>
-        <w:t>文件或轻量级数据库中。</w:t>
-      </w:r>
-    </w:p>
-    <w:p>
-      <w:pPr>
-        <w:spacing w:after="156"/>
-      </w:pPr>
-      <w:r>
-        <w:t>基于衣橱的个性化推荐：系统能够从用户衣橱中检索符合条件的衣物，并基于真实存在的衣物生成推荐，而非凭空编造。</w:t>
-      </w:r>
-    </w:p>
-    <w:p>
-      <w:pPr>
-        <w:spacing w:after="156"/>
-      </w:pPr>
-      <w:r>
-        <w:t>场合适配功能：系统能够识别用户提问中隐含的场合信息，例如</w:t>
-      </w:r>
-      <w:r>
-        <w:t>“</w:t>
-      </w:r>
-      <w:r>
-        <w:t>面试</w:t>
-      </w:r>
-      <w:r>
-        <w:t>”“</w:t>
-      </w:r>
-      <w:r>
-        <w:t>约会</w:t>
-      </w:r>
-      <w:r>
-        <w:t>”“</w:t>
-      </w:r>
-      <w:r>
-        <w:t>运动</w:t>
-      </w:r>
-      <w:r>
-        <w:t>”</w:t>
-      </w:r>
-      <w:r>
-        <w:t>，并根据场合调整推荐策略。</w:t>
-      </w:r>
-    </w:p>
-    <w:p>
-      <w:pPr>
-        <w:spacing w:after="156"/>
-      </w:pPr>
-      <w:r>
-        <w:t>多轮对话上下文：系统能够记住当前对话中用户之前的提问和回答，支持连续追问，例如用户问</w:t>
-      </w:r>
-      <w:r>
-        <w:t>“</w:t>
-      </w:r>
-      <w:r>
-        <w:t>那明天呢</w:t>
-      </w:r>
-      <w:r>
-        <w:t>”</w:t>
-      </w:r>
-      <w:r>
-        <w:t>时自动基于明天的天气推荐。</w:t>
-      </w:r>
-    </w:p>
-    <w:p>
-      <w:pPr>
-        <w:spacing w:after="156"/>
-      </w:pPr>
+        <w:t>Should Have</w:t>
+      </w:r>
       <w:r>
         <w:rPr>
           <w:b/>
           <w:bCs/>
         </w:rPr>
-        <w:t>Could Have</w:t>
-      </w:r>
+        <w:t>（应该实现，增强版包含）</w:t>
+      </w:r>
+    </w:p>
+    <w:p>
+      <w:pPr>
+        <w:spacing w:after="156"/>
+      </w:pPr>
+      <w:r>
+        <w:t>衣橱管理功能：用户能够查看、添加、删除和更新衣橱中的衣物，数据存储在本地的</w:t>
+      </w:r>
+      <w:r>
+        <w:t xml:space="preserve"> JSON </w:t>
+      </w:r>
+      <w:r>
+        <w:t>文件或轻量级数据库中。</w:t>
+      </w:r>
+    </w:p>
+    <w:p>
+      <w:pPr>
+        <w:spacing w:after="156"/>
+      </w:pPr>
+      <w:r>
+        <w:t>基于衣橱的个性化推荐：系统能够从用户衣橱中检索符合条件的衣物，并基于真实存在的衣物生成推荐，而非凭空编造。</w:t>
+      </w:r>
+    </w:p>
+    <w:p>
+      <w:pPr>
+        <w:spacing w:after="156"/>
+      </w:pPr>
+      <w:r>
+        <w:t>场合适配功能：系统能够识别用户提问中隐含的场合信息，例如</w:t>
+      </w:r>
+      <w:r>
+        <w:t>“</w:t>
+      </w:r>
+      <w:r>
+        <w:t>面试</w:t>
+      </w:r>
+      <w:r>
+        <w:t>”“</w:t>
+      </w:r>
+      <w:r>
+        <w:t>约会</w:t>
+      </w:r>
+      <w:r>
+        <w:t>”“</w:t>
+      </w:r>
+      <w:r>
+        <w:t>运动</w:t>
+      </w:r>
+      <w:r>
+        <w:t>”</w:t>
+      </w:r>
+      <w:r>
+        <w:t>，并根据场合调整推荐策略。</w:t>
+      </w:r>
+    </w:p>
+    <w:p>
+      <w:pPr>
+        <w:spacing w:after="156"/>
+      </w:pPr>
+      <w:r>
+        <w:t>多轮对话上下文：系统能够记住当前对话中用户之前的提问和回答，支持连续追问，例如用户问</w:t>
+      </w:r>
+      <w:r>
+        <w:t>“</w:t>
+      </w:r>
+      <w:r>
+        <w:t>那明天呢</w:t>
+      </w:r>
+      <w:r>
+        <w:t>”</w:t>
+      </w:r>
+      <w:r>
+        <w:t>时自动基于明天的天气推荐。</w:t>
+      </w:r>
+    </w:p>
+    <w:p>
+      <w:pPr>
+        <w:spacing w:after="156"/>
+      </w:pPr>
       <w:r>
         <w:rPr>
           <w:b/>
           <w:bCs/>
         </w:rPr>
-        <w:t>（可以实现，时间充裕时加入）</w:t>
-      </w:r>
-    </w:p>
-    <w:p>
-      <w:pPr>
-        <w:spacing w:after="156"/>
-      </w:pPr>
-      <w:r>
-        <w:t>偏好记忆功能：系统能够记录用户明确表达的不喜欢信息，并在后续推荐中自动排除相关衣物。</w:t>
-      </w:r>
-    </w:p>
-    <w:p>
-      <w:pPr>
-        <w:spacing w:after="156"/>
-      </w:pPr>
-      <w:r>
-        <w:t>历史搭配记录：系统能够保存用户确认过的搭配方案，并支持查看和复用历史搭配。</w:t>
-      </w:r>
-    </w:p>
-    <w:p>
-      <w:pPr>
-        <w:spacing w:after="156"/>
-      </w:pPr>
-      <w:r>
-        <w:t>推荐结果反馈：用户可以对推荐结果进行点赞或点踩，系统据此调整后续推荐的权重。</w:t>
-      </w:r>
-    </w:p>
-    <w:p>
-      <w:pPr>
-        <w:spacing w:after="156"/>
-      </w:pPr>
+        <w:t>Could Have</w:t>
+      </w:r>
       <w:r>
         <w:rPr>
           <w:b/>
           <w:bCs/>
         </w:rPr>
-        <w:t>Won't Have</w:t>
-      </w:r>
+        <w:t>（可以实现，时间充裕时加入）</w:t>
+      </w:r>
+    </w:p>
+    <w:p>
+      <w:pPr>
+        <w:spacing w:after="156"/>
+      </w:pPr>
+      <w:r>
+        <w:t>偏好记忆功能：系统能够记录用户明确表达的不喜欢信息，并在后续推荐中自动排除相关衣物。</w:t>
+      </w:r>
+    </w:p>
+    <w:p>
+      <w:pPr>
+        <w:spacing w:after="156"/>
+      </w:pPr>
+      <w:r>
+        <w:t>历史搭配记录：系统能够保存用户确认过的搭配方案，并支持查看和复用历史搭配。</w:t>
+      </w:r>
+    </w:p>
+    <w:p>
+      <w:pPr>
+        <w:spacing w:after="156"/>
+      </w:pPr>
+      <w:r>
+        <w:lastRenderedPageBreak/>
+        <w:t>推荐结果反馈：用户可以对推荐结果</w:t>
+      </w:r>
+      <w:proofErr w:type="gramStart"/>
+      <w:r>
+        <w:t>进行点赞或</w:t>
+      </w:r>
+      <w:proofErr w:type="gramEnd"/>
+      <w:r>
+        <w:t>点踩，系统据此调整后续推荐的权重。</w:t>
+      </w:r>
+    </w:p>
+    <w:p>
+      <w:pPr>
+        <w:spacing w:after="156"/>
+      </w:pPr>
       <w:r>
         <w:rPr>
           <w:b/>
           <w:bCs/>
         </w:rPr>
-        <w:t>（本次不做）</w:t>
-      </w:r>
-    </w:p>
-    <w:p>
-      <w:pPr>
-        <w:spacing w:after="156"/>
-      </w:pPr>
-      <w:r>
-        <w:t>社交分享功能：用户可以将搭配分享到社交媒体。</w:t>
-      </w:r>
-    </w:p>
-    <w:p>
-      <w:pPr>
-        <w:spacing w:after="156"/>
-      </w:pPr>
-      <w:r>
-        <w:t>多用户系统：本次仅支持单用户，用户身份通过固定的配置文件识别。</w:t>
-      </w:r>
-    </w:p>
-    <w:p>
-      <w:pPr>
-        <w:spacing w:after="156"/>
-      </w:pPr>
-      <w:r>
-        <w:t>图像识别录入：用户拍照自动识别衣物信息并录入衣橱。</w:t>
-      </w:r>
-    </w:p>
-    <w:p>
-      <w:pPr>
-        <w:spacing w:after="156"/>
-      </w:pPr>
-      <w:r>
-        <w:lastRenderedPageBreak/>
-        <w:t>移动端应用程序：本次仅支持命令行和网页界面。</w:t>
-      </w:r>
-    </w:p>
-    <w:p>
-      <w:pPr>
-        <w:pStyle w:val="3"/>
-        <w:spacing w:after="156"/>
-      </w:pPr>
-      <w:r>
-        <w:t xml:space="preserve">2.1.4 </w:t>
-      </w:r>
-      <w:r>
-        <w:t>非功能需求</w:t>
-      </w:r>
-    </w:p>
-    <w:p>
-      <w:pPr>
-        <w:spacing w:after="156"/>
-      </w:pPr>
+        <w:t>Won't Have</w:t>
+      </w:r>
       <w:r>
         <w:rPr>
           <w:b/>
           <w:bCs/>
         </w:rPr>
-        <w:t>性能需求</w:t>
-      </w:r>
-    </w:p>
-    <w:p>
-      <w:pPr>
-        <w:spacing w:after="156"/>
-      </w:pPr>
-      <w:r>
-        <w:t>单次请求的端到端响应时间应</w:t>
-      </w:r>
-      <w:r>
-        <w:rPr>
-          <w:rFonts w:hint="eastAsia"/>
-        </w:rPr>
-        <w:t>控制在</w:t>
-      </w:r>
-      <w:r>
-        <w:t>简单查询</w:t>
-      </w:r>
-      <w:r>
-        <w:t xml:space="preserve"> 5 </w:t>
-      </w:r>
-      <w:r>
-        <w:t>秒内，复杂查询</w:t>
-      </w:r>
-      <w:r>
-        <w:t xml:space="preserve"> 10 </w:t>
-      </w:r>
-      <w:r>
-        <w:t>秒内</w:t>
-      </w:r>
-      <w:r>
-        <w:t>，其中</w:t>
-      </w:r>
-      <w:r>
-        <w:rPr>
-          <w:rFonts w:hint="eastAsia"/>
-        </w:rPr>
-        <w:t>单次</w:t>
-      </w:r>
-      <w:r>
-        <w:t>大语言模型推理部分不超过三秒。衣橱检索的响应时间应在五百毫秒以内。</w:t>
-      </w:r>
+        <w:t>（本次不做）</w:t>
+      </w:r>
+    </w:p>
+    <w:p>
+      <w:pPr>
+        <w:spacing w:after="156"/>
+      </w:pPr>
+      <w:r>
+        <w:t>社交分享功能：用户可以将搭配分享到社交媒体。</w:t>
+      </w:r>
+    </w:p>
+    <w:p>
+      <w:pPr>
+        <w:spacing w:after="156"/>
+      </w:pPr>
+      <w:r>
+        <w:t>多用户系统：本次仅支持单用户，用户身份通过固定的配置文件识别。</w:t>
+      </w:r>
+    </w:p>
+    <w:p>
+      <w:pPr>
+        <w:spacing w:after="156"/>
+      </w:pPr>
+      <w:r>
+        <w:t>图像识别录入：用户拍照自动识别衣物信息并录入衣橱。</w:t>
+      </w:r>
+    </w:p>
+    <w:p>
+      <w:pPr>
+        <w:spacing w:after="156"/>
+      </w:pPr>
+      <w:r>
+        <w:t>移动端应用程序：本次仅支持命令行和网页界面。</w:t>
+      </w:r>
+    </w:p>
+    <w:p>
+      <w:pPr>
+        <w:pStyle w:val="3"/>
+        <w:spacing w:after="156"/>
+      </w:pPr>
+      <w:bookmarkStart w:id="9" w:name="_Toc232159573"/>
+      <w:r>
+        <w:t xml:space="preserve">2.1.4 </w:t>
+      </w:r>
+      <w:r>
+        <w:t>非功能需求</w:t>
+      </w:r>
+      <w:bookmarkEnd w:id="9"/>
     </w:p>
     <w:p>
       <w:pPr>
@@ -1701,15 +5607,48 @@
           <w:b/>
           <w:bCs/>
         </w:rPr>
-        <w:t>可用性需求</w:t>
-      </w:r>
-    </w:p>
-    <w:p>
-      <w:pPr>
-        <w:spacing w:after="156"/>
-      </w:pPr>
-      <w:r>
-        <w:t>系统应提供清晰的错误提示，当天气应用程序编程接口调用失败或大语言模型服务不可用时，应给出友好的错误信息而非直接崩溃。</w:t>
+        <w:t>性能需求</w:t>
+      </w:r>
+    </w:p>
+    <w:p>
+      <w:pPr>
+        <w:spacing w:after="156"/>
+      </w:pPr>
+      <w:r>
+        <w:t>单次请求的端到端响应时间应</w:t>
+      </w:r>
+      <w:r>
+        <w:rPr>
+          <w:rFonts w:hint="eastAsia"/>
+        </w:rPr>
+        <w:t>控制在</w:t>
+      </w:r>
+      <w:r>
+        <w:t>简单查询</w:t>
+      </w:r>
+      <w:r>
+        <w:t xml:space="preserve"> 5 </w:t>
+      </w:r>
+      <w:r>
+        <w:t>秒内，复杂查询</w:t>
+      </w:r>
+      <w:r>
+        <w:t xml:space="preserve"> 10 </w:t>
+      </w:r>
+      <w:r>
+        <w:t>秒内</w:t>
+      </w:r>
+      <w:r>
+        <w:t>，其中</w:t>
+      </w:r>
+      <w:r>
+        <w:rPr>
+          <w:rFonts w:hint="eastAsia"/>
+        </w:rPr>
+        <w:t>单次</w:t>
+      </w:r>
+      <w:r>
+        <w:t>大语言模型推理部分不超过三秒。衣橱检索的响应时间应在五百毫秒以内。</w:t>
       </w:r>
     </w:p>
     <w:p>
@@ -1721,15 +5660,23 @@
           <w:b/>
           <w:bCs/>
         </w:rPr>
-        <w:t>安全需求</w:t>
-      </w:r>
-    </w:p>
-    <w:p>
-      <w:pPr>
-        <w:spacing w:after="156"/>
-      </w:pPr>
-      <w:r>
-        <w:t>所有应用程序编程接口密钥必须通过环境变量配置，严禁硬编码。系统不收集用户的敏感个人信息，衣橱数据仅存储在本地。</w:t>
+        <w:t>可用性需求</w:t>
+      </w:r>
+    </w:p>
+    <w:p>
+      <w:pPr>
+        <w:spacing w:after="156"/>
+      </w:pPr>
+      <w:r>
+        <w:t>系统应提供清晰的错误提示，当天气应用程序编程接口调用失败或大语言模型服务</w:t>
+      </w:r>
+      <w:proofErr w:type="gramStart"/>
+      <w:r>
+        <w:t>不</w:t>
+      </w:r>
+      <w:proofErr w:type="gramEnd"/>
+      <w:r>
+        <w:t>可用时，应给出友好的错误信息而非直接崩溃。</w:t>
       </w:r>
     </w:p>
     <w:p>
@@ -1741,21 +5688,15 @@
           <w:b/>
           <w:bCs/>
         </w:rPr>
-        <w:t>可扩展性需求</w:t>
-      </w:r>
-    </w:p>
-    <w:p>
-      <w:pPr>
-        <w:spacing w:after="156"/>
-      </w:pPr>
-      <w:r>
-        <w:t>衣橱存储模块应设计为可替换的接口，初期使用</w:t>
-      </w:r>
-      <w:r>
-        <w:t xml:space="preserve"> JSON </w:t>
-      </w:r>
-      <w:r>
-        <w:t>文件，后续可无缝迁移到向量数据库或关系型数据库。工具函数的定义应遵循统一规范，便于新增或修改工具。</w:t>
+        <w:t>安全需求</w:t>
+      </w:r>
+    </w:p>
+    <w:p>
+      <w:pPr>
+        <w:spacing w:after="156"/>
+      </w:pPr>
+      <w:r>
+        <w:t>所有应用程序编程接口密钥必须通过环境变量配置，严禁硬编码。系统不收集用户的敏感个人信息，衣橱数据仅存储在本地。</w:t>
       </w:r>
     </w:p>
     <w:p>
@@ -1767,108 +5708,112 @@
           <w:b/>
           <w:bCs/>
         </w:rPr>
-        <w:t>可观测性需求</w:t>
-      </w:r>
-    </w:p>
-    <w:p>
-      <w:pPr>
-        <w:spacing w:after="156"/>
-      </w:pPr>
-      <w:r>
-        <w:t>系统应记录每次请求的关键步骤耗时，包括天气接口调用耗时、衣橱检索耗时和大语言模型调用耗时，便于性能分析和问题定位。</w:t>
-      </w:r>
-    </w:p>
-    <w:p>
-      <w:pPr>
-        <w:pStyle w:val="2"/>
-        <w:rPr>
-          <w:rFonts w:hint="eastAsia"/>
-        </w:rPr>
-      </w:pPr>
-      <w:r>
-        <w:t>2.2 Architecture Spec</w:t>
-      </w:r>
-      <w:r>
-        <w:t>（架构规格）</w:t>
-      </w:r>
-    </w:p>
-    <w:p>
-      <w:pPr>
-        <w:pStyle w:val="3"/>
-        <w:spacing w:after="156"/>
-      </w:pPr>
-      <w:r>
-        <w:t xml:space="preserve">2.2.1 </w:t>
-      </w:r>
-      <w:r>
-        <w:t>整体架构</w:t>
-      </w:r>
-    </w:p>
-    <w:p>
-      <w:pPr>
-        <w:spacing w:after="156"/>
-      </w:pPr>
-      <w:r>
-        <w:t>本系统采用</w:t>
-      </w:r>
+        <w:t>可扩展性需求</w:t>
+      </w:r>
+    </w:p>
+    <w:p>
+      <w:pPr>
+        <w:spacing w:after="156"/>
+      </w:pPr>
+      <w:r>
+        <w:t>衣橱存储模块应设计为可替换的接口，初期使用</w:t>
+      </w:r>
+      <w:r>
+        <w:t xml:space="preserve"> JSON </w:t>
+      </w:r>
+      <w:r>
+        <w:t>文件，后续可无缝迁移到向量数据库或关系型数据库。工具函数的定义应遵循统一规范，便于新增或修改工具。</w:t>
+      </w:r>
+    </w:p>
+    <w:p>
+      <w:pPr>
+        <w:spacing w:after="156"/>
+      </w:pPr>
       <w:r>
         <w:rPr>
           <w:b/>
           <w:bCs/>
         </w:rPr>
-        <w:t>主从式智能体架构</w:t>
-      </w:r>
-      <w:r>
-        <w:t>，以</w:t>
-      </w:r>
-      <w:r>
-        <w:t xml:space="preserve"> </w:t>
-      </w:r>
-      <w:proofErr w:type="spellStart"/>
-      <w:r>
-        <w:t>LangGraph</w:t>
-      </w:r>
-      <w:proofErr w:type="spellEnd"/>
-      <w:r>
-        <w:t xml:space="preserve"> </w:t>
-      </w:r>
-      <w:r>
-        <w:t>作为核心编排框架。整体上分为五个层次：用户交互层、智能体编排层、智能体执行层、工具服务层和数据存储层。</w:t>
-      </w:r>
-    </w:p>
-    <w:p>
-      <w:pPr>
-        <w:spacing w:after="156"/>
-      </w:pPr>
+        <w:t>可观测性需求</w:t>
+      </w:r>
+    </w:p>
+    <w:p>
+      <w:pPr>
+        <w:spacing w:after="156"/>
+      </w:pPr>
+      <w:r>
+        <w:t>系统应记录每次请求的关键步骤耗时，包括天气接口调用耗时、衣橱检索耗时和大语言模型调用耗时，便于性能分析和问题定位。</w:t>
+      </w:r>
+    </w:p>
+    <w:p>
+      <w:pPr>
+        <w:pStyle w:val="2"/>
+        <w:rPr>
+          <w:rFonts w:hint="eastAsia"/>
+        </w:rPr>
+      </w:pPr>
+      <w:bookmarkStart w:id="10" w:name="_Toc232159574"/>
+      <w:r>
+        <w:lastRenderedPageBreak/>
+        <w:t>2.2 Architecture Spec</w:t>
+      </w:r>
+      <w:r>
+        <w:t>（架构规格）</w:t>
+      </w:r>
+      <w:bookmarkEnd w:id="10"/>
+    </w:p>
+    <w:p>
+      <w:pPr>
+        <w:pStyle w:val="3"/>
+        <w:spacing w:after="156"/>
+      </w:pPr>
+      <w:bookmarkStart w:id="11" w:name="_Toc232159575"/>
+      <w:r>
+        <w:t xml:space="preserve">2.2.1 </w:t>
+      </w:r>
+      <w:r>
+        <w:t>整体架构</w:t>
+      </w:r>
+      <w:bookmarkEnd w:id="11"/>
+    </w:p>
+    <w:p>
+      <w:pPr>
+        <w:spacing w:after="156"/>
+      </w:pPr>
+      <w:r>
+        <w:t>本系统采用</w:t>
+      </w:r>
       <w:r>
         <w:rPr>
           <w:b/>
           <w:bCs/>
         </w:rPr>
-        <w:t>用户交互层</w:t>
-      </w:r>
-      <w:r>
-        <w:t>负责接收用户的自然语言输入并展示系统的回复结果。</w:t>
-      </w:r>
-      <w:r>
-        <w:t xml:space="preserve">MVP </w:t>
-      </w:r>
-      <w:r>
-        <w:t>阶段采用命令行界面，增强版本升级为基于</w:t>
+        <w:t>主从式智能体架构</w:t>
+      </w:r>
+      <w:r>
+        <w:t>，以</w:t>
       </w:r>
       <w:r>
         <w:t xml:space="preserve"> </w:t>
       </w:r>
       <w:proofErr w:type="spellStart"/>
       <w:r>
-        <w:t>Streamlit</w:t>
+        <w:t>LangGraph</w:t>
       </w:r>
       <w:proofErr w:type="spellEnd"/>
       <w:r>
         <w:t xml:space="preserve"> </w:t>
       </w:r>
       <w:r>
-        <w:t>的简单网页界面。</w:t>
+        <w:t>作为核心编排框架。整体上分为五个层次：用户交互层、智能体编排层、智能</w:t>
+      </w:r>
+      <w:proofErr w:type="gramStart"/>
+      <w:r>
+        <w:t>体执行</w:t>
+      </w:r>
+      <w:proofErr w:type="gramEnd"/>
+      <w:r>
+        <w:t>层、工具服务层和数据存储层。</w:t>
       </w:r>
     </w:p>
     <w:p>
@@ -1880,37 +5825,99 @@
           <w:b/>
           <w:bCs/>
         </w:rPr>
-        <w:lastRenderedPageBreak/>
-        <w:t>智能体编排层</w:t>
-      </w:r>
-      <w:r>
-        <w:t>是系统的核心调度中枢，基于</w:t>
-      </w:r>
-      <w:r>
-        <w:t xml:space="preserve"> </w:t>
-      </w:r>
-      <w:proofErr w:type="spellStart"/>
-      <w:r>
-        <w:t>LangGraph</w:t>
-      </w:r>
-      <w:proofErr w:type="spellEnd"/>
-      <w:r>
-        <w:t xml:space="preserve"> </w:t>
-      </w:r>
-      <w:r>
-        <w:t>构建。该层维护整个对话的状态，根据用户输入识别意图，决定调用哪个智能体或工具，并协调数据流转。</w:t>
-      </w:r>
-    </w:p>
-    <w:p>
-      <w:pPr>
-        <w:spacing w:after="156"/>
-      </w:pPr>
+        <w:t>用户交互</w:t>
+      </w:r>
+      <w:proofErr w:type="gramStart"/>
       <w:r>
         <w:rPr>
           <w:b/>
           <w:bCs/>
         </w:rPr>
-        <w:t>智能体执行层</w:t>
+        <w:t>层</w:t>
+      </w:r>
+      <w:r>
+        <w:t>负责</w:t>
+      </w:r>
+      <w:proofErr w:type="gramEnd"/>
+      <w:r>
+        <w:t>接收用户的自然语言输入并展示系统的回复结果。</w:t>
+      </w:r>
+      <w:r>
+        <w:t xml:space="preserve">MVP </w:t>
+      </w:r>
+      <w:r>
+        <w:t>阶段采用命令行界面，增强版本升级为基于</w:t>
+      </w:r>
+      <w:r>
+        <w:t xml:space="preserve"> </w:t>
+      </w:r>
+      <w:proofErr w:type="spellStart"/>
+      <w:r>
+        <w:t>Streamlit</w:t>
+      </w:r>
+      <w:proofErr w:type="spellEnd"/>
+      <w:r>
+        <w:t xml:space="preserve"> </w:t>
+      </w:r>
+      <w:r>
+        <w:t>的简单网页界面。</w:t>
+      </w:r>
+    </w:p>
+    <w:p>
+      <w:pPr>
+        <w:spacing w:after="156"/>
+      </w:pPr>
+      <w:r>
+        <w:rPr>
+          <w:b/>
+          <w:bCs/>
+        </w:rPr>
+        <w:t>智能体编排层</w:t>
+      </w:r>
+      <w:r>
+        <w:t>是系统的核心调度中枢，基于</w:t>
+      </w:r>
+      <w:r>
+        <w:t xml:space="preserve"> </w:t>
+      </w:r>
+      <w:proofErr w:type="spellStart"/>
+      <w:r>
+        <w:t>LangGraph</w:t>
+      </w:r>
+      <w:proofErr w:type="spellEnd"/>
+      <w:r>
+        <w:t xml:space="preserve"> </w:t>
+      </w:r>
+      <w:r>
+        <w:t>构建。该层维护整个对话的状态，根据用户输入识别意图，决定调用哪个智能体或工具，并协调数据流转。</w:t>
+      </w:r>
+    </w:p>
+    <w:p>
+      <w:pPr>
+        <w:spacing w:after="156"/>
+      </w:pPr>
+      <w:r>
+        <w:rPr>
+          <w:b/>
+          <w:bCs/>
+        </w:rPr>
+        <w:t>智能</w:t>
+      </w:r>
+      <w:proofErr w:type="gramStart"/>
+      <w:r>
+        <w:rPr>
+          <w:b/>
+          <w:bCs/>
+        </w:rPr>
+        <w:t>体执行</w:t>
+      </w:r>
+      <w:proofErr w:type="gramEnd"/>
+      <w:r>
+        <w:rPr>
+          <w:b/>
+          <w:bCs/>
+        </w:rPr>
+        <w:t>层</w:t>
       </w:r>
       <w:r>
         <w:t>包含两个核心智能体：</w:t>
@@ -1951,7 +5958,15 @@
         <w:t>时尚顾问智能体</w:t>
       </w:r>
       <w:r>
-        <w:t>：负责综合天气数据、衣橱候选和用户偏好，生成最终的穿搭建议。</w:t>
+        <w:t>：负责综合天气数据、衣橱</w:t>
+      </w:r>
+      <w:proofErr w:type="gramStart"/>
+      <w:r>
+        <w:t>候选和</w:t>
+      </w:r>
+      <w:proofErr w:type="gramEnd"/>
+      <w:r>
+        <w:t>用户偏好，生成最终的穿搭建议。</w:t>
       </w:r>
     </w:p>
     <w:p>
@@ -2010,7 +6025,15 @@
         <w:t>衣橱工具</w:t>
       </w:r>
       <w:r>
-        <w:t>：封装对衣橱数据的增删改查和规则过滤检索。</w:t>
+        <w:t>：封装对衣橱数据的</w:t>
+      </w:r>
+      <w:proofErr w:type="gramStart"/>
+      <w:r>
+        <w:t>增删改查和</w:t>
+      </w:r>
+      <w:proofErr w:type="gramEnd"/>
+      <w:r>
+        <w:t>规则过滤检索。</w:t>
       </w:r>
     </w:p>
     <w:p>
@@ -2022,10 +6045,22 @@
           <w:b/>
           <w:bCs/>
         </w:rPr>
-        <w:t>数据存储层</w:t>
-      </w:r>
-      <w:r>
-        <w:t>负责持久化数据：</w:t>
+        <w:t>数据存储</w:t>
+      </w:r>
+      <w:proofErr w:type="gramStart"/>
+      <w:r>
+        <w:rPr>
+          <w:b/>
+          <w:bCs/>
+        </w:rPr>
+        <w:t>层</w:t>
+      </w:r>
+      <w:r>
+        <w:t>负责</w:t>
+      </w:r>
+      <w:proofErr w:type="gramEnd"/>
+      <w:r>
+        <w:t>持久化数据：</w:t>
       </w:r>
     </w:p>
     <w:p>
@@ -2083,12 +6118,14 @@
         <w:pStyle w:val="3"/>
         <w:spacing w:after="156"/>
       </w:pPr>
+      <w:bookmarkStart w:id="12" w:name="_Toc232159576"/>
       <w:r>
         <w:t xml:space="preserve">2.2.2 </w:t>
       </w:r>
       <w:r>
         <w:t>模块职责</w:t>
       </w:r>
+      <w:bookmarkEnd w:id="12"/>
     </w:p>
     <w:p>
       <w:pPr>
@@ -2135,7 +6172,23 @@
         <w:spacing w:after="156"/>
       </w:pPr>
       <w:r>
-        <w:t>主控智能体负责整个对话流程的编排。它接收用户的原始输入，通过大语言模型进行意图分类，识别出用户是想问穿搭、查天气、管理衣橱还是记录偏好。根据意图类型，主控智能体执行以下动作：</w:t>
+        <w:t>主控智能</w:t>
+      </w:r>
+      <w:proofErr w:type="gramStart"/>
+      <w:r>
+        <w:t>体负责</w:t>
+      </w:r>
+      <w:proofErr w:type="gramEnd"/>
+      <w:r>
+        <w:t>整个对话流程的编排。它接收用户的原始输入，通过大语言模型进行意图分类，识别出用户是想问穿搭、查天气、管理衣橱还是记录偏好。根据意图类型，主控智能</w:t>
+      </w:r>
+      <w:proofErr w:type="gramStart"/>
+      <w:r>
+        <w:t>体执行</w:t>
+      </w:r>
+      <w:proofErr w:type="gramEnd"/>
+      <w:r>
+        <w:t>以下动作：</w:t>
       </w:r>
     </w:p>
     <w:p>
@@ -2151,6 +6204,7 @@
           <w:b/>
           <w:bCs/>
         </w:rPr>
+        <w:lastRenderedPageBreak/>
         <w:t>穿搭建议意图</w:t>
       </w:r>
       <w:r>
@@ -2274,11 +6328,23 @@
         <w:spacing w:after="156"/>
       </w:pPr>
       <w:r>
-        <w:t>时尚顾问智能体负责最终的推荐生成。它接收主控智能体传递的天气数据、衣橱候选列表和场合信息，结合用户偏好，调用大语言模型生成穿搭建议。时尚</w:t>
-      </w:r>
-      <w:r>
-        <w:lastRenderedPageBreak/>
-        <w:t>顾问智能体还需要进行冲突检测，例如检查推荐的衣物组合是否存在明显的搭配问题，或者推荐的衣物是否与用户明确表达的不喜欢冲突。</w:t>
+        <w:t>时尚顾问智能</w:t>
+      </w:r>
+      <w:proofErr w:type="gramStart"/>
+      <w:r>
+        <w:t>体负责</w:t>
+      </w:r>
+      <w:proofErr w:type="gramEnd"/>
+      <w:r>
+        <w:t>最终的推荐生成。它接收主控智能体传递的天气数据、衣橱候选列表和场合信息，结合用户偏好，调用大语言模型</w:t>
+      </w:r>
+      <w:proofErr w:type="gramStart"/>
+      <w:r>
+        <w:t>生成穿搭建</w:t>
+      </w:r>
+      <w:proofErr w:type="gramEnd"/>
+      <w:r>
+        <w:t>议。时尚顾问智能体还需要进行冲突检测，例如检查推荐的衣物组合是否存在明显的搭配问题，或者推荐的衣物是否与用户明确表达的不喜欢冲突。</w:t>
       </w:r>
     </w:p>
     <w:p>
@@ -2376,7 +6442,15 @@
         <w:spacing w:after="156"/>
       </w:pPr>
       <w:r>
-        <w:t>衣橱工具负责衣橱的所有操作。它支持四种类型的任务：查询衣物列表、添加新衣物、删除衣物、更新衣物信息。其中最核心的是检索任务：衣橱工具接收天气条件、场合类型和用户偏好作为查询条件，基于规则过滤（温度范围匹配</w:t>
+        <w:t>衣橱工具负责衣橱的所有操作。它支持四种类型的任务：查询衣物列表、添加新衣物、删除衣物、更新衣物信息。其中</w:t>
+      </w:r>
+      <w:proofErr w:type="gramStart"/>
+      <w:r>
+        <w:t>最</w:t>
+      </w:r>
+      <w:proofErr w:type="gramEnd"/>
+      <w:r>
+        <w:t>核心的是检索任务：衣橱工具接收天气条件、场合类型和用户偏好作为查询条件，基于规则过滤（温度范围匹配</w:t>
       </w:r>
       <w:r>
         <w:t xml:space="preserve"> + </w:t>
@@ -2396,12 +6470,14 @@
         <w:pStyle w:val="3"/>
         <w:spacing w:after="156"/>
       </w:pPr>
+      <w:bookmarkStart w:id="13" w:name="_Toc232159577"/>
       <w:r>
         <w:t xml:space="preserve">2.2.3 </w:t>
       </w:r>
       <w:r>
         <w:t>数据流设计</w:t>
       </w:r>
+      <w:bookmarkEnd w:id="13"/>
     </w:p>
     <w:p>
       <w:pPr>
@@ -2504,6 +6580,7 @@
           <w:b/>
           <w:bCs/>
         </w:rPr>
+        <w:lastRenderedPageBreak/>
         <w:t>第三步</w:t>
       </w:r>
       <w:r>
@@ -2588,7 +6665,6 @@
           <w:b/>
           <w:bCs/>
         </w:rPr>
-        <w:lastRenderedPageBreak/>
         <w:t>第六步</w:t>
       </w:r>
       <w:r>
@@ -2600,12 +6676,14 @@
         <w:pStyle w:val="3"/>
         <w:spacing w:after="156"/>
       </w:pPr>
+      <w:bookmarkStart w:id="14" w:name="_Toc232159578"/>
       <w:r>
         <w:t xml:space="preserve">2.2.4 </w:t>
       </w:r>
       <w:r>
         <w:t>状态管理</w:t>
       </w:r>
+      <w:bookmarkEnd w:id="14"/>
     </w:p>
     <w:p>
       <w:pPr>
@@ -2806,6 +6884,7 @@
                 <w:sz w:val="23"/>
                 <w:szCs w:val="23"/>
               </w:rPr>
+              <w:lastRenderedPageBreak/>
               <w:t>intent</w:t>
             </w:r>
           </w:p>
@@ -3094,20 +7173,29 @@
         <w:pStyle w:val="3"/>
         <w:spacing w:after="156"/>
       </w:pPr>
+      <w:bookmarkStart w:id="15" w:name="_Toc232159579"/>
       <w:r>
         <w:t xml:space="preserve">2.2.5 </w:t>
       </w:r>
       <w:r>
         <w:t>可扩展性设计</w:t>
       </w:r>
-    </w:p>
-    <w:p>
-      <w:pPr>
-        <w:spacing w:after="156"/>
-      </w:pPr>
-      <w:r>
-        <w:lastRenderedPageBreak/>
-        <w:t>衣橱存储接口采用抽象类设计，定义了增删改查的标准方法。当前实现使用</w:t>
+      <w:bookmarkEnd w:id="15"/>
+    </w:p>
+    <w:p>
+      <w:pPr>
+        <w:spacing w:after="156"/>
+      </w:pPr>
+      <w:r>
+        <w:t>衣橱存储接口采用抽象类设计，定义了</w:t>
+      </w:r>
+      <w:proofErr w:type="gramStart"/>
+      <w:r>
+        <w:t>增删改查的</w:t>
+      </w:r>
+      <w:proofErr w:type="gramEnd"/>
+      <w:r>
+        <w:t>标准方法。当前实现使用</w:t>
       </w:r>
       <w:r>
         <w:t xml:space="preserve"> JSON </w:t>
@@ -3159,7 +7247,15 @@
         <w:spacing w:after="156"/>
       </w:pPr>
       <w:r>
-        <w:t>工具函数通过装饰器注册到工具注册表，新增工具只需编写函数并添加装饰器，无需修改主控智能体的代码。</w:t>
+        <w:t>工具函数通过</w:t>
+      </w:r>
+      <w:proofErr w:type="gramStart"/>
+      <w:r>
+        <w:t>装饰器注册</w:t>
+      </w:r>
+      <w:proofErr w:type="gramEnd"/>
+      <w:r>
+        <w:t>到工具注册表，新增工具只需编写函数并添加装饰器，无需修改主控智能体的代码。</w:t>
       </w:r>
     </w:p>
     <w:p>
@@ -3177,18 +7273,21 @@
           <w:rFonts w:hint="eastAsia"/>
         </w:rPr>
       </w:pPr>
+      <w:bookmarkStart w:id="16" w:name="_Toc232159580"/>
       <w:r>
         <w:t>2.3 API Spec</w:t>
       </w:r>
       <w:r>
         <w:t>（接口规格）</w:t>
       </w:r>
+      <w:bookmarkEnd w:id="16"/>
     </w:p>
     <w:p>
       <w:pPr>
         <w:pStyle w:val="3"/>
         <w:spacing w:after="156"/>
       </w:pPr>
+      <w:bookmarkStart w:id="17" w:name="_Toc232159581"/>
       <w:r>
         <w:t xml:space="preserve">2.3.1 </w:t>
       </w:r>
@@ -3198,6 +7297,7 @@
       <w:r>
         <w:t xml:space="preserve"> API</w:t>
       </w:r>
+      <w:bookmarkEnd w:id="17"/>
     </w:p>
     <w:p>
       <w:pPr>
@@ -3229,8 +7329,13 @@
       <w:r>
         <w:t xml:space="preserve"> @tool </w:t>
       </w:r>
-      <w:r>
-        <w:t>装饰器注册。</w:t>
+      <w:proofErr w:type="gramStart"/>
+      <w:r>
+        <w:t>装饰器</w:t>
+      </w:r>
+      <w:proofErr w:type="gramEnd"/>
+      <w:r>
+        <w:t>注册。</w:t>
       </w:r>
     </w:p>
     <w:p>
@@ -3242,7 +7347,23 @@
           <w:b/>
           <w:bCs/>
         </w:rPr>
-        <w:t>工具一：获取天气</w:t>
+        <w:t>工具</w:t>
+      </w:r>
+      <w:proofErr w:type="gramStart"/>
+      <w:r>
+        <w:rPr>
+          <w:b/>
+          <w:bCs/>
+        </w:rPr>
+        <w:t>一</w:t>
+      </w:r>
+      <w:proofErr w:type="gramEnd"/>
+      <w:r>
+        <w:rPr>
+          <w:b/>
+          <w:bCs/>
+        </w:rPr>
+        <w:t>：获取天气</w:t>
       </w:r>
     </w:p>
     <w:p>
@@ -3282,10 +7403,19 @@
           <w:b/>
           <w:bCs/>
         </w:rPr>
+        <w:lastRenderedPageBreak/>
         <w:t>功能描述</w:t>
       </w:r>
       <w:r>
-        <w:t>：获取指定城市的实时天气数据，包括温度、天气状况、湿度、风速和紫外线指数，并返回适合穿搭的解读提示。</w:t>
+        <w:t>：获取指定城市的实时天气数据，包括温度、天气状况、湿度、风速和紫外线指数，并返回</w:t>
+      </w:r>
+      <w:proofErr w:type="gramStart"/>
+      <w:r>
+        <w:t>适合穿搭的</w:t>
+      </w:r>
+      <w:proofErr w:type="gramEnd"/>
+      <w:r>
+        <w:t>解读提示。</w:t>
       </w:r>
     </w:p>
     <w:p>
@@ -3522,7 +7652,6 @@
       </w:pPr>
       <w:proofErr w:type="spellStart"/>
       <w:r>
-        <w:lastRenderedPageBreak/>
         <w:t>uvi</w:t>
       </w:r>
       <w:proofErr w:type="spellEnd"/>
@@ -3554,7 +7683,15 @@
         <w:t>str</w:t>
       </w:r>
       <w:r>
-        <w:t>）：穿搭解读提示，如</w:t>
+        <w:t>）：</w:t>
+      </w:r>
+      <w:proofErr w:type="gramStart"/>
+      <w:r>
+        <w:t>穿搭解读</w:t>
+      </w:r>
+      <w:proofErr w:type="gramEnd"/>
+      <w:r>
+        <w:t>提示，如</w:t>
       </w:r>
       <w:r>
         <w:t>"</w:t>
@@ -3869,6 +8006,7 @@
         <w:spacing w:after="156"/>
       </w:pPr>
       <w:r>
+        <w:lastRenderedPageBreak/>
         <w:t>id</w:t>
       </w:r>
       <w:r>
@@ -4119,7 +8257,6 @@
           <w:b/>
           <w:bCs/>
         </w:rPr>
-        <w:lastRenderedPageBreak/>
         <w:t>功能描述</w:t>
       </w:r>
       <w:r>
@@ -4463,6 +8600,7 @@
       </w:pPr>
       <w:proofErr w:type="spellStart"/>
       <w:r>
+        <w:lastRenderedPageBreak/>
         <w:t>clothing_id</w:t>
       </w:r>
       <w:proofErr w:type="spellEnd"/>
@@ -4697,7 +8835,6 @@
           <w:b/>
           <w:bCs/>
         </w:rPr>
-        <w:lastRenderedPageBreak/>
         <w:t>输入参数</w:t>
       </w:r>
       <w:r>
@@ -4939,6 +9076,7 @@
         <w:pStyle w:val="3"/>
         <w:spacing w:after="156"/>
       </w:pPr>
+      <w:bookmarkStart w:id="18" w:name="_Toc232159582"/>
       <w:r>
         <w:t xml:space="preserve">2.3.2 </w:t>
       </w:r>
@@ -4951,6 +9089,7 @@
       <w:r>
         <w:t>依赖</w:t>
       </w:r>
+      <w:bookmarkEnd w:id="18"/>
     </w:p>
     <w:p>
       <w:pPr>
@@ -5022,6 +9161,7 @@
           <w:b/>
           <w:bCs/>
         </w:rPr>
+        <w:lastRenderedPageBreak/>
         <w:t>城市代码转换</w:t>
       </w:r>
       <w:r>
@@ -5037,7 +9177,15 @@
         <w:spacing w:after="156"/>
       </w:pPr>
       <w:r>
-        <w:t>方式一：内置常用城市名称到城市代码的映射表（覆盖中国主要城市）。</w:t>
+        <w:t>方式</w:t>
+      </w:r>
+      <w:proofErr w:type="gramStart"/>
+      <w:r>
+        <w:t>一</w:t>
+      </w:r>
+      <w:proofErr w:type="gramEnd"/>
+      <w:r>
+        <w:t>：内置常用城市名称到城市代码的映射表（覆盖中国主要城市）。</w:t>
       </w:r>
     </w:p>
     <w:p>
@@ -5049,7 +9197,15 @@
         <w:spacing w:after="156"/>
       </w:pPr>
       <w:r>
-        <w:t>方式二：对于映射表未覆盖的城市，调用和风天气</w:t>
+        <w:t>方式二：对于</w:t>
+      </w:r>
+      <w:proofErr w:type="gramStart"/>
+      <w:r>
+        <w:t>映射表未覆盖</w:t>
+      </w:r>
+      <w:proofErr w:type="gramEnd"/>
+      <w:r>
+        <w:t>的城市，调用和风天气</w:t>
       </w:r>
       <w:r>
         <w:t xml:space="preserve"> </w:t>
@@ -5212,7 +9368,6 @@
           <w:b/>
           <w:bCs/>
         </w:rPr>
-        <w:lastRenderedPageBreak/>
         <w:t>接口说明</w:t>
       </w:r>
       <w:r>
@@ -5418,12 +9573,14 @@
         <w:pStyle w:val="3"/>
         <w:spacing w:after="156"/>
       </w:pPr>
+      <w:bookmarkStart w:id="19" w:name="_Toc232159583"/>
       <w:r>
         <w:t xml:space="preserve">2.3.3 </w:t>
       </w:r>
       <w:r>
         <w:t>用户交互接口</w:t>
       </w:r>
+      <w:bookmarkEnd w:id="19"/>
     </w:p>
     <w:p>
       <w:pPr>
@@ -5471,6 +9628,7 @@
         <w:spacing w:after="156"/>
       </w:pPr>
       <w:r>
+        <w:lastRenderedPageBreak/>
         <w:t>用户输入自然语言，系统直接输出回复。</w:t>
       </w:r>
     </w:p>
@@ -5561,8 +9719,13 @@
         <w:t>：</w:t>
       </w:r>
       <w:r>
-        <w:t>/chat</w:t>
-      </w:r>
+        <w:t>/</w:t>
+      </w:r>
+      <w:proofErr w:type="gramStart"/>
+      <w:r>
+        <w:t>chat</w:t>
+      </w:r>
+      <w:proofErr w:type="gramEnd"/>
     </w:p>
     <w:p>
       <w:pPr>
@@ -5671,7 +9834,6 @@
         <w:spacing w:after="156"/>
       </w:pPr>
       <w:r>
-        <w:lastRenderedPageBreak/>
         <w:t xml:space="preserve">  "</w:t>
       </w:r>
       <w:proofErr w:type="spellStart"/>
@@ -5814,8 +9976,13 @@
         <w:t xml:space="preserve">  "</w:t>
       </w:r>
       <w:proofErr w:type="spellStart"/>
-      <w:r>
-        <w:t>elapsed_ms</w:t>
+      <w:proofErr w:type="gramStart"/>
+      <w:r>
+        <w:t>elapsed</w:t>
+      </w:r>
+      <w:proofErr w:type="gramEnd"/>
+      <w:r>
+        <w:t>_ms</w:t>
       </w:r>
       <w:proofErr w:type="spellEnd"/>
       <w:r>
@@ -5861,8 +10028,13 @@
         <w:t>：</w:t>
       </w:r>
       <w:r>
-        <w:t>/health</w:t>
-      </w:r>
+        <w:t>/</w:t>
+      </w:r>
+      <w:proofErr w:type="gramStart"/>
+      <w:r>
+        <w:t>health</w:t>
+      </w:r>
+      <w:proofErr w:type="gramEnd"/>
     </w:p>
     <w:p>
       <w:pPr>
@@ -5877,6 +10049,7 @@
           <w:b/>
           <w:bCs/>
         </w:rPr>
+        <w:lastRenderedPageBreak/>
         <w:t>请求方法</w:t>
       </w:r>
       <w:r>
@@ -5905,8 +10078,13 @@
         <w:t>：</w:t>
       </w:r>
       <w:r>
-        <w:t>{"status": "ok"}</w:t>
-      </w:r>
+        <w:t>{"status": "</w:t>
+      </w:r>
+      <w:proofErr w:type="gramStart"/>
+      <w:r>
+        <w:t>ok"}</w:t>
+      </w:r>
+      <w:proofErr w:type="gramEnd"/>
     </w:p>
     <w:p>
       <w:pPr>
@@ -5915,20 +10093,27 @@
           <w:rFonts w:hint="eastAsia"/>
         </w:rPr>
       </w:pPr>
+      <w:bookmarkStart w:id="20" w:name="_Toc232159584"/>
       <w:r>
         <w:t xml:space="preserve">2.4 Specs </w:t>
       </w:r>
       <w:r>
         <w:t>文档小结</w:t>
       </w:r>
-    </w:p>
-    <w:p>
-      <w:pPr>
-        <w:spacing w:after="156"/>
-      </w:pPr>
-      <w:r>
-        <w:t>本章完成了智能穿搭助手</w:t>
-      </w:r>
+      <w:bookmarkEnd w:id="20"/>
+    </w:p>
+    <w:p>
+      <w:pPr>
+        <w:spacing w:after="156"/>
+      </w:pPr>
+      <w:r>
+        <w:t>本章完成了</w:t>
+      </w:r>
+      <w:proofErr w:type="gramStart"/>
+      <w:r>
+        <w:t>智能穿搭助手</w:t>
+      </w:r>
+      <w:proofErr w:type="gramEnd"/>
       <w:r>
         <w:t xml:space="preserve"> Agent </w:t>
       </w:r>
@@ -5941,12 +10126,14 @@
         <w:pStyle w:val="1"/>
         <w:spacing w:after="156"/>
       </w:pPr>
+      <w:bookmarkStart w:id="21" w:name="_Toc232159585"/>
       <w:r>
         <w:rPr>
           <w:rFonts w:hint="eastAsia"/>
         </w:rPr>
         <w:t>三、系统架构与设计</w:t>
       </w:r>
+      <w:bookmarkEnd w:id="21"/>
     </w:p>
     <w:p>
       <w:pPr>
@@ -5955,13 +10142,14 @@
           <w:rFonts w:hint="eastAsia"/>
         </w:rPr>
       </w:pPr>
-      <w:r>
-        <w:lastRenderedPageBreak/>
+      <w:bookmarkStart w:id="22" w:name="_Toc232159586"/>
+      <w:r>
         <w:t xml:space="preserve">3.1 </w:t>
       </w:r>
       <w:r>
         <w:t>整体架构</w:t>
       </w:r>
+      <w:bookmarkEnd w:id="22"/>
     </w:p>
     <w:p>
       <w:pPr>
@@ -5997,7 +10185,7 @@
                     <pic:cNvPicPr/>
                   </pic:nvPicPr>
                   <pic:blipFill>
-                    <a:blip r:embed="rId5" cstate="print">
+                    <a:blip r:embed="rId14" cstate="print">
                       <a:extLst>
                         <a:ext uri="{28A0092B-C50C-407E-A947-70E740481C1C}">
                           <a14:useLocalDpi xmlns:a14="http://schemas.microsoft.com/office/drawing/2010/main" val="0"/>
@@ -6065,6 +10253,7 @@
           <w:b/>
           <w:bCs/>
         </w:rPr>
+        <w:lastRenderedPageBreak/>
         <w:t>核心组件说明</w:t>
       </w:r>
       <w:r>
@@ -6141,7 +10330,15 @@
         <w:t xml:space="preserve"> API </w:t>
       </w:r>
       <w:r>
-        <w:t>调用，返回温度、天气状况及穿搭提示。</w:t>
+        <w:t>调用，返回温度、天气状况</w:t>
+      </w:r>
+      <w:proofErr w:type="gramStart"/>
+      <w:r>
+        <w:t>及穿搭提示</w:t>
+      </w:r>
+      <w:proofErr w:type="gramEnd"/>
+      <w:r>
+        <w:t>。</w:t>
       </w:r>
     </w:p>
     <w:p>
@@ -6176,8 +10373,8 @@
           <w:rFonts w:hint="eastAsia"/>
         </w:rPr>
       </w:pPr>
-      <w:r>
-        <w:lastRenderedPageBreak/>
+      <w:bookmarkStart w:id="23" w:name="_Toc232159587"/>
+      <w:r>
         <w:t xml:space="preserve">3.2 Agent </w:t>
       </w:r>
       <w:r>
@@ -6192,6 +10389,7 @@
       <w:r>
         <w:t>数据流设计</w:t>
       </w:r>
+      <w:bookmarkEnd w:id="23"/>
     </w:p>
     <w:p>
       <w:pPr>
@@ -6227,7 +10425,7 @@
                     <pic:cNvPicPr/>
                   </pic:nvPicPr>
                   <pic:blipFill>
-                    <a:blip r:embed="rId6" cstate="print">
+                    <a:blip r:embed="rId15" cstate="print">
                       <a:extLst>
                         <a:ext uri="{28A0092B-C50C-407E-A947-70E740481C1C}">
                           <a14:useLocalDpi xmlns:a14="http://schemas.microsoft.com/office/drawing/2010/main" val="0"/>
@@ -6280,12 +10478,14 @@
         <w:pStyle w:val="1"/>
         <w:spacing w:after="156"/>
       </w:pPr>
+      <w:bookmarkStart w:id="24" w:name="_Toc232159588"/>
       <w:r>
         <w:rPr>
           <w:rFonts w:hint="eastAsia"/>
         </w:rPr>
         <w:t>四、关键实现与代码展示</w:t>
       </w:r>
+      <w:bookmarkEnd w:id="24"/>
     </w:p>
     <w:p>
       <w:pPr>
@@ -6323,6 +10523,7 @@
           <w:rFonts w:hint="eastAsia"/>
         </w:rPr>
       </w:pPr>
+      <w:bookmarkStart w:id="25" w:name="_Toc232159589"/>
       <w:r>
         <w:rPr>
           <w:rFonts w:hint="eastAsia"/>
@@ -6338,6 +10539,7 @@
         </w:rPr>
         <w:t>核心循环</w:t>
       </w:r>
+      <w:bookmarkEnd w:id="25"/>
     </w:p>
     <w:p>
       <w:pPr>
@@ -6455,6 +10657,7 @@
               <w:rPr>
                 <w:rFonts w:hint="eastAsia"/>
               </w:rPr>
+              <w:lastRenderedPageBreak/>
               <w:t>self.graph.add_node</w:t>
             </w:r>
             <w:proofErr w:type="spellEnd"/>
@@ -6726,7 +10929,6 @@
               <w:rPr>
                 <w:rFonts w:hint="eastAsia"/>
               </w:rPr>
-              <w:lastRenderedPageBreak/>
               <w:t>self.graph.add_node</w:t>
             </w:r>
             <w:proofErr w:type="spellEnd"/>
@@ -6916,7 +11118,7 @@
                     <pic:cNvPicPr/>
                   </pic:nvPicPr>
                   <pic:blipFill>
-                    <a:blip r:embed="rId7" cstate="print">
+                    <a:blip r:embed="rId16" cstate="print">
                       <a:extLst>
                         <a:ext uri="{28A0092B-C50C-407E-A947-70E740481C1C}">
                           <a14:useLocalDpi xmlns:a14="http://schemas.microsoft.com/office/drawing/2010/main" val="0"/>
@@ -6997,11 +11199,19 @@
             </w:r>
             <w:proofErr w:type="spellStart"/>
             <w:r>
-              <w:t>classify_intent_by_rules</w:t>
+              <w:t>classify_intent_by_</w:t>
+            </w:r>
+            <w:proofErr w:type="gramStart"/>
+            <w:r>
+              <w:t>rules</w:t>
             </w:r>
             <w:proofErr w:type="spellEnd"/>
             <w:r>
-              <w:t xml:space="preserve">(self, </w:t>
+              <w:t>(</w:t>
+            </w:r>
+            <w:proofErr w:type="gramEnd"/>
+            <w:r>
+              <w:t xml:space="preserve">self, </w:t>
             </w:r>
             <w:proofErr w:type="spellStart"/>
             <w:r>
@@ -7009,9 +11219,14 @@
             </w:r>
             <w:proofErr w:type="spellEnd"/>
             <w:r>
-              <w:t>: str) -&gt; Optional[</w:t>
+              <w:t xml:space="preserve">: str) -&gt; </w:t>
+            </w:r>
+            <w:proofErr w:type="gramStart"/>
+            <w:r>
+              <w:t>Optional[</w:t>
             </w:r>
             <w:proofErr w:type="spellStart"/>
+            <w:proofErr w:type="gramEnd"/>
             <w:r>
               <w:t>Dict</w:t>
             </w:r>
@@ -7184,6 +11399,7 @@
               <w:rPr>
                 <w:rFonts w:hint="eastAsia"/>
               </w:rPr>
+              <w:lastRenderedPageBreak/>
               <w:t xml:space="preserve">    </w:t>
             </w:r>
             <w:proofErr w:type="spellStart"/>
@@ -7369,6 +11585,7 @@
               </w:rPr>
               <w:t>", "</w:t>
             </w:r>
+            <w:proofErr w:type="gramStart"/>
             <w:r>
               <w:rPr>
                 <w:rFonts w:hint="eastAsia"/>
@@ -7381,6 +11598,7 @@
               </w:rPr>
               <w:t>"]</w:t>
             </w:r>
+            <w:proofErr w:type="gramEnd"/>
           </w:p>
           <w:p>
             <w:pPr>
@@ -7436,7 +11654,15 @@
               <w:spacing w:after="156"/>
             </w:pPr>
             <w:r>
-              <w:t xml:space="preserve">    if any(keyword in normalized for keyword in </w:t>
+              <w:t xml:space="preserve">    if </w:t>
+            </w:r>
+            <w:proofErr w:type="gramStart"/>
+            <w:r>
+              <w:t>any(</w:t>
+            </w:r>
+            <w:proofErr w:type="gramEnd"/>
+            <w:r>
+              <w:t xml:space="preserve">keyword in normalized for keyword in </w:t>
             </w:r>
             <w:proofErr w:type="spellStart"/>
             <w:r>
@@ -7452,7 +11678,15 @@
               <w:spacing w:after="156"/>
             </w:pPr>
             <w:r>
-              <w:t xml:space="preserve">        return {"intent": "weather", ...}</w:t>
+              <w:t xml:space="preserve">        </w:t>
+            </w:r>
+            <w:proofErr w:type="gramStart"/>
+            <w:r>
+              <w:t>return {"</w:t>
+            </w:r>
+            <w:proofErr w:type="gramEnd"/>
+            <w:r>
+              <w:t>intent": "weather", ...}</w:t>
             </w:r>
           </w:p>
           <w:p>
@@ -7460,7 +11694,6 @@
               <w:spacing w:after="156"/>
             </w:pPr>
             <w:r>
-              <w:lastRenderedPageBreak/>
               <w:t xml:space="preserve">    </w:t>
             </w:r>
             <w:proofErr w:type="spellStart"/>
@@ -7469,7 +11702,15 @@
             </w:r>
             <w:proofErr w:type="spellEnd"/>
             <w:r>
-              <w:t xml:space="preserve"> any(keyword in normalized for keyword in </w:t>
+              <w:t xml:space="preserve"> </w:t>
+            </w:r>
+            <w:proofErr w:type="gramStart"/>
+            <w:r>
+              <w:t>any(</w:t>
+            </w:r>
+            <w:proofErr w:type="gramEnd"/>
+            <w:r>
+              <w:t xml:space="preserve">keyword in normalized for keyword in </w:t>
             </w:r>
             <w:proofErr w:type="spellStart"/>
             <w:r>
@@ -7485,7 +11726,15 @@
               <w:spacing w:after="156"/>
             </w:pPr>
             <w:r>
-              <w:t xml:space="preserve">        return {"intent": "wardrobe", ...}</w:t>
+              <w:t xml:space="preserve">        </w:t>
+            </w:r>
+            <w:proofErr w:type="gramStart"/>
+            <w:r>
+              <w:t>return {"</w:t>
+            </w:r>
+            <w:proofErr w:type="gramEnd"/>
+            <w:r>
+              <w:t>intent": "wardrobe", ...}</w:t>
             </w:r>
           </w:p>
           <w:p>
@@ -7501,7 +11750,15 @@
             </w:r>
             <w:proofErr w:type="spellEnd"/>
             <w:r>
-              <w:t xml:space="preserve"> any(keyword in normalized for keyword in </w:t>
+              <w:t xml:space="preserve"> </w:t>
+            </w:r>
+            <w:proofErr w:type="gramStart"/>
+            <w:r>
+              <w:t>any(</w:t>
+            </w:r>
+            <w:proofErr w:type="gramEnd"/>
+            <w:r>
+              <w:t xml:space="preserve">keyword in normalized for keyword in </w:t>
             </w:r>
             <w:proofErr w:type="spellStart"/>
             <w:r>
@@ -7517,7 +11774,15 @@
               <w:spacing w:after="156"/>
             </w:pPr>
             <w:r>
-              <w:t xml:space="preserve">        return {"intent": "outfit", ...}</w:t>
+              <w:t xml:space="preserve">        </w:t>
+            </w:r>
+            <w:proofErr w:type="gramStart"/>
+            <w:r>
+              <w:t>return {"</w:t>
+            </w:r>
+            <w:proofErr w:type="gramEnd"/>
+            <w:r>
+              <w:t>intent": "outfit", ...}</w:t>
             </w:r>
           </w:p>
         </w:tc>
@@ -7530,6 +11795,7 @@
           <w:rFonts w:hint="eastAsia"/>
         </w:rPr>
       </w:pPr>
+      <w:bookmarkStart w:id="26" w:name="_Toc232159590"/>
       <w:r>
         <w:rPr>
           <w:rFonts w:hint="eastAsia"/>
@@ -7543,12 +11809,14 @@
         </w:rPr>
         <w:t>工具定义</w:t>
       </w:r>
+      <w:bookmarkEnd w:id="26"/>
     </w:p>
     <w:p>
       <w:pPr>
         <w:pStyle w:val="3"/>
         <w:spacing w:after="156"/>
       </w:pPr>
+      <w:bookmarkStart w:id="27" w:name="_Toc232159591"/>
       <w:r>
         <w:rPr>
           <w:rFonts w:hint="eastAsia"/>
@@ -7561,6 +11829,7 @@
         </w:rPr>
         <w:t>天气工具</w:t>
       </w:r>
+      <w:bookmarkEnd w:id="27"/>
     </w:p>
     <w:tbl>
       <w:tblPr>
@@ -7587,9 +11856,11 @@
             <w:pPr>
               <w:spacing w:after="156"/>
             </w:pPr>
+            <w:proofErr w:type="gramStart"/>
             <w:r>
               <w:t>@tool</w:t>
             </w:r>
+            <w:proofErr w:type="gramEnd"/>
           </w:p>
           <w:p>
             <w:pPr>
@@ -7600,11 +11871,19 @@
             </w:r>
             <w:proofErr w:type="spellStart"/>
             <w:r>
-              <w:t>get_weather</w:t>
+              <w:t>get_</w:t>
+            </w:r>
+            <w:proofErr w:type="gramStart"/>
+            <w:r>
+              <w:t>weather</w:t>
             </w:r>
             <w:proofErr w:type="spellEnd"/>
             <w:r>
-              <w:t xml:space="preserve">(city: str) -&gt; </w:t>
+              <w:t>(</w:t>
+            </w:r>
+            <w:proofErr w:type="gramEnd"/>
+            <w:r>
+              <w:t xml:space="preserve">city: str) -&gt; </w:t>
             </w:r>
             <w:proofErr w:type="spellStart"/>
             <w:r>
@@ -7783,6 +12062,7 @@
               <w:rPr>
                 <w:rFonts w:hint="eastAsia"/>
               </w:rPr>
+              <w:lastRenderedPageBreak/>
               <w:t xml:space="preserve">            "temp": </w:t>
             </w:r>
             <w:r>
@@ -7984,7 +12264,6 @@
               <w:spacing w:after="156"/>
             </w:pPr>
             <w:r>
-              <w:lastRenderedPageBreak/>
               <w:t xml:space="preserve">    """</w:t>
             </w:r>
           </w:p>
@@ -7996,6 +12275,7 @@
         <w:pStyle w:val="3"/>
         <w:spacing w:after="156"/>
       </w:pPr>
+      <w:bookmarkStart w:id="28" w:name="_Toc232159592"/>
       <w:r>
         <w:rPr>
           <w:rFonts w:hint="eastAsia"/>
@@ -8009,6 +12289,7 @@
         </w:rPr>
         <w:t>衣橱工具</w:t>
       </w:r>
+      <w:bookmarkEnd w:id="28"/>
     </w:p>
     <w:tbl>
       <w:tblPr>
@@ -8406,9 +12687,11 @@
             <w:pPr>
               <w:spacing w:after="156"/>
             </w:pPr>
+            <w:proofErr w:type="gramStart"/>
             <w:r>
               <w:t>@tool</w:t>
             </w:r>
+            <w:proofErr w:type="gramEnd"/>
           </w:p>
           <w:p>
             <w:pPr>
@@ -8419,13 +12702,26 @@
             </w:r>
             <w:proofErr w:type="spellStart"/>
             <w:r>
-              <w:t>search_wardrobe</w:t>
+              <w:t>search_</w:t>
+            </w:r>
+            <w:proofErr w:type="gramStart"/>
+            <w:r>
+              <w:t>wardrobe</w:t>
             </w:r>
             <w:proofErr w:type="spellEnd"/>
             <w:r>
-              <w:t>(temp: int, condition: str, occasion: str = "casual", limit: int = 8) -&gt; List[</w:t>
+              <w:t>(</w:t>
+            </w:r>
+            <w:proofErr w:type="gramEnd"/>
+            <w:r>
+              <w:t xml:space="preserve">temp: int, condition: str, occasion: str = "casual", limit: int = 8) -&gt; </w:t>
+            </w:r>
+            <w:proofErr w:type="gramStart"/>
+            <w:r>
+              <w:t>List[</w:t>
             </w:r>
             <w:proofErr w:type="spellStart"/>
+            <w:proofErr w:type="gramEnd"/>
             <w:r>
               <w:t>Dict</w:t>
             </w:r>
@@ -8462,7 +12758,15 @@
               <w:spacing w:after="156"/>
             </w:pPr>
             <w:r>
-              <w:t xml:space="preserve">    for item in wardrobe:</w:t>
+              <w:t xml:space="preserve">    for </w:t>
+            </w:r>
+            <w:proofErr w:type="gramStart"/>
+            <w:r>
+              <w:t>item</w:t>
+            </w:r>
+            <w:proofErr w:type="gramEnd"/>
+            <w:r>
+              <w:t xml:space="preserve"> in wardrobe:</w:t>
             </w:r>
           </w:p>
           <w:p>
@@ -8499,6 +12803,7 @@
               <w:spacing w:after="156"/>
             </w:pPr>
             <w:r>
+              <w:lastRenderedPageBreak/>
               <w:t xml:space="preserve">        </w:t>
             </w:r>
             <w:proofErr w:type="spellStart"/>
@@ -8650,6 +12955,7 @@
           <w:rFonts w:hint="eastAsia"/>
         </w:rPr>
       </w:pPr>
+      <w:bookmarkStart w:id="29" w:name="_Toc232159593"/>
       <w:r>
         <w:rPr>
           <w:rFonts w:hint="eastAsia"/>
@@ -8663,6 +12969,7 @@
         </w:rPr>
         <w:t>配置文件</w:t>
       </w:r>
+      <w:bookmarkEnd w:id="29"/>
     </w:p>
     <w:tbl>
       <w:tblPr>
@@ -8749,10 +13056,12 @@
               <w:t xml:space="preserve">    DEEPSEEK_API_KEY = </w:t>
             </w:r>
             <w:proofErr w:type="spellStart"/>
+            <w:proofErr w:type="gramStart"/>
             <w:r>
               <w:t>os.getenv</w:t>
             </w:r>
             <w:proofErr w:type="spellEnd"/>
+            <w:proofErr w:type="gramEnd"/>
             <w:r>
               <w:t>("DEEPSEEK_API_KEY")</w:t>
             </w:r>
@@ -8818,10 +13127,12 @@
               <w:t xml:space="preserve">    HEWEATHER_KEY = </w:t>
             </w:r>
             <w:proofErr w:type="spellStart"/>
+            <w:proofErr w:type="gramStart"/>
             <w:r>
               <w:t>os.getenv</w:t>
             </w:r>
             <w:proofErr w:type="spellEnd"/>
+            <w:proofErr w:type="gramEnd"/>
             <w:r>
               <w:t>("HEWEATHER_KEY")</w:t>
             </w:r>
@@ -8901,16 +13212,26 @@
               <w:t xml:space="preserve">    STORAGE_DIR = </w:t>
             </w:r>
             <w:proofErr w:type="spellStart"/>
-            <w:r>
-              <w:t>os.path.join</w:t>
+            <w:proofErr w:type="gramStart"/>
+            <w:r>
+              <w:t>os.path</w:t>
+            </w:r>
+            <w:proofErr w:type="gramEnd"/>
+            <w:r>
+              <w:t>.join</w:t>
             </w:r>
             <w:proofErr w:type="spellEnd"/>
             <w:r>
               <w:t>(</w:t>
             </w:r>
             <w:proofErr w:type="spellStart"/>
-            <w:r>
-              <w:t>os.path.dirname</w:t>
+            <w:proofErr w:type="gramStart"/>
+            <w:r>
+              <w:t>os.path</w:t>
+            </w:r>
+            <w:proofErr w:type="gramEnd"/>
+            <w:r>
+              <w:t>.dirname</w:t>
             </w:r>
             <w:proofErr w:type="spellEnd"/>
             <w:r>
@@ -8922,21 +13243,37 @@
               <w:spacing w:after="156"/>
             </w:pPr>
             <w:r>
+              <w:lastRenderedPageBreak/>
               <w:t xml:space="preserve">    WARDROBE_FILE = </w:t>
             </w:r>
             <w:proofErr w:type="spellStart"/>
-            <w:r>
-              <w:t>os.path.join</w:t>
+            <w:proofErr w:type="gramStart"/>
+            <w:r>
+              <w:t>os.path</w:t>
+            </w:r>
+            <w:proofErr w:type="gramEnd"/>
+            <w:r>
+              <w:t>.</w:t>
+            </w:r>
+            <w:proofErr w:type="gramStart"/>
+            <w:r>
+              <w:t>join</w:t>
             </w:r>
             <w:proofErr w:type="spellEnd"/>
             <w:r>
-              <w:t>(STORAGE_DIR, "</w:t>
+              <w:t>(</w:t>
+            </w:r>
+            <w:proofErr w:type="gramEnd"/>
+            <w:r>
+              <w:t>STORAGE_DIR, "</w:t>
             </w:r>
             <w:proofErr w:type="spellStart"/>
+            <w:proofErr w:type="gramStart"/>
             <w:r>
               <w:t>wardrobe.json</w:t>
             </w:r>
             <w:proofErr w:type="spellEnd"/>
+            <w:proofErr w:type="gramEnd"/>
             <w:r>
               <w:t>")</w:t>
             </w:r>
@@ -8980,7 +13317,21 @@
               <w:rPr>
                 <w:rFonts w:hint="eastAsia"/>
               </w:rPr>
-              <w:t>低温度保证分类准确性</w:t>
+              <w:t>低温</w:t>
+            </w:r>
+            <w:proofErr w:type="gramStart"/>
+            <w:r>
+              <w:rPr>
+                <w:rFonts w:hint="eastAsia"/>
+              </w:rPr>
+              <w:t>度保证</w:t>
+            </w:r>
+            <w:proofErr w:type="gramEnd"/>
+            <w:r>
+              <w:rPr>
+                <w:rFonts w:hint="eastAsia"/>
+              </w:rPr>
+              <w:t>分类准确性</w:t>
             </w:r>
           </w:p>
           <w:p>
@@ -9008,12 +13359,15 @@
         <w:pStyle w:val="1"/>
         <w:spacing w:after="156"/>
       </w:pPr>
+      <w:bookmarkStart w:id="30" w:name="_Toc232159594"/>
       <w:r>
         <w:rPr>
           <w:rFonts w:hint="eastAsia"/>
         </w:rPr>
+        <w:lastRenderedPageBreak/>
         <w:t>五、测试与评估</w:t>
       </w:r>
+      <w:bookmarkEnd w:id="30"/>
     </w:p>
     <w:p>
       <w:pPr>
@@ -9022,11 +13376,11 @@
           <w:rFonts w:hint="eastAsia"/>
         </w:rPr>
       </w:pPr>
+      <w:bookmarkStart w:id="31" w:name="_Toc232159595"/>
       <w:r>
         <w:rPr>
           <w:rFonts w:hint="eastAsia"/>
         </w:rPr>
-        <w:lastRenderedPageBreak/>
         <w:t xml:space="preserve">5.1 </w:t>
       </w:r>
       <w:r>
@@ -9035,12 +13389,14 @@
         </w:rPr>
         <w:t>功能测试</w:t>
       </w:r>
+      <w:bookmarkEnd w:id="31"/>
     </w:p>
     <w:p>
       <w:pPr>
         <w:pStyle w:val="3"/>
         <w:spacing w:after="156"/>
       </w:pPr>
+      <w:bookmarkStart w:id="32" w:name="_Toc232159596"/>
       <w:r>
         <w:rPr>
           <w:rFonts w:hint="eastAsia"/>
@@ -9053,6 +13409,7 @@
         </w:rPr>
         <w:t>天气查询</w:t>
       </w:r>
+      <w:bookmarkEnd w:id="32"/>
     </w:p>
     <w:p>
       <w:pPr>
@@ -9088,7 +13445,7 @@
                     <pic:cNvPicPr/>
                   </pic:nvPicPr>
                   <pic:blipFill>
-                    <a:blip r:embed="rId8">
+                    <a:blip r:embed="rId17">
                       <a:extLst>
                         <a:ext uri="{28A0092B-C50C-407E-A947-70E740481C1C}">
                           <a14:useLocalDpi xmlns:a14="http://schemas.microsoft.com/office/drawing/2010/main" val="0"/>
@@ -9138,6 +13495,7 @@
         <w:pStyle w:val="3"/>
         <w:spacing w:after="156"/>
       </w:pPr>
+      <w:bookmarkStart w:id="33" w:name="_Toc232159597"/>
       <w:r>
         <w:rPr>
           <w:rFonts w:hint="eastAsia"/>
@@ -9150,6 +13508,7 @@
         </w:rPr>
         <w:t>衣橱管理</w:t>
       </w:r>
+      <w:bookmarkEnd w:id="33"/>
     </w:p>
     <w:p>
       <w:pPr>
@@ -9185,7 +13544,7 @@
                     <pic:cNvPicPr/>
                   </pic:nvPicPr>
                   <pic:blipFill>
-                    <a:blip r:embed="rId9">
+                    <a:blip r:embed="rId18">
                       <a:extLst>
                         <a:ext uri="{28A0092B-C50C-407E-A947-70E740481C1C}">
                           <a14:useLocalDpi xmlns:a14="http://schemas.microsoft.com/office/drawing/2010/main" val="0"/>
@@ -9290,10 +13649,12 @@
           <w:rFonts w:hint="eastAsia"/>
         </w:rPr>
       </w:pPr>
+      <w:bookmarkStart w:id="34" w:name="_Toc232159598"/>
       <w:r>
         <w:rPr>
           <w:rFonts w:hint="eastAsia"/>
         </w:rPr>
+        <w:lastRenderedPageBreak/>
         <w:t>5.</w:t>
       </w:r>
       <w:r>
@@ -9311,6 +13672,7 @@
         </w:rPr>
         <w:t>行为评估</w:t>
       </w:r>
+      <w:bookmarkEnd w:id="34"/>
     </w:p>
     <w:p>
       <w:pPr>
@@ -9346,7 +13708,7 @@
                     <pic:cNvPicPr/>
                   </pic:nvPicPr>
                   <pic:blipFill>
-                    <a:blip r:embed="rId10" cstate="print">
+                    <a:blip r:embed="rId19" cstate="print">
                       <a:extLst>
                         <a:ext uri="{28A0092B-C50C-407E-A947-70E740481C1C}">
                           <a14:useLocalDpi xmlns:a14="http://schemas.microsoft.com/office/drawing/2010/main" val="0"/>
@@ -9397,7 +13759,15 @@
         <w:t>casual</w:t>
       </w:r>
       <w:r>
-        <w:t>，进入穿搭建议链</w:t>
+        <w:t>，</w:t>
+      </w:r>
+      <w:proofErr w:type="gramStart"/>
+      <w:r>
+        <w:t>进入穿搭建</w:t>
+      </w:r>
+      <w:proofErr w:type="gramEnd"/>
+      <w:r>
+        <w:t>议链</w:t>
       </w:r>
       <w:r>
         <w:rPr>
@@ -9416,7 +13786,6 @@
           <w:noProof/>
           <w14:ligatures w14:val="standardContextual"/>
         </w:rPr>
-        <w:lastRenderedPageBreak/>
         <w:drawing>
           <wp:anchor distT="0" distB="0" distL="114300" distR="114300" simplePos="0" relativeHeight="251664384" behindDoc="0" locked="0" layoutInCell="1" allowOverlap="1" wp14:anchorId="143CFCFD" wp14:editId="1AA1E0DE">
             <wp:simplePos x="0" y="0"/>
@@ -9441,7 +13810,7 @@
                     <pic:cNvPicPr/>
                   </pic:nvPicPr>
                   <pic:blipFill>
-                    <a:blip r:embed="rId11" cstate="print">
+                    <a:blip r:embed="rId20" cstate="print">
                       <a:extLst>
                         <a:ext uri="{28A0092B-C50C-407E-A947-70E740481C1C}">
                           <a14:useLocalDpi xmlns:a14="http://schemas.microsoft.com/office/drawing/2010/main" val="0"/>
@@ -9500,19 +13869,29 @@
         <w:pStyle w:val="1"/>
         <w:spacing w:after="156"/>
       </w:pPr>
+      <w:bookmarkStart w:id="35" w:name="_Toc232159599"/>
       <w:r>
         <w:rPr>
           <w:rFonts w:hint="eastAsia"/>
         </w:rPr>
         <w:t>六、系统升级与扩展</w:t>
       </w:r>
-    </w:p>
-    <w:p>
-      <w:pPr>
-        <w:spacing w:after="156"/>
-      </w:pPr>
-      <w:r>
-        <w:t>本系统通过抽象接口预留了扩展空间。存储层当前使用</w:t>
+      <w:bookmarkEnd w:id="35"/>
+    </w:p>
+    <w:p>
+      <w:pPr>
+        <w:spacing w:after="156"/>
+      </w:pPr>
+      <w:r>
+        <w:t>本系统通过抽象接口预留了扩展空间。存储</w:t>
+      </w:r>
+      <w:proofErr w:type="gramStart"/>
+      <w:r>
+        <w:t>层当前</w:t>
+      </w:r>
+      <w:proofErr w:type="gramEnd"/>
+      <w:r>
+        <w:t>使用</w:t>
       </w:r>
       <w:r>
         <w:t xml:space="preserve"> JSON </w:t>
@@ -9536,7 +13915,15 @@
         <w:t xml:space="preserve"> Embedding API</w:t>
       </w:r>
       <w:r>
-        <w:t>，成本中等。近期计划先实现偏好记忆，让用户能保存不喜欢的颜色材质并在检索时排除，同时优化多轮对话中的指代理解问题。中期考虑接入向量检索，支持更灵活的自然语言查询。远期若有多用户需求，需重新设计数据隔离方案，当前暂不投入。</w:t>
+        <w:t>，成本中等。近期计划先实现偏好记忆，让用户能保存不喜欢的颜色材质并在检索时排除，同时优化多轮对话中的指代理解问题。中期考虑接入向量检索，支持更灵活的自然语言查询。</w:t>
+      </w:r>
+      <w:proofErr w:type="gramStart"/>
+      <w:r>
+        <w:t>远期若</w:t>
+      </w:r>
+      <w:proofErr w:type="gramEnd"/>
+      <w:r>
+        <w:t>有多用户需求，需重新设计数据隔离方案，当前暂不投入。</w:t>
       </w:r>
     </w:p>
     <w:p>
@@ -9544,12 +13931,14 @@
         <w:pStyle w:val="1"/>
         <w:spacing w:after="156"/>
       </w:pPr>
+      <w:bookmarkStart w:id="36" w:name="_Toc232159600"/>
       <w:r>
         <w:rPr>
           <w:rFonts w:hint="eastAsia"/>
         </w:rPr>
         <w:t>七、课程总结</w:t>
       </w:r>
+      <w:bookmarkEnd w:id="36"/>
     </w:p>
     <w:p>
       <w:pPr>
@@ -9618,7 +14007,11 @@
         <w:t xml:space="preserve"> Agent </w:t>
       </w:r>
       <w:r>
-        <w:t>开发与传统开发的核心差异：</w:t>
+        <w:t>开发与</w:t>
+      </w:r>
+      <w:r>
+        <w:lastRenderedPageBreak/>
+        <w:t>传统开发的核心差异：</w:t>
       </w:r>
       <w:r>
         <w:t xml:space="preserve">LLM </w:t>
@@ -9646,13 +14039,191 @@
       </w:r>
     </w:p>
     <w:sectPr>
+      <w:footerReference w:type="default" r:id="rId21"/>
       <w:pgSz w:w="11906" w:h="16838"/>
       <w:pgMar w:top="1440" w:right="1800" w:bottom="1440" w:left="1800" w:header="851" w:footer="992" w:gutter="0"/>
+      <w:pgNumType w:start="1"/>
       <w:cols w:space="425"/>
       <w:docGrid w:type="lines" w:linePitch="312"/>
     </w:sectPr>
   </w:body>
 </w:document>
+</file>
+
+<file path=word/endnotes.xml><?xml version="1.0" encoding="utf-8"?>
+<w:endnotes xmlns:wpc="http://schemas.microsoft.com/office/word/2010/wordprocessingCanvas" xmlns:cx="http://schemas.microsoft.com/office/drawing/2014/chartex" xmlns:cx1="http://schemas.microsoft.com/office/drawing/2015/9/8/chartex" xmlns:cx2="http://schemas.microsoft.com/office/drawing/2015/10/21/chartex" xmlns:cx3="http://schemas.microsoft.com/office/drawing/2016/5/9/chartex" xmlns:cx4="http://schemas.microsoft.com/office/drawing/2016/5/10/chartex" xmlns:cx5="http://schemas.microsoft.com/office/drawing/2016/5/11/chartex" xmlns:cx6="http://schemas.microsoft.com/office/drawing/2016/5/12/chartex" xmlns:cx7="http://schemas.microsoft.com/office/drawing/2016/5/13/chartex" xmlns:cx8="http://schemas.microsoft.com/office/drawing/2016/5/14/chartex" xmlns:mc="http://schemas.openxmlformats.org/markup-compatibility/2006" xmlns:aink="http://schemas.microsoft.com/office/drawing/2016/ink" xmlns:am3d="http://schemas.microsoft.com/office/drawing/2017/model3d" xmlns:o="urn:schemas-microsoft-com:office:office" xmlns:oel="http://schemas.microsoft.com/office/2019/extlst" xmlns:r="http://schemas.openxmlformats.org/officeDocument/2006/relationships" xmlns:m="http://schemas.openxmlformats.org/officeDocument/2006/math" xmlns:v="urn:schemas-microsoft-com:vml" xmlns:wp14="http://schemas.microsoft.com/office/word/2010/wordprocessingDrawing" xmlns:wp="http://schemas.openxmlformats.org/drawingml/2006/wordprocessingDrawing" xmlns:w10="urn:schemas-microsoft-com:office:word" xmlns:w="http://schemas.openxmlformats.org/wordprocessingml/2006/main" xmlns:w14="http://schemas.microsoft.com/office/word/2010/wordml" xmlns:w15="http://schemas.microsoft.com/office/word/2012/wordml" xmlns:w16cex="http://schemas.microsoft.com/office/word/2018/wordml/cex" xmlns:w16cid="http://schemas.microsoft.com/office/word/2016/wordml/cid" xmlns:w16="http://schemas.microsoft.com/office/word/2018/wordml" xmlns:w16du="http://schemas.microsoft.com/office/word/2023/wordml/word16du" xmlns:w16sdtdh="http://schemas.microsoft.com/office/word/2020/wordml/sdtdatahash" xmlns:w16sdtfl="http://schemas.microsoft.com/office/word/2024/wordml/sdtformatlock" xmlns:w16se="http://schemas.microsoft.com/office/word/2015/wordml/symex" xmlns:wpg="http://schemas.microsoft.com/office/word/2010/wordprocessingGroup" xmlns:wpi="http://schemas.microsoft.com/office/word/2010/wordprocessingInk" xmlns:wne="http://schemas.microsoft.com/office/word/2006/wordml" xmlns:wps="http://schemas.microsoft.com/office/word/2010/wordprocessingShape" mc:Ignorable="w14 w15 w16se w16cid w16 w16cex w16sdtdh w16sdtfl w16du wp14">
+  <w:endnote w:type="separator" w:id="-1">
+    <w:p>
+      <w:pPr>
+        <w:spacing w:after="120" w:line="240" w:lineRule="auto"/>
+      </w:pPr>
+      <w:r>
+        <w:separator/>
+      </w:r>
+    </w:p>
+  </w:endnote>
+  <w:endnote w:type="continuationSeparator" w:id="0">
+    <w:p>
+      <w:pPr>
+        <w:spacing w:after="120" w:line="240" w:lineRule="auto"/>
+      </w:pPr>
+      <w:r>
+        <w:continuationSeparator/>
+      </w:r>
+    </w:p>
+  </w:endnote>
+</w:endnotes>
+</file>
+
+<file path=word/footer1.xml><?xml version="1.0" encoding="utf-8"?>
+<w:ftr xmlns:wpc="http://schemas.microsoft.com/office/word/2010/wordprocessingCanvas" xmlns:cx="http://schemas.microsoft.com/office/drawing/2014/chartex" xmlns:cx1="http://schemas.microsoft.com/office/drawing/2015/9/8/chartex" xmlns:cx2="http://schemas.microsoft.com/office/drawing/2015/10/21/chartex" xmlns:cx3="http://schemas.microsoft.com/office/drawing/2016/5/9/chartex" xmlns:cx4="http://schemas.microsoft.com/office/drawing/2016/5/10/chartex" xmlns:cx5="http://schemas.microsoft.com/office/drawing/2016/5/11/chartex" xmlns:cx6="http://schemas.microsoft.com/office/drawing/2016/5/12/chartex" xmlns:cx7="http://schemas.microsoft.com/office/drawing/2016/5/13/chartex" xmlns:cx8="http://schemas.microsoft.com/office/drawing/2016/5/14/chartex" xmlns:mc="http://schemas.openxmlformats.org/markup-compatibility/2006" xmlns:aink="http://schemas.microsoft.com/office/drawing/2016/ink" xmlns:am3d="http://schemas.microsoft.com/office/drawing/2017/model3d" xmlns:o="urn:schemas-microsoft-com:office:office" xmlns:oel="http://schemas.microsoft.com/office/2019/extlst" xmlns:r="http://schemas.openxmlformats.org/officeDocument/2006/relationships" xmlns:m="http://schemas.openxmlformats.org/officeDocument/2006/math" xmlns:v="urn:schemas-microsoft-com:vml" xmlns:wp14="http://schemas.microsoft.com/office/word/2010/wordprocessingDrawing" xmlns:wp="http://schemas.openxmlformats.org/drawingml/2006/wordprocessingDrawing" xmlns:w10="urn:schemas-microsoft-com:office:word" xmlns:w="http://schemas.openxmlformats.org/wordprocessingml/2006/main" xmlns:w14="http://schemas.microsoft.com/office/word/2010/wordml" xmlns:w15="http://schemas.microsoft.com/office/word/2012/wordml" xmlns:w16cex="http://schemas.microsoft.com/office/word/2018/wordml/cex" xmlns:w16cid="http://schemas.microsoft.com/office/word/2016/wordml/cid" xmlns:w16="http://schemas.microsoft.com/office/word/2018/wordml" xmlns:w16du="http://schemas.microsoft.com/office/word/2023/wordml/word16du" xmlns:w16sdtdh="http://schemas.microsoft.com/office/word/2020/wordml/sdtdatahash" xmlns:w16sdtfl="http://schemas.microsoft.com/office/word/2024/wordml/sdtformatlock" xmlns:w16se="http://schemas.microsoft.com/office/word/2015/wordml/symex" xmlns:wpg="http://schemas.microsoft.com/office/word/2010/wordprocessingGroup" xmlns:wpi="http://schemas.microsoft.com/office/word/2010/wordprocessingInk" xmlns:wne="http://schemas.microsoft.com/office/word/2006/wordml" xmlns:wps="http://schemas.microsoft.com/office/word/2010/wordprocessingShape" mc:Ignorable="w14 w15 w16se w16cid w16 w16cex w16sdtdh w16sdtfl w16du wp14">
+  <w:p>
+    <w:pPr>
+      <w:pStyle w:val="af2"/>
+      <w:spacing w:after="120"/>
+    </w:pPr>
+  </w:p>
+</w:ftr>
+</file>
+
+<file path=word/footer2.xml><?xml version="1.0" encoding="utf-8"?>
+<w:ftr xmlns:wpc="http://schemas.microsoft.com/office/word/2010/wordprocessingCanvas" xmlns:cx="http://schemas.microsoft.com/office/drawing/2014/chartex" xmlns:cx1="http://schemas.microsoft.com/office/drawing/2015/9/8/chartex" xmlns:cx2="http://schemas.microsoft.com/office/drawing/2015/10/21/chartex" xmlns:cx3="http://schemas.microsoft.com/office/drawing/2016/5/9/chartex" xmlns:cx4="http://schemas.microsoft.com/office/drawing/2016/5/10/chartex" xmlns:cx5="http://schemas.microsoft.com/office/drawing/2016/5/11/chartex" xmlns:cx6="http://schemas.microsoft.com/office/drawing/2016/5/12/chartex" xmlns:cx7="http://schemas.microsoft.com/office/drawing/2016/5/13/chartex" xmlns:cx8="http://schemas.microsoft.com/office/drawing/2016/5/14/chartex" xmlns:mc="http://schemas.openxmlformats.org/markup-compatibility/2006" xmlns:aink="http://schemas.microsoft.com/office/drawing/2016/ink" xmlns:am3d="http://schemas.microsoft.com/office/drawing/2017/model3d" xmlns:o="urn:schemas-microsoft-com:office:office" xmlns:oel="http://schemas.microsoft.com/office/2019/extlst" xmlns:r="http://schemas.openxmlformats.org/officeDocument/2006/relationships" xmlns:m="http://schemas.openxmlformats.org/officeDocument/2006/math" xmlns:v="urn:schemas-microsoft-com:vml" xmlns:wp14="http://schemas.microsoft.com/office/word/2010/wordprocessingDrawing" xmlns:wp="http://schemas.openxmlformats.org/drawingml/2006/wordprocessingDrawing" xmlns:w10="urn:schemas-microsoft-com:office:word" xmlns:w="http://schemas.openxmlformats.org/wordprocessingml/2006/main" xmlns:w14="http://schemas.microsoft.com/office/word/2010/wordml" xmlns:w15="http://schemas.microsoft.com/office/word/2012/wordml" xmlns:w16cex="http://schemas.microsoft.com/office/word/2018/wordml/cex" xmlns:w16cid="http://schemas.microsoft.com/office/word/2016/wordml/cid" xmlns:w16="http://schemas.microsoft.com/office/word/2018/wordml" xmlns:w16du="http://schemas.microsoft.com/office/word/2023/wordml/word16du" xmlns:w16sdtdh="http://schemas.microsoft.com/office/word/2020/wordml/sdtdatahash" xmlns:w16sdtfl="http://schemas.microsoft.com/office/word/2024/wordml/sdtformatlock" xmlns:w16se="http://schemas.microsoft.com/office/word/2015/wordml/symex" xmlns:wpg="http://schemas.microsoft.com/office/word/2010/wordprocessingGroup" xmlns:wpi="http://schemas.microsoft.com/office/word/2010/wordprocessingInk" xmlns:wne="http://schemas.microsoft.com/office/word/2006/wordml" xmlns:wps="http://schemas.microsoft.com/office/word/2010/wordprocessingShape" mc:Ignorable="w14 w15 w16se w16cid w16 w16cex w16sdtdh w16sdtfl w16du wp14">
+  <w:p>
+    <w:pPr>
+      <w:pStyle w:val="af2"/>
+      <w:spacing w:after="120"/>
+      <w:jc w:val="center"/>
+      <w:rPr>
+        <w:rFonts w:hint="eastAsia"/>
+      </w:rPr>
+    </w:pPr>
+  </w:p>
+  <w:p>
+    <w:pPr>
+      <w:pStyle w:val="af2"/>
+      <w:spacing w:after="120"/>
+    </w:pPr>
+  </w:p>
+</w:ftr>
+</file>
+
+<file path=word/footer3.xml><?xml version="1.0" encoding="utf-8"?>
+<w:ftr xmlns:wpc="http://schemas.microsoft.com/office/word/2010/wordprocessingCanvas" xmlns:cx="http://schemas.microsoft.com/office/drawing/2014/chartex" xmlns:cx1="http://schemas.microsoft.com/office/drawing/2015/9/8/chartex" xmlns:cx2="http://schemas.microsoft.com/office/drawing/2015/10/21/chartex" xmlns:cx3="http://schemas.microsoft.com/office/drawing/2016/5/9/chartex" xmlns:cx4="http://schemas.microsoft.com/office/drawing/2016/5/10/chartex" xmlns:cx5="http://schemas.microsoft.com/office/drawing/2016/5/11/chartex" xmlns:cx6="http://schemas.microsoft.com/office/drawing/2016/5/12/chartex" xmlns:cx7="http://schemas.microsoft.com/office/drawing/2016/5/13/chartex" xmlns:cx8="http://schemas.microsoft.com/office/drawing/2016/5/14/chartex" xmlns:mc="http://schemas.openxmlformats.org/markup-compatibility/2006" xmlns:aink="http://schemas.microsoft.com/office/drawing/2016/ink" xmlns:am3d="http://schemas.microsoft.com/office/drawing/2017/model3d" xmlns:o="urn:schemas-microsoft-com:office:office" xmlns:oel="http://schemas.microsoft.com/office/2019/extlst" xmlns:r="http://schemas.openxmlformats.org/officeDocument/2006/relationships" xmlns:m="http://schemas.openxmlformats.org/officeDocument/2006/math" xmlns:v="urn:schemas-microsoft-com:vml" xmlns:wp14="http://schemas.microsoft.com/office/word/2010/wordprocessingDrawing" xmlns:wp="http://schemas.openxmlformats.org/drawingml/2006/wordprocessingDrawing" xmlns:w10="urn:schemas-microsoft-com:office:word" xmlns:w="http://schemas.openxmlformats.org/wordprocessingml/2006/main" xmlns:w14="http://schemas.microsoft.com/office/word/2010/wordml" xmlns:w15="http://schemas.microsoft.com/office/word/2012/wordml" xmlns:w16cex="http://schemas.microsoft.com/office/word/2018/wordml/cex" xmlns:w16cid="http://schemas.microsoft.com/office/word/2016/wordml/cid" xmlns:w16="http://schemas.microsoft.com/office/word/2018/wordml" xmlns:w16du="http://schemas.microsoft.com/office/word/2023/wordml/word16du" xmlns:w16sdtdh="http://schemas.microsoft.com/office/word/2020/wordml/sdtdatahash" xmlns:w16sdtfl="http://schemas.microsoft.com/office/word/2024/wordml/sdtformatlock" xmlns:w16se="http://schemas.microsoft.com/office/word/2015/wordml/symex" xmlns:wpg="http://schemas.microsoft.com/office/word/2010/wordprocessingGroup" xmlns:wpi="http://schemas.microsoft.com/office/word/2010/wordprocessingInk" xmlns:wne="http://schemas.microsoft.com/office/word/2006/wordml" xmlns:wps="http://schemas.microsoft.com/office/word/2010/wordprocessingShape" mc:Ignorable="w14 w15 w16se w16cid w16 w16cex w16sdtdh w16sdtfl w16du wp14">
+  <w:p>
+    <w:pPr>
+      <w:pStyle w:val="af2"/>
+      <w:spacing w:after="120"/>
+    </w:pPr>
+  </w:p>
+</w:ftr>
+</file>
+
+<file path=word/footer4.xml><?xml version="1.0" encoding="utf-8"?>
+<w:ftr xmlns:wpc="http://schemas.microsoft.com/office/word/2010/wordprocessingCanvas" xmlns:cx="http://schemas.microsoft.com/office/drawing/2014/chartex" xmlns:cx1="http://schemas.microsoft.com/office/drawing/2015/9/8/chartex" xmlns:cx2="http://schemas.microsoft.com/office/drawing/2015/10/21/chartex" xmlns:cx3="http://schemas.microsoft.com/office/drawing/2016/5/9/chartex" xmlns:cx4="http://schemas.microsoft.com/office/drawing/2016/5/10/chartex" xmlns:cx5="http://schemas.microsoft.com/office/drawing/2016/5/11/chartex" xmlns:cx6="http://schemas.microsoft.com/office/drawing/2016/5/12/chartex" xmlns:cx7="http://schemas.microsoft.com/office/drawing/2016/5/13/chartex" xmlns:cx8="http://schemas.microsoft.com/office/drawing/2016/5/14/chartex" xmlns:mc="http://schemas.openxmlformats.org/markup-compatibility/2006" xmlns:aink="http://schemas.microsoft.com/office/drawing/2016/ink" xmlns:am3d="http://schemas.microsoft.com/office/drawing/2017/model3d" xmlns:o="urn:schemas-microsoft-com:office:office" xmlns:oel="http://schemas.microsoft.com/office/2019/extlst" xmlns:r="http://schemas.openxmlformats.org/officeDocument/2006/relationships" xmlns:m="http://schemas.openxmlformats.org/officeDocument/2006/math" xmlns:v="urn:schemas-microsoft-com:vml" xmlns:wp14="http://schemas.microsoft.com/office/word/2010/wordprocessingDrawing" xmlns:wp="http://schemas.openxmlformats.org/drawingml/2006/wordprocessingDrawing" xmlns:w10="urn:schemas-microsoft-com:office:word" xmlns:w="http://schemas.openxmlformats.org/wordprocessingml/2006/main" xmlns:w14="http://schemas.microsoft.com/office/word/2010/wordml" xmlns:w15="http://schemas.microsoft.com/office/word/2012/wordml" xmlns:w16cex="http://schemas.microsoft.com/office/word/2018/wordml/cex" xmlns:w16cid="http://schemas.microsoft.com/office/word/2016/wordml/cid" xmlns:w16="http://schemas.microsoft.com/office/word/2018/wordml" xmlns:w16du="http://schemas.microsoft.com/office/word/2023/wordml/word16du" xmlns:w16sdtdh="http://schemas.microsoft.com/office/word/2020/wordml/sdtdatahash" xmlns:w16sdtfl="http://schemas.microsoft.com/office/word/2024/wordml/sdtformatlock" xmlns:w16se="http://schemas.microsoft.com/office/word/2015/wordml/symex" xmlns:wpg="http://schemas.microsoft.com/office/word/2010/wordprocessingGroup" xmlns:wpi="http://schemas.microsoft.com/office/word/2010/wordprocessingInk" xmlns:wne="http://schemas.microsoft.com/office/word/2006/wordml" xmlns:wps="http://schemas.microsoft.com/office/word/2010/wordprocessingShape" mc:Ignorable="w14 w15 w16se w16cid w16 w16cex w16sdtdh w16sdtfl w16du wp14">
+  <w:sdt>
+    <w:sdtPr>
+      <w:id w:val="1267652906"/>
+      <w:docPartObj>
+        <w:docPartGallery w:val="Page Numbers (Bottom of Page)"/>
+        <w:docPartUnique/>
+      </w:docPartObj>
+    </w:sdtPr>
+    <w:sdtContent>
+      <w:p>
+        <w:pPr>
+          <w:pStyle w:val="af2"/>
+          <w:spacing w:after="120"/>
+          <w:jc w:val="center"/>
+          <w:rPr>
+            <w:rFonts w:hint="eastAsia"/>
+          </w:rPr>
+        </w:pPr>
+        <w:r>
+          <w:fldChar w:fldCharType="begin"/>
+        </w:r>
+        <w:r>
+          <w:instrText>PAGE   \* MERGEFORMAT</w:instrText>
+        </w:r>
+        <w:r>
+          <w:fldChar w:fldCharType="separate"/>
+        </w:r>
+        <w:r>
+          <w:rPr>
+            <w:lang w:val="zh-CN"/>
+          </w:rPr>
+          <w:t>2</w:t>
+        </w:r>
+        <w:r>
+          <w:fldChar w:fldCharType="end"/>
+        </w:r>
+      </w:p>
+    </w:sdtContent>
+  </w:sdt>
+  <w:p>
+    <w:pPr>
+      <w:pStyle w:val="af2"/>
+      <w:spacing w:after="120"/>
+    </w:pPr>
+  </w:p>
+</w:ftr>
+</file>
+
+<file path=word/footnotes.xml><?xml version="1.0" encoding="utf-8"?>
+<w:footnotes xmlns:wpc="http://schemas.microsoft.com/office/word/2010/wordprocessingCanvas" xmlns:cx="http://schemas.microsoft.com/office/drawing/2014/chartex" xmlns:cx1="http://schemas.microsoft.com/office/drawing/2015/9/8/chartex" xmlns:cx2="http://schemas.microsoft.com/office/drawing/2015/10/21/chartex" xmlns:cx3="http://schemas.microsoft.com/office/drawing/2016/5/9/chartex" xmlns:cx4="http://schemas.microsoft.com/office/drawing/2016/5/10/chartex" xmlns:cx5="http://schemas.microsoft.com/office/drawing/2016/5/11/chartex" xmlns:cx6="http://schemas.microsoft.com/office/drawing/2016/5/12/chartex" xmlns:cx7="http://schemas.microsoft.com/office/drawing/2016/5/13/chartex" xmlns:cx8="http://schemas.microsoft.com/office/drawing/2016/5/14/chartex" xmlns:mc="http://schemas.openxmlformats.org/markup-compatibility/2006" xmlns:aink="http://schemas.microsoft.com/office/drawing/2016/ink" xmlns:am3d="http://schemas.microsoft.com/office/drawing/2017/model3d" xmlns:o="urn:schemas-microsoft-com:office:office" xmlns:oel="http://schemas.microsoft.com/office/2019/extlst" xmlns:r="http://schemas.openxmlformats.org/officeDocument/2006/relationships" xmlns:m="http://schemas.openxmlformats.org/officeDocument/2006/math" xmlns:v="urn:schemas-microsoft-com:vml" xmlns:wp14="http://schemas.microsoft.com/office/word/2010/wordprocessingDrawing" xmlns:wp="http://schemas.openxmlformats.org/drawingml/2006/wordprocessingDrawing" xmlns:w10="urn:schemas-microsoft-com:office:word" xmlns:w="http://schemas.openxmlformats.org/wordprocessingml/2006/main" xmlns:w14="http://schemas.microsoft.com/office/word/2010/wordml" xmlns:w15="http://schemas.microsoft.com/office/word/2012/wordml" xmlns:w16cex="http://schemas.microsoft.com/office/word/2018/wordml/cex" xmlns:w16cid="http://schemas.microsoft.com/office/word/2016/wordml/cid" xmlns:w16="http://schemas.microsoft.com/office/word/2018/wordml" xmlns:w16du="http://schemas.microsoft.com/office/word/2023/wordml/word16du" xmlns:w16sdtdh="http://schemas.microsoft.com/office/word/2020/wordml/sdtdatahash" xmlns:w16sdtfl="http://schemas.microsoft.com/office/word/2024/wordml/sdtformatlock" xmlns:w16se="http://schemas.microsoft.com/office/word/2015/wordml/symex" xmlns:wpg="http://schemas.microsoft.com/office/word/2010/wordprocessingGroup" xmlns:wpi="http://schemas.microsoft.com/office/word/2010/wordprocessingInk" xmlns:wne="http://schemas.microsoft.com/office/word/2006/wordml" xmlns:wps="http://schemas.microsoft.com/office/word/2010/wordprocessingShape" mc:Ignorable="w14 w15 w16se w16cid w16 w16cex w16sdtdh w16sdtfl w16du wp14">
+  <w:footnote w:type="separator" w:id="-1">
+    <w:p>
+      <w:pPr>
+        <w:spacing w:after="120" w:line="240" w:lineRule="auto"/>
+      </w:pPr>
+      <w:r>
+        <w:separator/>
+      </w:r>
+    </w:p>
+  </w:footnote>
+  <w:footnote w:type="continuationSeparator" w:id="0">
+    <w:p>
+      <w:pPr>
+        <w:spacing w:after="120" w:line="240" w:lineRule="auto"/>
+      </w:pPr>
+      <w:r>
+        <w:continuationSeparator/>
+      </w:r>
+    </w:p>
+  </w:footnote>
+</w:footnotes>
+</file>
+
+<file path=word/header1.xml><?xml version="1.0" encoding="utf-8"?>
+<w:hdr xmlns:wpc="http://schemas.microsoft.com/office/word/2010/wordprocessingCanvas" xmlns:cx="http://schemas.microsoft.com/office/drawing/2014/chartex" xmlns:cx1="http://schemas.microsoft.com/office/drawing/2015/9/8/chartex" xmlns:cx2="http://schemas.microsoft.com/office/drawing/2015/10/21/chartex" xmlns:cx3="http://schemas.microsoft.com/office/drawing/2016/5/9/chartex" xmlns:cx4="http://schemas.microsoft.com/office/drawing/2016/5/10/chartex" xmlns:cx5="http://schemas.microsoft.com/office/drawing/2016/5/11/chartex" xmlns:cx6="http://schemas.microsoft.com/office/drawing/2016/5/12/chartex" xmlns:cx7="http://schemas.microsoft.com/office/drawing/2016/5/13/chartex" xmlns:cx8="http://schemas.microsoft.com/office/drawing/2016/5/14/chartex" xmlns:mc="http://schemas.openxmlformats.org/markup-compatibility/2006" xmlns:aink="http://schemas.microsoft.com/office/drawing/2016/ink" xmlns:am3d="http://schemas.microsoft.com/office/drawing/2017/model3d" xmlns:o="urn:schemas-microsoft-com:office:office" xmlns:oel="http://schemas.microsoft.com/office/2019/extlst" xmlns:r="http://schemas.openxmlformats.org/officeDocument/2006/relationships" xmlns:m="http://schemas.openxmlformats.org/officeDocument/2006/math" xmlns:v="urn:schemas-microsoft-com:vml" xmlns:wp14="http://schemas.microsoft.com/office/word/2010/wordprocessingDrawing" xmlns:wp="http://schemas.openxmlformats.org/drawingml/2006/wordprocessingDrawing" xmlns:w10="urn:schemas-microsoft-com:office:word" xmlns:w="http://schemas.openxmlformats.org/wordprocessingml/2006/main" xmlns:w14="http://schemas.microsoft.com/office/word/2010/wordml" xmlns:w15="http://schemas.microsoft.com/office/word/2012/wordml" xmlns:w16cex="http://schemas.microsoft.com/office/word/2018/wordml/cex" xmlns:w16cid="http://schemas.microsoft.com/office/word/2016/wordml/cid" xmlns:w16="http://schemas.microsoft.com/office/word/2018/wordml" xmlns:w16du="http://schemas.microsoft.com/office/word/2023/wordml/word16du" xmlns:w16sdtdh="http://schemas.microsoft.com/office/word/2020/wordml/sdtdatahash" xmlns:w16sdtfl="http://schemas.microsoft.com/office/word/2024/wordml/sdtformatlock" xmlns:w16se="http://schemas.microsoft.com/office/word/2015/wordml/symex" xmlns:wpg="http://schemas.microsoft.com/office/word/2010/wordprocessingGroup" xmlns:wpi="http://schemas.microsoft.com/office/word/2010/wordprocessingInk" xmlns:wne="http://schemas.microsoft.com/office/word/2006/wordml" xmlns:wps="http://schemas.microsoft.com/office/word/2010/wordprocessingShape" mc:Ignorable="w14 w15 w16se w16cid w16 w16cex w16sdtdh w16sdtfl w16du wp14">
+  <w:p>
+    <w:pPr>
+      <w:pStyle w:val="af0"/>
+      <w:spacing w:after="120"/>
+    </w:pPr>
+  </w:p>
+</w:hdr>
+</file>
+
+<file path=word/header2.xml><?xml version="1.0" encoding="utf-8"?>
+<w:hdr xmlns:wpc="http://schemas.microsoft.com/office/word/2010/wordprocessingCanvas" xmlns:cx="http://schemas.microsoft.com/office/drawing/2014/chartex" xmlns:cx1="http://schemas.microsoft.com/office/drawing/2015/9/8/chartex" xmlns:cx2="http://schemas.microsoft.com/office/drawing/2015/10/21/chartex" xmlns:cx3="http://schemas.microsoft.com/office/drawing/2016/5/9/chartex" xmlns:cx4="http://schemas.microsoft.com/office/drawing/2016/5/10/chartex" xmlns:cx5="http://schemas.microsoft.com/office/drawing/2016/5/11/chartex" xmlns:cx6="http://schemas.microsoft.com/office/drawing/2016/5/12/chartex" xmlns:cx7="http://schemas.microsoft.com/office/drawing/2016/5/13/chartex" xmlns:cx8="http://schemas.microsoft.com/office/drawing/2016/5/14/chartex" xmlns:mc="http://schemas.openxmlformats.org/markup-compatibility/2006" xmlns:aink="http://schemas.microsoft.com/office/drawing/2016/ink" xmlns:am3d="http://schemas.microsoft.com/office/drawing/2017/model3d" xmlns:o="urn:schemas-microsoft-com:office:office" xmlns:oel="http://schemas.microsoft.com/office/2019/extlst" xmlns:r="http://schemas.openxmlformats.org/officeDocument/2006/relationships" xmlns:m="http://schemas.openxmlformats.org/officeDocument/2006/math" xmlns:v="urn:schemas-microsoft-com:vml" xmlns:wp14="http://schemas.microsoft.com/office/word/2010/wordprocessingDrawing" xmlns:wp="http://schemas.openxmlformats.org/drawingml/2006/wordprocessingDrawing" xmlns:w10="urn:schemas-microsoft-com:office:word" xmlns:w="http://schemas.openxmlformats.org/wordprocessingml/2006/main" xmlns:w14="http://schemas.microsoft.com/office/word/2010/wordml" xmlns:w15="http://schemas.microsoft.com/office/word/2012/wordml" xmlns:w16cex="http://schemas.microsoft.com/office/word/2018/wordml/cex" xmlns:w16cid="http://schemas.microsoft.com/office/word/2016/wordml/cid" xmlns:w16="http://schemas.microsoft.com/office/word/2018/wordml" xmlns:w16du="http://schemas.microsoft.com/office/word/2023/wordml/word16du" xmlns:w16sdtdh="http://schemas.microsoft.com/office/word/2020/wordml/sdtdatahash" xmlns:w16sdtfl="http://schemas.microsoft.com/office/word/2024/wordml/sdtformatlock" xmlns:w16se="http://schemas.microsoft.com/office/word/2015/wordml/symex" xmlns:wpg="http://schemas.microsoft.com/office/word/2010/wordprocessingGroup" xmlns:wpi="http://schemas.microsoft.com/office/word/2010/wordprocessingInk" xmlns:wne="http://schemas.microsoft.com/office/word/2006/wordml" xmlns:wps="http://schemas.microsoft.com/office/word/2010/wordprocessingShape" mc:Ignorable="w14 w15 w16se w16cid w16 w16cex w16sdtdh w16sdtfl w16du wp14">
+  <w:p>
+    <w:pPr>
+      <w:pStyle w:val="af0"/>
+      <w:spacing w:after="120"/>
+    </w:pPr>
+  </w:p>
+</w:hdr>
+</file>
+
+<file path=word/header3.xml><?xml version="1.0" encoding="utf-8"?>
+<w:hdr xmlns:wpc="http://schemas.microsoft.com/office/word/2010/wordprocessingCanvas" xmlns:cx="http://schemas.microsoft.com/office/drawing/2014/chartex" xmlns:cx1="http://schemas.microsoft.com/office/drawing/2015/9/8/chartex" xmlns:cx2="http://schemas.microsoft.com/office/drawing/2015/10/21/chartex" xmlns:cx3="http://schemas.microsoft.com/office/drawing/2016/5/9/chartex" xmlns:cx4="http://schemas.microsoft.com/office/drawing/2016/5/10/chartex" xmlns:cx5="http://schemas.microsoft.com/office/drawing/2016/5/11/chartex" xmlns:cx6="http://schemas.microsoft.com/office/drawing/2016/5/12/chartex" xmlns:cx7="http://schemas.microsoft.com/office/drawing/2016/5/13/chartex" xmlns:cx8="http://schemas.microsoft.com/office/drawing/2016/5/14/chartex" xmlns:mc="http://schemas.openxmlformats.org/markup-compatibility/2006" xmlns:aink="http://schemas.microsoft.com/office/drawing/2016/ink" xmlns:am3d="http://schemas.microsoft.com/office/drawing/2017/model3d" xmlns:o="urn:schemas-microsoft-com:office:office" xmlns:oel="http://schemas.microsoft.com/office/2019/extlst" xmlns:r="http://schemas.openxmlformats.org/officeDocument/2006/relationships" xmlns:m="http://schemas.openxmlformats.org/officeDocument/2006/math" xmlns:v="urn:schemas-microsoft-com:vml" xmlns:wp14="http://schemas.microsoft.com/office/word/2010/wordprocessingDrawing" xmlns:wp="http://schemas.openxmlformats.org/drawingml/2006/wordprocessingDrawing" xmlns:w10="urn:schemas-microsoft-com:office:word" xmlns:w="http://schemas.openxmlformats.org/wordprocessingml/2006/main" xmlns:w14="http://schemas.microsoft.com/office/word/2010/wordml" xmlns:w15="http://schemas.microsoft.com/office/word/2012/wordml" xmlns:w16cex="http://schemas.microsoft.com/office/word/2018/wordml/cex" xmlns:w16cid="http://schemas.microsoft.com/office/word/2016/wordml/cid" xmlns:w16="http://schemas.microsoft.com/office/word/2018/wordml" xmlns:w16du="http://schemas.microsoft.com/office/word/2023/wordml/word16du" xmlns:w16sdtdh="http://schemas.microsoft.com/office/word/2020/wordml/sdtdatahash" xmlns:w16sdtfl="http://schemas.microsoft.com/office/word/2024/wordml/sdtformatlock" xmlns:w16se="http://schemas.microsoft.com/office/word/2015/wordml/symex" xmlns:wpg="http://schemas.microsoft.com/office/word/2010/wordprocessingGroup" xmlns:wpi="http://schemas.microsoft.com/office/word/2010/wordprocessingInk" xmlns:wne="http://schemas.microsoft.com/office/word/2006/wordml" xmlns:wps="http://schemas.microsoft.com/office/word/2010/wordprocessingShape" mc:Ignorable="w14 w15 w16se w16cid w16 w16cex w16sdtdh w16sdtfl w16du wp14">
+  <w:p>
+    <w:pPr>
+      <w:pStyle w:val="af0"/>
+      <w:spacing w:after="120"/>
+    </w:pPr>
+  </w:p>
+</w:hdr>
 </file>
 
 <file path=word/numbering.xml><?xml version="1.0" encoding="utf-8"?>
@@ -13611,6 +18182,141 @@
       </w:tblBorders>
     </w:tblPr>
   </w:style>
+  <w:style w:type="paragraph" w:styleId="TOC">
+    <w:name w:val="TOC Heading"/>
+    <w:basedOn w:val="1"/>
+    <w:next w:val="a"/>
+    <w:uiPriority w:val="39"/>
+    <w:unhideWhenUsed/>
+    <w:qFormat/>
+    <w:rsid w:val="00E020F5"/>
+    <w:pPr>
+      <w:keepNext/>
+      <w:keepLines/>
+      <w:spacing w:before="240" w:afterLines="0" w:after="0" w:line="259" w:lineRule="auto"/>
+      <w:outlineLvl w:val="9"/>
+    </w:pPr>
+    <w:rPr>
+      <w:rFonts w:asciiTheme="majorHAnsi" w:eastAsiaTheme="majorEastAsia" w:hAnsiTheme="majorHAnsi" w:cstheme="majorBidi"/>
+      <w:color w:val="0F4761" w:themeColor="accent1" w:themeShade="BF"/>
+      <w:kern w:val="0"/>
+      <w:sz w:val="32"/>
+      <w:szCs w:val="32"/>
+    </w:rPr>
+  </w:style>
+  <w:style w:type="paragraph" w:styleId="TOC1">
+    <w:name w:val="toc 1"/>
+    <w:basedOn w:val="a"/>
+    <w:next w:val="a"/>
+    <w:autoRedefine/>
+    <w:uiPriority w:val="39"/>
+    <w:unhideWhenUsed/>
+    <w:rsid w:val="00E020F5"/>
+  </w:style>
+  <w:style w:type="paragraph" w:styleId="TOC2">
+    <w:name w:val="toc 2"/>
+    <w:basedOn w:val="a"/>
+    <w:next w:val="a"/>
+    <w:autoRedefine/>
+    <w:uiPriority w:val="39"/>
+    <w:unhideWhenUsed/>
+    <w:rsid w:val="00E020F5"/>
+    <w:pPr>
+      <w:ind w:leftChars="200" w:left="420"/>
+    </w:pPr>
+  </w:style>
+  <w:style w:type="paragraph" w:styleId="TOC3">
+    <w:name w:val="toc 3"/>
+    <w:basedOn w:val="a"/>
+    <w:next w:val="a"/>
+    <w:autoRedefine/>
+    <w:uiPriority w:val="39"/>
+    <w:unhideWhenUsed/>
+    <w:rsid w:val="00E020F5"/>
+    <w:pPr>
+      <w:ind w:leftChars="400" w:left="840"/>
+    </w:pPr>
+  </w:style>
+  <w:style w:type="character" w:styleId="af">
+    <w:name w:val="Hyperlink"/>
+    <w:basedOn w:val="a0"/>
+    <w:uiPriority w:val="99"/>
+    <w:unhideWhenUsed/>
+    <w:rsid w:val="00E020F5"/>
+    <w:rPr>
+      <w:color w:val="467886" w:themeColor="hyperlink"/>
+      <w:u w:val="single"/>
+    </w:rPr>
+  </w:style>
+  <w:style w:type="paragraph" w:styleId="af0">
+    <w:name w:val="header"/>
+    <w:basedOn w:val="a"/>
+    <w:link w:val="af1"/>
+    <w:uiPriority w:val="99"/>
+    <w:unhideWhenUsed/>
+    <w:rsid w:val="00307529"/>
+    <w:pPr>
+      <w:tabs>
+        <w:tab w:val="center" w:pos="4153"/>
+        <w:tab w:val="right" w:pos="8306"/>
+      </w:tabs>
+      <w:snapToGrid w:val="0"/>
+      <w:spacing w:line="240" w:lineRule="atLeast"/>
+      <w:jc w:val="center"/>
+    </w:pPr>
+    <w:rPr>
+      <w:sz w:val="18"/>
+      <w:szCs w:val="18"/>
+    </w:rPr>
+  </w:style>
+  <w:style w:type="character" w:customStyle="1" w:styleId="af1">
+    <w:name w:val="页眉 字符"/>
+    <w:basedOn w:val="a0"/>
+    <w:link w:val="af0"/>
+    <w:uiPriority w:val="99"/>
+    <w:rsid w:val="00307529"/>
+    <w:rPr>
+      <w:rFonts w:ascii="Times New Roman" w:eastAsia="宋体" w:hAnsi="Times New Roman" w:cs="Times New Roman"/>
+      <w:color w:val="000000"/>
+      <w:sz w:val="18"/>
+      <w:szCs w:val="18"/>
+      <w14:ligatures w14:val="none"/>
+    </w:rPr>
+  </w:style>
+  <w:style w:type="paragraph" w:styleId="af2">
+    <w:name w:val="footer"/>
+    <w:basedOn w:val="a"/>
+    <w:link w:val="af3"/>
+    <w:uiPriority w:val="99"/>
+    <w:unhideWhenUsed/>
+    <w:rsid w:val="00307529"/>
+    <w:pPr>
+      <w:tabs>
+        <w:tab w:val="center" w:pos="4153"/>
+        <w:tab w:val="right" w:pos="8306"/>
+      </w:tabs>
+      <w:snapToGrid w:val="0"/>
+      <w:spacing w:line="240" w:lineRule="atLeast"/>
+    </w:pPr>
+    <w:rPr>
+      <w:sz w:val="18"/>
+      <w:szCs w:val="18"/>
+    </w:rPr>
+  </w:style>
+  <w:style w:type="character" w:customStyle="1" w:styleId="af3">
+    <w:name w:val="页脚 字符"/>
+    <w:basedOn w:val="a0"/>
+    <w:link w:val="af2"/>
+    <w:uiPriority w:val="99"/>
+    <w:rsid w:val="00307529"/>
+    <w:rPr>
+      <w:rFonts w:ascii="Times New Roman" w:eastAsia="宋体" w:hAnsi="Times New Roman" w:cs="Times New Roman"/>
+      <w:color w:val="000000"/>
+      <w:sz w:val="18"/>
+      <w:szCs w:val="18"/>
+      <w14:ligatures w14:val="none"/>
+    </w:rPr>
+  </w:style>
 </w:styles>
 </file>
 
@@ -13927,4 +18633,16 @@
     </a:ext>
   </a:extLst>
 </a:theme>
+</file>
+
+<file path=customXml/item1.xml><?xml version="1.0" encoding="utf-8"?>
+<b:Sources xmlns:b="http://schemas.openxmlformats.org/officeDocument/2006/bibliography" xmlns="http://schemas.openxmlformats.org/officeDocument/2006/bibliography" SelectedStyle="\APASixthEditionOfficeOnline.xsl" StyleName="APA" Version="6"/>
+</file>
+
+<file path=customXml/itemProps1.xml><?xml version="1.0" encoding="utf-8"?>
+<ds:datastoreItem xmlns:ds="http://schemas.openxmlformats.org/officeDocument/2006/customXml" ds:itemID="{67CF8906-1BBC-4C18-BA64-88B6F2D6808E}">
+  <ds:schemaRefs>
+    <ds:schemaRef ds:uri="http://schemas.openxmlformats.org/officeDocument/2006/bibliography"/>
+  </ds:schemaRefs>
+</ds:datastoreItem>
 </file>